--- a/R106-JonJunod-ThanosPizza.docx
+++ b/R106-JonJunod-ThanosPizza.docx
@@ -17,8 +17,18 @@
           <w:sz w:val="32"/>
           <w:szCs w:val="32"/>
         </w:rPr>
-        <w:t>Rapport sur le projet ThanosPizza</w:t>
+        <w:t xml:space="preserve">Rapport sur le projet </w:t>
       </w:r>
+      <w:proofErr w:type="spellStart"/>
+      <w:r>
+        <w:rPr>
+          <w:rStyle w:val="Titredulivre"/>
+          <w:sz w:val="32"/>
+          <w:szCs w:val="32"/>
+        </w:rPr>
+        <w:t>ThanosPizza</w:t>
+      </w:r>
+      <w:proofErr w:type="spellEnd"/>
     </w:p>
     <w:p>
       <w:pPr>
@@ -30,6 +40,549 @@
         </w:rPr>
       </w:pPr>
     </w:p>
+    <w:sdt>
+      <w:sdtPr>
+        <w:rPr>
+          <w:lang w:val="fr-FR"/>
+        </w:rPr>
+        <w:id w:val="2114013776"/>
+        <w:docPartObj>
+          <w:docPartGallery w:val="Table of Contents"/>
+          <w:docPartUnique/>
+        </w:docPartObj>
+      </w:sdtPr>
+      <w:sdtEndPr>
+        <w:rPr>
+          <w:rFonts w:asciiTheme="minorHAnsi" w:eastAsiaTheme="minorHAnsi" w:hAnsiTheme="minorHAnsi" w:cstheme="minorBidi"/>
+          <w:b/>
+          <w:bCs/>
+          <w:color w:val="auto"/>
+          <w:kern w:val="2"/>
+          <w:sz w:val="24"/>
+          <w:szCs w:val="24"/>
+          <w:lang w:eastAsia="en-US"/>
+          <w14:ligatures w14:val="standardContextual"/>
+        </w:rPr>
+      </w:sdtEndPr>
+      <w:sdtContent>
+        <w:p>
+          <w:pPr>
+            <w:pStyle w:val="En-ttedetabledesmatires"/>
+          </w:pPr>
+          <w:r>
+            <w:rPr>
+              <w:lang w:val="fr-FR"/>
+            </w:rPr>
+            <w:t>Table des matières</w:t>
+          </w:r>
+        </w:p>
+        <w:p>
+          <w:pPr>
+            <w:pStyle w:val="TM2"/>
+            <w:tabs>
+              <w:tab w:val="right" w:leader="dot" w:pos="9062"/>
+            </w:tabs>
+            <w:rPr>
+              <w:noProof/>
+            </w:rPr>
+          </w:pPr>
+          <w:r>
+            <w:fldChar w:fldCharType="begin"/>
+          </w:r>
+          <w:r>
+            <w:instrText xml:space="preserve"> TOC \o "1-3" \h \z \u </w:instrText>
+          </w:r>
+          <w:r>
+            <w:fldChar w:fldCharType="separate"/>
+          </w:r>
+          <w:hyperlink w:anchor="_Toc210392957" w:history="1">
+            <w:r>
+              <w:rPr>
+                <w:rStyle w:val="Lienhypertexte"/>
+                <w:noProof/>
+              </w:rPr>
+              <w:t>Introduction</w:t>
+            </w:r>
+            <w:r>
+              <w:rPr>
+                <w:noProof/>
+                <w:webHidden/>
+              </w:rPr>
+              <w:tab/>
+            </w:r>
+            <w:r>
+              <w:rPr>
+                <w:noProof/>
+                <w:webHidden/>
+              </w:rPr>
+              <w:fldChar w:fldCharType="begin"/>
+            </w:r>
+            <w:r>
+              <w:rPr>
+                <w:noProof/>
+                <w:webHidden/>
+              </w:rPr>
+              <w:instrText xml:space="preserve"> PAGEREF _Toc210392957 \h </w:instrText>
+            </w:r>
+            <w:r>
+              <w:rPr>
+                <w:noProof/>
+                <w:webHidden/>
+              </w:rPr>
+            </w:r>
+            <w:r>
+              <w:rPr>
+                <w:noProof/>
+                <w:webHidden/>
+              </w:rPr>
+              <w:fldChar w:fldCharType="separate"/>
+            </w:r>
+            <w:r>
+              <w:rPr>
+                <w:noProof/>
+                <w:webHidden/>
+              </w:rPr>
+              <w:t>1</w:t>
+            </w:r>
+            <w:r>
+              <w:rPr>
+                <w:noProof/>
+                <w:webHidden/>
+              </w:rPr>
+              <w:fldChar w:fldCharType="end"/>
+            </w:r>
+          </w:hyperlink>
+        </w:p>
+        <w:p>
+          <w:pPr>
+            <w:pStyle w:val="TM2"/>
+            <w:tabs>
+              <w:tab w:val="right" w:leader="dot" w:pos="9062"/>
+            </w:tabs>
+            <w:rPr>
+              <w:noProof/>
+            </w:rPr>
+          </w:pPr>
+          <w:hyperlink w:anchor="_Toc210392958" w:history="1">
+            <w:r>
+              <w:rPr>
+                <w:rStyle w:val="Lienhypertexte"/>
+                <w:noProof/>
+              </w:rPr>
+              <w:t>Chargement des données</w:t>
+            </w:r>
+            <w:r>
+              <w:rPr>
+                <w:noProof/>
+                <w:webHidden/>
+              </w:rPr>
+              <w:tab/>
+            </w:r>
+            <w:r>
+              <w:rPr>
+                <w:noProof/>
+                <w:webHidden/>
+              </w:rPr>
+              <w:fldChar w:fldCharType="begin"/>
+            </w:r>
+            <w:r>
+              <w:rPr>
+                <w:noProof/>
+                <w:webHidden/>
+              </w:rPr>
+              <w:instrText xml:space="preserve"> PAGEREF _Toc210392958 \h </w:instrText>
+            </w:r>
+            <w:r>
+              <w:rPr>
+                <w:noProof/>
+                <w:webHidden/>
+              </w:rPr>
+            </w:r>
+            <w:r>
+              <w:rPr>
+                <w:noProof/>
+                <w:webHidden/>
+              </w:rPr>
+              <w:fldChar w:fldCharType="separate"/>
+            </w:r>
+            <w:r>
+              <w:rPr>
+                <w:noProof/>
+                <w:webHidden/>
+              </w:rPr>
+              <w:t>1</w:t>
+            </w:r>
+            <w:r>
+              <w:rPr>
+                <w:noProof/>
+                <w:webHidden/>
+              </w:rPr>
+              <w:fldChar w:fldCharType="end"/>
+            </w:r>
+          </w:hyperlink>
+        </w:p>
+        <w:p>
+          <w:pPr>
+            <w:pStyle w:val="TM2"/>
+            <w:tabs>
+              <w:tab w:val="right" w:leader="dot" w:pos="9062"/>
+            </w:tabs>
+            <w:rPr>
+              <w:noProof/>
+            </w:rPr>
+          </w:pPr>
+          <w:hyperlink w:anchor="_Toc210392959" w:history="1">
+            <w:r>
+              <w:rPr>
+                <w:rStyle w:val="Lienhypertexte"/>
+                <w:noProof/>
+              </w:rPr>
+              <w:t>Sauvegarde de la base de données</w:t>
+            </w:r>
+            <w:r>
+              <w:rPr>
+                <w:noProof/>
+                <w:webHidden/>
+              </w:rPr>
+              <w:tab/>
+            </w:r>
+            <w:r>
+              <w:rPr>
+                <w:noProof/>
+                <w:webHidden/>
+              </w:rPr>
+              <w:fldChar w:fldCharType="begin"/>
+            </w:r>
+            <w:r>
+              <w:rPr>
+                <w:noProof/>
+                <w:webHidden/>
+              </w:rPr>
+              <w:instrText xml:space="preserve"> PAGEREF _Toc210392959 \h </w:instrText>
+            </w:r>
+            <w:r>
+              <w:rPr>
+                <w:noProof/>
+                <w:webHidden/>
+              </w:rPr>
+            </w:r>
+            <w:r>
+              <w:rPr>
+                <w:noProof/>
+                <w:webHidden/>
+              </w:rPr>
+              <w:fldChar w:fldCharType="separate"/>
+            </w:r>
+            <w:r>
+              <w:rPr>
+                <w:noProof/>
+                <w:webHidden/>
+              </w:rPr>
+              <w:t>1</w:t>
+            </w:r>
+            <w:r>
+              <w:rPr>
+                <w:noProof/>
+                <w:webHidden/>
+              </w:rPr>
+              <w:fldChar w:fldCharType="end"/>
+            </w:r>
+          </w:hyperlink>
+        </w:p>
+        <w:p>
+          <w:pPr>
+            <w:pStyle w:val="TM2"/>
+            <w:tabs>
+              <w:tab w:val="right" w:leader="dot" w:pos="9062"/>
+            </w:tabs>
+            <w:rPr>
+              <w:noProof/>
+            </w:rPr>
+          </w:pPr>
+          <w:hyperlink w:anchor="_Toc210392960" w:history="1">
+            <w:r>
+              <w:rPr>
+                <w:rStyle w:val="Lienhypertexte"/>
+                <w:noProof/>
+              </w:rPr>
+              <w:t>Requêtes</w:t>
+            </w:r>
+            <w:r>
+              <w:rPr>
+                <w:noProof/>
+                <w:webHidden/>
+              </w:rPr>
+              <w:tab/>
+            </w:r>
+            <w:r>
+              <w:rPr>
+                <w:noProof/>
+                <w:webHidden/>
+              </w:rPr>
+              <w:fldChar w:fldCharType="begin"/>
+            </w:r>
+            <w:r>
+              <w:rPr>
+                <w:noProof/>
+                <w:webHidden/>
+              </w:rPr>
+              <w:instrText xml:space="preserve"> PAGEREF _Toc210392960 \h </w:instrText>
+            </w:r>
+            <w:r>
+              <w:rPr>
+                <w:noProof/>
+                <w:webHidden/>
+              </w:rPr>
+            </w:r>
+            <w:r>
+              <w:rPr>
+                <w:noProof/>
+                <w:webHidden/>
+              </w:rPr>
+              <w:fldChar w:fldCharType="separate"/>
+            </w:r>
+            <w:r>
+              <w:rPr>
+                <w:noProof/>
+                <w:webHidden/>
+              </w:rPr>
+              <w:t>1</w:t>
+            </w:r>
+            <w:r>
+              <w:rPr>
+                <w:noProof/>
+                <w:webHidden/>
+              </w:rPr>
+              <w:fldChar w:fldCharType="end"/>
+            </w:r>
+          </w:hyperlink>
+        </w:p>
+        <w:p>
+          <w:pPr>
+            <w:pStyle w:val="TM2"/>
+            <w:tabs>
+              <w:tab w:val="right" w:leader="dot" w:pos="9062"/>
+            </w:tabs>
+            <w:rPr>
+              <w:noProof/>
+            </w:rPr>
+          </w:pPr>
+          <w:hyperlink w:anchor="_Toc210392961" w:history="1">
+            <w:r>
+              <w:rPr>
+                <w:rStyle w:val="Lienhypertexte"/>
+                <w:noProof/>
+              </w:rPr>
+              <w:t>Conclusion</w:t>
+            </w:r>
+            <w:r>
+              <w:rPr>
+                <w:noProof/>
+                <w:webHidden/>
+              </w:rPr>
+              <w:tab/>
+            </w:r>
+            <w:r>
+              <w:rPr>
+                <w:noProof/>
+                <w:webHidden/>
+              </w:rPr>
+              <w:fldChar w:fldCharType="begin"/>
+            </w:r>
+            <w:r>
+              <w:rPr>
+                <w:noProof/>
+                <w:webHidden/>
+              </w:rPr>
+              <w:instrText xml:space="preserve"> PAGEREF _Toc210392961 \h </w:instrText>
+            </w:r>
+            <w:r>
+              <w:rPr>
+                <w:noProof/>
+                <w:webHidden/>
+              </w:rPr>
+            </w:r>
+            <w:r>
+              <w:rPr>
+                <w:noProof/>
+                <w:webHidden/>
+              </w:rPr>
+              <w:fldChar w:fldCharType="separate"/>
+            </w:r>
+            <w:r>
+              <w:rPr>
+                <w:noProof/>
+                <w:webHidden/>
+              </w:rPr>
+              <w:t>1</w:t>
+            </w:r>
+            <w:r>
+              <w:rPr>
+                <w:noProof/>
+                <w:webHidden/>
+              </w:rPr>
+              <w:fldChar w:fldCharType="end"/>
+            </w:r>
+          </w:hyperlink>
+        </w:p>
+        <w:p>
+          <w:pPr>
+            <w:pStyle w:val="TM3"/>
+            <w:tabs>
+              <w:tab w:val="right" w:leader="dot" w:pos="9062"/>
+            </w:tabs>
+            <w:rPr>
+              <w:noProof/>
+            </w:rPr>
+          </w:pPr>
+          <w:hyperlink w:anchor="_Toc210392962" w:history="1">
+            <w:r>
+              <w:rPr>
+                <w:rStyle w:val="Lienhypertexte"/>
+                <w:noProof/>
+              </w:rPr>
+              <w:t>Générale</w:t>
+            </w:r>
+            <w:r>
+              <w:rPr>
+                <w:noProof/>
+                <w:webHidden/>
+              </w:rPr>
+              <w:tab/>
+            </w:r>
+            <w:r>
+              <w:rPr>
+                <w:noProof/>
+                <w:webHidden/>
+              </w:rPr>
+              <w:fldChar w:fldCharType="begin"/>
+            </w:r>
+            <w:r>
+              <w:rPr>
+                <w:noProof/>
+                <w:webHidden/>
+              </w:rPr>
+              <w:instrText xml:space="preserve"> PAGEREF _Toc210392962 \h </w:instrText>
+            </w:r>
+            <w:r>
+              <w:rPr>
+                <w:noProof/>
+                <w:webHidden/>
+              </w:rPr>
+            </w:r>
+            <w:r>
+              <w:rPr>
+                <w:noProof/>
+                <w:webHidden/>
+              </w:rPr>
+              <w:fldChar w:fldCharType="separate"/>
+            </w:r>
+            <w:r>
+              <w:rPr>
+                <w:noProof/>
+                <w:webHidden/>
+              </w:rPr>
+              <w:t>1</w:t>
+            </w:r>
+            <w:r>
+              <w:rPr>
+                <w:noProof/>
+                <w:webHidden/>
+              </w:rPr>
+              <w:fldChar w:fldCharType="end"/>
+            </w:r>
+          </w:hyperlink>
+        </w:p>
+        <w:p>
+          <w:pPr>
+            <w:pStyle w:val="TM3"/>
+            <w:tabs>
+              <w:tab w:val="right" w:leader="dot" w:pos="9062"/>
+            </w:tabs>
+            <w:rPr>
+              <w:noProof/>
+            </w:rPr>
+          </w:pPr>
+          <w:hyperlink w:anchor="_Toc210392963" w:history="1">
+            <w:r>
+              <w:rPr>
+                <w:rStyle w:val="Lienhypertexte"/>
+                <w:noProof/>
+              </w:rPr>
+              <w:t>Personnelle</w:t>
+            </w:r>
+            <w:r>
+              <w:rPr>
+                <w:noProof/>
+                <w:webHidden/>
+              </w:rPr>
+              <w:tab/>
+            </w:r>
+            <w:r>
+              <w:rPr>
+                <w:noProof/>
+                <w:webHidden/>
+              </w:rPr>
+              <w:fldChar w:fldCharType="begin"/>
+            </w:r>
+            <w:r>
+              <w:rPr>
+                <w:noProof/>
+                <w:webHidden/>
+              </w:rPr>
+              <w:instrText xml:space="preserve"> PAGEREF _Toc210392963 \h </w:instrText>
+            </w:r>
+            <w:r>
+              <w:rPr>
+                <w:noProof/>
+                <w:webHidden/>
+              </w:rPr>
+            </w:r>
+            <w:r>
+              <w:rPr>
+                <w:noProof/>
+                <w:webHidden/>
+              </w:rPr>
+              <w:fldChar w:fldCharType="separate"/>
+            </w:r>
+            <w:r>
+              <w:rPr>
+                <w:noProof/>
+                <w:webHidden/>
+              </w:rPr>
+              <w:t>1</w:t>
+            </w:r>
+            <w:r>
+              <w:rPr>
+                <w:noProof/>
+                <w:webHidden/>
+              </w:rPr>
+              <w:fldChar w:fldCharType="end"/>
+            </w:r>
+          </w:hyperlink>
+        </w:p>
+        <w:p>
+          <w:pPr>
+            <w:rPr>
+              <w:rStyle w:val="Titredulivre"/>
+              <w:b w:val="0"/>
+              <w:bCs w:val="0"/>
+              <w:i w:val="0"/>
+              <w:iCs w:val="0"/>
+              <w:spacing w:val="0"/>
+            </w:rPr>
+          </w:pPr>
+          <w:r>
+            <w:rPr>
+              <w:b/>
+              <w:bCs/>
+              <w:lang w:val="fr-FR"/>
+            </w:rPr>
+            <w:fldChar w:fldCharType="end"/>
+          </w:r>
+        </w:p>
+      </w:sdtContent>
+    </w:sdt>
     <w:p>
       <w:pPr>
         <w:pStyle w:val="Titre2"/>
@@ -42,6 +595,7 @@
           <w:spacing w:val="0"/>
         </w:rPr>
       </w:pPr>
+      <w:bookmarkStart w:id="0" w:name="_Toc210392957"/>
       <w:r>
         <w:rPr>
           <w:rStyle w:val="Titredulivre"/>
@@ -53,10 +607,17 @@
         </w:rPr>
         <w:t>Introduction</w:t>
       </w:r>
+      <w:bookmarkEnd w:id="0"/>
     </w:p>
     <w:p>
       <w:r>
-        <w:t>Au cours de ce projet, je serais chargé de créer et gérer une base de données groupant des informations à propos des commandes d’une pizzeria.</w:t>
+        <w:t xml:space="preserve">Au cours de ce projet, je serais chargé de créer et gérer une base de données </w:t>
+      </w:r>
+      <w:r>
+        <w:t>re</w:t>
+      </w:r>
+      <w:r>
+        <w:t>groupant des informations à propos des commandes d’une pizzeria.</w:t>
       </w:r>
     </w:p>
     <w:p>
@@ -124,8 +685,71 @@
         <w:t>Rédiger un rapport technique (celui-ci) décrivant les 4 étapes ci-dessus.</w:t>
       </w:r>
     </w:p>
+    <w:p/>
+    <w:p>
+      <w:pPr>
+        <w:pStyle w:val="Titre2"/>
+      </w:pPr>
+      <w:bookmarkStart w:id="1" w:name="_Toc210392958"/>
+      <w:r>
+        <w:lastRenderedPageBreak/>
+        <w:t>Chargement des données</w:t>
+      </w:r>
+      <w:bookmarkEnd w:id="1"/>
+    </w:p>
+    <w:p>
+      <w:pPr>
+        <w:pStyle w:val="Titre2"/>
+      </w:pPr>
+      <w:bookmarkStart w:id="2" w:name="_Toc210392959"/>
+      <w:r>
+        <w:t>Sauvegarde de la base de données</w:t>
+      </w:r>
+      <w:bookmarkEnd w:id="2"/>
+    </w:p>
+    <w:p>
+      <w:pPr>
+        <w:pStyle w:val="Titre2"/>
+      </w:pPr>
+      <w:bookmarkStart w:id="3" w:name="_Toc210392960"/>
+      <w:r>
+        <w:t>Requêtes</w:t>
+      </w:r>
+      <w:bookmarkEnd w:id="3"/>
+    </w:p>
+    <w:p>
+      <w:pPr>
+        <w:pStyle w:val="Titre2"/>
+      </w:pPr>
+      <w:bookmarkStart w:id="4" w:name="_Toc210392961"/>
+      <w:r>
+        <w:t>Conclusion</w:t>
+      </w:r>
+      <w:bookmarkEnd w:id="4"/>
+    </w:p>
+    <w:p>
+      <w:pPr>
+        <w:pStyle w:val="Titre3"/>
+      </w:pPr>
+      <w:bookmarkStart w:id="5" w:name="_Toc210392962"/>
+      <w:r>
+        <w:t>Générale</w:t>
+      </w:r>
+      <w:bookmarkEnd w:id="5"/>
+    </w:p>
+    <w:p>
+      <w:pPr>
+        <w:pStyle w:val="Titre3"/>
+      </w:pPr>
+      <w:bookmarkStart w:id="6" w:name="_Toc210392963"/>
+      <w:r>
+        <w:t>Personnelle</w:t>
+      </w:r>
+      <w:bookmarkEnd w:id="6"/>
+    </w:p>
     <w:sectPr>
-      <w:headerReference w:type="default" r:id="rId7"/>
+      <w:headerReference w:type="default" r:id="rId8"/>
+      <w:footerReference w:type="default" r:id="rId9"/>
       <w:pgSz w:w="11906" w:h="16838"/>
       <w:pgMar w:top="1417" w:right="1417" w:bottom="1417" w:left="1417" w:header="708" w:footer="708" w:gutter="0"/>
       <w:cols w:space="708"/>
@@ -158,6 +782,49 @@
     </w:p>
   </w:endnote>
 </w:endnotes>
+</file>
+
+<file path=word/footer1.xml><?xml version="1.0" encoding="utf-8"?>
+<w:ftr xmlns:wpc="http://schemas.microsoft.com/office/word/2010/wordprocessingCanvas" xmlns:cx="http://schemas.microsoft.com/office/drawing/2014/chartex" xmlns:cx1="http://schemas.microsoft.com/office/drawing/2015/9/8/chartex" xmlns:cx2="http://schemas.microsoft.com/office/drawing/2015/10/21/chartex" xmlns:cx3="http://schemas.microsoft.com/office/drawing/2016/5/9/chartex" xmlns:cx4="http://schemas.microsoft.com/office/drawing/2016/5/10/chartex" xmlns:cx5="http://schemas.microsoft.com/office/drawing/2016/5/11/chartex" xmlns:cx6="http://schemas.microsoft.com/office/drawing/2016/5/12/chartex" xmlns:cx7="http://schemas.microsoft.com/office/drawing/2016/5/13/chartex" xmlns:cx8="http://schemas.microsoft.com/office/drawing/2016/5/14/chartex" xmlns:mc="http://schemas.openxmlformats.org/markup-compatibility/2006" xmlns:aink="http://schemas.microsoft.com/office/drawing/2016/ink" xmlns:am3d="http://schemas.microsoft.com/office/drawing/2017/model3d" xmlns:o="urn:schemas-microsoft-com:office:office" xmlns:oel="http://schemas.microsoft.com/office/2019/extlst" xmlns:r="http://schemas.openxmlformats.org/officeDocument/2006/relationships" xmlns:m="http://schemas.openxmlformats.org/officeDocument/2006/math" xmlns:v="urn:schemas-microsoft-com:vml" xmlns:wp14="http://schemas.microsoft.com/office/word/2010/wordprocessingDrawing" xmlns:wp="http://schemas.openxmlformats.org/drawingml/2006/wordprocessingDrawing" xmlns:w10="urn:schemas-microsoft-com:office:word" xmlns:w="http://schemas.openxmlformats.org/wordprocessingml/2006/main" xmlns:w14="http://schemas.microsoft.com/office/word/2010/wordml" xmlns:w15="http://schemas.microsoft.com/office/word/2012/wordml" xmlns:w16cex="http://schemas.microsoft.com/office/word/2018/wordml/cex" xmlns:w16cid="http://schemas.microsoft.com/office/word/2016/wordml/cid" xmlns:w16="http://schemas.microsoft.com/office/word/2018/wordml" xmlns:w16sdtdh="http://schemas.microsoft.com/office/word/2020/wordml/sdtdatahash" xmlns:w16se="http://schemas.microsoft.com/office/word/2015/wordml/symex" xmlns:wpg="http://schemas.microsoft.com/office/word/2010/wordprocessingGroup" xmlns:wpi="http://schemas.microsoft.com/office/word/2010/wordprocessingInk" xmlns:wne="http://schemas.microsoft.com/office/word/2006/wordml" xmlns:wps="http://schemas.microsoft.com/office/word/2010/wordprocessingShape" mc:Ignorable="w14 w15 w16se w16cid w16 w16cex w16sdtdh wp14">
+  <w:p>
+    <w:pPr>
+      <w:pStyle w:val="Pieddepage"/>
+    </w:pPr>
+    <w:r>
+      <w:t>P_DB 106</w:t>
+    </w:r>
+    <w:r>
+      <w:ptab w:relativeTo="margin" w:alignment="center" w:leader="none"/>
+    </w:r>
+    <w:r>
+      <w:t xml:space="preserve">page </w:t>
+    </w:r>
+    <w:r>
+      <w:fldChar w:fldCharType="begin"/>
+    </w:r>
+    <w:r>
+      <w:instrText xml:space="preserve"> PAGE   \* MERGEFORMAT </w:instrText>
+    </w:r>
+    <w:r>
+      <w:fldChar w:fldCharType="separate"/>
+    </w:r>
+    <w:r>
+      <w:rPr>
+        <w:noProof/>
+      </w:rPr>
+      <w:t>1</w:t>
+    </w:r>
+    <w:r>
+      <w:fldChar w:fldCharType="end"/>
+    </w:r>
+    <w:r>
+      <w:ptab w:relativeTo="margin" w:alignment="right" w:leader="none"/>
+    </w:r>
+    <w:r>
+      <w:t>Jonathan Junod</w:t>
+    </w:r>
+  </w:p>
+</w:ftr>
 </file>
 
 <file path=word/footnotes.xml><?xml version="1.0" encoding="utf-8"?>
@@ -1086,7 +1753,6 @@
     <w:next w:val="Normal"/>
     <w:link w:val="Titre3Car"/>
     <w:uiPriority w:val="9"/>
-    <w:semiHidden/>
     <w:unhideWhenUsed/>
     <w:qFormat/>
     <w:rsid w:val="00271E72"/>
@@ -1293,7 +1959,6 @@
     <w:basedOn w:val="Policepardfaut"/>
     <w:link w:val="Titre3"/>
     <w:uiPriority w:val="9"/>
-    <w:semiHidden/>
     <w:rsid w:val="00271E72"/>
     <w:rPr>
       <w:rFonts w:eastAsiaTheme="majorEastAsia" w:cstheme="majorBidi"/>
@@ -1607,6 +2272,63 @@
       <w:i/>
       <w:iCs/>
       <w:spacing w:val="5"/>
+    </w:rPr>
+  </w:style>
+  <w:style w:type="paragraph" w:styleId="En-ttedetabledesmatires">
+    <w:name w:val="TOC Heading"/>
+    <w:basedOn w:val="Titre1"/>
+    <w:next w:val="Normal"/>
+    <w:uiPriority w:val="39"/>
+    <w:unhideWhenUsed/>
+    <w:qFormat/>
+    <w:rsid w:val="004E166A"/>
+    <w:pPr>
+      <w:spacing w:before="240" w:after="0" w:line="259" w:lineRule="auto"/>
+      <w:outlineLvl w:val="9"/>
+    </w:pPr>
+    <w:rPr>
+      <w:kern w:val="0"/>
+      <w:sz w:val="32"/>
+      <w:szCs w:val="32"/>
+      <w:lang w:eastAsia="fr-CH"/>
+      <w14:ligatures w14:val="none"/>
+    </w:rPr>
+  </w:style>
+  <w:style w:type="paragraph" w:styleId="TM2">
+    <w:name w:val="toc 2"/>
+    <w:basedOn w:val="Normal"/>
+    <w:next w:val="Normal"/>
+    <w:autoRedefine/>
+    <w:uiPriority w:val="39"/>
+    <w:unhideWhenUsed/>
+    <w:rsid w:val="004E166A"/>
+    <w:pPr>
+      <w:spacing w:after="100"/>
+      <w:ind w:left="240"/>
+    </w:pPr>
+  </w:style>
+  <w:style w:type="paragraph" w:styleId="TM3">
+    <w:name w:val="toc 3"/>
+    <w:basedOn w:val="Normal"/>
+    <w:next w:val="Normal"/>
+    <w:autoRedefine/>
+    <w:uiPriority w:val="39"/>
+    <w:unhideWhenUsed/>
+    <w:rsid w:val="004E166A"/>
+    <w:pPr>
+      <w:spacing w:after="100"/>
+      <w:ind w:left="480"/>
+    </w:pPr>
+  </w:style>
+  <w:style w:type="character" w:styleId="Lienhypertexte">
+    <w:name w:val="Hyperlink"/>
+    <w:basedOn w:val="Policepardfaut"/>
+    <w:uiPriority w:val="99"/>
+    <w:unhideWhenUsed/>
+    <w:rsid w:val="004E166A"/>
+    <w:rPr>
+      <w:color w:val="467886" w:themeColor="hyperlink"/>
+      <w:u w:val="single"/>
     </w:rPr>
   </w:style>
 </w:styles>
@@ -1905,4 +2627,16 @@
     </a:ext>
   </a:extLst>
 </a:theme>
+</file>
+
+<file path=customXml/item1.xml><?xml version="1.0" encoding="utf-8"?>
+<b:Sources xmlns:b="http://schemas.openxmlformats.org/officeDocument/2006/bibliography" xmlns="http://schemas.openxmlformats.org/officeDocument/2006/bibliography" SelectedStyle="\APASixthEditionOfficeOnline.xsl" StyleName="APA" Version="6"/>
+</file>
+
+<file path=customXml/itemProps1.xml><?xml version="1.0" encoding="utf-8"?>
+<ds:datastoreItem xmlns:ds="http://schemas.openxmlformats.org/officeDocument/2006/customXml" ds:itemID="{72174A08-83C9-4943-A66F-A5F9F5EE15A2}">
+  <ds:schemaRefs>
+    <ds:schemaRef ds:uri="http://schemas.openxmlformats.org/officeDocument/2006/bibliography"/>
+  </ds:schemaRefs>
+</ds:datastoreItem>
 </file>
--- a/R106-JonJunod-ThanosPizza.docx
+++ b/R106-JonJunod-ThanosPizza.docx
@@ -17,18 +17,8 @@
           <w:sz w:val="32"/>
           <w:szCs w:val="32"/>
         </w:rPr>
-        <w:t xml:space="preserve">Rapport sur le projet </w:t>
+        <w:t>Rapport sur le projet ThanosPizza</w:t>
       </w:r>
-      <w:proofErr w:type="spellStart"/>
-      <w:r>
-        <w:rPr>
-          <w:rStyle w:val="Titredulivre"/>
-          <w:sz w:val="32"/>
-          <w:szCs w:val="32"/>
-        </w:rPr>
-        <w:t>ThanosPizza</w:t>
-      </w:r>
-      <w:proofErr w:type="spellEnd"/>
     </w:p>
     <w:p>
       <w:pPr>
@@ -43,7 +33,18 @@
     <w:sdt>
       <w:sdtPr>
         <w:rPr>
-          <w:lang w:val="fr-FR"/>
+          <w:rFonts w:asciiTheme="minorHAnsi" w:eastAsiaTheme="minorHAnsi" w:hAnsiTheme="minorHAnsi" w:cstheme="minorBidi"/>
+          <w:b/>
+          <w:bCs/>
+          <w:i/>
+          <w:iCs/>
+          <w:color w:val="auto"/>
+          <w:spacing w:val="5"/>
+          <w:kern w:val="2"/>
+          <w:sz w:val="24"/>
+          <w:szCs w:val="24"/>
+          <w:lang w:val="fr-FR" w:eastAsia="en-US"/>
+          <w14:ligatures w14:val="standardContextual"/>
         </w:rPr>
         <w:id w:val="2114013776"/>
         <w:docPartObj>
@@ -51,19 +52,6 @@
           <w:docPartUnique/>
         </w:docPartObj>
       </w:sdtPr>
-      <w:sdtEndPr>
-        <w:rPr>
-          <w:rFonts w:asciiTheme="minorHAnsi" w:eastAsiaTheme="minorHAnsi" w:hAnsiTheme="minorHAnsi" w:cstheme="minorBidi"/>
-          <w:b/>
-          <w:bCs/>
-          <w:color w:val="auto"/>
-          <w:kern w:val="2"/>
-          <w:sz w:val="24"/>
-          <w:szCs w:val="24"/>
-          <w:lang w:eastAsia="en-US"/>
-          <w14:ligatures w14:val="standardContextual"/>
-        </w:rPr>
-      </w:sdtEndPr>
       <w:sdtContent>
         <w:p>
           <w:pPr>
@@ -692,17 +680,22 @@
       </w:pPr>
       <w:bookmarkStart w:id="1" w:name="_Toc210392958"/>
       <w:r>
-        <w:lastRenderedPageBreak/>
         <w:t>Chargement des données</w:t>
       </w:r>
       <w:bookmarkEnd w:id="1"/>
     </w:p>
     <w:p>
+      <w:r>
+        <w:t>Il m’a été donné un fichier .tsv qui est l’équivalent d’un ficher .csv mais employant des tabulations à la place des virgules afin de séparer les données. Ce fichier contient toutes les données à insérer et voici ce que j’ai fait pour les loader.</w:t>
+      </w:r>
+    </w:p>
+    <w:p>
       <w:pPr>
         <w:pStyle w:val="Titre2"/>
       </w:pPr>
       <w:bookmarkStart w:id="2" w:name="_Toc210392959"/>
       <w:r>
+        <w:lastRenderedPageBreak/>
         <w:t>Sauvegarde de la base de données</w:t>
       </w:r>
       <w:bookmarkEnd w:id="2"/>

--- a/R106-JonJunod-ThanosPizza.docx
+++ b/R106-JonJunod-ThanosPizza.docx
@@ -686,16 +686,90 @@
     </w:p>
     <w:p>
       <w:r>
-        <w:t>Il m’a été donné un fichier .tsv qui est l’équivalent d’un ficher .csv mais employant des tabulations à la place des virgules afin de séparer les données. Ce fichier contient toutes les données à insérer et voici ce que j’ai fait pour les loader.</w:t>
+        <w:t>Il m’a été donné un</w:t>
+      </w:r>
+      <w:r>
+        <w:t>e panoplie de</w:t>
+      </w:r>
+      <w:r>
+        <w:t xml:space="preserve"> fichier</w:t>
+      </w:r>
+      <w:r>
+        <w:t>s</w:t>
+      </w:r>
+      <w:r>
+        <w:t xml:space="preserve"> .tsv</w:t>
+      </w:r>
+      <w:r>
+        <w:t>,</w:t>
+      </w:r>
+      <w:r>
+        <w:t xml:space="preserve"> qui </w:t>
+      </w:r>
+      <w:r>
+        <w:t>sont</w:t>
+      </w:r>
+      <w:r>
+        <w:t xml:space="preserve"> l’équivalent </w:t>
+      </w:r>
+      <w:r>
+        <w:t>de</w:t>
+      </w:r>
+      <w:r>
+        <w:t xml:space="preserve"> ficher</w:t>
+      </w:r>
+      <w:r>
+        <w:t>s</w:t>
+      </w:r>
+      <w:r>
+        <w:t xml:space="preserve"> .csv mais </w:t>
+      </w:r>
+      <w:r>
+        <w:t>utilisant</w:t>
+      </w:r>
+      <w:r>
+        <w:t xml:space="preserve"> des tabulations à la place des virgules afin de séparer les données. Ce</w:t>
+      </w:r>
+      <w:r>
+        <w:t>s</w:t>
+      </w:r>
+      <w:r>
+        <w:t xml:space="preserve"> fichier</w:t>
+      </w:r>
+      <w:r>
+        <w:t>s</w:t>
+      </w:r>
+      <w:r>
+        <w:t xml:space="preserve"> contien</w:t>
+      </w:r>
+      <w:r>
+        <w:t>nen</w:t>
+      </w:r>
+      <w:r>
+        <w:t>t toutes les données à insérer et voici ce que j’ai fait pour les loader.</w:t>
       </w:r>
     </w:p>
     <w:p>
+      <w:r>
+        <w:t xml:space="preserve">Premier pas : créer la structure de la base de données. Facile il suffit de copier-coller le script LDD de Looping, après avoir ajouté l’énoncé CREATE-USE database manuellement, vers un fichier texte. Il faut ensuite placer le fichier texte dans le </w:t>
+      </w:r>
+      <w:r>
+        <w:lastRenderedPageBreak/>
+        <w:t>répertoire scripts de docker et l’importer à l’aide de la commande suivante à jouer dans la console “</w:t>
+      </w:r>
+      <w:r>
+        <w:t>mysql -u root -proot &lt; ./scripts/script_creation.sql</w:t>
+      </w:r>
+      <w:r>
+        <w:t xml:space="preserve">”. </w:t>
+      </w:r>
+    </w:p>
+    <w:p>
       <w:pPr>
         <w:pStyle w:val="Titre2"/>
       </w:pPr>
       <w:bookmarkStart w:id="2" w:name="_Toc210392959"/>
       <w:r>
-        <w:lastRenderedPageBreak/>
         <w:t>Sauvegarde de la base de données</w:t>
       </w:r>
       <w:bookmarkEnd w:id="2"/>
@@ -1110,9 +1184,9 @@
 <file path=word/numbering.xml><?xml version="1.0" encoding="utf-8"?>
 <w:numbering xmlns:wpc="http://schemas.microsoft.com/office/word/2010/wordprocessingCanvas" xmlns:cx="http://schemas.microsoft.com/office/drawing/2014/chartex" xmlns:cx1="http://schemas.microsoft.com/office/drawing/2015/9/8/chartex" xmlns:cx2="http://schemas.microsoft.com/office/drawing/2015/10/21/chartex" xmlns:cx3="http://schemas.microsoft.com/office/drawing/2016/5/9/chartex" xmlns:cx4="http://schemas.microsoft.com/office/drawing/2016/5/10/chartex" xmlns:cx5="http://schemas.microsoft.com/office/drawing/2016/5/11/chartex" xmlns:cx6="http://schemas.microsoft.com/office/drawing/2016/5/12/chartex" xmlns:cx7="http://schemas.microsoft.com/office/drawing/2016/5/13/chartex" xmlns:cx8="http://schemas.microsoft.com/office/drawing/2016/5/14/chartex" xmlns:mc="http://schemas.openxmlformats.org/markup-compatibility/2006" xmlns:aink="http://schemas.microsoft.com/office/drawing/2016/ink" xmlns:am3d="http://schemas.microsoft.com/office/drawing/2017/model3d" xmlns:o="urn:schemas-microsoft-com:office:office" xmlns:oel="http://schemas.microsoft.com/office/2019/extlst" xmlns:r="http://schemas.openxmlformats.org/officeDocument/2006/relationships" xmlns:m="http://schemas.openxmlformats.org/officeDocument/2006/math" xmlns:v="urn:schemas-microsoft-com:vml" xmlns:wp14="http://schemas.microsoft.com/office/word/2010/wordprocessingDrawing" xmlns:wp="http://schemas.openxmlformats.org/drawingml/2006/wordprocessingDrawing" xmlns:w10="urn:schemas-microsoft-com:office:word" xmlns:w="http://schemas.openxmlformats.org/wordprocessingml/2006/main" xmlns:w14="http://schemas.microsoft.com/office/word/2010/wordml" xmlns:w15="http://schemas.microsoft.com/office/word/2012/wordml" xmlns:w16cex="http://schemas.microsoft.com/office/word/2018/wordml/cex" xmlns:w16cid="http://schemas.microsoft.com/office/word/2016/wordml/cid" xmlns:w16="http://schemas.microsoft.com/office/word/2018/wordml" xmlns:w16sdtdh="http://schemas.microsoft.com/office/word/2020/wordml/sdtdatahash" xmlns:w16se="http://schemas.microsoft.com/office/word/2015/wordml/symex" xmlns:wpg="http://schemas.microsoft.com/office/word/2010/wordprocessingGroup" xmlns:wpi="http://schemas.microsoft.com/office/word/2010/wordprocessingInk" xmlns:wne="http://schemas.microsoft.com/office/word/2006/wordml" xmlns:wps="http://schemas.microsoft.com/office/word/2010/wordprocessingShape" mc:Ignorable="w14 w15 w16se w16cid w16 w16cex w16sdtdh wp14">
   <w:abstractNum w:abstractNumId="0" w15:restartNumberingAfterBreak="0">
-    <w:nsid w:val="70AC432E"/>
+    <w:nsid w:val="21B31103"/>
     <w:multiLevelType w:val="hybridMultilevel"/>
-    <w:tmpl w:val="88AE25EE"/>
+    <w:tmpl w:val="B04837E8"/>
     <w:lvl w:ilvl="0" w:tplc="100C000F">
       <w:start w:val="1"/>
       <w:numFmt w:val="decimal"/>
@@ -1199,9 +1273,9 @@
     </w:lvl>
   </w:abstractNum>
   <w:abstractNum w:abstractNumId="1" w15:restartNumberingAfterBreak="0">
-    <w:nsid w:val="799C30BC"/>
+    <w:nsid w:val="70AC432E"/>
     <w:multiLevelType w:val="hybridMultilevel"/>
-    <w:tmpl w:val="8D80DFB0"/>
+    <w:tmpl w:val="88AE25EE"/>
     <w:lvl w:ilvl="0" w:tplc="100C000F">
       <w:start w:val="1"/>
       <w:numFmt w:val="decimal"/>
@@ -1287,10 +1361,102 @@
       </w:pPr>
     </w:lvl>
   </w:abstractNum>
+  <w:abstractNum w:abstractNumId="2" w15:restartNumberingAfterBreak="0">
+    <w:nsid w:val="799C30BC"/>
+    <w:multiLevelType w:val="hybridMultilevel"/>
+    <w:tmpl w:val="8D80DFB0"/>
+    <w:lvl w:ilvl="0" w:tplc="100C000F">
+      <w:start w:val="1"/>
+      <w:numFmt w:val="decimal"/>
+      <w:lvlText w:val="%1."/>
+      <w:lvlJc w:val="left"/>
+      <w:pPr>
+        <w:ind w:left="720" w:hanging="360"/>
+      </w:pPr>
+      <w:rPr>
+        <w:rFonts w:hint="default"/>
+      </w:rPr>
+    </w:lvl>
+    <w:lvl w:ilvl="1" w:tplc="100C0019" w:tentative="1">
+      <w:start w:val="1"/>
+      <w:numFmt w:val="lowerLetter"/>
+      <w:lvlText w:val="%2."/>
+      <w:lvlJc w:val="left"/>
+      <w:pPr>
+        <w:ind w:left="1440" w:hanging="360"/>
+      </w:pPr>
+    </w:lvl>
+    <w:lvl w:ilvl="2" w:tplc="100C001B" w:tentative="1">
+      <w:start w:val="1"/>
+      <w:numFmt w:val="lowerRoman"/>
+      <w:lvlText w:val="%3."/>
+      <w:lvlJc w:val="right"/>
+      <w:pPr>
+        <w:ind w:left="2160" w:hanging="180"/>
+      </w:pPr>
+    </w:lvl>
+    <w:lvl w:ilvl="3" w:tplc="100C000F" w:tentative="1">
+      <w:start w:val="1"/>
+      <w:numFmt w:val="decimal"/>
+      <w:lvlText w:val="%4."/>
+      <w:lvlJc w:val="left"/>
+      <w:pPr>
+        <w:ind w:left="2880" w:hanging="360"/>
+      </w:pPr>
+    </w:lvl>
+    <w:lvl w:ilvl="4" w:tplc="100C0019" w:tentative="1">
+      <w:start w:val="1"/>
+      <w:numFmt w:val="lowerLetter"/>
+      <w:lvlText w:val="%5."/>
+      <w:lvlJc w:val="left"/>
+      <w:pPr>
+        <w:ind w:left="3600" w:hanging="360"/>
+      </w:pPr>
+    </w:lvl>
+    <w:lvl w:ilvl="5" w:tplc="100C001B" w:tentative="1">
+      <w:start w:val="1"/>
+      <w:numFmt w:val="lowerRoman"/>
+      <w:lvlText w:val="%6."/>
+      <w:lvlJc w:val="right"/>
+      <w:pPr>
+        <w:ind w:left="4320" w:hanging="180"/>
+      </w:pPr>
+    </w:lvl>
+    <w:lvl w:ilvl="6" w:tplc="100C000F" w:tentative="1">
+      <w:start w:val="1"/>
+      <w:numFmt w:val="decimal"/>
+      <w:lvlText w:val="%7."/>
+      <w:lvlJc w:val="left"/>
+      <w:pPr>
+        <w:ind w:left="5040" w:hanging="360"/>
+      </w:pPr>
+    </w:lvl>
+    <w:lvl w:ilvl="7" w:tplc="100C0019" w:tentative="1">
+      <w:start w:val="1"/>
+      <w:numFmt w:val="lowerLetter"/>
+      <w:lvlText w:val="%8."/>
+      <w:lvlJc w:val="left"/>
+      <w:pPr>
+        <w:ind w:left="5760" w:hanging="360"/>
+      </w:pPr>
+    </w:lvl>
+    <w:lvl w:ilvl="8" w:tplc="100C001B" w:tentative="1">
+      <w:start w:val="1"/>
+      <w:numFmt w:val="lowerRoman"/>
+      <w:lvlText w:val="%9."/>
+      <w:lvlJc w:val="right"/>
+      <w:pPr>
+        <w:ind w:left="6480" w:hanging="180"/>
+      </w:pPr>
+    </w:lvl>
+  </w:abstractNum>
   <w:num w:numId="1" w16cid:durableId="1932200371">
+    <w:abstractNumId w:val="2"/>
+  </w:num>
+  <w:num w:numId="2" w16cid:durableId="1384259163">
     <w:abstractNumId w:val="1"/>
   </w:num>
-  <w:num w:numId="2" w16cid:durableId="1384259163">
+  <w:num w:numId="3" w16cid:durableId="309990493">
     <w:abstractNumId w:val="0"/>
   </w:num>
 </w:numbering>

--- a/R106-JonJunod-ThanosPizza.docx
+++ b/R106-JonJunod-ThanosPizza.docx
@@ -1,6 +1,6 @@
 
 <file path=word/document.xml><?xml version="1.0" encoding="utf-8"?>
-<w:document xmlns:wpc="http://schemas.microsoft.com/office/word/2010/wordprocessingCanvas" xmlns:cx="http://schemas.microsoft.com/office/drawing/2014/chartex" xmlns:cx1="http://schemas.microsoft.com/office/drawing/2015/9/8/chartex" xmlns:cx2="http://schemas.microsoft.com/office/drawing/2015/10/21/chartex" xmlns:cx3="http://schemas.microsoft.com/office/drawing/2016/5/9/chartex" xmlns:cx4="http://schemas.microsoft.com/office/drawing/2016/5/10/chartex" xmlns:cx5="http://schemas.microsoft.com/office/drawing/2016/5/11/chartex" xmlns:cx6="http://schemas.microsoft.com/office/drawing/2016/5/12/chartex" xmlns:cx7="http://schemas.microsoft.com/office/drawing/2016/5/13/chartex" xmlns:cx8="http://schemas.microsoft.com/office/drawing/2016/5/14/chartex" xmlns:mc="http://schemas.openxmlformats.org/markup-compatibility/2006" xmlns:aink="http://schemas.microsoft.com/office/drawing/2016/ink" xmlns:am3d="http://schemas.microsoft.com/office/drawing/2017/model3d" xmlns:o="urn:schemas-microsoft-com:office:office" xmlns:oel="http://schemas.microsoft.com/office/2019/extlst" xmlns:r="http://schemas.openxmlformats.org/officeDocument/2006/relationships" xmlns:m="http://schemas.openxmlformats.org/officeDocument/2006/math" xmlns:v="urn:schemas-microsoft-com:vml" xmlns:wp14="http://schemas.microsoft.com/office/word/2010/wordprocessingDrawing" xmlns:wp="http://schemas.openxmlformats.org/drawingml/2006/wordprocessingDrawing" xmlns:w10="urn:schemas-microsoft-com:office:word" xmlns:w="http://schemas.openxmlformats.org/wordprocessingml/2006/main" xmlns:w14="http://schemas.microsoft.com/office/word/2010/wordml" xmlns:w15="http://schemas.microsoft.com/office/word/2012/wordml" xmlns:w16cex="http://schemas.microsoft.com/office/word/2018/wordml/cex" xmlns:w16cid="http://schemas.microsoft.com/office/word/2016/wordml/cid" xmlns:w16="http://schemas.microsoft.com/office/word/2018/wordml" xmlns:w16sdtdh="http://schemas.microsoft.com/office/word/2020/wordml/sdtdatahash" xmlns:w16se="http://schemas.microsoft.com/office/word/2015/wordml/symex" xmlns:wpg="http://schemas.microsoft.com/office/word/2010/wordprocessingGroup" xmlns:wpi="http://schemas.microsoft.com/office/word/2010/wordprocessingInk" xmlns:wne="http://schemas.microsoft.com/office/word/2006/wordml" xmlns:wps="http://schemas.microsoft.com/office/word/2010/wordprocessingShape" mc:Ignorable="w14 w15 w16se w16cid w16 w16cex w16sdtdh wp14">
+<w:document xmlns:wpc="http://schemas.microsoft.com/office/word/2010/wordprocessingCanvas" xmlns:cx="http://schemas.microsoft.com/office/drawing/2014/chartex" xmlns:cx1="http://schemas.microsoft.com/office/drawing/2015/9/8/chartex" xmlns:cx2="http://schemas.microsoft.com/office/drawing/2015/10/21/chartex" xmlns:cx3="http://schemas.microsoft.com/office/drawing/2016/5/9/chartex" xmlns:cx4="http://schemas.microsoft.com/office/drawing/2016/5/10/chartex" xmlns:cx5="http://schemas.microsoft.com/office/drawing/2016/5/11/chartex" xmlns:cx6="http://schemas.microsoft.com/office/drawing/2016/5/12/chartex" xmlns:cx7="http://schemas.microsoft.com/office/drawing/2016/5/13/chartex" xmlns:cx8="http://schemas.microsoft.com/office/drawing/2016/5/14/chartex" xmlns:mc="http://schemas.openxmlformats.org/markup-compatibility/2006" xmlns:aink="http://schemas.microsoft.com/office/drawing/2016/ink" xmlns:am3d="http://schemas.microsoft.com/office/drawing/2017/model3d" xmlns:o="urn:schemas-microsoft-com:office:office" xmlns:oel="http://schemas.microsoft.com/office/2019/extlst" xmlns:r="http://schemas.openxmlformats.org/officeDocument/2006/relationships" xmlns:m="http://schemas.openxmlformats.org/officeDocument/2006/math" xmlns:v="urn:schemas-microsoft-com:vml" xmlns:wp14="http://schemas.microsoft.com/office/word/2010/wordprocessingDrawing" xmlns:wp="http://schemas.openxmlformats.org/drawingml/2006/wordprocessingDrawing" xmlns:w10="urn:schemas-microsoft-com:office:word" xmlns:w="http://schemas.openxmlformats.org/wordprocessingml/2006/main" xmlns:w14="http://schemas.microsoft.com/office/word/2010/wordml" xmlns:w15="http://schemas.microsoft.com/office/word/2012/wordml" xmlns:w16cex="http://schemas.microsoft.com/office/word/2018/wordml/cex" xmlns:w16cid="http://schemas.microsoft.com/office/word/2016/wordml/cid" xmlns:w16="http://schemas.microsoft.com/office/word/2018/wordml" xmlns:w16du="http://schemas.microsoft.com/office/word/2023/wordml/word16du" xmlns:w16sdtdh="http://schemas.microsoft.com/office/word/2020/wordml/sdtdatahash" xmlns:w16sdtfl="http://schemas.microsoft.com/office/word/2024/wordml/sdtformatlock" xmlns:w16se="http://schemas.microsoft.com/office/word/2015/wordml/symex" xmlns:wpg="http://schemas.microsoft.com/office/word/2010/wordprocessingGroup" xmlns:wpi="http://schemas.microsoft.com/office/word/2010/wordprocessingInk" xmlns:wne="http://schemas.microsoft.com/office/word/2006/wordml" xmlns:wps="http://schemas.microsoft.com/office/word/2010/wordprocessingShape" mc:Ignorable="w14 w15 w16se w16cid w16 w16cex w16sdtdh w16sdtfl w16du wp14">
   <w:body>
     <w:p>
       <w:pPr>
@@ -678,6 +678,15 @@
       <w:pPr>
         <w:pStyle w:val="Titre2"/>
       </w:pPr>
+      <w:r>
+        <w:t>Rappel sur la configuration de docker</w:t>
+      </w:r>
+    </w:p>
+    <w:p/>
+    <w:p>
+      <w:pPr>
+        <w:pStyle w:val="Titre2"/>
+      </w:pPr>
       <w:bookmarkStart w:id="1" w:name="_Toc210392958"/>
       <w:r>
         <w:t>Chargement des données</w:t>
@@ -698,7 +707,7 @@
         <w:t>s</w:t>
       </w:r>
       <w:r>
-        <w:t xml:space="preserve"> .tsv</w:t>
+        <w:t>.tsv</w:t>
       </w:r>
       <w:r>
         <w:t>,</w:t>
@@ -716,30 +725,30 @@
         <w:t>de</w:t>
       </w:r>
       <w:r>
-        <w:t xml:space="preserve"> ficher</w:t>
+        <w:t xml:space="preserve"> </w:t>
+      </w:r>
+      <w:r>
+        <w:t>fichiers</w:t>
+      </w:r>
+      <w:r>
+        <w:t xml:space="preserve"> .csv mais </w:t>
+      </w:r>
+      <w:r>
+        <w:t>utilisant</w:t>
+      </w:r>
+      <w:r>
+        <w:t xml:space="preserve"> des tabulations à la place des virgules afin de séparer les données. Ce</w:t>
       </w:r>
       <w:r>
         <w:t>s</w:t>
       </w:r>
       <w:r>
-        <w:t xml:space="preserve"> .csv mais </w:t>
-      </w:r>
-      <w:r>
-        <w:t>utilisant</w:t>
-      </w:r>
-      <w:r>
-        <w:t xml:space="preserve"> des tabulations à la place des virgules afin de séparer les données. Ce</w:t>
+        <w:t xml:space="preserve"> fichier</w:t>
       </w:r>
       <w:r>
         <w:t>s</w:t>
       </w:r>
       <w:r>
-        <w:t xml:space="preserve"> fichier</w:t>
-      </w:r>
-      <w:r>
-        <w:t>s</w:t>
-      </w:r>
-      <w:r>
         <w:t xml:space="preserve"> contien</w:t>
       </w:r>
       <w:r>
@@ -751,19 +760,431 @@
     </w:p>
     <w:p>
       <w:r>
-        <w:t xml:space="preserve">Premier pas : créer la structure de la base de données. Facile il suffit de copier-coller le script LDD de Looping, après avoir ajouté l’énoncé CREATE-USE database manuellement, vers un fichier texte. Il faut ensuite placer le fichier texte dans le </w:t>
-      </w:r>
-      <w:r>
         <w:lastRenderedPageBreak/>
-        <w:t>répertoire scripts de docker et l’importer à l’aide de la commande suivante à jouer dans la console “</w:t>
-      </w:r>
-      <w:r>
-        <w:t>mysql -u root -proot &lt; ./scripts/script_creation.sql</w:t>
+        <w:t>Premier pas : créer la structure de la base de données. Facile il suffit de copier-coller le script LDD de Looping, après avoir ajouté l’énoncé CREATE-USE database manuellement, vers un fichier texte. Il faut ensuite placer le fichier texte dans le répertoire scripts de docker et l’importer à l’aide de la commande suivante à jouer dans la console “</w:t>
+      </w:r>
+      <w:r>
+        <w:t xml:space="preserve">mysql -u root -proot &lt; </w:t>
+      </w:r>
+      <w:r>
+        <w:t>/var/lib/mysql-files</w:t>
+      </w:r>
+      <w:r>
+        <w:t>/script_creation.sql</w:t>
       </w:r>
       <w:r>
         <w:t xml:space="preserve">”. </w:t>
       </w:r>
     </w:p>
+    <w:p>
+      <w:r>
+        <w:t>Nous voilà à l’étape du chargement des données</w:t>
+      </w:r>
+    </w:p>
+    <w:p>
+      <w:pPr>
+        <w:rPr>
+          <w:lang w:val="en-US"/>
+        </w:rPr>
+      </w:pPr>
+      <w:r>
+        <w:rPr>
+          <w:lang w:val="en-US"/>
+        </w:rPr>
+        <w:t>LOAD DATA INFILE '</w:t>
+      </w:r>
+      <w:r>
+        <w:rPr>
+          <w:lang w:val="en-US"/>
+        </w:rPr>
+        <w:t>/var/lib/mysql-files/t_article.tsv</w:t>
+      </w:r>
+      <w:r>
+        <w:rPr>
+          <w:lang w:val="en-US"/>
+        </w:rPr>
+        <w:t xml:space="preserve">' </w:t>
+      </w:r>
+    </w:p>
+    <w:p>
+      <w:pPr>
+        <w:rPr>
+          <w:lang w:val="en-US"/>
+        </w:rPr>
+      </w:pPr>
+      <w:r>
+        <w:rPr>
+          <w:lang w:val="en-US"/>
+        </w:rPr>
+        <w:tab/>
+        <w:t>INTO TABLE t_</w:t>
+      </w:r>
+      <w:r>
+        <w:rPr>
+          <w:lang w:val="en-US"/>
+        </w:rPr>
+        <w:t>produit</w:t>
+      </w:r>
+    </w:p>
+    <w:p>
+      <w:pPr>
+        <w:rPr>
+          <w:lang w:val="en-US"/>
+        </w:rPr>
+      </w:pPr>
+      <w:r>
+        <w:rPr>
+          <w:lang w:val="en-US"/>
+        </w:rPr>
+        <w:tab/>
+        <w:t xml:space="preserve">CHARACTER SET </w:t>
+      </w:r>
+      <w:r>
+        <w:rPr>
+          <w:lang w:val="en-US"/>
+        </w:rPr>
+        <w:t>UTF8</w:t>
+      </w:r>
+    </w:p>
+    <w:p>
+      <w:pPr>
+        <w:rPr>
+          <w:lang w:val="en-US"/>
+        </w:rPr>
+      </w:pPr>
+      <w:r>
+        <w:rPr>
+          <w:lang w:val="en-US"/>
+        </w:rPr>
+        <w:tab/>
+        <w:t>COLUMNS TERMINATED BY '</w:t>
+      </w:r>
+      <w:r>
+        <w:rPr>
+          <w:lang w:val="en-US"/>
+        </w:rPr>
+        <w:tab/>
+      </w:r>
+      <w:r>
+        <w:rPr>
+          <w:lang w:val="en-US"/>
+        </w:rPr>
+        <w:t>'</w:t>
+      </w:r>
+    </w:p>
+    <w:p>
+      <w:r>
+        <w:rPr>
+          <w:lang w:val="en-US"/>
+        </w:rPr>
+        <w:tab/>
+      </w:r>
+      <w:r>
+        <w:t>IGNORE 1 LINES;</w:t>
+      </w:r>
+    </w:p>
+    <w:p/>
+    <w:p>
+      <w:r>
+        <w:t>LOAD DATA INFILE '/var/lib/mysql-files/t_</w:t>
+      </w:r>
+      <w:r>
+        <w:t>livreur</w:t>
+      </w:r>
+      <w:r>
+        <w:t xml:space="preserve">.tsv' </w:t>
+      </w:r>
+    </w:p>
+    <w:p>
+      <w:pPr>
+        <w:rPr>
+          <w:lang w:val="en-US"/>
+        </w:rPr>
+      </w:pPr>
+      <w:r>
+        <w:tab/>
+      </w:r>
+      <w:r>
+        <w:rPr>
+          <w:lang w:val="en-US"/>
+        </w:rPr>
+        <w:t>INTO TABLE t_</w:t>
+      </w:r>
+      <w:r>
+        <w:rPr>
+          <w:lang w:val="en-US"/>
+        </w:rPr>
+        <w:t>livreur</w:t>
+      </w:r>
+    </w:p>
+    <w:p>
+      <w:pPr>
+        <w:rPr>
+          <w:lang w:val="en-US"/>
+        </w:rPr>
+      </w:pPr>
+      <w:r>
+        <w:rPr>
+          <w:lang w:val="en-US"/>
+        </w:rPr>
+        <w:tab/>
+        <w:t xml:space="preserve">CHARACTER SET </w:t>
+      </w:r>
+      <w:r>
+        <w:rPr>
+          <w:lang w:val="en-US"/>
+        </w:rPr>
+        <w:t>UTF8</w:t>
+      </w:r>
+    </w:p>
+    <w:p>
+      <w:pPr>
+        <w:rPr>
+          <w:lang w:val="en-US"/>
+        </w:rPr>
+      </w:pPr>
+      <w:r>
+        <w:rPr>
+          <w:lang w:val="en-US"/>
+        </w:rPr>
+        <w:tab/>
+        <w:t>COLUMNS TERMINATED BY '</w:t>
+      </w:r>
+      <w:r>
+        <w:rPr>
+          <w:lang w:val="en-US"/>
+        </w:rPr>
+        <w:tab/>
+      </w:r>
+      <w:r>
+        <w:rPr>
+          <w:lang w:val="en-US"/>
+        </w:rPr>
+        <w:t>'</w:t>
+      </w:r>
+    </w:p>
+    <w:p>
+      <w:r>
+        <w:rPr>
+          <w:lang w:val="en-US"/>
+        </w:rPr>
+        <w:tab/>
+      </w:r>
+      <w:r>
+        <w:t>IGNORE 1 LINES;</w:t>
+      </w:r>
+    </w:p>
+    <w:p/>
+    <w:p>
+      <w:pPr>
+        <w:rPr>
+          <w:lang w:val="en-US"/>
+        </w:rPr>
+      </w:pPr>
+      <w:r>
+        <w:rPr>
+          <w:lang w:val="en-US"/>
+        </w:rPr>
+        <w:t>LOAD DATA INFILE '</w:t>
+      </w:r>
+      <w:r>
+        <w:rPr>
+          <w:lang w:val="en-US"/>
+        </w:rPr>
+        <w:t>/var/lib/mysql-files/t_</w:t>
+      </w:r>
+      <w:r>
+        <w:rPr>
+          <w:lang w:val="en-US"/>
+        </w:rPr>
+        <w:t>client</w:t>
+      </w:r>
+      <w:r>
+        <w:rPr>
+          <w:lang w:val="en-US"/>
+        </w:rPr>
+        <w:t>.tsv</w:t>
+      </w:r>
+      <w:r>
+        <w:rPr>
+          <w:lang w:val="en-US"/>
+        </w:rPr>
+        <w:t xml:space="preserve">' </w:t>
+      </w:r>
+    </w:p>
+    <w:p>
+      <w:pPr>
+        <w:rPr>
+          <w:lang w:val="en-US"/>
+        </w:rPr>
+      </w:pPr>
+      <w:r>
+        <w:rPr>
+          <w:lang w:val="en-US"/>
+        </w:rPr>
+        <w:tab/>
+        <w:t>INTO TABLE t_</w:t>
+      </w:r>
+      <w:r>
+        <w:rPr>
+          <w:lang w:val="en-US"/>
+        </w:rPr>
+        <w:t>client</w:t>
+      </w:r>
+    </w:p>
+    <w:p>
+      <w:pPr>
+        <w:rPr>
+          <w:lang w:val="en-US"/>
+        </w:rPr>
+      </w:pPr>
+      <w:r>
+        <w:rPr>
+          <w:lang w:val="en-US"/>
+        </w:rPr>
+        <w:tab/>
+        <w:t xml:space="preserve">CHARACTER SET </w:t>
+      </w:r>
+      <w:r>
+        <w:rPr>
+          <w:lang w:val="en-US"/>
+        </w:rPr>
+        <w:t>UTF8</w:t>
+      </w:r>
+    </w:p>
+    <w:p>
+      <w:pPr>
+        <w:rPr>
+          <w:lang w:val="en-US"/>
+        </w:rPr>
+      </w:pPr>
+      <w:r>
+        <w:rPr>
+          <w:lang w:val="en-US"/>
+        </w:rPr>
+        <w:tab/>
+        <w:t>COLUMNS TERMINATED BY '</w:t>
+      </w:r>
+      <w:r>
+        <w:rPr>
+          <w:lang w:val="en-US"/>
+        </w:rPr>
+        <w:tab/>
+      </w:r>
+      <w:r>
+        <w:rPr>
+          <w:lang w:val="en-US"/>
+        </w:rPr>
+        <w:t>'</w:t>
+      </w:r>
+    </w:p>
+    <w:p>
+      <w:r>
+        <w:rPr>
+          <w:lang w:val="en-US"/>
+        </w:rPr>
+        <w:tab/>
+      </w:r>
+      <w:r>
+        <w:t>IGNORE 1 LINES;</w:t>
+      </w:r>
+    </w:p>
+    <w:p/>
+    <w:p>
+      <w:pPr>
+        <w:keepNext/>
+        <w:rPr>
+          <w:lang w:val="en-US"/>
+        </w:rPr>
+      </w:pPr>
+      <w:r>
+        <w:rPr>
+          <w:lang w:val="en-US"/>
+        </w:rPr>
+        <w:lastRenderedPageBreak/>
+        <w:t xml:space="preserve">LOAD DATA INFILE '/var/lib/mysql-files/t_adresse.tsv' </w:t>
+      </w:r>
+    </w:p>
+    <w:p>
+      <w:pPr>
+        <w:keepNext/>
+        <w:rPr>
+          <w:lang w:val="en-US"/>
+        </w:rPr>
+      </w:pPr>
+      <w:r>
+        <w:rPr>
+          <w:lang w:val="en-US"/>
+        </w:rPr>
+        <w:tab/>
+        <w:t>INTO TABLE t_adresse</w:t>
+      </w:r>
+    </w:p>
+    <w:p>
+      <w:pPr>
+        <w:keepNext/>
+        <w:rPr>
+          <w:lang w:val="en-US"/>
+        </w:rPr>
+      </w:pPr>
+      <w:r>
+        <w:rPr>
+          <w:lang w:val="en-US"/>
+        </w:rPr>
+        <w:tab/>
+        <w:t>CHARACTER SET UTF8</w:t>
+      </w:r>
+    </w:p>
+    <w:p>
+      <w:pPr>
+        <w:keepNext/>
+        <w:rPr>
+          <w:lang w:val="en-US"/>
+        </w:rPr>
+      </w:pPr>
+      <w:r>
+        <w:rPr>
+          <w:lang w:val="en-US"/>
+        </w:rPr>
+        <w:tab/>
+        <w:t>COLUMNS TERMINATED BY '</w:t>
+      </w:r>
+      <w:r>
+        <w:rPr>
+          <w:lang w:val="en-US"/>
+        </w:rPr>
+        <w:t>\t</w:t>
+      </w:r>
+      <w:r>
+        <w:rPr>
+          <w:lang w:val="en-US"/>
+        </w:rPr>
+        <w:t>'</w:t>
+      </w:r>
+    </w:p>
+    <w:p>
+      <w:pPr>
+        <w:keepNext/>
+      </w:pPr>
+      <w:r>
+        <w:rPr>
+          <w:lang w:val="en-US"/>
+        </w:rPr>
+        <w:tab/>
+      </w:r>
+      <w:r>
+        <w:t>IGNORE 1 LINES</w:t>
+      </w:r>
+    </w:p>
+    <w:p>
+      <w:pPr>
+        <w:keepNext/>
+      </w:pPr>
+      <w:r>
+        <w:t xml:space="preserve">    (`adresse_id`, `client_fk`, `rue`, `npa`, `localite`, `latitude`, `longitude`);</w:t>
+      </w:r>
+    </w:p>
+    <w:p/>
     <w:p>
       <w:pPr>
         <w:pStyle w:val="Titre2"/>
@@ -827,7 +1248,7 @@
 </file>
 
 <file path=word/endnotes.xml><?xml version="1.0" encoding="utf-8"?>
-<w:endnotes xmlns:wpc="http://schemas.microsoft.com/office/word/2010/wordprocessingCanvas" xmlns:cx="http://schemas.microsoft.com/office/drawing/2014/chartex" xmlns:cx1="http://schemas.microsoft.com/office/drawing/2015/9/8/chartex" xmlns:cx2="http://schemas.microsoft.com/office/drawing/2015/10/21/chartex" xmlns:cx3="http://schemas.microsoft.com/office/drawing/2016/5/9/chartex" xmlns:cx4="http://schemas.microsoft.com/office/drawing/2016/5/10/chartex" xmlns:cx5="http://schemas.microsoft.com/office/drawing/2016/5/11/chartex" xmlns:cx6="http://schemas.microsoft.com/office/drawing/2016/5/12/chartex" xmlns:cx7="http://schemas.microsoft.com/office/drawing/2016/5/13/chartex" xmlns:cx8="http://schemas.microsoft.com/office/drawing/2016/5/14/chartex" xmlns:mc="http://schemas.openxmlformats.org/markup-compatibility/2006" xmlns:aink="http://schemas.microsoft.com/office/drawing/2016/ink" xmlns:am3d="http://schemas.microsoft.com/office/drawing/2017/model3d" xmlns:o="urn:schemas-microsoft-com:office:office" xmlns:oel="http://schemas.microsoft.com/office/2019/extlst" xmlns:r="http://schemas.openxmlformats.org/officeDocument/2006/relationships" xmlns:m="http://schemas.openxmlformats.org/officeDocument/2006/math" xmlns:v="urn:schemas-microsoft-com:vml" xmlns:wp14="http://schemas.microsoft.com/office/word/2010/wordprocessingDrawing" xmlns:wp="http://schemas.openxmlformats.org/drawingml/2006/wordprocessingDrawing" xmlns:w10="urn:schemas-microsoft-com:office:word" xmlns:w="http://schemas.openxmlformats.org/wordprocessingml/2006/main" xmlns:w14="http://schemas.microsoft.com/office/word/2010/wordml" xmlns:w15="http://schemas.microsoft.com/office/word/2012/wordml" xmlns:w16cex="http://schemas.microsoft.com/office/word/2018/wordml/cex" xmlns:w16cid="http://schemas.microsoft.com/office/word/2016/wordml/cid" xmlns:w16="http://schemas.microsoft.com/office/word/2018/wordml" xmlns:w16sdtdh="http://schemas.microsoft.com/office/word/2020/wordml/sdtdatahash" xmlns:w16se="http://schemas.microsoft.com/office/word/2015/wordml/symex" xmlns:wpg="http://schemas.microsoft.com/office/word/2010/wordprocessingGroup" xmlns:wpi="http://schemas.microsoft.com/office/word/2010/wordprocessingInk" xmlns:wne="http://schemas.microsoft.com/office/word/2006/wordml" xmlns:wps="http://schemas.microsoft.com/office/word/2010/wordprocessingShape" mc:Ignorable="w14 w15 w16se w16cid w16 w16cex w16sdtdh wp14">
+<w:endnotes xmlns:wpc="http://schemas.microsoft.com/office/word/2010/wordprocessingCanvas" xmlns:cx="http://schemas.microsoft.com/office/drawing/2014/chartex" xmlns:cx1="http://schemas.microsoft.com/office/drawing/2015/9/8/chartex" xmlns:cx2="http://schemas.microsoft.com/office/drawing/2015/10/21/chartex" xmlns:cx3="http://schemas.microsoft.com/office/drawing/2016/5/9/chartex" xmlns:cx4="http://schemas.microsoft.com/office/drawing/2016/5/10/chartex" xmlns:cx5="http://schemas.microsoft.com/office/drawing/2016/5/11/chartex" xmlns:cx6="http://schemas.microsoft.com/office/drawing/2016/5/12/chartex" xmlns:cx7="http://schemas.microsoft.com/office/drawing/2016/5/13/chartex" xmlns:cx8="http://schemas.microsoft.com/office/drawing/2016/5/14/chartex" xmlns:mc="http://schemas.openxmlformats.org/markup-compatibility/2006" xmlns:aink="http://schemas.microsoft.com/office/drawing/2016/ink" xmlns:am3d="http://schemas.microsoft.com/office/drawing/2017/model3d" xmlns:o="urn:schemas-microsoft-com:office:office" xmlns:oel="http://schemas.microsoft.com/office/2019/extlst" xmlns:r="http://schemas.openxmlformats.org/officeDocument/2006/relationships" xmlns:m="http://schemas.openxmlformats.org/officeDocument/2006/math" xmlns:v="urn:schemas-microsoft-com:vml" xmlns:wp14="http://schemas.microsoft.com/office/word/2010/wordprocessingDrawing" xmlns:wp="http://schemas.openxmlformats.org/drawingml/2006/wordprocessingDrawing" xmlns:w10="urn:schemas-microsoft-com:office:word" xmlns:w="http://schemas.openxmlformats.org/wordprocessingml/2006/main" xmlns:w14="http://schemas.microsoft.com/office/word/2010/wordml" xmlns:w15="http://schemas.microsoft.com/office/word/2012/wordml" xmlns:w16cex="http://schemas.microsoft.com/office/word/2018/wordml/cex" xmlns:w16cid="http://schemas.microsoft.com/office/word/2016/wordml/cid" xmlns:w16="http://schemas.microsoft.com/office/word/2018/wordml" xmlns:w16du="http://schemas.microsoft.com/office/word/2023/wordml/word16du" xmlns:w16sdtdh="http://schemas.microsoft.com/office/word/2020/wordml/sdtdatahash" xmlns:w16sdtfl="http://schemas.microsoft.com/office/word/2024/wordml/sdtformatlock" xmlns:w16se="http://schemas.microsoft.com/office/word/2015/wordml/symex" xmlns:wpg="http://schemas.microsoft.com/office/word/2010/wordprocessingGroup" xmlns:wpi="http://schemas.microsoft.com/office/word/2010/wordprocessingInk" xmlns:wne="http://schemas.microsoft.com/office/word/2006/wordml" xmlns:wps="http://schemas.microsoft.com/office/word/2010/wordprocessingShape" mc:Ignorable="w14 w15 w16se w16cid w16 w16cex w16sdtdh w16sdtfl w16du wp14">
   <w:endnote w:type="separator" w:id="-1">
     <w:p>
       <w:pPr>
@@ -852,7 +1273,7 @@
 </file>
 
 <file path=word/footer1.xml><?xml version="1.0" encoding="utf-8"?>
-<w:ftr xmlns:wpc="http://schemas.microsoft.com/office/word/2010/wordprocessingCanvas" xmlns:cx="http://schemas.microsoft.com/office/drawing/2014/chartex" xmlns:cx1="http://schemas.microsoft.com/office/drawing/2015/9/8/chartex" xmlns:cx2="http://schemas.microsoft.com/office/drawing/2015/10/21/chartex" xmlns:cx3="http://schemas.microsoft.com/office/drawing/2016/5/9/chartex" xmlns:cx4="http://schemas.microsoft.com/office/drawing/2016/5/10/chartex" xmlns:cx5="http://schemas.microsoft.com/office/drawing/2016/5/11/chartex" xmlns:cx6="http://schemas.microsoft.com/office/drawing/2016/5/12/chartex" xmlns:cx7="http://schemas.microsoft.com/office/drawing/2016/5/13/chartex" xmlns:cx8="http://schemas.microsoft.com/office/drawing/2016/5/14/chartex" xmlns:mc="http://schemas.openxmlformats.org/markup-compatibility/2006" xmlns:aink="http://schemas.microsoft.com/office/drawing/2016/ink" xmlns:am3d="http://schemas.microsoft.com/office/drawing/2017/model3d" xmlns:o="urn:schemas-microsoft-com:office:office" xmlns:oel="http://schemas.microsoft.com/office/2019/extlst" xmlns:r="http://schemas.openxmlformats.org/officeDocument/2006/relationships" xmlns:m="http://schemas.openxmlformats.org/officeDocument/2006/math" xmlns:v="urn:schemas-microsoft-com:vml" xmlns:wp14="http://schemas.microsoft.com/office/word/2010/wordprocessingDrawing" xmlns:wp="http://schemas.openxmlformats.org/drawingml/2006/wordprocessingDrawing" xmlns:w10="urn:schemas-microsoft-com:office:word" xmlns:w="http://schemas.openxmlformats.org/wordprocessingml/2006/main" xmlns:w14="http://schemas.microsoft.com/office/word/2010/wordml" xmlns:w15="http://schemas.microsoft.com/office/word/2012/wordml" xmlns:w16cex="http://schemas.microsoft.com/office/word/2018/wordml/cex" xmlns:w16cid="http://schemas.microsoft.com/office/word/2016/wordml/cid" xmlns:w16="http://schemas.microsoft.com/office/word/2018/wordml" xmlns:w16sdtdh="http://schemas.microsoft.com/office/word/2020/wordml/sdtdatahash" xmlns:w16se="http://schemas.microsoft.com/office/word/2015/wordml/symex" xmlns:wpg="http://schemas.microsoft.com/office/word/2010/wordprocessingGroup" xmlns:wpi="http://schemas.microsoft.com/office/word/2010/wordprocessingInk" xmlns:wne="http://schemas.microsoft.com/office/word/2006/wordml" xmlns:wps="http://schemas.microsoft.com/office/word/2010/wordprocessingShape" mc:Ignorable="w14 w15 w16se w16cid w16 w16cex w16sdtdh wp14">
+<w:ftr xmlns:wpc="http://schemas.microsoft.com/office/word/2010/wordprocessingCanvas" xmlns:cx="http://schemas.microsoft.com/office/drawing/2014/chartex" xmlns:cx1="http://schemas.microsoft.com/office/drawing/2015/9/8/chartex" xmlns:cx2="http://schemas.microsoft.com/office/drawing/2015/10/21/chartex" xmlns:cx3="http://schemas.microsoft.com/office/drawing/2016/5/9/chartex" xmlns:cx4="http://schemas.microsoft.com/office/drawing/2016/5/10/chartex" xmlns:cx5="http://schemas.microsoft.com/office/drawing/2016/5/11/chartex" xmlns:cx6="http://schemas.microsoft.com/office/drawing/2016/5/12/chartex" xmlns:cx7="http://schemas.microsoft.com/office/drawing/2016/5/13/chartex" xmlns:cx8="http://schemas.microsoft.com/office/drawing/2016/5/14/chartex" xmlns:mc="http://schemas.openxmlformats.org/markup-compatibility/2006" xmlns:aink="http://schemas.microsoft.com/office/drawing/2016/ink" xmlns:am3d="http://schemas.microsoft.com/office/drawing/2017/model3d" xmlns:o="urn:schemas-microsoft-com:office:office" xmlns:oel="http://schemas.microsoft.com/office/2019/extlst" xmlns:r="http://schemas.openxmlformats.org/officeDocument/2006/relationships" xmlns:m="http://schemas.openxmlformats.org/officeDocument/2006/math" xmlns:v="urn:schemas-microsoft-com:vml" xmlns:wp14="http://schemas.microsoft.com/office/word/2010/wordprocessingDrawing" xmlns:wp="http://schemas.openxmlformats.org/drawingml/2006/wordprocessingDrawing" xmlns:w10="urn:schemas-microsoft-com:office:word" xmlns:w="http://schemas.openxmlformats.org/wordprocessingml/2006/main" xmlns:w14="http://schemas.microsoft.com/office/word/2010/wordml" xmlns:w15="http://schemas.microsoft.com/office/word/2012/wordml" xmlns:w16cex="http://schemas.microsoft.com/office/word/2018/wordml/cex" xmlns:w16cid="http://schemas.microsoft.com/office/word/2016/wordml/cid" xmlns:w16="http://schemas.microsoft.com/office/word/2018/wordml" xmlns:w16du="http://schemas.microsoft.com/office/word/2023/wordml/word16du" xmlns:w16sdtdh="http://schemas.microsoft.com/office/word/2020/wordml/sdtdatahash" xmlns:w16sdtfl="http://schemas.microsoft.com/office/word/2024/wordml/sdtformatlock" xmlns:w16se="http://schemas.microsoft.com/office/word/2015/wordml/symex" xmlns:wpg="http://schemas.microsoft.com/office/word/2010/wordprocessingGroup" xmlns:wpi="http://schemas.microsoft.com/office/word/2010/wordprocessingInk" xmlns:wne="http://schemas.microsoft.com/office/word/2006/wordml" xmlns:wps="http://schemas.microsoft.com/office/word/2010/wordprocessingShape" mc:Ignorable="w14 w15 w16se w16cid w16 w16cex w16sdtdh w16sdtfl w16du wp14">
   <w:p>
     <w:pPr>
       <w:pStyle w:val="Pieddepage"/>
@@ -895,7 +1316,7 @@
 </file>
 
 <file path=word/footnotes.xml><?xml version="1.0" encoding="utf-8"?>
-<w:footnotes xmlns:wpc="http://schemas.microsoft.com/office/word/2010/wordprocessingCanvas" xmlns:cx="http://schemas.microsoft.com/office/drawing/2014/chartex" xmlns:cx1="http://schemas.microsoft.com/office/drawing/2015/9/8/chartex" xmlns:cx2="http://schemas.microsoft.com/office/drawing/2015/10/21/chartex" xmlns:cx3="http://schemas.microsoft.com/office/drawing/2016/5/9/chartex" xmlns:cx4="http://schemas.microsoft.com/office/drawing/2016/5/10/chartex" xmlns:cx5="http://schemas.microsoft.com/office/drawing/2016/5/11/chartex" xmlns:cx6="http://schemas.microsoft.com/office/drawing/2016/5/12/chartex" xmlns:cx7="http://schemas.microsoft.com/office/drawing/2016/5/13/chartex" xmlns:cx8="http://schemas.microsoft.com/office/drawing/2016/5/14/chartex" xmlns:mc="http://schemas.openxmlformats.org/markup-compatibility/2006" xmlns:aink="http://schemas.microsoft.com/office/drawing/2016/ink" xmlns:am3d="http://schemas.microsoft.com/office/drawing/2017/model3d" xmlns:o="urn:schemas-microsoft-com:office:office" xmlns:oel="http://schemas.microsoft.com/office/2019/extlst" xmlns:r="http://schemas.openxmlformats.org/officeDocument/2006/relationships" xmlns:m="http://schemas.openxmlformats.org/officeDocument/2006/math" xmlns:v="urn:schemas-microsoft-com:vml" xmlns:wp14="http://schemas.microsoft.com/office/word/2010/wordprocessingDrawing" xmlns:wp="http://schemas.openxmlformats.org/drawingml/2006/wordprocessingDrawing" xmlns:w10="urn:schemas-microsoft-com:office:word" xmlns:w="http://schemas.openxmlformats.org/wordprocessingml/2006/main" xmlns:w14="http://schemas.microsoft.com/office/word/2010/wordml" xmlns:w15="http://schemas.microsoft.com/office/word/2012/wordml" xmlns:w16cex="http://schemas.microsoft.com/office/word/2018/wordml/cex" xmlns:w16cid="http://schemas.microsoft.com/office/word/2016/wordml/cid" xmlns:w16="http://schemas.microsoft.com/office/word/2018/wordml" xmlns:w16sdtdh="http://schemas.microsoft.com/office/word/2020/wordml/sdtdatahash" xmlns:w16se="http://schemas.microsoft.com/office/word/2015/wordml/symex" xmlns:wpg="http://schemas.microsoft.com/office/word/2010/wordprocessingGroup" xmlns:wpi="http://schemas.microsoft.com/office/word/2010/wordprocessingInk" xmlns:wne="http://schemas.microsoft.com/office/word/2006/wordml" xmlns:wps="http://schemas.microsoft.com/office/word/2010/wordprocessingShape" mc:Ignorable="w14 w15 w16se w16cid w16 w16cex w16sdtdh wp14">
+<w:footnotes xmlns:wpc="http://schemas.microsoft.com/office/word/2010/wordprocessingCanvas" xmlns:cx="http://schemas.microsoft.com/office/drawing/2014/chartex" xmlns:cx1="http://schemas.microsoft.com/office/drawing/2015/9/8/chartex" xmlns:cx2="http://schemas.microsoft.com/office/drawing/2015/10/21/chartex" xmlns:cx3="http://schemas.microsoft.com/office/drawing/2016/5/9/chartex" xmlns:cx4="http://schemas.microsoft.com/office/drawing/2016/5/10/chartex" xmlns:cx5="http://schemas.microsoft.com/office/drawing/2016/5/11/chartex" xmlns:cx6="http://schemas.microsoft.com/office/drawing/2016/5/12/chartex" xmlns:cx7="http://schemas.microsoft.com/office/drawing/2016/5/13/chartex" xmlns:cx8="http://schemas.microsoft.com/office/drawing/2016/5/14/chartex" xmlns:mc="http://schemas.openxmlformats.org/markup-compatibility/2006" xmlns:aink="http://schemas.microsoft.com/office/drawing/2016/ink" xmlns:am3d="http://schemas.microsoft.com/office/drawing/2017/model3d" xmlns:o="urn:schemas-microsoft-com:office:office" xmlns:oel="http://schemas.microsoft.com/office/2019/extlst" xmlns:r="http://schemas.openxmlformats.org/officeDocument/2006/relationships" xmlns:m="http://schemas.openxmlformats.org/officeDocument/2006/math" xmlns:v="urn:schemas-microsoft-com:vml" xmlns:wp14="http://schemas.microsoft.com/office/word/2010/wordprocessingDrawing" xmlns:wp="http://schemas.openxmlformats.org/drawingml/2006/wordprocessingDrawing" xmlns:w10="urn:schemas-microsoft-com:office:word" xmlns:w="http://schemas.openxmlformats.org/wordprocessingml/2006/main" xmlns:w14="http://schemas.microsoft.com/office/word/2010/wordml" xmlns:w15="http://schemas.microsoft.com/office/word/2012/wordml" xmlns:w16cex="http://schemas.microsoft.com/office/word/2018/wordml/cex" xmlns:w16cid="http://schemas.microsoft.com/office/word/2016/wordml/cid" xmlns:w16="http://schemas.microsoft.com/office/word/2018/wordml" xmlns:w16du="http://schemas.microsoft.com/office/word/2023/wordml/word16du" xmlns:w16sdtdh="http://schemas.microsoft.com/office/word/2020/wordml/sdtdatahash" xmlns:w16sdtfl="http://schemas.microsoft.com/office/word/2024/wordml/sdtformatlock" xmlns:w16se="http://schemas.microsoft.com/office/word/2015/wordml/symex" xmlns:wpg="http://schemas.microsoft.com/office/word/2010/wordprocessingGroup" xmlns:wpi="http://schemas.microsoft.com/office/word/2010/wordprocessingInk" xmlns:wne="http://schemas.microsoft.com/office/word/2006/wordml" xmlns:wps="http://schemas.microsoft.com/office/word/2010/wordprocessingShape" mc:Ignorable="w14 w15 w16se w16cid w16 w16cex w16sdtdh w16sdtfl w16du wp14">
   <w:footnote w:type="separator" w:id="-1">
     <w:p>
       <w:pPr>
@@ -920,7 +1341,7 @@
 </file>
 
 <file path=word/header1.xml><?xml version="1.0" encoding="utf-8"?>
-<w:hdr xmlns:wpc="http://schemas.microsoft.com/office/word/2010/wordprocessingCanvas" xmlns:cx="http://schemas.microsoft.com/office/drawing/2014/chartex" xmlns:cx1="http://schemas.microsoft.com/office/drawing/2015/9/8/chartex" xmlns:cx2="http://schemas.microsoft.com/office/drawing/2015/10/21/chartex" xmlns:cx3="http://schemas.microsoft.com/office/drawing/2016/5/9/chartex" xmlns:cx4="http://schemas.microsoft.com/office/drawing/2016/5/10/chartex" xmlns:cx5="http://schemas.microsoft.com/office/drawing/2016/5/11/chartex" xmlns:cx6="http://schemas.microsoft.com/office/drawing/2016/5/12/chartex" xmlns:cx7="http://schemas.microsoft.com/office/drawing/2016/5/13/chartex" xmlns:cx8="http://schemas.microsoft.com/office/drawing/2016/5/14/chartex" xmlns:mc="http://schemas.openxmlformats.org/markup-compatibility/2006" xmlns:aink="http://schemas.microsoft.com/office/drawing/2016/ink" xmlns:am3d="http://schemas.microsoft.com/office/drawing/2017/model3d" xmlns:o="urn:schemas-microsoft-com:office:office" xmlns:oel="http://schemas.microsoft.com/office/2019/extlst" xmlns:r="http://schemas.openxmlformats.org/officeDocument/2006/relationships" xmlns:m="http://schemas.openxmlformats.org/officeDocument/2006/math" xmlns:v="urn:schemas-microsoft-com:vml" xmlns:wp14="http://schemas.microsoft.com/office/word/2010/wordprocessingDrawing" xmlns:wp="http://schemas.openxmlformats.org/drawingml/2006/wordprocessingDrawing" xmlns:w10="urn:schemas-microsoft-com:office:word" xmlns:w="http://schemas.openxmlformats.org/wordprocessingml/2006/main" xmlns:w14="http://schemas.microsoft.com/office/word/2010/wordml" xmlns:w15="http://schemas.microsoft.com/office/word/2012/wordml" xmlns:w16cex="http://schemas.microsoft.com/office/word/2018/wordml/cex" xmlns:w16cid="http://schemas.microsoft.com/office/word/2016/wordml/cid" xmlns:w16="http://schemas.microsoft.com/office/word/2018/wordml" xmlns:w16sdtdh="http://schemas.microsoft.com/office/word/2020/wordml/sdtdatahash" xmlns:w16se="http://schemas.microsoft.com/office/word/2015/wordml/symex" xmlns:wpg="http://schemas.microsoft.com/office/word/2010/wordprocessingGroup" xmlns:wpi="http://schemas.microsoft.com/office/word/2010/wordprocessingInk" xmlns:wne="http://schemas.microsoft.com/office/word/2006/wordml" xmlns:wps="http://schemas.microsoft.com/office/word/2010/wordprocessingShape" mc:Ignorable="w14 w15 w16se w16cid w16 w16cex w16sdtdh wp14">
+<w:hdr xmlns:wpc="http://schemas.microsoft.com/office/word/2010/wordprocessingCanvas" xmlns:cx="http://schemas.microsoft.com/office/drawing/2014/chartex" xmlns:cx1="http://schemas.microsoft.com/office/drawing/2015/9/8/chartex" xmlns:cx2="http://schemas.microsoft.com/office/drawing/2015/10/21/chartex" xmlns:cx3="http://schemas.microsoft.com/office/drawing/2016/5/9/chartex" xmlns:cx4="http://schemas.microsoft.com/office/drawing/2016/5/10/chartex" xmlns:cx5="http://schemas.microsoft.com/office/drawing/2016/5/11/chartex" xmlns:cx6="http://schemas.microsoft.com/office/drawing/2016/5/12/chartex" xmlns:cx7="http://schemas.microsoft.com/office/drawing/2016/5/13/chartex" xmlns:cx8="http://schemas.microsoft.com/office/drawing/2016/5/14/chartex" xmlns:mc="http://schemas.openxmlformats.org/markup-compatibility/2006" xmlns:aink="http://schemas.microsoft.com/office/drawing/2016/ink" xmlns:am3d="http://schemas.microsoft.com/office/drawing/2017/model3d" xmlns:o="urn:schemas-microsoft-com:office:office" xmlns:oel="http://schemas.microsoft.com/office/2019/extlst" xmlns:r="http://schemas.openxmlformats.org/officeDocument/2006/relationships" xmlns:m="http://schemas.openxmlformats.org/officeDocument/2006/math" xmlns:v="urn:schemas-microsoft-com:vml" xmlns:wp14="http://schemas.microsoft.com/office/word/2010/wordprocessingDrawing" xmlns:wp="http://schemas.openxmlformats.org/drawingml/2006/wordprocessingDrawing" xmlns:w10="urn:schemas-microsoft-com:office:word" xmlns:w="http://schemas.openxmlformats.org/wordprocessingml/2006/main" xmlns:w14="http://schemas.microsoft.com/office/word/2010/wordml" xmlns:w15="http://schemas.microsoft.com/office/word/2012/wordml" xmlns:w16cex="http://schemas.microsoft.com/office/word/2018/wordml/cex" xmlns:w16cid="http://schemas.microsoft.com/office/word/2016/wordml/cid" xmlns:w16="http://schemas.microsoft.com/office/word/2018/wordml" xmlns:w16du="http://schemas.microsoft.com/office/word/2023/wordml/word16du" xmlns:w16sdtdh="http://schemas.microsoft.com/office/word/2020/wordml/sdtdatahash" xmlns:w16sdtfl="http://schemas.microsoft.com/office/word/2024/wordml/sdtformatlock" xmlns:w16se="http://schemas.microsoft.com/office/word/2015/wordml/symex" xmlns:wpg="http://schemas.microsoft.com/office/word/2010/wordprocessingGroup" xmlns:wpi="http://schemas.microsoft.com/office/word/2010/wordprocessingInk" xmlns:wne="http://schemas.microsoft.com/office/word/2006/wordml" xmlns:wps="http://schemas.microsoft.com/office/word/2010/wordprocessingShape" mc:Ignorable="w14 w15 w16se w16cid w16 w16cex w16sdtdh w16sdtfl w16du wp14">
   <w:p>
     <w:pPr>
       <w:pStyle w:val="En-tte"/>
@@ -1182,7 +1603,7 @@
 </file>
 
 <file path=word/numbering.xml><?xml version="1.0" encoding="utf-8"?>
-<w:numbering xmlns:wpc="http://schemas.microsoft.com/office/word/2010/wordprocessingCanvas" xmlns:cx="http://schemas.microsoft.com/office/drawing/2014/chartex" xmlns:cx1="http://schemas.microsoft.com/office/drawing/2015/9/8/chartex" xmlns:cx2="http://schemas.microsoft.com/office/drawing/2015/10/21/chartex" xmlns:cx3="http://schemas.microsoft.com/office/drawing/2016/5/9/chartex" xmlns:cx4="http://schemas.microsoft.com/office/drawing/2016/5/10/chartex" xmlns:cx5="http://schemas.microsoft.com/office/drawing/2016/5/11/chartex" xmlns:cx6="http://schemas.microsoft.com/office/drawing/2016/5/12/chartex" xmlns:cx7="http://schemas.microsoft.com/office/drawing/2016/5/13/chartex" xmlns:cx8="http://schemas.microsoft.com/office/drawing/2016/5/14/chartex" xmlns:mc="http://schemas.openxmlformats.org/markup-compatibility/2006" xmlns:aink="http://schemas.microsoft.com/office/drawing/2016/ink" xmlns:am3d="http://schemas.microsoft.com/office/drawing/2017/model3d" xmlns:o="urn:schemas-microsoft-com:office:office" xmlns:oel="http://schemas.microsoft.com/office/2019/extlst" xmlns:r="http://schemas.openxmlformats.org/officeDocument/2006/relationships" xmlns:m="http://schemas.openxmlformats.org/officeDocument/2006/math" xmlns:v="urn:schemas-microsoft-com:vml" xmlns:wp14="http://schemas.microsoft.com/office/word/2010/wordprocessingDrawing" xmlns:wp="http://schemas.openxmlformats.org/drawingml/2006/wordprocessingDrawing" xmlns:w10="urn:schemas-microsoft-com:office:word" xmlns:w="http://schemas.openxmlformats.org/wordprocessingml/2006/main" xmlns:w14="http://schemas.microsoft.com/office/word/2010/wordml" xmlns:w15="http://schemas.microsoft.com/office/word/2012/wordml" xmlns:w16cex="http://schemas.microsoft.com/office/word/2018/wordml/cex" xmlns:w16cid="http://schemas.microsoft.com/office/word/2016/wordml/cid" xmlns:w16="http://schemas.microsoft.com/office/word/2018/wordml" xmlns:w16sdtdh="http://schemas.microsoft.com/office/word/2020/wordml/sdtdatahash" xmlns:w16se="http://schemas.microsoft.com/office/word/2015/wordml/symex" xmlns:wpg="http://schemas.microsoft.com/office/word/2010/wordprocessingGroup" xmlns:wpi="http://schemas.microsoft.com/office/word/2010/wordprocessingInk" xmlns:wne="http://schemas.microsoft.com/office/word/2006/wordml" xmlns:wps="http://schemas.microsoft.com/office/word/2010/wordprocessingShape" mc:Ignorable="w14 w15 w16se w16cid w16 w16cex w16sdtdh wp14">
+<w:numbering xmlns:wpc="http://schemas.microsoft.com/office/word/2010/wordprocessingCanvas" xmlns:cx="http://schemas.microsoft.com/office/drawing/2014/chartex" xmlns:cx1="http://schemas.microsoft.com/office/drawing/2015/9/8/chartex" xmlns:cx2="http://schemas.microsoft.com/office/drawing/2015/10/21/chartex" xmlns:cx3="http://schemas.microsoft.com/office/drawing/2016/5/9/chartex" xmlns:cx4="http://schemas.microsoft.com/office/drawing/2016/5/10/chartex" xmlns:cx5="http://schemas.microsoft.com/office/drawing/2016/5/11/chartex" xmlns:cx6="http://schemas.microsoft.com/office/drawing/2016/5/12/chartex" xmlns:cx7="http://schemas.microsoft.com/office/drawing/2016/5/13/chartex" xmlns:cx8="http://schemas.microsoft.com/office/drawing/2016/5/14/chartex" xmlns:mc="http://schemas.openxmlformats.org/markup-compatibility/2006" xmlns:aink="http://schemas.microsoft.com/office/drawing/2016/ink" xmlns:am3d="http://schemas.microsoft.com/office/drawing/2017/model3d" xmlns:o="urn:schemas-microsoft-com:office:office" xmlns:oel="http://schemas.microsoft.com/office/2019/extlst" xmlns:r="http://schemas.openxmlformats.org/officeDocument/2006/relationships" xmlns:m="http://schemas.openxmlformats.org/officeDocument/2006/math" xmlns:v="urn:schemas-microsoft-com:vml" xmlns:wp14="http://schemas.microsoft.com/office/word/2010/wordprocessingDrawing" xmlns:wp="http://schemas.openxmlformats.org/drawingml/2006/wordprocessingDrawing" xmlns:w10="urn:schemas-microsoft-com:office:word" xmlns:w="http://schemas.openxmlformats.org/wordprocessingml/2006/main" xmlns:w14="http://schemas.microsoft.com/office/word/2010/wordml" xmlns:w15="http://schemas.microsoft.com/office/word/2012/wordml" xmlns:w16cex="http://schemas.microsoft.com/office/word/2018/wordml/cex" xmlns:w16cid="http://schemas.microsoft.com/office/word/2016/wordml/cid" xmlns:w16="http://schemas.microsoft.com/office/word/2018/wordml" xmlns:w16du="http://schemas.microsoft.com/office/word/2023/wordml/word16du" xmlns:w16sdtdh="http://schemas.microsoft.com/office/word/2020/wordml/sdtdatahash" xmlns:w16sdtfl="http://schemas.microsoft.com/office/word/2024/wordml/sdtformatlock" xmlns:w16se="http://schemas.microsoft.com/office/word/2015/wordml/symex" xmlns:wpg="http://schemas.microsoft.com/office/word/2010/wordprocessingGroup" xmlns:wpi="http://schemas.microsoft.com/office/word/2010/wordprocessingInk" xmlns:wne="http://schemas.microsoft.com/office/word/2006/wordml" xmlns:wps="http://schemas.microsoft.com/office/word/2010/wordprocessingShape" mc:Ignorable="w14 w15 w16se w16cid w16 w16cex w16sdtdh w16sdtfl w16du wp14">
   <w:abstractNum w:abstractNumId="0" w15:restartNumberingAfterBreak="0">
     <w:nsid w:val="21B31103"/>
     <w:multiLevelType w:val="hybridMultilevel"/>
@@ -1463,7 +1884,7 @@
 </file>
 
 <file path=word/styles.xml><?xml version="1.0" encoding="utf-8"?>
-<w:styles xmlns:mc="http://schemas.openxmlformats.org/markup-compatibility/2006" xmlns:r="http://schemas.openxmlformats.org/officeDocument/2006/relationships" xmlns:w="http://schemas.openxmlformats.org/wordprocessingml/2006/main" xmlns:w14="http://schemas.microsoft.com/office/word/2010/wordml" xmlns:w15="http://schemas.microsoft.com/office/word/2012/wordml" xmlns:w16cex="http://schemas.microsoft.com/office/word/2018/wordml/cex" xmlns:w16cid="http://schemas.microsoft.com/office/word/2016/wordml/cid" xmlns:w16="http://schemas.microsoft.com/office/word/2018/wordml" xmlns:w16sdtdh="http://schemas.microsoft.com/office/word/2020/wordml/sdtdatahash" xmlns:w16se="http://schemas.microsoft.com/office/word/2015/wordml/symex" mc:Ignorable="w14 w15 w16se w16cid w16 w16cex w16sdtdh">
+<w:styles xmlns:mc="http://schemas.openxmlformats.org/markup-compatibility/2006" xmlns:r="http://schemas.openxmlformats.org/officeDocument/2006/relationships" xmlns:w="http://schemas.openxmlformats.org/wordprocessingml/2006/main" xmlns:w14="http://schemas.microsoft.com/office/word/2010/wordml" xmlns:w15="http://schemas.microsoft.com/office/word/2012/wordml" xmlns:w16cex="http://schemas.microsoft.com/office/word/2018/wordml/cex" xmlns:w16cid="http://schemas.microsoft.com/office/word/2016/wordml/cid" xmlns:w16="http://schemas.microsoft.com/office/word/2018/wordml" xmlns:w16du="http://schemas.microsoft.com/office/word/2023/wordml/word16du" xmlns:w16sdtdh="http://schemas.microsoft.com/office/word/2020/wordml/sdtdatahash" xmlns:w16sdtfl="http://schemas.microsoft.com/office/word/2024/wordml/sdtformatlock" xmlns:w16se="http://schemas.microsoft.com/office/word/2015/wordml/symex" mc:Ignorable="w14 w15 w16se w16cid w16 w16cex w16sdtdh w16sdtfl w16du">
   <w:docDefaults>
     <w:rPrDefault>
       <w:rPr>
@@ -1862,6 +2283,7 @@
   <w:style w:type="paragraph" w:default="1" w:styleId="Normal">
     <w:name w:val="Normal"/>
     <w:qFormat/>
+    <w:rsid w:val="00A3556E"/>
   </w:style>
   <w:style w:type="paragraph" w:styleId="Titre1">
     <w:name w:val="heading 1"/>

--- a/R106-JonJunod-ThanosPizza.docx
+++ b/R106-JonJunod-ThanosPizza.docx
@@ -17,8 +17,18 @@
           <w:sz w:val="32"/>
           <w:szCs w:val="32"/>
         </w:rPr>
-        <w:t>Rapport sur le projet ThanosPizza</w:t>
-      </w:r>
+        <w:t xml:space="preserve">Rapport sur le projet </w:t>
+      </w:r>
+      <w:proofErr w:type="spellStart"/>
+      <w:r>
+        <w:rPr>
+          <w:rStyle w:val="Titredulivre"/>
+          <w:sz w:val="32"/>
+          <w:szCs w:val="32"/>
+        </w:rPr>
+        <w:t>ThanosPizza</w:t>
+      </w:r>
+      <w:proofErr w:type="spellEnd"/>
     </w:p>
     <w:p>
       <w:pPr>
@@ -43,7 +53,7 @@
           <w:kern w:val="2"/>
           <w:sz w:val="24"/>
           <w:szCs w:val="24"/>
-          <w:lang w:val="fr-FR" w:eastAsia="en-US"/>
+          <w:lang w:eastAsia="en-US"/>
           <w14:ligatures w14:val="standardContextual"/>
         </w:rPr>
         <w:id w:val="2114013776"/>
@@ -58,9 +68,6 @@
             <w:pStyle w:val="En-ttedetabledesmatires"/>
           </w:pPr>
           <w:r>
-            <w:rPr>
-              <w:lang w:val="fr-FR"/>
-            </w:rPr>
             <w:t>Table des matières</w:t>
           </w:r>
         </w:p>
@@ -70,9 +77,6 @@
             <w:tabs>
               <w:tab w:val="right" w:leader="dot" w:pos="9062"/>
             </w:tabs>
-            <w:rPr>
-              <w:noProof/>
-            </w:rPr>
           </w:pPr>
           <w:r>
             <w:fldChar w:fldCharType="begin"/>
@@ -87,54 +91,46 @@
             <w:r>
               <w:rPr>
                 <w:rStyle w:val="Lienhypertexte"/>
-                <w:noProof/>
               </w:rPr>
               <w:t>Introduction</w:t>
             </w:r>
             <w:r>
               <w:rPr>
-                <w:noProof/>
                 <w:webHidden/>
               </w:rPr>
               <w:tab/>
             </w:r>
             <w:r>
               <w:rPr>
-                <w:noProof/>
                 <w:webHidden/>
               </w:rPr>
               <w:fldChar w:fldCharType="begin"/>
             </w:r>
             <w:r>
               <w:rPr>
-                <w:noProof/>
                 <w:webHidden/>
               </w:rPr>
               <w:instrText xml:space="preserve"> PAGEREF _Toc210392957 \h </w:instrText>
             </w:r>
             <w:r>
               <w:rPr>
-                <w:noProof/>
-                <w:webHidden/>
-              </w:rPr>
-            </w:r>
-            <w:r>
-              <w:rPr>
-                <w:noProof/>
+                <w:webHidden/>
+              </w:rPr>
+            </w:r>
+            <w:r>
+              <w:rPr>
                 <w:webHidden/>
               </w:rPr>
               <w:fldChar w:fldCharType="separate"/>
             </w:r>
             <w:r>
               <w:rPr>
-                <w:noProof/>
                 <w:webHidden/>
               </w:rPr>
               <w:t>1</w:t>
             </w:r>
             <w:r>
               <w:rPr>
-                <w:noProof/>
                 <w:webHidden/>
               </w:rPr>
               <w:fldChar w:fldCharType="end"/>
@@ -147,62 +143,51 @@
             <w:tabs>
               <w:tab w:val="right" w:leader="dot" w:pos="9062"/>
             </w:tabs>
-            <w:rPr>
-              <w:noProof/>
-            </w:rPr>
           </w:pPr>
           <w:hyperlink w:anchor="_Toc210392958" w:history="1">
             <w:r>
               <w:rPr>
                 <w:rStyle w:val="Lienhypertexte"/>
-                <w:noProof/>
               </w:rPr>
               <w:t>Chargement des données</w:t>
             </w:r>
             <w:r>
               <w:rPr>
-                <w:noProof/>
                 <w:webHidden/>
               </w:rPr>
               <w:tab/>
             </w:r>
             <w:r>
               <w:rPr>
-                <w:noProof/>
                 <w:webHidden/>
               </w:rPr>
               <w:fldChar w:fldCharType="begin"/>
             </w:r>
             <w:r>
               <w:rPr>
-                <w:noProof/>
                 <w:webHidden/>
               </w:rPr>
               <w:instrText xml:space="preserve"> PAGEREF _Toc210392958 \h </w:instrText>
             </w:r>
             <w:r>
               <w:rPr>
-                <w:noProof/>
-                <w:webHidden/>
-              </w:rPr>
-            </w:r>
-            <w:r>
-              <w:rPr>
-                <w:noProof/>
+                <w:webHidden/>
+              </w:rPr>
+            </w:r>
+            <w:r>
+              <w:rPr>
                 <w:webHidden/>
               </w:rPr>
               <w:fldChar w:fldCharType="separate"/>
             </w:r>
             <w:r>
               <w:rPr>
-                <w:noProof/>
                 <w:webHidden/>
               </w:rPr>
               <w:t>1</w:t>
             </w:r>
             <w:r>
               <w:rPr>
-                <w:noProof/>
                 <w:webHidden/>
               </w:rPr>
               <w:fldChar w:fldCharType="end"/>
@@ -215,62 +200,51 @@
             <w:tabs>
               <w:tab w:val="right" w:leader="dot" w:pos="9062"/>
             </w:tabs>
-            <w:rPr>
-              <w:noProof/>
-            </w:rPr>
           </w:pPr>
           <w:hyperlink w:anchor="_Toc210392959" w:history="1">
             <w:r>
               <w:rPr>
                 <w:rStyle w:val="Lienhypertexte"/>
-                <w:noProof/>
               </w:rPr>
               <w:t>Sauvegarde de la base de données</w:t>
             </w:r>
             <w:r>
               <w:rPr>
-                <w:noProof/>
                 <w:webHidden/>
               </w:rPr>
               <w:tab/>
             </w:r>
             <w:r>
               <w:rPr>
-                <w:noProof/>
                 <w:webHidden/>
               </w:rPr>
               <w:fldChar w:fldCharType="begin"/>
             </w:r>
             <w:r>
               <w:rPr>
-                <w:noProof/>
                 <w:webHidden/>
               </w:rPr>
               <w:instrText xml:space="preserve"> PAGEREF _Toc210392959 \h </w:instrText>
             </w:r>
             <w:r>
               <w:rPr>
-                <w:noProof/>
-                <w:webHidden/>
-              </w:rPr>
-            </w:r>
-            <w:r>
-              <w:rPr>
-                <w:noProof/>
+                <w:webHidden/>
+              </w:rPr>
+            </w:r>
+            <w:r>
+              <w:rPr>
                 <w:webHidden/>
               </w:rPr>
               <w:fldChar w:fldCharType="separate"/>
             </w:r>
             <w:r>
               <w:rPr>
-                <w:noProof/>
                 <w:webHidden/>
               </w:rPr>
               <w:t>1</w:t>
             </w:r>
             <w:r>
               <w:rPr>
-                <w:noProof/>
                 <w:webHidden/>
               </w:rPr>
               <w:fldChar w:fldCharType="end"/>
@@ -283,62 +257,51 @@
             <w:tabs>
               <w:tab w:val="right" w:leader="dot" w:pos="9062"/>
             </w:tabs>
-            <w:rPr>
-              <w:noProof/>
-            </w:rPr>
           </w:pPr>
           <w:hyperlink w:anchor="_Toc210392960" w:history="1">
             <w:r>
               <w:rPr>
                 <w:rStyle w:val="Lienhypertexte"/>
-                <w:noProof/>
               </w:rPr>
               <w:t>Requêtes</w:t>
             </w:r>
             <w:r>
               <w:rPr>
-                <w:noProof/>
                 <w:webHidden/>
               </w:rPr>
               <w:tab/>
             </w:r>
             <w:r>
               <w:rPr>
-                <w:noProof/>
                 <w:webHidden/>
               </w:rPr>
               <w:fldChar w:fldCharType="begin"/>
             </w:r>
             <w:r>
               <w:rPr>
-                <w:noProof/>
                 <w:webHidden/>
               </w:rPr>
               <w:instrText xml:space="preserve"> PAGEREF _Toc210392960 \h </w:instrText>
             </w:r>
             <w:r>
               <w:rPr>
-                <w:noProof/>
-                <w:webHidden/>
-              </w:rPr>
-            </w:r>
-            <w:r>
-              <w:rPr>
-                <w:noProof/>
+                <w:webHidden/>
+              </w:rPr>
+            </w:r>
+            <w:r>
+              <w:rPr>
                 <w:webHidden/>
               </w:rPr>
               <w:fldChar w:fldCharType="separate"/>
             </w:r>
             <w:r>
               <w:rPr>
-                <w:noProof/>
                 <w:webHidden/>
               </w:rPr>
               <w:t>1</w:t>
             </w:r>
             <w:r>
               <w:rPr>
-                <w:noProof/>
                 <w:webHidden/>
               </w:rPr>
               <w:fldChar w:fldCharType="end"/>
@@ -351,62 +314,51 @@
             <w:tabs>
               <w:tab w:val="right" w:leader="dot" w:pos="9062"/>
             </w:tabs>
-            <w:rPr>
-              <w:noProof/>
-            </w:rPr>
           </w:pPr>
           <w:hyperlink w:anchor="_Toc210392961" w:history="1">
             <w:r>
               <w:rPr>
                 <w:rStyle w:val="Lienhypertexte"/>
-                <w:noProof/>
               </w:rPr>
               <w:t>Conclusion</w:t>
             </w:r>
             <w:r>
               <w:rPr>
-                <w:noProof/>
                 <w:webHidden/>
               </w:rPr>
               <w:tab/>
             </w:r>
             <w:r>
               <w:rPr>
-                <w:noProof/>
                 <w:webHidden/>
               </w:rPr>
               <w:fldChar w:fldCharType="begin"/>
             </w:r>
             <w:r>
               <w:rPr>
-                <w:noProof/>
                 <w:webHidden/>
               </w:rPr>
               <w:instrText xml:space="preserve"> PAGEREF _Toc210392961 \h </w:instrText>
             </w:r>
             <w:r>
               <w:rPr>
-                <w:noProof/>
-                <w:webHidden/>
-              </w:rPr>
-            </w:r>
-            <w:r>
-              <w:rPr>
-                <w:noProof/>
+                <w:webHidden/>
+              </w:rPr>
+            </w:r>
+            <w:r>
+              <w:rPr>
                 <w:webHidden/>
               </w:rPr>
               <w:fldChar w:fldCharType="separate"/>
             </w:r>
             <w:r>
               <w:rPr>
-                <w:noProof/>
                 <w:webHidden/>
               </w:rPr>
               <w:t>1</w:t>
             </w:r>
             <w:r>
               <w:rPr>
-                <w:noProof/>
                 <w:webHidden/>
               </w:rPr>
               <w:fldChar w:fldCharType="end"/>
@@ -419,62 +371,51 @@
             <w:tabs>
               <w:tab w:val="right" w:leader="dot" w:pos="9062"/>
             </w:tabs>
-            <w:rPr>
-              <w:noProof/>
-            </w:rPr>
           </w:pPr>
           <w:hyperlink w:anchor="_Toc210392962" w:history="1">
             <w:r>
               <w:rPr>
                 <w:rStyle w:val="Lienhypertexte"/>
-                <w:noProof/>
               </w:rPr>
               <w:t>Générale</w:t>
             </w:r>
             <w:r>
               <w:rPr>
-                <w:noProof/>
                 <w:webHidden/>
               </w:rPr>
               <w:tab/>
             </w:r>
             <w:r>
               <w:rPr>
-                <w:noProof/>
                 <w:webHidden/>
               </w:rPr>
               <w:fldChar w:fldCharType="begin"/>
             </w:r>
             <w:r>
               <w:rPr>
-                <w:noProof/>
                 <w:webHidden/>
               </w:rPr>
               <w:instrText xml:space="preserve"> PAGEREF _Toc210392962 \h </w:instrText>
             </w:r>
             <w:r>
               <w:rPr>
-                <w:noProof/>
-                <w:webHidden/>
-              </w:rPr>
-            </w:r>
-            <w:r>
-              <w:rPr>
-                <w:noProof/>
+                <w:webHidden/>
+              </w:rPr>
+            </w:r>
+            <w:r>
+              <w:rPr>
                 <w:webHidden/>
               </w:rPr>
               <w:fldChar w:fldCharType="separate"/>
             </w:r>
             <w:r>
               <w:rPr>
-                <w:noProof/>
                 <w:webHidden/>
               </w:rPr>
               <w:t>1</w:t>
             </w:r>
             <w:r>
               <w:rPr>
-                <w:noProof/>
                 <w:webHidden/>
               </w:rPr>
               <w:fldChar w:fldCharType="end"/>
@@ -487,62 +428,51 @@
             <w:tabs>
               <w:tab w:val="right" w:leader="dot" w:pos="9062"/>
             </w:tabs>
-            <w:rPr>
-              <w:noProof/>
-            </w:rPr>
           </w:pPr>
           <w:hyperlink w:anchor="_Toc210392963" w:history="1">
             <w:r>
               <w:rPr>
                 <w:rStyle w:val="Lienhypertexte"/>
-                <w:noProof/>
               </w:rPr>
               <w:t>Personnelle</w:t>
             </w:r>
             <w:r>
               <w:rPr>
-                <w:noProof/>
                 <w:webHidden/>
               </w:rPr>
               <w:tab/>
             </w:r>
             <w:r>
               <w:rPr>
-                <w:noProof/>
                 <w:webHidden/>
               </w:rPr>
               <w:fldChar w:fldCharType="begin"/>
             </w:r>
             <w:r>
               <w:rPr>
-                <w:noProof/>
                 <w:webHidden/>
               </w:rPr>
               <w:instrText xml:space="preserve"> PAGEREF _Toc210392963 \h </w:instrText>
             </w:r>
             <w:r>
               <w:rPr>
-                <w:noProof/>
-                <w:webHidden/>
-              </w:rPr>
-            </w:r>
-            <w:r>
-              <w:rPr>
-                <w:noProof/>
+                <w:webHidden/>
+              </w:rPr>
+            </w:r>
+            <w:r>
+              <w:rPr>
                 <w:webHidden/>
               </w:rPr>
               <w:fldChar w:fldCharType="separate"/>
             </w:r>
             <w:r>
               <w:rPr>
-                <w:noProof/>
                 <w:webHidden/>
               </w:rPr>
               <w:t>1</w:t>
             </w:r>
             <w:r>
               <w:rPr>
-                <w:noProof/>
                 <w:webHidden/>
               </w:rPr>
               <w:fldChar w:fldCharType="end"/>
@@ -564,7 +494,6 @@
             <w:rPr>
               <w:b/>
               <w:bCs/>
-              <w:lang w:val="fr-FR"/>
             </w:rPr>
             <w:fldChar w:fldCharType="end"/>
           </w:r>
@@ -701,61 +630,74 @@
         <w:t>e panoplie de</w:t>
       </w:r>
       <w:r>
+        <w:t xml:space="preserve"> </w:t>
+      </w:r>
+      <w:proofErr w:type="spellStart"/>
+      <w:r>
+        <w:t>fichier</w:t>
+      </w:r>
+      <w:r>
+        <w:t>s</w:t>
+      </w:r>
+      <w:r>
+        <w:t>.tsv</w:t>
+      </w:r>
+      <w:proofErr w:type="spellEnd"/>
+      <w:r>
+        <w:t>,</w:t>
+      </w:r>
+      <w:r>
+        <w:t xml:space="preserve"> qui </w:t>
+      </w:r>
+      <w:r>
+        <w:t>sont</w:t>
+      </w:r>
+      <w:r>
+        <w:t xml:space="preserve"> l’équivalent </w:t>
+      </w:r>
+      <w:r>
+        <w:t>de</w:t>
+      </w:r>
+      <w:r>
+        <w:t xml:space="preserve"> </w:t>
+      </w:r>
+      <w:r>
+        <w:t>fichiers</w:t>
+      </w:r>
+      <w:r>
+        <w:t xml:space="preserve"> .csv mais </w:t>
+      </w:r>
+      <w:r>
+        <w:t>utilisant</w:t>
+      </w:r>
+      <w:r>
+        <w:t xml:space="preserve"> des tabulations à la place des virgules afin de séparer les données. Ce</w:t>
+      </w:r>
+      <w:r>
+        <w:t>s</w:t>
+      </w:r>
+      <w:r>
         <w:t xml:space="preserve"> fichier</w:t>
       </w:r>
       <w:r>
         <w:t>s</w:t>
       </w:r>
       <w:r>
-        <w:t>.tsv</w:t>
-      </w:r>
-      <w:r>
-        <w:t>,</w:t>
-      </w:r>
-      <w:r>
-        <w:t xml:space="preserve"> qui </w:t>
-      </w:r>
-      <w:r>
-        <w:t>sont</w:t>
-      </w:r>
-      <w:r>
-        <w:t xml:space="preserve"> l’équivalent </w:t>
-      </w:r>
-      <w:r>
-        <w:t>de</w:t>
-      </w:r>
-      <w:r>
-        <w:t xml:space="preserve"> </w:t>
-      </w:r>
-      <w:r>
-        <w:t>fichiers</w:t>
-      </w:r>
-      <w:r>
-        <w:t xml:space="preserve"> .csv mais </w:t>
-      </w:r>
-      <w:r>
-        <w:t>utilisant</w:t>
-      </w:r>
-      <w:r>
-        <w:t xml:space="preserve"> des tabulations à la place des virgules afin de séparer les données. Ce</w:t>
-      </w:r>
-      <w:r>
-        <w:t>s</w:t>
-      </w:r>
-      <w:r>
-        <w:t xml:space="preserve"> fichier</w:t>
-      </w:r>
-      <w:r>
-        <w:t>s</w:t>
-      </w:r>
-      <w:r>
         <w:t xml:space="preserve"> contien</w:t>
       </w:r>
       <w:r>
         <w:t>nen</w:t>
       </w:r>
       <w:r>
-        <w:t>t toutes les données à insérer et voici ce que j’ai fait pour les loader.</w:t>
+        <w:t xml:space="preserve">t toutes les données à insérer et voici ce que j’ai fait pour </w:t>
+      </w:r>
+      <w:proofErr w:type="gramStart"/>
+      <w:r>
+        <w:t>les loader</w:t>
+      </w:r>
+      <w:proofErr w:type="gramEnd"/>
+      <w:r>
+        <w:t>.</w:t>
       </w:r>
     </w:p>
     <w:p>
@@ -763,15 +705,41 @@
         <w:lastRenderedPageBreak/>
         <w:t>Premier pas : créer la structure de la base de données. Facile il suffit de copier-coller le script LDD de Looping, après avoir ajouté l’énoncé CREATE-USE database manuellement, vers un fichier texte. Il faut ensuite placer le fichier texte dans le répertoire scripts de docker et l’importer à l’aide de la commande suivante à jouer dans la console “</w:t>
       </w:r>
-      <w:r>
-        <w:t xml:space="preserve">mysql -u root -proot &lt; </w:t>
-      </w:r>
-      <w:r>
-        <w:t>/var/lib/mysql-files</w:t>
-      </w:r>
-      <w:r>
-        <w:t>/script_creation.sql</w:t>
-      </w:r>
+      <w:proofErr w:type="spellStart"/>
+      <w:r>
+        <w:t>mysql</w:t>
+      </w:r>
+      <w:proofErr w:type="spellEnd"/>
+      <w:r>
+        <w:t xml:space="preserve"> -u root -</w:t>
+      </w:r>
+      <w:proofErr w:type="spellStart"/>
+      <w:r>
+        <w:t>proot</w:t>
+      </w:r>
+      <w:proofErr w:type="spellEnd"/>
+      <w:r>
+        <w:t xml:space="preserve"> &lt; </w:t>
+      </w:r>
+      <w:r>
+        <w:t>/var/lib/</w:t>
+      </w:r>
+      <w:proofErr w:type="spellStart"/>
+      <w:r>
+        <w:t>mysql</w:t>
+      </w:r>
+      <w:proofErr w:type="spellEnd"/>
+      <w:r>
+        <w:t>-files</w:t>
+      </w:r>
+      <w:r>
+        <w:t>/</w:t>
+      </w:r>
+      <w:proofErr w:type="spellStart"/>
+      <w:r>
+        <w:t>script_creation.sql</w:t>
+      </w:r>
+      <w:proofErr w:type="spellEnd"/>
       <w:r>
         <w:t xml:space="preserve">”. </w:t>
       </w:r>
@@ -782,355 +750,258 @@
       </w:r>
     </w:p>
     <w:p>
-      <w:pPr>
-        <w:rPr>
-          <w:lang w:val="en-US"/>
-        </w:rPr>
-      </w:pPr>
-      <w:r>
-        <w:rPr>
-          <w:lang w:val="en-US"/>
-        </w:rPr>
+      <w:r>
         <w:t>LOAD DATA INFILE '</w:t>
       </w:r>
       <w:r>
-        <w:rPr>
-          <w:lang w:val="en-US"/>
-        </w:rPr>
-        <w:t>/var/lib/mysql-files/t_article.tsv</w:t>
-      </w:r>
-      <w:r>
-        <w:rPr>
-          <w:lang w:val="en-US"/>
-        </w:rPr>
+        <w:t>/var/lib/</w:t>
+      </w:r>
+      <w:proofErr w:type="spellStart"/>
+      <w:r>
+        <w:t>mysql</w:t>
+      </w:r>
+      <w:proofErr w:type="spellEnd"/>
+      <w:r>
+        <w:t>-files/</w:t>
+      </w:r>
+      <w:proofErr w:type="spellStart"/>
+      <w:r>
+        <w:t>t_article.tsv</w:t>
+      </w:r>
+      <w:proofErr w:type="spellEnd"/>
+      <w:r>
         <w:t xml:space="preserve">' </w:t>
       </w:r>
     </w:p>
     <w:p>
-      <w:pPr>
-        <w:rPr>
-          <w:lang w:val="en-US"/>
-        </w:rPr>
-      </w:pPr>
-      <w:r>
-        <w:rPr>
-          <w:lang w:val="en-US"/>
-        </w:rPr>
+      <w:r>
         <w:tab/>
-        <w:t>INTO TABLE t_</w:t>
-      </w:r>
-      <w:r>
-        <w:rPr>
-          <w:lang w:val="en-US"/>
-        </w:rPr>
+        <w:t xml:space="preserve">INTO TABLE </w:t>
+      </w:r>
+      <w:proofErr w:type="spellStart"/>
+      <w:r>
+        <w:t>t_</w:t>
+      </w:r>
+      <w:r>
         <w:t>produit</w:t>
       </w:r>
-    </w:p>
-    <w:p>
-      <w:pPr>
-        <w:rPr>
-          <w:lang w:val="en-US"/>
-        </w:rPr>
-      </w:pPr>
-      <w:r>
-        <w:rPr>
-          <w:lang w:val="en-US"/>
-        </w:rPr>
+      <w:proofErr w:type="spellEnd"/>
+    </w:p>
+    <w:p>
+      <w:r>
         <w:tab/>
         <w:t xml:space="preserve">CHARACTER SET </w:t>
       </w:r>
       <w:r>
-        <w:rPr>
-          <w:lang w:val="en-US"/>
-        </w:rPr>
         <w:t>UTF8</w:t>
       </w:r>
     </w:p>
     <w:p>
-      <w:pPr>
-        <w:rPr>
-          <w:lang w:val="en-US"/>
-        </w:rPr>
-      </w:pPr>
-      <w:r>
-        <w:rPr>
-          <w:lang w:val="en-US"/>
-        </w:rPr>
+      <w:r>
         <w:tab/>
         <w:t>COLUMNS TERMINATED BY '</w:t>
       </w:r>
       <w:r>
-        <w:rPr>
-          <w:lang w:val="en-US"/>
-        </w:rPr>
         <w:tab/>
       </w:r>
       <w:r>
-        <w:rPr>
-          <w:lang w:val="en-US"/>
-        </w:rPr>
         <w:t>'</w:t>
       </w:r>
     </w:p>
     <w:p>
       <w:r>
-        <w:rPr>
-          <w:lang w:val="en-US"/>
-        </w:rPr>
         <w:tab/>
-      </w:r>
-      <w:r>
-        <w:t>IGNORE 1 LINES;</w:t>
-      </w:r>
+        <w:t xml:space="preserve">IGNORE 1 </w:t>
+      </w:r>
+      <w:proofErr w:type="gramStart"/>
+      <w:r>
+        <w:t>LINES;</w:t>
+      </w:r>
+      <w:proofErr w:type="gramEnd"/>
     </w:p>
     <w:p/>
     <w:p>
       <w:r>
-        <w:t>LOAD DATA INFILE '/var/lib/mysql-files/t_</w:t>
+        <w:t>LOAD DATA INFILE '/var/lib/</w:t>
+      </w:r>
+      <w:proofErr w:type="spellStart"/>
+      <w:r>
+        <w:t>mysql</w:t>
+      </w:r>
+      <w:proofErr w:type="spellEnd"/>
+      <w:r>
+        <w:t>-files/</w:t>
+      </w:r>
+      <w:proofErr w:type="spellStart"/>
+      <w:r>
+        <w:t>t_</w:t>
       </w:r>
       <w:r>
         <w:t>livreur</w:t>
       </w:r>
       <w:r>
-        <w:t xml:space="preserve">.tsv' </w:t>
-      </w:r>
-    </w:p>
-    <w:p>
-      <w:pPr>
-        <w:rPr>
-          <w:lang w:val="en-US"/>
-        </w:rPr>
-      </w:pPr>
+        <w:t>.tsv</w:t>
+      </w:r>
+      <w:proofErr w:type="spellEnd"/>
+      <w:r>
+        <w:t xml:space="preserve">' </w:t>
+      </w:r>
+    </w:p>
+    <w:p>
       <w:r>
         <w:tab/>
-      </w:r>
-      <w:r>
-        <w:rPr>
-          <w:lang w:val="en-US"/>
-        </w:rPr>
-        <w:t>INTO TABLE t_</w:t>
-      </w:r>
-      <w:r>
-        <w:rPr>
-          <w:lang w:val="en-US"/>
-        </w:rPr>
+        <w:t xml:space="preserve">INTO TABLE </w:t>
+      </w:r>
+      <w:proofErr w:type="spellStart"/>
+      <w:r>
+        <w:t>t_</w:t>
+      </w:r>
+      <w:r>
         <w:t>livreur</w:t>
       </w:r>
-    </w:p>
-    <w:p>
-      <w:pPr>
-        <w:rPr>
-          <w:lang w:val="en-US"/>
-        </w:rPr>
-      </w:pPr>
-      <w:r>
-        <w:rPr>
-          <w:lang w:val="en-US"/>
-        </w:rPr>
+      <w:proofErr w:type="spellEnd"/>
+    </w:p>
+    <w:p>
+      <w:r>
         <w:tab/>
-        <w:t xml:space="preserve">CHARACTER SET </w:t>
-      </w:r>
-      <w:r>
-        <w:rPr>
-          <w:lang w:val="en-US"/>
-        </w:rPr>
-        <w:t>UTF8</w:t>
-      </w:r>
-    </w:p>
-    <w:p>
-      <w:pPr>
-        <w:rPr>
-          <w:lang w:val="en-US"/>
-        </w:rPr>
-      </w:pPr>
-      <w:r>
-        <w:rPr>
-          <w:lang w:val="en-US"/>
-        </w:rPr>
+        <w:t>CHARACTER SET UTF8</w:t>
+      </w:r>
+    </w:p>
+    <w:p>
+      <w:r>
         <w:tab/>
         <w:t>COLUMNS TERMINATED BY '</w:t>
       </w:r>
       <w:r>
-        <w:rPr>
-          <w:lang w:val="en-US"/>
-        </w:rPr>
         <w:tab/>
-      </w:r>
-      <w:r>
-        <w:rPr>
-          <w:lang w:val="en-US"/>
-        </w:rPr>
         <w:t>'</w:t>
       </w:r>
     </w:p>
     <w:p>
       <w:r>
-        <w:rPr>
-          <w:lang w:val="en-US"/>
-        </w:rPr>
         <w:tab/>
-      </w:r>
-      <w:r>
-        <w:t>IGNORE 1 LINES;</w:t>
-      </w:r>
+        <w:t xml:space="preserve">IGNORE 1 </w:t>
+      </w:r>
+      <w:proofErr w:type="gramStart"/>
+      <w:r>
+        <w:t>LINES;</w:t>
+      </w:r>
+      <w:proofErr w:type="gramEnd"/>
     </w:p>
     <w:p/>
     <w:p>
-      <w:pPr>
-        <w:rPr>
-          <w:lang w:val="en-US"/>
-        </w:rPr>
-      </w:pPr>
-      <w:r>
-        <w:rPr>
-          <w:lang w:val="en-US"/>
-        </w:rPr>
-        <w:t>LOAD DATA INFILE '</w:t>
-      </w:r>
-      <w:r>
-        <w:rPr>
-          <w:lang w:val="en-US"/>
-        </w:rPr>
-        <w:t>/var/lib/mysql-files/t_</w:t>
-      </w:r>
-      <w:r>
-        <w:rPr>
-          <w:lang w:val="en-US"/>
-        </w:rPr>
+      <w:r>
+        <w:t>LOAD DATA INFILE '/var/lib/</w:t>
+      </w:r>
+      <w:proofErr w:type="spellStart"/>
+      <w:r>
+        <w:t>mysql</w:t>
+      </w:r>
+      <w:proofErr w:type="spellEnd"/>
+      <w:r>
+        <w:t>-files/</w:t>
+      </w:r>
+      <w:proofErr w:type="spellStart"/>
+      <w:r>
+        <w:t>t_</w:t>
+      </w:r>
+      <w:r>
         <w:t>client</w:t>
       </w:r>
       <w:r>
-        <w:rPr>
-          <w:lang w:val="en-US"/>
-        </w:rPr>
         <w:t>.tsv</w:t>
       </w:r>
-      <w:r>
-        <w:rPr>
-          <w:lang w:val="en-US"/>
-        </w:rPr>
+      <w:proofErr w:type="spellEnd"/>
+      <w:r>
         <w:t xml:space="preserve">' </w:t>
       </w:r>
     </w:p>
     <w:p>
-      <w:pPr>
-        <w:rPr>
-          <w:lang w:val="en-US"/>
-        </w:rPr>
-      </w:pPr>
-      <w:r>
-        <w:rPr>
-          <w:lang w:val="en-US"/>
-        </w:rPr>
+      <w:r>
         <w:tab/>
-        <w:t>INTO TABLE t_</w:t>
-      </w:r>
-      <w:r>
-        <w:rPr>
-          <w:lang w:val="en-US"/>
-        </w:rPr>
+        <w:t xml:space="preserve">INTO TABLE </w:t>
+      </w:r>
+      <w:proofErr w:type="spellStart"/>
+      <w:r>
+        <w:t>t_</w:t>
+      </w:r>
+      <w:r>
         <w:t>client</w:t>
       </w:r>
-    </w:p>
-    <w:p>
-      <w:pPr>
-        <w:rPr>
-          <w:lang w:val="en-US"/>
-        </w:rPr>
-      </w:pPr>
-      <w:r>
-        <w:rPr>
-          <w:lang w:val="en-US"/>
-        </w:rPr>
+      <w:proofErr w:type="spellEnd"/>
+    </w:p>
+    <w:p>
+      <w:r>
         <w:tab/>
-        <w:t xml:space="preserve">CHARACTER SET </w:t>
-      </w:r>
-      <w:r>
-        <w:rPr>
-          <w:lang w:val="en-US"/>
-        </w:rPr>
-        <w:t>UTF8</w:t>
-      </w:r>
-    </w:p>
-    <w:p>
-      <w:pPr>
-        <w:rPr>
-          <w:lang w:val="en-US"/>
-        </w:rPr>
-      </w:pPr>
-      <w:r>
-        <w:rPr>
-          <w:lang w:val="en-US"/>
-        </w:rPr>
+        <w:t>CHARACTER SET UTF8</w:t>
+      </w:r>
+    </w:p>
+    <w:p>
+      <w:r>
         <w:tab/>
         <w:t>COLUMNS TERMINATED BY '</w:t>
       </w:r>
       <w:r>
-        <w:rPr>
-          <w:lang w:val="en-US"/>
-        </w:rPr>
         <w:tab/>
-      </w:r>
-      <w:r>
-        <w:rPr>
-          <w:lang w:val="en-US"/>
-        </w:rPr>
         <w:t>'</w:t>
       </w:r>
     </w:p>
     <w:p>
       <w:r>
-        <w:rPr>
-          <w:lang w:val="en-US"/>
-        </w:rPr>
         <w:tab/>
-      </w:r>
-      <w:r>
-        <w:t>IGNORE 1 LINES;</w:t>
-      </w:r>
+        <w:t xml:space="preserve">IGNORE 1 </w:t>
+      </w:r>
+      <w:proofErr w:type="gramStart"/>
+      <w:r>
+        <w:t>LINES;</w:t>
+      </w:r>
+      <w:proofErr w:type="gramEnd"/>
     </w:p>
     <w:p/>
     <w:p>
       <w:pPr>
         <w:keepNext/>
-        <w:rPr>
-          <w:lang w:val="en-US"/>
-        </w:rPr>
-      </w:pPr>
-      <w:r>
-        <w:rPr>
-          <w:lang w:val="en-US"/>
-        </w:rPr>
+      </w:pPr>
+      <w:r>
         <w:lastRenderedPageBreak/>
-        <w:t xml:space="preserve">LOAD DATA INFILE '/var/lib/mysql-files/t_adresse.tsv' </w:t>
+        <w:t>LOAD DATA INFILE '/var/lib/</w:t>
+      </w:r>
+      <w:proofErr w:type="spellStart"/>
+      <w:r>
+        <w:t>mysql</w:t>
+      </w:r>
+      <w:proofErr w:type="spellEnd"/>
+      <w:r>
+        <w:t>-files/</w:t>
+      </w:r>
+      <w:proofErr w:type="spellStart"/>
+      <w:r>
+        <w:t>t_adresse.tsv</w:t>
+      </w:r>
+      <w:proofErr w:type="spellEnd"/>
+      <w:r>
+        <w:t xml:space="preserve">' </w:t>
       </w:r>
     </w:p>
     <w:p>
       <w:pPr>
         <w:keepNext/>
-        <w:rPr>
-          <w:lang w:val="en-US"/>
-        </w:rPr>
-      </w:pPr>
-      <w:r>
-        <w:rPr>
-          <w:lang w:val="en-US"/>
-        </w:rPr>
+      </w:pPr>
+      <w:r>
         <w:tab/>
-        <w:t>INTO TABLE t_adresse</w:t>
-      </w:r>
+        <w:t xml:space="preserve">INTO TABLE </w:t>
+      </w:r>
+      <w:proofErr w:type="spellStart"/>
+      <w:r>
+        <w:t>t_adresse</w:t>
+      </w:r>
+      <w:proofErr w:type="spellEnd"/>
     </w:p>
     <w:p>
       <w:pPr>
         <w:keepNext/>
-        <w:rPr>
-          <w:lang w:val="en-US"/>
-        </w:rPr>
-      </w:pPr>
-      <w:r>
-        <w:rPr>
-          <w:lang w:val="en-US"/>
-        </w:rPr>
+      </w:pPr>
+      <w:r>
         <w:tab/>
         <w:t>CHARACTER SET UTF8</w:t>
       </w:r>
@@ -1138,27 +1009,15 @@
     <w:p>
       <w:pPr>
         <w:keepNext/>
-        <w:rPr>
-          <w:lang w:val="en-US"/>
-        </w:rPr>
-      </w:pPr>
-      <w:r>
-        <w:rPr>
-          <w:lang w:val="en-US"/>
-        </w:rPr>
+      </w:pPr>
+      <w:r>
         <w:tab/>
         <w:t>COLUMNS TERMINATED BY '</w:t>
       </w:r>
       <w:r>
-        <w:rPr>
-          <w:lang w:val="en-US"/>
-        </w:rPr>
         <w:t>\t</w:t>
       </w:r>
       <w:r>
-        <w:rPr>
-          <w:lang w:val="en-US"/>
-        </w:rPr>
         <w:t>'</w:t>
       </w:r>
     </w:p>
@@ -1167,12 +1026,7 @@
         <w:keepNext/>
       </w:pPr>
       <w:r>
-        <w:rPr>
-          <w:lang w:val="en-US"/>
-        </w:rPr>
         <w:tab/>
-      </w:r>
-      <w:r>
         <w:t>IGNORE 1 LINES</w:t>
       </w:r>
     </w:p>
@@ -1181,8 +1035,45 @@
         <w:keepNext/>
       </w:pPr>
       <w:r>
-        <w:t xml:space="preserve">    (`adresse_id`, `client_fk`, `rue`, `npa`, `localite`, `latitude`, `longitude`);</w:t>
-      </w:r>
+        <w:t xml:space="preserve">    (`</w:t>
+      </w:r>
+      <w:proofErr w:type="spellStart"/>
+      <w:r>
+        <w:t>adresse_id</w:t>
+      </w:r>
+      <w:proofErr w:type="spellEnd"/>
+      <w:r>
+        <w:t>`, `</w:t>
+      </w:r>
+      <w:proofErr w:type="spellStart"/>
+      <w:r>
+        <w:t>client_fk</w:t>
+      </w:r>
+      <w:proofErr w:type="spellEnd"/>
+      <w:r>
+        <w:t>`, `rue`, `</w:t>
+      </w:r>
+      <w:proofErr w:type="spellStart"/>
+      <w:r>
+        <w:t>npa</w:t>
+      </w:r>
+      <w:proofErr w:type="spellEnd"/>
+      <w:r>
+        <w:t>`, `</w:t>
+      </w:r>
+      <w:proofErr w:type="spellStart"/>
+      <w:r>
+        <w:t>localite</w:t>
+      </w:r>
+      <w:proofErr w:type="spellEnd"/>
+      <w:r>
+        <w:t>`, `latitude`, `longitude`</w:t>
+      </w:r>
+      <w:proofErr w:type="gramStart"/>
+      <w:r>
+        <w:t>);</w:t>
+      </w:r>
+      <w:proofErr w:type="gramEnd"/>
     </w:p>
     <w:p/>
     <w:p>
@@ -1297,9 +1188,6 @@
       <w:fldChar w:fldCharType="separate"/>
     </w:r>
     <w:r>
-      <w:rPr>
-        <w:noProof/>
-      </w:rPr>
       <w:t>1</w:t>
     </w:r>
     <w:r>
@@ -1347,9 +1235,6 @@
       <w:pStyle w:val="En-tte"/>
     </w:pPr>
     <w:r>
-      <w:rPr>
-        <w:noProof/>
-      </w:rPr>
       <mc:AlternateContent>
         <mc:Choice Requires="wps">
           <w:drawing>
@@ -1461,9 +1346,6 @@
       </mc:AlternateContent>
     </w:r>
     <w:r>
-      <w:rPr>
-        <w:noProof/>
-      </w:rPr>
       <mc:AlternateContent>
         <mc:Choice Requires="wps">
           <w:drawing>
@@ -1527,7 +1409,6 @@
                           <w:r>
                             <w:rPr>
                               <w:color w:val="FFFFFF" w:themeColor="background1"/>
-                              <w:lang w:val="fr-FR"/>
                             </w:rPr>
                             <w:t>2</w:t>
                           </w:r>
@@ -1579,7 +1460,6 @@
                     <w:r>
                       <w:rPr>
                         <w:color w:val="FFFFFF" w:themeColor="background1"/>
-                        <w:lang w:val="fr-FR"/>
                       </w:rPr>
                       <w:t>2</w:t>
                     </w:r>

--- a/R106-JonJunod-ThanosPizza.docx
+++ b/R106-JonJunod-ThanosPizza.docx
@@ -1,6 +1,6 @@
 
 <file path=word/document.xml><?xml version="1.0" encoding="utf-8"?>
-<w:document xmlns:wpc="http://schemas.microsoft.com/office/word/2010/wordprocessingCanvas" xmlns:cx="http://schemas.microsoft.com/office/drawing/2014/chartex" xmlns:cx1="http://schemas.microsoft.com/office/drawing/2015/9/8/chartex" xmlns:cx2="http://schemas.microsoft.com/office/drawing/2015/10/21/chartex" xmlns:cx3="http://schemas.microsoft.com/office/drawing/2016/5/9/chartex" xmlns:cx4="http://schemas.microsoft.com/office/drawing/2016/5/10/chartex" xmlns:cx5="http://schemas.microsoft.com/office/drawing/2016/5/11/chartex" xmlns:cx6="http://schemas.microsoft.com/office/drawing/2016/5/12/chartex" xmlns:cx7="http://schemas.microsoft.com/office/drawing/2016/5/13/chartex" xmlns:cx8="http://schemas.microsoft.com/office/drawing/2016/5/14/chartex" xmlns:mc="http://schemas.openxmlformats.org/markup-compatibility/2006" xmlns:aink="http://schemas.microsoft.com/office/drawing/2016/ink" xmlns:am3d="http://schemas.microsoft.com/office/drawing/2017/model3d" xmlns:o="urn:schemas-microsoft-com:office:office" xmlns:oel="http://schemas.microsoft.com/office/2019/extlst" xmlns:r="http://schemas.openxmlformats.org/officeDocument/2006/relationships" xmlns:m="http://schemas.openxmlformats.org/officeDocument/2006/math" xmlns:v="urn:schemas-microsoft-com:vml" xmlns:wp14="http://schemas.microsoft.com/office/word/2010/wordprocessingDrawing" xmlns:wp="http://schemas.openxmlformats.org/drawingml/2006/wordprocessingDrawing" xmlns:w10="urn:schemas-microsoft-com:office:word" xmlns:w="http://schemas.openxmlformats.org/wordprocessingml/2006/main" xmlns:w14="http://schemas.microsoft.com/office/word/2010/wordml" xmlns:w15="http://schemas.microsoft.com/office/word/2012/wordml" xmlns:w16cex="http://schemas.microsoft.com/office/word/2018/wordml/cex" xmlns:w16cid="http://schemas.microsoft.com/office/word/2016/wordml/cid" xmlns:w16="http://schemas.microsoft.com/office/word/2018/wordml" xmlns:w16du="http://schemas.microsoft.com/office/word/2023/wordml/word16du" xmlns:w16sdtdh="http://schemas.microsoft.com/office/word/2020/wordml/sdtdatahash" xmlns:w16sdtfl="http://schemas.microsoft.com/office/word/2024/wordml/sdtformatlock" xmlns:w16se="http://schemas.microsoft.com/office/word/2015/wordml/symex" xmlns:wpg="http://schemas.microsoft.com/office/word/2010/wordprocessingGroup" xmlns:wpi="http://schemas.microsoft.com/office/word/2010/wordprocessingInk" xmlns:wne="http://schemas.microsoft.com/office/word/2006/wordml" xmlns:wps="http://schemas.microsoft.com/office/word/2010/wordprocessingShape" mc:Ignorable="w14 w15 w16se w16cid w16 w16cex w16sdtdh w16sdtfl w16du wp14">
+<w:document xmlns:wpc="http://schemas.microsoft.com/office/word/2010/wordprocessingCanvas" xmlns:cx="http://schemas.microsoft.com/office/drawing/2014/chartex" xmlns:cx1="http://schemas.microsoft.com/office/drawing/2015/9/8/chartex" xmlns:cx2="http://schemas.microsoft.com/office/drawing/2015/10/21/chartex" xmlns:cx3="http://schemas.microsoft.com/office/drawing/2016/5/9/chartex" xmlns:cx4="http://schemas.microsoft.com/office/drawing/2016/5/10/chartex" xmlns:cx5="http://schemas.microsoft.com/office/drawing/2016/5/11/chartex" xmlns:cx6="http://schemas.microsoft.com/office/drawing/2016/5/12/chartex" xmlns:cx7="http://schemas.microsoft.com/office/drawing/2016/5/13/chartex" xmlns:cx8="http://schemas.microsoft.com/office/drawing/2016/5/14/chartex" xmlns:mc="http://schemas.openxmlformats.org/markup-compatibility/2006" xmlns:aink="http://schemas.microsoft.com/office/drawing/2016/ink" xmlns:am3d="http://schemas.microsoft.com/office/drawing/2017/model3d" xmlns:o="urn:schemas-microsoft-com:office:office" xmlns:oel="http://schemas.microsoft.com/office/2019/extlst" xmlns:r="http://schemas.openxmlformats.org/officeDocument/2006/relationships" xmlns:m="http://schemas.openxmlformats.org/officeDocument/2006/math" xmlns:v="urn:schemas-microsoft-com:vml" xmlns:wp14="http://schemas.microsoft.com/office/word/2010/wordprocessingDrawing" xmlns:wp="http://schemas.openxmlformats.org/drawingml/2006/wordprocessingDrawing" xmlns:w10="urn:schemas-microsoft-com:office:word" xmlns:w="http://schemas.openxmlformats.org/wordprocessingml/2006/main" xmlns:w14="http://schemas.microsoft.com/office/word/2010/wordml" xmlns:w15="http://schemas.microsoft.com/office/word/2012/wordml" xmlns:w16cex="http://schemas.microsoft.com/office/word/2018/wordml/cex" xmlns:w16cid="http://schemas.microsoft.com/office/word/2016/wordml/cid" xmlns:w16="http://schemas.microsoft.com/office/word/2018/wordml" xmlns:w16sdtdh="http://schemas.microsoft.com/office/word/2020/wordml/sdtdatahash" xmlns:w16se="http://schemas.microsoft.com/office/word/2015/wordml/symex" xmlns:wpg="http://schemas.microsoft.com/office/word/2010/wordprocessingGroup" xmlns:wpi="http://schemas.microsoft.com/office/word/2010/wordprocessingInk" xmlns:wne="http://schemas.microsoft.com/office/word/2006/wordml" xmlns:wps="http://schemas.microsoft.com/office/word/2010/wordprocessingShape" mc:Ignorable="w14 w15 w16se w16cid w16 w16cex w16sdtdh wp14">
   <w:body>
     <w:p>
       <w:pPr>
@@ -689,15 +689,7 @@
         <w:t>nen</w:t>
       </w:r>
       <w:r>
-        <w:t xml:space="preserve">t toutes les données à insérer et voici ce que j’ai fait pour </w:t>
-      </w:r>
-      <w:proofErr w:type="gramStart"/>
-      <w:r>
-        <w:t>les loader</w:t>
-      </w:r>
-      <w:proofErr w:type="gramEnd"/>
-      <w:r>
-        <w:t>.</w:t>
+        <w:t>t toutes les données à insérer et voici ce que j’ai fait pour les loader.</w:t>
       </w:r>
     </w:p>
     <w:p>
@@ -751,10 +743,12 @@
     </w:p>
     <w:p>
       <w:r>
-        <w:t>LOAD DATA INFILE '</w:t>
-      </w:r>
-      <w:r>
-        <w:t>/var/lib/</w:t>
+        <w:t>-- table 1</w:t>
+      </w:r>
+    </w:p>
+    <w:p>
+      <w:r>
+        <w:t>LOAD DATA INFILE '/var/lib/</w:t>
       </w:r>
       <w:proofErr w:type="spellStart"/>
       <w:r>
@@ -774,234 +768,1324 @@
       </w:r>
     </w:p>
     <w:p>
-      <w:r>
+      <w:pPr>
+        <w:rPr>
+          <w:lang w:val="en-US"/>
+        </w:rPr>
+      </w:pPr>
+      <w:r>
+        <w:tab/>
+      </w:r>
+      <w:r>
+        <w:rPr>
+          <w:lang w:val="en-US"/>
+        </w:rPr>
+        <w:t xml:space="preserve">INTO TABLE </w:t>
+      </w:r>
+      <w:proofErr w:type="spellStart"/>
+      <w:r>
+        <w:rPr>
+          <w:lang w:val="en-US"/>
+        </w:rPr>
+        <w:t>t_produit</w:t>
+      </w:r>
+      <w:proofErr w:type="spellEnd"/>
+    </w:p>
+    <w:p>
+      <w:pPr>
+        <w:rPr>
+          <w:lang w:val="en-US"/>
+        </w:rPr>
+      </w:pPr>
+      <w:r>
+        <w:rPr>
+          <w:lang w:val="en-US"/>
+        </w:rPr>
+        <w:tab/>
+        <w:t>CHARACTER SET UTF8</w:t>
+      </w:r>
+    </w:p>
+    <w:p>
+      <w:pPr>
+        <w:rPr>
+          <w:lang w:val="en-US"/>
+        </w:rPr>
+      </w:pPr>
+      <w:r>
+        <w:rPr>
+          <w:lang w:val="en-US"/>
+        </w:rPr>
+        <w:tab/>
+        <w:t>COLUMNS TERMINATED BY '</w:t>
+      </w:r>
+      <w:r>
+        <w:rPr>
+          <w:lang w:val="en-US"/>
+        </w:rPr>
+        <w:t>\t</w:t>
+      </w:r>
+      <w:r>
+        <w:rPr>
+          <w:lang w:val="en-US"/>
+        </w:rPr>
+        <w:t>'</w:t>
+      </w:r>
+    </w:p>
+    <w:p>
+      <w:pPr>
+        <w:rPr>
+          <w:lang w:val="en-US"/>
+        </w:rPr>
+      </w:pPr>
+      <w:r>
+        <w:rPr>
+          <w:lang w:val="en-US"/>
+        </w:rPr>
+        <w:tab/>
+        <w:t>IGNORE 1 LINES;</w:t>
+      </w:r>
+    </w:p>
+    <w:p>
+      <w:pPr>
+        <w:rPr>
+          <w:lang w:val="en-US"/>
+        </w:rPr>
+      </w:pPr>
+    </w:p>
+    <w:p>
+      <w:pPr>
+        <w:rPr>
+          <w:lang w:val="en-US"/>
+        </w:rPr>
+      </w:pPr>
+      <w:r>
+        <w:rPr>
+          <w:lang w:val="en-US"/>
+        </w:rPr>
+        <w:t>-- table 2</w:t>
+      </w:r>
+    </w:p>
+    <w:p>
+      <w:r>
+        <w:t>LOAD DATA INFILE '/var/lib/</w:t>
+      </w:r>
+      <w:proofErr w:type="spellStart"/>
+      <w:r>
+        <w:t>mysql</w:t>
+      </w:r>
+      <w:proofErr w:type="spellEnd"/>
+      <w:r>
+        <w:t>-files/</w:t>
+      </w:r>
+      <w:proofErr w:type="spellStart"/>
+      <w:r>
+        <w:t>t_livreur.tsv</w:t>
+      </w:r>
+      <w:proofErr w:type="spellEnd"/>
+      <w:r>
+        <w:t xml:space="preserve">' </w:t>
+      </w:r>
+    </w:p>
+    <w:p>
+      <w:pPr>
+        <w:rPr>
+          <w:lang w:val="en-US"/>
+        </w:rPr>
+      </w:pPr>
+      <w:r>
+        <w:tab/>
+      </w:r>
+      <w:r>
+        <w:rPr>
+          <w:lang w:val="en-US"/>
+        </w:rPr>
+        <w:t xml:space="preserve">INTO TABLE </w:t>
+      </w:r>
+      <w:proofErr w:type="spellStart"/>
+      <w:r>
+        <w:rPr>
+          <w:lang w:val="en-US"/>
+        </w:rPr>
+        <w:t>t_livreur</w:t>
+      </w:r>
+      <w:proofErr w:type="spellEnd"/>
+    </w:p>
+    <w:p>
+      <w:pPr>
+        <w:rPr>
+          <w:lang w:val="en-US"/>
+        </w:rPr>
+      </w:pPr>
+      <w:r>
+        <w:rPr>
+          <w:lang w:val="en-US"/>
+        </w:rPr>
+        <w:tab/>
+        <w:t>CHARACTER SET UTF8</w:t>
+      </w:r>
+    </w:p>
+    <w:p>
+      <w:pPr>
+        <w:rPr>
+          <w:lang w:val="en-US"/>
+        </w:rPr>
+      </w:pPr>
+      <w:r>
+        <w:rPr>
+          <w:lang w:val="en-US"/>
+        </w:rPr>
+        <w:tab/>
+        <w:t>COLUMNS TERMINATED BY '</w:t>
+      </w:r>
+      <w:r>
+        <w:rPr>
+          <w:lang w:val="en-US"/>
+        </w:rPr>
+        <w:t>\t</w:t>
+      </w:r>
+      <w:r>
+        <w:rPr>
+          <w:lang w:val="en-US"/>
+        </w:rPr>
+        <w:t>'</w:t>
+      </w:r>
+    </w:p>
+    <w:p>
+      <w:pPr>
+        <w:rPr>
+          <w:lang w:val="en-US"/>
+        </w:rPr>
+      </w:pPr>
+      <w:r>
+        <w:rPr>
+          <w:lang w:val="en-US"/>
+        </w:rPr>
+        <w:tab/>
+        <w:t>IGNORE 1 LINES;</w:t>
+      </w:r>
+    </w:p>
+    <w:p>
+      <w:pPr>
+        <w:rPr>
+          <w:lang w:val="en-US"/>
+        </w:rPr>
+      </w:pPr>
+    </w:p>
+    <w:p>
+      <w:r>
+        <w:t>-- t</w:t>
+      </w:r>
+      <w:r>
+        <w:t>able 3</w:t>
+      </w:r>
+    </w:p>
+    <w:p>
+      <w:r>
+        <w:t>LOAD DATA INFILE '/var/lib/</w:t>
+      </w:r>
+      <w:proofErr w:type="spellStart"/>
+      <w:r>
+        <w:t>mysql</w:t>
+      </w:r>
+      <w:proofErr w:type="spellEnd"/>
+      <w:r>
+        <w:t>-files/</w:t>
+      </w:r>
+      <w:proofErr w:type="spellStart"/>
+      <w:r>
+        <w:t>t_client.tsv</w:t>
+      </w:r>
+      <w:proofErr w:type="spellEnd"/>
+      <w:r>
+        <w:t xml:space="preserve">' </w:t>
+      </w:r>
+    </w:p>
+    <w:p>
+      <w:pPr>
+        <w:rPr>
+          <w:lang w:val="en-US"/>
+        </w:rPr>
+      </w:pPr>
+      <w:r>
+        <w:tab/>
+      </w:r>
+      <w:r>
+        <w:rPr>
+          <w:lang w:val="en-US"/>
+        </w:rPr>
+        <w:t xml:space="preserve">INTO TABLE </w:t>
+      </w:r>
+      <w:proofErr w:type="spellStart"/>
+      <w:r>
+        <w:rPr>
+          <w:lang w:val="en-US"/>
+        </w:rPr>
+        <w:t>t_client</w:t>
+      </w:r>
+      <w:proofErr w:type="spellEnd"/>
+    </w:p>
+    <w:p>
+      <w:pPr>
+        <w:rPr>
+          <w:lang w:val="en-US"/>
+        </w:rPr>
+      </w:pPr>
+      <w:r>
+        <w:rPr>
+          <w:lang w:val="en-US"/>
+        </w:rPr>
+        <w:tab/>
+        <w:t>CHARACTER SET UTF8</w:t>
+      </w:r>
+    </w:p>
+    <w:p>
+      <w:pPr>
+        <w:rPr>
+          <w:lang w:val="en-US"/>
+        </w:rPr>
+      </w:pPr>
+      <w:r>
+        <w:rPr>
+          <w:lang w:val="en-US"/>
+        </w:rPr>
+        <w:tab/>
+        <w:t>COLUMNS TERMINATED BY '</w:t>
+      </w:r>
+      <w:r>
+        <w:rPr>
+          <w:lang w:val="en-US"/>
+        </w:rPr>
+        <w:t>\t</w:t>
+      </w:r>
+      <w:r>
+        <w:rPr>
+          <w:lang w:val="en-US"/>
+        </w:rPr>
+        <w:t>'</w:t>
+      </w:r>
+    </w:p>
+    <w:p>
+      <w:pPr>
+        <w:rPr>
+          <w:lang w:val="en-US"/>
+        </w:rPr>
+      </w:pPr>
+      <w:r>
+        <w:rPr>
+          <w:lang w:val="en-US"/>
+        </w:rPr>
+        <w:tab/>
+        <w:t>IGNORE 1 LINES;</w:t>
+      </w:r>
+    </w:p>
+    <w:p>
+      <w:pPr>
+        <w:rPr>
+          <w:lang w:val="en-US"/>
+        </w:rPr>
+      </w:pPr>
+    </w:p>
+    <w:p>
+      <w:pPr>
+        <w:keepNext/>
+        <w:rPr>
+          <w:lang w:val="en-US"/>
+        </w:rPr>
+      </w:pPr>
+      <w:r>
+        <w:rPr>
+          <w:lang w:val="en-US"/>
+        </w:rPr>
+        <w:lastRenderedPageBreak/>
+        <w:t>-</w:t>
+      </w:r>
+      <w:r>
+        <w:rPr>
+          <w:lang w:val="en-US"/>
+        </w:rPr>
+        <w:t xml:space="preserve">- </w:t>
+      </w:r>
+      <w:r>
+        <w:rPr>
+          <w:lang w:val="en-US"/>
+        </w:rPr>
+        <w:t>table</w:t>
+      </w:r>
+      <w:r>
+        <w:rPr>
+          <w:lang w:val="en-US"/>
+        </w:rPr>
+        <w:t xml:space="preserve"> 4</w:t>
+      </w:r>
+    </w:p>
+    <w:p>
+      <w:pPr>
+        <w:keepNext/>
+        <w:rPr>
+          <w:lang w:val="en-US"/>
+        </w:rPr>
+      </w:pPr>
+      <w:r>
+        <w:rPr>
+          <w:lang w:val="en-US"/>
+        </w:rPr>
+        <w:t>LOAD DATA INFILE '/var/lib/</w:t>
+      </w:r>
+      <w:proofErr w:type="spellStart"/>
+      <w:r>
+        <w:rPr>
+          <w:lang w:val="en-US"/>
+        </w:rPr>
+        <w:t>mysql</w:t>
+      </w:r>
+      <w:proofErr w:type="spellEnd"/>
+      <w:r>
+        <w:rPr>
+          <w:lang w:val="en-US"/>
+        </w:rPr>
+        <w:t>-files/</w:t>
+      </w:r>
+      <w:proofErr w:type="spellStart"/>
+      <w:r>
+        <w:rPr>
+          <w:lang w:val="en-US"/>
+        </w:rPr>
+        <w:t>t_adresse.tsv</w:t>
+      </w:r>
+      <w:proofErr w:type="spellEnd"/>
+      <w:r>
+        <w:rPr>
+          <w:lang w:val="en-US"/>
+        </w:rPr>
+        <w:t xml:space="preserve">' </w:t>
+      </w:r>
+    </w:p>
+    <w:p>
+      <w:pPr>
+        <w:keepNext/>
+        <w:rPr>
+          <w:lang w:val="en-US"/>
+        </w:rPr>
+      </w:pPr>
+      <w:r>
+        <w:rPr>
+          <w:lang w:val="en-US"/>
+        </w:rPr>
         <w:tab/>
         <w:t xml:space="preserve">INTO TABLE </w:t>
       </w:r>
       <w:proofErr w:type="spellStart"/>
       <w:r>
-        <w:t>t_</w:t>
-      </w:r>
-      <w:r>
-        <w:t>produit</w:t>
-      </w:r>
-      <w:proofErr w:type="spellEnd"/>
-    </w:p>
-    <w:p>
-      <w:r>
+        <w:rPr>
+          <w:lang w:val="en-US"/>
+        </w:rPr>
+        <w:t>t_adresse</w:t>
+      </w:r>
+      <w:proofErr w:type="spellEnd"/>
+    </w:p>
+    <w:p>
+      <w:pPr>
+        <w:keepNext/>
+        <w:rPr>
+          <w:lang w:val="en-US"/>
+        </w:rPr>
+      </w:pPr>
+      <w:r>
+        <w:rPr>
+          <w:lang w:val="en-US"/>
+        </w:rPr>
         <w:tab/>
-        <w:t xml:space="preserve">CHARACTER SET </w:t>
-      </w:r>
-      <w:r>
-        <w:t>UTF8</w:t>
-      </w:r>
-    </w:p>
-    <w:p>
-      <w:r>
+        <w:t>CHARACTER SET UTF8</w:t>
+      </w:r>
+    </w:p>
+    <w:p>
+      <w:pPr>
+        <w:keepNext/>
+        <w:rPr>
+          <w:lang w:val="en-US"/>
+        </w:rPr>
+      </w:pPr>
+      <w:r>
+        <w:rPr>
+          <w:lang w:val="en-US"/>
+        </w:rPr>
         <w:tab/>
         <w:t>COLUMNS TERMINATED BY '</w:t>
       </w:r>
       <w:r>
+        <w:rPr>
+          <w:lang w:val="en-US"/>
+        </w:rPr>
+        <w:t>\t</w:t>
+      </w:r>
+      <w:r>
+        <w:rPr>
+          <w:lang w:val="en-US"/>
+        </w:rPr>
+        <w:t>'</w:t>
+      </w:r>
+    </w:p>
+    <w:p>
+      <w:pPr>
+        <w:keepNext/>
+      </w:pPr>
+      <w:r>
+        <w:rPr>
+          <w:lang w:val="en-US"/>
+        </w:rPr>
         <w:tab/>
       </w:r>
       <w:r>
-        <w:t>'</w:t>
-      </w:r>
-    </w:p>
-    <w:p>
-      <w:r>
-        <w:tab/>
-        <w:t xml:space="preserve">IGNORE 1 </w:t>
-      </w:r>
-      <w:proofErr w:type="gramStart"/>
-      <w:r>
-        <w:t>LINES;</w:t>
-      </w:r>
-      <w:proofErr w:type="gramEnd"/>
-    </w:p>
-    <w:p/>
-    <w:p>
-      <w:r>
+        <w:t>IGNORE 1 LINES</w:t>
+      </w:r>
+    </w:p>
+    <w:p>
+      <w:pPr>
+        <w:keepNext/>
+      </w:pPr>
+      <w:r>
+        <w:t xml:space="preserve">    (`</w:t>
+      </w:r>
+      <w:proofErr w:type="spellStart"/>
+      <w:r>
+        <w:t>adresse_id</w:t>
+      </w:r>
+      <w:proofErr w:type="spellEnd"/>
+      <w:r>
+        <w:t>`, `</w:t>
+      </w:r>
+      <w:proofErr w:type="spellStart"/>
+      <w:r>
+        <w:t>client_fk</w:t>
+      </w:r>
+      <w:proofErr w:type="spellEnd"/>
+      <w:r>
+        <w:t>`, `rue`, `</w:t>
+      </w:r>
+      <w:proofErr w:type="spellStart"/>
+      <w:r>
+        <w:t>npa</w:t>
+      </w:r>
+      <w:proofErr w:type="spellEnd"/>
+      <w:r>
+        <w:t>`, `</w:t>
+      </w:r>
+      <w:proofErr w:type="spellStart"/>
+      <w:r>
+        <w:t>localite</w:t>
+      </w:r>
+      <w:proofErr w:type="spellEnd"/>
+      <w:r>
+        <w:t>`, `latitude`, `longitude`);</w:t>
+      </w:r>
+    </w:p>
+    <w:p>
+      <w:pPr>
+        <w:keepNext/>
+      </w:pPr>
+    </w:p>
+    <w:p>
+      <w:pPr>
+        <w:keepNext/>
+        <w:rPr>
+          <w:lang w:val="en-US"/>
+        </w:rPr>
+      </w:pPr>
+      <w:r>
+        <w:rPr>
+          <w:lang w:val="en-US"/>
+        </w:rPr>
+        <w:t>-- table 5</w:t>
+      </w:r>
+    </w:p>
+    <w:p>
+      <w:pPr>
+        <w:rPr>
+          <w:lang w:val="en-US"/>
+        </w:rPr>
+      </w:pPr>
+      <w:r>
+        <w:rPr>
+          <w:lang w:val="en-US"/>
+        </w:rPr>
         <w:t>LOAD DATA INFILE '/var/lib/</w:t>
       </w:r>
       <w:proofErr w:type="spellStart"/>
       <w:r>
+        <w:rPr>
+          <w:lang w:val="en-US"/>
+        </w:rPr>
         <w:t>mysql</w:t>
       </w:r>
       <w:proofErr w:type="spellEnd"/>
       <w:r>
+        <w:rPr>
+          <w:lang w:val="en-US"/>
+        </w:rPr>
         <w:t>-files/</w:t>
       </w:r>
       <w:proofErr w:type="spellStart"/>
       <w:r>
-        <w:t>t_</w:t>
-      </w:r>
-      <w:r>
-        <w:t>livreur</w:t>
-      </w:r>
-      <w:r>
-        <w:t>.tsv</w:t>
-      </w:r>
-      <w:proofErr w:type="spellEnd"/>
-      <w:r>
+        <w:rPr>
+          <w:lang w:val="en-US"/>
+        </w:rPr>
+        <w:t>t_commande.tsv</w:t>
+      </w:r>
+      <w:proofErr w:type="spellEnd"/>
+      <w:r>
+        <w:rPr>
+          <w:lang w:val="en-US"/>
+        </w:rPr>
         <w:t xml:space="preserve">' </w:t>
       </w:r>
     </w:p>
     <w:p>
-      <w:r>
+      <w:pPr>
+        <w:rPr>
+          <w:lang w:val="en-US"/>
+        </w:rPr>
+      </w:pPr>
+      <w:r>
+        <w:rPr>
+          <w:lang w:val="en-US"/>
+        </w:rPr>
         <w:tab/>
         <w:t xml:space="preserve">INTO TABLE </w:t>
       </w:r>
       <w:proofErr w:type="spellStart"/>
       <w:r>
-        <w:t>t_</w:t>
-      </w:r>
-      <w:r>
-        <w:t>livreur</w:t>
-      </w:r>
-      <w:proofErr w:type="spellEnd"/>
-    </w:p>
-    <w:p>
-      <w:r>
+        <w:rPr>
+          <w:lang w:val="en-US"/>
+        </w:rPr>
+        <w:t>t_commande</w:t>
+      </w:r>
+      <w:proofErr w:type="spellEnd"/>
+    </w:p>
+    <w:p>
+      <w:pPr>
+        <w:rPr>
+          <w:lang w:val="en-US"/>
+        </w:rPr>
+      </w:pPr>
+      <w:r>
+        <w:rPr>
+          <w:lang w:val="en-US"/>
+        </w:rPr>
         <w:tab/>
         <w:t>CHARACTER SET UTF8</w:t>
       </w:r>
     </w:p>
     <w:p>
-      <w:r>
+      <w:pPr>
+        <w:rPr>
+          <w:lang w:val="en-US"/>
+        </w:rPr>
+      </w:pPr>
+      <w:r>
+        <w:rPr>
+          <w:lang w:val="en-US"/>
+        </w:rPr>
         <w:tab/>
-        <w:t>COLUMNS TERMINATED BY '</w:t>
-      </w:r>
-      <w:r>
+        <w:t>COLUMNS TERMINATED BY '\t'</w:t>
+      </w:r>
+    </w:p>
+    <w:p>
+      <w:pPr>
+        <w:rPr>
+          <w:lang w:val="en-US"/>
+        </w:rPr>
+      </w:pPr>
+      <w:r>
+        <w:rPr>
+          <w:lang w:val="en-US"/>
+        </w:rPr>
         <w:tab/>
-        <w:t>'</w:t>
-      </w:r>
-    </w:p>
-    <w:p>
-      <w:r>
-        <w:tab/>
-        <w:t xml:space="preserve">IGNORE 1 </w:t>
-      </w:r>
-      <w:proofErr w:type="gramStart"/>
-      <w:r>
-        <w:t>LINES;</w:t>
-      </w:r>
-      <w:proofErr w:type="gramEnd"/>
-    </w:p>
-    <w:p/>
-    <w:p>
-      <w:r>
+        <w:t>IGNORE 1 LINES</w:t>
+      </w:r>
+    </w:p>
+    <w:p>
+      <w:pPr>
+        <w:rPr>
+          <w:lang w:val="en-US"/>
+        </w:rPr>
+      </w:pPr>
+      <w:r>
+        <w:rPr>
+          <w:lang w:val="en-US"/>
+        </w:rPr>
+        <w:t xml:space="preserve">    (</w:t>
+      </w:r>
+      <w:proofErr w:type="spellStart"/>
+      <w:r>
+        <w:rPr>
+          <w:lang w:val="en-US"/>
+        </w:rPr>
+        <w:t>commande_id</w:t>
+      </w:r>
+      <w:proofErr w:type="spellEnd"/>
+      <w:r>
+        <w:rPr>
+          <w:lang w:val="en-US"/>
+        </w:rPr>
+        <w:t xml:space="preserve">, </w:t>
+      </w:r>
+      <w:proofErr w:type="spellStart"/>
+      <w:r>
+        <w:rPr>
+          <w:lang w:val="en-US"/>
+        </w:rPr>
+        <w:t>client_fk</w:t>
+      </w:r>
+      <w:proofErr w:type="spellEnd"/>
+      <w:r>
+        <w:rPr>
+          <w:lang w:val="en-US"/>
+        </w:rPr>
+        <w:t xml:space="preserve">, type, @vAdresse, @mytimestamp, </w:t>
+      </w:r>
+      <w:proofErr w:type="spellStart"/>
+      <w:r>
+        <w:rPr>
+          <w:lang w:val="en-US"/>
+        </w:rPr>
+        <w:t>statut</w:t>
+      </w:r>
+      <w:proofErr w:type="spellEnd"/>
+      <w:r>
+        <w:rPr>
+          <w:lang w:val="en-US"/>
+        </w:rPr>
+        <w:t>)</w:t>
+      </w:r>
+    </w:p>
+    <w:p>
+      <w:pPr>
+        <w:rPr>
+          <w:lang w:val="en-US"/>
+        </w:rPr>
+      </w:pPr>
+      <w:r>
+        <w:rPr>
+          <w:lang w:val="en-US"/>
+        </w:rPr>
+        <w:t xml:space="preserve">    SET </w:t>
+      </w:r>
+      <w:proofErr w:type="spellStart"/>
+      <w:r>
+        <w:rPr>
+          <w:lang w:val="en-US"/>
+        </w:rPr>
+        <w:t>adresse_fk</w:t>
+      </w:r>
+      <w:proofErr w:type="spellEnd"/>
+      <w:r>
+        <w:rPr>
+          <w:lang w:val="en-US"/>
+        </w:rPr>
+        <w:t xml:space="preserve"> = NULLIF(@vAdresse,''), </w:t>
+      </w:r>
+    </w:p>
+    <w:p>
+      <w:r>
+        <w:rPr>
+          <w:lang w:val="en-US"/>
+        </w:rPr>
+        <w:t xml:space="preserve">    </w:t>
+      </w:r>
+      <w:proofErr w:type="spellStart"/>
+      <w:r>
+        <w:t>date_et_heure</w:t>
+      </w:r>
+      <w:proofErr w:type="spellEnd"/>
+      <w:r>
+        <w:t xml:space="preserve"> =STR_TO_DATE(@mytimestamp, '%</w:t>
+      </w:r>
+      <w:proofErr w:type="spellStart"/>
+      <w:r>
+        <w:t>d.%m.%Y</w:t>
+      </w:r>
+      <w:proofErr w:type="spellEnd"/>
+      <w:r>
+        <w:t xml:space="preserve"> %H:%i');</w:t>
+      </w:r>
+      <w:bookmarkStart w:id="2" w:name="_Toc210392959"/>
+    </w:p>
+    <w:p>
+      <w:pPr>
+        <w:keepNext/>
+      </w:pPr>
+      <w:r>
+        <w:t>-- table 6</w:t>
+      </w:r>
+    </w:p>
+    <w:p>
+      <w:pPr>
+        <w:pStyle w:val="Titre2"/>
+        <w:rPr>
+          <w:rFonts w:asciiTheme="minorHAnsi" w:eastAsiaTheme="minorHAnsi" w:hAnsiTheme="minorHAnsi" w:cstheme="minorBidi"/>
+          <w:color w:val="auto"/>
+          <w:sz w:val="24"/>
+          <w:szCs w:val="24"/>
+        </w:rPr>
+      </w:pPr>
+      <w:r>
+        <w:rPr>
+          <w:rFonts w:asciiTheme="minorHAnsi" w:eastAsiaTheme="minorHAnsi" w:hAnsiTheme="minorHAnsi" w:cstheme="minorBidi"/>
+          <w:color w:val="auto"/>
+          <w:sz w:val="24"/>
+          <w:szCs w:val="24"/>
+        </w:rPr>
         <w:t>LOAD DATA INFILE '/var/lib/</w:t>
       </w:r>
       <w:proofErr w:type="spellStart"/>
       <w:r>
+        <w:rPr>
+          <w:rFonts w:asciiTheme="minorHAnsi" w:eastAsiaTheme="minorHAnsi" w:hAnsiTheme="minorHAnsi" w:cstheme="minorBidi"/>
+          <w:color w:val="auto"/>
+          <w:sz w:val="24"/>
+          <w:szCs w:val="24"/>
+        </w:rPr>
         <w:t>mysql</w:t>
       </w:r>
       <w:proofErr w:type="spellEnd"/>
       <w:r>
+        <w:rPr>
+          <w:rFonts w:asciiTheme="minorHAnsi" w:eastAsiaTheme="minorHAnsi" w:hAnsiTheme="minorHAnsi" w:cstheme="minorBidi"/>
+          <w:color w:val="auto"/>
+          <w:sz w:val="24"/>
+          <w:szCs w:val="24"/>
+        </w:rPr>
         <w:t>-files/</w:t>
       </w:r>
       <w:proofErr w:type="spellStart"/>
       <w:r>
-        <w:t>t_</w:t>
-      </w:r>
-      <w:r>
-        <w:t>client</w:t>
-      </w:r>
-      <w:r>
-        <w:t>.tsv</w:t>
-      </w:r>
-      <w:proofErr w:type="spellEnd"/>
-      <w:r>
+        <w:rPr>
+          <w:rFonts w:asciiTheme="minorHAnsi" w:eastAsiaTheme="minorHAnsi" w:hAnsiTheme="minorHAnsi" w:cstheme="minorBidi"/>
+          <w:color w:val="auto"/>
+          <w:sz w:val="24"/>
+          <w:szCs w:val="24"/>
+        </w:rPr>
+        <w:t>t_ligne_commande.tsv</w:t>
+      </w:r>
+      <w:proofErr w:type="spellEnd"/>
+      <w:r>
+        <w:rPr>
+          <w:rFonts w:asciiTheme="minorHAnsi" w:eastAsiaTheme="minorHAnsi" w:hAnsiTheme="minorHAnsi" w:cstheme="minorBidi"/>
+          <w:color w:val="auto"/>
+          <w:sz w:val="24"/>
+          <w:szCs w:val="24"/>
+        </w:rPr>
         <w:t xml:space="preserve">' </w:t>
       </w:r>
     </w:p>
     <w:p>
-      <w:r>
+      <w:pPr>
+        <w:pStyle w:val="Titre2"/>
+        <w:rPr>
+          <w:rFonts w:asciiTheme="minorHAnsi" w:eastAsiaTheme="minorHAnsi" w:hAnsiTheme="minorHAnsi" w:cstheme="minorBidi"/>
+          <w:color w:val="auto"/>
+          <w:sz w:val="24"/>
+          <w:szCs w:val="24"/>
+        </w:rPr>
+      </w:pPr>
+      <w:r>
+        <w:rPr>
+          <w:rFonts w:asciiTheme="minorHAnsi" w:eastAsiaTheme="minorHAnsi" w:hAnsiTheme="minorHAnsi" w:cstheme="minorBidi"/>
+          <w:color w:val="auto"/>
+          <w:sz w:val="24"/>
+          <w:szCs w:val="24"/>
+        </w:rPr>
         <w:tab/>
         <w:t xml:space="preserve">INTO TABLE </w:t>
       </w:r>
       <w:proofErr w:type="spellStart"/>
       <w:r>
-        <w:t>t_</w:t>
-      </w:r>
-      <w:r>
-        <w:t>client</w:t>
-      </w:r>
-      <w:proofErr w:type="spellEnd"/>
-    </w:p>
-    <w:p>
-      <w:r>
+        <w:rPr>
+          <w:rFonts w:asciiTheme="minorHAnsi" w:eastAsiaTheme="minorHAnsi" w:hAnsiTheme="minorHAnsi" w:cstheme="minorBidi"/>
+          <w:color w:val="auto"/>
+          <w:sz w:val="24"/>
+          <w:szCs w:val="24"/>
+        </w:rPr>
+        <w:t>t_ligne_de_commande</w:t>
+      </w:r>
+      <w:proofErr w:type="spellEnd"/>
+    </w:p>
+    <w:p>
+      <w:pPr>
+        <w:pStyle w:val="Titre2"/>
+        <w:rPr>
+          <w:rFonts w:asciiTheme="minorHAnsi" w:eastAsiaTheme="minorHAnsi" w:hAnsiTheme="minorHAnsi" w:cstheme="minorBidi"/>
+          <w:color w:val="auto"/>
+          <w:sz w:val="24"/>
+          <w:szCs w:val="24"/>
+          <w:lang w:val="en-US"/>
+        </w:rPr>
+      </w:pPr>
+      <w:r>
+        <w:rPr>
+          <w:rFonts w:asciiTheme="minorHAnsi" w:eastAsiaTheme="minorHAnsi" w:hAnsiTheme="minorHAnsi" w:cstheme="minorBidi"/>
+          <w:color w:val="auto"/>
+          <w:sz w:val="24"/>
+          <w:szCs w:val="24"/>
+        </w:rPr>
+        <w:tab/>
+      </w:r>
+      <w:r>
+        <w:rPr>
+          <w:rFonts w:asciiTheme="minorHAnsi" w:eastAsiaTheme="minorHAnsi" w:hAnsiTheme="minorHAnsi" w:cstheme="minorBidi"/>
+          <w:color w:val="auto"/>
+          <w:sz w:val="24"/>
+          <w:szCs w:val="24"/>
+          <w:lang w:val="en-US"/>
+        </w:rPr>
+        <w:t>CHARACTER SET UTF8</w:t>
+      </w:r>
+    </w:p>
+    <w:p>
+      <w:pPr>
+        <w:pStyle w:val="Titre2"/>
+        <w:rPr>
+          <w:rFonts w:asciiTheme="minorHAnsi" w:eastAsiaTheme="minorHAnsi" w:hAnsiTheme="minorHAnsi" w:cstheme="minorBidi"/>
+          <w:color w:val="auto"/>
+          <w:sz w:val="24"/>
+          <w:szCs w:val="24"/>
+          <w:lang w:val="en-US"/>
+        </w:rPr>
+      </w:pPr>
+      <w:r>
+        <w:rPr>
+          <w:rFonts w:asciiTheme="minorHAnsi" w:eastAsiaTheme="minorHAnsi" w:hAnsiTheme="minorHAnsi" w:cstheme="minorBidi"/>
+          <w:color w:val="auto"/>
+          <w:sz w:val="24"/>
+          <w:szCs w:val="24"/>
+          <w:lang w:val="en-US"/>
+        </w:rPr>
+        <w:tab/>
+        <w:t>COLUMNS TERMINATED BY '\t'</w:t>
+      </w:r>
+    </w:p>
+    <w:p>
+      <w:pPr>
+        <w:pStyle w:val="Titre2"/>
+        <w:rPr>
+          <w:rFonts w:asciiTheme="minorHAnsi" w:eastAsiaTheme="minorHAnsi" w:hAnsiTheme="minorHAnsi" w:cstheme="minorBidi"/>
+          <w:color w:val="auto"/>
+          <w:sz w:val="24"/>
+          <w:szCs w:val="24"/>
+        </w:rPr>
+      </w:pPr>
+      <w:r>
+        <w:rPr>
+          <w:rFonts w:asciiTheme="minorHAnsi" w:eastAsiaTheme="minorHAnsi" w:hAnsiTheme="minorHAnsi" w:cstheme="minorBidi"/>
+          <w:color w:val="auto"/>
+          <w:sz w:val="24"/>
+          <w:szCs w:val="24"/>
+          <w:lang w:val="en-US"/>
+        </w:rPr>
+        <w:tab/>
+      </w:r>
+      <w:r>
+        <w:rPr>
+          <w:rFonts w:asciiTheme="minorHAnsi" w:eastAsiaTheme="minorHAnsi" w:hAnsiTheme="minorHAnsi" w:cstheme="minorBidi"/>
+          <w:color w:val="auto"/>
+          <w:sz w:val="24"/>
+          <w:szCs w:val="24"/>
+        </w:rPr>
+        <w:t>IGNORE 1 LINES</w:t>
+      </w:r>
+    </w:p>
+    <w:p>
+      <w:pPr>
+        <w:pStyle w:val="Titre2"/>
+        <w:rPr>
+          <w:rFonts w:asciiTheme="minorHAnsi" w:eastAsiaTheme="minorHAnsi" w:hAnsiTheme="minorHAnsi" w:cstheme="minorBidi"/>
+          <w:color w:val="auto"/>
+          <w:sz w:val="24"/>
+          <w:szCs w:val="24"/>
+        </w:rPr>
+      </w:pPr>
+      <w:r>
+        <w:rPr>
+          <w:rFonts w:asciiTheme="minorHAnsi" w:eastAsiaTheme="minorHAnsi" w:hAnsiTheme="minorHAnsi" w:cstheme="minorBidi"/>
+          <w:color w:val="auto"/>
+          <w:sz w:val="24"/>
+          <w:szCs w:val="24"/>
+        </w:rPr>
+        <w:t xml:space="preserve">    (`</w:t>
+      </w:r>
+      <w:proofErr w:type="spellStart"/>
+      <w:r>
+        <w:rPr>
+          <w:rFonts w:asciiTheme="minorHAnsi" w:eastAsiaTheme="minorHAnsi" w:hAnsiTheme="minorHAnsi" w:cstheme="minorBidi"/>
+          <w:color w:val="auto"/>
+          <w:sz w:val="24"/>
+          <w:szCs w:val="24"/>
+        </w:rPr>
+        <w:t>ligne_de_commande_id</w:t>
+      </w:r>
+      <w:proofErr w:type="spellEnd"/>
+      <w:r>
+        <w:rPr>
+          <w:rFonts w:asciiTheme="minorHAnsi" w:eastAsiaTheme="minorHAnsi" w:hAnsiTheme="minorHAnsi" w:cstheme="minorBidi"/>
+          <w:color w:val="auto"/>
+          <w:sz w:val="24"/>
+          <w:szCs w:val="24"/>
+        </w:rPr>
+        <w:t>`, `</w:t>
+      </w:r>
+      <w:proofErr w:type="spellStart"/>
+      <w:r>
+        <w:rPr>
+          <w:rFonts w:asciiTheme="minorHAnsi" w:eastAsiaTheme="minorHAnsi" w:hAnsiTheme="minorHAnsi" w:cstheme="minorBidi"/>
+          <w:color w:val="auto"/>
+          <w:sz w:val="24"/>
+          <w:szCs w:val="24"/>
+        </w:rPr>
+        <w:t>commande_fk</w:t>
+      </w:r>
+      <w:proofErr w:type="spellEnd"/>
+      <w:r>
+        <w:rPr>
+          <w:rFonts w:asciiTheme="minorHAnsi" w:eastAsiaTheme="minorHAnsi" w:hAnsiTheme="minorHAnsi" w:cstheme="minorBidi"/>
+          <w:color w:val="auto"/>
+          <w:sz w:val="24"/>
+          <w:szCs w:val="24"/>
+        </w:rPr>
+        <w:t>`, `</w:t>
+      </w:r>
+      <w:proofErr w:type="spellStart"/>
+      <w:r>
+        <w:rPr>
+          <w:rFonts w:asciiTheme="minorHAnsi" w:eastAsiaTheme="minorHAnsi" w:hAnsiTheme="minorHAnsi" w:cstheme="minorBidi"/>
+          <w:color w:val="auto"/>
+          <w:sz w:val="24"/>
+          <w:szCs w:val="24"/>
+        </w:rPr>
+        <w:t>produit_fk</w:t>
+      </w:r>
+      <w:proofErr w:type="spellEnd"/>
+      <w:r>
+        <w:rPr>
+          <w:rFonts w:asciiTheme="minorHAnsi" w:eastAsiaTheme="minorHAnsi" w:hAnsiTheme="minorHAnsi" w:cstheme="minorBidi"/>
+          <w:color w:val="auto"/>
+          <w:sz w:val="24"/>
+          <w:szCs w:val="24"/>
+        </w:rPr>
+        <w:t>`, `</w:t>
+      </w:r>
+      <w:proofErr w:type="spellStart"/>
+      <w:r>
+        <w:rPr>
+          <w:rFonts w:asciiTheme="minorHAnsi" w:eastAsiaTheme="minorHAnsi" w:hAnsiTheme="minorHAnsi" w:cstheme="minorBidi"/>
+          <w:color w:val="auto"/>
+          <w:sz w:val="24"/>
+          <w:szCs w:val="24"/>
+        </w:rPr>
+        <w:t>quantite</w:t>
+      </w:r>
+      <w:proofErr w:type="spellEnd"/>
+      <w:r>
+        <w:rPr>
+          <w:rFonts w:asciiTheme="minorHAnsi" w:eastAsiaTheme="minorHAnsi" w:hAnsiTheme="minorHAnsi" w:cstheme="minorBidi"/>
+          <w:color w:val="auto"/>
+          <w:sz w:val="24"/>
+          <w:szCs w:val="24"/>
+        </w:rPr>
+        <w:t>`, `</w:t>
+      </w:r>
+      <w:proofErr w:type="spellStart"/>
+      <w:r>
+        <w:rPr>
+          <w:rFonts w:asciiTheme="minorHAnsi" w:eastAsiaTheme="minorHAnsi" w:hAnsiTheme="minorHAnsi" w:cstheme="minorBidi"/>
+          <w:color w:val="auto"/>
+          <w:sz w:val="24"/>
+          <w:szCs w:val="24"/>
+        </w:rPr>
+        <w:t>prix_unitaire</w:t>
+      </w:r>
+      <w:proofErr w:type="spellEnd"/>
+      <w:r>
+        <w:rPr>
+          <w:rFonts w:asciiTheme="minorHAnsi" w:eastAsiaTheme="minorHAnsi" w:hAnsiTheme="minorHAnsi" w:cstheme="minorBidi"/>
+          <w:color w:val="auto"/>
+          <w:sz w:val="24"/>
+          <w:szCs w:val="24"/>
+        </w:rPr>
+        <w:t>`, @extra)</w:t>
+      </w:r>
+    </w:p>
+    <w:p>
+      <w:pPr>
+        <w:pStyle w:val="Titre2"/>
+        <w:rPr>
+          <w:rFonts w:asciiTheme="minorHAnsi" w:eastAsiaTheme="minorHAnsi" w:hAnsiTheme="minorHAnsi" w:cstheme="minorBidi"/>
+          <w:color w:val="auto"/>
+          <w:sz w:val="24"/>
+          <w:szCs w:val="24"/>
+        </w:rPr>
+      </w:pPr>
+      <w:r>
+        <w:rPr>
+          <w:rFonts w:asciiTheme="minorHAnsi" w:eastAsiaTheme="minorHAnsi" w:hAnsiTheme="minorHAnsi" w:cstheme="minorBidi"/>
+          <w:color w:val="auto"/>
+          <w:sz w:val="24"/>
+          <w:szCs w:val="24"/>
+        </w:rPr>
+        <w:t xml:space="preserve">    SET </w:t>
+      </w:r>
+      <w:proofErr w:type="spellStart"/>
+      <w:r>
+        <w:rPr>
+          <w:rFonts w:asciiTheme="minorHAnsi" w:eastAsiaTheme="minorHAnsi" w:hAnsiTheme="minorHAnsi" w:cstheme="minorBidi"/>
+          <w:color w:val="auto"/>
+          <w:sz w:val="24"/>
+          <w:szCs w:val="24"/>
+        </w:rPr>
+        <w:t>produit_enfant_fk</w:t>
+      </w:r>
+      <w:proofErr w:type="spellEnd"/>
+      <w:r>
+        <w:rPr>
+          <w:rFonts w:asciiTheme="minorHAnsi" w:eastAsiaTheme="minorHAnsi" w:hAnsiTheme="minorHAnsi" w:cstheme="minorBidi"/>
+          <w:color w:val="auto"/>
+          <w:sz w:val="24"/>
+          <w:szCs w:val="24"/>
+        </w:rPr>
+        <w:t xml:space="preserve"> = NULLIF(@extra, '')</w:t>
+      </w:r>
+      <w:r>
+        <w:rPr>
+          <w:rFonts w:asciiTheme="minorHAnsi" w:eastAsiaTheme="minorHAnsi" w:hAnsiTheme="minorHAnsi" w:cstheme="minorBidi"/>
+          <w:color w:val="auto"/>
+          <w:sz w:val="24"/>
+          <w:szCs w:val="24"/>
+        </w:rPr>
+        <w:t> ;</w:t>
+      </w:r>
+    </w:p>
+    <w:p/>
+    <w:p>
+      <w:pPr>
+        <w:keepNext/>
+      </w:pPr>
+      <w:r>
+        <w:lastRenderedPageBreak/>
+        <w:t>--table 7</w:t>
+      </w:r>
+    </w:p>
+    <w:p>
+      <w:pPr>
+        <w:keepNext/>
+      </w:pPr>
+      <w:r>
+        <w:t>LOAD DATA INFILE '/var/lib/</w:t>
+      </w:r>
+      <w:proofErr w:type="spellStart"/>
+      <w:r>
+        <w:t>mysql</w:t>
+      </w:r>
+      <w:proofErr w:type="spellEnd"/>
+      <w:r>
+        <w:t>-files/</w:t>
+      </w:r>
+      <w:proofErr w:type="spellStart"/>
+      <w:r>
+        <w:t>t_paiement.tsv</w:t>
+      </w:r>
+      <w:proofErr w:type="spellEnd"/>
+      <w:r>
+        <w:t xml:space="preserve">' </w:t>
+      </w:r>
+    </w:p>
+    <w:p>
+      <w:pPr>
+        <w:keepNext/>
+        <w:rPr>
+          <w:lang w:val="en-US"/>
+        </w:rPr>
+      </w:pPr>
+      <w:r>
+        <w:tab/>
+      </w:r>
+      <w:r>
+        <w:rPr>
+          <w:lang w:val="en-US"/>
+        </w:rPr>
+        <w:t xml:space="preserve">INTO TABLE </w:t>
+      </w:r>
+      <w:proofErr w:type="spellStart"/>
+      <w:r>
+        <w:rPr>
+          <w:lang w:val="en-US"/>
+        </w:rPr>
+        <w:t>t_paiement</w:t>
+      </w:r>
+      <w:proofErr w:type="spellEnd"/>
+    </w:p>
+    <w:p>
+      <w:pPr>
+        <w:keepNext/>
+        <w:rPr>
+          <w:lang w:val="en-US"/>
+        </w:rPr>
+      </w:pPr>
+      <w:r>
+        <w:rPr>
+          <w:lang w:val="en-US"/>
+        </w:rPr>
         <w:tab/>
         <w:t>CHARACTER SET UTF8</w:t>
       </w:r>
     </w:p>
     <w:p>
-      <w:r>
+      <w:pPr>
+        <w:keepNext/>
+        <w:rPr>
+          <w:lang w:val="en-US"/>
+        </w:rPr>
+      </w:pPr>
+      <w:r>
+        <w:rPr>
+          <w:lang w:val="en-US"/>
+        </w:rPr>
         <w:tab/>
-        <w:t>COLUMNS TERMINATED BY '</w:t>
-      </w:r>
-      <w:r>
+        <w:t>COLUMNS TERMINATED BY '\t'</w:t>
+      </w:r>
+    </w:p>
+    <w:p>
+      <w:pPr>
+        <w:keepNext/>
+        <w:rPr>
+          <w:lang w:val="en-US"/>
+        </w:rPr>
+      </w:pPr>
+      <w:r>
+        <w:rPr>
+          <w:lang w:val="en-US"/>
+        </w:rPr>
         <w:tab/>
-        <w:t>'</w:t>
-      </w:r>
-    </w:p>
-    <w:p>
+        <w:t>IGNORE 1 LINES</w:t>
+      </w:r>
+    </w:p>
+    <w:p>
+      <w:pPr>
+        <w:keepNext/>
+      </w:pPr>
+      <w:r>
+        <w:rPr>
+          <w:lang w:val="en-US"/>
+        </w:rPr>
+        <w:t xml:space="preserve">    </w:t>
+      </w:r>
+      <w:r>
+        <w:t>(`</w:t>
+      </w:r>
+      <w:proofErr w:type="spellStart"/>
+      <w:r>
+        <w:t>paiement_id</w:t>
+      </w:r>
+      <w:proofErr w:type="spellEnd"/>
+      <w:r>
+        <w:t>`, `</w:t>
+      </w:r>
+      <w:proofErr w:type="spellStart"/>
+      <w:r>
+        <w:t>commande_fk</w:t>
+      </w:r>
+      <w:proofErr w:type="spellEnd"/>
+      <w:r>
+        <w:t>`, `mode`, `montant`, @mytimestamp)</w:t>
+      </w:r>
+    </w:p>
+    <w:p>
+      <w:pPr>
+        <w:keepNext/>
+      </w:pPr>
+      <w:r>
+        <w:t xml:space="preserve">    SET </w:t>
+      </w:r>
+      <w:proofErr w:type="spellStart"/>
+      <w:r>
+        <w:t>date_paiement</w:t>
+      </w:r>
+      <w:proofErr w:type="spellEnd"/>
+      <w:r>
+        <w:t xml:space="preserve"> =STR_TO_DATE(@mytimestamp, '%</w:t>
+      </w:r>
+      <w:proofErr w:type="spellStart"/>
+      <w:r>
+        <w:t>d.%m.%Y</w:t>
+      </w:r>
+      <w:proofErr w:type="spellEnd"/>
+      <w:r>
+        <w:t xml:space="preserve"> %H:%i');</w:t>
+      </w:r>
+    </w:p>
+    <w:p>
+      <w:pPr>
+        <w:keepNext/>
+      </w:pPr>
+    </w:p>
+    <w:p>
+      <w:pPr>
+        <w:keepNext/>
+      </w:pPr>
+      <w:r>
+        <w:t>--table 8</w:t>
+      </w:r>
+    </w:p>
+    <w:p>
+      <w:pPr>
+        <w:keepNext/>
+      </w:pPr>
+      <w:r>
+        <w:t>LOAD DATA INFILE '/var/lib/</w:t>
+      </w:r>
+      <w:proofErr w:type="spellStart"/>
+      <w:r>
+        <w:t>mysql</w:t>
+      </w:r>
+      <w:proofErr w:type="spellEnd"/>
+      <w:r>
+        <w:t>-files/</w:t>
+      </w:r>
+      <w:proofErr w:type="spellStart"/>
+      <w:r>
+        <w:t>t_livraison.tsv</w:t>
+      </w:r>
+      <w:proofErr w:type="spellEnd"/>
+      <w:r>
+        <w:t xml:space="preserve">' </w:t>
+      </w:r>
+    </w:p>
+    <w:p>
+      <w:pPr>
+        <w:keepNext/>
+        <w:rPr>
+          <w:lang w:val="en-US"/>
+        </w:rPr>
+      </w:pPr>
       <w:r>
         <w:tab/>
-        <w:t xml:space="preserve">IGNORE 1 </w:t>
-      </w:r>
-      <w:proofErr w:type="gramStart"/>
-      <w:r>
-        <w:t>LINES;</w:t>
-      </w:r>
-      <w:proofErr w:type="gramEnd"/>
-    </w:p>
-    <w:p/>
+      </w:r>
+      <w:r>
+        <w:rPr>
+          <w:lang w:val="en-US"/>
+        </w:rPr>
+        <w:t>INTO TABLE t_livraison</w:t>
+      </w:r>
+    </w:p>
     <w:p>
       <w:pPr>
         <w:keepNext/>
-      </w:pPr>
-      <w:r>
-        <w:lastRenderedPageBreak/>
-        <w:t>LOAD DATA INFILE '/var/lib/</w:t>
-      </w:r>
-      <w:proofErr w:type="spellStart"/>
-      <w:r>
-        <w:t>mysql</w:t>
-      </w:r>
-      <w:proofErr w:type="spellEnd"/>
-      <w:r>
-        <w:t>-files/</w:t>
-      </w:r>
-      <w:proofErr w:type="spellStart"/>
-      <w:r>
-        <w:t>t_adresse.tsv</w:t>
-      </w:r>
-      <w:proofErr w:type="spellEnd"/>
-      <w:r>
-        <w:t xml:space="preserve">' </w:t>
-      </w:r>
-    </w:p>
-    <w:p>
-      <w:pPr>
-        <w:keepNext/>
-      </w:pPr>
-      <w:r>
-        <w:tab/>
-        <w:t xml:space="preserve">INTO TABLE </w:t>
-      </w:r>
-      <w:proofErr w:type="spellStart"/>
-      <w:r>
-        <w:t>t_adresse</w:t>
-      </w:r>
-      <w:proofErr w:type="spellEnd"/>
-    </w:p>
-    <w:p>
-      <w:pPr>
-        <w:keepNext/>
-      </w:pPr>
-      <w:r>
+        <w:rPr>
+          <w:lang w:val="en-US"/>
+        </w:rPr>
+      </w:pPr>
+      <w:r>
+        <w:rPr>
+          <w:lang w:val="en-US"/>
+        </w:rPr>
         <w:tab/>
         <w:t>CHARACTER SET UTF8</w:t>
       </w:r>
@@ -1009,16 +2093,16 @@
     <w:p>
       <w:pPr>
         <w:keepNext/>
-      </w:pPr>
-      <w:r>
+        <w:rPr>
+          <w:lang w:val="en-US"/>
+        </w:rPr>
+      </w:pPr>
+      <w:r>
+        <w:rPr>
+          <w:lang w:val="en-US"/>
+        </w:rPr>
         <w:tab/>
-        <w:t>COLUMNS TERMINATED BY '</w:t>
-      </w:r>
-      <w:r>
-        <w:t>\t</w:t>
-      </w:r>
-      <w:r>
-        <w:t>'</w:t>
+        <w:t>COLUMNS TERMINATED BY '\t'</w:t>
       </w:r>
     </w:p>
     <w:p>
@@ -1026,7 +2110,12 @@
         <w:keepNext/>
       </w:pPr>
       <w:r>
+        <w:rPr>
+          <w:lang w:val="en-US"/>
+        </w:rPr>
         <w:tab/>
+      </w:r>
+      <w:r>
         <w:t>IGNORE 1 LINES</w:t>
       </w:r>
     </w:p>
@@ -1039,7 +2128,7 @@
       </w:r>
       <w:proofErr w:type="spellStart"/>
       <w:r>
-        <w:t>adresse_id</w:t>
+        <w:t>livraison_id</w:t>
       </w:r>
       <w:proofErr w:type="spellEnd"/>
       <w:r>
@@ -1047,15 +2136,7 @@
       </w:r>
       <w:proofErr w:type="spellStart"/>
       <w:r>
-        <w:t>client_fk</w:t>
-      </w:r>
-      <w:proofErr w:type="spellEnd"/>
-      <w:r>
-        <w:t>`, `rue`, `</w:t>
-      </w:r>
-      <w:proofErr w:type="spellStart"/>
-      <w:r>
-        <w:t>npa</w:t>
+        <w:t>commande_fk</w:t>
       </w:r>
       <w:proofErr w:type="spellEnd"/>
       <w:r>
@@ -1063,24 +2144,66 @@
       </w:r>
       <w:proofErr w:type="spellStart"/>
       <w:r>
-        <w:t>localite</w:t>
-      </w:r>
-      <w:proofErr w:type="spellEnd"/>
-      <w:r>
-        <w:t>`, `latitude`, `longitude`</w:t>
-      </w:r>
-      <w:proofErr w:type="gramStart"/>
-      <w:r>
-        <w:t>);</w:t>
-      </w:r>
-      <w:proofErr w:type="gramEnd"/>
+        <w:t>livreur_fk</w:t>
+      </w:r>
+      <w:proofErr w:type="spellEnd"/>
+      <w:r>
+        <w:t>`, `statut`, @depart, @arrivee)</w:t>
+      </w:r>
+    </w:p>
+    <w:p>
+      <w:pPr>
+        <w:keepNext/>
+      </w:pPr>
+      <w:r>
+        <w:t xml:space="preserve">    SET </w:t>
+      </w:r>
+      <w:proofErr w:type="spellStart"/>
+      <w:r>
+        <w:t>heure_depart</w:t>
+      </w:r>
+      <w:proofErr w:type="spellEnd"/>
+      <w:r>
+        <w:t xml:space="preserve"> =STR_TO_DATE(@depart, '%</w:t>
+      </w:r>
+      <w:proofErr w:type="spellStart"/>
+      <w:r>
+        <w:t>d.%m.%Y</w:t>
+      </w:r>
+      <w:proofErr w:type="spellEnd"/>
+      <w:r>
+        <w:t xml:space="preserve"> %H:%i'),</w:t>
+      </w:r>
+    </w:p>
+    <w:p>
+      <w:pPr>
+        <w:keepNext/>
+      </w:pPr>
+      <w:r>
+        <w:t xml:space="preserve">    </w:t>
+      </w:r>
+      <w:proofErr w:type="spellStart"/>
+      <w:r>
+        <w:t>heure_arrivee</w:t>
+      </w:r>
+      <w:proofErr w:type="spellEnd"/>
+      <w:r>
+        <w:t xml:space="preserve"> =STR_TO_DATE(@arrivee, '%</w:t>
+      </w:r>
+      <w:proofErr w:type="spellStart"/>
+      <w:r>
+        <w:t>d.%m.%Y</w:t>
+      </w:r>
+      <w:proofErr w:type="spellEnd"/>
+      <w:r>
+        <w:t xml:space="preserve"> %H:%i');</w:t>
+      </w:r>
     </w:p>
     <w:p/>
     <w:p>
       <w:pPr>
         <w:pStyle w:val="Titre2"/>
       </w:pPr>
-      <w:bookmarkStart w:id="2" w:name="_Toc210392959"/>
       <w:r>
         <w:t>Sauvegarde de la base de données</w:t>
       </w:r>
@@ -1139,7 +2262,7 @@
 </file>
 
 <file path=word/endnotes.xml><?xml version="1.0" encoding="utf-8"?>
-<w:endnotes xmlns:wpc="http://schemas.microsoft.com/office/word/2010/wordprocessingCanvas" xmlns:cx="http://schemas.microsoft.com/office/drawing/2014/chartex" xmlns:cx1="http://schemas.microsoft.com/office/drawing/2015/9/8/chartex" xmlns:cx2="http://schemas.microsoft.com/office/drawing/2015/10/21/chartex" xmlns:cx3="http://schemas.microsoft.com/office/drawing/2016/5/9/chartex" xmlns:cx4="http://schemas.microsoft.com/office/drawing/2016/5/10/chartex" xmlns:cx5="http://schemas.microsoft.com/office/drawing/2016/5/11/chartex" xmlns:cx6="http://schemas.microsoft.com/office/drawing/2016/5/12/chartex" xmlns:cx7="http://schemas.microsoft.com/office/drawing/2016/5/13/chartex" xmlns:cx8="http://schemas.microsoft.com/office/drawing/2016/5/14/chartex" xmlns:mc="http://schemas.openxmlformats.org/markup-compatibility/2006" xmlns:aink="http://schemas.microsoft.com/office/drawing/2016/ink" xmlns:am3d="http://schemas.microsoft.com/office/drawing/2017/model3d" xmlns:o="urn:schemas-microsoft-com:office:office" xmlns:oel="http://schemas.microsoft.com/office/2019/extlst" xmlns:r="http://schemas.openxmlformats.org/officeDocument/2006/relationships" xmlns:m="http://schemas.openxmlformats.org/officeDocument/2006/math" xmlns:v="urn:schemas-microsoft-com:vml" xmlns:wp14="http://schemas.microsoft.com/office/word/2010/wordprocessingDrawing" xmlns:wp="http://schemas.openxmlformats.org/drawingml/2006/wordprocessingDrawing" xmlns:w10="urn:schemas-microsoft-com:office:word" xmlns:w="http://schemas.openxmlformats.org/wordprocessingml/2006/main" xmlns:w14="http://schemas.microsoft.com/office/word/2010/wordml" xmlns:w15="http://schemas.microsoft.com/office/word/2012/wordml" xmlns:w16cex="http://schemas.microsoft.com/office/word/2018/wordml/cex" xmlns:w16cid="http://schemas.microsoft.com/office/word/2016/wordml/cid" xmlns:w16="http://schemas.microsoft.com/office/word/2018/wordml" xmlns:w16du="http://schemas.microsoft.com/office/word/2023/wordml/word16du" xmlns:w16sdtdh="http://schemas.microsoft.com/office/word/2020/wordml/sdtdatahash" xmlns:w16sdtfl="http://schemas.microsoft.com/office/word/2024/wordml/sdtformatlock" xmlns:w16se="http://schemas.microsoft.com/office/word/2015/wordml/symex" xmlns:wpg="http://schemas.microsoft.com/office/word/2010/wordprocessingGroup" xmlns:wpi="http://schemas.microsoft.com/office/word/2010/wordprocessingInk" xmlns:wne="http://schemas.microsoft.com/office/word/2006/wordml" xmlns:wps="http://schemas.microsoft.com/office/word/2010/wordprocessingShape" mc:Ignorable="w14 w15 w16se w16cid w16 w16cex w16sdtdh w16sdtfl w16du wp14">
+<w:endnotes xmlns:wpc="http://schemas.microsoft.com/office/word/2010/wordprocessingCanvas" xmlns:cx="http://schemas.microsoft.com/office/drawing/2014/chartex" xmlns:cx1="http://schemas.microsoft.com/office/drawing/2015/9/8/chartex" xmlns:cx2="http://schemas.microsoft.com/office/drawing/2015/10/21/chartex" xmlns:cx3="http://schemas.microsoft.com/office/drawing/2016/5/9/chartex" xmlns:cx4="http://schemas.microsoft.com/office/drawing/2016/5/10/chartex" xmlns:cx5="http://schemas.microsoft.com/office/drawing/2016/5/11/chartex" xmlns:cx6="http://schemas.microsoft.com/office/drawing/2016/5/12/chartex" xmlns:cx7="http://schemas.microsoft.com/office/drawing/2016/5/13/chartex" xmlns:cx8="http://schemas.microsoft.com/office/drawing/2016/5/14/chartex" xmlns:mc="http://schemas.openxmlformats.org/markup-compatibility/2006" xmlns:aink="http://schemas.microsoft.com/office/drawing/2016/ink" xmlns:am3d="http://schemas.microsoft.com/office/drawing/2017/model3d" xmlns:o="urn:schemas-microsoft-com:office:office" xmlns:oel="http://schemas.microsoft.com/office/2019/extlst" xmlns:r="http://schemas.openxmlformats.org/officeDocument/2006/relationships" xmlns:m="http://schemas.openxmlformats.org/officeDocument/2006/math" xmlns:v="urn:schemas-microsoft-com:vml" xmlns:wp14="http://schemas.microsoft.com/office/word/2010/wordprocessingDrawing" xmlns:wp="http://schemas.openxmlformats.org/drawingml/2006/wordprocessingDrawing" xmlns:w10="urn:schemas-microsoft-com:office:word" xmlns:w="http://schemas.openxmlformats.org/wordprocessingml/2006/main" xmlns:w14="http://schemas.microsoft.com/office/word/2010/wordml" xmlns:w15="http://schemas.microsoft.com/office/word/2012/wordml" xmlns:w16cex="http://schemas.microsoft.com/office/word/2018/wordml/cex" xmlns:w16cid="http://schemas.microsoft.com/office/word/2016/wordml/cid" xmlns:w16="http://schemas.microsoft.com/office/word/2018/wordml" xmlns:w16sdtdh="http://schemas.microsoft.com/office/word/2020/wordml/sdtdatahash" xmlns:w16se="http://schemas.microsoft.com/office/word/2015/wordml/symex" xmlns:wpg="http://schemas.microsoft.com/office/word/2010/wordprocessingGroup" xmlns:wpi="http://schemas.microsoft.com/office/word/2010/wordprocessingInk" xmlns:wne="http://schemas.microsoft.com/office/word/2006/wordml" xmlns:wps="http://schemas.microsoft.com/office/word/2010/wordprocessingShape" mc:Ignorable="w14 w15 w16se w16cid w16 w16cex w16sdtdh wp14">
   <w:endnote w:type="separator" w:id="-1">
     <w:p>
       <w:pPr>
@@ -1164,7 +2287,7 @@
 </file>
 
 <file path=word/footer1.xml><?xml version="1.0" encoding="utf-8"?>
-<w:ftr xmlns:wpc="http://schemas.microsoft.com/office/word/2010/wordprocessingCanvas" xmlns:cx="http://schemas.microsoft.com/office/drawing/2014/chartex" xmlns:cx1="http://schemas.microsoft.com/office/drawing/2015/9/8/chartex" xmlns:cx2="http://schemas.microsoft.com/office/drawing/2015/10/21/chartex" xmlns:cx3="http://schemas.microsoft.com/office/drawing/2016/5/9/chartex" xmlns:cx4="http://schemas.microsoft.com/office/drawing/2016/5/10/chartex" xmlns:cx5="http://schemas.microsoft.com/office/drawing/2016/5/11/chartex" xmlns:cx6="http://schemas.microsoft.com/office/drawing/2016/5/12/chartex" xmlns:cx7="http://schemas.microsoft.com/office/drawing/2016/5/13/chartex" xmlns:cx8="http://schemas.microsoft.com/office/drawing/2016/5/14/chartex" xmlns:mc="http://schemas.openxmlformats.org/markup-compatibility/2006" xmlns:aink="http://schemas.microsoft.com/office/drawing/2016/ink" xmlns:am3d="http://schemas.microsoft.com/office/drawing/2017/model3d" xmlns:o="urn:schemas-microsoft-com:office:office" xmlns:oel="http://schemas.microsoft.com/office/2019/extlst" xmlns:r="http://schemas.openxmlformats.org/officeDocument/2006/relationships" xmlns:m="http://schemas.openxmlformats.org/officeDocument/2006/math" xmlns:v="urn:schemas-microsoft-com:vml" xmlns:wp14="http://schemas.microsoft.com/office/word/2010/wordprocessingDrawing" xmlns:wp="http://schemas.openxmlformats.org/drawingml/2006/wordprocessingDrawing" xmlns:w10="urn:schemas-microsoft-com:office:word" xmlns:w="http://schemas.openxmlformats.org/wordprocessingml/2006/main" xmlns:w14="http://schemas.microsoft.com/office/word/2010/wordml" xmlns:w15="http://schemas.microsoft.com/office/word/2012/wordml" xmlns:w16cex="http://schemas.microsoft.com/office/word/2018/wordml/cex" xmlns:w16cid="http://schemas.microsoft.com/office/word/2016/wordml/cid" xmlns:w16="http://schemas.microsoft.com/office/word/2018/wordml" xmlns:w16du="http://schemas.microsoft.com/office/word/2023/wordml/word16du" xmlns:w16sdtdh="http://schemas.microsoft.com/office/word/2020/wordml/sdtdatahash" xmlns:w16sdtfl="http://schemas.microsoft.com/office/word/2024/wordml/sdtformatlock" xmlns:w16se="http://schemas.microsoft.com/office/word/2015/wordml/symex" xmlns:wpg="http://schemas.microsoft.com/office/word/2010/wordprocessingGroup" xmlns:wpi="http://schemas.microsoft.com/office/word/2010/wordprocessingInk" xmlns:wne="http://schemas.microsoft.com/office/word/2006/wordml" xmlns:wps="http://schemas.microsoft.com/office/word/2010/wordprocessingShape" mc:Ignorable="w14 w15 w16se w16cid w16 w16cex w16sdtdh w16sdtfl w16du wp14">
+<w:ftr xmlns:wpc="http://schemas.microsoft.com/office/word/2010/wordprocessingCanvas" xmlns:cx="http://schemas.microsoft.com/office/drawing/2014/chartex" xmlns:cx1="http://schemas.microsoft.com/office/drawing/2015/9/8/chartex" xmlns:cx2="http://schemas.microsoft.com/office/drawing/2015/10/21/chartex" xmlns:cx3="http://schemas.microsoft.com/office/drawing/2016/5/9/chartex" xmlns:cx4="http://schemas.microsoft.com/office/drawing/2016/5/10/chartex" xmlns:cx5="http://schemas.microsoft.com/office/drawing/2016/5/11/chartex" xmlns:cx6="http://schemas.microsoft.com/office/drawing/2016/5/12/chartex" xmlns:cx7="http://schemas.microsoft.com/office/drawing/2016/5/13/chartex" xmlns:cx8="http://schemas.microsoft.com/office/drawing/2016/5/14/chartex" xmlns:mc="http://schemas.openxmlformats.org/markup-compatibility/2006" xmlns:aink="http://schemas.microsoft.com/office/drawing/2016/ink" xmlns:am3d="http://schemas.microsoft.com/office/drawing/2017/model3d" xmlns:o="urn:schemas-microsoft-com:office:office" xmlns:oel="http://schemas.microsoft.com/office/2019/extlst" xmlns:r="http://schemas.openxmlformats.org/officeDocument/2006/relationships" xmlns:m="http://schemas.openxmlformats.org/officeDocument/2006/math" xmlns:v="urn:schemas-microsoft-com:vml" xmlns:wp14="http://schemas.microsoft.com/office/word/2010/wordprocessingDrawing" xmlns:wp="http://schemas.openxmlformats.org/drawingml/2006/wordprocessingDrawing" xmlns:w10="urn:schemas-microsoft-com:office:word" xmlns:w="http://schemas.openxmlformats.org/wordprocessingml/2006/main" xmlns:w14="http://schemas.microsoft.com/office/word/2010/wordml" xmlns:w15="http://schemas.microsoft.com/office/word/2012/wordml" xmlns:w16cex="http://schemas.microsoft.com/office/word/2018/wordml/cex" xmlns:w16cid="http://schemas.microsoft.com/office/word/2016/wordml/cid" xmlns:w16="http://schemas.microsoft.com/office/word/2018/wordml" xmlns:w16sdtdh="http://schemas.microsoft.com/office/word/2020/wordml/sdtdatahash" xmlns:w16se="http://schemas.microsoft.com/office/word/2015/wordml/symex" xmlns:wpg="http://schemas.microsoft.com/office/word/2010/wordprocessingGroup" xmlns:wpi="http://schemas.microsoft.com/office/word/2010/wordprocessingInk" xmlns:wne="http://schemas.microsoft.com/office/word/2006/wordml" xmlns:wps="http://schemas.microsoft.com/office/word/2010/wordprocessingShape" mc:Ignorable="w14 w15 w16se w16cid w16 w16cex w16sdtdh wp14">
   <w:p>
     <w:pPr>
       <w:pStyle w:val="Pieddepage"/>
@@ -1204,7 +2327,7 @@
 </file>
 
 <file path=word/footnotes.xml><?xml version="1.0" encoding="utf-8"?>
-<w:footnotes xmlns:wpc="http://schemas.microsoft.com/office/word/2010/wordprocessingCanvas" xmlns:cx="http://schemas.microsoft.com/office/drawing/2014/chartex" xmlns:cx1="http://schemas.microsoft.com/office/drawing/2015/9/8/chartex" xmlns:cx2="http://schemas.microsoft.com/office/drawing/2015/10/21/chartex" xmlns:cx3="http://schemas.microsoft.com/office/drawing/2016/5/9/chartex" xmlns:cx4="http://schemas.microsoft.com/office/drawing/2016/5/10/chartex" xmlns:cx5="http://schemas.microsoft.com/office/drawing/2016/5/11/chartex" xmlns:cx6="http://schemas.microsoft.com/office/drawing/2016/5/12/chartex" xmlns:cx7="http://schemas.microsoft.com/office/drawing/2016/5/13/chartex" xmlns:cx8="http://schemas.microsoft.com/office/drawing/2016/5/14/chartex" xmlns:mc="http://schemas.openxmlformats.org/markup-compatibility/2006" xmlns:aink="http://schemas.microsoft.com/office/drawing/2016/ink" xmlns:am3d="http://schemas.microsoft.com/office/drawing/2017/model3d" xmlns:o="urn:schemas-microsoft-com:office:office" xmlns:oel="http://schemas.microsoft.com/office/2019/extlst" xmlns:r="http://schemas.openxmlformats.org/officeDocument/2006/relationships" xmlns:m="http://schemas.openxmlformats.org/officeDocument/2006/math" xmlns:v="urn:schemas-microsoft-com:vml" xmlns:wp14="http://schemas.microsoft.com/office/word/2010/wordprocessingDrawing" xmlns:wp="http://schemas.openxmlformats.org/drawingml/2006/wordprocessingDrawing" xmlns:w10="urn:schemas-microsoft-com:office:word" xmlns:w="http://schemas.openxmlformats.org/wordprocessingml/2006/main" xmlns:w14="http://schemas.microsoft.com/office/word/2010/wordml" xmlns:w15="http://schemas.microsoft.com/office/word/2012/wordml" xmlns:w16cex="http://schemas.microsoft.com/office/word/2018/wordml/cex" xmlns:w16cid="http://schemas.microsoft.com/office/word/2016/wordml/cid" xmlns:w16="http://schemas.microsoft.com/office/word/2018/wordml" xmlns:w16du="http://schemas.microsoft.com/office/word/2023/wordml/word16du" xmlns:w16sdtdh="http://schemas.microsoft.com/office/word/2020/wordml/sdtdatahash" xmlns:w16sdtfl="http://schemas.microsoft.com/office/word/2024/wordml/sdtformatlock" xmlns:w16se="http://schemas.microsoft.com/office/word/2015/wordml/symex" xmlns:wpg="http://schemas.microsoft.com/office/word/2010/wordprocessingGroup" xmlns:wpi="http://schemas.microsoft.com/office/word/2010/wordprocessingInk" xmlns:wne="http://schemas.microsoft.com/office/word/2006/wordml" xmlns:wps="http://schemas.microsoft.com/office/word/2010/wordprocessingShape" mc:Ignorable="w14 w15 w16se w16cid w16 w16cex w16sdtdh w16sdtfl w16du wp14">
+<w:footnotes xmlns:wpc="http://schemas.microsoft.com/office/word/2010/wordprocessingCanvas" xmlns:cx="http://schemas.microsoft.com/office/drawing/2014/chartex" xmlns:cx1="http://schemas.microsoft.com/office/drawing/2015/9/8/chartex" xmlns:cx2="http://schemas.microsoft.com/office/drawing/2015/10/21/chartex" xmlns:cx3="http://schemas.microsoft.com/office/drawing/2016/5/9/chartex" xmlns:cx4="http://schemas.microsoft.com/office/drawing/2016/5/10/chartex" xmlns:cx5="http://schemas.microsoft.com/office/drawing/2016/5/11/chartex" xmlns:cx6="http://schemas.microsoft.com/office/drawing/2016/5/12/chartex" xmlns:cx7="http://schemas.microsoft.com/office/drawing/2016/5/13/chartex" xmlns:cx8="http://schemas.microsoft.com/office/drawing/2016/5/14/chartex" xmlns:mc="http://schemas.openxmlformats.org/markup-compatibility/2006" xmlns:aink="http://schemas.microsoft.com/office/drawing/2016/ink" xmlns:am3d="http://schemas.microsoft.com/office/drawing/2017/model3d" xmlns:o="urn:schemas-microsoft-com:office:office" xmlns:oel="http://schemas.microsoft.com/office/2019/extlst" xmlns:r="http://schemas.openxmlformats.org/officeDocument/2006/relationships" xmlns:m="http://schemas.openxmlformats.org/officeDocument/2006/math" xmlns:v="urn:schemas-microsoft-com:vml" xmlns:wp14="http://schemas.microsoft.com/office/word/2010/wordprocessingDrawing" xmlns:wp="http://schemas.openxmlformats.org/drawingml/2006/wordprocessingDrawing" xmlns:w10="urn:schemas-microsoft-com:office:word" xmlns:w="http://schemas.openxmlformats.org/wordprocessingml/2006/main" xmlns:w14="http://schemas.microsoft.com/office/word/2010/wordml" xmlns:w15="http://schemas.microsoft.com/office/word/2012/wordml" xmlns:w16cex="http://schemas.microsoft.com/office/word/2018/wordml/cex" xmlns:w16cid="http://schemas.microsoft.com/office/word/2016/wordml/cid" xmlns:w16="http://schemas.microsoft.com/office/word/2018/wordml" xmlns:w16sdtdh="http://schemas.microsoft.com/office/word/2020/wordml/sdtdatahash" xmlns:w16se="http://schemas.microsoft.com/office/word/2015/wordml/symex" xmlns:wpg="http://schemas.microsoft.com/office/word/2010/wordprocessingGroup" xmlns:wpi="http://schemas.microsoft.com/office/word/2010/wordprocessingInk" xmlns:wne="http://schemas.microsoft.com/office/word/2006/wordml" xmlns:wps="http://schemas.microsoft.com/office/word/2010/wordprocessingShape" mc:Ignorable="w14 w15 w16se w16cid w16 w16cex w16sdtdh wp14">
   <w:footnote w:type="separator" w:id="-1">
     <w:p>
       <w:pPr>
@@ -1229,12 +2352,15 @@
 </file>
 
 <file path=word/header1.xml><?xml version="1.0" encoding="utf-8"?>
-<w:hdr xmlns:wpc="http://schemas.microsoft.com/office/word/2010/wordprocessingCanvas" xmlns:cx="http://schemas.microsoft.com/office/drawing/2014/chartex" xmlns:cx1="http://schemas.microsoft.com/office/drawing/2015/9/8/chartex" xmlns:cx2="http://schemas.microsoft.com/office/drawing/2015/10/21/chartex" xmlns:cx3="http://schemas.microsoft.com/office/drawing/2016/5/9/chartex" xmlns:cx4="http://schemas.microsoft.com/office/drawing/2016/5/10/chartex" xmlns:cx5="http://schemas.microsoft.com/office/drawing/2016/5/11/chartex" xmlns:cx6="http://schemas.microsoft.com/office/drawing/2016/5/12/chartex" xmlns:cx7="http://schemas.microsoft.com/office/drawing/2016/5/13/chartex" xmlns:cx8="http://schemas.microsoft.com/office/drawing/2016/5/14/chartex" xmlns:mc="http://schemas.openxmlformats.org/markup-compatibility/2006" xmlns:aink="http://schemas.microsoft.com/office/drawing/2016/ink" xmlns:am3d="http://schemas.microsoft.com/office/drawing/2017/model3d" xmlns:o="urn:schemas-microsoft-com:office:office" xmlns:oel="http://schemas.microsoft.com/office/2019/extlst" xmlns:r="http://schemas.openxmlformats.org/officeDocument/2006/relationships" xmlns:m="http://schemas.openxmlformats.org/officeDocument/2006/math" xmlns:v="urn:schemas-microsoft-com:vml" xmlns:wp14="http://schemas.microsoft.com/office/word/2010/wordprocessingDrawing" xmlns:wp="http://schemas.openxmlformats.org/drawingml/2006/wordprocessingDrawing" xmlns:w10="urn:schemas-microsoft-com:office:word" xmlns:w="http://schemas.openxmlformats.org/wordprocessingml/2006/main" xmlns:w14="http://schemas.microsoft.com/office/word/2010/wordml" xmlns:w15="http://schemas.microsoft.com/office/word/2012/wordml" xmlns:w16cex="http://schemas.microsoft.com/office/word/2018/wordml/cex" xmlns:w16cid="http://schemas.microsoft.com/office/word/2016/wordml/cid" xmlns:w16="http://schemas.microsoft.com/office/word/2018/wordml" xmlns:w16du="http://schemas.microsoft.com/office/word/2023/wordml/word16du" xmlns:w16sdtdh="http://schemas.microsoft.com/office/word/2020/wordml/sdtdatahash" xmlns:w16sdtfl="http://schemas.microsoft.com/office/word/2024/wordml/sdtformatlock" xmlns:w16se="http://schemas.microsoft.com/office/word/2015/wordml/symex" xmlns:wpg="http://schemas.microsoft.com/office/word/2010/wordprocessingGroup" xmlns:wpi="http://schemas.microsoft.com/office/word/2010/wordprocessingInk" xmlns:wne="http://schemas.microsoft.com/office/word/2006/wordml" xmlns:wps="http://schemas.microsoft.com/office/word/2010/wordprocessingShape" mc:Ignorable="w14 w15 w16se w16cid w16 w16cex w16sdtdh w16sdtfl w16du wp14">
+<w:hdr xmlns:wpc="http://schemas.microsoft.com/office/word/2010/wordprocessingCanvas" xmlns:cx="http://schemas.microsoft.com/office/drawing/2014/chartex" xmlns:cx1="http://schemas.microsoft.com/office/drawing/2015/9/8/chartex" xmlns:cx2="http://schemas.microsoft.com/office/drawing/2015/10/21/chartex" xmlns:cx3="http://schemas.microsoft.com/office/drawing/2016/5/9/chartex" xmlns:cx4="http://schemas.microsoft.com/office/drawing/2016/5/10/chartex" xmlns:cx5="http://schemas.microsoft.com/office/drawing/2016/5/11/chartex" xmlns:cx6="http://schemas.microsoft.com/office/drawing/2016/5/12/chartex" xmlns:cx7="http://schemas.microsoft.com/office/drawing/2016/5/13/chartex" xmlns:cx8="http://schemas.microsoft.com/office/drawing/2016/5/14/chartex" xmlns:mc="http://schemas.openxmlformats.org/markup-compatibility/2006" xmlns:aink="http://schemas.microsoft.com/office/drawing/2016/ink" xmlns:am3d="http://schemas.microsoft.com/office/drawing/2017/model3d" xmlns:o="urn:schemas-microsoft-com:office:office" xmlns:oel="http://schemas.microsoft.com/office/2019/extlst" xmlns:r="http://schemas.openxmlformats.org/officeDocument/2006/relationships" xmlns:m="http://schemas.openxmlformats.org/officeDocument/2006/math" xmlns:v="urn:schemas-microsoft-com:vml" xmlns:wp14="http://schemas.microsoft.com/office/word/2010/wordprocessingDrawing" xmlns:wp="http://schemas.openxmlformats.org/drawingml/2006/wordprocessingDrawing" xmlns:w10="urn:schemas-microsoft-com:office:word" xmlns:w="http://schemas.openxmlformats.org/wordprocessingml/2006/main" xmlns:w14="http://schemas.microsoft.com/office/word/2010/wordml" xmlns:w15="http://schemas.microsoft.com/office/word/2012/wordml" xmlns:w16cex="http://schemas.microsoft.com/office/word/2018/wordml/cex" xmlns:w16cid="http://schemas.microsoft.com/office/word/2016/wordml/cid" xmlns:w16="http://schemas.microsoft.com/office/word/2018/wordml" xmlns:w16sdtdh="http://schemas.microsoft.com/office/word/2020/wordml/sdtdatahash" xmlns:w16se="http://schemas.microsoft.com/office/word/2015/wordml/symex" xmlns:wpg="http://schemas.microsoft.com/office/word/2010/wordprocessingGroup" xmlns:wpi="http://schemas.microsoft.com/office/word/2010/wordprocessingInk" xmlns:wne="http://schemas.microsoft.com/office/word/2006/wordml" xmlns:wps="http://schemas.microsoft.com/office/word/2010/wordprocessingShape" mc:Ignorable="w14 w15 w16se w16cid w16 w16cex w16sdtdh wp14">
   <w:p>
     <w:pPr>
       <w:pStyle w:val="En-tte"/>
     </w:pPr>
     <w:r>
+      <w:rPr>
+        <w:noProof/>
+      </w:rPr>
       <mc:AlternateContent>
         <mc:Choice Requires="wps">
           <w:drawing>
@@ -1346,6 +2472,9 @@
       </mc:AlternateContent>
     </w:r>
     <w:r>
+      <w:rPr>
+        <w:noProof/>
+      </w:rPr>
       <mc:AlternateContent>
         <mc:Choice Requires="wps">
           <w:drawing>
@@ -1483,7 +2612,7 @@
 </file>
 
 <file path=word/numbering.xml><?xml version="1.0" encoding="utf-8"?>
-<w:numbering xmlns:wpc="http://schemas.microsoft.com/office/word/2010/wordprocessingCanvas" xmlns:cx="http://schemas.microsoft.com/office/drawing/2014/chartex" xmlns:cx1="http://schemas.microsoft.com/office/drawing/2015/9/8/chartex" xmlns:cx2="http://schemas.microsoft.com/office/drawing/2015/10/21/chartex" xmlns:cx3="http://schemas.microsoft.com/office/drawing/2016/5/9/chartex" xmlns:cx4="http://schemas.microsoft.com/office/drawing/2016/5/10/chartex" xmlns:cx5="http://schemas.microsoft.com/office/drawing/2016/5/11/chartex" xmlns:cx6="http://schemas.microsoft.com/office/drawing/2016/5/12/chartex" xmlns:cx7="http://schemas.microsoft.com/office/drawing/2016/5/13/chartex" xmlns:cx8="http://schemas.microsoft.com/office/drawing/2016/5/14/chartex" xmlns:mc="http://schemas.openxmlformats.org/markup-compatibility/2006" xmlns:aink="http://schemas.microsoft.com/office/drawing/2016/ink" xmlns:am3d="http://schemas.microsoft.com/office/drawing/2017/model3d" xmlns:o="urn:schemas-microsoft-com:office:office" xmlns:oel="http://schemas.microsoft.com/office/2019/extlst" xmlns:r="http://schemas.openxmlformats.org/officeDocument/2006/relationships" xmlns:m="http://schemas.openxmlformats.org/officeDocument/2006/math" xmlns:v="urn:schemas-microsoft-com:vml" xmlns:wp14="http://schemas.microsoft.com/office/word/2010/wordprocessingDrawing" xmlns:wp="http://schemas.openxmlformats.org/drawingml/2006/wordprocessingDrawing" xmlns:w10="urn:schemas-microsoft-com:office:word" xmlns:w="http://schemas.openxmlformats.org/wordprocessingml/2006/main" xmlns:w14="http://schemas.microsoft.com/office/word/2010/wordml" xmlns:w15="http://schemas.microsoft.com/office/word/2012/wordml" xmlns:w16cex="http://schemas.microsoft.com/office/word/2018/wordml/cex" xmlns:w16cid="http://schemas.microsoft.com/office/word/2016/wordml/cid" xmlns:w16="http://schemas.microsoft.com/office/word/2018/wordml" xmlns:w16du="http://schemas.microsoft.com/office/word/2023/wordml/word16du" xmlns:w16sdtdh="http://schemas.microsoft.com/office/word/2020/wordml/sdtdatahash" xmlns:w16sdtfl="http://schemas.microsoft.com/office/word/2024/wordml/sdtformatlock" xmlns:w16se="http://schemas.microsoft.com/office/word/2015/wordml/symex" xmlns:wpg="http://schemas.microsoft.com/office/word/2010/wordprocessingGroup" xmlns:wpi="http://schemas.microsoft.com/office/word/2010/wordprocessingInk" xmlns:wne="http://schemas.microsoft.com/office/word/2006/wordml" xmlns:wps="http://schemas.microsoft.com/office/word/2010/wordprocessingShape" mc:Ignorable="w14 w15 w16se w16cid w16 w16cex w16sdtdh w16sdtfl w16du wp14">
+<w:numbering xmlns:wpc="http://schemas.microsoft.com/office/word/2010/wordprocessingCanvas" xmlns:cx="http://schemas.microsoft.com/office/drawing/2014/chartex" xmlns:cx1="http://schemas.microsoft.com/office/drawing/2015/9/8/chartex" xmlns:cx2="http://schemas.microsoft.com/office/drawing/2015/10/21/chartex" xmlns:cx3="http://schemas.microsoft.com/office/drawing/2016/5/9/chartex" xmlns:cx4="http://schemas.microsoft.com/office/drawing/2016/5/10/chartex" xmlns:cx5="http://schemas.microsoft.com/office/drawing/2016/5/11/chartex" xmlns:cx6="http://schemas.microsoft.com/office/drawing/2016/5/12/chartex" xmlns:cx7="http://schemas.microsoft.com/office/drawing/2016/5/13/chartex" xmlns:cx8="http://schemas.microsoft.com/office/drawing/2016/5/14/chartex" xmlns:mc="http://schemas.openxmlformats.org/markup-compatibility/2006" xmlns:aink="http://schemas.microsoft.com/office/drawing/2016/ink" xmlns:am3d="http://schemas.microsoft.com/office/drawing/2017/model3d" xmlns:o="urn:schemas-microsoft-com:office:office" xmlns:oel="http://schemas.microsoft.com/office/2019/extlst" xmlns:r="http://schemas.openxmlformats.org/officeDocument/2006/relationships" xmlns:m="http://schemas.openxmlformats.org/officeDocument/2006/math" xmlns:v="urn:schemas-microsoft-com:vml" xmlns:wp14="http://schemas.microsoft.com/office/word/2010/wordprocessingDrawing" xmlns:wp="http://schemas.openxmlformats.org/drawingml/2006/wordprocessingDrawing" xmlns:w10="urn:schemas-microsoft-com:office:word" xmlns:w="http://schemas.openxmlformats.org/wordprocessingml/2006/main" xmlns:w14="http://schemas.microsoft.com/office/word/2010/wordml" xmlns:w15="http://schemas.microsoft.com/office/word/2012/wordml" xmlns:w16cex="http://schemas.microsoft.com/office/word/2018/wordml/cex" xmlns:w16cid="http://schemas.microsoft.com/office/word/2016/wordml/cid" xmlns:w16="http://schemas.microsoft.com/office/word/2018/wordml" xmlns:w16sdtdh="http://schemas.microsoft.com/office/word/2020/wordml/sdtdatahash" xmlns:w16se="http://schemas.microsoft.com/office/word/2015/wordml/symex" xmlns:wpg="http://schemas.microsoft.com/office/word/2010/wordprocessingGroup" xmlns:wpi="http://schemas.microsoft.com/office/word/2010/wordprocessingInk" xmlns:wne="http://schemas.microsoft.com/office/word/2006/wordml" xmlns:wps="http://schemas.microsoft.com/office/word/2010/wordprocessingShape" mc:Ignorable="w14 w15 w16se w16cid w16 w16cex w16sdtdh wp14">
   <w:abstractNum w:abstractNumId="0" w15:restartNumberingAfterBreak="0">
     <w:nsid w:val="21B31103"/>
     <w:multiLevelType w:val="hybridMultilevel"/>
@@ -1574,6 +2703,345 @@
     </w:lvl>
   </w:abstractNum>
   <w:abstractNum w:abstractNumId="1" w15:restartNumberingAfterBreak="0">
+    <w:nsid w:val="55894058"/>
+    <w:multiLevelType w:val="hybridMultilevel"/>
+    <w:tmpl w:val="BED6D18E"/>
+    <w:lvl w:ilvl="0" w:tplc="5E2C1242">
+      <w:start w:val="5"/>
+      <w:numFmt w:val="bullet"/>
+      <w:lvlText w:val=""/>
+      <w:lvlJc w:val="left"/>
+      <w:pPr>
+        <w:ind w:left="720" w:hanging="360"/>
+      </w:pPr>
+      <w:rPr>
+        <w:rFonts w:ascii="Wingdings" w:eastAsiaTheme="minorHAnsi" w:hAnsi="Wingdings" w:cstheme="minorBidi" w:hint="default"/>
+      </w:rPr>
+    </w:lvl>
+    <w:lvl w:ilvl="1" w:tplc="100C0003" w:tentative="1">
+      <w:start w:val="1"/>
+      <w:numFmt w:val="bullet"/>
+      <w:lvlText w:val="o"/>
+      <w:lvlJc w:val="left"/>
+      <w:pPr>
+        <w:ind w:left="1440" w:hanging="360"/>
+      </w:pPr>
+      <w:rPr>
+        <w:rFonts w:ascii="Courier New" w:hAnsi="Courier New" w:cs="Courier New" w:hint="default"/>
+      </w:rPr>
+    </w:lvl>
+    <w:lvl w:ilvl="2" w:tplc="100C0005" w:tentative="1">
+      <w:start w:val="1"/>
+      <w:numFmt w:val="bullet"/>
+      <w:lvlText w:val=""/>
+      <w:lvlJc w:val="left"/>
+      <w:pPr>
+        <w:ind w:left="2160" w:hanging="360"/>
+      </w:pPr>
+      <w:rPr>
+        <w:rFonts w:ascii="Wingdings" w:hAnsi="Wingdings" w:hint="default"/>
+      </w:rPr>
+    </w:lvl>
+    <w:lvl w:ilvl="3" w:tplc="100C0001" w:tentative="1">
+      <w:start w:val="1"/>
+      <w:numFmt w:val="bullet"/>
+      <w:lvlText w:val=""/>
+      <w:lvlJc w:val="left"/>
+      <w:pPr>
+        <w:ind w:left="2880" w:hanging="360"/>
+      </w:pPr>
+      <w:rPr>
+        <w:rFonts w:ascii="Symbol" w:hAnsi="Symbol" w:hint="default"/>
+      </w:rPr>
+    </w:lvl>
+    <w:lvl w:ilvl="4" w:tplc="100C0003" w:tentative="1">
+      <w:start w:val="1"/>
+      <w:numFmt w:val="bullet"/>
+      <w:lvlText w:val="o"/>
+      <w:lvlJc w:val="left"/>
+      <w:pPr>
+        <w:ind w:left="3600" w:hanging="360"/>
+      </w:pPr>
+      <w:rPr>
+        <w:rFonts w:ascii="Courier New" w:hAnsi="Courier New" w:cs="Courier New" w:hint="default"/>
+      </w:rPr>
+    </w:lvl>
+    <w:lvl w:ilvl="5" w:tplc="100C0005" w:tentative="1">
+      <w:start w:val="1"/>
+      <w:numFmt w:val="bullet"/>
+      <w:lvlText w:val=""/>
+      <w:lvlJc w:val="left"/>
+      <w:pPr>
+        <w:ind w:left="4320" w:hanging="360"/>
+      </w:pPr>
+      <w:rPr>
+        <w:rFonts w:ascii="Wingdings" w:hAnsi="Wingdings" w:hint="default"/>
+      </w:rPr>
+    </w:lvl>
+    <w:lvl w:ilvl="6" w:tplc="100C0001" w:tentative="1">
+      <w:start w:val="1"/>
+      <w:numFmt w:val="bullet"/>
+      <w:lvlText w:val=""/>
+      <w:lvlJc w:val="left"/>
+      <w:pPr>
+        <w:ind w:left="5040" w:hanging="360"/>
+      </w:pPr>
+      <w:rPr>
+        <w:rFonts w:ascii="Symbol" w:hAnsi="Symbol" w:hint="default"/>
+      </w:rPr>
+    </w:lvl>
+    <w:lvl w:ilvl="7" w:tplc="100C0003" w:tentative="1">
+      <w:start w:val="1"/>
+      <w:numFmt w:val="bullet"/>
+      <w:lvlText w:val="o"/>
+      <w:lvlJc w:val="left"/>
+      <w:pPr>
+        <w:ind w:left="5760" w:hanging="360"/>
+      </w:pPr>
+      <w:rPr>
+        <w:rFonts w:ascii="Courier New" w:hAnsi="Courier New" w:cs="Courier New" w:hint="default"/>
+      </w:rPr>
+    </w:lvl>
+    <w:lvl w:ilvl="8" w:tplc="100C0005" w:tentative="1">
+      <w:start w:val="1"/>
+      <w:numFmt w:val="bullet"/>
+      <w:lvlText w:val=""/>
+      <w:lvlJc w:val="left"/>
+      <w:pPr>
+        <w:ind w:left="6480" w:hanging="360"/>
+      </w:pPr>
+      <w:rPr>
+        <w:rFonts w:ascii="Wingdings" w:hAnsi="Wingdings" w:hint="default"/>
+      </w:rPr>
+    </w:lvl>
+  </w:abstractNum>
+  <w:abstractNum w:abstractNumId="2" w15:restartNumberingAfterBreak="0">
+    <w:nsid w:val="5CA43A5A"/>
+    <w:multiLevelType w:val="hybridMultilevel"/>
+    <w:tmpl w:val="C924F67C"/>
+    <w:lvl w:ilvl="0" w:tplc="ED964232">
+      <w:start w:val="5"/>
+      <w:numFmt w:val="bullet"/>
+      <w:lvlText w:val=""/>
+      <w:lvlJc w:val="left"/>
+      <w:pPr>
+        <w:ind w:left="720" w:hanging="360"/>
+      </w:pPr>
+      <w:rPr>
+        <w:rFonts w:ascii="Wingdings" w:eastAsiaTheme="minorHAnsi" w:hAnsi="Wingdings" w:cstheme="minorBidi" w:hint="default"/>
+      </w:rPr>
+    </w:lvl>
+    <w:lvl w:ilvl="1" w:tplc="100C0003" w:tentative="1">
+      <w:start w:val="1"/>
+      <w:numFmt w:val="bullet"/>
+      <w:lvlText w:val="o"/>
+      <w:lvlJc w:val="left"/>
+      <w:pPr>
+        <w:ind w:left="1440" w:hanging="360"/>
+      </w:pPr>
+      <w:rPr>
+        <w:rFonts w:ascii="Courier New" w:hAnsi="Courier New" w:cs="Courier New" w:hint="default"/>
+      </w:rPr>
+    </w:lvl>
+    <w:lvl w:ilvl="2" w:tplc="100C0005" w:tentative="1">
+      <w:start w:val="1"/>
+      <w:numFmt w:val="bullet"/>
+      <w:lvlText w:val=""/>
+      <w:lvlJc w:val="left"/>
+      <w:pPr>
+        <w:ind w:left="2160" w:hanging="360"/>
+      </w:pPr>
+      <w:rPr>
+        <w:rFonts w:ascii="Wingdings" w:hAnsi="Wingdings" w:hint="default"/>
+      </w:rPr>
+    </w:lvl>
+    <w:lvl w:ilvl="3" w:tplc="100C0001" w:tentative="1">
+      <w:start w:val="1"/>
+      <w:numFmt w:val="bullet"/>
+      <w:lvlText w:val=""/>
+      <w:lvlJc w:val="left"/>
+      <w:pPr>
+        <w:ind w:left="2880" w:hanging="360"/>
+      </w:pPr>
+      <w:rPr>
+        <w:rFonts w:ascii="Symbol" w:hAnsi="Symbol" w:hint="default"/>
+      </w:rPr>
+    </w:lvl>
+    <w:lvl w:ilvl="4" w:tplc="100C0003" w:tentative="1">
+      <w:start w:val="1"/>
+      <w:numFmt w:val="bullet"/>
+      <w:lvlText w:val="o"/>
+      <w:lvlJc w:val="left"/>
+      <w:pPr>
+        <w:ind w:left="3600" w:hanging="360"/>
+      </w:pPr>
+      <w:rPr>
+        <w:rFonts w:ascii="Courier New" w:hAnsi="Courier New" w:cs="Courier New" w:hint="default"/>
+      </w:rPr>
+    </w:lvl>
+    <w:lvl w:ilvl="5" w:tplc="100C0005" w:tentative="1">
+      <w:start w:val="1"/>
+      <w:numFmt w:val="bullet"/>
+      <w:lvlText w:val=""/>
+      <w:lvlJc w:val="left"/>
+      <w:pPr>
+        <w:ind w:left="4320" w:hanging="360"/>
+      </w:pPr>
+      <w:rPr>
+        <w:rFonts w:ascii="Wingdings" w:hAnsi="Wingdings" w:hint="default"/>
+      </w:rPr>
+    </w:lvl>
+    <w:lvl w:ilvl="6" w:tplc="100C0001" w:tentative="1">
+      <w:start w:val="1"/>
+      <w:numFmt w:val="bullet"/>
+      <w:lvlText w:val=""/>
+      <w:lvlJc w:val="left"/>
+      <w:pPr>
+        <w:ind w:left="5040" w:hanging="360"/>
+      </w:pPr>
+      <w:rPr>
+        <w:rFonts w:ascii="Symbol" w:hAnsi="Symbol" w:hint="default"/>
+      </w:rPr>
+    </w:lvl>
+    <w:lvl w:ilvl="7" w:tplc="100C0003" w:tentative="1">
+      <w:start w:val="1"/>
+      <w:numFmt w:val="bullet"/>
+      <w:lvlText w:val="o"/>
+      <w:lvlJc w:val="left"/>
+      <w:pPr>
+        <w:ind w:left="5760" w:hanging="360"/>
+      </w:pPr>
+      <w:rPr>
+        <w:rFonts w:ascii="Courier New" w:hAnsi="Courier New" w:cs="Courier New" w:hint="default"/>
+      </w:rPr>
+    </w:lvl>
+    <w:lvl w:ilvl="8" w:tplc="100C0005" w:tentative="1">
+      <w:start w:val="1"/>
+      <w:numFmt w:val="bullet"/>
+      <w:lvlText w:val=""/>
+      <w:lvlJc w:val="left"/>
+      <w:pPr>
+        <w:ind w:left="6480" w:hanging="360"/>
+      </w:pPr>
+      <w:rPr>
+        <w:rFonts w:ascii="Wingdings" w:hAnsi="Wingdings" w:hint="default"/>
+      </w:rPr>
+    </w:lvl>
+  </w:abstractNum>
+  <w:abstractNum w:abstractNumId="3" w15:restartNumberingAfterBreak="0">
+    <w:nsid w:val="68217A16"/>
+    <w:multiLevelType w:val="hybridMultilevel"/>
+    <w:tmpl w:val="D8F00BE8"/>
+    <w:lvl w:ilvl="0" w:tplc="B0A88CD8">
+      <w:start w:val="5"/>
+      <w:numFmt w:val="bullet"/>
+      <w:lvlText w:val=""/>
+      <w:lvlJc w:val="left"/>
+      <w:pPr>
+        <w:ind w:left="720" w:hanging="360"/>
+      </w:pPr>
+      <w:rPr>
+        <w:rFonts w:ascii="Wingdings" w:eastAsiaTheme="minorHAnsi" w:hAnsi="Wingdings" w:cstheme="minorBidi" w:hint="default"/>
+      </w:rPr>
+    </w:lvl>
+    <w:lvl w:ilvl="1" w:tplc="100C0003" w:tentative="1">
+      <w:start w:val="1"/>
+      <w:numFmt w:val="bullet"/>
+      <w:lvlText w:val="o"/>
+      <w:lvlJc w:val="left"/>
+      <w:pPr>
+        <w:ind w:left="1440" w:hanging="360"/>
+      </w:pPr>
+      <w:rPr>
+        <w:rFonts w:ascii="Courier New" w:hAnsi="Courier New" w:cs="Courier New" w:hint="default"/>
+      </w:rPr>
+    </w:lvl>
+    <w:lvl w:ilvl="2" w:tplc="100C0005" w:tentative="1">
+      <w:start w:val="1"/>
+      <w:numFmt w:val="bullet"/>
+      <w:lvlText w:val=""/>
+      <w:lvlJc w:val="left"/>
+      <w:pPr>
+        <w:ind w:left="2160" w:hanging="360"/>
+      </w:pPr>
+      <w:rPr>
+        <w:rFonts w:ascii="Wingdings" w:hAnsi="Wingdings" w:hint="default"/>
+      </w:rPr>
+    </w:lvl>
+    <w:lvl w:ilvl="3" w:tplc="100C0001" w:tentative="1">
+      <w:start w:val="1"/>
+      <w:numFmt w:val="bullet"/>
+      <w:lvlText w:val=""/>
+      <w:lvlJc w:val="left"/>
+      <w:pPr>
+        <w:ind w:left="2880" w:hanging="360"/>
+      </w:pPr>
+      <w:rPr>
+        <w:rFonts w:ascii="Symbol" w:hAnsi="Symbol" w:hint="default"/>
+      </w:rPr>
+    </w:lvl>
+    <w:lvl w:ilvl="4" w:tplc="100C0003" w:tentative="1">
+      <w:start w:val="1"/>
+      <w:numFmt w:val="bullet"/>
+      <w:lvlText w:val="o"/>
+      <w:lvlJc w:val="left"/>
+      <w:pPr>
+        <w:ind w:left="3600" w:hanging="360"/>
+      </w:pPr>
+      <w:rPr>
+        <w:rFonts w:ascii="Courier New" w:hAnsi="Courier New" w:cs="Courier New" w:hint="default"/>
+      </w:rPr>
+    </w:lvl>
+    <w:lvl w:ilvl="5" w:tplc="100C0005" w:tentative="1">
+      <w:start w:val="1"/>
+      <w:numFmt w:val="bullet"/>
+      <w:lvlText w:val=""/>
+      <w:lvlJc w:val="left"/>
+      <w:pPr>
+        <w:ind w:left="4320" w:hanging="360"/>
+      </w:pPr>
+      <w:rPr>
+        <w:rFonts w:ascii="Wingdings" w:hAnsi="Wingdings" w:hint="default"/>
+      </w:rPr>
+    </w:lvl>
+    <w:lvl w:ilvl="6" w:tplc="100C0001" w:tentative="1">
+      <w:start w:val="1"/>
+      <w:numFmt w:val="bullet"/>
+      <w:lvlText w:val=""/>
+      <w:lvlJc w:val="left"/>
+      <w:pPr>
+        <w:ind w:left="5040" w:hanging="360"/>
+      </w:pPr>
+      <w:rPr>
+        <w:rFonts w:ascii="Symbol" w:hAnsi="Symbol" w:hint="default"/>
+      </w:rPr>
+    </w:lvl>
+    <w:lvl w:ilvl="7" w:tplc="100C0003" w:tentative="1">
+      <w:start w:val="1"/>
+      <w:numFmt w:val="bullet"/>
+      <w:lvlText w:val="o"/>
+      <w:lvlJc w:val="left"/>
+      <w:pPr>
+        <w:ind w:left="5760" w:hanging="360"/>
+      </w:pPr>
+      <w:rPr>
+        <w:rFonts w:ascii="Courier New" w:hAnsi="Courier New" w:cs="Courier New" w:hint="default"/>
+      </w:rPr>
+    </w:lvl>
+    <w:lvl w:ilvl="8" w:tplc="100C0005" w:tentative="1">
+      <w:start w:val="1"/>
+      <w:numFmt w:val="bullet"/>
+      <w:lvlText w:val=""/>
+      <w:lvlJc w:val="left"/>
+      <w:pPr>
+        <w:ind w:left="6480" w:hanging="360"/>
+      </w:pPr>
+      <w:rPr>
+        <w:rFonts w:ascii="Wingdings" w:hAnsi="Wingdings" w:hint="default"/>
+      </w:rPr>
+    </w:lvl>
+  </w:abstractNum>
+  <w:abstractNum w:abstractNumId="4" w15:restartNumberingAfterBreak="0">
     <w:nsid w:val="70AC432E"/>
     <w:multiLevelType w:val="hybridMultilevel"/>
     <w:tmpl w:val="88AE25EE"/>
@@ -1662,7 +3130,7 @@
       </w:pPr>
     </w:lvl>
   </w:abstractNum>
-  <w:abstractNum w:abstractNumId="2" w15:restartNumberingAfterBreak="0">
+  <w:abstractNum w:abstractNumId="5" w15:restartNumberingAfterBreak="0">
     <w:nsid w:val="799C30BC"/>
     <w:multiLevelType w:val="hybridMultilevel"/>
     <w:tmpl w:val="8D80DFB0"/>
@@ -1752,19 +3220,28 @@
     </w:lvl>
   </w:abstractNum>
   <w:num w:numId="1" w16cid:durableId="1932200371">
-    <w:abstractNumId w:val="2"/>
+    <w:abstractNumId w:val="5"/>
   </w:num>
   <w:num w:numId="2" w16cid:durableId="1384259163">
-    <w:abstractNumId w:val="1"/>
+    <w:abstractNumId w:val="4"/>
   </w:num>
   <w:num w:numId="3" w16cid:durableId="309990493">
     <w:abstractNumId w:val="0"/>
+  </w:num>
+  <w:num w:numId="4" w16cid:durableId="817889362">
+    <w:abstractNumId w:val="2"/>
+  </w:num>
+  <w:num w:numId="5" w16cid:durableId="306323428">
+    <w:abstractNumId w:val="1"/>
+  </w:num>
+  <w:num w:numId="6" w16cid:durableId="1381517572">
+    <w:abstractNumId w:val="3"/>
   </w:num>
 </w:numbering>
 </file>
 
 <file path=word/styles.xml><?xml version="1.0" encoding="utf-8"?>
-<w:styles xmlns:mc="http://schemas.openxmlformats.org/markup-compatibility/2006" xmlns:r="http://schemas.openxmlformats.org/officeDocument/2006/relationships" xmlns:w="http://schemas.openxmlformats.org/wordprocessingml/2006/main" xmlns:w14="http://schemas.microsoft.com/office/word/2010/wordml" xmlns:w15="http://schemas.microsoft.com/office/word/2012/wordml" xmlns:w16cex="http://schemas.microsoft.com/office/word/2018/wordml/cex" xmlns:w16cid="http://schemas.microsoft.com/office/word/2016/wordml/cid" xmlns:w16="http://schemas.microsoft.com/office/word/2018/wordml" xmlns:w16du="http://schemas.microsoft.com/office/word/2023/wordml/word16du" xmlns:w16sdtdh="http://schemas.microsoft.com/office/word/2020/wordml/sdtdatahash" xmlns:w16sdtfl="http://schemas.microsoft.com/office/word/2024/wordml/sdtformatlock" xmlns:w16se="http://schemas.microsoft.com/office/word/2015/wordml/symex" mc:Ignorable="w14 w15 w16se w16cid w16 w16cex w16sdtdh w16sdtfl w16du">
+<w:styles xmlns:mc="http://schemas.openxmlformats.org/markup-compatibility/2006" xmlns:r="http://schemas.openxmlformats.org/officeDocument/2006/relationships" xmlns:w="http://schemas.openxmlformats.org/wordprocessingml/2006/main" xmlns:w14="http://schemas.microsoft.com/office/word/2010/wordml" xmlns:w15="http://schemas.microsoft.com/office/word/2012/wordml" xmlns:w16cex="http://schemas.microsoft.com/office/word/2018/wordml/cex" xmlns:w16cid="http://schemas.microsoft.com/office/word/2016/wordml/cid" xmlns:w16="http://schemas.microsoft.com/office/word/2018/wordml" xmlns:w16sdtdh="http://schemas.microsoft.com/office/word/2020/wordml/sdtdatahash" xmlns:w16se="http://schemas.microsoft.com/office/word/2015/wordml/symex" mc:Ignorable="w14 w15 w16se w16cid w16 w16cex w16sdtdh">
   <w:docDefaults>
     <w:rPrDefault>
       <w:rPr>
@@ -2163,7 +3640,7 @@
   <w:style w:type="paragraph" w:default="1" w:styleId="Normal">
     <w:name w:val="Normal"/>
     <w:qFormat/>
-    <w:rsid w:val="00A3556E"/>
+    <w:rsid w:val="00A275D4"/>
   </w:style>
   <w:style w:type="paragraph" w:styleId="Titre1">
     <w:name w:val="heading 1"/>
@@ -2365,7 +3842,6 @@
   <w:style w:type="character" w:default="1" w:styleId="Policepardfaut">
     <w:name w:val="Default Paragraph Font"/>
     <w:uiPriority w:val="1"/>
-    <w:semiHidden/>
     <w:unhideWhenUsed/>
   </w:style>
   <w:style w:type="table" w:default="1" w:styleId="TableauNormal">
@@ -2792,6 +4268,18 @@
       <w:u w:val="single"/>
     </w:rPr>
   </w:style>
+  <w:style w:type="character" w:styleId="Mentionnonrsolue">
+    <w:name w:val="Unresolved Mention"/>
+    <w:basedOn w:val="Policepardfaut"/>
+    <w:uiPriority w:val="99"/>
+    <w:semiHidden/>
+    <w:unhideWhenUsed/>
+    <w:rsid w:val="00C75755"/>
+    <w:rPr>
+      <w:color w:val="605E5C"/>
+      <w:shd w:val="clear" w:color="auto" w:fill="E1DFDD"/>
+    </w:rPr>
+  </w:style>
 </w:styles>
 </file>
 

--- a/R106-JonJunod-ThanosPizza.docx
+++ b/R106-JonJunod-ThanosPizza.docx
@@ -689,7 +689,15 @@
         <w:t>nen</w:t>
       </w:r>
       <w:r>
-        <w:t>t toutes les données à insérer et voici ce que j’ai fait pour les loader.</w:t>
+        <w:t xml:space="preserve">t toutes les données à insérer et voici ce que j’ai fait pour </w:t>
+      </w:r>
+      <w:proofErr w:type="gramStart"/>
+      <w:r>
+        <w:t>les loader</w:t>
+      </w:r>
+      <w:proofErr w:type="gramEnd"/>
+      <w:r>
+        <w:t>.</w:t>
       </w:r>
     </w:p>
     <w:p>
@@ -842,8 +850,16 @@
           <w:lang w:val="en-US"/>
         </w:rPr>
         <w:tab/>
-        <w:t>IGNORE 1 LINES;</w:t>
-      </w:r>
+        <w:t xml:space="preserve">IGNORE 1 </w:t>
+      </w:r>
+      <w:proofErr w:type="gramStart"/>
+      <w:r>
+        <w:rPr>
+          <w:lang w:val="en-US"/>
+        </w:rPr>
+        <w:t>LINES;</w:t>
+      </w:r>
+      <w:proofErr w:type="gramEnd"/>
     </w:p>
     <w:p>
       <w:pPr>
@@ -961,8 +977,16 @@
           <w:lang w:val="en-US"/>
         </w:rPr>
         <w:tab/>
-        <w:t>IGNORE 1 LINES;</w:t>
-      </w:r>
+        <w:t xml:space="preserve">IGNORE 1 </w:t>
+      </w:r>
+      <w:proofErr w:type="gramStart"/>
+      <w:r>
+        <w:rPr>
+          <w:lang w:val="en-US"/>
+        </w:rPr>
+        <w:t>LINES;</w:t>
+      </w:r>
+      <w:proofErr w:type="gramEnd"/>
     </w:p>
     <w:p>
       <w:pPr>
@@ -1075,8 +1099,16 @@
           <w:lang w:val="en-US"/>
         </w:rPr>
         <w:tab/>
-        <w:t>IGNORE 1 LINES;</w:t>
-      </w:r>
+        <w:t xml:space="preserve">IGNORE 1 </w:t>
+      </w:r>
+      <w:proofErr w:type="gramStart"/>
+      <w:r>
+        <w:rPr>
+          <w:lang w:val="en-US"/>
+        </w:rPr>
+        <w:t>LINES;</w:t>
+      </w:r>
+      <w:proofErr w:type="gramEnd"/>
     </w:p>
     <w:p>
       <w:pPr>
@@ -1493,8 +1525,13 @@
         <w:t xml:space="preserve">    </w:t>
       </w:r>
       <w:proofErr w:type="spellStart"/>
-      <w:r>
-        <w:t>date_et_heure</w:t>
+      <w:proofErr w:type="gramStart"/>
+      <w:r>
+        <w:t>date</w:t>
+      </w:r>
+      <w:proofErr w:type="gramEnd"/>
+      <w:r>
+        <w:t>_et_heure</w:t>
       </w:r>
       <w:proofErr w:type="spellEnd"/>
       <w:r>
@@ -1870,7 +1907,13 @@
       </w:pPr>
       <w:r>
         <w:lastRenderedPageBreak/>
-        <w:t>--table 7</w:t>
+        <w:t>--</w:t>
+      </w:r>
+      <w:r>
+        <w:t xml:space="preserve"> </w:t>
+      </w:r>
+      <w:r>
+        <w:t>table 7</w:t>
       </w:r>
     </w:p>
     <w:p>
@@ -2031,7 +2074,13 @@
         <w:keepNext/>
       </w:pPr>
       <w:r>
-        <w:t>--table 8</w:t>
+        <w:t>--</w:t>
+      </w:r>
+      <w:r>
+        <w:t xml:space="preserve"> </w:t>
+      </w:r>
+      <w:r>
+        <w:t>table 8</w:t>
       </w:r>
     </w:p>
     <w:p>
@@ -2072,8 +2121,16 @@
         <w:rPr>
           <w:lang w:val="en-US"/>
         </w:rPr>
-        <w:t>INTO TABLE t_livraison</w:t>
-      </w:r>
+        <w:t xml:space="preserve">INTO TABLE </w:t>
+      </w:r>
+      <w:proofErr w:type="spellStart"/>
+      <w:r>
+        <w:rPr>
+          <w:lang w:val="en-US"/>
+        </w:rPr>
+        <w:t>t_livraison</w:t>
+      </w:r>
+      <w:proofErr w:type="spellEnd"/>
     </w:p>
     <w:p>
       <w:pPr>
@@ -2183,8 +2240,13 @@
         <w:t xml:space="preserve">    </w:t>
       </w:r>
       <w:proofErr w:type="spellStart"/>
-      <w:r>
-        <w:t>heure_arrivee</w:t>
+      <w:proofErr w:type="gramStart"/>
+      <w:r>
+        <w:t>heure</w:t>
+      </w:r>
+      <w:proofErr w:type="gramEnd"/>
+      <w:r>
+        <w:t>_arrivee</w:t>
       </w:r>
       <w:proofErr w:type="spellEnd"/>
       <w:r>

--- a/R106-JonJunod-ThanosPizza.docx
+++ b/R106-JonJunod-ThanosPizza.docx
@@ -611,13 +611,84 @@
         <w:t>Rappel sur la configuration de docker</w:t>
       </w:r>
     </w:p>
-    <w:p/>
+    <w:p>
+      <w:r>
+        <w:t>Le docker-compose est trouvable dans …\</w:t>
+      </w:r>
+      <w:r>
+        <w:t>106-P_DB-ThanosPizza\</w:t>
+      </w:r>
+      <w:proofErr w:type="spellStart"/>
+      <w:r>
+        <w:t>Docker_MySQL</w:t>
+      </w:r>
+      <w:proofErr w:type="spellEnd"/>
+    </w:p>
+    <w:p>
+      <w:r>
+        <w:t xml:space="preserve">Il a été modifié afin de pouvoir lier le dossier scripts et </w:t>
+      </w:r>
+      <w:proofErr w:type="spellStart"/>
+      <w:r>
+        <w:t>mysql</w:t>
+      </w:r>
+      <w:proofErr w:type="spellEnd"/>
+      <w:r>
+        <w:t>. Pour ceci la partie volumes du fichier a été légèrement modifiée. Voici ce que ça donne après la modification.</w:t>
+      </w:r>
+    </w:p>
+    <w:p>
+      <w:pPr>
+        <w:pStyle w:val="Sansinterligne"/>
+      </w:pPr>
+      <w:r>
+        <w:t>volumes:</w:t>
+      </w:r>
+    </w:p>
+    <w:p>
+      <w:pPr>
+        <w:pStyle w:val="Sansinterligne"/>
+      </w:pPr>
+      <w:r>
+        <w:t xml:space="preserve">      - </w:t>
+      </w:r>
+      <w:proofErr w:type="spellStart"/>
+      <w:r>
+        <w:t>dbdata</w:t>
+      </w:r>
+      <w:proofErr w:type="spellEnd"/>
+      <w:r>
+        <w:t>:/var/lib/</w:t>
+      </w:r>
+      <w:proofErr w:type="spellStart"/>
+      <w:r>
+        <w:t>mysql</w:t>
+      </w:r>
+      <w:proofErr w:type="spellEnd"/>
+    </w:p>
+    <w:p>
+      <w:pPr>
+        <w:pStyle w:val="Sansinterligne"/>
+      </w:pPr>
+      <w:r>
+        <w:t xml:space="preserve">      - ./scripts:/var/lib/</w:t>
+      </w:r>
+      <w:proofErr w:type="spellStart"/>
+      <w:r>
+        <w:t>mysql</w:t>
+      </w:r>
+      <w:proofErr w:type="spellEnd"/>
+      <w:r>
+        <w:t>-files</w:t>
+      </w:r>
+    </w:p>
     <w:p>
       <w:pPr>
         <w:pStyle w:val="Titre2"/>
       </w:pPr>
       <w:bookmarkStart w:id="1" w:name="_Toc210392958"/>
       <w:r>
+        <w:lastRenderedPageBreak/>
         <w:t>Chargement des données</w:t>
       </w:r>
       <w:bookmarkEnd w:id="1"/>
@@ -689,20 +760,11 @@
         <w:t>nen</w:t>
       </w:r>
       <w:r>
-        <w:t xml:space="preserve">t toutes les données à insérer et voici ce que j’ai fait pour </w:t>
-      </w:r>
-      <w:proofErr w:type="gramStart"/>
-      <w:r>
-        <w:t>les loader</w:t>
-      </w:r>
-      <w:proofErr w:type="gramEnd"/>
-      <w:r>
-        <w:t>.</w:t>
-      </w:r>
-    </w:p>
-    <w:p>
-      <w:r>
-        <w:lastRenderedPageBreak/>
+        <w:t>t toutes les données à insérer et voici ce que j’ai fait pour les loader.</w:t>
+      </w:r>
+    </w:p>
+    <w:p>
+      <w:r>
         <w:t>Premier pas : créer la structure de la base de données. Facile il suffit de copier-coller le script LDD de Looping, après avoir ajouté l’énoncé CREATE-USE database manuellement, vers un fichier texte. Il faut ensuite placer le fichier texte dans le répertoire scripts de docker et l’importer à l’aide de la commande suivante à jouer dans la console “</w:t>
       </w:r>
       <w:proofErr w:type="spellStart"/>
@@ -750,28 +812,56 @@
       </w:r>
     </w:p>
     <w:p>
-      <w:r>
+      <w:pPr>
+        <w:rPr>
+          <w:lang w:val="en-US"/>
+        </w:rPr>
+      </w:pPr>
+      <w:r>
+        <w:rPr>
+          <w:lang w:val="en-US"/>
+        </w:rPr>
         <w:t>-- table 1</w:t>
       </w:r>
     </w:p>
     <w:p>
-      <w:r>
+      <w:pPr>
+        <w:rPr>
+          <w:lang w:val="en-US"/>
+        </w:rPr>
+      </w:pPr>
+      <w:r>
+        <w:rPr>
+          <w:lang w:val="en-US"/>
+        </w:rPr>
         <w:t>LOAD DATA INFILE '/var/lib/</w:t>
       </w:r>
       <w:proofErr w:type="spellStart"/>
       <w:r>
+        <w:rPr>
+          <w:lang w:val="en-US"/>
+        </w:rPr>
         <w:t>mysql</w:t>
       </w:r>
       <w:proofErr w:type="spellEnd"/>
       <w:r>
+        <w:rPr>
+          <w:lang w:val="en-US"/>
+        </w:rPr>
         <w:t>-files/</w:t>
       </w:r>
       <w:proofErr w:type="spellStart"/>
       <w:r>
+        <w:rPr>
+          <w:lang w:val="en-US"/>
+        </w:rPr>
         <w:t>t_article.tsv</w:t>
       </w:r>
       <w:proofErr w:type="spellEnd"/>
       <w:r>
+        <w:rPr>
+          <w:lang w:val="en-US"/>
+        </w:rPr>
         <w:t xml:space="preserve">' </w:t>
       </w:r>
     </w:p>
@@ -782,6 +872,9 @@
         </w:rPr>
       </w:pPr>
       <w:r>
+        <w:rPr>
+          <w:lang w:val="en-US"/>
+        </w:rPr>
         <w:tab/>
       </w:r>
       <w:r>
@@ -850,16 +943,8 @@
           <w:lang w:val="en-US"/>
         </w:rPr>
         <w:tab/>
-        <w:t xml:space="preserve">IGNORE 1 </w:t>
-      </w:r>
-      <w:proofErr w:type="gramStart"/>
-      <w:r>
-        <w:rPr>
-          <w:lang w:val="en-US"/>
-        </w:rPr>
-        <w:t>LINES;</w:t>
-      </w:r>
-      <w:proofErr w:type="gramEnd"/>
+        <w:t>IGNORE 1 LINES;</w:t>
+      </w:r>
     </w:p>
     <w:p>
       <w:pPr>
@@ -882,23 +967,43 @@
       </w:r>
     </w:p>
     <w:p>
-      <w:r>
+      <w:pPr>
+        <w:rPr>
+          <w:lang w:val="en-US"/>
+        </w:rPr>
+      </w:pPr>
+      <w:r>
+        <w:rPr>
+          <w:lang w:val="en-US"/>
+        </w:rPr>
         <w:t>LOAD DATA INFILE '/var/lib/</w:t>
       </w:r>
       <w:proofErr w:type="spellStart"/>
       <w:r>
+        <w:rPr>
+          <w:lang w:val="en-US"/>
+        </w:rPr>
         <w:t>mysql</w:t>
       </w:r>
       <w:proofErr w:type="spellEnd"/>
       <w:r>
+        <w:rPr>
+          <w:lang w:val="en-US"/>
+        </w:rPr>
         <w:t>-files/</w:t>
       </w:r>
       <w:proofErr w:type="spellStart"/>
       <w:r>
+        <w:rPr>
+          <w:lang w:val="en-US"/>
+        </w:rPr>
         <w:t>t_livreur.tsv</w:t>
       </w:r>
       <w:proofErr w:type="spellEnd"/>
       <w:r>
+        <w:rPr>
+          <w:lang w:val="en-US"/>
+        </w:rPr>
         <w:t xml:space="preserve">' </w:t>
       </w:r>
     </w:p>
@@ -909,6 +1014,9 @@
         </w:rPr>
       </w:pPr>
       <w:r>
+        <w:rPr>
+          <w:lang w:val="en-US"/>
+        </w:rPr>
         <w:tab/>
       </w:r>
       <w:r>
@@ -977,50 +1085,67 @@
           <w:lang w:val="en-US"/>
         </w:rPr>
         <w:tab/>
-        <w:t xml:space="preserve">IGNORE 1 </w:t>
-      </w:r>
-      <w:proofErr w:type="gramStart"/>
-      <w:r>
-        <w:rPr>
-          <w:lang w:val="en-US"/>
-        </w:rPr>
-        <w:t>LINES;</w:t>
-      </w:r>
-      <w:proofErr w:type="gramEnd"/>
-    </w:p>
-    <w:p>
-      <w:pPr>
-        <w:rPr>
-          <w:lang w:val="en-US"/>
-        </w:rPr>
-      </w:pPr>
-    </w:p>
-    <w:p>
-      <w:r>
-        <w:t>-- t</w:t>
-      </w:r>
-      <w:r>
-        <w:t>able 3</w:t>
-      </w:r>
-    </w:p>
-    <w:p>
-      <w:r>
+        <w:t>IGNORE 1 LINES;</w:t>
+      </w:r>
+    </w:p>
+    <w:p>
+      <w:pPr>
+        <w:rPr>
+          <w:lang w:val="en-US"/>
+        </w:rPr>
+      </w:pPr>
+    </w:p>
+    <w:p>
+      <w:pPr>
+        <w:rPr>
+          <w:lang w:val="en-US"/>
+        </w:rPr>
+      </w:pPr>
+      <w:r>
+        <w:rPr>
+          <w:lang w:val="en-US"/>
+        </w:rPr>
+        <w:t>-- table 3</w:t>
+      </w:r>
+    </w:p>
+    <w:p>
+      <w:pPr>
+        <w:rPr>
+          <w:lang w:val="en-US"/>
+        </w:rPr>
+      </w:pPr>
+      <w:r>
+        <w:rPr>
+          <w:lang w:val="en-US"/>
+        </w:rPr>
         <w:t>LOAD DATA INFILE '/var/lib/</w:t>
       </w:r>
       <w:proofErr w:type="spellStart"/>
       <w:r>
+        <w:rPr>
+          <w:lang w:val="en-US"/>
+        </w:rPr>
         <w:t>mysql</w:t>
       </w:r>
       <w:proofErr w:type="spellEnd"/>
       <w:r>
+        <w:rPr>
+          <w:lang w:val="en-US"/>
+        </w:rPr>
         <w:t>-files/</w:t>
       </w:r>
       <w:proofErr w:type="spellStart"/>
       <w:r>
+        <w:rPr>
+          <w:lang w:val="en-US"/>
+        </w:rPr>
         <w:t>t_client.tsv</w:t>
       </w:r>
       <w:proofErr w:type="spellEnd"/>
       <w:r>
+        <w:rPr>
+          <w:lang w:val="en-US"/>
+        </w:rPr>
         <w:t xml:space="preserve">' </w:t>
       </w:r>
     </w:p>
@@ -1031,6 +1156,9 @@
         </w:rPr>
       </w:pPr>
       <w:r>
+        <w:rPr>
+          <w:lang w:val="en-US"/>
+        </w:rPr>
         <w:tab/>
       </w:r>
       <w:r>
@@ -1099,16 +1227,8 @@
           <w:lang w:val="en-US"/>
         </w:rPr>
         <w:tab/>
-        <w:t xml:space="preserve">IGNORE 1 </w:t>
-      </w:r>
-      <w:proofErr w:type="gramStart"/>
-      <w:r>
-        <w:rPr>
-          <w:lang w:val="en-US"/>
-        </w:rPr>
-        <w:t>LINES;</w:t>
-      </w:r>
-      <w:proofErr w:type="gramEnd"/>
+        <w:t>IGNORE 1 LINES;</w:t>
+      </w:r>
     </w:p>
     <w:p>
       <w:pPr>
@@ -1128,7 +1248,6 @@
         <w:rPr>
           <w:lang w:val="en-US"/>
         </w:rPr>
-        <w:lastRenderedPageBreak/>
         <w:t>-</w:t>
       </w:r>
       <w:r>
@@ -1260,6 +1379,9 @@
     <w:p>
       <w:pPr>
         <w:keepNext/>
+        <w:rPr>
+          <w:lang w:val="en-US"/>
+        </w:rPr>
       </w:pPr>
       <w:r>
         <w:rPr>
@@ -1268,6 +1390,9 @@
         <w:tab/>
       </w:r>
       <w:r>
+        <w:rPr>
+          <w:lang w:val="en-US"/>
+        </w:rPr>
         <w:t>IGNORE 1 LINES</w:t>
       </w:r>
     </w:p>
@@ -1276,7 +1401,13 @@
         <w:keepNext/>
       </w:pPr>
       <w:r>
-        <w:t xml:space="preserve">    (`</w:t>
+        <w:rPr>
+          <w:lang w:val="en-US"/>
+        </w:rPr>
+        <w:t xml:space="preserve">    </w:t>
+      </w:r>
+      <w:r>
+        <w:t>(`</w:t>
       </w:r>
       <w:proofErr w:type="spellStart"/>
       <w:r>
@@ -1525,13 +1656,8 @@
         <w:t xml:space="preserve">    </w:t>
       </w:r>
       <w:proofErr w:type="spellStart"/>
-      <w:proofErr w:type="gramStart"/>
-      <w:r>
-        <w:t>date</w:t>
-      </w:r>
-      <w:proofErr w:type="gramEnd"/>
-      <w:r>
-        <w:t>_et_heure</w:t>
+      <w:r>
+        <w:t>date_et_heure</w:t>
       </w:r>
       <w:proofErr w:type="spellEnd"/>
       <w:r>
@@ -1904,39 +2030,69 @@
     <w:p>
       <w:pPr>
         <w:keepNext/>
-      </w:pPr>
-      <w:r>
+        <w:rPr>
+          <w:lang w:val="en-US"/>
+        </w:rPr>
+      </w:pPr>
+      <w:r>
+        <w:rPr>
+          <w:lang w:val="en-US"/>
+        </w:rPr>
         <w:lastRenderedPageBreak/>
         <w:t>--</w:t>
       </w:r>
       <w:r>
+        <w:rPr>
+          <w:lang w:val="en-US"/>
+        </w:rPr>
         <w:t xml:space="preserve"> </w:t>
       </w:r>
       <w:r>
+        <w:rPr>
+          <w:lang w:val="en-US"/>
+        </w:rPr>
         <w:t>table 7</w:t>
       </w:r>
     </w:p>
     <w:p>
       <w:pPr>
         <w:keepNext/>
-      </w:pPr>
-      <w:r>
+        <w:rPr>
+          <w:lang w:val="en-US"/>
+        </w:rPr>
+      </w:pPr>
+      <w:r>
+        <w:rPr>
+          <w:lang w:val="en-US"/>
+        </w:rPr>
         <w:t>LOAD DATA INFILE '/var/lib/</w:t>
       </w:r>
       <w:proofErr w:type="spellStart"/>
       <w:r>
+        <w:rPr>
+          <w:lang w:val="en-US"/>
+        </w:rPr>
         <w:t>mysql</w:t>
       </w:r>
       <w:proofErr w:type="spellEnd"/>
       <w:r>
+        <w:rPr>
+          <w:lang w:val="en-US"/>
+        </w:rPr>
         <w:t>-files/</w:t>
       </w:r>
       <w:proofErr w:type="spellStart"/>
       <w:r>
+        <w:rPr>
+          <w:lang w:val="en-US"/>
+        </w:rPr>
         <w:t>t_paiement.tsv</w:t>
       </w:r>
       <w:proofErr w:type="spellEnd"/>
       <w:r>
+        <w:rPr>
+          <w:lang w:val="en-US"/>
+        </w:rPr>
         <w:t xml:space="preserve">' </w:t>
       </w:r>
     </w:p>
@@ -1948,6 +2104,9 @@
         </w:rPr>
       </w:pPr>
       <w:r>
+        <w:rPr>
+          <w:lang w:val="en-US"/>
+        </w:rPr>
         <w:tab/>
       </w:r>
       <w:r>
@@ -1998,15 +2157,14 @@
     <w:p>
       <w:pPr>
         <w:keepNext/>
-        <w:rPr>
-          <w:lang w:val="en-US"/>
-        </w:rPr>
       </w:pPr>
       <w:r>
         <w:rPr>
           <w:lang w:val="en-US"/>
         </w:rPr>
         <w:tab/>
+      </w:r>
+      <w:r>
         <w:t>IGNORE 1 LINES</w:t>
       </w:r>
     </w:p>
@@ -2015,9 +2173,6 @@
         <w:keepNext/>
       </w:pPr>
       <w:r>
-        <w:rPr>
-          <w:lang w:val="en-US"/>
-        </w:rPr>
         <w:t xml:space="preserve">    </w:t>
       </w:r>
       <w:r>
@@ -2240,13 +2395,8 @@
         <w:t xml:space="preserve">    </w:t>
       </w:r>
       <w:proofErr w:type="spellStart"/>
-      <w:proofErr w:type="gramStart"/>
-      <w:r>
-        <w:t>heure</w:t>
-      </w:r>
-      <w:proofErr w:type="gramEnd"/>
-      <w:r>
-        <w:t>_arrivee</w:t>
+      <w:r>
+        <w:t>heure_arrivee</w:t>
       </w:r>
       <w:proofErr w:type="spellEnd"/>
       <w:r>
@@ -2285,8 +2435,1770 @@
       <w:pPr>
         <w:pStyle w:val="Titre2"/>
       </w:pPr>
+      <w:r>
+        <w:t>Index</w:t>
+      </w:r>
+    </w:p>
+    <w:p>
+      <w:r>
+        <w:t>Dans ce chapitre, nous allons créer des index afin d’optimiser la recherche de données en temps et en énergie. L’insertion en revanche prendra plus de temps, mais ce ne sera pas perceptible avant longtemps.</w:t>
+      </w:r>
+    </w:p>
+    <w:p>
+      <w:pPr>
+        <w:pStyle w:val="Titre3"/>
+      </w:pPr>
+      <w:r>
+        <w:lastRenderedPageBreak/>
+        <w:t>Requête 1</w:t>
+      </w:r>
+    </w:p>
+    <w:p>
+      <w:pPr>
+        <w:pStyle w:val="Sansinterligne"/>
+        <w:keepNext/>
+        <w:keepLines/>
+      </w:pPr>
+      <w:r>
+        <w:t xml:space="preserve">SELECT </w:t>
+      </w:r>
+      <w:proofErr w:type="spellStart"/>
+      <w:r>
+        <w:t>c.commande_id</w:t>
+      </w:r>
+      <w:proofErr w:type="spellEnd"/>
+      <w:r>
+        <w:t xml:space="preserve">, </w:t>
+      </w:r>
+      <w:proofErr w:type="spellStart"/>
+      <w:r>
+        <w:t>c.date_</w:t>
+      </w:r>
+      <w:r>
+        <w:t>et_heure</w:t>
+      </w:r>
+      <w:proofErr w:type="spellEnd"/>
+      <w:r>
+        <w:t xml:space="preserve">, </w:t>
+      </w:r>
+      <w:proofErr w:type="spellStart"/>
+      <w:r>
+        <w:t>c.statut</w:t>
+      </w:r>
+      <w:proofErr w:type="spellEnd"/>
+      <w:r>
+        <w:t xml:space="preserve">, </w:t>
+      </w:r>
+      <w:proofErr w:type="spellStart"/>
+      <w:r>
+        <w:t>cl.nom</w:t>
+      </w:r>
+      <w:proofErr w:type="spellEnd"/>
+      <w:r>
+        <w:t xml:space="preserve"> AS client</w:t>
+      </w:r>
+    </w:p>
+    <w:p>
+      <w:pPr>
+        <w:pStyle w:val="Sansinterligne"/>
+        <w:keepNext/>
+        <w:keepLines/>
+      </w:pPr>
+      <w:r>
+        <w:t xml:space="preserve">FROM </w:t>
+      </w:r>
+      <w:proofErr w:type="spellStart"/>
+      <w:r>
+        <w:t>t_commande</w:t>
+      </w:r>
+      <w:proofErr w:type="spellEnd"/>
+      <w:r>
+        <w:t xml:space="preserve"> AS c</w:t>
+      </w:r>
+    </w:p>
+    <w:p>
+      <w:pPr>
+        <w:pStyle w:val="Sansinterligne"/>
+        <w:keepNext/>
+        <w:keepLines/>
+      </w:pPr>
+      <w:r>
+        <w:t xml:space="preserve">JOIN </w:t>
+      </w:r>
+      <w:proofErr w:type="spellStart"/>
+      <w:r>
+        <w:t>t_client</w:t>
+      </w:r>
+      <w:proofErr w:type="spellEnd"/>
+      <w:r>
+        <w:t xml:space="preserve"> AS cl ON </w:t>
+      </w:r>
+      <w:proofErr w:type="spellStart"/>
+      <w:r>
+        <w:t>c.client_fk</w:t>
+      </w:r>
+      <w:proofErr w:type="spellEnd"/>
+      <w:r>
+        <w:t xml:space="preserve"> = </w:t>
+      </w:r>
+      <w:proofErr w:type="spellStart"/>
+      <w:r>
+        <w:t>cl.client_id</w:t>
+      </w:r>
+      <w:proofErr w:type="spellEnd"/>
+    </w:p>
+    <w:p>
+      <w:pPr>
+        <w:pStyle w:val="Sansinterligne"/>
+        <w:keepNext/>
+        <w:keepLines/>
+      </w:pPr>
+      <w:r>
+        <w:t xml:space="preserve">WHERE </w:t>
+      </w:r>
+      <w:proofErr w:type="spellStart"/>
+      <w:r>
+        <w:t>c.statut</w:t>
+      </w:r>
+      <w:proofErr w:type="spellEnd"/>
+      <w:r>
+        <w:t xml:space="preserve"> = '</w:t>
+      </w:r>
+      <w:proofErr w:type="spellStart"/>
+      <w:r>
+        <w:t>en_livraison</w:t>
+      </w:r>
+      <w:proofErr w:type="spellEnd"/>
+      <w:r>
+        <w:t xml:space="preserve">' AND </w:t>
+      </w:r>
+      <w:proofErr w:type="spellStart"/>
+      <w:r>
+        <w:t>c.date_</w:t>
+      </w:r>
+      <w:r>
+        <w:t>et_heur</w:t>
+      </w:r>
+      <w:r>
+        <w:t>e</w:t>
+      </w:r>
+      <w:proofErr w:type="spellEnd"/>
+      <w:r>
+        <w:t xml:space="preserve"> &gt; '2025-01-01'</w:t>
+      </w:r>
+    </w:p>
+    <w:p>
+      <w:pPr>
+        <w:pStyle w:val="Sansinterligne"/>
+        <w:keepNext/>
+        <w:keepLines/>
+        <w:rPr>
+          <w:lang w:val="en-US"/>
+        </w:rPr>
+      </w:pPr>
+      <w:r>
+        <w:rPr>
+          <w:lang w:val="en-US"/>
+        </w:rPr>
+        <w:t xml:space="preserve">ORDER BY </w:t>
+      </w:r>
+      <w:proofErr w:type="spellStart"/>
+      <w:r>
+        <w:rPr>
+          <w:lang w:val="en-US"/>
+        </w:rPr>
+        <w:t>c.date_</w:t>
+      </w:r>
+      <w:r>
+        <w:rPr>
+          <w:lang w:val="en-US"/>
+        </w:rPr>
+        <w:t>et_heure</w:t>
+      </w:r>
+      <w:proofErr w:type="spellEnd"/>
+      <w:r>
+        <w:rPr>
+          <w:lang w:val="en-US"/>
+        </w:rPr>
+        <w:t xml:space="preserve"> DESC;</w:t>
+      </w:r>
+    </w:p>
+    <w:p>
+      <w:pPr>
+        <w:pStyle w:val="Titre2"/>
+      </w:pPr>
+      <w:r>
+        <w:t>Utilisateurs et rôles</w:t>
+      </w:r>
+    </w:p>
+    <w:p>
+      <w:pPr>
+        <w:keepNext/>
+        <w:keepLines/>
+      </w:pPr>
+      <w:r>
+        <w:t xml:space="preserve">Nous allons maintenant créer de nouveaux </w:t>
+      </w:r>
+      <w:r>
+        <w:t>utilisateurs</w:t>
+      </w:r>
+      <w:r>
+        <w:t xml:space="preserve"> et leur donner des permissions</w:t>
+      </w:r>
+      <w:r>
+        <w:t xml:space="preserve"> à l’aide de rôles. Nous utiliserons des rôles afin de pouvoir assigner les permissions aux autres utilisateurs plus rapidement. Nous allons procéder par étapes.</w:t>
+      </w:r>
+    </w:p>
+    <w:p>
+      <w:pPr>
+        <w:pStyle w:val="Paragraphedeliste"/>
+        <w:keepNext/>
+        <w:keepLines/>
+        <w:numPr>
+          <w:ilvl w:val="0"/>
+          <w:numId w:val="8"/>
+        </w:numPr>
+      </w:pPr>
+      <w:r>
+        <w:t>Créer les rôles.</w:t>
+      </w:r>
+    </w:p>
+    <w:p>
+      <w:pPr>
+        <w:pStyle w:val="Paragraphedeliste"/>
+        <w:keepNext/>
+        <w:keepLines/>
+        <w:numPr>
+          <w:ilvl w:val="0"/>
+          <w:numId w:val="8"/>
+        </w:numPr>
+      </w:pPr>
+      <w:r>
+        <w:t>Donner des permissions aux rôles.</w:t>
+      </w:r>
+    </w:p>
+    <w:p>
+      <w:pPr>
+        <w:pStyle w:val="Paragraphedeliste"/>
+        <w:keepNext/>
+        <w:keepLines/>
+        <w:numPr>
+          <w:ilvl w:val="0"/>
+          <w:numId w:val="8"/>
+        </w:numPr>
+      </w:pPr>
+      <w:r>
+        <w:t>Vérifier les privilèges des rôles.</w:t>
+      </w:r>
+    </w:p>
+    <w:p>
+      <w:pPr>
+        <w:pStyle w:val="Paragraphedeliste"/>
+        <w:keepNext/>
+        <w:keepLines/>
+        <w:numPr>
+          <w:ilvl w:val="0"/>
+          <w:numId w:val="8"/>
+        </w:numPr>
+      </w:pPr>
+      <w:r>
+        <w:t>Créer les utilisateurs.</w:t>
+      </w:r>
+    </w:p>
+    <w:p>
+      <w:pPr>
+        <w:pStyle w:val="Paragraphedeliste"/>
+        <w:keepNext/>
+        <w:keepLines/>
+        <w:numPr>
+          <w:ilvl w:val="0"/>
+          <w:numId w:val="8"/>
+        </w:numPr>
+      </w:pPr>
+      <w:r>
+        <w:t>Assigner les rôles aux utilisateurs</w:t>
+      </w:r>
+    </w:p>
+    <w:p>
+      <w:pPr>
+        <w:keepNext/>
+        <w:keepLines/>
+      </w:pPr>
+    </w:p>
+    <w:p>
+      <w:pPr>
+        <w:pStyle w:val="Titre3"/>
+        <w:numPr>
+          <w:ilvl w:val="0"/>
+          <w:numId w:val="9"/>
+        </w:numPr>
+      </w:pPr>
+      <w:r>
+        <w:t>Créer les rôles</w:t>
+      </w:r>
+    </w:p>
+    <w:p>
+      <w:r>
+        <w:t>Nous commençons par créer tous les rôles “vides”, nous leur donnerons des permissions plus tard.</w:t>
+      </w:r>
+    </w:p>
+    <w:p>
+      <w:proofErr w:type="spellStart"/>
+      <w:r>
+        <w:t>create</w:t>
+      </w:r>
+      <w:proofErr w:type="spellEnd"/>
+      <w:r>
+        <w:t xml:space="preserve"> </w:t>
+      </w:r>
+      <w:proofErr w:type="spellStart"/>
+      <w:r>
+        <w:t>role</w:t>
+      </w:r>
+      <w:proofErr w:type="spellEnd"/>
+      <w:r>
+        <w:t xml:space="preserve"> 'Administrateur', 'Manager', 'Pizzaiolo', 'Livreur', 'Agent de caisse', 'Analyste';</w:t>
+      </w:r>
+    </w:p>
+    <w:p>
+      <w:pPr>
+        <w:pStyle w:val="Titre2"/>
+        <w:numPr>
+          <w:ilvl w:val="0"/>
+          <w:numId w:val="9"/>
+        </w:numPr>
+      </w:pPr>
+      <w:r>
+        <w:t>Attribuer les permissions aux rôles</w:t>
+      </w:r>
+    </w:p>
+    <w:p>
+      <w:pPr>
+        <w:rPr>
+          <w:lang w:val="en-US"/>
+        </w:rPr>
+      </w:pPr>
+      <w:r>
+        <w:t>Nos rôles sont maintenant actifs mais sans permissions, nous allons donc leur en donner.</w:t>
+      </w:r>
+      <w:r>
+        <w:t xml:space="preserve"> </w:t>
+      </w:r>
+      <w:r>
+        <w:rPr>
+          <w:lang w:val="en-US"/>
+        </w:rPr>
+        <w:t>Vous pouvez copier-co</w:t>
+      </w:r>
+      <w:r>
+        <w:rPr>
+          <w:lang w:val="en-US"/>
+        </w:rPr>
+        <w:t>ller les lignes ci-dessous.</w:t>
+      </w:r>
+    </w:p>
+    <w:p>
+      <w:pPr>
+        <w:pStyle w:val="Sansinterligne"/>
+        <w:rPr>
+          <w:lang w:val="en-US"/>
+        </w:rPr>
+      </w:pPr>
+      <w:r>
+        <w:rPr>
+          <w:lang w:val="en-US"/>
+        </w:rPr>
+        <w:t>--</w:t>
+      </w:r>
+      <w:r>
+        <w:rPr>
+          <w:lang w:val="en-US"/>
+        </w:rPr>
+        <w:t xml:space="preserve"> </w:t>
+      </w:r>
+      <w:r>
+        <w:rPr>
+          <w:lang w:val="en-US"/>
+        </w:rPr>
+        <w:t>administrateur</w:t>
+      </w:r>
+    </w:p>
+    <w:p>
+      <w:pPr>
+        <w:pStyle w:val="Sansinterligne"/>
+        <w:rPr>
+          <w:lang w:val="en-US"/>
+        </w:rPr>
+      </w:pPr>
+      <w:r>
+        <w:rPr>
+          <w:lang w:val="en-US"/>
+        </w:rPr>
+        <w:t>grant all privileges on db_Thanoss_</w:t>
+      </w:r>
+      <w:r>
+        <w:rPr>
+          <w:lang w:val="en-US"/>
+        </w:rPr>
+        <w:t>Pizza.</w:t>
+      </w:r>
+      <w:r>
+        <w:rPr>
+          <w:lang w:val="en-US"/>
+        </w:rPr>
+        <w:t>* to 'Administrateur';</w:t>
+      </w:r>
+    </w:p>
+    <w:p>
+      <w:pPr>
+        <w:pStyle w:val="Sansinterligne"/>
+        <w:rPr>
+          <w:lang w:val="en-US"/>
+        </w:rPr>
+      </w:pPr>
+      <w:r>
+        <w:rPr>
+          <w:lang w:val="en-US"/>
+        </w:rPr>
+        <w:t>grant grant option on db_Thanoss_</w:t>
+      </w:r>
+      <w:r>
+        <w:rPr>
+          <w:lang w:val="en-US"/>
+        </w:rPr>
+        <w:t>Pizza.</w:t>
+      </w:r>
+      <w:r>
+        <w:rPr>
+          <w:lang w:val="en-US"/>
+        </w:rPr>
+        <w:t>* to 'Administrateur';</w:t>
+      </w:r>
+    </w:p>
+    <w:p>
+      <w:pPr>
+        <w:pStyle w:val="Sansinterligne"/>
+        <w:rPr>
+          <w:lang w:val="en-US"/>
+        </w:rPr>
+      </w:pPr>
+      <w:r>
+        <w:rPr>
+          <w:lang w:val="en-US"/>
+        </w:rPr>
+        <w:t>--</w:t>
+      </w:r>
+      <w:r>
+        <w:rPr>
+          <w:lang w:val="en-US"/>
+        </w:rPr>
+        <w:t xml:space="preserve"> </w:t>
+      </w:r>
+      <w:r>
+        <w:rPr>
+          <w:lang w:val="en-US"/>
+        </w:rPr>
+        <w:t>manager</w:t>
+      </w:r>
+    </w:p>
+    <w:p>
+      <w:pPr>
+        <w:pStyle w:val="Sansinterligne"/>
+        <w:rPr>
+          <w:lang w:val="en-US"/>
+        </w:rPr>
+      </w:pPr>
+      <w:r>
+        <w:rPr>
+          <w:lang w:val="en-US"/>
+        </w:rPr>
+        <w:t xml:space="preserve">grant </w:t>
+      </w:r>
+      <w:r>
+        <w:rPr>
+          <w:lang w:val="en-US"/>
+        </w:rPr>
+        <w:t>update</w:t>
+      </w:r>
+      <w:r>
+        <w:rPr>
+          <w:lang w:val="en-US"/>
+        </w:rPr>
+        <w:t xml:space="preserve"> on </w:t>
+      </w:r>
+      <w:proofErr w:type="spellStart"/>
+      <w:r>
+        <w:rPr>
+          <w:lang w:val="en-US"/>
+        </w:rPr>
+        <w:t>db_Thanoss_Piz</w:t>
+      </w:r>
+      <w:r>
+        <w:rPr>
+          <w:lang w:val="en-US"/>
+        </w:rPr>
+        <w:t>za.t_commande</w:t>
+      </w:r>
+      <w:proofErr w:type="spellEnd"/>
+      <w:r>
+        <w:rPr>
+          <w:lang w:val="en-US"/>
+        </w:rPr>
+        <w:t xml:space="preserve"> to </w:t>
+      </w:r>
+      <w:r>
+        <w:rPr>
+          <w:lang w:val="en-US"/>
+        </w:rPr>
+        <w:t>'</w:t>
+      </w:r>
+      <w:r>
+        <w:rPr>
+          <w:lang w:val="en-US"/>
+        </w:rPr>
+        <w:t>Manager</w:t>
+      </w:r>
+      <w:r>
+        <w:rPr>
+          <w:lang w:val="en-US"/>
+        </w:rPr>
+        <w:t>'</w:t>
+      </w:r>
+      <w:r>
+        <w:rPr>
+          <w:lang w:val="en-US"/>
+        </w:rPr>
+        <w:t>;</w:t>
+      </w:r>
+    </w:p>
+    <w:p>
+      <w:pPr>
+        <w:pStyle w:val="Sansinterligne"/>
+        <w:rPr>
+          <w:lang w:val="en-US"/>
+        </w:rPr>
+      </w:pPr>
+      <w:r>
+        <w:rPr>
+          <w:lang w:val="en-US"/>
+        </w:rPr>
+        <w:t xml:space="preserve">grant </w:t>
+      </w:r>
+      <w:r>
+        <w:rPr>
+          <w:lang w:val="en-US"/>
+        </w:rPr>
+        <w:t>update</w:t>
+      </w:r>
+      <w:r>
+        <w:rPr>
+          <w:lang w:val="en-US"/>
+        </w:rPr>
+        <w:t xml:space="preserve"> on </w:t>
+      </w:r>
+      <w:proofErr w:type="spellStart"/>
+      <w:r>
+        <w:rPr>
+          <w:lang w:val="en-US"/>
+        </w:rPr>
+        <w:t>db_Thanoss_Pizza</w:t>
+      </w:r>
+      <w:r>
+        <w:rPr>
+          <w:lang w:val="en-US"/>
+        </w:rPr>
+        <w:t>.t_livraison</w:t>
+      </w:r>
+      <w:proofErr w:type="spellEnd"/>
+      <w:r>
+        <w:rPr>
+          <w:lang w:val="en-US"/>
+        </w:rPr>
+        <w:t xml:space="preserve"> to </w:t>
+      </w:r>
+      <w:r>
+        <w:rPr>
+          <w:lang w:val="en-US"/>
+        </w:rPr>
+        <w:t>'</w:t>
+      </w:r>
+      <w:r>
+        <w:rPr>
+          <w:lang w:val="en-US"/>
+        </w:rPr>
+        <w:t>Manager</w:t>
+      </w:r>
+      <w:r>
+        <w:rPr>
+          <w:lang w:val="en-US"/>
+        </w:rPr>
+        <w:t>'</w:t>
+      </w:r>
+      <w:r>
+        <w:rPr>
+          <w:lang w:val="en-US"/>
+        </w:rPr>
+        <w:t>;</w:t>
+      </w:r>
+    </w:p>
+    <w:p>
+      <w:pPr>
+        <w:pStyle w:val="Sansinterligne"/>
+        <w:rPr>
+          <w:lang w:val="en-US"/>
+        </w:rPr>
+      </w:pPr>
+      <w:r>
+        <w:rPr>
+          <w:lang w:val="en-US"/>
+        </w:rPr>
+        <w:t xml:space="preserve">grant select on </w:t>
+      </w:r>
+      <w:proofErr w:type="spellStart"/>
+      <w:r>
+        <w:rPr>
+          <w:lang w:val="en-US"/>
+        </w:rPr>
+        <w:t>db_Thanoss_Pizza</w:t>
+      </w:r>
+      <w:r>
+        <w:rPr>
+          <w:lang w:val="en-US"/>
+        </w:rPr>
+        <w:t>.t_paiement</w:t>
+      </w:r>
+      <w:proofErr w:type="spellEnd"/>
+      <w:r>
+        <w:rPr>
+          <w:lang w:val="en-US"/>
+        </w:rPr>
+        <w:t xml:space="preserve"> to </w:t>
+      </w:r>
+      <w:r>
+        <w:rPr>
+          <w:lang w:val="en-US"/>
+        </w:rPr>
+        <w:t>'</w:t>
+      </w:r>
+      <w:r>
+        <w:rPr>
+          <w:lang w:val="en-US"/>
+        </w:rPr>
+        <w:t>Manager</w:t>
+      </w:r>
+      <w:r>
+        <w:rPr>
+          <w:lang w:val="en-US"/>
+        </w:rPr>
+        <w:t>'</w:t>
+      </w:r>
+      <w:r>
+        <w:rPr>
+          <w:lang w:val="en-US"/>
+        </w:rPr>
+        <w:t>;</w:t>
+      </w:r>
+    </w:p>
+    <w:p>
+      <w:pPr>
+        <w:pStyle w:val="Sansinterligne"/>
+        <w:rPr>
+          <w:lang w:val="en-US"/>
+        </w:rPr>
+      </w:pPr>
+      <w:r>
+        <w:rPr>
+          <w:lang w:val="en-US"/>
+        </w:rPr>
+        <w:t xml:space="preserve">grant </w:t>
+      </w:r>
+      <w:r>
+        <w:rPr>
+          <w:lang w:val="en-US"/>
+        </w:rPr>
+        <w:t>update</w:t>
+      </w:r>
+      <w:r>
+        <w:rPr>
+          <w:lang w:val="en-US"/>
+        </w:rPr>
+        <w:t xml:space="preserve"> on </w:t>
+      </w:r>
+      <w:proofErr w:type="spellStart"/>
+      <w:r>
+        <w:rPr>
+          <w:lang w:val="en-US"/>
+        </w:rPr>
+        <w:t>db_Thanoss_Pizza</w:t>
+      </w:r>
+      <w:r>
+        <w:rPr>
+          <w:lang w:val="en-US"/>
+        </w:rPr>
+        <w:t>.t_produit</w:t>
+      </w:r>
+      <w:proofErr w:type="spellEnd"/>
+      <w:r>
+        <w:rPr>
+          <w:lang w:val="en-US"/>
+        </w:rPr>
+        <w:t xml:space="preserve"> to </w:t>
+      </w:r>
+      <w:r>
+        <w:rPr>
+          <w:lang w:val="en-US"/>
+        </w:rPr>
+        <w:t>'</w:t>
+      </w:r>
+      <w:r>
+        <w:rPr>
+          <w:lang w:val="en-US"/>
+        </w:rPr>
+        <w:t>Manager</w:t>
+      </w:r>
+      <w:r>
+        <w:rPr>
+          <w:lang w:val="en-US"/>
+        </w:rPr>
+        <w:t>'</w:t>
+      </w:r>
+      <w:r>
+        <w:rPr>
+          <w:lang w:val="en-US"/>
+        </w:rPr>
+        <w:t>;</w:t>
+      </w:r>
+    </w:p>
+    <w:p>
+      <w:pPr>
+        <w:pStyle w:val="Sansinterligne"/>
+        <w:rPr>
+          <w:lang w:val="en-US"/>
+        </w:rPr>
+      </w:pPr>
+      <w:r>
+        <w:rPr>
+          <w:lang w:val="en-US"/>
+        </w:rPr>
+        <w:t>--</w:t>
+      </w:r>
+      <w:r>
+        <w:rPr>
+          <w:lang w:val="en-US"/>
+        </w:rPr>
+        <w:t xml:space="preserve"> </w:t>
+      </w:r>
+      <w:r>
+        <w:rPr>
+          <w:lang w:val="en-US"/>
+        </w:rPr>
+        <w:t>pizzaiolo</w:t>
+      </w:r>
+    </w:p>
+    <w:p>
+      <w:pPr>
+        <w:pStyle w:val="Sansinterligne"/>
+        <w:rPr>
+          <w:lang w:val="en-US"/>
+        </w:rPr>
+      </w:pPr>
+      <w:r>
+        <w:rPr>
+          <w:lang w:val="en-US"/>
+        </w:rPr>
+        <w:t xml:space="preserve">grant select on </w:t>
+      </w:r>
+      <w:proofErr w:type="spellStart"/>
+      <w:r>
+        <w:rPr>
+          <w:lang w:val="en-US"/>
+        </w:rPr>
+        <w:t>db_Thanoss_Pizza</w:t>
+      </w:r>
+      <w:r>
+        <w:rPr>
+          <w:lang w:val="en-US"/>
+        </w:rPr>
+        <w:t>.t_commande</w:t>
+      </w:r>
+      <w:proofErr w:type="spellEnd"/>
+      <w:r>
+        <w:rPr>
+          <w:lang w:val="en-US"/>
+        </w:rPr>
+        <w:t xml:space="preserve"> to </w:t>
+      </w:r>
+      <w:r>
+        <w:rPr>
+          <w:lang w:val="en-US"/>
+        </w:rPr>
+        <w:t>'</w:t>
+      </w:r>
+      <w:r>
+        <w:rPr>
+          <w:lang w:val="en-US"/>
+        </w:rPr>
+        <w:t>Pizzaiolo</w:t>
+      </w:r>
+      <w:r>
+        <w:rPr>
+          <w:lang w:val="en-US"/>
+        </w:rPr>
+        <w:t>'</w:t>
+      </w:r>
+      <w:r>
+        <w:rPr>
+          <w:lang w:val="en-US"/>
+        </w:rPr>
+        <w:t>;</w:t>
+      </w:r>
+    </w:p>
+    <w:p>
+      <w:pPr>
+        <w:pStyle w:val="Sansinterligne"/>
+        <w:rPr>
+          <w:lang w:val="en-US"/>
+        </w:rPr>
+      </w:pPr>
+      <w:r>
+        <w:rPr>
+          <w:lang w:val="en-US"/>
+        </w:rPr>
+        <w:t xml:space="preserve">grant select on </w:t>
+      </w:r>
+      <w:proofErr w:type="spellStart"/>
+      <w:r>
+        <w:rPr>
+          <w:lang w:val="en-US"/>
+        </w:rPr>
+        <w:t>db_Thanoss_Pizza</w:t>
+      </w:r>
+      <w:r>
+        <w:rPr>
+          <w:lang w:val="en-US"/>
+        </w:rPr>
+        <w:t>.t_commande</w:t>
+      </w:r>
+      <w:proofErr w:type="spellEnd"/>
+      <w:r>
+        <w:rPr>
+          <w:lang w:val="en-US"/>
+        </w:rPr>
+        <w:t xml:space="preserve"> to </w:t>
+      </w:r>
+      <w:r>
+        <w:rPr>
+          <w:lang w:val="en-US"/>
+        </w:rPr>
+        <w:t>'</w:t>
+      </w:r>
+      <w:r>
+        <w:rPr>
+          <w:lang w:val="en-US"/>
+        </w:rPr>
+        <w:t>Pizzaiolo</w:t>
+      </w:r>
+      <w:r>
+        <w:rPr>
+          <w:lang w:val="en-US"/>
+        </w:rPr>
+        <w:t>'</w:t>
+      </w:r>
+      <w:r>
+        <w:rPr>
+          <w:lang w:val="en-US"/>
+        </w:rPr>
+        <w:t>;</w:t>
+      </w:r>
+    </w:p>
+    <w:p>
+      <w:pPr>
+        <w:pStyle w:val="Sansinterligne"/>
+        <w:rPr>
+          <w:lang w:val="en-US"/>
+        </w:rPr>
+      </w:pPr>
+      <w:r>
+        <w:rPr>
+          <w:lang w:val="en-US"/>
+        </w:rPr>
+        <w:t xml:space="preserve">grant </w:t>
+      </w:r>
+      <w:r>
+        <w:rPr>
+          <w:lang w:val="en-US"/>
+        </w:rPr>
+        <w:t>update</w:t>
+      </w:r>
+      <w:r>
+        <w:rPr>
+          <w:lang w:val="en-US"/>
+        </w:rPr>
+        <w:t>(</w:t>
+      </w:r>
+      <w:proofErr w:type="spellStart"/>
+      <w:r>
+        <w:rPr>
+          <w:lang w:val="en-US"/>
+        </w:rPr>
+        <w:t>statut</w:t>
+      </w:r>
+      <w:proofErr w:type="spellEnd"/>
+      <w:r>
+        <w:rPr>
+          <w:lang w:val="en-US"/>
+        </w:rPr>
+        <w:t xml:space="preserve">) on </w:t>
+      </w:r>
+      <w:proofErr w:type="spellStart"/>
+      <w:r>
+        <w:rPr>
+          <w:lang w:val="en-US"/>
+        </w:rPr>
+        <w:t>db_Thanoss_Pizza</w:t>
+      </w:r>
+      <w:r>
+        <w:rPr>
+          <w:lang w:val="en-US"/>
+        </w:rPr>
+        <w:t>.t_commande</w:t>
+      </w:r>
+      <w:proofErr w:type="spellEnd"/>
+      <w:r>
+        <w:rPr>
+          <w:lang w:val="en-US"/>
+        </w:rPr>
+        <w:t xml:space="preserve"> to </w:t>
+      </w:r>
+      <w:r>
+        <w:rPr>
+          <w:lang w:val="en-US"/>
+        </w:rPr>
+        <w:t>'</w:t>
+      </w:r>
+      <w:r>
+        <w:rPr>
+          <w:lang w:val="en-US"/>
+        </w:rPr>
+        <w:t>Pizzaiolo</w:t>
+      </w:r>
+      <w:r>
+        <w:rPr>
+          <w:lang w:val="en-US"/>
+        </w:rPr>
+        <w:t>'</w:t>
+      </w:r>
+      <w:r>
+        <w:rPr>
+          <w:lang w:val="en-US"/>
+        </w:rPr>
+        <w:t>;</w:t>
+      </w:r>
+    </w:p>
+    <w:p>
+      <w:pPr>
+        <w:pStyle w:val="Sansinterligne"/>
+        <w:rPr>
+          <w:lang w:val="en-US"/>
+        </w:rPr>
+      </w:pPr>
+      <w:r>
+        <w:rPr>
+          <w:lang w:val="en-US"/>
+        </w:rPr>
+        <w:t xml:space="preserve">-- </w:t>
+      </w:r>
+      <w:proofErr w:type="spellStart"/>
+      <w:r>
+        <w:rPr>
+          <w:lang w:val="en-US"/>
+        </w:rPr>
+        <w:t>livreur</w:t>
+      </w:r>
+      <w:proofErr w:type="spellEnd"/>
+    </w:p>
+    <w:p>
+      <w:pPr>
+        <w:pStyle w:val="Sansinterligne"/>
+        <w:rPr>
+          <w:lang w:val="en-US"/>
+        </w:rPr>
+      </w:pPr>
+      <w:r>
+        <w:rPr>
+          <w:lang w:val="en-US"/>
+        </w:rPr>
+        <w:t xml:space="preserve">grant select on </w:t>
+      </w:r>
+      <w:proofErr w:type="spellStart"/>
+      <w:r>
+        <w:rPr>
+          <w:lang w:val="en-US"/>
+        </w:rPr>
+        <w:t>db_Thanoss_Pizza</w:t>
+      </w:r>
+      <w:r>
+        <w:rPr>
+          <w:lang w:val="en-US"/>
+        </w:rPr>
+        <w:t>.t_livraison</w:t>
+      </w:r>
+      <w:proofErr w:type="spellEnd"/>
+      <w:r>
+        <w:rPr>
+          <w:lang w:val="en-US"/>
+        </w:rPr>
+        <w:t xml:space="preserve"> to </w:t>
+      </w:r>
+      <w:r>
+        <w:t>'</w:t>
+      </w:r>
+      <w:proofErr w:type="spellStart"/>
+      <w:r>
+        <w:rPr>
+          <w:lang w:val="en-US"/>
+        </w:rPr>
+        <w:t>Livreur</w:t>
+      </w:r>
+      <w:proofErr w:type="spellEnd"/>
+      <w:r>
+        <w:t>'</w:t>
+      </w:r>
+      <w:r>
+        <w:rPr>
+          <w:lang w:val="en-US"/>
+        </w:rPr>
+        <w:t>;</w:t>
+      </w:r>
+    </w:p>
+    <w:p>
+      <w:pPr>
+        <w:pStyle w:val="Sansinterligne"/>
+        <w:rPr>
+          <w:lang w:val="en-US"/>
+        </w:rPr>
+      </w:pPr>
+      <w:r>
+        <w:rPr>
+          <w:lang w:val="en-US"/>
+        </w:rPr>
+        <w:t xml:space="preserve">grant select on </w:t>
+      </w:r>
+      <w:proofErr w:type="spellStart"/>
+      <w:r>
+        <w:rPr>
+          <w:lang w:val="en-US"/>
+        </w:rPr>
+        <w:t>db_Thanoss_Pizza</w:t>
+      </w:r>
+      <w:r>
+        <w:rPr>
+          <w:lang w:val="en-US"/>
+        </w:rPr>
+        <w:t>.t_commande</w:t>
+      </w:r>
+      <w:proofErr w:type="spellEnd"/>
+      <w:r>
+        <w:rPr>
+          <w:lang w:val="en-US"/>
+        </w:rPr>
+        <w:t xml:space="preserve"> to </w:t>
+      </w:r>
+      <w:r>
+        <w:rPr>
+          <w:lang w:val="en-US"/>
+        </w:rPr>
+        <w:t>'</w:t>
+      </w:r>
+      <w:proofErr w:type="spellStart"/>
+      <w:r>
+        <w:rPr>
+          <w:lang w:val="en-US"/>
+        </w:rPr>
+        <w:t>Livreur</w:t>
+      </w:r>
+      <w:proofErr w:type="spellEnd"/>
+      <w:r>
+        <w:rPr>
+          <w:lang w:val="en-US"/>
+        </w:rPr>
+        <w:t>'</w:t>
+      </w:r>
+      <w:r>
+        <w:rPr>
+          <w:lang w:val="en-US"/>
+        </w:rPr>
+        <w:t>;</w:t>
+      </w:r>
+    </w:p>
+    <w:p>
+      <w:pPr>
+        <w:pStyle w:val="Sansinterligne"/>
+        <w:rPr>
+          <w:lang w:val="en-US"/>
+        </w:rPr>
+      </w:pPr>
+      <w:r>
+        <w:rPr>
+          <w:lang w:val="en-US"/>
+        </w:rPr>
+        <w:lastRenderedPageBreak/>
+        <w:t xml:space="preserve">grant </w:t>
+      </w:r>
+      <w:r>
+        <w:rPr>
+          <w:lang w:val="en-US"/>
+        </w:rPr>
+        <w:t>update</w:t>
+      </w:r>
+      <w:r>
+        <w:rPr>
+          <w:lang w:val="en-US"/>
+        </w:rPr>
+        <w:t>(</w:t>
+      </w:r>
+      <w:proofErr w:type="spellStart"/>
+      <w:r>
+        <w:rPr>
+          <w:lang w:val="en-US"/>
+        </w:rPr>
+        <w:t>statut</w:t>
+      </w:r>
+      <w:proofErr w:type="spellEnd"/>
+      <w:r>
+        <w:rPr>
+          <w:lang w:val="en-US"/>
+        </w:rPr>
+        <w:t xml:space="preserve">) on </w:t>
+      </w:r>
+      <w:proofErr w:type="spellStart"/>
+      <w:r>
+        <w:rPr>
+          <w:lang w:val="en-US"/>
+        </w:rPr>
+        <w:t>db_Thanoss_Pizza</w:t>
+      </w:r>
+      <w:r>
+        <w:rPr>
+          <w:lang w:val="en-US"/>
+        </w:rPr>
+        <w:t>.t_livraison</w:t>
+      </w:r>
+      <w:proofErr w:type="spellEnd"/>
+      <w:r>
+        <w:rPr>
+          <w:lang w:val="en-US"/>
+        </w:rPr>
+        <w:t xml:space="preserve"> to </w:t>
+      </w:r>
+      <w:r>
+        <w:rPr>
+          <w:lang w:val="en-US"/>
+        </w:rPr>
+        <w:t>'</w:t>
+      </w:r>
+      <w:proofErr w:type="spellStart"/>
+      <w:r>
+        <w:rPr>
+          <w:lang w:val="en-US"/>
+        </w:rPr>
+        <w:t>Livreur</w:t>
+      </w:r>
+      <w:proofErr w:type="spellEnd"/>
+      <w:r>
+        <w:rPr>
+          <w:lang w:val="en-US"/>
+        </w:rPr>
+        <w:t>'</w:t>
+      </w:r>
+      <w:r>
+        <w:rPr>
+          <w:lang w:val="en-US"/>
+        </w:rPr>
+        <w:t>;</w:t>
+      </w:r>
+    </w:p>
+    <w:p>
+      <w:pPr>
+        <w:pStyle w:val="Sansinterligne"/>
+      </w:pPr>
+      <w:r>
+        <w:t>-- agent de caisse</w:t>
+      </w:r>
+    </w:p>
+    <w:p>
+      <w:pPr>
+        <w:pStyle w:val="Sansinterligne"/>
+      </w:pPr>
+      <w:proofErr w:type="spellStart"/>
+      <w:r>
+        <w:t>grant</w:t>
+      </w:r>
+      <w:proofErr w:type="spellEnd"/>
+      <w:r>
+        <w:t xml:space="preserve"> select on </w:t>
+      </w:r>
+      <w:proofErr w:type="spellStart"/>
+      <w:r>
+        <w:t>db_Thanoss_Pizza.t_paiement</w:t>
+      </w:r>
+      <w:proofErr w:type="spellEnd"/>
+      <w:r>
+        <w:t xml:space="preserve"> to </w:t>
+      </w:r>
+      <w:r>
+        <w:t>'Agent de caisse'</w:t>
+      </w:r>
+      <w:r>
+        <w:t>;</w:t>
+      </w:r>
+    </w:p>
+    <w:p>
+      <w:pPr>
+        <w:pStyle w:val="Sansinterligne"/>
+      </w:pPr>
+      <w:proofErr w:type="spellStart"/>
+      <w:r>
+        <w:t>grant</w:t>
+      </w:r>
+      <w:proofErr w:type="spellEnd"/>
+      <w:r>
+        <w:t xml:space="preserve"> insert on </w:t>
+      </w:r>
+      <w:proofErr w:type="spellStart"/>
+      <w:r>
+        <w:t>db_Thanoss_Pizza</w:t>
+      </w:r>
+      <w:r>
+        <w:t>.t_paiement</w:t>
+      </w:r>
+      <w:proofErr w:type="spellEnd"/>
+      <w:r>
+        <w:t xml:space="preserve"> to </w:t>
+      </w:r>
+      <w:r>
+        <w:t>'Agent de caisse'</w:t>
+      </w:r>
+      <w:r>
+        <w:t> ;</w:t>
+      </w:r>
+    </w:p>
+    <w:p>
+      <w:pPr>
+        <w:pStyle w:val="Sansinterligne"/>
+        <w:rPr>
+          <w:lang w:val="en-US"/>
+        </w:rPr>
+      </w:pPr>
+      <w:r>
+        <w:rPr>
+          <w:lang w:val="en-US"/>
+        </w:rPr>
+        <w:t xml:space="preserve">grant select on </w:t>
+      </w:r>
+      <w:proofErr w:type="spellStart"/>
+      <w:r>
+        <w:rPr>
+          <w:lang w:val="en-US"/>
+        </w:rPr>
+        <w:t>db_Thanoss_Pizza</w:t>
+      </w:r>
+      <w:r>
+        <w:rPr>
+          <w:lang w:val="en-US"/>
+        </w:rPr>
+        <w:t>.t_commande</w:t>
+      </w:r>
+      <w:proofErr w:type="spellEnd"/>
+      <w:r>
+        <w:rPr>
+          <w:lang w:val="en-US"/>
+        </w:rPr>
+        <w:t xml:space="preserve"> to </w:t>
+      </w:r>
+      <w:r>
+        <w:rPr>
+          <w:lang w:val="en-US"/>
+        </w:rPr>
+        <w:t xml:space="preserve">'Agent de </w:t>
+      </w:r>
+      <w:proofErr w:type="spellStart"/>
+      <w:r>
+        <w:rPr>
+          <w:lang w:val="en-US"/>
+        </w:rPr>
+        <w:t>caisse</w:t>
+      </w:r>
+      <w:proofErr w:type="spellEnd"/>
+      <w:r>
+        <w:rPr>
+          <w:lang w:val="en-US"/>
+        </w:rPr>
+        <w:t>'</w:t>
+      </w:r>
+      <w:r>
+        <w:rPr>
+          <w:lang w:val="en-US"/>
+        </w:rPr>
+        <w:t> ;</w:t>
+      </w:r>
+    </w:p>
+    <w:p>
+      <w:pPr>
+        <w:pStyle w:val="Sansinterligne"/>
+        <w:rPr>
+          <w:lang w:val="en-US"/>
+        </w:rPr>
+      </w:pPr>
+      <w:r>
+        <w:rPr>
+          <w:lang w:val="en-US"/>
+        </w:rPr>
+        <w:t xml:space="preserve">-- </w:t>
+      </w:r>
+      <w:proofErr w:type="spellStart"/>
+      <w:r>
+        <w:rPr>
+          <w:lang w:val="en-US"/>
+        </w:rPr>
+        <w:t>analyste</w:t>
+      </w:r>
+      <w:proofErr w:type="spellEnd"/>
+    </w:p>
+    <w:p>
+      <w:pPr>
+        <w:rPr>
+          <w:lang w:val="en-US"/>
+        </w:rPr>
+      </w:pPr>
+      <w:r>
+        <w:rPr>
+          <w:lang w:val="en-US"/>
+        </w:rPr>
+        <w:t xml:space="preserve">grant select on </w:t>
+      </w:r>
+      <w:r>
+        <w:rPr>
+          <w:lang w:val="en-US"/>
+        </w:rPr>
+        <w:t>db_Thanoss_Pizza</w:t>
+      </w:r>
+      <w:r>
+        <w:rPr>
+          <w:lang w:val="en-US"/>
+        </w:rPr>
+        <w:t xml:space="preserve">.* to </w:t>
+      </w:r>
+      <w:r>
+        <w:rPr>
+          <w:lang w:val="en-US"/>
+        </w:rPr>
+        <w:t>'</w:t>
+      </w:r>
+      <w:proofErr w:type="spellStart"/>
+      <w:r>
+        <w:rPr>
+          <w:lang w:val="en-US"/>
+        </w:rPr>
+        <w:t>Analyste</w:t>
+      </w:r>
+      <w:proofErr w:type="spellEnd"/>
+      <w:r>
+        <w:rPr>
+          <w:lang w:val="en-US"/>
+        </w:rPr>
+        <w:t>'</w:t>
+      </w:r>
+      <w:r>
+        <w:rPr>
+          <w:lang w:val="en-US"/>
+        </w:rPr>
+        <w:t>;</w:t>
+      </w:r>
+    </w:p>
+    <w:p>
+      <w:pPr>
+        <w:pStyle w:val="Titre3"/>
+        <w:numPr>
+          <w:ilvl w:val="0"/>
+          <w:numId w:val="9"/>
+        </w:numPr>
+      </w:pPr>
+      <w:r>
+        <w:t>Vérifier les privilèges des r</w:t>
+      </w:r>
+      <w:r>
+        <w:t>ôles</w:t>
+      </w:r>
+    </w:p>
+    <w:p>
+      <w:pPr>
+        <w:pStyle w:val="Sansinterligne"/>
+      </w:pPr>
+      <w:r>
+        <w:t>Avant d’attribuer les rôles aux utilisateurs, il est vital de vérifier les privilèges de chaque rôle. Ainsi nous allons utiliser cette commande :</w:t>
+      </w:r>
+    </w:p>
+    <w:p>
+      <w:pPr>
+        <w:pStyle w:val="Sansinterligne"/>
+      </w:pPr>
+      <w:r>
+        <w:t xml:space="preserve">SHOW GRANTS FOR </w:t>
+      </w:r>
+      <w:r>
+        <w:t>‘</w:t>
+      </w:r>
+      <w:proofErr w:type="spellStart"/>
+      <w:r>
+        <w:t>role</w:t>
+      </w:r>
+      <w:proofErr w:type="spellEnd"/>
+      <w:r>
+        <w:t>’</w:t>
+      </w:r>
+      <w:r>
+        <w:t>;</w:t>
+      </w:r>
+    </w:p>
+    <w:p>
+      <w:pPr>
+        <w:pStyle w:val="Sansinterligne"/>
+      </w:pPr>
+      <w:r>
+        <w:t>Où nous remplacerons ‘</w:t>
+      </w:r>
+      <w:proofErr w:type="spellStart"/>
+      <w:r>
+        <w:t>role</w:t>
+      </w:r>
+      <w:proofErr w:type="spellEnd"/>
+      <w:r>
+        <w:t>’ par le véritable nom du rôle</w:t>
+      </w:r>
+      <w:r>
+        <w:t>.</w:t>
+      </w:r>
+      <w:r>
+        <w:t xml:space="preserve"> </w:t>
+      </w:r>
+      <w:r>
+        <w:t xml:space="preserve">Voici les commandes à entrer et en </w:t>
+      </w:r>
+      <w:proofErr w:type="spellStart"/>
+      <w:r>
+        <w:t>screenshot</w:t>
+      </w:r>
+      <w:proofErr w:type="spellEnd"/>
+      <w:r>
+        <w:t>, les résultats attendus.</w:t>
+      </w:r>
+    </w:p>
+    <w:p>
+      <w:pPr>
+        <w:pStyle w:val="Sansinterligne"/>
+        <w:rPr>
+          <w:lang w:val="en-US"/>
+        </w:rPr>
+      </w:pPr>
+      <w:r>
+        <w:rPr>
+          <w:lang w:val="en-US"/>
+        </w:rPr>
+        <w:t>--</w:t>
+      </w:r>
+      <w:r>
+        <w:rPr>
+          <w:lang w:val="en-US"/>
+        </w:rPr>
+        <w:t xml:space="preserve"> administrateur</w:t>
+      </w:r>
+      <w:r>
+        <w:rPr>
+          <w:lang w:val="en-US"/>
+        </w:rPr>
+        <w:br/>
+      </w:r>
+      <w:r>
+        <w:rPr>
+          <w:lang w:val="en-US"/>
+        </w:rPr>
+        <w:t>SHOW GRANTS FOR 'Administrateur';</w:t>
+      </w:r>
+    </w:p>
+    <w:p>
+      <w:pPr>
+        <w:pStyle w:val="Sansinterligne"/>
+        <w:rPr>
+          <w:lang w:val="en-US"/>
+        </w:rPr>
+      </w:pPr>
+      <w:r>
+        <w:rPr>
+          <w:lang w:val="en-US"/>
+        </w:rPr>
+        <w:t>--</w:t>
+      </w:r>
+      <w:r>
+        <w:rPr>
+          <w:lang w:val="en-US"/>
+        </w:rPr>
+        <w:t xml:space="preserve"> </w:t>
+      </w:r>
+      <w:r>
+        <w:rPr>
+          <w:lang w:val="en-US"/>
+        </w:rPr>
+        <w:t>manager</w:t>
+      </w:r>
+      <w:r>
+        <w:rPr>
+          <w:lang w:val="en-US"/>
+        </w:rPr>
+        <w:br/>
+        <w:t>SHOW GRANTS FOR '</w:t>
+      </w:r>
+      <w:r>
+        <w:rPr>
+          <w:lang w:val="en-US"/>
+        </w:rPr>
+        <w:t>Manager</w:t>
+      </w:r>
+      <w:r>
+        <w:rPr>
+          <w:lang w:val="en-US"/>
+        </w:rPr>
+        <w:t>';</w:t>
+      </w:r>
+    </w:p>
+    <w:p>
+      <w:pPr>
+        <w:pStyle w:val="Sansinterligne"/>
+        <w:rPr>
+          <w:lang w:val="en-US"/>
+        </w:rPr>
+      </w:pPr>
+      <w:r>
+        <w:rPr>
+          <w:lang w:val="en-US"/>
+        </w:rPr>
+        <w:t>--</w:t>
+      </w:r>
+      <w:r>
+        <w:rPr>
+          <w:lang w:val="en-US"/>
+        </w:rPr>
+        <w:t xml:space="preserve"> </w:t>
+      </w:r>
+      <w:r>
+        <w:rPr>
+          <w:lang w:val="en-US"/>
+        </w:rPr>
+        <w:t>pizzaiolo</w:t>
+      </w:r>
+      <w:r>
+        <w:rPr>
+          <w:lang w:val="en-US"/>
+        </w:rPr>
+        <w:br/>
+        <w:t>SHOW GRANTS FOR '</w:t>
+      </w:r>
+      <w:r>
+        <w:rPr>
+          <w:lang w:val="en-US"/>
+        </w:rPr>
+        <w:t>Pizzaiolo</w:t>
+      </w:r>
+      <w:r>
+        <w:rPr>
+          <w:lang w:val="en-US"/>
+        </w:rPr>
+        <w:t>';</w:t>
+      </w:r>
+    </w:p>
+    <w:p>
+      <w:pPr>
+        <w:pStyle w:val="Sansinterligne"/>
+        <w:rPr>
+          <w:lang w:val="en-US"/>
+        </w:rPr>
+      </w:pPr>
+      <w:r>
+        <w:rPr>
+          <w:lang w:val="en-US"/>
+        </w:rPr>
+        <w:t>--</w:t>
+      </w:r>
+      <w:r>
+        <w:rPr>
+          <w:lang w:val="en-US"/>
+        </w:rPr>
+        <w:t xml:space="preserve"> </w:t>
+      </w:r>
+      <w:proofErr w:type="spellStart"/>
+      <w:r>
+        <w:rPr>
+          <w:lang w:val="en-US"/>
+        </w:rPr>
+        <w:t>livreur</w:t>
+      </w:r>
+      <w:proofErr w:type="spellEnd"/>
+      <w:r>
+        <w:rPr>
+          <w:lang w:val="en-US"/>
+        </w:rPr>
+        <w:br/>
+        <w:t>SHOW GRANTS FOR '</w:t>
+      </w:r>
+      <w:proofErr w:type="spellStart"/>
+      <w:r>
+        <w:rPr>
+          <w:lang w:val="en-US"/>
+        </w:rPr>
+        <w:t>Livreur</w:t>
+      </w:r>
+      <w:proofErr w:type="spellEnd"/>
+      <w:r>
+        <w:rPr>
+          <w:lang w:val="en-US"/>
+        </w:rPr>
+        <w:t>';</w:t>
+      </w:r>
+    </w:p>
+    <w:p>
+      <w:pPr>
+        <w:pStyle w:val="Sansinterligne"/>
+      </w:pPr>
+      <w:r>
+        <w:t xml:space="preserve">-- </w:t>
+      </w:r>
+      <w:r>
+        <w:t>agent de caisse</w:t>
+      </w:r>
+      <w:r>
+        <w:br/>
+        <w:t>SHOW GRANTS FOR 'A</w:t>
+      </w:r>
+      <w:r>
+        <w:t>gent de caisse</w:t>
+      </w:r>
+      <w:r>
+        <w:t>';</w:t>
+      </w:r>
+    </w:p>
+    <w:p>
+      <w:pPr>
+        <w:pStyle w:val="Sansinterligne"/>
+        <w:rPr>
+          <w:lang w:val="en-US"/>
+        </w:rPr>
+      </w:pPr>
+      <w:r>
+        <w:rPr>
+          <w:lang w:val="en-US"/>
+        </w:rPr>
+        <w:t>--</w:t>
+      </w:r>
+      <w:r>
+        <w:rPr>
+          <w:lang w:val="en-US"/>
+        </w:rPr>
+        <w:t xml:space="preserve"> </w:t>
+      </w:r>
+      <w:proofErr w:type="spellStart"/>
+      <w:r>
+        <w:rPr>
+          <w:lang w:val="en-US"/>
+        </w:rPr>
+        <w:t>analyste</w:t>
+      </w:r>
+      <w:proofErr w:type="spellEnd"/>
+      <w:r>
+        <w:rPr>
+          <w:lang w:val="en-US"/>
+        </w:rPr>
+        <w:br/>
+        <w:t>SHOW GRANTS FOR '</w:t>
+      </w:r>
+      <w:proofErr w:type="spellStart"/>
+      <w:r>
+        <w:rPr>
+          <w:lang w:val="en-US"/>
+        </w:rPr>
+        <w:t>Analyste</w:t>
+      </w:r>
+      <w:proofErr w:type="spellEnd"/>
+      <w:r>
+        <w:rPr>
+          <w:lang w:val="en-US"/>
+        </w:rPr>
+        <w:t>';</w:t>
+      </w:r>
+    </w:p>
+    <w:p>
+      <w:pPr>
+        <w:pStyle w:val="Sansinterligne"/>
+        <w:rPr>
+          <w:lang w:val="en-US"/>
+        </w:rPr>
+      </w:pPr>
+    </w:p>
+    <w:p>
+      <w:pPr>
+        <w:pStyle w:val="Sansinterligne"/>
+        <w:rPr>
+          <w:lang w:val="en-US"/>
+        </w:rPr>
+      </w:pPr>
+      <w:r>
+        <w:rPr>
+          <w:lang w:val="en-US"/>
+        </w:rPr>
+        <w:lastRenderedPageBreak/>
+        <w:drawing>
+          <wp:inline distT="0" distB="0" distL="0" distR="0" wp14:anchorId="5F6603E5" wp14:editId="2E752A55">
+            <wp:extent cx="5760720" cy="8074660"/>
+            <wp:effectExtent l="0" t="0" r="0" b="2540"/>
+            <wp:docPr id="843445525" name="Image 1"/>
+            <wp:cNvGraphicFramePr>
+              <a:graphicFrameLocks xmlns:a="http://schemas.openxmlformats.org/drawingml/2006/main" noChangeAspect="1"/>
+            </wp:cNvGraphicFramePr>
+            <a:graphic xmlns:a="http://schemas.openxmlformats.org/drawingml/2006/main">
+              <a:graphicData uri="http://schemas.openxmlformats.org/drawingml/2006/picture">
+                <pic:pic xmlns:pic="http://schemas.openxmlformats.org/drawingml/2006/picture">
+                  <pic:nvPicPr>
+                    <pic:cNvPr id="843445525" name=""/>
+                    <pic:cNvPicPr/>
+                  </pic:nvPicPr>
+                  <pic:blipFill>
+                    <a:blip r:embed="rId8"/>
+                    <a:stretch>
+                      <a:fillRect/>
+                    </a:stretch>
+                  </pic:blipFill>
+                  <pic:spPr>
+                    <a:xfrm>
+                      <a:off x="0" y="0"/>
+                      <a:ext cx="5760720" cy="8074660"/>
+                    </a:xfrm>
+                    <a:prstGeom prst="rect">
+                      <a:avLst/>
+                    </a:prstGeom>
+                  </pic:spPr>
+                </pic:pic>
+              </a:graphicData>
+            </a:graphic>
+          </wp:inline>
+        </w:drawing>
+      </w:r>
+    </w:p>
+    <w:p>
+      <w:pPr>
+        <w:pStyle w:val="Titre2"/>
+      </w:pPr>
       <w:bookmarkStart w:id="4" w:name="_Toc210392961"/>
       <w:r>
+        <w:lastRenderedPageBreak/>
         <w:t>Conclusion</w:t>
       </w:r>
       <w:bookmarkEnd w:id="4"/>
@@ -2312,8 +4224,8 @@
       <w:bookmarkEnd w:id="6"/>
     </w:p>
     <w:sectPr>
-      <w:headerReference w:type="default" r:id="rId8"/>
-      <w:footerReference w:type="default" r:id="rId9"/>
+      <w:headerReference w:type="default" r:id="rId9"/>
+      <w:footerReference w:type="default" r:id="rId10"/>
       <w:pgSz w:w="11906" w:h="16838"/>
       <w:pgMar w:top="1417" w:right="1417" w:bottom="1417" w:left="1417" w:header="708" w:footer="708" w:gutter="0"/>
       <w:cols w:space="708"/>
@@ -2765,6 +4677,95 @@
     </w:lvl>
   </w:abstractNum>
   <w:abstractNum w:abstractNumId="1" w15:restartNumberingAfterBreak="0">
+    <w:nsid w:val="42A04763"/>
+    <w:multiLevelType w:val="hybridMultilevel"/>
+    <w:tmpl w:val="D48A66F4"/>
+    <w:lvl w:ilvl="0" w:tplc="100C000F">
+      <w:start w:val="1"/>
+      <w:numFmt w:val="decimal"/>
+      <w:lvlText w:val="%1."/>
+      <w:lvlJc w:val="left"/>
+      <w:pPr>
+        <w:ind w:left="720" w:hanging="360"/>
+      </w:pPr>
+      <w:rPr>
+        <w:rFonts w:hint="default"/>
+      </w:rPr>
+    </w:lvl>
+    <w:lvl w:ilvl="1" w:tplc="100C0019" w:tentative="1">
+      <w:start w:val="1"/>
+      <w:numFmt w:val="lowerLetter"/>
+      <w:lvlText w:val="%2."/>
+      <w:lvlJc w:val="left"/>
+      <w:pPr>
+        <w:ind w:left="1440" w:hanging="360"/>
+      </w:pPr>
+    </w:lvl>
+    <w:lvl w:ilvl="2" w:tplc="100C001B" w:tentative="1">
+      <w:start w:val="1"/>
+      <w:numFmt w:val="lowerRoman"/>
+      <w:lvlText w:val="%3."/>
+      <w:lvlJc w:val="right"/>
+      <w:pPr>
+        <w:ind w:left="2160" w:hanging="180"/>
+      </w:pPr>
+    </w:lvl>
+    <w:lvl w:ilvl="3" w:tplc="100C000F" w:tentative="1">
+      <w:start w:val="1"/>
+      <w:numFmt w:val="decimal"/>
+      <w:lvlText w:val="%4."/>
+      <w:lvlJc w:val="left"/>
+      <w:pPr>
+        <w:ind w:left="2880" w:hanging="360"/>
+      </w:pPr>
+    </w:lvl>
+    <w:lvl w:ilvl="4" w:tplc="100C0019" w:tentative="1">
+      <w:start w:val="1"/>
+      <w:numFmt w:val="lowerLetter"/>
+      <w:lvlText w:val="%5."/>
+      <w:lvlJc w:val="left"/>
+      <w:pPr>
+        <w:ind w:left="3600" w:hanging="360"/>
+      </w:pPr>
+    </w:lvl>
+    <w:lvl w:ilvl="5" w:tplc="100C001B" w:tentative="1">
+      <w:start w:val="1"/>
+      <w:numFmt w:val="lowerRoman"/>
+      <w:lvlText w:val="%6."/>
+      <w:lvlJc w:val="right"/>
+      <w:pPr>
+        <w:ind w:left="4320" w:hanging="180"/>
+      </w:pPr>
+    </w:lvl>
+    <w:lvl w:ilvl="6" w:tplc="100C000F" w:tentative="1">
+      <w:start w:val="1"/>
+      <w:numFmt w:val="decimal"/>
+      <w:lvlText w:val="%7."/>
+      <w:lvlJc w:val="left"/>
+      <w:pPr>
+        <w:ind w:left="5040" w:hanging="360"/>
+      </w:pPr>
+    </w:lvl>
+    <w:lvl w:ilvl="7" w:tplc="100C0019" w:tentative="1">
+      <w:start w:val="1"/>
+      <w:numFmt w:val="lowerLetter"/>
+      <w:lvlText w:val="%8."/>
+      <w:lvlJc w:val="left"/>
+      <w:pPr>
+        <w:ind w:left="5760" w:hanging="360"/>
+      </w:pPr>
+    </w:lvl>
+    <w:lvl w:ilvl="8" w:tplc="100C001B" w:tentative="1">
+      <w:start w:val="1"/>
+      <w:numFmt w:val="lowerRoman"/>
+      <w:lvlText w:val="%9."/>
+      <w:lvlJc w:val="right"/>
+      <w:pPr>
+        <w:ind w:left="6480" w:hanging="180"/>
+      </w:pPr>
+    </w:lvl>
+  </w:abstractNum>
+  <w:abstractNum w:abstractNumId="2" w15:restartNumberingAfterBreak="0">
     <w:nsid w:val="55894058"/>
     <w:multiLevelType w:val="hybridMultilevel"/>
     <w:tmpl w:val="BED6D18E"/>
@@ -2877,7 +4878,7 @@
       </w:rPr>
     </w:lvl>
   </w:abstractNum>
-  <w:abstractNum w:abstractNumId="2" w15:restartNumberingAfterBreak="0">
+  <w:abstractNum w:abstractNumId="3" w15:restartNumberingAfterBreak="0">
     <w:nsid w:val="5CA43A5A"/>
     <w:multiLevelType w:val="hybridMultilevel"/>
     <w:tmpl w:val="C924F67C"/>
@@ -2990,7 +4991,7 @@
       </w:rPr>
     </w:lvl>
   </w:abstractNum>
-  <w:abstractNum w:abstractNumId="3" w15:restartNumberingAfterBreak="0">
+  <w:abstractNum w:abstractNumId="4" w15:restartNumberingAfterBreak="0">
     <w:nsid w:val="68217A16"/>
     <w:multiLevelType w:val="hybridMultilevel"/>
     <w:tmpl w:val="D8F00BE8"/>
@@ -3103,7 +5104,96 @@
       </w:rPr>
     </w:lvl>
   </w:abstractNum>
-  <w:abstractNum w:abstractNumId="4" w15:restartNumberingAfterBreak="0">
+  <w:abstractNum w:abstractNumId="5" w15:restartNumberingAfterBreak="0">
+    <w:nsid w:val="6D5C266A"/>
+    <w:multiLevelType w:val="hybridMultilevel"/>
+    <w:tmpl w:val="3AC29C9E"/>
+    <w:lvl w:ilvl="0" w:tplc="100C000F">
+      <w:start w:val="1"/>
+      <w:numFmt w:val="decimal"/>
+      <w:lvlText w:val="%1."/>
+      <w:lvlJc w:val="left"/>
+      <w:pPr>
+        <w:ind w:left="720" w:hanging="360"/>
+      </w:pPr>
+      <w:rPr>
+        <w:rFonts w:hint="default"/>
+      </w:rPr>
+    </w:lvl>
+    <w:lvl w:ilvl="1" w:tplc="100C0019" w:tentative="1">
+      <w:start w:val="1"/>
+      <w:numFmt w:val="lowerLetter"/>
+      <w:lvlText w:val="%2."/>
+      <w:lvlJc w:val="left"/>
+      <w:pPr>
+        <w:ind w:left="1440" w:hanging="360"/>
+      </w:pPr>
+    </w:lvl>
+    <w:lvl w:ilvl="2" w:tplc="100C001B" w:tentative="1">
+      <w:start w:val="1"/>
+      <w:numFmt w:val="lowerRoman"/>
+      <w:lvlText w:val="%3."/>
+      <w:lvlJc w:val="right"/>
+      <w:pPr>
+        <w:ind w:left="2160" w:hanging="180"/>
+      </w:pPr>
+    </w:lvl>
+    <w:lvl w:ilvl="3" w:tplc="100C000F" w:tentative="1">
+      <w:start w:val="1"/>
+      <w:numFmt w:val="decimal"/>
+      <w:lvlText w:val="%4."/>
+      <w:lvlJc w:val="left"/>
+      <w:pPr>
+        <w:ind w:left="2880" w:hanging="360"/>
+      </w:pPr>
+    </w:lvl>
+    <w:lvl w:ilvl="4" w:tplc="100C0019" w:tentative="1">
+      <w:start w:val="1"/>
+      <w:numFmt w:val="lowerLetter"/>
+      <w:lvlText w:val="%5."/>
+      <w:lvlJc w:val="left"/>
+      <w:pPr>
+        <w:ind w:left="3600" w:hanging="360"/>
+      </w:pPr>
+    </w:lvl>
+    <w:lvl w:ilvl="5" w:tplc="100C001B" w:tentative="1">
+      <w:start w:val="1"/>
+      <w:numFmt w:val="lowerRoman"/>
+      <w:lvlText w:val="%6."/>
+      <w:lvlJc w:val="right"/>
+      <w:pPr>
+        <w:ind w:left="4320" w:hanging="180"/>
+      </w:pPr>
+    </w:lvl>
+    <w:lvl w:ilvl="6" w:tplc="100C000F" w:tentative="1">
+      <w:start w:val="1"/>
+      <w:numFmt w:val="decimal"/>
+      <w:lvlText w:val="%7."/>
+      <w:lvlJc w:val="left"/>
+      <w:pPr>
+        <w:ind w:left="5040" w:hanging="360"/>
+      </w:pPr>
+    </w:lvl>
+    <w:lvl w:ilvl="7" w:tplc="100C0019" w:tentative="1">
+      <w:start w:val="1"/>
+      <w:numFmt w:val="lowerLetter"/>
+      <w:lvlText w:val="%8."/>
+      <w:lvlJc w:val="left"/>
+      <w:pPr>
+        <w:ind w:left="5760" w:hanging="360"/>
+      </w:pPr>
+    </w:lvl>
+    <w:lvl w:ilvl="8" w:tplc="100C001B" w:tentative="1">
+      <w:start w:val="1"/>
+      <w:numFmt w:val="lowerRoman"/>
+      <w:lvlText w:val="%9."/>
+      <w:lvlJc w:val="right"/>
+      <w:pPr>
+        <w:ind w:left="6480" w:hanging="180"/>
+      </w:pPr>
+    </w:lvl>
+  </w:abstractNum>
+  <w:abstractNum w:abstractNumId="6" w15:restartNumberingAfterBreak="0">
     <w:nsid w:val="70AC432E"/>
     <w:multiLevelType w:val="hybridMultilevel"/>
     <w:tmpl w:val="88AE25EE"/>
@@ -3192,7 +5282,96 @@
       </w:pPr>
     </w:lvl>
   </w:abstractNum>
-  <w:abstractNum w:abstractNumId="5" w15:restartNumberingAfterBreak="0">
+  <w:abstractNum w:abstractNumId="7" w15:restartNumberingAfterBreak="0">
+    <w:nsid w:val="74CC0C2D"/>
+    <w:multiLevelType w:val="hybridMultilevel"/>
+    <w:tmpl w:val="0D3C10E0"/>
+    <w:lvl w:ilvl="0" w:tplc="100C000F">
+      <w:start w:val="1"/>
+      <w:numFmt w:val="decimal"/>
+      <w:lvlText w:val="%1."/>
+      <w:lvlJc w:val="left"/>
+      <w:pPr>
+        <w:ind w:left="720" w:hanging="360"/>
+      </w:pPr>
+      <w:rPr>
+        <w:rFonts w:hint="default"/>
+      </w:rPr>
+    </w:lvl>
+    <w:lvl w:ilvl="1" w:tplc="100C0019" w:tentative="1">
+      <w:start w:val="1"/>
+      <w:numFmt w:val="lowerLetter"/>
+      <w:lvlText w:val="%2."/>
+      <w:lvlJc w:val="left"/>
+      <w:pPr>
+        <w:ind w:left="1440" w:hanging="360"/>
+      </w:pPr>
+    </w:lvl>
+    <w:lvl w:ilvl="2" w:tplc="100C001B" w:tentative="1">
+      <w:start w:val="1"/>
+      <w:numFmt w:val="lowerRoman"/>
+      <w:lvlText w:val="%3."/>
+      <w:lvlJc w:val="right"/>
+      <w:pPr>
+        <w:ind w:left="2160" w:hanging="180"/>
+      </w:pPr>
+    </w:lvl>
+    <w:lvl w:ilvl="3" w:tplc="100C000F" w:tentative="1">
+      <w:start w:val="1"/>
+      <w:numFmt w:val="decimal"/>
+      <w:lvlText w:val="%4."/>
+      <w:lvlJc w:val="left"/>
+      <w:pPr>
+        <w:ind w:left="2880" w:hanging="360"/>
+      </w:pPr>
+    </w:lvl>
+    <w:lvl w:ilvl="4" w:tplc="100C0019" w:tentative="1">
+      <w:start w:val="1"/>
+      <w:numFmt w:val="lowerLetter"/>
+      <w:lvlText w:val="%5."/>
+      <w:lvlJc w:val="left"/>
+      <w:pPr>
+        <w:ind w:left="3600" w:hanging="360"/>
+      </w:pPr>
+    </w:lvl>
+    <w:lvl w:ilvl="5" w:tplc="100C001B" w:tentative="1">
+      <w:start w:val="1"/>
+      <w:numFmt w:val="lowerRoman"/>
+      <w:lvlText w:val="%6."/>
+      <w:lvlJc w:val="right"/>
+      <w:pPr>
+        <w:ind w:left="4320" w:hanging="180"/>
+      </w:pPr>
+    </w:lvl>
+    <w:lvl w:ilvl="6" w:tplc="100C000F" w:tentative="1">
+      <w:start w:val="1"/>
+      <w:numFmt w:val="decimal"/>
+      <w:lvlText w:val="%7."/>
+      <w:lvlJc w:val="left"/>
+      <w:pPr>
+        <w:ind w:left="5040" w:hanging="360"/>
+      </w:pPr>
+    </w:lvl>
+    <w:lvl w:ilvl="7" w:tplc="100C0019" w:tentative="1">
+      <w:start w:val="1"/>
+      <w:numFmt w:val="lowerLetter"/>
+      <w:lvlText w:val="%8."/>
+      <w:lvlJc w:val="left"/>
+      <w:pPr>
+        <w:ind w:left="5760" w:hanging="360"/>
+      </w:pPr>
+    </w:lvl>
+    <w:lvl w:ilvl="8" w:tplc="100C001B" w:tentative="1">
+      <w:start w:val="1"/>
+      <w:numFmt w:val="lowerRoman"/>
+      <w:lvlText w:val="%9."/>
+      <w:lvlJc w:val="right"/>
+      <w:pPr>
+        <w:ind w:left="6480" w:hanging="180"/>
+      </w:pPr>
+    </w:lvl>
+  </w:abstractNum>
+  <w:abstractNum w:abstractNumId="8" w15:restartNumberingAfterBreak="0">
     <w:nsid w:val="799C30BC"/>
     <w:multiLevelType w:val="hybridMultilevel"/>
     <w:tmpl w:val="8D80DFB0"/>
@@ -3282,22 +5461,31 @@
     </w:lvl>
   </w:abstractNum>
   <w:num w:numId="1" w16cid:durableId="1932200371">
-    <w:abstractNumId w:val="5"/>
+    <w:abstractNumId w:val="8"/>
   </w:num>
   <w:num w:numId="2" w16cid:durableId="1384259163">
-    <w:abstractNumId w:val="4"/>
+    <w:abstractNumId w:val="6"/>
   </w:num>
   <w:num w:numId="3" w16cid:durableId="309990493">
     <w:abstractNumId w:val="0"/>
   </w:num>
   <w:num w:numId="4" w16cid:durableId="817889362">
+    <w:abstractNumId w:val="3"/>
+  </w:num>
+  <w:num w:numId="5" w16cid:durableId="306323428">
     <w:abstractNumId w:val="2"/>
   </w:num>
-  <w:num w:numId="5" w16cid:durableId="306323428">
+  <w:num w:numId="6" w16cid:durableId="1381517572">
+    <w:abstractNumId w:val="4"/>
+  </w:num>
+  <w:num w:numId="7" w16cid:durableId="1400208128">
+    <w:abstractNumId w:val="7"/>
+  </w:num>
+  <w:num w:numId="8" w16cid:durableId="199980412">
     <w:abstractNumId w:val="1"/>
   </w:num>
-  <w:num w:numId="6" w16cid:durableId="1381517572">
-    <w:abstractNumId w:val="3"/>
+  <w:num w:numId="9" w16cid:durableId="1571115120">
+    <w:abstractNumId w:val="5"/>
   </w:num>
 </w:numbering>
 </file>
@@ -4342,6 +6530,15 @@
       <w:shd w:val="clear" w:color="auto" w:fill="E1DFDD"/>
     </w:rPr>
   </w:style>
+  <w:style w:type="paragraph" w:styleId="Sansinterligne">
+    <w:name w:val="No Spacing"/>
+    <w:uiPriority w:val="1"/>
+    <w:qFormat/>
+    <w:rsid w:val="009A1C03"/>
+    <w:pPr>
+      <w:spacing w:after="0" w:line="240" w:lineRule="auto"/>
+    </w:pPr>
+  </w:style>
 </w:styles>
 </file>
 

--- a/R106-JonJunod-ThanosPizza.docx
+++ b/R106-JonJunod-ThanosPizza.docx
@@ -760,7 +760,15 @@
         <w:t>nen</w:t>
       </w:r>
       <w:r>
-        <w:t>t toutes les données à insérer et voici ce que j’ai fait pour les loader.</w:t>
+        <w:t xml:space="preserve">t toutes les données à insérer et voici ce que j’ai fait pour </w:t>
+      </w:r>
+      <w:proofErr w:type="gramStart"/>
+      <w:r>
+        <w:t>les loader</w:t>
+      </w:r>
+      <w:proofErr w:type="gramEnd"/>
+      <w:r>
+        <w:t>.</w:t>
       </w:r>
     </w:p>
     <w:p>
@@ -943,8 +951,16 @@
           <w:lang w:val="en-US"/>
         </w:rPr>
         <w:tab/>
-        <w:t>IGNORE 1 LINES;</w:t>
-      </w:r>
+        <w:t xml:space="preserve">IGNORE 1 </w:t>
+      </w:r>
+      <w:proofErr w:type="gramStart"/>
+      <w:r>
+        <w:rPr>
+          <w:lang w:val="en-US"/>
+        </w:rPr>
+        <w:t>LINES;</w:t>
+      </w:r>
+      <w:proofErr w:type="gramEnd"/>
     </w:p>
     <w:p>
       <w:pPr>
@@ -1085,8 +1101,16 @@
           <w:lang w:val="en-US"/>
         </w:rPr>
         <w:tab/>
-        <w:t>IGNORE 1 LINES;</w:t>
-      </w:r>
+        <w:t xml:space="preserve">IGNORE 1 </w:t>
+      </w:r>
+      <w:proofErr w:type="gramStart"/>
+      <w:r>
+        <w:rPr>
+          <w:lang w:val="en-US"/>
+        </w:rPr>
+        <w:t>LINES;</w:t>
+      </w:r>
+      <w:proofErr w:type="gramEnd"/>
     </w:p>
     <w:p>
       <w:pPr>
@@ -1227,8 +1251,16 @@
           <w:lang w:val="en-US"/>
         </w:rPr>
         <w:tab/>
-        <w:t>IGNORE 1 LINES;</w:t>
-      </w:r>
+        <w:t xml:space="preserve">IGNORE 1 </w:t>
+      </w:r>
+      <w:proofErr w:type="gramStart"/>
+      <w:r>
+        <w:rPr>
+          <w:lang w:val="en-US"/>
+        </w:rPr>
+        <w:t>LINES;</w:t>
+      </w:r>
+      <w:proofErr w:type="gramEnd"/>
     </w:p>
     <w:p>
       <w:pPr>
@@ -1553,111 +1585,67 @@
       </w:r>
     </w:p>
     <w:p>
-      <w:pPr>
-        <w:rPr>
-          <w:lang w:val="en-US"/>
-        </w:rPr>
-      </w:pPr>
       <w:r>
         <w:rPr>
           <w:lang w:val="en-US"/>
         </w:rPr>
         <w:tab/>
+      </w:r>
+      <w:r>
         <w:t>IGNORE 1 LINES</w:t>
       </w:r>
     </w:p>
     <w:p>
-      <w:pPr>
-        <w:rPr>
-          <w:lang w:val="en-US"/>
-        </w:rPr>
-      </w:pPr>
-      <w:r>
-        <w:rPr>
-          <w:lang w:val="en-US"/>
-        </w:rPr>
+      <w:r>
         <w:t xml:space="preserve">    (</w:t>
       </w:r>
       <w:proofErr w:type="spellStart"/>
-      <w:r>
-        <w:rPr>
-          <w:lang w:val="en-US"/>
-        </w:rPr>
-        <w:t>commande_id</w:t>
-      </w:r>
-      <w:proofErr w:type="spellEnd"/>
-      <w:r>
-        <w:rPr>
-          <w:lang w:val="en-US"/>
-        </w:rPr>
+      <w:proofErr w:type="gramStart"/>
+      <w:r>
+        <w:t>commande</w:t>
+      </w:r>
+      <w:proofErr w:type="gramEnd"/>
+      <w:r>
+        <w:t>_id</w:t>
+      </w:r>
+      <w:proofErr w:type="spellEnd"/>
+      <w:r>
         <w:t xml:space="preserve">, </w:t>
       </w:r>
       <w:proofErr w:type="spellStart"/>
       <w:r>
-        <w:rPr>
-          <w:lang w:val="en-US"/>
-        </w:rPr>
         <w:t>client_fk</w:t>
       </w:r>
       <w:proofErr w:type="spellEnd"/>
       <w:r>
-        <w:rPr>
-          <w:lang w:val="en-US"/>
-        </w:rPr>
-        <w:t xml:space="preserve">, type, @vAdresse, @mytimestamp, </w:t>
-      </w:r>
-      <w:proofErr w:type="spellStart"/>
-      <w:r>
-        <w:rPr>
-          <w:lang w:val="en-US"/>
-        </w:rPr>
-        <w:t>statut</w:t>
-      </w:r>
-      <w:proofErr w:type="spellEnd"/>
-      <w:r>
-        <w:rPr>
-          <w:lang w:val="en-US"/>
-        </w:rPr>
-        <w:t>)</w:t>
-      </w:r>
-    </w:p>
-    <w:p>
-      <w:pPr>
-        <w:rPr>
-          <w:lang w:val="en-US"/>
-        </w:rPr>
-      </w:pPr>
-      <w:r>
-        <w:rPr>
-          <w:lang w:val="en-US"/>
-        </w:rPr>
+        <w:t>, type, @vAdresse, @mytimestamp, statut)</w:t>
+      </w:r>
+    </w:p>
+    <w:p>
+      <w:r>
         <w:t xml:space="preserve">    SET </w:t>
       </w:r>
       <w:proofErr w:type="spellStart"/>
       <w:r>
-        <w:rPr>
-          <w:lang w:val="en-US"/>
-        </w:rPr>
         <w:t>adresse_fk</w:t>
       </w:r>
       <w:proofErr w:type="spellEnd"/>
       <w:r>
-        <w:rPr>
-          <w:lang w:val="en-US"/>
-        </w:rPr>
         <w:t xml:space="preserve"> = NULLIF(@vAdresse,''), </w:t>
       </w:r>
     </w:p>
     <w:p>
       <w:r>
-        <w:rPr>
-          <w:lang w:val="en-US"/>
-        </w:rPr>
         <w:t xml:space="preserve">    </w:t>
       </w:r>
       <w:proofErr w:type="spellStart"/>
-      <w:r>
-        <w:t>date_et_heure</w:t>
+      <w:proofErr w:type="gramStart"/>
+      <w:r>
+        <w:t>date</w:t>
+      </w:r>
+      <w:proofErr w:type="gramEnd"/>
+      <w:r>
+        <w:t>_et_heure</w:t>
       </w:r>
       <w:proofErr w:type="spellEnd"/>
       <w:r>
@@ -2395,8 +2383,13 @@
         <w:t xml:space="preserve">    </w:t>
       </w:r>
       <w:proofErr w:type="spellStart"/>
-      <w:r>
-        <w:t>heure_arrivee</w:t>
+      <w:proofErr w:type="gramStart"/>
+      <w:r>
+        <w:t>heure</w:t>
+      </w:r>
+      <w:proofErr w:type="gramEnd"/>
+      <w:r>
+        <w:t>_arrivee</w:t>
       </w:r>
       <w:proofErr w:type="spellEnd"/>
       <w:r>
@@ -2574,10 +2567,7 @@
       </w:r>
       <w:proofErr w:type="spellStart"/>
       <w:r>
-        <w:t>c.date_</w:t>
-      </w:r>
-      <w:r>
-        <w:t>et_heur</w:t>
+        <w:t>c.date_et_heur</w:t>
       </w:r>
       <w:r>
         <w:t>e</w:t>
@@ -2592,34 +2582,16 @@
         <w:pStyle w:val="Sansinterligne"/>
         <w:keepNext/>
         <w:keepLines/>
-        <w:rPr>
-          <w:lang w:val="en-US"/>
-        </w:rPr>
-      </w:pPr>
-      <w:r>
-        <w:rPr>
-          <w:lang w:val="en-US"/>
-        </w:rPr>
+      </w:pPr>
+      <w:r>
         <w:t xml:space="preserve">ORDER BY </w:t>
       </w:r>
       <w:proofErr w:type="spellStart"/>
       <w:r>
-        <w:rPr>
-          <w:lang w:val="en-US"/>
-        </w:rPr>
-        <w:t>c.date_</w:t>
-      </w:r>
-      <w:r>
-        <w:rPr>
-          <w:lang w:val="en-US"/>
-        </w:rPr>
-        <w:t>et_heure</w:t>
-      </w:r>
-      <w:proofErr w:type="spellEnd"/>
-      <w:r>
-        <w:rPr>
-          <w:lang w:val="en-US"/>
-        </w:rPr>
+        <w:t>c.date_et_heure</w:t>
+      </w:r>
+      <w:proofErr w:type="spellEnd"/>
+      <w:r>
         <w:t xml:space="preserve"> DESC;</w:t>
       </w:r>
     </w:p>
@@ -2744,10 +2716,12 @@
     </w:p>
     <w:p>
       <w:proofErr w:type="spellStart"/>
+      <w:proofErr w:type="gramStart"/>
       <w:r>
         <w:t>create</w:t>
       </w:r>
       <w:proofErr w:type="spellEnd"/>
+      <w:proofErr w:type="gramEnd"/>
       <w:r>
         <w:t xml:space="preserve"> </w:t>
       </w:r>
@@ -2773,11 +2747,6 @@
       </w:r>
     </w:p>
     <w:p>
-      <w:pPr>
-        <w:rPr>
-          <w:lang w:val="en-US"/>
-        </w:rPr>
-      </w:pPr>
       <w:r>
         <w:t>Nos rôles sont maintenant actifs mais sans permissions, nous allons donc leur en donner.</w:t>
       </w:r>
@@ -2785,67 +2754,49 @@
         <w:t xml:space="preserve"> </w:t>
       </w:r>
       <w:r>
-        <w:rPr>
-          <w:lang w:val="en-US"/>
-        </w:rPr>
-        <w:t>Vous pouvez copier-co</w:t>
-      </w:r>
-      <w:r>
-        <w:rPr>
-          <w:lang w:val="en-US"/>
-        </w:rPr>
-        <w:t>ller les lignes ci-dessous.</w:t>
+        <w:t>Vous pouvez copier-coller les lignes ci-dessous.</w:t>
       </w:r>
     </w:p>
     <w:p>
       <w:pPr>
         <w:pStyle w:val="Sansinterligne"/>
-        <w:rPr>
-          <w:lang w:val="en-US"/>
-        </w:rPr>
-      </w:pPr>
-      <w:r>
-        <w:rPr>
-          <w:lang w:val="en-US"/>
-        </w:rPr>
+      </w:pPr>
+      <w:r>
         <w:t>--</w:t>
       </w:r>
       <w:r>
-        <w:rPr>
-          <w:lang w:val="en-US"/>
-        </w:rPr>
         <w:t xml:space="preserve"> </w:t>
       </w:r>
       <w:r>
-        <w:rPr>
-          <w:lang w:val="en-US"/>
-        </w:rPr>
         <w:t>administrateur</w:t>
       </w:r>
     </w:p>
     <w:p>
       <w:pPr>
         <w:pStyle w:val="Sansinterligne"/>
-        <w:rPr>
-          <w:lang w:val="en-US"/>
-        </w:rPr>
-      </w:pPr>
-      <w:r>
-        <w:rPr>
-          <w:lang w:val="en-US"/>
-        </w:rPr>
-        <w:t>grant all privileges on db_Thanoss_</w:t>
-      </w:r>
-      <w:r>
-        <w:rPr>
-          <w:lang w:val="en-US"/>
-        </w:rPr>
+      </w:pPr>
+      <w:proofErr w:type="spellStart"/>
+      <w:proofErr w:type="gramStart"/>
+      <w:r>
+        <w:t>grant</w:t>
+      </w:r>
+      <w:proofErr w:type="spellEnd"/>
+      <w:proofErr w:type="gramEnd"/>
+      <w:r>
+        <w:t xml:space="preserve"> all </w:t>
+      </w:r>
+      <w:proofErr w:type="spellStart"/>
+      <w:r>
+        <w:t>privileges</w:t>
+      </w:r>
+      <w:proofErr w:type="spellEnd"/>
+      <w:r>
+        <w:t xml:space="preserve"> on db_Thanoss_</w:t>
+      </w:r>
+      <w:r>
         <w:t>Pizza.</w:t>
       </w:r>
       <w:r>
-        <w:rPr>
-          <w:lang w:val="en-US"/>
-        </w:rPr>
         <w:t>* to 'Administrateur';</w:t>
       </w:r>
     </w:p>
@@ -2860,8 +2811,23 @@
         <w:rPr>
           <w:lang w:val="en-US"/>
         </w:rPr>
-        <w:t>grant grant option on db_Thanoss_</w:t>
-      </w:r>
+        <w:t xml:space="preserve">grant </w:t>
+      </w:r>
+      <w:proofErr w:type="spellStart"/>
+      <w:r>
+        <w:rPr>
+          <w:lang w:val="en-US"/>
+        </w:rPr>
+        <w:t>grant</w:t>
+      </w:r>
+      <w:proofErr w:type="spellEnd"/>
+      <w:r>
+        <w:rPr>
+          <w:lang w:val="en-US"/>
+        </w:rPr>
+        <w:t xml:space="preserve"> option on db_Thanoss_</w:t>
+      </w:r>
+      <w:proofErr w:type="gramStart"/>
       <w:r>
         <w:rPr>
           <w:lang w:val="en-US"/>
@@ -2872,7 +2838,14 @@
         <w:rPr>
           <w:lang w:val="en-US"/>
         </w:rPr>
-        <w:t>* to 'Administrateur';</w:t>
+        <w:t>*</w:t>
+      </w:r>
+      <w:proofErr w:type="gramEnd"/>
+      <w:r>
+        <w:rPr>
+          <w:lang w:val="en-US"/>
+        </w:rPr>
+        <w:t xml:space="preserve"> to 'Administrateur';</w:t>
       </w:r>
     </w:p>
     <w:p>
@@ -2958,6 +2931,7 @@
         </w:rPr>
         <w:t>Manager</w:t>
       </w:r>
+      <w:proofErr w:type="gramStart"/>
       <w:r>
         <w:rPr>
           <w:lang w:val="en-US"/>
@@ -2970,6 +2944,7 @@
         </w:rPr>
         <w:t>;</w:t>
       </w:r>
+      <w:proofErr w:type="gramEnd"/>
     </w:p>
     <w:p>
       <w:pPr>
@@ -3028,6 +3003,7 @@
         </w:rPr>
         <w:t>Manager</w:t>
       </w:r>
+      <w:proofErr w:type="gramStart"/>
       <w:r>
         <w:rPr>
           <w:lang w:val="en-US"/>
@@ -3040,6 +3016,7 @@
         </w:rPr>
         <w:t>;</w:t>
       </w:r>
+      <w:proofErr w:type="gramEnd"/>
     </w:p>
     <w:p>
       <w:pPr>
@@ -3086,6 +3063,7 @@
         </w:rPr>
         <w:t>Manager</w:t>
       </w:r>
+      <w:proofErr w:type="gramStart"/>
       <w:r>
         <w:rPr>
           <w:lang w:val="en-US"/>
@@ -3098,6 +3076,7 @@
         </w:rPr>
         <w:t>;</w:t>
       </w:r>
+      <w:proofErr w:type="gramEnd"/>
     </w:p>
     <w:p>
       <w:pPr>
@@ -3156,6 +3135,7 @@
         </w:rPr>
         <w:t>Manager</w:t>
       </w:r>
+      <w:proofErr w:type="gramStart"/>
       <w:r>
         <w:rPr>
           <w:lang w:val="en-US"/>
@@ -3168,6 +3148,7 @@
         </w:rPr>
         <w:t>;</w:t>
       </w:r>
+      <w:proofErr w:type="gramEnd"/>
     </w:p>
     <w:p>
       <w:pPr>
@@ -3240,6 +3221,7 @@
         </w:rPr>
         <w:t>Pizzaiolo</w:t>
       </w:r>
+      <w:proofErr w:type="gramStart"/>
       <w:r>
         <w:rPr>
           <w:lang w:val="en-US"/>
@@ -3252,6 +3234,7 @@
         </w:rPr>
         <w:t>;</w:t>
       </w:r>
+      <w:proofErr w:type="gramEnd"/>
     </w:p>
     <w:p>
       <w:pPr>
@@ -3298,6 +3281,7 @@
         </w:rPr>
         <w:t>Pizzaiolo</w:t>
       </w:r>
+      <w:proofErr w:type="gramStart"/>
       <w:r>
         <w:rPr>
           <w:lang w:val="en-US"/>
@@ -3310,6 +3294,7 @@
         </w:rPr>
         <w:t>;</w:t>
       </w:r>
+      <w:proofErr w:type="gramEnd"/>
     </w:p>
     <w:p>
       <w:pPr>
@@ -3382,6 +3367,7 @@
         </w:rPr>
         <w:t>Pizzaiolo</w:t>
       </w:r>
+      <w:proofErr w:type="gramStart"/>
       <w:r>
         <w:rPr>
           <w:lang w:val="en-US"/>
@@ -3394,6 +3380,7 @@
         </w:rPr>
         <w:t>;</w:t>
       </w:r>
+      <w:proofErr w:type="gramEnd"/>
     </w:p>
     <w:p>
       <w:pPr>
@@ -3451,6 +3438,9 @@
         <w:t xml:space="preserve"> to </w:t>
       </w:r>
       <w:r>
+        <w:rPr>
+          <w:lang w:val="en-US"/>
+        </w:rPr>
         <w:t>'</w:t>
       </w:r>
       <w:proofErr w:type="spellStart"/>
@@ -3461,7 +3451,11 @@
         <w:t>Livreur</w:t>
       </w:r>
       <w:proofErr w:type="spellEnd"/>
-      <w:r>
+      <w:proofErr w:type="gramStart"/>
+      <w:r>
+        <w:rPr>
+          <w:lang w:val="en-US"/>
+        </w:rPr>
         <w:t>'</w:t>
       </w:r>
       <w:r>
@@ -3470,6 +3464,7 @@
         </w:rPr>
         <w:t>;</w:t>
       </w:r>
+      <w:proofErr w:type="gramEnd"/>
     </w:p>
     <w:p>
       <w:pPr>
@@ -3518,6 +3513,7 @@
         <w:t>Livreur</w:t>
       </w:r>
       <w:proofErr w:type="spellEnd"/>
+      <w:proofErr w:type="gramStart"/>
       <w:r>
         <w:rPr>
           <w:lang w:val="en-US"/>
@@ -3530,6 +3526,7 @@
         </w:rPr>
         <w:t>;</w:t>
       </w:r>
+      <w:proofErr w:type="gramEnd"/>
     </w:p>
     <w:p>
       <w:pPr>
@@ -3605,6 +3602,7 @@
         <w:t>Livreur</w:t>
       </w:r>
       <w:proofErr w:type="spellEnd"/>
+      <w:proofErr w:type="gramStart"/>
       <w:r>
         <w:rPr>
           <w:lang w:val="en-US"/>
@@ -3617,6 +3615,7 @@
         </w:rPr>
         <w:t>;</w:t>
       </w:r>
+      <w:proofErr w:type="gramEnd"/>
     </w:p>
     <w:p>
       <w:pPr>
@@ -3631,10 +3630,12 @@
         <w:pStyle w:val="Sansinterligne"/>
       </w:pPr>
       <w:proofErr w:type="spellStart"/>
+      <w:proofErr w:type="gramStart"/>
       <w:r>
         <w:t>grant</w:t>
       </w:r>
       <w:proofErr w:type="spellEnd"/>
+      <w:proofErr w:type="gramEnd"/>
       <w:r>
         <w:t xml:space="preserve"> select on </w:t>
       </w:r>
@@ -3658,19 +3659,18 @@
         <w:pStyle w:val="Sansinterligne"/>
       </w:pPr>
       <w:proofErr w:type="spellStart"/>
+      <w:proofErr w:type="gramStart"/>
       <w:r>
         <w:t>grant</w:t>
       </w:r>
       <w:proofErr w:type="spellEnd"/>
+      <w:proofErr w:type="gramEnd"/>
       <w:r>
         <w:t xml:space="preserve"> insert on </w:t>
       </w:r>
       <w:proofErr w:type="spellStart"/>
       <w:r>
-        <w:t>db_Thanoss_Pizza</w:t>
-      </w:r>
-      <w:r>
-        <w:t>.t_paiement</w:t>
+        <w:t>db_Thanoss_Pizza.t_paiement</w:t>
       </w:r>
       <w:proofErr w:type="spellEnd"/>
       <w:r>
@@ -3686,6 +3686,53 @@
     <w:p>
       <w:pPr>
         <w:pStyle w:val="Sansinterligne"/>
+      </w:pPr>
+      <w:proofErr w:type="spellStart"/>
+      <w:proofErr w:type="gramStart"/>
+      <w:r>
+        <w:t>grant</w:t>
+      </w:r>
+      <w:proofErr w:type="spellEnd"/>
+      <w:proofErr w:type="gramEnd"/>
+      <w:r>
+        <w:t xml:space="preserve"> select on </w:t>
+      </w:r>
+      <w:proofErr w:type="spellStart"/>
+      <w:r>
+        <w:t>db_Thanoss_Pizza.t_commande</w:t>
+      </w:r>
+      <w:proofErr w:type="spellEnd"/>
+      <w:r>
+        <w:t xml:space="preserve"> to </w:t>
+      </w:r>
+      <w:r>
+        <w:t>'Agent de caisse' ;</w:t>
+      </w:r>
+    </w:p>
+    <w:p>
+      <w:pPr>
+        <w:pStyle w:val="Sansinterligne"/>
+        <w:rPr>
+          <w:lang w:val="en-US"/>
+        </w:rPr>
+      </w:pPr>
+      <w:r>
+        <w:rPr>
+          <w:lang w:val="en-US"/>
+        </w:rPr>
+        <w:t xml:space="preserve">-- </w:t>
+      </w:r>
+      <w:proofErr w:type="spellStart"/>
+      <w:r>
+        <w:rPr>
+          <w:lang w:val="en-US"/>
+        </w:rPr>
+        <w:t>analyste</w:t>
+      </w:r>
+      <w:proofErr w:type="spellEnd"/>
+    </w:p>
+    <w:p>
+      <w:pPr>
         <w:rPr>
           <w:lang w:val="en-US"/>
         </w:rPr>
@@ -3696,98 +3743,31 @@
         </w:rPr>
         <w:t xml:space="preserve">grant select on </w:t>
       </w:r>
-      <w:proofErr w:type="spellStart"/>
-      <w:r>
-        <w:rPr>
-          <w:lang w:val="en-US"/>
-        </w:rPr>
-        <w:t>db_Thanoss_Pizza</w:t>
-      </w:r>
-      <w:r>
-        <w:rPr>
-          <w:lang w:val="en-US"/>
-        </w:rPr>
-        <w:t>.t_commande</w:t>
-      </w:r>
-      <w:proofErr w:type="spellEnd"/>
+      <w:r>
+        <w:rPr>
+          <w:lang w:val="en-US"/>
+        </w:rPr>
+        <w:t>db_Thanoss_</w:t>
+      </w:r>
+      <w:proofErr w:type="gramStart"/>
+      <w:r>
+        <w:rPr>
+          <w:lang w:val="en-US"/>
+        </w:rPr>
+        <w:t>Pizza</w:t>
+      </w:r>
+      <w:r>
+        <w:rPr>
+          <w:lang w:val="en-US"/>
+        </w:rPr>
+        <w:t>.*</w:t>
+      </w:r>
+      <w:proofErr w:type="gramEnd"/>
       <w:r>
         <w:rPr>
           <w:lang w:val="en-US"/>
         </w:rPr>
         <w:t xml:space="preserve"> to </w:t>
-      </w:r>
-      <w:r>
-        <w:rPr>
-          <w:lang w:val="en-US"/>
-        </w:rPr>
-        <w:t xml:space="preserve">'Agent de </w:t>
-      </w:r>
-      <w:proofErr w:type="spellStart"/>
-      <w:r>
-        <w:rPr>
-          <w:lang w:val="en-US"/>
-        </w:rPr>
-        <w:t>caisse</w:t>
-      </w:r>
-      <w:proofErr w:type="spellEnd"/>
-      <w:r>
-        <w:rPr>
-          <w:lang w:val="en-US"/>
-        </w:rPr>
-        <w:t>'</w:t>
-      </w:r>
-      <w:r>
-        <w:rPr>
-          <w:lang w:val="en-US"/>
-        </w:rPr>
-        <w:t> ;</w:t>
-      </w:r>
-    </w:p>
-    <w:p>
-      <w:pPr>
-        <w:pStyle w:val="Sansinterligne"/>
-        <w:rPr>
-          <w:lang w:val="en-US"/>
-        </w:rPr>
-      </w:pPr>
-      <w:r>
-        <w:rPr>
-          <w:lang w:val="en-US"/>
-        </w:rPr>
-        <w:t xml:space="preserve">-- </w:t>
-      </w:r>
-      <w:proofErr w:type="spellStart"/>
-      <w:r>
-        <w:rPr>
-          <w:lang w:val="en-US"/>
-        </w:rPr>
-        <w:t>analyste</w:t>
-      </w:r>
-      <w:proofErr w:type="spellEnd"/>
-    </w:p>
-    <w:p>
-      <w:pPr>
-        <w:rPr>
-          <w:lang w:val="en-US"/>
-        </w:rPr>
-      </w:pPr>
-      <w:r>
-        <w:rPr>
-          <w:lang w:val="en-US"/>
-        </w:rPr>
-        <w:t xml:space="preserve">grant select on </w:t>
-      </w:r>
-      <w:r>
-        <w:rPr>
-          <w:lang w:val="en-US"/>
-        </w:rPr>
-        <w:t>db_Thanoss_Pizza</w:t>
-      </w:r>
-      <w:r>
-        <w:rPr>
-          <w:lang w:val="en-US"/>
-        </w:rPr>
-        <w:t xml:space="preserve">.* to </w:t>
       </w:r>
       <w:r>
         <w:rPr>
@@ -3918,13 +3898,16 @@
           <w:lang w:val="en-US"/>
         </w:rPr>
         <w:br/>
-      </w:r>
-      <w:r>
-        <w:rPr>
-          <w:lang w:val="en-US"/>
-        </w:rPr>
-        <w:t>SHOW GRANTS FOR 'Administrateur';</w:t>
-      </w:r>
+        <w:t>SHOW GRANTS FOR 'Administrateur</w:t>
+      </w:r>
+      <w:proofErr w:type="gramStart"/>
+      <w:r>
+        <w:rPr>
+          <w:lang w:val="en-US"/>
+        </w:rPr>
+        <w:t>';</w:t>
+      </w:r>
+      <w:proofErr w:type="gramEnd"/>
     </w:p>
     <w:p>
       <w:pPr>
@@ -3943,13 +3926,7 @@
         <w:rPr>
           <w:lang w:val="en-US"/>
         </w:rPr>
-        <w:t xml:space="preserve"> </w:t>
-      </w:r>
-      <w:r>
-        <w:rPr>
-          <w:lang w:val="en-US"/>
-        </w:rPr>
-        <w:t>manager</w:t>
+        <w:t xml:space="preserve"> manager</w:t>
       </w:r>
       <w:r>
         <w:rPr>
@@ -3964,12 +3941,14 @@
         </w:rPr>
         <w:t>Manager</w:t>
       </w:r>
+      <w:proofErr w:type="gramStart"/>
       <w:r>
         <w:rPr>
           <w:lang w:val="en-US"/>
         </w:rPr>
         <w:t>';</w:t>
       </w:r>
+      <w:proofErr w:type="gramEnd"/>
     </w:p>
     <w:p>
       <w:pPr>
@@ -3988,13 +3967,7 @@
         <w:rPr>
           <w:lang w:val="en-US"/>
         </w:rPr>
-        <w:t xml:space="preserve"> </w:t>
-      </w:r>
-      <w:r>
-        <w:rPr>
-          <w:lang w:val="en-US"/>
-        </w:rPr>
-        <w:t>pizzaiolo</w:t>
+        <w:t xml:space="preserve"> pizzaiolo</w:t>
       </w:r>
       <w:r>
         <w:rPr>
@@ -4009,16 +3982,42 @@
         </w:rPr>
         <w:t>Pizzaiolo</w:t>
       </w:r>
+      <w:proofErr w:type="gramStart"/>
       <w:r>
         <w:rPr>
           <w:lang w:val="en-US"/>
         </w:rPr>
         <w:t>';</w:t>
       </w:r>
+      <w:proofErr w:type="gramEnd"/>
     </w:p>
     <w:p>
       <w:pPr>
         <w:pStyle w:val="Sansinterligne"/>
+      </w:pPr>
+      <w:r>
+        <w:t>-- livreur</w:t>
+      </w:r>
+      <w:r>
+        <w:br/>
+        <w:t>SHOW GRANTS FOR 'Livreur';</w:t>
+      </w:r>
+    </w:p>
+    <w:p>
+      <w:pPr>
+        <w:pStyle w:val="Sansinterligne"/>
+      </w:pPr>
+      <w:r>
+        <w:t>-- agent de caisse</w:t>
+      </w:r>
+      <w:r>
+        <w:br/>
+        <w:t>SHOW GRANTS FOR 'Agent de caisse';</w:t>
+      </w:r>
+    </w:p>
+    <w:p>
+      <w:pPr>
+        <w:pStyle w:val="Sansinterligne"/>
         <w:rPr>
           <w:lang w:val="en-US"/>
         </w:rPr>
@@ -4040,7 +4039,7 @@
         <w:rPr>
           <w:lang w:val="en-US"/>
         </w:rPr>
-        <w:t>livreur</w:t>
+        <w:t>analyste</w:t>
       </w:r>
       <w:proofErr w:type="spellEnd"/>
       <w:r>
@@ -4055,36 +4054,25 @@
         <w:rPr>
           <w:lang w:val="en-US"/>
         </w:rPr>
-        <w:t>Livreur</w:t>
-      </w:r>
-      <w:proofErr w:type="spellEnd"/>
+        <w:t>Analyste</w:t>
+      </w:r>
+      <w:proofErr w:type="spellEnd"/>
+      <w:proofErr w:type="gramStart"/>
       <w:r>
         <w:rPr>
           <w:lang w:val="en-US"/>
         </w:rPr>
         <w:t>';</w:t>
       </w:r>
+      <w:proofErr w:type="gramEnd"/>
     </w:p>
     <w:p>
       <w:pPr>
         <w:pStyle w:val="Sansinterligne"/>
-      </w:pPr>
-      <w:r>
-        <w:t xml:space="preserve">-- </w:t>
-      </w:r>
-      <w:r>
-        <w:t>agent de caisse</w:t>
-      </w:r>
-      <w:r>
-        <w:br/>
-        <w:t>SHOW GRANTS FOR 'A</w:t>
-      </w:r>
-      <w:r>
-        <w:t>gent de caisse</w:t>
-      </w:r>
-      <w:r>
-        <w:t>';</w:t>
-      </w:r>
+        <w:rPr>
+          <w:lang w:val="en-US"/>
+        </w:rPr>
+      </w:pPr>
     </w:p>
     <w:p>
       <w:pPr>
@@ -4095,63 +4083,7 @@
       </w:pPr>
       <w:r>
         <w:rPr>
-          <w:lang w:val="en-US"/>
-        </w:rPr>
-        <w:t>--</w:t>
-      </w:r>
-      <w:r>
-        <w:rPr>
-          <w:lang w:val="en-US"/>
-        </w:rPr>
-        <w:t xml:space="preserve"> </w:t>
-      </w:r>
-      <w:proofErr w:type="spellStart"/>
-      <w:r>
-        <w:rPr>
-          <w:lang w:val="en-US"/>
-        </w:rPr>
-        <w:t>analyste</w:t>
-      </w:r>
-      <w:proofErr w:type="spellEnd"/>
-      <w:r>
-        <w:rPr>
-          <w:lang w:val="en-US"/>
-        </w:rPr>
-        <w:br/>
-        <w:t>SHOW GRANTS FOR '</w:t>
-      </w:r>
-      <w:proofErr w:type="spellStart"/>
-      <w:r>
-        <w:rPr>
-          <w:lang w:val="en-US"/>
-        </w:rPr>
-        <w:t>Analyste</w:t>
-      </w:r>
-      <w:proofErr w:type="spellEnd"/>
-      <w:r>
-        <w:rPr>
-          <w:lang w:val="en-US"/>
-        </w:rPr>
-        <w:t>';</w:t>
-      </w:r>
-    </w:p>
-    <w:p>
-      <w:pPr>
-        <w:pStyle w:val="Sansinterligne"/>
-        <w:rPr>
-          <w:lang w:val="en-US"/>
-        </w:rPr>
-      </w:pPr>
-    </w:p>
-    <w:p>
-      <w:pPr>
-        <w:pStyle w:val="Sansinterligne"/>
-        <w:rPr>
-          <w:lang w:val="en-US"/>
-        </w:rPr>
-      </w:pPr>
-      <w:r>
-        <w:rPr>
+          <w:noProof/>
           <w:lang w:val="en-US"/>
         </w:rPr>
         <w:lastRenderedPageBreak/>
@@ -4194,10 +4126,1537 @@
     </w:p>
     <w:p>
       <w:pPr>
+        <w:rPr>
+          <w:lang w:val="en-US"/>
+        </w:rPr>
+      </w:pPr>
+      <w:r>
+        <w:rPr>
+          <w:lang w:val="en-US"/>
+        </w:rPr>
+        <w:br w:type="page"/>
+      </w:r>
+    </w:p>
+    <w:p>
+      <w:pPr>
+        <w:pStyle w:val="Titre3"/>
+        <w:numPr>
+          <w:ilvl w:val="0"/>
+          <w:numId w:val="9"/>
+        </w:numPr>
+      </w:pPr>
+      <w:r>
+        <w:lastRenderedPageBreak/>
+        <w:t>Créer les utilisateurs</w:t>
+      </w:r>
+    </w:p>
+    <w:p>
+      <w:r>
+        <w:t xml:space="preserve">À présent, nous avons les rôles à jour. Nous allons donc créer des utilisateurs, n’ayant pas de spécifications pour les noms et mot de passe de ces derniers, nous allons les définir ici. Tous les mots de passe des utilisateurs correspondent à leur nom. Voici la commande à entrer afin de créer les </w:t>
+      </w:r>
+      <w:proofErr w:type="spellStart"/>
+      <w:r>
+        <w:t>users</w:t>
+      </w:r>
+      <w:proofErr w:type="spellEnd"/>
+      <w:r>
+        <w:t>.</w:t>
+      </w:r>
+    </w:p>
+    <w:p>
+      <w:pPr>
+        <w:pStyle w:val="Sansinterligne"/>
+        <w:rPr>
+          <w:lang w:val="en-US"/>
+        </w:rPr>
+      </w:pPr>
+      <w:r>
+        <w:rPr>
+          <w:lang w:val="en-US"/>
+        </w:rPr>
+        <w:t xml:space="preserve">create user </w:t>
+      </w:r>
+    </w:p>
+    <w:p>
+      <w:pPr>
+        <w:pStyle w:val="Sansinterligne"/>
+        <w:rPr>
+          <w:lang w:val="en-US"/>
+        </w:rPr>
+      </w:pPr>
+      <w:r>
+        <w:rPr>
+          <w:lang w:val="en-US"/>
+        </w:rPr>
+        <w:t>'</w:t>
+      </w:r>
+      <w:proofErr w:type="spellStart"/>
+      <w:r>
+        <w:rPr>
+          <w:lang w:val="en-US"/>
+        </w:rPr>
+        <w:t>Thanoss_Pizza</w:t>
+      </w:r>
+      <w:proofErr w:type="spellEnd"/>
+      <w:r>
+        <w:rPr>
+          <w:lang w:val="en-US"/>
+        </w:rPr>
+        <w:t xml:space="preserve"> </w:t>
+      </w:r>
+      <w:proofErr w:type="spellStart"/>
+      <w:r>
+        <w:rPr>
+          <w:lang w:val="en-US"/>
+        </w:rPr>
+        <w:t>admin</w:t>
+      </w:r>
+      <w:r>
+        <w:rPr>
+          <w:lang w:val="en-US"/>
+        </w:rPr>
+        <w:t>'</w:t>
+      </w:r>
+      <w:r>
+        <w:rPr>
+          <w:lang w:val="en-US"/>
+        </w:rPr>
+        <w:t>@</w:t>
+      </w:r>
+      <w:r>
+        <w:rPr>
+          <w:lang w:val="en-US"/>
+        </w:rPr>
+        <w:t>'</w:t>
+      </w:r>
+      <w:r>
+        <w:rPr>
+          <w:lang w:val="en-US"/>
+        </w:rPr>
+        <w:t>localhost</w:t>
+      </w:r>
+      <w:proofErr w:type="spellEnd"/>
+      <w:r>
+        <w:rPr>
+          <w:lang w:val="en-US"/>
+        </w:rPr>
+        <w:t>'</w:t>
+      </w:r>
+      <w:r>
+        <w:rPr>
+          <w:lang w:val="en-US"/>
+        </w:rPr>
+        <w:t xml:space="preserve"> identified by </w:t>
+      </w:r>
+      <w:r>
+        <w:rPr>
+          <w:lang w:val="en-US"/>
+        </w:rPr>
+        <w:t>'</w:t>
+      </w:r>
+      <w:proofErr w:type="spellStart"/>
+      <w:r>
+        <w:rPr>
+          <w:lang w:val="en-US"/>
+        </w:rPr>
+        <w:t>Thanoss_Pizza</w:t>
+      </w:r>
+      <w:proofErr w:type="spellEnd"/>
+      <w:r>
+        <w:rPr>
+          <w:lang w:val="en-US"/>
+        </w:rPr>
+        <w:t xml:space="preserve"> admin</w:t>
+      </w:r>
+      <w:r>
+        <w:rPr>
+          <w:lang w:val="en-US"/>
+        </w:rPr>
+        <w:t>'</w:t>
+      </w:r>
+      <w:r>
+        <w:rPr>
+          <w:lang w:val="en-US"/>
+        </w:rPr>
+        <w:t>,</w:t>
+      </w:r>
+    </w:p>
+    <w:p>
+      <w:pPr>
+        <w:pStyle w:val="Sansinterligne"/>
+        <w:rPr>
+          <w:lang w:val="en-US"/>
+        </w:rPr>
+      </w:pPr>
+      <w:r>
+        <w:rPr>
+          <w:lang w:val="en-US"/>
+        </w:rPr>
+        <w:t>'</w:t>
+      </w:r>
+      <w:proofErr w:type="spellStart"/>
+      <w:r>
+        <w:rPr>
+          <w:lang w:val="en-US"/>
+        </w:rPr>
+        <w:t>Thanoss_Pizza</w:t>
+      </w:r>
+      <w:proofErr w:type="spellEnd"/>
+      <w:r>
+        <w:rPr>
+          <w:lang w:val="en-US"/>
+        </w:rPr>
+        <w:t xml:space="preserve"> </w:t>
+      </w:r>
+      <w:proofErr w:type="spellStart"/>
+      <w:r>
+        <w:rPr>
+          <w:lang w:val="en-US"/>
+        </w:rPr>
+        <w:t>manager</w:t>
+      </w:r>
+      <w:r>
+        <w:rPr>
+          <w:lang w:val="en-US"/>
+        </w:rPr>
+        <w:t>'</w:t>
+      </w:r>
+      <w:r>
+        <w:rPr>
+          <w:lang w:val="en-US"/>
+        </w:rPr>
+        <w:t>@</w:t>
+      </w:r>
+      <w:r>
+        <w:rPr>
+          <w:lang w:val="en-US"/>
+        </w:rPr>
+        <w:t>'</w:t>
+      </w:r>
+      <w:r>
+        <w:rPr>
+          <w:lang w:val="en-US"/>
+        </w:rPr>
+        <w:t>localhost</w:t>
+      </w:r>
+      <w:proofErr w:type="spellEnd"/>
+      <w:r>
+        <w:rPr>
+          <w:lang w:val="en-US"/>
+        </w:rPr>
+        <w:t>'</w:t>
+      </w:r>
+      <w:r>
+        <w:rPr>
+          <w:lang w:val="en-US"/>
+        </w:rPr>
+        <w:t xml:space="preserve"> identified by </w:t>
+      </w:r>
+      <w:r>
+        <w:rPr>
+          <w:lang w:val="en-US"/>
+        </w:rPr>
+        <w:t>'</w:t>
+      </w:r>
+      <w:proofErr w:type="spellStart"/>
+      <w:r>
+        <w:rPr>
+          <w:lang w:val="en-US"/>
+        </w:rPr>
+        <w:t>Thanoss_Pizza</w:t>
+      </w:r>
+      <w:proofErr w:type="spellEnd"/>
+      <w:r>
+        <w:rPr>
+          <w:lang w:val="en-US"/>
+        </w:rPr>
+        <w:t xml:space="preserve"> </w:t>
+      </w:r>
+      <w:r>
+        <w:rPr>
+          <w:lang w:val="en-US"/>
+        </w:rPr>
+        <w:t>manager</w:t>
+      </w:r>
+      <w:r>
+        <w:rPr>
+          <w:lang w:val="en-US"/>
+        </w:rPr>
+        <w:t>'</w:t>
+      </w:r>
+      <w:r>
+        <w:rPr>
+          <w:lang w:val="en-US"/>
+        </w:rPr>
+        <w:t>,</w:t>
+      </w:r>
+    </w:p>
+    <w:p>
+      <w:pPr>
+        <w:pStyle w:val="Sansinterligne"/>
+        <w:rPr>
+          <w:lang w:val="en-US"/>
+        </w:rPr>
+      </w:pPr>
+      <w:r>
+        <w:rPr>
+          <w:lang w:val="en-US"/>
+        </w:rPr>
+        <w:t>'</w:t>
+      </w:r>
+      <w:proofErr w:type="spellStart"/>
+      <w:r>
+        <w:rPr>
+          <w:lang w:val="en-US"/>
+        </w:rPr>
+        <w:t>Thanoss_Pizza</w:t>
+      </w:r>
+      <w:proofErr w:type="spellEnd"/>
+      <w:r>
+        <w:rPr>
+          <w:lang w:val="en-US"/>
+        </w:rPr>
+        <w:t xml:space="preserve"> </w:t>
+      </w:r>
+      <w:proofErr w:type="spellStart"/>
+      <w:r>
+        <w:rPr>
+          <w:lang w:val="en-US"/>
+        </w:rPr>
+        <w:t>pizzaiolo</w:t>
+      </w:r>
+      <w:r>
+        <w:rPr>
+          <w:lang w:val="en-US"/>
+        </w:rPr>
+        <w:t>'</w:t>
+      </w:r>
+      <w:r>
+        <w:rPr>
+          <w:lang w:val="en-US"/>
+        </w:rPr>
+        <w:t>@</w:t>
+      </w:r>
+      <w:r>
+        <w:rPr>
+          <w:lang w:val="en-US"/>
+        </w:rPr>
+        <w:t>'</w:t>
+      </w:r>
+      <w:r>
+        <w:rPr>
+          <w:lang w:val="en-US"/>
+        </w:rPr>
+        <w:t>localhost</w:t>
+      </w:r>
+      <w:proofErr w:type="spellEnd"/>
+      <w:r>
+        <w:rPr>
+          <w:lang w:val="en-US"/>
+        </w:rPr>
+        <w:t>'</w:t>
+      </w:r>
+      <w:r>
+        <w:rPr>
+          <w:lang w:val="en-US"/>
+        </w:rPr>
+        <w:t xml:space="preserve"> identified by </w:t>
+      </w:r>
+      <w:r>
+        <w:rPr>
+          <w:lang w:val="en-US"/>
+        </w:rPr>
+        <w:t>'</w:t>
+      </w:r>
+      <w:proofErr w:type="spellStart"/>
+      <w:r>
+        <w:rPr>
+          <w:lang w:val="en-US"/>
+        </w:rPr>
+        <w:t>Thanoss_Pizza</w:t>
+      </w:r>
+      <w:proofErr w:type="spellEnd"/>
+      <w:r>
+        <w:rPr>
+          <w:lang w:val="en-US"/>
+        </w:rPr>
+        <w:t xml:space="preserve"> </w:t>
+      </w:r>
+      <w:r>
+        <w:rPr>
+          <w:lang w:val="en-US"/>
+        </w:rPr>
+        <w:t>pizzaiolo</w:t>
+      </w:r>
+      <w:r>
+        <w:rPr>
+          <w:lang w:val="en-US"/>
+        </w:rPr>
+        <w:t>'</w:t>
+      </w:r>
+      <w:r>
+        <w:rPr>
+          <w:lang w:val="en-US"/>
+        </w:rPr>
+        <w:t>,</w:t>
+      </w:r>
+    </w:p>
+    <w:p>
+      <w:pPr>
+        <w:pStyle w:val="Sansinterligne"/>
+        <w:rPr>
+          <w:lang w:val="en-US"/>
+        </w:rPr>
+      </w:pPr>
+      <w:r>
+        <w:rPr>
+          <w:lang w:val="en-US"/>
+        </w:rPr>
+        <w:t>'</w:t>
+      </w:r>
+      <w:proofErr w:type="spellStart"/>
+      <w:r>
+        <w:rPr>
+          <w:lang w:val="en-US"/>
+        </w:rPr>
+        <w:t>Thanoss_Pizza</w:t>
+      </w:r>
+      <w:proofErr w:type="spellEnd"/>
+      <w:r>
+        <w:rPr>
+          <w:lang w:val="en-US"/>
+        </w:rPr>
+        <w:t xml:space="preserve"> </w:t>
+      </w:r>
+      <w:proofErr w:type="spellStart"/>
+      <w:r>
+        <w:rPr>
+          <w:lang w:val="en-US"/>
+        </w:rPr>
+        <w:t>livreur</w:t>
+      </w:r>
+      <w:proofErr w:type="spellEnd"/>
+      <w:r>
+        <w:rPr>
+          <w:lang w:val="en-US"/>
+        </w:rPr>
+        <w:t>'</w:t>
+      </w:r>
+      <w:r>
+        <w:rPr>
+          <w:lang w:val="en-US"/>
+        </w:rPr>
+        <w:t>@</w:t>
+      </w:r>
+      <w:r>
+        <w:rPr>
+          <w:lang w:val="en-US"/>
+        </w:rPr>
+        <w:t>'</w:t>
+      </w:r>
+      <w:r>
+        <w:rPr>
+          <w:lang w:val="en-US"/>
+        </w:rPr>
+        <w:t>localhost</w:t>
+      </w:r>
+      <w:r>
+        <w:rPr>
+          <w:lang w:val="en-US"/>
+        </w:rPr>
+        <w:t>'</w:t>
+      </w:r>
+      <w:r>
+        <w:rPr>
+          <w:lang w:val="en-US"/>
+        </w:rPr>
+        <w:t xml:space="preserve"> identified by </w:t>
+      </w:r>
+      <w:r>
+        <w:rPr>
+          <w:lang w:val="en-US"/>
+        </w:rPr>
+        <w:t>'</w:t>
+      </w:r>
+      <w:proofErr w:type="spellStart"/>
+      <w:r>
+        <w:rPr>
+          <w:lang w:val="en-US"/>
+        </w:rPr>
+        <w:t>Thanoss_Pizza</w:t>
+      </w:r>
+      <w:proofErr w:type="spellEnd"/>
+      <w:r>
+        <w:rPr>
+          <w:lang w:val="en-US"/>
+        </w:rPr>
+        <w:t xml:space="preserve"> </w:t>
+      </w:r>
+      <w:proofErr w:type="spellStart"/>
+      <w:r>
+        <w:rPr>
+          <w:lang w:val="en-US"/>
+        </w:rPr>
+        <w:t>livreur</w:t>
+      </w:r>
+      <w:proofErr w:type="spellEnd"/>
+      <w:r>
+        <w:rPr>
+          <w:lang w:val="en-US"/>
+        </w:rPr>
+        <w:t>'</w:t>
+      </w:r>
+      <w:r>
+        <w:rPr>
+          <w:lang w:val="en-US"/>
+        </w:rPr>
+        <w:t>,</w:t>
+      </w:r>
+    </w:p>
+    <w:p>
+      <w:pPr>
+        <w:pStyle w:val="Sansinterligne"/>
+        <w:rPr>
+          <w:lang w:val="en-US"/>
+        </w:rPr>
+      </w:pPr>
+      <w:r>
+        <w:rPr>
+          <w:lang w:val="en-US"/>
+        </w:rPr>
+        <w:t>'</w:t>
+      </w:r>
+      <w:proofErr w:type="spellStart"/>
+      <w:r>
+        <w:rPr>
+          <w:lang w:val="en-US"/>
+        </w:rPr>
+        <w:t>Thanoss_Pizza</w:t>
+      </w:r>
+      <w:proofErr w:type="spellEnd"/>
+      <w:r>
+        <w:rPr>
+          <w:lang w:val="en-US"/>
+        </w:rPr>
+        <w:t xml:space="preserve"> </w:t>
+      </w:r>
+      <w:r>
+        <w:rPr>
+          <w:lang w:val="en-US"/>
+        </w:rPr>
+        <w:t xml:space="preserve">agent de </w:t>
+      </w:r>
+      <w:proofErr w:type="spellStart"/>
+      <w:r>
+        <w:rPr>
+          <w:lang w:val="en-US"/>
+        </w:rPr>
+        <w:t>caisse</w:t>
+      </w:r>
+      <w:proofErr w:type="spellEnd"/>
+      <w:r>
+        <w:rPr>
+          <w:lang w:val="en-US"/>
+        </w:rPr>
+        <w:t>'</w:t>
+      </w:r>
+      <w:r>
+        <w:rPr>
+          <w:lang w:val="en-US"/>
+        </w:rPr>
+        <w:t>@</w:t>
+      </w:r>
+      <w:r>
+        <w:rPr>
+          <w:lang w:val="en-US"/>
+        </w:rPr>
+        <w:t>'</w:t>
+      </w:r>
+      <w:r>
+        <w:rPr>
+          <w:lang w:val="en-US"/>
+        </w:rPr>
+        <w:t>localhost</w:t>
+      </w:r>
+      <w:r>
+        <w:rPr>
+          <w:lang w:val="en-US"/>
+        </w:rPr>
+        <w:t>'</w:t>
+      </w:r>
+      <w:r>
+        <w:rPr>
+          <w:lang w:val="en-US"/>
+        </w:rPr>
+        <w:t xml:space="preserve"> identified by </w:t>
+      </w:r>
+      <w:r>
+        <w:rPr>
+          <w:lang w:val="en-US"/>
+        </w:rPr>
+        <w:t>'</w:t>
+      </w:r>
+      <w:proofErr w:type="spellStart"/>
+      <w:r>
+        <w:rPr>
+          <w:lang w:val="en-US"/>
+        </w:rPr>
+        <w:t>Thanoss_Pizza</w:t>
+      </w:r>
+      <w:proofErr w:type="spellEnd"/>
+      <w:r>
+        <w:rPr>
+          <w:lang w:val="en-US"/>
+        </w:rPr>
+        <w:t xml:space="preserve"> a</w:t>
+      </w:r>
+      <w:r>
+        <w:rPr>
+          <w:lang w:val="en-US"/>
+        </w:rPr>
+        <w:t xml:space="preserve">gent de </w:t>
+      </w:r>
+      <w:proofErr w:type="spellStart"/>
+      <w:r>
+        <w:rPr>
+          <w:lang w:val="en-US"/>
+        </w:rPr>
+        <w:t>caisse</w:t>
+      </w:r>
+      <w:proofErr w:type="spellEnd"/>
+      <w:r>
+        <w:rPr>
+          <w:lang w:val="en-US"/>
+        </w:rPr>
+        <w:t>'</w:t>
+      </w:r>
+      <w:r>
+        <w:rPr>
+          <w:lang w:val="en-US"/>
+        </w:rPr>
+        <w:t>,</w:t>
+      </w:r>
+    </w:p>
+    <w:p>
+      <w:pPr>
+        <w:rPr>
+          <w:lang w:val="en-US"/>
+        </w:rPr>
+      </w:pPr>
+      <w:r>
+        <w:rPr>
+          <w:lang w:val="en-US"/>
+        </w:rPr>
+        <w:t>'</w:t>
+      </w:r>
+      <w:proofErr w:type="spellStart"/>
+      <w:r>
+        <w:rPr>
+          <w:lang w:val="en-US"/>
+        </w:rPr>
+        <w:t>Thanoss_Pizza</w:t>
+      </w:r>
+      <w:proofErr w:type="spellEnd"/>
+      <w:r>
+        <w:rPr>
+          <w:lang w:val="en-US"/>
+        </w:rPr>
+        <w:t xml:space="preserve"> </w:t>
+      </w:r>
+      <w:proofErr w:type="spellStart"/>
+      <w:r>
+        <w:rPr>
+          <w:lang w:val="en-US"/>
+        </w:rPr>
+        <w:t>analyste</w:t>
+      </w:r>
+      <w:proofErr w:type="spellEnd"/>
+      <w:r>
+        <w:rPr>
+          <w:lang w:val="en-US"/>
+        </w:rPr>
+        <w:t>'</w:t>
+      </w:r>
+      <w:r>
+        <w:rPr>
+          <w:lang w:val="en-US"/>
+        </w:rPr>
+        <w:t>@</w:t>
+      </w:r>
+      <w:r>
+        <w:rPr>
+          <w:lang w:val="en-US"/>
+        </w:rPr>
+        <w:t>'</w:t>
+      </w:r>
+      <w:r>
+        <w:rPr>
+          <w:lang w:val="en-US"/>
+        </w:rPr>
+        <w:t>localhost</w:t>
+      </w:r>
+      <w:r>
+        <w:rPr>
+          <w:lang w:val="en-US"/>
+        </w:rPr>
+        <w:t>'</w:t>
+      </w:r>
+      <w:r>
+        <w:rPr>
+          <w:lang w:val="en-US"/>
+        </w:rPr>
+        <w:t xml:space="preserve"> identified by </w:t>
+      </w:r>
+      <w:r>
+        <w:rPr>
+          <w:lang w:val="en-US"/>
+        </w:rPr>
+        <w:t>'</w:t>
+      </w:r>
+      <w:proofErr w:type="spellStart"/>
+      <w:r>
+        <w:rPr>
+          <w:lang w:val="en-US"/>
+        </w:rPr>
+        <w:t>Thanoss_Pizza</w:t>
+      </w:r>
+      <w:proofErr w:type="spellEnd"/>
+      <w:r>
+        <w:rPr>
+          <w:lang w:val="en-US"/>
+        </w:rPr>
+        <w:t xml:space="preserve"> </w:t>
+      </w:r>
+      <w:proofErr w:type="spellStart"/>
+      <w:r>
+        <w:rPr>
+          <w:lang w:val="en-US"/>
+        </w:rPr>
+        <w:t>a</w:t>
+      </w:r>
+      <w:r>
+        <w:rPr>
+          <w:lang w:val="en-US"/>
+        </w:rPr>
+        <w:t>nalyste</w:t>
+      </w:r>
+      <w:proofErr w:type="spellEnd"/>
+      <w:proofErr w:type="gramStart"/>
+      <w:r>
+        <w:rPr>
+          <w:lang w:val="en-US"/>
+        </w:rPr>
+        <w:t>'</w:t>
+      </w:r>
+      <w:r>
+        <w:rPr>
+          <w:lang w:val="en-US"/>
+        </w:rPr>
+        <w:t>;</w:t>
+      </w:r>
+      <w:proofErr w:type="gramEnd"/>
+    </w:p>
+    <w:p>
+      <w:r>
+        <w:t xml:space="preserve">Vérifions que la </w:t>
+      </w:r>
+      <w:proofErr w:type="spellStart"/>
+      <w:r>
+        <w:t>creation</w:t>
+      </w:r>
+      <w:proofErr w:type="spellEnd"/>
+      <w:r>
+        <w:t xml:space="preserve"> s’est bien déroulée :</w:t>
+      </w:r>
+    </w:p>
+    <w:p>
+      <w:pPr>
+        <w:pStyle w:val="Sansinterligne"/>
+      </w:pPr>
+      <w:r>
+        <w:t>-- la commande</w:t>
+      </w:r>
+    </w:p>
+    <w:p>
+      <w:pPr>
+        <w:pStyle w:val="Sansinterligne"/>
+      </w:pPr>
+      <w:proofErr w:type="gramStart"/>
+      <w:r>
+        <w:t>use</w:t>
+      </w:r>
+      <w:proofErr w:type="gramEnd"/>
+      <w:r>
+        <w:t xml:space="preserve"> </w:t>
+      </w:r>
+      <w:proofErr w:type="spellStart"/>
+      <w:r>
+        <w:t>mysql</w:t>
+      </w:r>
+      <w:proofErr w:type="spellEnd"/>
+      <w:r>
+        <w:t> ;</w:t>
+      </w:r>
+    </w:p>
+    <w:p>
+      <w:pPr>
+        <w:rPr>
+          <w:lang w:val="en-US"/>
+        </w:rPr>
+      </w:pPr>
+      <w:r>
+        <w:rPr>
+          <w:lang w:val="en-US"/>
+        </w:rPr>
+        <w:t xml:space="preserve">select User, host from </w:t>
+      </w:r>
+      <w:proofErr w:type="gramStart"/>
+      <w:r>
+        <w:rPr>
+          <w:lang w:val="en-US"/>
+        </w:rPr>
+        <w:t>user;</w:t>
+      </w:r>
+      <w:proofErr w:type="gramEnd"/>
+    </w:p>
+    <w:p>
+      <w:pPr>
+        <w:rPr>
+          <w:lang w:val="en-US"/>
+        </w:rPr>
+      </w:pPr>
+      <w:r>
+        <w:rPr>
+          <w:lang w:val="en-US"/>
+        </w:rPr>
+        <w:drawing>
+          <wp:inline distT="0" distB="0" distL="0" distR="0" wp14:anchorId="6CECE895" wp14:editId="57A38F11">
+            <wp:extent cx="3248478" cy="952633"/>
+            <wp:effectExtent l="0" t="0" r="0" b="0"/>
+            <wp:docPr id="963299010" name="Image 1"/>
+            <wp:cNvGraphicFramePr>
+              <a:graphicFrameLocks xmlns:a="http://schemas.openxmlformats.org/drawingml/2006/main" noChangeAspect="1"/>
+            </wp:cNvGraphicFramePr>
+            <a:graphic xmlns:a="http://schemas.openxmlformats.org/drawingml/2006/main">
+              <a:graphicData uri="http://schemas.openxmlformats.org/drawingml/2006/picture">
+                <pic:pic xmlns:pic="http://schemas.openxmlformats.org/drawingml/2006/picture">
+                  <pic:nvPicPr>
+                    <pic:cNvPr id="963299010" name=""/>
+                    <pic:cNvPicPr/>
+                  </pic:nvPicPr>
+                  <pic:blipFill>
+                    <a:blip r:embed="rId9"/>
+                    <a:stretch>
+                      <a:fillRect/>
+                    </a:stretch>
+                  </pic:blipFill>
+                  <pic:spPr>
+                    <a:xfrm>
+                      <a:off x="0" y="0"/>
+                      <a:ext cx="3248478" cy="952633"/>
+                    </a:xfrm>
+                    <a:prstGeom prst="rect">
+                      <a:avLst/>
+                    </a:prstGeom>
+                  </pic:spPr>
+                </pic:pic>
+              </a:graphicData>
+            </a:graphic>
+          </wp:inline>
+        </w:drawing>
+      </w:r>
+    </w:p>
+    <w:p>
+      <w:pPr>
+        <w:pStyle w:val="Titre3"/>
+        <w:numPr>
+          <w:ilvl w:val="0"/>
+          <w:numId w:val="9"/>
+        </w:numPr>
+      </w:pPr>
+      <w:r>
+        <w:t>Attribuer les rôles aux u</w:t>
+      </w:r>
+      <w:r>
+        <w:t>tilisateurs</w:t>
+      </w:r>
+    </w:p>
+    <w:p>
+      <w:r>
+        <w:t>Finalement, nous allons donner un rôle à chaque utilisateur, voici les commandes :</w:t>
+      </w:r>
+    </w:p>
+    <w:p>
+      <w:pPr>
+        <w:pStyle w:val="Sansinterligne"/>
+      </w:pPr>
+      <w:r>
+        <w:t>-- administrateur</w:t>
+      </w:r>
+    </w:p>
+    <w:p>
+      <w:pPr>
+        <w:pStyle w:val="Sansinterligne"/>
+        <w:rPr>
+          <w:lang w:val="en-US"/>
+        </w:rPr>
+      </w:pPr>
+      <w:r>
+        <w:rPr>
+          <w:lang w:val="en-US"/>
+        </w:rPr>
+        <w:t xml:space="preserve">grant </w:t>
+      </w:r>
+      <w:r>
+        <w:rPr>
+          <w:lang w:val="en-US"/>
+        </w:rPr>
+        <w:t>'Administrateur'</w:t>
+      </w:r>
+      <w:r>
+        <w:rPr>
+          <w:lang w:val="en-US"/>
+        </w:rPr>
+        <w:t xml:space="preserve"> to </w:t>
+      </w:r>
+      <w:r>
+        <w:rPr>
+          <w:lang w:val="en-US"/>
+        </w:rPr>
+        <w:t>'</w:t>
+      </w:r>
+      <w:proofErr w:type="spellStart"/>
+      <w:r>
+        <w:rPr>
+          <w:lang w:val="en-US"/>
+        </w:rPr>
+        <w:t>Thanoss_Pizza</w:t>
+      </w:r>
+      <w:proofErr w:type="spellEnd"/>
+      <w:r>
+        <w:rPr>
+          <w:lang w:val="en-US"/>
+        </w:rPr>
+        <w:t xml:space="preserve"> </w:t>
+      </w:r>
+      <w:proofErr w:type="spellStart"/>
+      <w:r>
+        <w:rPr>
+          <w:lang w:val="en-US"/>
+        </w:rPr>
+        <w:t>a</w:t>
+      </w:r>
+      <w:r>
+        <w:rPr>
+          <w:lang w:val="en-US"/>
+        </w:rPr>
+        <w:t>dmin'</w:t>
+      </w:r>
+      <w:r>
+        <w:rPr>
+          <w:lang w:val="en-US"/>
+        </w:rPr>
+        <w:t>@</w:t>
+      </w:r>
+      <w:r>
+        <w:rPr>
+          <w:lang w:val="en-US"/>
+        </w:rPr>
+        <w:t>'</w:t>
+      </w:r>
+      <w:r>
+        <w:rPr>
+          <w:lang w:val="en-US"/>
+        </w:rPr>
+        <w:t>localhost</w:t>
+      </w:r>
+      <w:proofErr w:type="spellEnd"/>
+      <w:proofErr w:type="gramStart"/>
+      <w:r>
+        <w:rPr>
+          <w:lang w:val="en-US"/>
+        </w:rPr>
+        <w:t>'</w:t>
+      </w:r>
+      <w:r>
+        <w:rPr>
+          <w:lang w:val="en-US"/>
+        </w:rPr>
+        <w:t>;</w:t>
+      </w:r>
+      <w:proofErr w:type="gramEnd"/>
+    </w:p>
+    <w:p>
+      <w:pPr>
+        <w:pStyle w:val="Sansinterligne"/>
+        <w:rPr>
+          <w:lang w:val="en-US"/>
+        </w:rPr>
+      </w:pPr>
+      <w:r>
+        <w:rPr>
+          <w:lang w:val="en-US"/>
+        </w:rPr>
+        <w:t>-- manager</w:t>
+      </w:r>
+    </w:p>
+    <w:p>
+      <w:pPr>
+        <w:pStyle w:val="Sansinterligne"/>
+        <w:rPr>
+          <w:lang w:val="en-US"/>
+        </w:rPr>
+      </w:pPr>
+      <w:r>
+        <w:rPr>
+          <w:lang w:val="en-US"/>
+        </w:rPr>
+        <w:t xml:space="preserve">grant </w:t>
+      </w:r>
+      <w:r>
+        <w:rPr>
+          <w:lang w:val="en-US"/>
+        </w:rPr>
+        <w:t>'</w:t>
+      </w:r>
+      <w:r>
+        <w:rPr>
+          <w:lang w:val="en-US"/>
+        </w:rPr>
+        <w:t>Manager</w:t>
+      </w:r>
+      <w:r>
+        <w:rPr>
+          <w:lang w:val="en-US"/>
+        </w:rPr>
+        <w:t>'</w:t>
+      </w:r>
+      <w:r>
+        <w:rPr>
+          <w:lang w:val="en-US"/>
+        </w:rPr>
+        <w:t xml:space="preserve"> to </w:t>
+      </w:r>
+      <w:r>
+        <w:rPr>
+          <w:lang w:val="en-US"/>
+        </w:rPr>
+        <w:t>'</w:t>
+      </w:r>
+      <w:proofErr w:type="spellStart"/>
+      <w:r>
+        <w:rPr>
+          <w:lang w:val="en-US"/>
+        </w:rPr>
+        <w:t>Thanoss_Pizza</w:t>
+      </w:r>
+      <w:proofErr w:type="spellEnd"/>
+      <w:r>
+        <w:rPr>
+          <w:lang w:val="en-US"/>
+        </w:rPr>
+        <w:t xml:space="preserve"> </w:t>
+      </w:r>
+      <w:proofErr w:type="spellStart"/>
+      <w:r>
+        <w:rPr>
+          <w:lang w:val="en-US"/>
+        </w:rPr>
+        <w:t>manager</w:t>
+      </w:r>
+      <w:r>
+        <w:rPr>
+          <w:lang w:val="en-US"/>
+        </w:rPr>
+        <w:t>'</w:t>
+      </w:r>
+      <w:r>
+        <w:rPr>
+          <w:lang w:val="en-US"/>
+        </w:rPr>
+        <w:t>@</w:t>
+      </w:r>
+      <w:r>
+        <w:rPr>
+          <w:lang w:val="en-US"/>
+        </w:rPr>
+        <w:t>'</w:t>
+      </w:r>
+      <w:r>
+        <w:rPr>
+          <w:lang w:val="en-US"/>
+        </w:rPr>
+        <w:t>localhost</w:t>
+      </w:r>
+      <w:proofErr w:type="spellEnd"/>
+      <w:proofErr w:type="gramStart"/>
+      <w:r>
+        <w:rPr>
+          <w:lang w:val="en-US"/>
+        </w:rPr>
+        <w:t>'</w:t>
+      </w:r>
+      <w:r>
+        <w:rPr>
+          <w:lang w:val="en-US"/>
+        </w:rPr>
+        <w:t>;</w:t>
+      </w:r>
+      <w:proofErr w:type="gramEnd"/>
+    </w:p>
+    <w:p>
+      <w:pPr>
+        <w:pStyle w:val="Sansinterligne"/>
+        <w:rPr>
+          <w:lang w:val="en-US"/>
+        </w:rPr>
+      </w:pPr>
+      <w:r>
+        <w:rPr>
+          <w:lang w:val="en-US"/>
+        </w:rPr>
+        <w:t>-- pizzaiolo</w:t>
+      </w:r>
+    </w:p>
+    <w:p>
+      <w:pPr>
+        <w:pStyle w:val="Sansinterligne"/>
+        <w:rPr>
+          <w:lang w:val="en-US"/>
+        </w:rPr>
+      </w:pPr>
+      <w:r>
+        <w:rPr>
+          <w:lang w:val="en-US"/>
+        </w:rPr>
+        <w:t xml:space="preserve">grant </w:t>
+      </w:r>
+      <w:r>
+        <w:rPr>
+          <w:lang w:val="en-US"/>
+        </w:rPr>
+        <w:t>'</w:t>
+      </w:r>
+      <w:r>
+        <w:rPr>
+          <w:lang w:val="en-US"/>
+        </w:rPr>
+        <w:t>Pizzaiolo</w:t>
+      </w:r>
+      <w:r>
+        <w:rPr>
+          <w:lang w:val="en-US"/>
+        </w:rPr>
+        <w:t>'</w:t>
+      </w:r>
+      <w:r>
+        <w:rPr>
+          <w:lang w:val="en-US"/>
+        </w:rPr>
+        <w:t xml:space="preserve"> to </w:t>
+      </w:r>
+      <w:r>
+        <w:rPr>
+          <w:lang w:val="en-US"/>
+        </w:rPr>
+        <w:t>'</w:t>
+      </w:r>
+      <w:proofErr w:type="spellStart"/>
+      <w:r>
+        <w:rPr>
+          <w:lang w:val="en-US"/>
+        </w:rPr>
+        <w:t>Thanoss_Pizza</w:t>
+      </w:r>
+      <w:proofErr w:type="spellEnd"/>
+      <w:r>
+        <w:rPr>
+          <w:lang w:val="en-US"/>
+        </w:rPr>
+        <w:t xml:space="preserve"> </w:t>
+      </w:r>
+      <w:proofErr w:type="spellStart"/>
+      <w:r>
+        <w:rPr>
+          <w:lang w:val="en-US"/>
+        </w:rPr>
+        <w:t>pizzaiolo</w:t>
+      </w:r>
+      <w:r>
+        <w:rPr>
+          <w:lang w:val="en-US"/>
+        </w:rPr>
+        <w:t>'</w:t>
+      </w:r>
+      <w:r>
+        <w:rPr>
+          <w:lang w:val="en-US"/>
+        </w:rPr>
+        <w:t>@</w:t>
+      </w:r>
+      <w:r>
+        <w:rPr>
+          <w:lang w:val="en-US"/>
+        </w:rPr>
+        <w:t>'</w:t>
+      </w:r>
+      <w:r>
+        <w:rPr>
+          <w:lang w:val="en-US"/>
+        </w:rPr>
+        <w:t>localhost</w:t>
+      </w:r>
+      <w:proofErr w:type="spellEnd"/>
+      <w:proofErr w:type="gramStart"/>
+      <w:r>
+        <w:rPr>
+          <w:lang w:val="en-US"/>
+        </w:rPr>
+        <w:t>'</w:t>
+      </w:r>
+      <w:r>
+        <w:rPr>
+          <w:lang w:val="en-US"/>
+        </w:rPr>
+        <w:t>;</w:t>
+      </w:r>
+      <w:proofErr w:type="gramEnd"/>
+    </w:p>
+    <w:p>
+      <w:pPr>
+        <w:pStyle w:val="Sansinterligne"/>
+        <w:rPr>
+          <w:lang w:val="en-US"/>
+        </w:rPr>
+      </w:pPr>
+      <w:r>
+        <w:rPr>
+          <w:lang w:val="en-US"/>
+        </w:rPr>
+        <w:t xml:space="preserve">-- </w:t>
+      </w:r>
+      <w:proofErr w:type="spellStart"/>
+      <w:r>
+        <w:rPr>
+          <w:lang w:val="en-US"/>
+        </w:rPr>
+        <w:t>livreur</w:t>
+      </w:r>
+      <w:proofErr w:type="spellEnd"/>
+    </w:p>
+    <w:p>
+      <w:pPr>
+        <w:pStyle w:val="Sansinterligne"/>
+        <w:rPr>
+          <w:lang w:val="en-US"/>
+        </w:rPr>
+      </w:pPr>
+      <w:r>
+        <w:rPr>
+          <w:lang w:val="en-US"/>
+        </w:rPr>
+        <w:t xml:space="preserve">grant </w:t>
+      </w:r>
+      <w:r>
+        <w:rPr>
+          <w:lang w:val="en-US"/>
+        </w:rPr>
+        <w:t>'</w:t>
+      </w:r>
+      <w:proofErr w:type="spellStart"/>
+      <w:r>
+        <w:rPr>
+          <w:lang w:val="en-US"/>
+        </w:rPr>
+        <w:t>Livreur</w:t>
+      </w:r>
+      <w:proofErr w:type="spellEnd"/>
+      <w:r>
+        <w:rPr>
+          <w:lang w:val="en-US"/>
+        </w:rPr>
+        <w:t>'</w:t>
+      </w:r>
+      <w:r>
+        <w:rPr>
+          <w:lang w:val="en-US"/>
+        </w:rPr>
+        <w:t xml:space="preserve"> to </w:t>
+      </w:r>
+      <w:r>
+        <w:rPr>
+          <w:lang w:val="en-US"/>
+        </w:rPr>
+        <w:t>'</w:t>
+      </w:r>
+      <w:proofErr w:type="spellStart"/>
+      <w:r>
+        <w:rPr>
+          <w:lang w:val="en-US"/>
+        </w:rPr>
+        <w:t>Thanoss_Pizza</w:t>
+      </w:r>
+      <w:proofErr w:type="spellEnd"/>
+      <w:r>
+        <w:rPr>
+          <w:lang w:val="en-US"/>
+        </w:rPr>
+        <w:t xml:space="preserve"> </w:t>
+      </w:r>
+      <w:proofErr w:type="spellStart"/>
+      <w:r>
+        <w:rPr>
+          <w:lang w:val="en-US"/>
+        </w:rPr>
+        <w:t>livreur</w:t>
+      </w:r>
+      <w:proofErr w:type="spellEnd"/>
+      <w:r>
+        <w:rPr>
+          <w:lang w:val="en-US"/>
+        </w:rPr>
+        <w:t>'</w:t>
+      </w:r>
+      <w:r>
+        <w:rPr>
+          <w:lang w:val="en-US"/>
+        </w:rPr>
+        <w:t>@</w:t>
+      </w:r>
+      <w:r>
+        <w:rPr>
+          <w:lang w:val="en-US"/>
+        </w:rPr>
+        <w:t>'</w:t>
+      </w:r>
+      <w:r>
+        <w:rPr>
+          <w:lang w:val="en-US"/>
+        </w:rPr>
+        <w:t>localhost</w:t>
+      </w:r>
+      <w:proofErr w:type="gramStart"/>
+      <w:r>
+        <w:rPr>
+          <w:lang w:val="en-US"/>
+        </w:rPr>
+        <w:t>'</w:t>
+      </w:r>
+      <w:r>
+        <w:rPr>
+          <w:lang w:val="en-US"/>
+        </w:rPr>
+        <w:t>;</w:t>
+      </w:r>
+      <w:proofErr w:type="gramEnd"/>
+    </w:p>
+    <w:p>
+      <w:pPr>
+        <w:pStyle w:val="Sansinterligne"/>
+      </w:pPr>
+      <w:r>
+        <w:t>-- agent de</w:t>
+      </w:r>
+      <w:r>
+        <w:t xml:space="preserve"> caisse</w:t>
+      </w:r>
+    </w:p>
+    <w:p>
+      <w:pPr>
+        <w:pStyle w:val="Sansinterligne"/>
+      </w:pPr>
+      <w:proofErr w:type="spellStart"/>
+      <w:proofErr w:type="gramStart"/>
+      <w:r>
+        <w:t>grant</w:t>
+      </w:r>
+      <w:proofErr w:type="spellEnd"/>
+      <w:proofErr w:type="gramEnd"/>
+      <w:r>
+        <w:t xml:space="preserve"> 'A</w:t>
+      </w:r>
+      <w:r>
+        <w:t>gent de caisse</w:t>
+      </w:r>
+      <w:r>
+        <w:t>' to '</w:t>
+      </w:r>
+      <w:proofErr w:type="spellStart"/>
+      <w:r>
+        <w:t>Thanoss_Pizza</w:t>
+      </w:r>
+      <w:proofErr w:type="spellEnd"/>
+      <w:r>
+        <w:t xml:space="preserve"> </w:t>
+      </w:r>
+      <w:r>
+        <w:t xml:space="preserve">agent de </w:t>
+      </w:r>
+      <w:proofErr w:type="spellStart"/>
+      <w:r>
+        <w:t>caisse</w:t>
+      </w:r>
+      <w:r>
+        <w:t>'@'localhost</w:t>
+      </w:r>
+      <w:proofErr w:type="spellEnd"/>
+      <w:r>
+        <w:t>';</w:t>
+      </w:r>
+    </w:p>
+    <w:p>
+      <w:pPr>
+        <w:pStyle w:val="Sansinterligne"/>
+        <w:rPr>
+          <w:lang w:val="en-US"/>
+        </w:rPr>
+      </w:pPr>
+      <w:r>
+        <w:rPr>
+          <w:lang w:val="en-US"/>
+        </w:rPr>
+        <w:t xml:space="preserve">-- </w:t>
+      </w:r>
+      <w:proofErr w:type="spellStart"/>
+      <w:r>
+        <w:rPr>
+          <w:lang w:val="en-US"/>
+        </w:rPr>
+        <w:t>analyste</w:t>
+      </w:r>
+      <w:proofErr w:type="spellEnd"/>
+    </w:p>
+    <w:p>
+      <w:pPr>
+        <w:pStyle w:val="Sansinterligne"/>
+        <w:rPr>
+          <w:lang w:val="en-US"/>
+        </w:rPr>
+      </w:pPr>
+      <w:r>
+        <w:rPr>
+          <w:lang w:val="en-US"/>
+        </w:rPr>
+        <w:t xml:space="preserve">grant </w:t>
+      </w:r>
+      <w:r>
+        <w:rPr>
+          <w:lang w:val="en-US"/>
+        </w:rPr>
+        <w:t>'</w:t>
+      </w:r>
+      <w:proofErr w:type="spellStart"/>
+      <w:r>
+        <w:rPr>
+          <w:lang w:val="en-US"/>
+        </w:rPr>
+        <w:t>A</w:t>
+      </w:r>
+      <w:r>
+        <w:rPr>
+          <w:lang w:val="en-US"/>
+        </w:rPr>
+        <w:t>nalyste</w:t>
+      </w:r>
+      <w:proofErr w:type="spellEnd"/>
+      <w:r>
+        <w:rPr>
+          <w:lang w:val="en-US"/>
+        </w:rPr>
+        <w:t>'</w:t>
+      </w:r>
+      <w:r>
+        <w:rPr>
+          <w:lang w:val="en-US"/>
+        </w:rPr>
+        <w:t xml:space="preserve"> to </w:t>
+      </w:r>
+      <w:r>
+        <w:rPr>
+          <w:lang w:val="en-US"/>
+        </w:rPr>
+        <w:t>'</w:t>
+      </w:r>
+      <w:proofErr w:type="spellStart"/>
+      <w:r>
+        <w:rPr>
+          <w:lang w:val="en-US"/>
+        </w:rPr>
+        <w:t>Thanoss_Pizza</w:t>
+      </w:r>
+      <w:proofErr w:type="spellEnd"/>
+      <w:r>
+        <w:rPr>
+          <w:lang w:val="en-US"/>
+        </w:rPr>
+        <w:t xml:space="preserve"> </w:t>
+      </w:r>
+      <w:proofErr w:type="spellStart"/>
+      <w:r>
+        <w:rPr>
+          <w:lang w:val="en-US"/>
+        </w:rPr>
+        <w:t>analyste</w:t>
+      </w:r>
+      <w:proofErr w:type="spellEnd"/>
+      <w:r>
+        <w:rPr>
+          <w:lang w:val="en-US"/>
+        </w:rPr>
+        <w:t>'</w:t>
+      </w:r>
+      <w:r>
+        <w:rPr>
+          <w:lang w:val="en-US"/>
+        </w:rPr>
+        <w:t>@</w:t>
+      </w:r>
+      <w:r>
+        <w:rPr>
+          <w:lang w:val="en-US"/>
+        </w:rPr>
+        <w:t>'</w:t>
+      </w:r>
+      <w:r>
+        <w:rPr>
+          <w:lang w:val="en-US"/>
+        </w:rPr>
+        <w:t>localhost</w:t>
+      </w:r>
+      <w:proofErr w:type="gramStart"/>
+      <w:r>
+        <w:rPr>
+          <w:lang w:val="en-US"/>
+        </w:rPr>
+        <w:t>'</w:t>
+      </w:r>
+      <w:r>
+        <w:rPr>
+          <w:lang w:val="en-US"/>
+        </w:rPr>
+        <w:t>;</w:t>
+      </w:r>
+      <w:proofErr w:type="gramEnd"/>
+    </w:p>
+    <w:p>
+      <w:pPr>
+        <w:rPr>
+          <w:lang w:val="en-US"/>
+        </w:rPr>
+      </w:pPr>
+    </w:p>
+    <w:p>
+      <w:pPr>
         <w:pStyle w:val="Titre2"/>
+        <w:rPr>
+          <w:lang w:val="en-US"/>
+        </w:rPr>
       </w:pPr>
       <w:bookmarkStart w:id="4" w:name="_Toc210392961"/>
       <w:r>
+        <w:rPr>
+          <w:lang w:val="en-US"/>
+        </w:rPr>
         <w:lastRenderedPageBreak/>
         <w:t>Conclusion</w:t>
       </w:r>
@@ -4224,8 +5683,8 @@
       <w:bookmarkEnd w:id="6"/>
     </w:p>
     <w:sectPr>
-      <w:headerReference w:type="default" r:id="rId9"/>
-      <w:footerReference w:type="default" r:id="rId10"/>
+      <w:headerReference w:type="default" r:id="rId10"/>
+      <w:footerReference w:type="default" r:id="rId11"/>
       <w:pgSz w:w="11906" w:h="16838"/>
       <w:pgMar w:top="1417" w:right="1417" w:bottom="1417" w:left="1417" w:header="708" w:footer="708" w:gutter="0"/>
       <w:cols w:space="708"/>

--- a/R106-JonJunod-ThanosPizza.docx
+++ b/R106-JonJunod-ThanosPizza.docx
@@ -2774,30 +2774,35 @@
     <w:p>
       <w:pPr>
         <w:pStyle w:val="Sansinterligne"/>
-      </w:pPr>
-      <w:proofErr w:type="spellStart"/>
+        <w:rPr>
+          <w:lang w:val="en-US"/>
+        </w:rPr>
+      </w:pPr>
+      <w:r>
+        <w:rPr>
+          <w:lang w:val="en-US"/>
+        </w:rPr>
+        <w:t>grant all privileges on db_Thanoss_</w:t>
+      </w:r>
       <w:proofErr w:type="gramStart"/>
       <w:r>
-        <w:t>grant</w:t>
-      </w:r>
-      <w:proofErr w:type="spellEnd"/>
+        <w:rPr>
+          <w:lang w:val="en-US"/>
+        </w:rPr>
+        <w:t>Pizza.</w:t>
+      </w:r>
+      <w:r>
+        <w:rPr>
+          <w:lang w:val="en-US"/>
+        </w:rPr>
+        <w:t>*</w:t>
+      </w:r>
       <w:proofErr w:type="gramEnd"/>
       <w:r>
-        <w:t xml:space="preserve"> all </w:t>
-      </w:r>
-      <w:proofErr w:type="spellStart"/>
-      <w:r>
-        <w:t>privileges</w:t>
-      </w:r>
-      <w:proofErr w:type="spellEnd"/>
-      <w:r>
-        <w:t xml:space="preserve"> on db_Thanoss_</w:t>
-      </w:r>
-      <w:r>
-        <w:t>Pizza.</w:t>
-      </w:r>
-      <w:r>
-        <w:t>* to 'Administrateur';</w:t>
+        <w:rPr>
+          <w:lang w:val="en-US"/>
+        </w:rPr>
+        <w:t xml:space="preserve"> to 'Administrateur';</w:t>
       </w:r>
     </w:p>
     <w:p>
@@ -4370,13 +4375,111 @@
         <w:rPr>
           <w:lang w:val="en-US"/>
         </w:rPr>
+        <w:t xml:space="preserve"> manager</w:t>
+      </w:r>
+      <w:r>
+        <w:rPr>
+          <w:lang w:val="en-US"/>
+        </w:rPr>
+        <w:t>'</w:t>
+      </w:r>
+      <w:r>
+        <w:rPr>
+          <w:lang w:val="en-US"/>
+        </w:rPr>
+        <w:t>,</w:t>
+      </w:r>
+    </w:p>
+    <w:p>
+      <w:pPr>
+        <w:pStyle w:val="Sansinterligne"/>
+        <w:rPr>
+          <w:lang w:val="en-US"/>
+        </w:rPr>
+      </w:pPr>
+      <w:r>
+        <w:rPr>
+          <w:lang w:val="en-US"/>
+        </w:rPr>
+        <w:t>'</w:t>
+      </w:r>
+      <w:proofErr w:type="spellStart"/>
+      <w:r>
+        <w:rPr>
+          <w:lang w:val="en-US"/>
+        </w:rPr>
+        <w:t>Thanoss_Pizza</w:t>
+      </w:r>
+      <w:proofErr w:type="spellEnd"/>
+      <w:r>
+        <w:rPr>
+          <w:lang w:val="en-US"/>
+        </w:rPr>
         <w:t xml:space="preserve"> </w:t>
       </w:r>
-      <w:r>
-        <w:rPr>
-          <w:lang w:val="en-US"/>
-        </w:rPr>
-        <w:t>manager</w:t>
+      <w:proofErr w:type="spellStart"/>
+      <w:r>
+        <w:rPr>
+          <w:lang w:val="en-US"/>
+        </w:rPr>
+        <w:t>pizzaiolo</w:t>
+      </w:r>
+      <w:r>
+        <w:rPr>
+          <w:lang w:val="en-US"/>
+        </w:rPr>
+        <w:t>'</w:t>
+      </w:r>
+      <w:r>
+        <w:rPr>
+          <w:lang w:val="en-US"/>
+        </w:rPr>
+        <w:t>@</w:t>
+      </w:r>
+      <w:r>
+        <w:rPr>
+          <w:lang w:val="en-US"/>
+        </w:rPr>
+        <w:t>'</w:t>
+      </w:r>
+      <w:r>
+        <w:rPr>
+          <w:lang w:val="en-US"/>
+        </w:rPr>
+        <w:t>localhost</w:t>
+      </w:r>
+      <w:proofErr w:type="spellEnd"/>
+      <w:r>
+        <w:rPr>
+          <w:lang w:val="en-US"/>
+        </w:rPr>
+        <w:t>'</w:t>
+      </w:r>
+      <w:r>
+        <w:rPr>
+          <w:lang w:val="en-US"/>
+        </w:rPr>
+        <w:t xml:space="preserve"> identified by </w:t>
+      </w:r>
+      <w:r>
+        <w:rPr>
+          <w:lang w:val="en-US"/>
+        </w:rPr>
+        <w:t>'</w:t>
+      </w:r>
+      <w:proofErr w:type="spellStart"/>
+      <w:r>
+        <w:rPr>
+          <w:lang w:val="en-US"/>
+        </w:rPr>
+        <w:t>Thanoss_Pizza</w:t>
+      </w:r>
+      <w:proofErr w:type="spellEnd"/>
+      <w:r>
+        <w:rPr>
+          <w:lang w:val="en-US"/>
+        </w:rPr>
+        <w:t xml:space="preserve"> pizzaiolo</w:t>
       </w:r>
       <w:r>
         <w:rPr>
@@ -4423,8 +4526,9 @@
         <w:rPr>
           <w:lang w:val="en-US"/>
         </w:rPr>
-        <w:t>pizzaiolo</w:t>
-      </w:r>
+        <w:t>livreur</w:t>
+      </w:r>
+      <w:proofErr w:type="spellEnd"/>
       <w:r>
         <w:rPr>
           <w:lang w:val="en-US"/>
@@ -4449,7 +4553,6 @@
         </w:rPr>
         <w:t>localhost</w:t>
       </w:r>
-      <w:proofErr w:type="spellEnd"/>
       <w:r>
         <w:rPr>
           <w:lang w:val="en-US"/>
@@ -4482,12 +4585,14 @@
         </w:rPr>
         <w:t xml:space="preserve"> </w:t>
       </w:r>
-      <w:r>
-        <w:rPr>
-          <w:lang w:val="en-US"/>
-        </w:rPr>
-        <w:t>pizzaiolo</w:t>
-      </w:r>
+      <w:proofErr w:type="spellStart"/>
+      <w:r>
+        <w:rPr>
+          <w:lang w:val="en-US"/>
+        </w:rPr>
+        <w:t>livreur</w:t>
+      </w:r>
+      <w:proofErr w:type="spellEnd"/>
       <w:r>
         <w:rPr>
           <w:lang w:val="en-US"/>
@@ -4526,6 +4631,117 @@
         <w:rPr>
           <w:lang w:val="en-US"/>
         </w:rPr>
+        <w:t xml:space="preserve"> agent de </w:t>
+      </w:r>
+      <w:proofErr w:type="spellStart"/>
+      <w:r>
+        <w:rPr>
+          <w:lang w:val="en-US"/>
+        </w:rPr>
+        <w:t>caisse</w:t>
+      </w:r>
+      <w:proofErr w:type="spellEnd"/>
+      <w:r>
+        <w:rPr>
+          <w:lang w:val="en-US"/>
+        </w:rPr>
+        <w:t>'</w:t>
+      </w:r>
+      <w:r>
+        <w:rPr>
+          <w:lang w:val="en-US"/>
+        </w:rPr>
+        <w:t>@</w:t>
+      </w:r>
+      <w:r>
+        <w:rPr>
+          <w:lang w:val="en-US"/>
+        </w:rPr>
+        <w:t>'</w:t>
+      </w:r>
+      <w:r>
+        <w:rPr>
+          <w:lang w:val="en-US"/>
+        </w:rPr>
+        <w:t>localhost</w:t>
+      </w:r>
+      <w:r>
+        <w:rPr>
+          <w:lang w:val="en-US"/>
+        </w:rPr>
+        <w:t>'</w:t>
+      </w:r>
+      <w:r>
+        <w:rPr>
+          <w:lang w:val="en-US"/>
+        </w:rPr>
+        <w:t xml:space="preserve"> identified by </w:t>
+      </w:r>
+      <w:r>
+        <w:rPr>
+          <w:lang w:val="en-US"/>
+        </w:rPr>
+        <w:t>'</w:t>
+      </w:r>
+      <w:proofErr w:type="spellStart"/>
+      <w:r>
+        <w:rPr>
+          <w:lang w:val="en-US"/>
+        </w:rPr>
+        <w:t>Thanoss_Pizza</w:t>
+      </w:r>
+      <w:proofErr w:type="spellEnd"/>
+      <w:r>
+        <w:rPr>
+          <w:lang w:val="en-US"/>
+        </w:rPr>
+        <w:t xml:space="preserve"> agent de </w:t>
+      </w:r>
+      <w:proofErr w:type="spellStart"/>
+      <w:r>
+        <w:rPr>
+          <w:lang w:val="en-US"/>
+        </w:rPr>
+        <w:t>caisse</w:t>
+      </w:r>
+      <w:proofErr w:type="spellEnd"/>
+      <w:r>
+        <w:rPr>
+          <w:lang w:val="en-US"/>
+        </w:rPr>
+        <w:t>'</w:t>
+      </w:r>
+      <w:r>
+        <w:rPr>
+          <w:lang w:val="en-US"/>
+        </w:rPr>
+        <w:t>,</w:t>
+      </w:r>
+    </w:p>
+    <w:p>
+      <w:pPr>
+        <w:rPr>
+          <w:lang w:val="en-US"/>
+        </w:rPr>
+      </w:pPr>
+      <w:r>
+        <w:rPr>
+          <w:lang w:val="en-US"/>
+        </w:rPr>
+        <w:t>'</w:t>
+      </w:r>
+      <w:proofErr w:type="spellStart"/>
+      <w:r>
+        <w:rPr>
+          <w:lang w:val="en-US"/>
+        </w:rPr>
+        <w:t>Thanoss_Pizza</w:t>
+      </w:r>
+      <w:proofErr w:type="spellEnd"/>
+      <w:r>
+        <w:rPr>
+          <w:lang w:val="en-US"/>
+        </w:rPr>
         <w:t xml:space="preserve"> </w:t>
       </w:r>
       <w:proofErr w:type="spellStart"/>
@@ -4533,7 +4749,7 @@
         <w:rPr>
           <w:lang w:val="en-US"/>
         </w:rPr>
-        <w:t>livreur</w:t>
+        <w:t>analyste</w:t>
       </w:r>
       <w:proofErr w:type="spellEnd"/>
       <w:r>
@@ -4597,336 +4813,105 @@
         <w:rPr>
           <w:lang w:val="en-US"/>
         </w:rPr>
-        <w:t>livreur</w:t>
-      </w:r>
-      <w:proofErr w:type="spellEnd"/>
-      <w:r>
-        <w:rPr>
-          <w:lang w:val="en-US"/>
-        </w:rPr>
-        <w:t>'</w:t>
-      </w:r>
-      <w:r>
-        <w:rPr>
-          <w:lang w:val="en-US"/>
-        </w:rPr>
-        <w:t>,</w:t>
+        <w:t>analyste</w:t>
+      </w:r>
+      <w:proofErr w:type="spellEnd"/>
+      <w:proofErr w:type="gramStart"/>
+      <w:r>
+        <w:rPr>
+          <w:lang w:val="en-US"/>
+        </w:rPr>
+        <w:t>'</w:t>
+      </w:r>
+      <w:r>
+        <w:rPr>
+          <w:lang w:val="en-US"/>
+        </w:rPr>
+        <w:t>;</w:t>
+      </w:r>
+      <w:proofErr w:type="gramEnd"/>
+    </w:p>
+    <w:p>
+      <w:r>
+        <w:t xml:space="preserve">Vérifions que la </w:t>
+      </w:r>
+      <w:proofErr w:type="spellStart"/>
+      <w:r>
+        <w:t>creation</w:t>
+      </w:r>
+      <w:proofErr w:type="spellEnd"/>
+      <w:r>
+        <w:t xml:space="preserve"> s’est bien déroulée :</w:t>
       </w:r>
     </w:p>
     <w:p>
       <w:pPr>
         <w:pStyle w:val="Sansinterligne"/>
-        <w:rPr>
-          <w:lang w:val="en-US"/>
-        </w:rPr>
-      </w:pPr>
-      <w:r>
-        <w:rPr>
-          <w:lang w:val="en-US"/>
-        </w:rPr>
-        <w:t>'</w:t>
-      </w:r>
-      <w:proofErr w:type="spellStart"/>
-      <w:r>
-        <w:rPr>
-          <w:lang w:val="en-US"/>
-        </w:rPr>
-        <w:t>Thanoss_Pizza</w:t>
-      </w:r>
-      <w:proofErr w:type="spellEnd"/>
-      <w:r>
-        <w:rPr>
-          <w:lang w:val="en-US"/>
-        </w:rPr>
-        <w:t xml:space="preserve"> </w:t>
-      </w:r>
-      <w:r>
-        <w:rPr>
-          <w:lang w:val="en-US"/>
-        </w:rPr>
-        <w:t xml:space="preserve">agent de </w:t>
-      </w:r>
-      <w:proofErr w:type="spellStart"/>
-      <w:r>
-        <w:rPr>
-          <w:lang w:val="en-US"/>
-        </w:rPr>
-        <w:t>caisse</w:t>
-      </w:r>
-      <w:proofErr w:type="spellEnd"/>
-      <w:r>
-        <w:rPr>
-          <w:lang w:val="en-US"/>
-        </w:rPr>
-        <w:t>'</w:t>
-      </w:r>
-      <w:r>
-        <w:rPr>
-          <w:lang w:val="en-US"/>
-        </w:rPr>
-        <w:t>@</w:t>
-      </w:r>
-      <w:r>
-        <w:rPr>
-          <w:lang w:val="en-US"/>
-        </w:rPr>
-        <w:t>'</w:t>
-      </w:r>
-      <w:r>
-        <w:rPr>
-          <w:lang w:val="en-US"/>
-        </w:rPr>
-        <w:t>localhost</w:t>
-      </w:r>
-      <w:r>
-        <w:rPr>
-          <w:lang w:val="en-US"/>
-        </w:rPr>
-        <w:t>'</w:t>
-      </w:r>
-      <w:r>
-        <w:rPr>
-          <w:lang w:val="en-US"/>
-        </w:rPr>
-        <w:t xml:space="preserve"> identified by </w:t>
-      </w:r>
-      <w:r>
-        <w:rPr>
-          <w:lang w:val="en-US"/>
-        </w:rPr>
-        <w:t>'</w:t>
-      </w:r>
-      <w:proofErr w:type="spellStart"/>
-      <w:r>
-        <w:rPr>
-          <w:lang w:val="en-US"/>
-        </w:rPr>
-        <w:t>Thanoss_Pizza</w:t>
-      </w:r>
-      <w:proofErr w:type="spellEnd"/>
-      <w:r>
-        <w:rPr>
-          <w:lang w:val="en-US"/>
-        </w:rPr>
-        <w:t xml:space="preserve"> a</w:t>
-      </w:r>
-      <w:r>
-        <w:rPr>
-          <w:lang w:val="en-US"/>
-        </w:rPr>
-        <w:t xml:space="preserve">gent de </w:t>
-      </w:r>
-      <w:proofErr w:type="spellStart"/>
-      <w:r>
-        <w:rPr>
-          <w:lang w:val="en-US"/>
-        </w:rPr>
-        <w:t>caisse</w:t>
-      </w:r>
-      <w:proofErr w:type="spellEnd"/>
-      <w:r>
-        <w:rPr>
-          <w:lang w:val="en-US"/>
-        </w:rPr>
-        <w:t>'</w:t>
-      </w:r>
-      <w:r>
-        <w:rPr>
-          <w:lang w:val="en-US"/>
-        </w:rPr>
-        <w:t>,</w:t>
-      </w:r>
-    </w:p>
-    <w:p>
-      <w:pPr>
-        <w:rPr>
-          <w:lang w:val="en-US"/>
-        </w:rPr>
-      </w:pPr>
-      <w:r>
-        <w:rPr>
-          <w:lang w:val="en-US"/>
-        </w:rPr>
-        <w:t>'</w:t>
-      </w:r>
-      <w:proofErr w:type="spellStart"/>
-      <w:r>
-        <w:rPr>
-          <w:lang w:val="en-US"/>
-        </w:rPr>
-        <w:t>Thanoss_Pizza</w:t>
-      </w:r>
-      <w:proofErr w:type="spellEnd"/>
-      <w:r>
-        <w:rPr>
-          <w:lang w:val="en-US"/>
-        </w:rPr>
-        <w:t xml:space="preserve"> </w:t>
-      </w:r>
-      <w:proofErr w:type="spellStart"/>
-      <w:r>
-        <w:rPr>
-          <w:lang w:val="en-US"/>
-        </w:rPr>
-        <w:t>analyste</w:t>
-      </w:r>
-      <w:proofErr w:type="spellEnd"/>
-      <w:r>
-        <w:rPr>
-          <w:lang w:val="en-US"/>
-        </w:rPr>
-        <w:t>'</w:t>
-      </w:r>
-      <w:r>
-        <w:rPr>
-          <w:lang w:val="en-US"/>
-        </w:rPr>
-        <w:t>@</w:t>
-      </w:r>
-      <w:r>
-        <w:rPr>
-          <w:lang w:val="en-US"/>
-        </w:rPr>
-        <w:t>'</w:t>
-      </w:r>
-      <w:r>
-        <w:rPr>
-          <w:lang w:val="en-US"/>
-        </w:rPr>
-        <w:t>localhost</w:t>
-      </w:r>
-      <w:r>
-        <w:rPr>
-          <w:lang w:val="en-US"/>
-        </w:rPr>
-        <w:t>'</w:t>
-      </w:r>
-      <w:r>
-        <w:rPr>
-          <w:lang w:val="en-US"/>
-        </w:rPr>
-        <w:t xml:space="preserve"> identified by </w:t>
-      </w:r>
-      <w:r>
-        <w:rPr>
-          <w:lang w:val="en-US"/>
-        </w:rPr>
-        <w:t>'</w:t>
-      </w:r>
-      <w:proofErr w:type="spellStart"/>
-      <w:r>
-        <w:rPr>
-          <w:lang w:val="en-US"/>
-        </w:rPr>
-        <w:t>Thanoss_Pizza</w:t>
-      </w:r>
-      <w:proofErr w:type="spellEnd"/>
-      <w:r>
-        <w:rPr>
-          <w:lang w:val="en-US"/>
-        </w:rPr>
-        <w:t xml:space="preserve"> </w:t>
-      </w:r>
-      <w:proofErr w:type="spellStart"/>
-      <w:r>
-        <w:rPr>
-          <w:lang w:val="en-US"/>
-        </w:rPr>
-        <w:t>a</w:t>
-      </w:r>
-      <w:r>
-        <w:rPr>
-          <w:lang w:val="en-US"/>
-        </w:rPr>
-        <w:t>nalyste</w:t>
-      </w:r>
-      <w:proofErr w:type="spellEnd"/>
+      </w:pPr>
+      <w:r>
+        <w:t>-- la commande</w:t>
+      </w:r>
+    </w:p>
+    <w:p>
+      <w:pPr>
+        <w:pStyle w:val="Sansinterligne"/>
+        <w:rPr>
+          <w:lang w:val="en-US"/>
+        </w:rPr>
+      </w:pPr>
+      <w:r>
+        <w:rPr>
+          <w:lang w:val="en-US"/>
+        </w:rPr>
+        <w:t xml:space="preserve">use </w:t>
+      </w:r>
+      <w:proofErr w:type="spellStart"/>
       <w:proofErr w:type="gramStart"/>
       <w:r>
         <w:rPr>
           <w:lang w:val="en-US"/>
         </w:rPr>
-        <w:t>'</w:t>
-      </w:r>
-      <w:r>
-        <w:rPr>
-          <w:lang w:val="en-US"/>
-        </w:rPr>
-        <w:t>;</w:t>
+        <w:t>mysql</w:t>
+      </w:r>
+      <w:proofErr w:type="spellEnd"/>
+      <w:r>
+        <w:rPr>
+          <w:lang w:val="en-US"/>
+        </w:rPr>
+        <w:t> ;</w:t>
       </w:r>
       <w:proofErr w:type="gramEnd"/>
     </w:p>
     <w:p>
-      <w:r>
-        <w:t xml:space="preserve">Vérifions que la </w:t>
-      </w:r>
-      <w:proofErr w:type="spellStart"/>
-      <w:r>
-        <w:t>creation</w:t>
-      </w:r>
-      <w:proofErr w:type="spellEnd"/>
-      <w:r>
-        <w:t xml:space="preserve"> s’est bien déroulée :</w:t>
-      </w:r>
-    </w:p>
-    <w:p>
-      <w:pPr>
-        <w:pStyle w:val="Sansinterligne"/>
-      </w:pPr>
-      <w:r>
-        <w:t>-- la commande</w:t>
-      </w:r>
-    </w:p>
-    <w:p>
-      <w:pPr>
-        <w:pStyle w:val="Sansinterligne"/>
-      </w:pPr>
+      <w:pPr>
+        <w:rPr>
+          <w:lang w:val="en-US"/>
+        </w:rPr>
+      </w:pPr>
+      <w:r>
+        <w:rPr>
+          <w:lang w:val="en-US"/>
+        </w:rPr>
+        <w:t xml:space="preserve">select User, host from </w:t>
+      </w:r>
       <w:proofErr w:type="gramStart"/>
       <w:r>
-        <w:t>use</w:t>
+        <w:rPr>
+          <w:lang w:val="en-US"/>
+        </w:rPr>
+        <w:t>user;</w:t>
       </w:r>
       <w:proofErr w:type="gramEnd"/>
-      <w:r>
-        <w:t xml:space="preserve"> </w:t>
-      </w:r>
-      <w:proofErr w:type="spellStart"/>
-      <w:r>
-        <w:t>mysql</w:t>
-      </w:r>
-      <w:proofErr w:type="spellEnd"/>
-      <w:r>
-        <w:t> ;</w:t>
-      </w:r>
-    </w:p>
-    <w:p>
-      <w:pPr>
-        <w:rPr>
-          <w:lang w:val="en-US"/>
-        </w:rPr>
-      </w:pPr>
-      <w:r>
-        <w:rPr>
-          <w:lang w:val="en-US"/>
-        </w:rPr>
-        <w:t xml:space="preserve">select User, host from </w:t>
-      </w:r>
-      <w:proofErr w:type="gramStart"/>
-      <w:r>
-        <w:rPr>
-          <w:lang w:val="en-US"/>
-        </w:rPr>
-        <w:t>user;</w:t>
-      </w:r>
-      <w:proofErr w:type="gramEnd"/>
-    </w:p>
-    <w:p>
-      <w:pPr>
-        <w:rPr>
-          <w:lang w:val="en-US"/>
-        </w:rPr>
-      </w:pPr>
-      <w:r>
-        <w:rPr>
+    </w:p>
+    <w:p>
+      <w:pPr>
+        <w:rPr>
+          <w:lang w:val="en-US"/>
+        </w:rPr>
+      </w:pPr>
+      <w:r>
+        <w:rPr>
+          <w:noProof/>
           <w:lang w:val="en-US"/>
         </w:rPr>
         <w:drawing>
@@ -4975,6 +4960,7 @@
         </w:numPr>
       </w:pPr>
       <w:r>
+        <w:lastRenderedPageBreak/>
         <w:t>Attribuer les rôles aux u</w:t>
       </w:r>
       <w:r>
@@ -4982,6 +4968,10 @@
       </w:r>
     </w:p>
     <w:p>
+      <w:pPr>
+        <w:keepNext/>
+        <w:keepLines/>
+      </w:pPr>
       <w:r>
         <w:t>Finalement, nous allons donner un rôle à chaque utilisateur, voici les commandes :</w:t>
       </w:r>
@@ -4989,6 +4979,8 @@
     <w:p>
       <w:pPr>
         <w:pStyle w:val="Sansinterligne"/>
+        <w:keepNext/>
+        <w:keepLines/>
       </w:pPr>
       <w:r>
         <w:t>-- administrateur</w:t>
@@ -4997,6 +4989,8 @@
     <w:p>
       <w:pPr>
         <w:pStyle w:val="Sansinterligne"/>
+        <w:keepNext/>
+        <w:keepLines/>
         <w:rPr>
           <w:lang w:val="en-US"/>
         </w:rPr>
@@ -5089,6 +5083,94 @@
     <w:p>
       <w:pPr>
         <w:pStyle w:val="Sansinterligne"/>
+        <w:keepNext/>
+        <w:keepLines/>
+        <w:rPr>
+          <w:lang w:val="en-US"/>
+        </w:rPr>
+      </w:pPr>
+      <w:r>
+        <w:rPr>
+          <w:lang w:val="en-US"/>
+        </w:rPr>
+        <w:t>SET DEFAULT ROLE '</w:t>
+      </w:r>
+      <w:r>
+        <w:rPr>
+          <w:lang w:val="en-US"/>
+        </w:rPr>
+        <w:t>A</w:t>
+      </w:r>
+      <w:r>
+        <w:rPr>
+          <w:lang w:val="en-US"/>
+        </w:rPr>
+        <w:t>dmin</w:t>
+      </w:r>
+      <w:r>
+        <w:rPr>
+          <w:lang w:val="en-US"/>
+        </w:rPr>
+        <w:t>istrateur</w:t>
+      </w:r>
+      <w:proofErr w:type="gramStart"/>
+      <w:r>
+        <w:rPr>
+          <w:lang w:val="en-US"/>
+        </w:rPr>
+        <w:t>'</w:t>
+      </w:r>
+      <w:r>
+        <w:rPr>
+          <w:lang w:val="en-US"/>
+        </w:rPr>
+        <w:t xml:space="preserve"> </w:t>
+      </w:r>
+      <w:r>
+        <w:rPr>
+          <w:lang w:val="en-US"/>
+        </w:rPr>
+        <w:t xml:space="preserve"> TO</w:t>
+      </w:r>
+      <w:proofErr w:type="gramEnd"/>
+      <w:r>
+        <w:rPr>
+          <w:lang w:val="en-US"/>
+        </w:rPr>
+        <w:t xml:space="preserve"> '</w:t>
+      </w:r>
+      <w:proofErr w:type="spellStart"/>
+      <w:r>
+        <w:rPr>
+          <w:lang w:val="en-US"/>
+        </w:rPr>
+        <w:t>admin</w:t>
+      </w:r>
+      <w:r>
+        <w:rPr>
+          <w:lang w:val="en-US"/>
+        </w:rPr>
+        <w:t>'@'</w:t>
+      </w:r>
+      <w:r>
+        <w:rPr>
+          <w:lang w:val="en-US"/>
+        </w:rPr>
+        <w:t>localhost</w:t>
+      </w:r>
+      <w:proofErr w:type="spellEnd"/>
+      <w:r>
+        <w:rPr>
+          <w:lang w:val="en-US"/>
+        </w:rPr>
+        <w:t>';</w:t>
+      </w:r>
+    </w:p>
+    <w:p>
+      <w:pPr>
+        <w:pStyle w:val="Sansinterligne"/>
+        <w:keepNext/>
+        <w:keepLines/>
         <w:rPr>
           <w:lang w:val="en-US"/>
         </w:rPr>
@@ -5103,6 +5185,8 @@
     <w:p>
       <w:pPr>
         <w:pStyle w:val="Sansinterligne"/>
+        <w:keepNext/>
+        <w:keepLines/>
         <w:rPr>
           <w:lang w:val="en-US"/>
         </w:rPr>
@@ -5207,6 +5291,102 @@
     <w:p>
       <w:pPr>
         <w:pStyle w:val="Sansinterligne"/>
+        <w:keepNext/>
+        <w:keepLines/>
+        <w:rPr>
+          <w:lang w:val="en-US"/>
+        </w:rPr>
+      </w:pPr>
+      <w:r>
+        <w:rPr>
+          <w:lang w:val="en-US"/>
+        </w:rPr>
+        <w:t>SET DEFAULT ROLE '</w:t>
+      </w:r>
+      <w:r>
+        <w:rPr>
+          <w:lang w:val="en-US"/>
+        </w:rPr>
+        <w:t>Manager</w:t>
+      </w:r>
+      <w:proofErr w:type="gramStart"/>
+      <w:r>
+        <w:rPr>
+          <w:lang w:val="en-US"/>
+        </w:rPr>
+        <w:t>'</w:t>
+      </w:r>
+      <w:r>
+        <w:rPr>
+          <w:lang w:val="en-US"/>
+        </w:rPr>
+        <w:t xml:space="preserve"> </w:t>
+      </w:r>
+      <w:r>
+        <w:rPr>
+          <w:lang w:val="en-US"/>
+        </w:rPr>
+        <w:t xml:space="preserve"> TO</w:t>
+      </w:r>
+      <w:proofErr w:type="gramEnd"/>
+      <w:r>
+        <w:rPr>
+          <w:lang w:val="en-US"/>
+        </w:rPr>
+        <w:t xml:space="preserve"> '</w:t>
+      </w:r>
+      <w:proofErr w:type="spellStart"/>
+      <w:r>
+        <w:rPr>
+          <w:lang w:val="en-US"/>
+        </w:rPr>
+        <w:t>Thanoss_Pizza</w:t>
+      </w:r>
+      <w:proofErr w:type="spellEnd"/>
+      <w:r>
+        <w:rPr>
+          <w:lang w:val="en-US"/>
+        </w:rPr>
+        <w:t xml:space="preserve"> </w:t>
+      </w:r>
+      <w:proofErr w:type="spellStart"/>
+      <w:r>
+        <w:rPr>
+          <w:lang w:val="en-US"/>
+        </w:rPr>
+        <w:t>manager</w:t>
+      </w:r>
+      <w:r>
+        <w:rPr>
+          <w:lang w:val="en-US"/>
+        </w:rPr>
+        <w:t>'</w:t>
+      </w:r>
+      <w:r>
+        <w:rPr>
+          <w:lang w:val="en-US"/>
+        </w:rPr>
+        <w:t>@'</w:t>
+      </w:r>
+      <w:r>
+        <w:rPr>
+          <w:lang w:val="en-US"/>
+        </w:rPr>
+        <w:t>localhost</w:t>
+      </w:r>
+      <w:proofErr w:type="spellEnd"/>
+      <w:r>
+        <w:rPr>
+          <w:lang w:val="en-US"/>
+        </w:rPr>
+        <w:t>';</w:t>
+      </w:r>
+    </w:p>
+    <w:p>
+      <w:pPr>
+        <w:pStyle w:val="Sansinterligne"/>
+        <w:keepNext/>
+        <w:keepLines/>
         <w:rPr>
           <w:lang w:val="en-US"/>
         </w:rPr>
@@ -5221,6 +5401,8 @@
     <w:p>
       <w:pPr>
         <w:pStyle w:val="Sansinterligne"/>
+        <w:keepNext/>
+        <w:keepLines/>
         <w:rPr>
           <w:lang w:val="en-US"/>
         </w:rPr>
@@ -5325,6 +5507,108 @@
     <w:p>
       <w:pPr>
         <w:pStyle w:val="Sansinterligne"/>
+        <w:keepNext/>
+        <w:keepLines/>
+        <w:rPr>
+          <w:lang w:val="en-US"/>
+        </w:rPr>
+      </w:pPr>
+      <w:r>
+        <w:rPr>
+          <w:lang w:val="en-US"/>
+        </w:rPr>
+        <w:t>SET DEFAULT ROLE '</w:t>
+      </w:r>
+      <w:r>
+        <w:rPr>
+          <w:lang w:val="en-US"/>
+        </w:rPr>
+        <w:t>Pizzaiolo</w:t>
+      </w:r>
+      <w:proofErr w:type="gramStart"/>
+      <w:r>
+        <w:rPr>
+          <w:lang w:val="en-US"/>
+        </w:rPr>
+        <w:t>'</w:t>
+      </w:r>
+      <w:r>
+        <w:rPr>
+          <w:lang w:val="en-US"/>
+        </w:rPr>
+        <w:t xml:space="preserve"> </w:t>
+      </w:r>
+      <w:r>
+        <w:rPr>
+          <w:lang w:val="en-US"/>
+        </w:rPr>
+        <w:t xml:space="preserve"> TO</w:t>
+      </w:r>
+      <w:proofErr w:type="gramEnd"/>
+      <w:r>
+        <w:rPr>
+          <w:lang w:val="en-US"/>
+        </w:rPr>
+        <w:t xml:space="preserve"> </w:t>
+      </w:r>
+      <w:r>
+        <w:rPr>
+          <w:lang w:val="en-US"/>
+        </w:rPr>
+        <w:t>'</w:t>
+      </w:r>
+      <w:proofErr w:type="spellStart"/>
+      <w:r>
+        <w:rPr>
+          <w:lang w:val="en-US"/>
+        </w:rPr>
+        <w:t>Thanoss_Pizza</w:t>
+      </w:r>
+      <w:proofErr w:type="spellEnd"/>
+      <w:r>
+        <w:rPr>
+          <w:lang w:val="en-US"/>
+        </w:rPr>
+        <w:t xml:space="preserve"> </w:t>
+      </w:r>
+      <w:proofErr w:type="spellStart"/>
+      <w:r>
+        <w:rPr>
+          <w:lang w:val="en-US"/>
+        </w:rPr>
+        <w:t>pizzaiolo</w:t>
+      </w:r>
+      <w:r>
+        <w:rPr>
+          <w:lang w:val="en-US"/>
+        </w:rPr>
+        <w:t>'</w:t>
+      </w:r>
+      <w:r>
+        <w:rPr>
+          <w:lang w:val="en-US"/>
+        </w:rPr>
+        <w:t>@'</w:t>
+      </w:r>
+      <w:r>
+        <w:rPr>
+          <w:lang w:val="en-US"/>
+        </w:rPr>
+        <w:t>localhost</w:t>
+      </w:r>
+      <w:proofErr w:type="spellEnd"/>
+      <w:r>
+        <w:rPr>
+          <w:lang w:val="en-US"/>
+        </w:rPr>
+        <w:t>';</w:t>
+      </w:r>
+    </w:p>
+    <w:p>
+      <w:pPr>
+        <w:pStyle w:val="Sansinterligne"/>
+        <w:keepNext/>
+        <w:keepLines/>
         <w:rPr>
           <w:lang w:val="en-US"/>
         </w:rPr>
@@ -5347,6 +5631,8 @@
     <w:p>
       <w:pPr>
         <w:pStyle w:val="Sansinterligne"/>
+        <w:keepNext/>
+        <w:keepLines/>
         <w:rPr>
           <w:lang w:val="en-US"/>
         </w:rPr>
@@ -5453,6 +5739,110 @@
     <w:p>
       <w:pPr>
         <w:pStyle w:val="Sansinterligne"/>
+        <w:keepNext/>
+        <w:keepLines/>
+        <w:rPr>
+          <w:lang w:val="en-US"/>
+        </w:rPr>
+      </w:pPr>
+      <w:r>
+        <w:rPr>
+          <w:lang w:val="en-US"/>
+        </w:rPr>
+        <w:t>SET DEFAULT ROLE '</w:t>
+      </w:r>
+      <w:proofErr w:type="spellStart"/>
+      <w:r>
+        <w:rPr>
+          <w:lang w:val="en-US"/>
+        </w:rPr>
+        <w:t>Livreur</w:t>
+      </w:r>
+      <w:proofErr w:type="spellEnd"/>
+      <w:proofErr w:type="gramStart"/>
+      <w:r>
+        <w:rPr>
+          <w:lang w:val="en-US"/>
+        </w:rPr>
+        <w:t>'</w:t>
+      </w:r>
+      <w:r>
+        <w:rPr>
+          <w:lang w:val="en-US"/>
+        </w:rPr>
+        <w:t xml:space="preserve"> </w:t>
+      </w:r>
+      <w:r>
+        <w:rPr>
+          <w:lang w:val="en-US"/>
+        </w:rPr>
+        <w:t xml:space="preserve"> TO</w:t>
+      </w:r>
+      <w:proofErr w:type="gramEnd"/>
+      <w:r>
+        <w:rPr>
+          <w:lang w:val="en-US"/>
+        </w:rPr>
+        <w:t xml:space="preserve"> </w:t>
+      </w:r>
+      <w:r>
+        <w:rPr>
+          <w:lang w:val="en-US"/>
+        </w:rPr>
+        <w:t>'</w:t>
+      </w:r>
+      <w:proofErr w:type="spellStart"/>
+      <w:r>
+        <w:rPr>
+          <w:lang w:val="en-US"/>
+        </w:rPr>
+        <w:t>Thanoss_Pizza</w:t>
+      </w:r>
+      <w:proofErr w:type="spellEnd"/>
+      <w:r>
+        <w:rPr>
+          <w:lang w:val="en-US"/>
+        </w:rPr>
+        <w:t xml:space="preserve"> </w:t>
+      </w:r>
+      <w:proofErr w:type="spellStart"/>
+      <w:r>
+        <w:rPr>
+          <w:lang w:val="en-US"/>
+        </w:rPr>
+        <w:t>livreur</w:t>
+      </w:r>
+      <w:proofErr w:type="spellEnd"/>
+      <w:r>
+        <w:rPr>
+          <w:lang w:val="en-US"/>
+        </w:rPr>
+        <w:t>'</w:t>
+      </w:r>
+      <w:r>
+        <w:rPr>
+          <w:lang w:val="en-US"/>
+        </w:rPr>
+        <w:t>@'</w:t>
+      </w:r>
+      <w:r>
+        <w:rPr>
+          <w:lang w:val="en-US"/>
+        </w:rPr>
+        <w:t>localhost</w:t>
+      </w:r>
+      <w:r>
+        <w:rPr>
+          <w:lang w:val="en-US"/>
+        </w:rPr>
+        <w:t>';</w:t>
+      </w:r>
+    </w:p>
+    <w:p>
+      <w:pPr>
+        <w:pStyle w:val="Sansinterligne"/>
+        <w:keepNext/>
+        <w:keepLines/>
       </w:pPr>
       <w:r>
         <w:t>-- agent de</w:t>
@@ -5464,6 +5854,8 @@
     <w:p>
       <w:pPr>
         <w:pStyle w:val="Sansinterligne"/>
+        <w:keepNext/>
+        <w:keepLines/>
       </w:pPr>
       <w:proofErr w:type="spellStart"/>
       <w:proofErr w:type="gramStart"/>
@@ -5473,13 +5865,7 @@
       <w:proofErr w:type="spellEnd"/>
       <w:proofErr w:type="gramEnd"/>
       <w:r>
-        <w:t xml:space="preserve"> 'A</w:t>
-      </w:r>
-      <w:r>
-        <w:t>gent de caisse</w:t>
-      </w:r>
-      <w:r>
-        <w:t>' to '</w:t>
+        <w:t xml:space="preserve"> 'Agent de caisse' to '</w:t>
       </w:r>
       <w:proofErr w:type="spellStart"/>
       <w:r>
@@ -5487,35 +5873,178 @@
       </w:r>
       <w:proofErr w:type="spellEnd"/>
       <w:r>
+        <w:t xml:space="preserve"> agent de </w:t>
+      </w:r>
+      <w:proofErr w:type="spellStart"/>
+      <w:r>
+        <w:t>caisse'@'localhost</w:t>
+      </w:r>
+      <w:proofErr w:type="spellEnd"/>
+      <w:r>
+        <w:t>';</w:t>
+      </w:r>
+    </w:p>
+    <w:p>
+      <w:pPr>
+        <w:pStyle w:val="Sansinterligne"/>
+        <w:keepNext/>
+        <w:keepLines/>
+        <w:rPr>
+          <w:lang w:val="en-US"/>
+        </w:rPr>
+      </w:pPr>
+      <w:r>
+        <w:rPr>
+          <w:lang w:val="en-US"/>
+        </w:rPr>
+        <w:t>SET DEFAULT ROLE '</w:t>
+      </w:r>
+      <w:r>
+        <w:rPr>
+          <w:lang w:val="en-US"/>
+        </w:rPr>
+        <w:t xml:space="preserve">Agent de </w:t>
+      </w:r>
+      <w:proofErr w:type="spellStart"/>
+      <w:r>
+        <w:rPr>
+          <w:lang w:val="en-US"/>
+        </w:rPr>
+        <w:t>caisse</w:t>
+      </w:r>
+      <w:proofErr w:type="spellEnd"/>
+      <w:proofErr w:type="gramStart"/>
+      <w:r>
+        <w:rPr>
+          <w:lang w:val="en-US"/>
+        </w:rPr>
+        <w:t>'</w:t>
+      </w:r>
+      <w:r>
+        <w:rPr>
+          <w:lang w:val="en-US"/>
+        </w:rPr>
         <w:t xml:space="preserve"> </w:t>
       </w:r>
       <w:r>
-        <w:t xml:space="preserve">agent de </w:t>
-      </w:r>
-      <w:proofErr w:type="spellStart"/>
-      <w:r>
-        <w:t>caisse</w:t>
-      </w:r>
-      <w:r>
-        <w:t>'@'localhost</w:t>
-      </w:r>
-      <w:proofErr w:type="spellEnd"/>
-      <w:r>
+        <w:rPr>
+          <w:lang w:val="en-US"/>
+        </w:rPr>
+        <w:t xml:space="preserve"> TO</w:t>
+      </w:r>
+      <w:proofErr w:type="gramEnd"/>
+      <w:r>
+        <w:rPr>
+          <w:lang w:val="en-US"/>
+        </w:rPr>
+        <w:t xml:space="preserve"> </w:t>
+      </w:r>
+      <w:r>
+        <w:t>'</w:t>
+      </w:r>
+      <w:proofErr w:type="spellStart"/>
+      <w:r>
+        <w:t>Thanoss_Pizza</w:t>
+      </w:r>
+      <w:proofErr w:type="spellEnd"/>
+      <w:r>
+        <w:t xml:space="preserve"> agent de caisse'</w:t>
+      </w:r>
+      <w:r>
+        <w:rPr>
+          <w:lang w:val="en-US"/>
+        </w:rPr>
+        <w:t>@'</w:t>
+      </w:r>
+      <w:r>
+        <w:rPr>
+          <w:lang w:val="en-US"/>
+        </w:rPr>
+        <w:t>localhost</w:t>
+      </w:r>
+      <w:r>
+        <w:rPr>
+          <w:lang w:val="en-US"/>
+        </w:rPr>
         <w:t>';</w:t>
       </w:r>
     </w:p>
     <w:p>
       <w:pPr>
         <w:pStyle w:val="Sansinterligne"/>
-        <w:rPr>
-          <w:lang w:val="en-US"/>
-        </w:rPr>
-      </w:pPr>
-      <w:r>
-        <w:rPr>
-          <w:lang w:val="en-US"/>
-        </w:rPr>
-        <w:t xml:space="preserve">-- </w:t>
+        <w:keepNext/>
+        <w:keepLines/>
+      </w:pPr>
+      <w:r>
+        <w:t>-- analyste</w:t>
+      </w:r>
+    </w:p>
+    <w:p>
+      <w:pPr>
+        <w:pStyle w:val="Sansinterligne"/>
+        <w:keepNext/>
+        <w:keepLines/>
+        <w:rPr>
+          <w:lang w:val="en-US"/>
+        </w:rPr>
+      </w:pPr>
+      <w:r>
+        <w:rPr>
+          <w:lang w:val="en-US"/>
+        </w:rPr>
+        <w:t xml:space="preserve">grant </w:t>
+      </w:r>
+      <w:r>
+        <w:rPr>
+          <w:lang w:val="en-US"/>
+        </w:rPr>
+        <w:t>'</w:t>
+      </w:r>
+      <w:proofErr w:type="spellStart"/>
+      <w:r>
+        <w:rPr>
+          <w:lang w:val="en-US"/>
+        </w:rPr>
+        <w:t>A</w:t>
+      </w:r>
+      <w:r>
+        <w:rPr>
+          <w:lang w:val="en-US"/>
+        </w:rPr>
+        <w:t>nalyste</w:t>
+      </w:r>
+      <w:proofErr w:type="spellEnd"/>
+      <w:r>
+        <w:rPr>
+          <w:lang w:val="en-US"/>
+        </w:rPr>
+        <w:t>'</w:t>
+      </w:r>
+      <w:r>
+        <w:rPr>
+          <w:lang w:val="en-US"/>
+        </w:rPr>
+        <w:t xml:space="preserve"> to </w:t>
+      </w:r>
+      <w:r>
+        <w:rPr>
+          <w:lang w:val="en-US"/>
+        </w:rPr>
+        <w:t>'</w:t>
+      </w:r>
+      <w:proofErr w:type="spellStart"/>
+      <w:r>
+        <w:rPr>
+          <w:lang w:val="en-US"/>
+        </w:rPr>
+        <w:t>Thanoss_Pizza</w:t>
+      </w:r>
+      <w:proofErr w:type="spellEnd"/>
+      <w:r>
+        <w:rPr>
+          <w:lang w:val="en-US"/>
+        </w:rPr>
+        <w:t xml:space="preserve"> </w:t>
       </w:r>
       <w:proofErr w:type="spellStart"/>
       <w:r>
@@ -5525,51 +6054,93 @@
         <w:t>analyste</w:t>
       </w:r>
       <w:proofErr w:type="spellEnd"/>
+      <w:r>
+        <w:rPr>
+          <w:lang w:val="en-US"/>
+        </w:rPr>
+        <w:t>'</w:t>
+      </w:r>
+      <w:r>
+        <w:rPr>
+          <w:lang w:val="en-US"/>
+        </w:rPr>
+        <w:t>@</w:t>
+      </w:r>
+      <w:r>
+        <w:rPr>
+          <w:lang w:val="en-US"/>
+        </w:rPr>
+        <w:t>'</w:t>
+      </w:r>
+      <w:r>
+        <w:rPr>
+          <w:lang w:val="en-US"/>
+        </w:rPr>
+        <w:t>localhost</w:t>
+      </w:r>
+      <w:proofErr w:type="gramStart"/>
+      <w:r>
+        <w:rPr>
+          <w:lang w:val="en-US"/>
+        </w:rPr>
+        <w:t>'</w:t>
+      </w:r>
+      <w:r>
+        <w:rPr>
+          <w:lang w:val="en-US"/>
+        </w:rPr>
+        <w:t>;</w:t>
+      </w:r>
+      <w:proofErr w:type="gramEnd"/>
     </w:p>
     <w:p>
       <w:pPr>
         <w:pStyle w:val="Sansinterligne"/>
-        <w:rPr>
-          <w:lang w:val="en-US"/>
-        </w:rPr>
-      </w:pPr>
-      <w:r>
-        <w:rPr>
-          <w:lang w:val="en-US"/>
-        </w:rPr>
-        <w:t xml:space="preserve">grant </w:t>
-      </w:r>
-      <w:r>
-        <w:rPr>
-          <w:lang w:val="en-US"/>
-        </w:rPr>
-        <w:t>'</w:t>
-      </w:r>
-      <w:proofErr w:type="spellStart"/>
-      <w:r>
-        <w:rPr>
-          <w:lang w:val="en-US"/>
-        </w:rPr>
-        <w:t>A</w:t>
-      </w:r>
-      <w:r>
-        <w:rPr>
-          <w:lang w:val="en-US"/>
-        </w:rPr>
-        <w:t>nalyste</w:t>
-      </w:r>
-      <w:proofErr w:type="spellEnd"/>
-      <w:r>
-        <w:rPr>
-          <w:lang w:val="en-US"/>
-        </w:rPr>
-        <w:t>'</w:t>
-      </w:r>
-      <w:r>
-        <w:rPr>
-          <w:lang w:val="en-US"/>
-        </w:rPr>
-        <w:t xml:space="preserve"> to </w:t>
+        <w:keepNext/>
+        <w:keepLines/>
+        <w:rPr>
+          <w:lang w:val="en-US"/>
+        </w:rPr>
+      </w:pPr>
+      <w:r>
+        <w:rPr>
+          <w:lang w:val="en-US"/>
+        </w:rPr>
+        <w:t>SET DEFAULT ROLE '</w:t>
+      </w:r>
+      <w:proofErr w:type="spellStart"/>
+      <w:r>
+        <w:rPr>
+          <w:lang w:val="en-US"/>
+        </w:rPr>
+        <w:t>Analyste</w:t>
+      </w:r>
+      <w:proofErr w:type="spellEnd"/>
+      <w:proofErr w:type="gramStart"/>
+      <w:r>
+        <w:rPr>
+          <w:lang w:val="en-US"/>
+        </w:rPr>
+        <w:t>'</w:t>
+      </w:r>
+      <w:r>
+        <w:rPr>
+          <w:lang w:val="en-US"/>
+        </w:rPr>
+        <w:t xml:space="preserve"> </w:t>
+      </w:r>
+      <w:r>
+        <w:rPr>
+          <w:lang w:val="en-US"/>
+        </w:rPr>
+        <w:t xml:space="preserve"> TO</w:t>
+      </w:r>
+      <w:proofErr w:type="gramEnd"/>
+      <w:r>
+        <w:rPr>
+          <w:lang w:val="en-US"/>
+        </w:rPr>
+        <w:t xml:space="preserve"> </w:t>
       </w:r>
       <w:r>
         <w:rPr>
@@ -5609,13 +6180,7 @@
         <w:rPr>
           <w:lang w:val="en-US"/>
         </w:rPr>
-        <w:t>@</w:t>
-      </w:r>
-      <w:r>
-        <w:rPr>
-          <w:lang w:val="en-US"/>
-        </w:rPr>
-        <w:t>'</w:t>
+        <w:t>@'</w:t>
       </w:r>
       <w:r>
         <w:rPr>
@@ -5623,20 +6188,12 @@
         </w:rPr>
         <w:t>localhost</w:t>
       </w:r>
-      <w:proofErr w:type="gramStart"/>
-      <w:r>
-        <w:rPr>
-          <w:lang w:val="en-US"/>
-        </w:rPr>
-        <w:t>'</w:t>
-      </w:r>
-      <w:r>
-        <w:rPr>
-          <w:lang w:val="en-US"/>
-        </w:rPr>
-        <w:t>;</w:t>
-      </w:r>
-      <w:proofErr w:type="gramEnd"/>
+      <w:r>
+        <w:rPr>
+          <w:lang w:val="en-US"/>
+        </w:rPr>
+        <w:t>';</w:t>
+      </w:r>
     </w:p>
     <w:p>
       <w:pPr>
@@ -5657,7 +6214,6 @@
         <w:rPr>
           <w:lang w:val="en-US"/>
         </w:rPr>
-        <w:lastRenderedPageBreak/>
         <w:t>Conclusion</w:t>
       </w:r>
       <w:bookmarkEnd w:id="4"/>

--- a/R106-JonJunod-ThanosPizza.docx
+++ b/R106-JonJunod-ThanosPizza.docx
@@ -1,6 +1,6 @@
 
 <file path=word/document.xml><?xml version="1.0" encoding="utf-8"?>
-<w:document xmlns:wpc="http://schemas.microsoft.com/office/word/2010/wordprocessingCanvas" xmlns:cx="http://schemas.microsoft.com/office/drawing/2014/chartex" xmlns:cx1="http://schemas.microsoft.com/office/drawing/2015/9/8/chartex" xmlns:cx2="http://schemas.microsoft.com/office/drawing/2015/10/21/chartex" xmlns:cx3="http://schemas.microsoft.com/office/drawing/2016/5/9/chartex" xmlns:cx4="http://schemas.microsoft.com/office/drawing/2016/5/10/chartex" xmlns:cx5="http://schemas.microsoft.com/office/drawing/2016/5/11/chartex" xmlns:cx6="http://schemas.microsoft.com/office/drawing/2016/5/12/chartex" xmlns:cx7="http://schemas.microsoft.com/office/drawing/2016/5/13/chartex" xmlns:cx8="http://schemas.microsoft.com/office/drawing/2016/5/14/chartex" xmlns:mc="http://schemas.openxmlformats.org/markup-compatibility/2006" xmlns:aink="http://schemas.microsoft.com/office/drawing/2016/ink" xmlns:am3d="http://schemas.microsoft.com/office/drawing/2017/model3d" xmlns:o="urn:schemas-microsoft-com:office:office" xmlns:oel="http://schemas.microsoft.com/office/2019/extlst" xmlns:r="http://schemas.openxmlformats.org/officeDocument/2006/relationships" xmlns:m="http://schemas.openxmlformats.org/officeDocument/2006/math" xmlns:v="urn:schemas-microsoft-com:vml" xmlns:wp14="http://schemas.microsoft.com/office/word/2010/wordprocessingDrawing" xmlns:wp="http://schemas.openxmlformats.org/drawingml/2006/wordprocessingDrawing" xmlns:w10="urn:schemas-microsoft-com:office:word" xmlns:w="http://schemas.openxmlformats.org/wordprocessingml/2006/main" xmlns:w14="http://schemas.microsoft.com/office/word/2010/wordml" xmlns:w15="http://schemas.microsoft.com/office/word/2012/wordml" xmlns:w16cex="http://schemas.microsoft.com/office/word/2018/wordml/cex" xmlns:w16cid="http://schemas.microsoft.com/office/word/2016/wordml/cid" xmlns:w16="http://schemas.microsoft.com/office/word/2018/wordml" xmlns:w16sdtdh="http://schemas.microsoft.com/office/word/2020/wordml/sdtdatahash" xmlns:w16se="http://schemas.microsoft.com/office/word/2015/wordml/symex" xmlns:wpg="http://schemas.microsoft.com/office/word/2010/wordprocessingGroup" xmlns:wpi="http://schemas.microsoft.com/office/word/2010/wordprocessingInk" xmlns:wne="http://schemas.microsoft.com/office/word/2006/wordml" xmlns:wps="http://schemas.microsoft.com/office/word/2010/wordprocessingShape" mc:Ignorable="w14 w15 w16se w16cid w16 w16cex w16sdtdh wp14">
+<w:document xmlns:wpc="http://schemas.microsoft.com/office/word/2010/wordprocessingCanvas" xmlns:cx="http://schemas.microsoft.com/office/drawing/2014/chartex" xmlns:cx1="http://schemas.microsoft.com/office/drawing/2015/9/8/chartex" xmlns:cx2="http://schemas.microsoft.com/office/drawing/2015/10/21/chartex" xmlns:cx3="http://schemas.microsoft.com/office/drawing/2016/5/9/chartex" xmlns:cx4="http://schemas.microsoft.com/office/drawing/2016/5/10/chartex" xmlns:cx5="http://schemas.microsoft.com/office/drawing/2016/5/11/chartex" xmlns:cx6="http://schemas.microsoft.com/office/drawing/2016/5/12/chartex" xmlns:cx7="http://schemas.microsoft.com/office/drawing/2016/5/13/chartex" xmlns:cx8="http://schemas.microsoft.com/office/drawing/2016/5/14/chartex" xmlns:mc="http://schemas.openxmlformats.org/markup-compatibility/2006" xmlns:aink="http://schemas.microsoft.com/office/drawing/2016/ink" xmlns:am3d="http://schemas.microsoft.com/office/drawing/2017/model3d" xmlns:o="urn:schemas-microsoft-com:office:office" xmlns:oel="http://schemas.microsoft.com/office/2019/extlst" xmlns:r="http://schemas.openxmlformats.org/officeDocument/2006/relationships" xmlns:m="http://schemas.openxmlformats.org/officeDocument/2006/math" xmlns:v="urn:schemas-microsoft-com:vml" xmlns:wp14="http://schemas.microsoft.com/office/word/2010/wordprocessingDrawing" xmlns:wp="http://schemas.openxmlformats.org/drawingml/2006/wordprocessingDrawing" xmlns:w10="urn:schemas-microsoft-com:office:word" xmlns:w="http://schemas.openxmlformats.org/wordprocessingml/2006/main" xmlns:w14="http://schemas.microsoft.com/office/word/2010/wordml" xmlns:w15="http://schemas.microsoft.com/office/word/2012/wordml" xmlns:w16cex="http://schemas.microsoft.com/office/word/2018/wordml/cex" xmlns:w16cid="http://schemas.microsoft.com/office/word/2016/wordml/cid" xmlns:w16="http://schemas.microsoft.com/office/word/2018/wordml" xmlns:w16sdtdh="http://schemas.microsoft.com/office/word/2020/wordml/sdtdatahash" xmlns:w16se="http://schemas.microsoft.com/office/word/2015/wordml/symex" xmlns:wpg="http://schemas.microsoft.com/office/word/2010/wordprocessingGroup" xmlns:wpi="http://schemas.microsoft.com/office/word/2010/wordprocessingInk" xmlns:wne="http://schemas.microsoft.com/office/word/2006/wordml" xmlns:wps="http://schemas.microsoft.com/office/word/2010/wordprocessingShape" xmlns:a="http://schemas.openxmlformats.org/drawingml/2006/main" xmlns:pic="http://schemas.openxmlformats.org/drawingml/2006/picture" mc:Ignorable="w14 w15 w16se w16cid w16 w16cex w16sdtdh wp14">
   <w:body>
     <w:p>
       <w:pPr>
@@ -42,12 +42,17 @@
     </w:p>
     <w:sdt>
       <w:sdtPr>
-        <w:rPr>
-          <w:rFonts w:asciiTheme="minorHAnsi" w:eastAsiaTheme="minorHAnsi" w:hAnsiTheme="minorHAnsi" w:cstheme="minorBidi"/>
-          <w:b/>
-          <w:bCs/>
-          <w:i/>
-          <w:iCs/>
+        <w:id w:val="2114013776"/>
+        <w:docPartObj>
+          <w:docPartGallery w:val="Table of Contents"/>
+          <w:docPartUnique/>
+        </w:docPartObj>
+        <w:rPr>
+          <w:rFonts w:ascii="Aptos" w:hAnsi="Aptos" w:eastAsia="Aptos" w:cs="" w:asciiTheme="minorAscii" w:hAnsiTheme="minorAscii" w:eastAsiaTheme="minorAscii" w:cstheme="minorBidi"/>
+          <w:b w:val="1"/>
+          <w:bCs w:val="1"/>
+          <w:i w:val="1"/>
+          <w:iCs w:val="1"/>
           <w:color w:val="auto"/>
           <w:spacing w:val="5"/>
           <w:kern w:val="2"/>
@@ -56,11 +61,6 @@
           <w:lang w:eastAsia="en-US"/>
           <w14:ligatures w14:val="standardContextual"/>
         </w:rPr>
-        <w:id w:val="2114013776"/>
-        <w:docPartObj>
-          <w:docPartGallery w:val="Table of Contents"/>
-          <w:docPartUnique/>
-        </w:docPartObj>
       </w:sdtPr>
       <w:sdtContent>
         <w:p>
@@ -87,7 +87,7 @@
           <w:r>
             <w:fldChar w:fldCharType="separate"/>
           </w:r>
-          <w:hyperlink w:anchor="_Toc210392957" w:history="1">
+          <w:hyperlink w:history="1" w:anchor="_Toc210392957">
             <w:r>
               <w:rPr>
                 <w:rStyle w:val="Lienhypertexte"/>
@@ -144,7 +144,7 @@
               <w:tab w:val="right" w:leader="dot" w:pos="9062"/>
             </w:tabs>
           </w:pPr>
-          <w:hyperlink w:anchor="_Toc210392958" w:history="1">
+          <w:hyperlink w:history="1" w:anchor="_Toc210392958">
             <w:r>
               <w:rPr>
                 <w:rStyle w:val="Lienhypertexte"/>
@@ -201,7 +201,7 @@
               <w:tab w:val="right" w:leader="dot" w:pos="9062"/>
             </w:tabs>
           </w:pPr>
-          <w:hyperlink w:anchor="_Toc210392959" w:history="1">
+          <w:hyperlink w:history="1" w:anchor="_Toc210392959">
             <w:r>
               <w:rPr>
                 <w:rStyle w:val="Lienhypertexte"/>
@@ -258,7 +258,7 @@
               <w:tab w:val="right" w:leader="dot" w:pos="9062"/>
             </w:tabs>
           </w:pPr>
-          <w:hyperlink w:anchor="_Toc210392960" w:history="1">
+          <w:hyperlink w:history="1" w:anchor="_Toc210392960">
             <w:r>
               <w:rPr>
                 <w:rStyle w:val="Lienhypertexte"/>
@@ -315,7 +315,7 @@
               <w:tab w:val="right" w:leader="dot" w:pos="9062"/>
             </w:tabs>
           </w:pPr>
-          <w:hyperlink w:anchor="_Toc210392961" w:history="1">
+          <w:hyperlink w:history="1" w:anchor="_Toc210392961">
             <w:r>
               <w:rPr>
                 <w:rStyle w:val="Lienhypertexte"/>
@@ -372,7 +372,7 @@
               <w:tab w:val="right" w:leader="dot" w:pos="9062"/>
             </w:tabs>
           </w:pPr>
-          <w:hyperlink w:anchor="_Toc210392962" w:history="1">
+          <w:hyperlink w:history="1" w:anchor="_Toc210392962">
             <w:r>
               <w:rPr>
                 <w:rStyle w:val="Lienhypertexte"/>
@@ -429,7 +429,7 @@
               <w:tab w:val="right" w:leader="dot" w:pos="9062"/>
             </w:tabs>
           </w:pPr>
-          <w:hyperlink w:anchor="_Toc210392963" w:history="1">
+          <w:hyperlink w:history="1" w:anchor="_Toc210392963">
             <w:r>
               <w:rPr>
                 <w:rStyle w:val="Lienhypertexte"/>
@@ -499,6 +499,19 @@
           </w:r>
         </w:p>
       </w:sdtContent>
+      <w:sdtEndPr>
+        <w:rPr>
+          <w:rFonts w:ascii="Aptos" w:hAnsi="Aptos" w:eastAsia="Aptos" w:cs="" w:asciiTheme="minorAscii" w:hAnsiTheme="minorAscii" w:eastAsiaTheme="minorAscii" w:cstheme="minorBidi"/>
+          <w:b w:val="1"/>
+          <w:bCs w:val="1"/>
+          <w:i w:val="1"/>
+          <w:iCs w:val="1"/>
+          <w:color w:val="auto"/>
+          <w:sz w:val="24"/>
+          <w:szCs w:val="24"/>
+          <w:lang w:eastAsia="en-US"/>
+        </w:rPr>
+      </w:sdtEndPr>
     </w:sdt>
     <w:p>
       <w:pPr>
@@ -512,7 +525,7 @@
           <w:spacing w:val="0"/>
         </w:rPr>
       </w:pPr>
-      <w:bookmarkStart w:id="0" w:name="_Toc210392957"/>
+      <w:bookmarkStart w:name="_Toc210392957" w:id="0"/>
       <w:r>
         <w:rPr>
           <w:rStyle w:val="Titredulivre"/>
@@ -686,9 +699,8 @@
       <w:pPr>
         <w:pStyle w:val="Titre2"/>
       </w:pPr>
-      <w:bookmarkStart w:id="1" w:name="_Toc210392958"/>
-      <w:r>
-        <w:lastRenderedPageBreak/>
+      <w:bookmarkStart w:name="_Toc210392958" w:id="1"/>
+      <w:r>
         <w:t>Chargement des données</w:t>
       </w:r>
       <w:bookmarkEnd w:id="1"/>
@@ -834,6 +846,7 @@
     </w:p>
     <w:p>
       <w:pPr>
+        <w:pStyle w:val="Sansinterligne"/>
         <w:rPr>
           <w:lang w:val="en-US"/>
         </w:rPr>
@@ -844,28 +857,24 @@
         </w:rPr>
         <w:t>LOAD DATA INFILE '/var/lib/</w:t>
       </w:r>
-      <w:proofErr w:type="spellStart"/>
       <w:r>
         <w:rPr>
           <w:lang w:val="en-US"/>
         </w:rPr>
         <w:t>mysql</w:t>
       </w:r>
-      <w:proofErr w:type="spellEnd"/>
       <w:r>
         <w:rPr>
           <w:lang w:val="en-US"/>
         </w:rPr>
         <w:t>-files/</w:t>
       </w:r>
-      <w:proofErr w:type="spellStart"/>
       <w:r>
         <w:rPr>
           <w:lang w:val="en-US"/>
         </w:rPr>
         <w:t>t_article.tsv</w:t>
       </w:r>
-      <w:proofErr w:type="spellEnd"/>
       <w:r>
         <w:rPr>
           <w:lang w:val="en-US"/>
@@ -875,6 +884,7 @@
     </w:p>
     <w:p>
       <w:pPr>
+        <w:pStyle w:val="Sansinterligne"/>
         <w:rPr>
           <w:lang w:val="en-US"/>
         </w:rPr>
@@ -891,17 +901,16 @@
         </w:rPr>
         <w:t xml:space="preserve">INTO TABLE </w:t>
       </w:r>
-      <w:proofErr w:type="spellStart"/>
       <w:r>
         <w:rPr>
           <w:lang w:val="en-US"/>
         </w:rPr>
         <w:t>t_produit</w:t>
       </w:r>
-      <w:proofErr w:type="spellEnd"/>
-    </w:p>
-    <w:p>
-      <w:pPr>
+    </w:p>
+    <w:p w14:noSpellErr="1">
+      <w:pPr>
+        <w:pStyle w:val="Sansinterligne"/>
         <w:rPr>
           <w:lang w:val="en-US"/>
         </w:rPr>
@@ -911,11 +920,17 @@
           <w:lang w:val="en-US"/>
         </w:rPr>
         <w:tab/>
+      </w:r>
+      <w:r>
+        <w:rPr>
+          <w:lang w:val="en-US"/>
+        </w:rPr>
         <w:t>CHARACTER SET UTF8</w:t>
       </w:r>
     </w:p>
-    <w:p>
-      <w:pPr>
+    <w:p w14:noSpellErr="1">
+      <w:pPr>
+        <w:pStyle w:val="Sansinterligne"/>
         <w:rPr>
           <w:lang w:val="en-US"/>
         </w:rPr>
@@ -925,6 +940,11 @@
           <w:lang w:val="en-US"/>
         </w:rPr>
         <w:tab/>
+      </w:r>
+      <w:r>
+        <w:rPr>
+          <w:lang w:val="en-US"/>
+        </w:rPr>
         <w:t>COLUMNS TERMINATED BY '</w:t>
       </w:r>
       <w:r>
@@ -951,6 +971,11 @@
           <w:lang w:val="en-US"/>
         </w:rPr>
         <w:tab/>
+      </w:r>
+      <w:r>
+        <w:rPr>
+          <w:lang w:val="en-US"/>
+        </w:rPr>
         <w:t xml:space="preserve">IGNORE 1 </w:t>
       </w:r>
       <w:proofErr w:type="gramStart"/>
@@ -984,6 +1009,7 @@
     </w:p>
     <w:p>
       <w:pPr>
+        <w:pStyle w:val="Sansinterligne"/>
         <w:rPr>
           <w:lang w:val="en-US"/>
         </w:rPr>
@@ -994,28 +1020,24 @@
         </w:rPr>
         <w:t>LOAD DATA INFILE '/var/lib/</w:t>
       </w:r>
-      <w:proofErr w:type="spellStart"/>
       <w:r>
         <w:rPr>
           <w:lang w:val="en-US"/>
         </w:rPr>
         <w:t>mysql</w:t>
       </w:r>
-      <w:proofErr w:type="spellEnd"/>
       <w:r>
         <w:rPr>
           <w:lang w:val="en-US"/>
         </w:rPr>
         <w:t>-files/</w:t>
       </w:r>
-      <w:proofErr w:type="spellStart"/>
       <w:r>
         <w:rPr>
           <w:lang w:val="en-US"/>
         </w:rPr>
         <w:t>t_livreur.tsv</w:t>
       </w:r>
-      <w:proofErr w:type="spellEnd"/>
       <w:r>
         <w:rPr>
           <w:lang w:val="en-US"/>
@@ -1025,6 +1047,7 @@
     </w:p>
     <w:p>
       <w:pPr>
+        <w:pStyle w:val="Sansinterligne"/>
         <w:rPr>
           <w:lang w:val="en-US"/>
         </w:rPr>
@@ -1041,17 +1064,16 @@
         </w:rPr>
         <w:t xml:space="preserve">INTO TABLE </w:t>
       </w:r>
-      <w:proofErr w:type="spellStart"/>
       <w:r>
         <w:rPr>
           <w:lang w:val="en-US"/>
         </w:rPr>
         <w:t>t_livreur</w:t>
       </w:r>
-      <w:proofErr w:type="spellEnd"/>
-    </w:p>
-    <w:p>
-      <w:pPr>
+    </w:p>
+    <w:p w14:noSpellErr="1">
+      <w:pPr>
+        <w:pStyle w:val="Sansinterligne"/>
         <w:rPr>
           <w:lang w:val="en-US"/>
         </w:rPr>
@@ -1061,11 +1083,17 @@
           <w:lang w:val="en-US"/>
         </w:rPr>
         <w:tab/>
+      </w:r>
+      <w:r>
+        <w:rPr>
+          <w:lang w:val="en-US"/>
+        </w:rPr>
         <w:t>CHARACTER SET UTF8</w:t>
       </w:r>
     </w:p>
-    <w:p>
-      <w:pPr>
+    <w:p w14:noSpellErr="1">
+      <w:pPr>
+        <w:pStyle w:val="Sansinterligne"/>
         <w:rPr>
           <w:lang w:val="en-US"/>
         </w:rPr>
@@ -1075,6 +1103,11 @@
           <w:lang w:val="en-US"/>
         </w:rPr>
         <w:tab/>
+      </w:r>
+      <w:r>
+        <w:rPr>
+          <w:lang w:val="en-US"/>
+        </w:rPr>
         <w:t>COLUMNS TERMINATED BY '</w:t>
       </w:r>
       <w:r>
@@ -1101,6 +1134,11 @@
           <w:lang w:val="en-US"/>
         </w:rPr>
         <w:tab/>
+      </w:r>
+      <w:r>
+        <w:rPr>
+          <w:lang w:val="en-US"/>
+        </w:rPr>
         <w:t xml:space="preserve">IGNORE 1 </w:t>
       </w:r>
       <w:proofErr w:type="gramStart"/>
@@ -1134,6 +1172,7 @@
     </w:p>
     <w:p>
       <w:pPr>
+        <w:pStyle w:val="Sansinterligne"/>
         <w:rPr>
           <w:lang w:val="en-US"/>
         </w:rPr>
@@ -1144,28 +1183,24 @@
         </w:rPr>
         <w:t>LOAD DATA INFILE '/var/lib/</w:t>
       </w:r>
-      <w:proofErr w:type="spellStart"/>
       <w:r>
         <w:rPr>
           <w:lang w:val="en-US"/>
         </w:rPr>
         <w:t>mysql</w:t>
       </w:r>
-      <w:proofErr w:type="spellEnd"/>
       <w:r>
         <w:rPr>
           <w:lang w:val="en-US"/>
         </w:rPr>
         <w:t>-files/</w:t>
       </w:r>
-      <w:proofErr w:type="spellStart"/>
       <w:r>
         <w:rPr>
           <w:lang w:val="en-US"/>
         </w:rPr>
         <w:t>t_client.tsv</w:t>
       </w:r>
-      <w:proofErr w:type="spellEnd"/>
       <w:r>
         <w:rPr>
           <w:lang w:val="en-US"/>
@@ -1175,6 +1210,7 @@
     </w:p>
     <w:p>
       <w:pPr>
+        <w:pStyle w:val="Sansinterligne"/>
         <w:rPr>
           <w:lang w:val="en-US"/>
         </w:rPr>
@@ -1191,17 +1227,16 @@
         </w:rPr>
         <w:t xml:space="preserve">INTO TABLE </w:t>
       </w:r>
-      <w:proofErr w:type="spellStart"/>
       <w:r>
         <w:rPr>
           <w:lang w:val="en-US"/>
         </w:rPr>
         <w:t>t_client</w:t>
       </w:r>
-      <w:proofErr w:type="spellEnd"/>
-    </w:p>
-    <w:p>
-      <w:pPr>
+    </w:p>
+    <w:p w14:noSpellErr="1">
+      <w:pPr>
+        <w:pStyle w:val="Sansinterligne"/>
         <w:rPr>
           <w:lang w:val="en-US"/>
         </w:rPr>
@@ -1211,11 +1246,17 @@
           <w:lang w:val="en-US"/>
         </w:rPr>
         <w:tab/>
+      </w:r>
+      <w:r>
+        <w:rPr>
+          <w:lang w:val="en-US"/>
+        </w:rPr>
         <w:t>CHARACTER SET UTF8</w:t>
       </w:r>
     </w:p>
-    <w:p>
-      <w:pPr>
+    <w:p w14:noSpellErr="1">
+      <w:pPr>
+        <w:pStyle w:val="Sansinterligne"/>
         <w:rPr>
           <w:lang w:val="en-US"/>
         </w:rPr>
@@ -1225,6 +1266,11 @@
           <w:lang w:val="en-US"/>
         </w:rPr>
         <w:tab/>
+      </w:r>
+      <w:r>
+        <w:rPr>
+          <w:lang w:val="en-US"/>
+        </w:rPr>
         <w:t>COLUMNS TERMINATED BY '</w:t>
       </w:r>
       <w:r>
@@ -1251,6 +1297,11 @@
           <w:lang w:val="en-US"/>
         </w:rPr>
         <w:tab/>
+      </w:r>
+      <w:r>
+        <w:rPr>
+          <w:lang w:val="en-US"/>
+        </w:rPr>
         <w:t xml:space="preserve">IGNORE 1 </w:t>
       </w:r>
       <w:proofErr w:type="gramStart"/>
@@ -1303,7 +1354,221 @@
     </w:p>
     <w:p>
       <w:pPr>
+        <w:pStyle w:val="Sansinterligne"/>
+        <w:keepNext w:val="1"/>
+        <w:rPr>
+          <w:lang w:val="en-US"/>
+        </w:rPr>
+      </w:pPr>
+      <w:r>
+        <w:rPr>
+          <w:lang w:val="en-US"/>
+        </w:rPr>
+        <w:t>LOAD DATA INFILE '/var/lib/</w:t>
+      </w:r>
+      <w:r>
+        <w:rPr>
+          <w:lang w:val="en-US"/>
+        </w:rPr>
+        <w:t>mysql</w:t>
+      </w:r>
+      <w:r>
+        <w:rPr>
+          <w:lang w:val="en-US"/>
+        </w:rPr>
+        <w:t>-files/</w:t>
+      </w:r>
+      <w:r>
+        <w:rPr>
+          <w:lang w:val="en-US"/>
+        </w:rPr>
+        <w:t>t_adresse.tsv</w:t>
+      </w:r>
+      <w:r>
+        <w:rPr>
+          <w:lang w:val="en-US"/>
+        </w:rPr>
+        <w:t xml:space="preserve">' </w:t>
+      </w:r>
+    </w:p>
+    <w:p>
+      <w:pPr>
+        <w:pStyle w:val="Sansinterligne"/>
+        <w:keepNext w:val="1"/>
+        <w:rPr>
+          <w:lang w:val="en-US"/>
+        </w:rPr>
+      </w:pPr>
+      <w:r>
+        <w:rPr>
+          <w:lang w:val="en-US"/>
+        </w:rPr>
+        <w:tab/>
+      </w:r>
+      <w:r>
+        <w:rPr>
+          <w:lang w:val="en-US"/>
+        </w:rPr>
+        <w:t xml:space="preserve">INTO TABLE </w:t>
+      </w:r>
+      <w:r>
+        <w:rPr>
+          <w:lang w:val="en-US"/>
+        </w:rPr>
+        <w:t>t_adresse</w:t>
+      </w:r>
+    </w:p>
+    <w:p w14:noSpellErr="1">
+      <w:pPr>
+        <w:pStyle w:val="Sansinterligne"/>
+        <w:keepNext w:val="1"/>
+        <w:rPr>
+          <w:lang w:val="en-US"/>
+        </w:rPr>
+      </w:pPr>
+      <w:r>
+        <w:rPr>
+          <w:lang w:val="en-US"/>
+        </w:rPr>
+        <w:tab/>
+      </w:r>
+      <w:r>
+        <w:rPr>
+          <w:lang w:val="en-US"/>
+        </w:rPr>
+        <w:t>CHARACTER SET UTF8</w:t>
+      </w:r>
+    </w:p>
+    <w:p w14:noSpellErr="1">
+      <w:pPr>
+        <w:pStyle w:val="Sansinterligne"/>
+        <w:keepNext w:val="1"/>
+        <w:rPr>
+          <w:lang w:val="en-US"/>
+        </w:rPr>
+      </w:pPr>
+      <w:r>
+        <w:rPr>
+          <w:lang w:val="en-US"/>
+        </w:rPr>
+        <w:tab/>
+      </w:r>
+      <w:r>
+        <w:rPr>
+          <w:lang w:val="en-US"/>
+        </w:rPr>
+        <w:t>COLUMNS TERMINATED BY '</w:t>
+      </w:r>
+      <w:r>
+        <w:rPr>
+          <w:lang w:val="en-US"/>
+        </w:rPr>
+        <w:t>\t</w:t>
+      </w:r>
+      <w:r>
+        <w:rPr>
+          <w:lang w:val="en-US"/>
+        </w:rPr>
+        <w:t>'</w:t>
+      </w:r>
+    </w:p>
+    <w:p w14:noSpellErr="1">
+      <w:pPr>
+        <w:pStyle w:val="Sansinterligne"/>
+        <w:keepNext w:val="1"/>
+        <w:rPr>
+          <w:lang w:val="en-US"/>
+        </w:rPr>
+      </w:pPr>
+      <w:r>
+        <w:rPr>
+          <w:lang w:val="en-US"/>
+        </w:rPr>
+        <w:tab/>
+      </w:r>
+      <w:r>
+        <w:rPr>
+          <w:lang w:val="en-US"/>
+        </w:rPr>
+        <w:t>IGNORE 1 LINES</w:t>
+      </w:r>
+    </w:p>
+    <w:p>
+      <w:pPr>
+        <w:keepNext w:val="1"/>
+      </w:pPr>
+      <w:r>
+        <w:rPr>
+          <w:lang w:val="en-US"/>
+        </w:rPr>
+        <w:t xml:space="preserve">    </w:t>
+      </w:r>
+      <w:r>
+        <w:tab/>
+      </w:r>
+      <w:r>
+        <w:rPr/>
+        <w:t>(`</w:t>
+      </w:r>
+      <w:r>
+        <w:rPr/>
+        <w:t>adresse_id</w:t>
+      </w:r>
+      <w:r>
+        <w:rPr/>
+        <w:t>`, `</w:t>
+      </w:r>
+      <w:r>
+        <w:rPr/>
+        <w:t>client_fk</w:t>
+      </w:r>
+      <w:r>
+        <w:rPr/>
+        <w:t>`, `rue`, `</w:t>
+      </w:r>
+      <w:r>
+        <w:rPr/>
+        <w:t>npa</w:t>
+      </w:r>
+      <w:r>
+        <w:rPr/>
+        <w:t>`, `</w:t>
+      </w:r>
+      <w:r>
+        <w:rPr/>
+        <w:t>localite</w:t>
+      </w:r>
+      <w:r>
+        <w:rPr/>
+        <w:t>`, `latitude`, `longitude`</w:t>
+      </w:r>
+      <w:r>
+        <w:rPr/>
+        <w:t>);</w:t>
+      </w:r>
+    </w:p>
+    <w:p>
+      <w:pPr>
         <w:keepNext/>
+      </w:pPr>
+    </w:p>
+    <w:p>
+      <w:pPr>
+        <w:keepNext/>
+        <w:rPr>
+          <w:lang w:val="en-US"/>
+        </w:rPr>
+      </w:pPr>
+      <w:r>
+        <w:rPr>
+          <w:lang w:val="en-US"/>
+        </w:rPr>
+        <w:t>-- table 5</w:t>
+      </w:r>
+    </w:p>
+    <w:p>
+      <w:pPr>
+        <w:pStyle w:val="Sansinterligne"/>
         <w:rPr>
           <w:lang w:val="en-US"/>
         </w:rPr>
@@ -1314,28 +1579,24 @@
         </w:rPr>
         <w:t>LOAD DATA INFILE '/var/lib/</w:t>
       </w:r>
-      <w:proofErr w:type="spellStart"/>
       <w:r>
         <w:rPr>
           <w:lang w:val="en-US"/>
         </w:rPr>
         <w:t>mysql</w:t>
       </w:r>
-      <w:proofErr w:type="spellEnd"/>
       <w:r>
         <w:rPr>
           <w:lang w:val="en-US"/>
         </w:rPr>
         <w:t>-files/</w:t>
       </w:r>
-      <w:proofErr w:type="spellStart"/>
-      <w:r>
-        <w:rPr>
-          <w:lang w:val="en-US"/>
-        </w:rPr>
-        <w:t>t_adresse.tsv</w:t>
-      </w:r>
-      <w:proofErr w:type="spellEnd"/>
+      <w:r>
+        <w:rPr>
+          <w:lang w:val="en-US"/>
+        </w:rPr>
+        <w:t>t_commande.tsv</w:t>
+      </w:r>
       <w:r>
         <w:rPr>
           <w:lang w:val="en-US"/>
@@ -1345,7 +1606,7 @@
     </w:p>
     <w:p>
       <w:pPr>
-        <w:keepNext/>
+        <w:pStyle w:val="Sansinterligne"/>
         <w:rPr>
           <w:lang w:val="en-US"/>
         </w:rPr>
@@ -1355,20 +1616,23 @@
           <w:lang w:val="en-US"/>
         </w:rPr>
         <w:tab/>
+      </w:r>
+      <w:r>
+        <w:rPr>
+          <w:lang w:val="en-US"/>
+        </w:rPr>
         <w:t xml:space="preserve">INTO TABLE </w:t>
       </w:r>
-      <w:proofErr w:type="spellStart"/>
-      <w:r>
-        <w:rPr>
-          <w:lang w:val="en-US"/>
-        </w:rPr>
-        <w:t>t_adresse</w:t>
-      </w:r>
-      <w:proofErr w:type="spellEnd"/>
-    </w:p>
-    <w:p>
-      <w:pPr>
-        <w:keepNext/>
+      <w:r>
+        <w:rPr>
+          <w:lang w:val="en-US"/>
+        </w:rPr>
+        <w:t>t_commande</w:t>
+      </w:r>
+    </w:p>
+    <w:p w14:noSpellErr="1">
+      <w:pPr>
+        <w:pStyle w:val="Sansinterligne"/>
         <w:rPr>
           <w:lang w:val="en-US"/>
         </w:rPr>
@@ -1378,12 +1642,17 @@
           <w:lang w:val="en-US"/>
         </w:rPr>
         <w:tab/>
+      </w:r>
+      <w:r>
+        <w:rPr>
+          <w:lang w:val="en-US"/>
+        </w:rPr>
         <w:t>CHARACTER SET UTF8</w:t>
       </w:r>
     </w:p>
-    <w:p>
-      <w:pPr>
-        <w:keepNext/>
+    <w:p w14:noSpellErr="1">
+      <w:pPr>
+        <w:pStyle w:val="Sansinterligne"/>
         <w:rPr>
           <w:lang w:val="en-US"/>
         </w:rPr>
@@ -1393,27 +1662,17 @@
           <w:lang w:val="en-US"/>
         </w:rPr>
         <w:tab/>
-        <w:t>COLUMNS TERMINATED BY '</w:t>
-      </w:r>
-      <w:r>
-        <w:rPr>
-          <w:lang w:val="en-US"/>
-        </w:rPr>
-        <w:t>\t</w:t>
-      </w:r>
-      <w:r>
-        <w:rPr>
-          <w:lang w:val="en-US"/>
-        </w:rPr>
-        <w:t>'</w:t>
-      </w:r>
-    </w:p>
-    <w:p>
-      <w:pPr>
-        <w:keepNext/>
-        <w:rPr>
-          <w:lang w:val="en-US"/>
-        </w:rPr>
+      </w:r>
+      <w:r>
+        <w:rPr>
+          <w:lang w:val="en-US"/>
+        </w:rPr>
+        <w:t>COLUMNS TERMINATED BY '\t'</w:t>
+      </w:r>
+    </w:p>
+    <w:p w14:noSpellErr="1">
+      <w:pPr>
+        <w:pStyle w:val="Sansinterligne"/>
       </w:pPr>
       <w:r>
         <w:rPr>
@@ -1430,236 +1689,121 @@
     </w:p>
     <w:p>
       <w:pPr>
-        <w:keepNext/>
-      </w:pPr>
-      <w:r>
-        <w:rPr>
-          <w:lang w:val="en-US"/>
-        </w:rPr>
-        <w:t xml:space="preserve">    </w:t>
-      </w:r>
-      <w:r>
-        <w:t>(`</w:t>
-      </w:r>
-      <w:proofErr w:type="spellStart"/>
-      <w:r>
-        <w:t>adresse_id</w:t>
-      </w:r>
-      <w:proofErr w:type="spellEnd"/>
-      <w:r>
-        <w:t>`, `</w:t>
-      </w:r>
-      <w:proofErr w:type="spellStart"/>
-      <w:r>
+        <w:pStyle w:val="Sansinterligne"/>
+        <w:ind w:firstLine="708"/>
+      </w:pPr>
+      <w:r>
+        <w:rPr>
+          <w:lang w:val="fr-FR"/>
+        </w:rPr>
+        <w:t>(</w:t>
+      </w:r>
+      <w:r>
+        <w:rPr>
+          <w:lang w:val="fr-FR"/>
+        </w:rPr>
+        <w:t>commande</w:t>
+      </w:r>
+      <w:r>
+        <w:rPr>
+          <w:lang w:val="fr-FR"/>
+        </w:rPr>
+        <w:t>_id</w:t>
+      </w:r>
+      <w:r>
+        <w:rPr>
+          <w:lang w:val="fr-FR"/>
+        </w:rPr>
+        <w:t xml:space="preserve">, </w:t>
+      </w:r>
+      <w:r>
+        <w:rPr>
+          <w:lang w:val="fr-FR"/>
+        </w:rPr>
         <w:t>client_fk</w:t>
       </w:r>
-      <w:proofErr w:type="spellEnd"/>
-      <w:r>
-        <w:t>`, `rue`, `</w:t>
-      </w:r>
-      <w:proofErr w:type="spellStart"/>
-      <w:r>
-        <w:t>npa</w:t>
-      </w:r>
-      <w:proofErr w:type="spellEnd"/>
-      <w:r>
-        <w:t>`, `</w:t>
-      </w:r>
-      <w:proofErr w:type="spellStart"/>
-      <w:r>
-        <w:t>localite</w:t>
-      </w:r>
-      <w:proofErr w:type="spellEnd"/>
-      <w:r>
-        <w:t>`, `latitude`, `longitude`);</w:t>
-      </w:r>
-    </w:p>
-    <w:p>
-      <w:pPr>
-        <w:keepNext/>
-      </w:pPr>
-    </w:p>
-    <w:p>
-      <w:pPr>
-        <w:keepNext/>
-        <w:rPr>
-          <w:lang w:val="en-US"/>
-        </w:rPr>
-      </w:pPr>
-      <w:r>
-        <w:rPr>
-          <w:lang w:val="en-US"/>
-        </w:rPr>
-        <w:t>-- table 5</w:t>
-      </w:r>
-    </w:p>
-    <w:p>
-      <w:pPr>
-        <w:rPr>
-          <w:lang w:val="en-US"/>
-        </w:rPr>
-      </w:pPr>
-      <w:r>
-        <w:rPr>
-          <w:lang w:val="en-US"/>
-        </w:rPr>
-        <w:t>LOAD DATA INFILE '/var/lib/</w:t>
-      </w:r>
-      <w:proofErr w:type="spellStart"/>
-      <w:r>
-        <w:rPr>
-          <w:lang w:val="en-US"/>
-        </w:rPr>
-        <w:t>mysql</w:t>
-      </w:r>
-      <w:proofErr w:type="spellEnd"/>
-      <w:r>
-        <w:rPr>
-          <w:lang w:val="en-US"/>
-        </w:rPr>
-        <w:t>-files/</w:t>
-      </w:r>
-      <w:proofErr w:type="spellStart"/>
-      <w:r>
-        <w:rPr>
-          <w:lang w:val="en-US"/>
-        </w:rPr>
-        <w:t>t_commande.tsv</w:t>
-      </w:r>
-      <w:proofErr w:type="spellEnd"/>
-      <w:r>
-        <w:rPr>
-          <w:lang w:val="en-US"/>
-        </w:rPr>
-        <w:t xml:space="preserve">' </w:t>
-      </w:r>
-    </w:p>
-    <w:p>
-      <w:pPr>
-        <w:rPr>
-          <w:lang w:val="en-US"/>
-        </w:rPr>
-      </w:pPr>
-      <w:r>
-        <w:rPr>
-          <w:lang w:val="en-US"/>
-        </w:rPr>
-        <w:tab/>
-        <w:t xml:space="preserve">INTO TABLE </w:t>
-      </w:r>
-      <w:proofErr w:type="spellStart"/>
-      <w:r>
-        <w:rPr>
-          <w:lang w:val="en-US"/>
-        </w:rPr>
-        <w:t>t_commande</w:t>
-      </w:r>
-      <w:proofErr w:type="spellEnd"/>
-    </w:p>
-    <w:p>
-      <w:pPr>
-        <w:rPr>
-          <w:lang w:val="en-US"/>
-        </w:rPr>
-      </w:pPr>
-      <w:r>
-        <w:rPr>
-          <w:lang w:val="en-US"/>
-        </w:rPr>
-        <w:tab/>
-        <w:t>CHARACTER SET UTF8</w:t>
-      </w:r>
-    </w:p>
-    <w:p>
-      <w:pPr>
-        <w:rPr>
-          <w:lang w:val="en-US"/>
-        </w:rPr>
-      </w:pPr>
-      <w:r>
-        <w:rPr>
-          <w:lang w:val="en-US"/>
-        </w:rPr>
-        <w:tab/>
-        <w:t>COLUMNS TERMINATED BY '\t'</w:t>
-      </w:r>
-    </w:p>
-    <w:p>
-      <w:r>
-        <w:rPr>
-          <w:lang w:val="en-US"/>
-        </w:rPr>
-        <w:tab/>
-      </w:r>
-      <w:r>
-        <w:t>IGNORE 1 LINES</w:t>
-      </w:r>
-    </w:p>
-    <w:p>
-      <w:r>
-        <w:t xml:space="preserve">    (</w:t>
+      <w:r>
+        <w:rPr>
+          <w:lang w:val="fr-FR"/>
+        </w:rPr>
+        <w:t>, type, @vAdresse, @mytimestamp, statut)</w:t>
+      </w:r>
+    </w:p>
+    <w:p>
+      <w:pPr>
+        <w:pStyle w:val="Sansinterligne"/>
+        <w:ind w:firstLine="708"/>
+      </w:pPr>
+      <w:r>
+        <w:rPr/>
+        <w:t xml:space="preserve">SET </w:t>
+      </w:r>
+      <w:r>
+        <w:rPr/>
+        <w:t>adresse_fk</w:t>
+      </w:r>
+      <w:r>
+        <w:rPr/>
+        <w:t xml:space="preserve"> = NULLIF(@vAdresse,''), </w:t>
       </w:r>
       <w:proofErr w:type="spellStart"/>
       <w:proofErr w:type="gramStart"/>
-      <w:r>
-        <w:t>commande</w:t>
-      </w:r>
       <w:proofErr w:type="gramEnd"/>
-      <w:r>
-        <w:t>_id</w:t>
-      </w:r>
       <w:proofErr w:type="spellEnd"/>
-      <w:r>
-        <w:t xml:space="preserve">, </w:t>
-      </w:r>
       <w:proofErr w:type="spellStart"/>
-      <w:r>
-        <w:t>client_fk</w:t>
-      </w:r>
       <w:proofErr w:type="spellEnd"/>
-      <w:r>
-        <w:t>, type, @vAdresse, @mytimestamp, statut)</w:t>
-      </w:r>
-    </w:p>
-    <w:p>
-      <w:r>
-        <w:t xml:space="preserve">    SET </w:t>
-      </w:r>
       <w:proofErr w:type="spellStart"/>
-      <w:r>
-        <w:t>adresse_fk</w:t>
-      </w:r>
       <w:proofErr w:type="spellEnd"/>
-      <w:r>
-        <w:t xml:space="preserve"> = NULLIF(@vAdresse,''), </w:t>
-      </w:r>
-    </w:p>
-    <w:p>
-      <w:r>
+    </w:p>
+    <w:p>
+      <w:r>
+        <w:rPr/>
         <w:t xml:space="preserve">    </w:t>
       </w:r>
-      <w:proofErr w:type="spellStart"/>
-      <w:proofErr w:type="gramStart"/>
-      <w:r>
+      <w:r>
+        <w:tab/>
+      </w:r>
+      <w:r>
+        <w:rPr/>
         <w:t>date</w:t>
       </w:r>
-      <w:proofErr w:type="gramEnd"/>
-      <w:r>
+      <w:r>
+        <w:rPr/>
         <w:t>_et_heure</w:t>
       </w:r>
-      <w:proofErr w:type="spellEnd"/>
-      <w:r>
-        <w:t xml:space="preserve"> =STR_TO_DATE(@mytimestamp, '%</w:t>
-      </w:r>
-      <w:proofErr w:type="spellStart"/>
-      <w:r>
+      <w:r>
+        <w:rPr/>
+        <w:t xml:space="preserve"> =STR_TO_</w:t>
+      </w:r>
+      <w:r>
+        <w:rPr/>
+        <w:t>DATE(</w:t>
+      </w:r>
+      <w:r>
+        <w:rPr/>
+        <w:t>@mytimestamp, '%</w:t>
+      </w:r>
+      <w:r>
+        <w:rPr/>
         <w:t>d.%m.%Y</w:t>
       </w:r>
-      <w:proofErr w:type="spellEnd"/>
-      <w:r>
-        <w:t xml:space="preserve"> %H:%i');</w:t>
-      </w:r>
-      <w:bookmarkStart w:id="2" w:name="_Toc210392959"/>
+      <w:r>
+        <w:rPr/>
+        <w:t xml:space="preserve"> %</w:t>
+      </w:r>
+      <w:r>
+        <w:rPr/>
+        <w:t>H:%</w:t>
+      </w:r>
+      <w:r>
+        <w:rPr/>
+        <w:t>i'</w:t>
+      </w:r>
+      <w:r>
+        <w:rPr/>
+        <w:t>);</w:t>
+      </w:r>
+      <w:bookmarkStart w:name="_Toc210392959" w:id="2"/>
     </w:p>
     <w:p>
       <w:pPr>
@@ -1671,764 +1815,1180 @@
     </w:p>
     <w:p>
       <w:pPr>
-        <w:pStyle w:val="Titre2"/>
-        <w:rPr>
-          <w:rFonts w:asciiTheme="minorHAnsi" w:eastAsiaTheme="minorHAnsi" w:hAnsiTheme="minorHAnsi" w:cstheme="minorBidi"/>
+        <w:pStyle w:val="Sansinterligne"/>
+        <w:rPr>
+          <w:rFonts w:ascii="Aptos" w:hAnsi="Aptos" w:eastAsia="Aptos" w:cs="" w:asciiTheme="minorAscii" w:hAnsiTheme="minorAscii" w:eastAsiaTheme="minorAscii" w:cstheme="minorBidi"/>
           <w:color w:val="auto"/>
           <w:sz w:val="24"/>
           <w:szCs w:val="24"/>
         </w:rPr>
       </w:pPr>
       <w:r>
-        <w:rPr>
-          <w:rFonts w:asciiTheme="minorHAnsi" w:eastAsiaTheme="minorHAnsi" w:hAnsiTheme="minorHAnsi" w:cstheme="minorBidi"/>
+        <w:rPr/>
+        <w:t>LOAD DATA INFILE '/var/lib/</w:t>
+      </w:r>
+      <w:r>
+        <w:rPr/>
+        <w:t>mysql</w:t>
+      </w:r>
+      <w:r>
+        <w:rPr/>
+        <w:t>-files/</w:t>
+      </w:r>
+      <w:r>
+        <w:rPr/>
+        <w:t>t_ligne_commande.tsv</w:t>
+      </w:r>
+      <w:r>
+        <w:rPr/>
+        <w:t xml:space="preserve">' </w:t>
+      </w:r>
+    </w:p>
+    <w:p>
+      <w:pPr>
+        <w:pStyle w:val="Sansinterligne"/>
+        <w:rPr>
+          <w:rFonts w:ascii="Aptos" w:hAnsi="Aptos" w:eastAsia="Aptos" w:cs="" w:asciiTheme="minorAscii" w:hAnsiTheme="minorAscii" w:eastAsiaTheme="minorAscii" w:cstheme="minorBidi"/>
           <w:color w:val="auto"/>
           <w:sz w:val="24"/>
           <w:szCs w:val="24"/>
         </w:rPr>
-        <w:t>LOAD DATA INFILE '/var/lib/</w:t>
-      </w:r>
-      <w:proofErr w:type="spellStart"/>
-      <w:r>
-        <w:rPr>
-          <w:rFonts w:asciiTheme="minorHAnsi" w:eastAsiaTheme="minorHAnsi" w:hAnsiTheme="minorHAnsi" w:cstheme="minorBidi"/>
+      </w:pPr>
+      <w:r>
+        <w:rPr>
+          <w:rFonts w:asciiTheme="minorHAnsi" w:hAnsiTheme="minorHAnsi" w:eastAsiaTheme="minorHAnsi" w:cstheme="minorBidi"/>
           <w:color w:val="auto"/>
           <w:sz w:val="24"/>
           <w:szCs w:val="24"/>
         </w:rPr>
-        <w:t>mysql</w:t>
-      </w:r>
-      <w:proofErr w:type="spellEnd"/>
-      <w:r>
-        <w:rPr>
-          <w:rFonts w:asciiTheme="minorHAnsi" w:eastAsiaTheme="minorHAnsi" w:hAnsiTheme="minorHAnsi" w:cstheme="minorBidi"/>
+        <w:tab/>
+      </w:r>
+      <w:r>
+        <w:rPr/>
+        <w:t xml:space="preserve">INTO TABLE </w:t>
+      </w:r>
+      <w:r>
+        <w:rPr/>
+        <w:t>t_ligne_de_commande</w:t>
+      </w:r>
+    </w:p>
+    <w:p w14:noSpellErr="1">
+      <w:pPr>
+        <w:pStyle w:val="Sansinterligne"/>
+        <w:rPr>
+          <w:rFonts w:ascii="Aptos" w:hAnsi="Aptos" w:eastAsia="Aptos" w:cs="" w:asciiTheme="minorAscii" w:hAnsiTheme="minorAscii" w:eastAsiaTheme="minorAscii" w:cstheme="minorBidi"/>
           <w:color w:val="auto"/>
           <w:sz w:val="24"/>
           <w:szCs w:val="24"/>
-        </w:rPr>
-        <w:t>-files/</w:t>
-      </w:r>
-      <w:proofErr w:type="spellStart"/>
-      <w:r>
-        <w:rPr>
-          <w:rFonts w:asciiTheme="minorHAnsi" w:eastAsiaTheme="minorHAnsi" w:hAnsiTheme="minorHAnsi" w:cstheme="minorBidi"/>
+          <w:lang w:val="en-US"/>
+        </w:rPr>
+      </w:pPr>
+      <w:r>
+        <w:rPr>
+          <w:rFonts w:asciiTheme="minorHAnsi" w:hAnsiTheme="minorHAnsi" w:eastAsiaTheme="minorHAnsi" w:cstheme="minorBidi"/>
           <w:color w:val="auto"/>
           <w:sz w:val="24"/>
           <w:szCs w:val="24"/>
         </w:rPr>
-        <w:t>t_ligne_commande.tsv</w:t>
-      </w:r>
-      <w:proofErr w:type="spellEnd"/>
-      <w:r>
-        <w:rPr>
-          <w:rFonts w:asciiTheme="minorHAnsi" w:eastAsiaTheme="minorHAnsi" w:hAnsiTheme="minorHAnsi" w:cstheme="minorBidi"/>
+        <w:tab/>
+      </w:r>
+      <w:r>
+        <w:rPr>
+          <w:lang w:val="en-US"/>
+        </w:rPr>
+        <w:t>CHARACTER SET UTF8</w:t>
+      </w:r>
+    </w:p>
+    <w:p w14:noSpellErr="1">
+      <w:pPr>
+        <w:pStyle w:val="Sansinterligne"/>
+        <w:rPr>
+          <w:rFonts w:ascii="Aptos" w:hAnsi="Aptos" w:eastAsia="Aptos" w:cs="" w:asciiTheme="minorAscii" w:hAnsiTheme="minorAscii" w:eastAsiaTheme="minorAscii" w:cstheme="minorBidi"/>
           <w:color w:val="auto"/>
           <w:sz w:val="24"/>
           <w:szCs w:val="24"/>
-        </w:rPr>
-        <w:t xml:space="preserve">' </w:t>
-      </w:r>
-    </w:p>
-    <w:p>
-      <w:pPr>
-        <w:pStyle w:val="Titre2"/>
-        <w:rPr>
-          <w:rFonts w:asciiTheme="minorHAnsi" w:eastAsiaTheme="minorHAnsi" w:hAnsiTheme="minorHAnsi" w:cstheme="minorBidi"/>
+          <w:lang w:val="en-US"/>
+        </w:rPr>
+      </w:pPr>
+      <w:r>
+        <w:rPr>
+          <w:rFonts w:asciiTheme="minorHAnsi" w:hAnsiTheme="minorHAnsi" w:eastAsiaTheme="minorHAnsi" w:cstheme="minorBidi"/>
           <w:color w:val="auto"/>
           <w:sz w:val="24"/>
           <w:szCs w:val="24"/>
-        </w:rPr>
-      </w:pPr>
-      <w:r>
-        <w:rPr>
-          <w:rFonts w:asciiTheme="minorHAnsi" w:eastAsiaTheme="minorHAnsi" w:hAnsiTheme="minorHAnsi" w:cstheme="minorBidi"/>
+          <w:lang w:val="en-US"/>
+        </w:rPr>
+        <w:tab/>
+      </w:r>
+      <w:r>
+        <w:rPr>
+          <w:lang w:val="en-US"/>
+        </w:rPr>
+        <w:t>COLUMNS TERMINATED BY '\t'</w:t>
+      </w:r>
+    </w:p>
+    <w:p w14:noSpellErr="1">
+      <w:pPr>
+        <w:pStyle w:val="Sansinterligne"/>
+        <w:rPr>
+          <w:rFonts w:ascii="Aptos" w:hAnsi="Aptos" w:eastAsia="Aptos" w:cs="" w:asciiTheme="minorAscii" w:hAnsiTheme="minorAscii" w:eastAsiaTheme="minorAscii" w:cstheme="minorBidi"/>
           <w:color w:val="auto"/>
           <w:sz w:val="24"/>
           <w:szCs w:val="24"/>
         </w:rPr>
-        <w:tab/>
-        <w:t xml:space="preserve">INTO TABLE </w:t>
-      </w:r>
-      <w:proofErr w:type="spellStart"/>
-      <w:r>
-        <w:rPr>
-          <w:rFonts w:asciiTheme="minorHAnsi" w:eastAsiaTheme="minorHAnsi" w:hAnsiTheme="minorHAnsi" w:cstheme="minorBidi"/>
+      </w:pPr>
+      <w:r>
+        <w:rPr>
+          <w:rFonts w:asciiTheme="minorHAnsi" w:hAnsiTheme="minorHAnsi" w:eastAsiaTheme="minorHAnsi" w:cstheme="minorBidi"/>
           <w:color w:val="auto"/>
           <w:sz w:val="24"/>
           <w:szCs w:val="24"/>
-        </w:rPr>
-        <w:t>t_ligne_de_commande</w:t>
-      </w:r>
-      <w:proofErr w:type="spellEnd"/>
-    </w:p>
-    <w:p>
-      <w:pPr>
-        <w:pStyle w:val="Titre2"/>
-        <w:rPr>
-          <w:rFonts w:asciiTheme="minorHAnsi" w:eastAsiaTheme="minorHAnsi" w:hAnsiTheme="minorHAnsi" w:cstheme="minorBidi"/>
+          <w:lang w:val="en-US"/>
+        </w:rPr>
+        <w:tab/>
+      </w:r>
+      <w:r>
+        <w:rPr/>
+        <w:t>IGNORE 1 LINES</w:t>
+      </w:r>
+    </w:p>
+    <w:p>
+      <w:pPr>
+        <w:pStyle w:val="Sansinterligne"/>
+        <w:ind w:firstLine="708"/>
+        <w:rPr>
+          <w:rFonts w:ascii="Aptos" w:hAnsi="Aptos" w:eastAsia="Aptos" w:cs="" w:asciiTheme="minorAscii" w:hAnsiTheme="minorAscii" w:eastAsiaTheme="minorAscii" w:cstheme="minorBidi"/>
           <w:color w:val="auto"/>
           <w:sz w:val="24"/>
           <w:szCs w:val="24"/>
-          <w:lang w:val="en-US"/>
-        </w:rPr>
-      </w:pPr>
-      <w:r>
-        <w:rPr>
-          <w:rFonts w:asciiTheme="minorHAnsi" w:eastAsiaTheme="minorHAnsi" w:hAnsiTheme="minorHAnsi" w:cstheme="minorBidi"/>
+        </w:rPr>
+      </w:pPr>
+      <w:r>
+        <w:rPr/>
+        <w:t>(`</w:t>
+      </w:r>
+      <w:r>
+        <w:rPr/>
+        <w:t>ligne_de_commande_id</w:t>
+      </w:r>
+      <w:r>
+        <w:rPr/>
+        <w:t>`, `</w:t>
+      </w:r>
+      <w:r>
+        <w:rPr/>
+        <w:t>commande_fk</w:t>
+      </w:r>
+      <w:r>
+        <w:rPr/>
+        <w:t>`, `</w:t>
+      </w:r>
+      <w:r>
+        <w:rPr/>
+        <w:t>produit_fk</w:t>
+      </w:r>
+      <w:r>
+        <w:rPr/>
+        <w:t>`, `</w:t>
+      </w:r>
+      <w:r>
+        <w:rPr/>
+        <w:t>quantite</w:t>
+      </w:r>
+      <w:r>
+        <w:rPr/>
+        <w:t>`,</w:t>
+      </w:r>
+    </w:p>
+    <w:p>
+      <w:pPr>
+        <w:pStyle w:val="Sansinterligne"/>
+        <w:ind w:firstLine="708"/>
+        <w:rPr>
+          <w:rFonts w:ascii="Aptos" w:hAnsi="Aptos" w:eastAsia="Aptos" w:cs="" w:asciiTheme="minorAscii" w:hAnsiTheme="minorAscii" w:eastAsiaTheme="minorAscii" w:cstheme="minorBidi"/>
           <w:color w:val="auto"/>
           <w:sz w:val="24"/>
           <w:szCs w:val="24"/>
         </w:rPr>
-        <w:tab/>
-      </w:r>
-      <w:r>
-        <w:rPr>
-          <w:rFonts w:asciiTheme="minorHAnsi" w:eastAsiaTheme="minorHAnsi" w:hAnsiTheme="minorHAnsi" w:cstheme="minorBidi"/>
+      </w:pPr>
+      <w:r>
+        <w:rPr/>
+        <w:t>`</w:t>
+      </w:r>
+      <w:r>
+        <w:rPr/>
+        <w:t>prix_unitaire</w:t>
+      </w:r>
+      <w:r>
+        <w:rPr/>
+        <w:t>`, @extra)</w:t>
+      </w:r>
+    </w:p>
+    <w:p>
+      <w:pPr>
+        <w:pStyle w:val="Sansinterligne"/>
+        <w:ind w:firstLine="708"/>
+        <w:rPr>
+          <w:rFonts w:ascii="Aptos" w:hAnsi="Aptos" w:eastAsia="Aptos" w:cs="" w:asciiTheme="minorAscii" w:hAnsiTheme="minorAscii" w:eastAsiaTheme="minorAscii" w:cstheme="minorBidi"/>
           <w:color w:val="auto"/>
           <w:sz w:val="24"/>
           <w:szCs w:val="24"/>
-          <w:lang w:val="en-US"/>
-        </w:rPr>
-        <w:t>CHARACTER SET UTF8</w:t>
-      </w:r>
-    </w:p>
-    <w:p>
-      <w:pPr>
-        <w:pStyle w:val="Titre2"/>
-        <w:rPr>
-          <w:rFonts w:asciiTheme="minorHAnsi" w:eastAsiaTheme="minorHAnsi" w:hAnsiTheme="minorHAnsi" w:cstheme="minorBidi"/>
+        </w:rPr>
+      </w:pPr>
+      <w:r>
+        <w:rPr>
+          <w:rFonts w:ascii="Aptos" w:hAnsi="Aptos" w:eastAsia="Aptos" w:cs="" w:asciiTheme="minorAscii" w:hAnsiTheme="minorAscii" w:eastAsiaTheme="minorAscii" w:cstheme="minorBidi"/>
           <w:color w:val="auto"/>
           <w:sz w:val="24"/>
           <w:szCs w:val="24"/>
-          <w:lang w:val="en-US"/>
-        </w:rPr>
-      </w:pPr>
-      <w:r>
-        <w:rPr>
-          <w:rFonts w:asciiTheme="minorHAnsi" w:eastAsiaTheme="minorHAnsi" w:hAnsiTheme="minorHAnsi" w:cstheme="minorBidi"/>
+        </w:rPr>
+        <w:t xml:space="preserve"> SET </w:t>
+      </w:r>
+      <w:r>
+        <w:rPr>
+          <w:rFonts w:ascii="Aptos" w:hAnsi="Aptos" w:eastAsia="Aptos" w:cs="" w:asciiTheme="minorAscii" w:hAnsiTheme="minorAscii" w:eastAsiaTheme="minorAscii" w:cstheme="minorBidi"/>
           <w:color w:val="auto"/>
           <w:sz w:val="24"/>
           <w:szCs w:val="24"/>
-          <w:lang w:val="en-US"/>
-        </w:rPr>
-        <w:tab/>
-        <w:t>COLUMNS TERMINATED BY '\t'</w:t>
-      </w:r>
-    </w:p>
-    <w:p>
-      <w:pPr>
-        <w:pStyle w:val="Titre2"/>
-        <w:rPr>
-          <w:rFonts w:asciiTheme="minorHAnsi" w:eastAsiaTheme="minorHAnsi" w:hAnsiTheme="minorHAnsi" w:cstheme="minorBidi"/>
+        </w:rPr>
+        <w:t>produit_enfant_fk</w:t>
+      </w:r>
+      <w:r>
+        <w:rPr>
+          <w:rFonts w:ascii="Aptos" w:hAnsi="Aptos" w:eastAsia="Aptos" w:cs="" w:asciiTheme="minorAscii" w:hAnsiTheme="minorAscii" w:eastAsiaTheme="minorAscii" w:cstheme="minorBidi"/>
           <w:color w:val="auto"/>
           <w:sz w:val="24"/>
           <w:szCs w:val="24"/>
         </w:rPr>
-      </w:pPr>
-      <w:r>
-        <w:rPr>
-          <w:rFonts w:asciiTheme="minorHAnsi" w:eastAsiaTheme="minorHAnsi" w:hAnsiTheme="minorHAnsi" w:cstheme="minorBidi"/>
+        <w:t xml:space="preserve"> = </w:t>
+      </w:r>
+      <w:r>
+        <w:rPr>
+          <w:rFonts w:ascii="Aptos" w:hAnsi="Aptos" w:eastAsia="Aptos" w:cs="" w:asciiTheme="minorAscii" w:hAnsiTheme="minorAscii" w:eastAsiaTheme="minorAscii" w:cstheme="minorBidi"/>
           <w:color w:val="auto"/>
           <w:sz w:val="24"/>
           <w:szCs w:val="24"/>
-          <w:lang w:val="en-US"/>
-        </w:rPr>
-        <w:tab/>
-      </w:r>
-      <w:r>
-        <w:rPr>
-          <w:rFonts w:asciiTheme="minorHAnsi" w:eastAsiaTheme="minorHAnsi" w:hAnsiTheme="minorHAnsi" w:cstheme="minorBidi"/>
+        </w:rPr>
+        <w:t>NULLIF(</w:t>
+      </w:r>
+      <w:r>
+        <w:rPr>
+          <w:rFonts w:ascii="Aptos" w:hAnsi="Aptos" w:eastAsia="Aptos" w:cs="" w:asciiTheme="minorAscii" w:hAnsiTheme="minorAscii" w:eastAsiaTheme="minorAscii" w:cstheme="minorBidi"/>
           <w:color w:val="auto"/>
           <w:sz w:val="24"/>
           <w:szCs w:val="24"/>
         </w:rPr>
-        <w:t>IGNORE 1 LINES</w:t>
-      </w:r>
-    </w:p>
-    <w:p>
-      <w:pPr>
-        <w:pStyle w:val="Titre2"/>
-        <w:rPr>
-          <w:rFonts w:asciiTheme="minorHAnsi" w:eastAsiaTheme="minorHAnsi" w:hAnsiTheme="minorHAnsi" w:cstheme="minorBidi"/>
+        <w:t>@extra, '')</w:t>
+      </w:r>
+      <w:r>
+        <w:rPr>
+          <w:rFonts w:ascii="Aptos" w:hAnsi="Aptos" w:eastAsia="Aptos" w:cs="" w:asciiTheme="minorAscii" w:hAnsiTheme="minorAscii" w:eastAsiaTheme="minorAscii" w:cstheme="minorBidi"/>
           <w:color w:val="auto"/>
           <w:sz w:val="24"/>
           <w:szCs w:val="24"/>
         </w:rPr>
-      </w:pPr>
-      <w:r>
-        <w:rPr>
-          <w:rFonts w:asciiTheme="minorHAnsi" w:eastAsiaTheme="minorHAnsi" w:hAnsiTheme="minorHAnsi" w:cstheme="minorBidi"/>
-          <w:color w:val="auto"/>
+        <w:t> ;</w:t>
+      </w:r>
+      <w:proofErr w:type="spellStart"/>
+      <w:proofErr w:type="spellEnd"/>
+      <w:proofErr w:type="spellStart"/>
+      <w:proofErr w:type="spellEnd"/>
+      <w:proofErr w:type="spellStart"/>
+      <w:proofErr w:type="spellEnd"/>
+      <w:proofErr w:type="spellStart"/>
+      <w:proofErr w:type="spellEnd"/>
+      <w:proofErr w:type="spellStart"/>
+      <w:proofErr w:type="spellEnd"/>
+      <w:proofErr w:type="spellStart"/>
+      <w:proofErr w:type="spellEnd"/>
+    </w:p>
+    <w:p/>
+    <w:p>
+      <w:pPr>
+        <w:keepNext/>
+        <w:rPr>
+          <w:lang w:val="en-US"/>
+        </w:rPr>
+      </w:pPr>
+      <w:r>
+        <w:rPr>
+          <w:lang w:val="en-US"/>
+        </w:rPr>
+        <w:t>--</w:t>
+      </w:r>
+      <w:r>
+        <w:rPr>
+          <w:lang w:val="en-US"/>
+        </w:rPr>
+        <w:t xml:space="preserve"> </w:t>
+      </w:r>
+      <w:r>
+        <w:rPr>
+          <w:lang w:val="en-US"/>
+        </w:rPr>
+        <w:t>table 7</w:t>
+      </w:r>
+    </w:p>
+    <w:p>
+      <w:pPr>
+        <w:pStyle w:val="Sansinterligne"/>
+        <w:keepNext w:val="1"/>
+        <w:rPr>
+          <w:lang w:val="en-US"/>
+        </w:rPr>
+      </w:pPr>
+      <w:r>
+        <w:rPr>
+          <w:lang w:val="en-US"/>
+        </w:rPr>
+        <w:t>LOAD DATA INFILE '/var/lib/</w:t>
+      </w:r>
+      <w:r>
+        <w:rPr>
+          <w:lang w:val="en-US"/>
+        </w:rPr>
+        <w:t>mysql</w:t>
+      </w:r>
+      <w:r>
+        <w:rPr>
+          <w:lang w:val="en-US"/>
+        </w:rPr>
+        <w:t>-files/</w:t>
+      </w:r>
+      <w:r>
+        <w:rPr>
+          <w:lang w:val="en-US"/>
+        </w:rPr>
+        <w:t>t_paiement.tsv</w:t>
+      </w:r>
+      <w:r>
+        <w:rPr>
+          <w:lang w:val="en-US"/>
+        </w:rPr>
+        <w:t xml:space="preserve">' </w:t>
+      </w:r>
+    </w:p>
+    <w:p>
+      <w:pPr>
+        <w:pStyle w:val="Sansinterligne"/>
+        <w:keepNext w:val="1"/>
+        <w:rPr>
+          <w:lang w:val="en-US"/>
+        </w:rPr>
+      </w:pPr>
+      <w:r>
+        <w:rPr>
+          <w:lang w:val="en-US"/>
+        </w:rPr>
+        <w:tab/>
+      </w:r>
+      <w:r>
+        <w:rPr>
+          <w:lang w:val="en-US"/>
+        </w:rPr>
+        <w:t xml:space="preserve">INTO TABLE </w:t>
+      </w:r>
+      <w:r>
+        <w:rPr>
+          <w:lang w:val="en-US"/>
+        </w:rPr>
+        <w:t>t_paiement</w:t>
+      </w:r>
+    </w:p>
+    <w:p w14:noSpellErr="1">
+      <w:pPr>
+        <w:pStyle w:val="Sansinterligne"/>
+        <w:keepNext w:val="1"/>
+        <w:rPr>
+          <w:lang w:val="en-US"/>
+        </w:rPr>
+      </w:pPr>
+      <w:r>
+        <w:rPr>
+          <w:lang w:val="en-US"/>
+        </w:rPr>
+        <w:tab/>
+      </w:r>
+      <w:r>
+        <w:rPr>
+          <w:lang w:val="en-US"/>
+        </w:rPr>
+        <w:t>CHARACTER SET UTF8</w:t>
+      </w:r>
+    </w:p>
+    <w:p w14:noSpellErr="1">
+      <w:pPr>
+        <w:pStyle w:val="Sansinterligne"/>
+        <w:keepNext w:val="1"/>
+        <w:rPr>
+          <w:lang w:val="en-US"/>
+        </w:rPr>
+      </w:pPr>
+      <w:r>
+        <w:rPr>
+          <w:lang w:val="en-US"/>
+        </w:rPr>
+        <w:tab/>
+      </w:r>
+      <w:r>
+        <w:rPr>
+          <w:lang w:val="en-US"/>
+        </w:rPr>
+        <w:t>COLUMNS TERMINATED BY '\t'</w:t>
+      </w:r>
+    </w:p>
+    <w:p w14:noSpellErr="1">
+      <w:pPr>
+        <w:pStyle w:val="Sansinterligne"/>
+        <w:keepNext w:val="1"/>
+      </w:pPr>
+      <w:r>
+        <w:rPr>
+          <w:lang w:val="en-US"/>
+        </w:rPr>
+        <w:tab/>
+      </w:r>
+      <w:r>
+        <w:rPr/>
+        <w:t>IGNORE 1 LINES</w:t>
+      </w:r>
+    </w:p>
+    <w:p>
+      <w:pPr>
+        <w:pStyle w:val="Sansinterligne"/>
+        <w:keepNext w:val="1"/>
+        <w:ind w:firstLine="708"/>
+      </w:pPr>
+      <w:r>
+        <w:rPr/>
+        <w:t>(`</w:t>
+      </w:r>
+      <w:r>
+        <w:rPr/>
+        <w:t>paiement_id</w:t>
+      </w:r>
+      <w:r>
+        <w:rPr/>
+        <w:t>`, `</w:t>
+      </w:r>
+      <w:r>
+        <w:rPr/>
+        <w:t>commande_fk</w:t>
+      </w:r>
+      <w:r>
+        <w:rPr/>
+        <w:t>`, `mode`, `montant`, @mytimestamp)</w:t>
+      </w:r>
+    </w:p>
+    <w:p>
+      <w:pPr>
+        <w:pStyle w:val="Sansinterligne"/>
+        <w:keepNext w:val="1"/>
+        <w:ind w:firstLine="708"/>
+      </w:pPr>
+      <w:r>
+        <w:rPr/>
+        <w:t xml:space="preserve">SET </w:t>
+      </w:r>
+      <w:r>
+        <w:rPr/>
+        <w:t>date_paiement</w:t>
+      </w:r>
+      <w:r>
+        <w:rPr/>
+        <w:t xml:space="preserve"> =STR_TO_</w:t>
+      </w:r>
+      <w:r>
+        <w:rPr/>
+        <w:t>DATE(</w:t>
+      </w:r>
+      <w:r>
+        <w:rPr/>
+        <w:t>@mytimestamp, '%</w:t>
+      </w:r>
+      <w:r>
+        <w:rPr/>
+        <w:t>d.%m.%Y</w:t>
+      </w:r>
+      <w:r>
+        <w:rPr/>
+        <w:t xml:space="preserve"> %</w:t>
+      </w:r>
+      <w:r>
+        <w:rPr/>
+        <w:t>H:%</w:t>
+      </w:r>
+      <w:r>
+        <w:rPr/>
+        <w:t>i'</w:t>
+      </w:r>
+      <w:r>
+        <w:rPr/>
+        <w:t>);</w:t>
+      </w:r>
+      <w:proofErr w:type="spellStart"/>
+      <w:proofErr w:type="spellEnd"/>
+      <w:proofErr w:type="spellStart"/>
+      <w:proofErr w:type="spellEnd"/>
+      <w:proofErr w:type="spellStart"/>
+      <w:proofErr w:type="spellEnd"/>
+      <w:proofErr w:type="spellStart"/>
+      <w:proofErr w:type="spellEnd"/>
+    </w:p>
+    <w:p>
+      <w:pPr>
+        <w:keepNext/>
+      </w:pPr>
+    </w:p>
+    <w:p>
+      <w:pPr>
+        <w:keepNext/>
+      </w:pPr>
+      <w:r>
+        <w:t>--</w:t>
+      </w:r>
+      <w:r>
+        <w:t xml:space="preserve"> </w:t>
+      </w:r>
+      <w:r>
+        <w:t>table 8</w:t>
+      </w:r>
+    </w:p>
+    <w:p>
+      <w:pPr>
+        <w:pStyle w:val="Sansinterligne"/>
+        <w:keepNext w:val="1"/>
+      </w:pPr>
+      <w:r>
+        <w:rPr/>
+        <w:t>LOAD DATA INFILE '/var/lib/</w:t>
+      </w:r>
+      <w:r>
+        <w:rPr/>
+        <w:t>mysql</w:t>
+      </w:r>
+      <w:r>
+        <w:rPr/>
+        <w:t>-files/</w:t>
+      </w:r>
+      <w:r>
+        <w:rPr/>
+        <w:t>t_livraison.tsv</w:t>
+      </w:r>
+      <w:r>
+        <w:rPr/>
+        <w:t xml:space="preserve">' </w:t>
+      </w:r>
+    </w:p>
+    <w:p>
+      <w:pPr>
+        <w:pStyle w:val="Sansinterligne"/>
+        <w:keepNext w:val="1"/>
+        <w:rPr>
+          <w:lang w:val="en-US"/>
+        </w:rPr>
+      </w:pPr>
+      <w:r>
+        <w:tab/>
+      </w:r>
+      <w:r>
+        <w:rPr>
+          <w:lang w:val="en-US"/>
+        </w:rPr>
+        <w:t xml:space="preserve">INTO TABLE </w:t>
+      </w:r>
+      <w:r>
+        <w:rPr>
+          <w:lang w:val="en-US"/>
+        </w:rPr>
+        <w:t>t_livraison</w:t>
+      </w:r>
+    </w:p>
+    <w:p w14:noSpellErr="1">
+      <w:pPr>
+        <w:pStyle w:val="Sansinterligne"/>
+        <w:keepNext w:val="1"/>
+        <w:rPr>
+          <w:lang w:val="en-US"/>
+        </w:rPr>
+      </w:pPr>
+      <w:r>
+        <w:rPr>
+          <w:lang w:val="en-US"/>
+        </w:rPr>
+        <w:tab/>
+      </w:r>
+      <w:r>
+        <w:rPr>
+          <w:lang w:val="en-US"/>
+        </w:rPr>
+        <w:t>CHARACTER SET UTF8</w:t>
+      </w:r>
+    </w:p>
+    <w:p w14:noSpellErr="1">
+      <w:pPr>
+        <w:pStyle w:val="Sansinterligne"/>
+        <w:keepNext w:val="1"/>
+        <w:rPr>
+          <w:lang w:val="en-US"/>
+        </w:rPr>
+      </w:pPr>
+      <w:r>
+        <w:rPr>
+          <w:lang w:val="en-US"/>
+        </w:rPr>
+        <w:tab/>
+      </w:r>
+      <w:r>
+        <w:rPr>
+          <w:lang w:val="en-US"/>
+        </w:rPr>
+        <w:t>COLUMNS TERMINATED BY '\t'</w:t>
+      </w:r>
+    </w:p>
+    <w:p w14:noSpellErr="1">
+      <w:pPr>
+        <w:pStyle w:val="Sansinterligne"/>
+        <w:keepNext w:val="1"/>
+      </w:pPr>
+      <w:r>
+        <w:rPr>
+          <w:lang w:val="en-US"/>
+        </w:rPr>
+        <w:tab/>
+      </w:r>
+      <w:r>
+        <w:rPr/>
+        <w:t>IGNORE 1 LINES</w:t>
+      </w:r>
+    </w:p>
+    <w:p>
+      <w:pPr>
+        <w:pStyle w:val="Sansinterligne"/>
+        <w:keepNext w:val="1"/>
+        <w:ind w:firstLine="708"/>
+      </w:pPr>
+      <w:r>
+        <w:rPr/>
+        <w:t>(`</w:t>
+      </w:r>
+      <w:r>
+        <w:rPr/>
+        <w:t>livraison_id</w:t>
+      </w:r>
+      <w:r>
+        <w:rPr/>
+        <w:t>`, `</w:t>
+      </w:r>
+      <w:r>
+        <w:rPr/>
+        <w:t>commande_fk</w:t>
+      </w:r>
+      <w:r>
+        <w:rPr/>
+        <w:t>`, `</w:t>
+      </w:r>
+      <w:r>
+        <w:rPr/>
+        <w:t>livreur_fk</w:t>
+      </w:r>
+      <w:r>
+        <w:rPr/>
+        <w:t>`, `statut`, @depart, @arrivee)</w:t>
+      </w:r>
+    </w:p>
+    <w:p>
+      <w:pPr>
+        <w:pStyle w:val="Sansinterligne"/>
+        <w:keepNext w:val="1"/>
+        <w:ind w:left="708" w:firstLine="0"/>
+      </w:pPr>
+      <w:r>
+        <w:rPr>
+          <w:lang w:val="en-US"/>
+        </w:rPr>
+        <w:t xml:space="preserve">SET </w:t>
+      </w:r>
+      <w:r>
+        <w:rPr>
+          <w:lang w:val="en-US"/>
+        </w:rPr>
+        <w:t>heure_depart</w:t>
+      </w:r>
+      <w:r>
+        <w:rPr>
+          <w:lang w:val="en-US"/>
+        </w:rPr>
+        <w:t xml:space="preserve"> =STR_TO_</w:t>
+      </w:r>
+      <w:r>
+        <w:rPr>
+          <w:lang w:val="en-US"/>
+        </w:rPr>
+        <w:t>DATE(</w:t>
+      </w:r>
+      <w:r>
+        <w:rPr>
+          <w:lang w:val="en-US"/>
+        </w:rPr>
+        <w:t>@</w:t>
+      </w:r>
+      <w:r>
+        <w:rPr>
+          <w:lang w:val="en-US"/>
+        </w:rPr>
+        <w:t>depart</w:t>
+      </w:r>
+      <w:r>
+        <w:rPr>
+          <w:lang w:val="en-US"/>
+        </w:rPr>
+        <w:t>, '%</w:t>
+      </w:r>
+      <w:r>
+        <w:rPr>
+          <w:lang w:val="en-US"/>
+        </w:rPr>
+        <w:t>d.%m.%Y</w:t>
+      </w:r>
+      <w:r>
+        <w:rPr>
+          <w:lang w:val="en-US"/>
+        </w:rPr>
+        <w:t xml:space="preserve"> %</w:t>
+      </w:r>
+      <w:r>
+        <w:rPr>
+          <w:lang w:val="en-US"/>
+        </w:rPr>
+        <w:t>H:%</w:t>
+      </w:r>
+      <w:r>
+        <w:rPr>
+          <w:lang w:val="en-US"/>
+        </w:rPr>
+        <w:t>i</w:t>
+      </w:r>
+      <w:r>
+        <w:rPr>
+          <w:lang w:val="en-US"/>
+        </w:rPr>
+        <w:t>')</w:t>
+      </w:r>
+    </w:p>
+    <w:p>
+      <w:pPr>
+        <w:keepNext w:val="1"/>
+        <w:ind w:firstLine="708"/>
+      </w:pPr>
+      <w:r>
+        <w:rPr/>
+        <w:t>heure</w:t>
+      </w:r>
+      <w:r>
+        <w:rPr/>
+        <w:t>_arrivee</w:t>
+      </w:r>
+      <w:r>
+        <w:rPr/>
+        <w:t xml:space="preserve"> =STR_TO_</w:t>
+      </w:r>
+      <w:r>
+        <w:rPr/>
+        <w:t>DATE(</w:t>
+      </w:r>
+      <w:r>
+        <w:rPr/>
+        <w:t>@arrivee, '%</w:t>
+      </w:r>
+      <w:r>
+        <w:rPr/>
+        <w:t>d.%m.%Y</w:t>
+      </w:r>
+      <w:r>
+        <w:rPr/>
+        <w:t xml:space="preserve"> %</w:t>
+      </w:r>
+      <w:r>
+        <w:rPr/>
+        <w:t>H:%</w:t>
+      </w:r>
+      <w:r>
+        <w:rPr/>
+        <w:t>i'</w:t>
+      </w:r>
+      <w:r>
+        <w:rPr/>
+        <w:t>);</w:t>
+      </w:r>
+      <w:proofErr w:type="spellStart"/>
+      <w:proofErr w:type="spellEnd"/>
+      <w:proofErr w:type="spellStart"/>
+      <w:proofErr w:type="spellEnd"/>
+      <w:proofErr w:type="spellStart"/>
+      <w:proofErr w:type="spellEnd"/>
+      <w:proofErr w:type="spellStart"/>
+      <w:proofErr w:type="spellEnd"/>
+      <w:proofErr w:type="spellStart"/>
+      <w:proofErr w:type="spellEnd"/>
+      <w:proofErr w:type="spellStart"/>
+      <w:proofErr w:type="gramStart"/>
+      <w:proofErr w:type="gramEnd"/>
+      <w:proofErr w:type="spellEnd"/>
+      <w:proofErr w:type="spellStart"/>
+      <w:proofErr w:type="spellEnd"/>
+    </w:p>
+    <w:p/>
+    <w:p w14:noSpellErr="1">
+      <w:pPr>
+        <w:pStyle w:val="Titre2"/>
+      </w:pPr>
+      <w:r>
+        <w:rPr/>
+        <w:t>Sauvegarde de la base de données</w:t>
+      </w:r>
+      <w:bookmarkEnd w:id="2"/>
+    </w:p>
+    <w:p>
+      <w:pPr>
+        <w:pStyle w:val="Normal"/>
+      </w:pPr>
+      <w:r>
+        <w:rPr/>
+        <w:t>Dans ce chapitre, nous allons nous intéresser à la manière dont nous allons sau</w:t>
+      </w:r>
+      <w:r>
+        <w:rPr/>
+        <w:t xml:space="preserve">vegarder notre base de données. Il est prévu que nous fassions une sauvegarde complète toutes les semaines et une sauvegarde </w:t>
+      </w:r>
+      <w:r>
+        <w:rPr/>
+        <w:t xml:space="preserve">différentielle </w:t>
+      </w:r>
+      <w:r>
+        <w:rPr/>
+        <w:t>chaque jour.</w:t>
+      </w:r>
+    </w:p>
+    <w:p>
+      <w:pPr>
+        <w:pStyle w:val="Titre3"/>
+      </w:pPr>
+      <w:r>
+        <w:rPr/>
+        <w:t>Backup complet</w:t>
+      </w:r>
+    </w:p>
+    <w:p>
+      <w:pPr>
+        <w:pStyle w:val="Normal"/>
+      </w:pPr>
+      <w:r>
+        <w:rPr/>
+        <w:t>Nous allons commencer par la sauvegarde complète une fois par semaine.</w:t>
+      </w:r>
+      <w:r>
+        <w:rPr/>
+        <w:t xml:space="preserve"> Voici la commande à lancer une fois par semaine.</w:t>
+      </w:r>
+    </w:p>
+    <w:p>
+      <w:pPr>
+        <w:pStyle w:val="Normal"/>
+        <w:rPr>
+          <w:lang w:val="en-US"/>
+        </w:rPr>
+      </w:pPr>
+      <w:r>
+        <w:rPr>
+          <w:lang w:val="en-US"/>
+        </w:rPr>
+        <w:t>mysqldump</w:t>
+      </w:r>
+      <w:r>
+        <w:rPr>
+          <w:lang w:val="en-US"/>
+        </w:rPr>
+        <w:t xml:space="preserve"> –u root –p root</w:t>
+      </w:r>
+      <w:r>
+        <w:rPr>
+          <w:lang w:val="en-US"/>
+        </w:rPr>
+        <w:t xml:space="preserve"> --add-drop-database </w:t>
+      </w:r>
+      <w:r>
+        <w:rPr>
+          <w:lang w:val="en-US"/>
+        </w:rPr>
+        <w:t xml:space="preserve">--lock-all-tables </w:t>
+      </w:r>
+      <w:r>
+        <w:rPr>
+          <w:lang w:val="en-US"/>
+        </w:rPr>
+        <w:t>db_Thanoss_Pizza</w:t>
+      </w:r>
+      <w:r>
+        <w:rPr>
+          <w:lang w:val="en-US"/>
+        </w:rPr>
+        <w:t xml:space="preserve"> &gt; /var/lib/</w:t>
+      </w:r>
+      <w:r>
+        <w:rPr>
+          <w:lang w:val="en-US"/>
+        </w:rPr>
+        <w:t>mysql</w:t>
+      </w:r>
+      <w:r>
+        <w:rPr>
+          <w:lang w:val="en-US"/>
+        </w:rPr>
+        <w:t>-files/</w:t>
+      </w:r>
+      <w:r>
+        <w:rPr>
+          <w:lang w:val="en-US"/>
+        </w:rPr>
+        <w:t xml:space="preserve"> fullBackup-db_Thanoss_Pizza-$(date +%d-%m-%Y).</w:t>
+      </w:r>
+      <w:r>
+        <w:rPr>
+          <w:lang w:val="en-US"/>
+        </w:rPr>
+        <w:t>sql</w:t>
+      </w:r>
+    </w:p>
+    <w:p>
+      <w:pPr>
+        <w:pStyle w:val="Titre3"/>
+      </w:pPr>
+      <w:r>
+        <w:rPr/>
+        <w:t>Backup différentielle</w:t>
+      </w:r>
+    </w:p>
+    <w:p>
+      <w:pPr>
+        <w:pStyle w:val="Normal"/>
+      </w:pPr>
+      <w:r>
+        <w:rPr/>
+        <w:t xml:space="preserve">Ici, afin de réduire la quantité d’énergie et de temps consommé par la sauvegarde, nous allons demander à </w:t>
+      </w:r>
+      <w:r>
+        <w:rPr/>
+        <w:t>mysql</w:t>
+      </w:r>
+      <w:r>
+        <w:rPr/>
+        <w:t xml:space="preserve"> de ne sa</w:t>
+      </w:r>
+      <w:r>
+        <w:rPr/>
+        <w:t xml:space="preserve">uvegarder que les différences avec </w:t>
+      </w:r>
+      <w:r>
+        <w:rPr/>
+        <w:t xml:space="preserve">la </w:t>
+      </w:r>
+      <w:r>
+        <w:rPr/>
+        <w:t>derbnière</w:t>
+      </w:r>
+      <w:r>
+        <w:rPr/>
+        <w:t xml:space="preserve"> sauvegarde complète. Voici la commande à lancer chaque jour. </w:t>
+      </w:r>
+    </w:p>
+    <w:p>
+      <w:pPr>
+        <w:pStyle w:val="Normal"/>
+        <w:spacing w:before="240" w:beforeAutospacing="off" w:after="240" w:afterAutospacing="off"/>
+        <w:rPr>
+          <w:lang w:val="en-US"/>
+        </w:rPr>
+      </w:pPr>
+      <w:r>
+        <w:rPr>
+          <w:lang w:val="en-US"/>
+        </w:rPr>
+        <w:t>mysqldump</w:t>
+      </w:r>
+      <w:r>
+        <w:rPr>
+          <w:lang w:val="en-US"/>
+        </w:rPr>
+        <w:t xml:space="preserve"> –u root –p root --add-drop-database --lock-all-tables </w:t>
+      </w:r>
+      <w:r>
+        <w:rPr>
+          <w:rFonts w:ascii="Aptos" w:hAnsi="Aptos" w:eastAsia="Aptos" w:cs="Aptos"/>
+          <w:noProof w:val="0"/>
           <w:sz w:val="24"/>
           <w:szCs w:val="24"/>
-        </w:rPr>
-        <w:t xml:space="preserve">    (`</w:t>
-      </w:r>
-      <w:proofErr w:type="spellStart"/>
-      <w:r>
-        <w:rPr>
-          <w:rFonts w:asciiTheme="minorHAnsi" w:eastAsiaTheme="minorHAnsi" w:hAnsiTheme="minorHAnsi" w:cstheme="minorBidi"/>
-          <w:color w:val="auto"/>
+          <w:lang w:val="en-US"/>
+        </w:rPr>
+        <w:t>--incremental-base</w:t>
+      </w:r>
+      <w:r>
+        <w:rPr>
+          <w:rFonts w:ascii="Aptos" w:hAnsi="Aptos" w:eastAsia="Aptos" w:cs="Aptos"/>
+          <w:noProof w:val="0"/>
           <w:sz w:val="24"/>
           <w:szCs w:val="24"/>
-        </w:rPr>
-        <w:t>ligne_de_commande_id</w:t>
-      </w:r>
-      <w:proofErr w:type="spellEnd"/>
-      <w:r>
-        <w:rPr>
-          <w:rFonts w:asciiTheme="minorHAnsi" w:eastAsiaTheme="minorHAnsi" w:hAnsiTheme="minorHAnsi" w:cstheme="minorBidi"/>
-          <w:color w:val="auto"/>
-          <w:sz w:val="24"/>
-          <w:szCs w:val="24"/>
-        </w:rPr>
-        <w:t>`, `</w:t>
-      </w:r>
-      <w:proofErr w:type="spellStart"/>
-      <w:r>
-        <w:rPr>
-          <w:rFonts w:asciiTheme="minorHAnsi" w:eastAsiaTheme="minorHAnsi" w:hAnsiTheme="minorHAnsi" w:cstheme="minorBidi"/>
-          <w:color w:val="auto"/>
-          <w:sz w:val="24"/>
-          <w:szCs w:val="24"/>
-        </w:rPr>
-        <w:t>commande_fk</w:t>
-      </w:r>
-      <w:proofErr w:type="spellEnd"/>
-      <w:r>
-        <w:rPr>
-          <w:rFonts w:asciiTheme="minorHAnsi" w:eastAsiaTheme="minorHAnsi" w:hAnsiTheme="minorHAnsi" w:cstheme="minorBidi"/>
-          <w:color w:val="auto"/>
-          <w:sz w:val="24"/>
-          <w:szCs w:val="24"/>
-        </w:rPr>
-        <w:t>`, `</w:t>
-      </w:r>
-      <w:proofErr w:type="spellStart"/>
-      <w:r>
-        <w:rPr>
-          <w:rFonts w:asciiTheme="minorHAnsi" w:eastAsiaTheme="minorHAnsi" w:hAnsiTheme="minorHAnsi" w:cstheme="minorBidi"/>
-          <w:color w:val="auto"/>
-          <w:sz w:val="24"/>
-          <w:szCs w:val="24"/>
-        </w:rPr>
-        <w:t>produit_fk</w:t>
-      </w:r>
-      <w:proofErr w:type="spellEnd"/>
-      <w:r>
-        <w:rPr>
-          <w:rFonts w:asciiTheme="minorHAnsi" w:eastAsiaTheme="minorHAnsi" w:hAnsiTheme="minorHAnsi" w:cstheme="minorBidi"/>
-          <w:color w:val="auto"/>
-          <w:sz w:val="24"/>
-          <w:szCs w:val="24"/>
-        </w:rPr>
-        <w:t>`, `</w:t>
-      </w:r>
-      <w:proofErr w:type="spellStart"/>
-      <w:r>
-        <w:rPr>
-          <w:rFonts w:asciiTheme="minorHAnsi" w:eastAsiaTheme="minorHAnsi" w:hAnsiTheme="minorHAnsi" w:cstheme="minorBidi"/>
-          <w:color w:val="auto"/>
-          <w:sz w:val="24"/>
-          <w:szCs w:val="24"/>
-        </w:rPr>
-        <w:t>quantite</w:t>
-      </w:r>
-      <w:proofErr w:type="spellEnd"/>
-      <w:r>
-        <w:rPr>
-          <w:rFonts w:asciiTheme="minorHAnsi" w:eastAsiaTheme="minorHAnsi" w:hAnsiTheme="minorHAnsi" w:cstheme="minorBidi"/>
-          <w:color w:val="auto"/>
-          <w:sz w:val="24"/>
-          <w:szCs w:val="24"/>
-        </w:rPr>
-        <w:t>`, `</w:t>
-      </w:r>
-      <w:proofErr w:type="spellStart"/>
-      <w:r>
-        <w:rPr>
-          <w:rFonts w:asciiTheme="minorHAnsi" w:eastAsiaTheme="minorHAnsi" w:hAnsiTheme="minorHAnsi" w:cstheme="minorBidi"/>
-          <w:color w:val="auto"/>
-          <w:sz w:val="24"/>
-          <w:szCs w:val="24"/>
-        </w:rPr>
-        <w:t>prix_unitaire</w:t>
-      </w:r>
-      <w:proofErr w:type="spellEnd"/>
-      <w:r>
-        <w:rPr>
-          <w:rFonts w:asciiTheme="minorHAnsi" w:eastAsiaTheme="minorHAnsi" w:hAnsiTheme="minorHAnsi" w:cstheme="minorBidi"/>
-          <w:color w:val="auto"/>
-          <w:sz w:val="24"/>
-          <w:szCs w:val="24"/>
-        </w:rPr>
-        <w:t>`, @extra)</w:t>
-      </w:r>
-    </w:p>
-    <w:p>
+          <w:lang w:val="en-US"/>
+        </w:rPr>
+        <w:t>=</w:t>
+      </w:r>
+      <w:r>
+        <w:rPr>
+          <w:lang w:val="en-US"/>
+        </w:rPr>
+        <w:t>/var/lib/</w:t>
+      </w:r>
+      <w:r>
+        <w:rPr>
+          <w:lang w:val="en-US"/>
+        </w:rPr>
+        <w:t>mysql</w:t>
+      </w:r>
+      <w:r>
+        <w:rPr>
+          <w:lang w:val="en-US"/>
+        </w:rPr>
+        <w:t>-files</w:t>
+      </w:r>
+      <w:r>
+        <w:rPr>
+          <w:lang w:val="en-US"/>
+        </w:rPr>
+        <w:t>/[</w:t>
+      </w:r>
+      <w:r>
+        <w:rPr>
+          <w:lang w:val="en-US"/>
+        </w:rPr>
+        <w:t xml:space="preserve">nom de la </w:t>
+      </w:r>
+      <w:r>
+        <w:rPr>
+          <w:lang w:val="en-US"/>
+        </w:rPr>
+        <w:t>dernière</w:t>
+      </w:r>
+      <w:r>
+        <w:rPr>
+          <w:lang w:val="en-US"/>
+        </w:rPr>
+        <w:t xml:space="preserve"> backup </w:t>
+      </w:r>
+      <w:r>
+        <w:rPr>
+          <w:lang w:val="en-US"/>
+        </w:rPr>
+        <w:t>complète</w:t>
+      </w:r>
+      <w:r>
+        <w:rPr>
+          <w:lang w:val="en-US"/>
+        </w:rPr>
+        <w:t>]</w:t>
+      </w:r>
+      <w:r>
+        <w:rPr>
+          <w:lang w:val="en-US"/>
+        </w:rPr>
+        <w:t xml:space="preserve"> </w:t>
+      </w:r>
+      <w:r>
+        <w:rPr>
+          <w:lang w:val="en-US"/>
+        </w:rPr>
+        <w:t>db_Thanoss_Pizza</w:t>
+      </w:r>
+      <w:r>
+        <w:rPr>
+          <w:lang w:val="en-US"/>
+        </w:rPr>
+        <w:t xml:space="preserve"> &gt; /var/lib/</w:t>
+      </w:r>
+      <w:r>
+        <w:rPr>
+          <w:lang w:val="en-US"/>
+        </w:rPr>
+        <w:t>mysql</w:t>
+      </w:r>
+      <w:r>
+        <w:rPr>
+          <w:lang w:val="en-US"/>
+        </w:rPr>
+        <w:t>-files/</w:t>
+      </w:r>
+      <w:r>
+        <w:rPr>
+          <w:lang w:val="en-US"/>
+        </w:rPr>
+        <w:t>differential</w:t>
+      </w:r>
+      <w:r>
+        <w:rPr>
+          <w:lang w:val="en-US"/>
+        </w:rPr>
+        <w:t>Backup</w:t>
+      </w:r>
+      <w:r>
+        <w:rPr>
+          <w:lang w:val="en-US"/>
+        </w:rPr>
+        <w:t>-</w:t>
+      </w:r>
+      <w:r>
+        <w:rPr>
+          <w:lang w:val="en-US"/>
+        </w:rPr>
+        <w:t>db_Thanoss_Pizza</w:t>
+      </w:r>
+      <w:r>
+        <w:rPr>
+          <w:lang w:val="en-US"/>
+        </w:rPr>
+        <w:t>-$(date +%d-%m-%Y).</w:t>
+      </w:r>
+      <w:r>
+        <w:rPr>
+          <w:lang w:val="en-US"/>
+        </w:rPr>
+        <w:t>sql</w:t>
+      </w:r>
+    </w:p>
+    <w:p w14:noSpellErr="1">
       <w:pPr>
         <w:pStyle w:val="Titre2"/>
-        <w:rPr>
-          <w:rFonts w:asciiTheme="minorHAnsi" w:eastAsiaTheme="minorHAnsi" w:hAnsiTheme="minorHAnsi" w:cstheme="minorBidi"/>
-          <w:color w:val="auto"/>
-          <w:sz w:val="24"/>
-          <w:szCs w:val="24"/>
-        </w:rPr>
-      </w:pPr>
-      <w:r>
-        <w:rPr>
-          <w:rFonts w:asciiTheme="minorHAnsi" w:eastAsiaTheme="minorHAnsi" w:hAnsiTheme="minorHAnsi" w:cstheme="minorBidi"/>
-          <w:color w:val="auto"/>
-          <w:sz w:val="24"/>
-          <w:szCs w:val="24"/>
-        </w:rPr>
-        <w:t xml:space="preserve">    SET </w:t>
-      </w:r>
-      <w:proofErr w:type="spellStart"/>
-      <w:r>
-        <w:rPr>
-          <w:rFonts w:asciiTheme="minorHAnsi" w:eastAsiaTheme="minorHAnsi" w:hAnsiTheme="minorHAnsi" w:cstheme="minorBidi"/>
-          <w:color w:val="auto"/>
-          <w:sz w:val="24"/>
-          <w:szCs w:val="24"/>
-        </w:rPr>
-        <w:t>produit_enfant_fk</w:t>
-      </w:r>
-      <w:proofErr w:type="spellEnd"/>
-      <w:r>
-        <w:rPr>
-          <w:rFonts w:asciiTheme="minorHAnsi" w:eastAsiaTheme="minorHAnsi" w:hAnsiTheme="minorHAnsi" w:cstheme="minorBidi"/>
-          <w:color w:val="auto"/>
-          <w:sz w:val="24"/>
-          <w:szCs w:val="24"/>
-        </w:rPr>
-        <w:t xml:space="preserve"> = NULLIF(@extra, '')</w:t>
-      </w:r>
-      <w:r>
-        <w:rPr>
-          <w:rFonts w:asciiTheme="minorHAnsi" w:eastAsiaTheme="minorHAnsi" w:hAnsiTheme="minorHAnsi" w:cstheme="minorBidi"/>
-          <w:color w:val="auto"/>
-          <w:sz w:val="24"/>
-          <w:szCs w:val="24"/>
-        </w:rPr>
-        <w:t> ;</w:t>
-      </w:r>
-    </w:p>
-    <w:p/>
-    <w:p>
-      <w:pPr>
-        <w:keepNext/>
-        <w:rPr>
-          <w:lang w:val="en-US"/>
-        </w:rPr>
-      </w:pPr>
-      <w:r>
-        <w:rPr>
-          <w:lang w:val="en-US"/>
-        </w:rPr>
-        <w:lastRenderedPageBreak/>
-        <w:t>--</w:t>
-      </w:r>
-      <w:r>
-        <w:rPr>
-          <w:lang w:val="en-US"/>
-        </w:rPr>
-        <w:t xml:space="preserve"> </w:t>
-      </w:r>
-      <w:r>
-        <w:rPr>
-          <w:lang w:val="en-US"/>
-        </w:rPr>
-        <w:t>table 7</w:t>
-      </w:r>
-    </w:p>
-    <w:p>
-      <w:pPr>
-        <w:keepNext/>
-        <w:rPr>
-          <w:lang w:val="en-US"/>
-        </w:rPr>
-      </w:pPr>
-      <w:r>
-        <w:rPr>
-          <w:lang w:val="en-US"/>
-        </w:rPr>
-        <w:t>LOAD DATA INFILE '/var/lib/</w:t>
-      </w:r>
-      <w:proofErr w:type="spellStart"/>
-      <w:r>
-        <w:rPr>
-          <w:lang w:val="en-US"/>
-        </w:rPr>
-        <w:t>mysql</w:t>
-      </w:r>
-      <w:proofErr w:type="spellEnd"/>
-      <w:r>
-        <w:rPr>
-          <w:lang w:val="en-US"/>
-        </w:rPr>
-        <w:t>-files/</w:t>
-      </w:r>
-      <w:proofErr w:type="spellStart"/>
-      <w:r>
-        <w:rPr>
-          <w:lang w:val="en-US"/>
-        </w:rPr>
-        <w:t>t_paiement.tsv</w:t>
-      </w:r>
-      <w:proofErr w:type="spellEnd"/>
-      <w:r>
-        <w:rPr>
-          <w:lang w:val="en-US"/>
-        </w:rPr>
-        <w:t xml:space="preserve">' </w:t>
-      </w:r>
-    </w:p>
-    <w:p>
-      <w:pPr>
-        <w:keepNext/>
-        <w:rPr>
-          <w:lang w:val="en-US"/>
-        </w:rPr>
-      </w:pPr>
-      <w:r>
-        <w:rPr>
-          <w:lang w:val="en-US"/>
-        </w:rPr>
-        <w:tab/>
-      </w:r>
-      <w:r>
-        <w:rPr>
-          <w:lang w:val="en-US"/>
-        </w:rPr>
-        <w:t xml:space="preserve">INTO TABLE </w:t>
-      </w:r>
-      <w:proofErr w:type="spellStart"/>
-      <w:r>
-        <w:rPr>
-          <w:lang w:val="en-US"/>
-        </w:rPr>
-        <w:t>t_paiement</w:t>
-      </w:r>
-      <w:proofErr w:type="spellEnd"/>
-    </w:p>
-    <w:p>
-      <w:pPr>
-        <w:keepNext/>
-        <w:rPr>
-          <w:lang w:val="en-US"/>
-        </w:rPr>
-      </w:pPr>
-      <w:r>
-        <w:rPr>
-          <w:lang w:val="en-US"/>
-        </w:rPr>
-        <w:tab/>
-        <w:t>CHARACTER SET UTF8</w:t>
-      </w:r>
-    </w:p>
-    <w:p>
-      <w:pPr>
-        <w:keepNext/>
-        <w:rPr>
-          <w:lang w:val="en-US"/>
-        </w:rPr>
-      </w:pPr>
-      <w:r>
-        <w:rPr>
-          <w:lang w:val="en-US"/>
-        </w:rPr>
-        <w:tab/>
-        <w:t>COLUMNS TERMINATED BY '\t'</w:t>
-      </w:r>
-    </w:p>
-    <w:p>
-      <w:pPr>
-        <w:keepNext/>
-      </w:pPr>
-      <w:r>
-        <w:rPr>
-          <w:lang w:val="en-US"/>
-        </w:rPr>
-        <w:tab/>
-      </w:r>
-      <w:r>
-        <w:t>IGNORE 1 LINES</w:t>
-      </w:r>
-    </w:p>
-    <w:p>
-      <w:pPr>
-        <w:keepNext/>
-      </w:pPr>
-      <w:r>
-        <w:t xml:space="preserve">    </w:t>
-      </w:r>
-      <w:r>
-        <w:t>(`</w:t>
-      </w:r>
-      <w:proofErr w:type="spellStart"/>
-      <w:r>
-        <w:t>paiement_id</w:t>
-      </w:r>
-      <w:proofErr w:type="spellEnd"/>
-      <w:r>
-        <w:t>`, `</w:t>
-      </w:r>
-      <w:proofErr w:type="spellStart"/>
-      <w:r>
-        <w:t>commande_fk</w:t>
-      </w:r>
-      <w:proofErr w:type="spellEnd"/>
-      <w:r>
-        <w:t>`, `mode`, `montant`, @mytimestamp)</w:t>
-      </w:r>
-    </w:p>
-    <w:p>
-      <w:pPr>
-        <w:keepNext/>
-      </w:pPr>
-      <w:r>
-        <w:t xml:space="preserve">    SET </w:t>
-      </w:r>
-      <w:proofErr w:type="spellStart"/>
-      <w:r>
-        <w:t>date_paiement</w:t>
-      </w:r>
-      <w:proofErr w:type="spellEnd"/>
-      <w:r>
-        <w:t xml:space="preserve"> =STR_TO_DATE(@mytimestamp, '%</w:t>
-      </w:r>
-      <w:proofErr w:type="spellStart"/>
-      <w:r>
-        <w:t>d.%m.%Y</w:t>
-      </w:r>
-      <w:proofErr w:type="spellEnd"/>
-      <w:r>
-        <w:t xml:space="preserve"> %H:%i');</w:t>
-      </w:r>
-    </w:p>
-    <w:p>
-      <w:pPr>
-        <w:keepNext/>
-      </w:pPr>
-    </w:p>
-    <w:p>
-      <w:pPr>
-        <w:keepNext/>
-      </w:pPr>
-      <w:r>
-        <w:t>--</w:t>
-      </w:r>
-      <w:r>
-        <w:t xml:space="preserve"> </w:t>
-      </w:r>
-      <w:r>
-        <w:t>table 8</w:t>
-      </w:r>
-    </w:p>
-    <w:p>
-      <w:pPr>
-        <w:keepNext/>
-      </w:pPr>
-      <w:r>
-        <w:t>LOAD DATA INFILE '/var/lib/</w:t>
-      </w:r>
-      <w:proofErr w:type="spellStart"/>
-      <w:r>
-        <w:t>mysql</w:t>
-      </w:r>
-      <w:proofErr w:type="spellEnd"/>
-      <w:r>
-        <w:t>-files/</w:t>
-      </w:r>
-      <w:proofErr w:type="spellStart"/>
-      <w:r>
-        <w:t>t_livraison.tsv</w:t>
-      </w:r>
-      <w:proofErr w:type="spellEnd"/>
-      <w:r>
-        <w:t xml:space="preserve">' </w:t>
-      </w:r>
-    </w:p>
-    <w:p>
-      <w:pPr>
-        <w:keepNext/>
-        <w:rPr>
-          <w:lang w:val="en-US"/>
-        </w:rPr>
-      </w:pPr>
-      <w:r>
-        <w:tab/>
-      </w:r>
-      <w:r>
-        <w:rPr>
-          <w:lang w:val="en-US"/>
-        </w:rPr>
-        <w:t xml:space="preserve">INTO TABLE </w:t>
-      </w:r>
-      <w:proofErr w:type="spellStart"/>
-      <w:r>
-        <w:rPr>
-          <w:lang w:val="en-US"/>
-        </w:rPr>
-        <w:t>t_livraison</w:t>
-      </w:r>
-      <w:proofErr w:type="spellEnd"/>
-    </w:p>
-    <w:p>
-      <w:pPr>
-        <w:keepNext/>
-        <w:rPr>
-          <w:lang w:val="en-US"/>
-        </w:rPr>
-      </w:pPr>
-      <w:r>
-        <w:rPr>
-          <w:lang w:val="en-US"/>
-        </w:rPr>
-        <w:tab/>
-        <w:t>CHARACTER SET UTF8</w:t>
-      </w:r>
-    </w:p>
-    <w:p>
-      <w:pPr>
-        <w:keepNext/>
-        <w:rPr>
-          <w:lang w:val="en-US"/>
-        </w:rPr>
-      </w:pPr>
-      <w:r>
-        <w:rPr>
-          <w:lang w:val="en-US"/>
-        </w:rPr>
-        <w:tab/>
-        <w:t>COLUMNS TERMINATED BY '\t'</w:t>
-      </w:r>
-    </w:p>
-    <w:p>
-      <w:pPr>
-        <w:keepNext/>
-      </w:pPr>
-      <w:r>
-        <w:rPr>
-          <w:lang w:val="en-US"/>
-        </w:rPr>
-        <w:tab/>
-      </w:r>
-      <w:r>
-        <w:t>IGNORE 1 LINES</w:t>
-      </w:r>
-    </w:p>
-    <w:p>
-      <w:pPr>
-        <w:keepNext/>
-      </w:pPr>
-      <w:r>
-        <w:t xml:space="preserve">    (`</w:t>
-      </w:r>
-      <w:proofErr w:type="spellStart"/>
-      <w:r>
-        <w:t>livraison_id</w:t>
-      </w:r>
-      <w:proofErr w:type="spellEnd"/>
-      <w:r>
-        <w:t>`, `</w:t>
-      </w:r>
-      <w:proofErr w:type="spellStart"/>
-      <w:r>
-        <w:t>commande_fk</w:t>
-      </w:r>
-      <w:proofErr w:type="spellEnd"/>
-      <w:r>
-        <w:t>`, `</w:t>
-      </w:r>
-      <w:proofErr w:type="spellStart"/>
-      <w:r>
-        <w:t>livreur_fk</w:t>
-      </w:r>
-      <w:proofErr w:type="spellEnd"/>
-      <w:r>
-        <w:t>`, `statut`, @depart, @arrivee)</w:t>
-      </w:r>
-    </w:p>
-    <w:p>
-      <w:pPr>
-        <w:keepNext/>
-      </w:pPr>
-      <w:r>
-        <w:t xml:space="preserve">    SET </w:t>
-      </w:r>
-      <w:proofErr w:type="spellStart"/>
-      <w:r>
-        <w:t>heure_depart</w:t>
-      </w:r>
-      <w:proofErr w:type="spellEnd"/>
-      <w:r>
-        <w:t xml:space="preserve"> =STR_TO_DATE(@depart, '%</w:t>
-      </w:r>
-      <w:proofErr w:type="spellStart"/>
-      <w:r>
-        <w:t>d.%m.%Y</w:t>
-      </w:r>
-      <w:proofErr w:type="spellEnd"/>
-      <w:r>
-        <w:t xml:space="preserve"> %H:%i'),</w:t>
-      </w:r>
-    </w:p>
-    <w:p>
-      <w:pPr>
-        <w:keepNext/>
-      </w:pPr>
-      <w:r>
-        <w:t xml:space="preserve">    </w:t>
-      </w:r>
-      <w:proofErr w:type="spellStart"/>
-      <w:proofErr w:type="gramStart"/>
-      <w:r>
-        <w:t>heure</w:t>
-      </w:r>
-      <w:proofErr w:type="gramEnd"/>
-      <w:r>
-        <w:t>_arrivee</w:t>
-      </w:r>
-      <w:proofErr w:type="spellEnd"/>
-      <w:r>
-        <w:t xml:space="preserve"> =STR_TO_DATE(@arrivee, '%</w:t>
-      </w:r>
-      <w:proofErr w:type="spellStart"/>
-      <w:r>
-        <w:t>d.%m.%Y</w:t>
-      </w:r>
-      <w:proofErr w:type="spellEnd"/>
-      <w:r>
-        <w:t xml:space="preserve"> %H:%i');</w:t>
-      </w:r>
-    </w:p>
-    <w:p/>
+      </w:pPr>
+      <w:bookmarkStart w:name="_Toc210392960" w:id="3"/>
+      <w:r>
+        <w:rPr/>
+        <w:t>Requêtes</w:t>
+      </w:r>
+      <w:bookmarkEnd w:id="3"/>
+    </w:p>
+    <w:p>
+      <w:pPr>
+        <w:pStyle w:val="Normal"/>
+      </w:pPr>
+    </w:p>
+    <w:p>
+      <w:pPr>
+        <w:pStyle w:val="Normal"/>
+      </w:pPr>
+    </w:p>
     <w:p>
       <w:pPr>
         <w:pStyle w:val="Titre2"/>
       </w:pPr>
       <w:r>
-        <w:t>Sauvegarde de la base de données</w:t>
-      </w:r>
-      <w:bookmarkEnd w:id="2"/>
-    </w:p>
-    <w:p>
-      <w:pPr>
-        <w:pStyle w:val="Titre2"/>
-      </w:pPr>
-      <w:bookmarkStart w:id="3" w:name="_Toc210392960"/>
-      <w:r>
-        <w:t>Requêtes</w:t>
-      </w:r>
-      <w:bookmarkEnd w:id="3"/>
-    </w:p>
-    <w:p>
-      <w:pPr>
-        <w:pStyle w:val="Titre2"/>
-      </w:pPr>
-      <w:r>
         <w:t>Index</w:t>
       </w:r>
     </w:p>
@@ -2442,7 +3002,6 @@
         <w:pStyle w:val="Titre3"/>
       </w:pPr>
       <w:r>
-        <w:lastRenderedPageBreak/>
         <w:t>Requête 1</w:t>
       </w:r>
     </w:p>
@@ -2579,21 +3138,500 @@
     </w:p>
     <w:p>
       <w:pPr>
-        <w:pStyle w:val="Sansinterligne"/>
-        <w:keepNext/>
-        <w:keepLines/>
-      </w:pPr>
-      <w:r>
+        <w:pStyle w:val="Normal"/>
+        <w:keepNext w:val="1"/>
+        <w:keepLines w:val="1"/>
+      </w:pPr>
+      <w:r>
+        <w:rPr/>
         <w:t xml:space="preserve">ORDER BY </w:t>
       </w:r>
-      <w:proofErr w:type="spellStart"/>
-      <w:r>
+      <w:r>
+        <w:rPr/>
         <w:t>c.date_et_heure</w:t>
       </w:r>
-      <w:proofErr w:type="spellEnd"/>
-      <w:r>
-        <w:t xml:space="preserve"> DESC;</w:t>
-      </w:r>
+      <w:r>
+        <w:rPr/>
+        <w:t xml:space="preserve"> </w:t>
+      </w:r>
+      <w:r>
+        <w:rPr/>
+        <w:t>DESC;</w:t>
+      </w:r>
+    </w:p>
+    <w:p>
+      <w:pPr>
+        <w:pStyle w:val="Normal"/>
+        <w:keepNext w:val="1"/>
+        <w:keepLines w:val="1"/>
+      </w:pPr>
+      <w:r>
+        <w:rPr/>
+        <w:t>Voici la commande de création de l’index le plus optimisé pour cette commande.</w:t>
+      </w:r>
+    </w:p>
+    <w:p>
+      <w:pPr>
+        <w:pStyle w:val="Normal"/>
+        <w:keepNext w:val="1"/>
+        <w:keepLines w:val="1"/>
+      </w:pPr>
+      <w:r>
+        <w:rPr/>
+        <w:t>create</w:t>
+      </w:r>
+      <w:r>
+        <w:rPr/>
+        <w:t xml:space="preserve"> index </w:t>
+      </w:r>
+      <w:r>
+        <w:rPr/>
+        <w:t>idx_id_date_statut</w:t>
+      </w:r>
+      <w:r>
+        <w:rPr/>
+        <w:t xml:space="preserve"> on </w:t>
+      </w:r>
+      <w:r>
+        <w:rPr/>
+        <w:t>t_commande</w:t>
+      </w:r>
+      <w:r>
+        <w:rPr/>
+        <w:t>(</w:t>
+      </w:r>
+      <w:r>
+        <w:rPr/>
+        <w:t>commande_id</w:t>
+      </w:r>
+      <w:r>
+        <w:rPr/>
+        <w:t xml:space="preserve">, </w:t>
+      </w:r>
+      <w:r>
+        <w:rPr/>
+        <w:t>date_et_heure</w:t>
+      </w:r>
+      <w:r>
+        <w:rPr/>
+        <w:t>, st</w:t>
+      </w:r>
+      <w:r>
+        <w:rPr/>
+        <w:t>atut);</w:t>
+      </w:r>
+    </w:p>
+    <w:p>
+      <w:pPr>
+        <w:pStyle w:val="Normal"/>
+        <w:keepNext w:val="1"/>
+        <w:keepLines w:val="1"/>
+      </w:pPr>
+    </w:p>
+    <w:p>
+      <w:pPr>
+        <w:pStyle w:val="Titre3"/>
+        <w:keepNext w:val="1"/>
+        <w:keepLines w:val="1"/>
+      </w:pPr>
+      <w:r>
+        <w:rPr/>
+        <w:t>Requête 2</w:t>
+      </w:r>
+    </w:p>
+    <w:p>
+      <w:pPr>
+        <w:pStyle w:val="Sansinterligne"/>
+        <w:rPr>
+          <w:noProof w:val="0"/>
+          <w:lang w:val="en-US"/>
+        </w:rPr>
+      </w:pPr>
+      <w:r>
+        <w:rPr>
+          <w:noProof w:val="0"/>
+          <w:lang w:val="en-US"/>
+        </w:rPr>
+        <w:t xml:space="preserve">SELECT </w:t>
+      </w:r>
+      <w:r>
+        <w:rPr>
+          <w:noProof w:val="0"/>
+          <w:lang w:val="en-US"/>
+        </w:rPr>
+        <w:t>a.npa</w:t>
+      </w:r>
+      <w:r>
+        <w:rPr>
+          <w:noProof w:val="0"/>
+          <w:lang w:val="en-US"/>
+        </w:rPr>
+        <w:t xml:space="preserve"> AS </w:t>
+      </w:r>
+      <w:r>
+        <w:rPr>
+          <w:noProof w:val="0"/>
+          <w:lang w:val="en-US"/>
+        </w:rPr>
+        <w:t>zone_npa</w:t>
+      </w:r>
+      <w:r>
+        <w:rPr>
+          <w:noProof w:val="0"/>
+          <w:lang w:val="en-US"/>
+        </w:rPr>
+        <w:t>, COUNT(</w:t>
+      </w:r>
+      <w:r>
+        <w:rPr>
+          <w:noProof w:val="0"/>
+          <w:lang w:val="en-US"/>
+        </w:rPr>
+        <w:t>c.commande_id</w:t>
+      </w:r>
+      <w:r>
+        <w:rPr>
+          <w:noProof w:val="0"/>
+          <w:lang w:val="en-US"/>
+        </w:rPr>
+        <w:t xml:space="preserve">) AS </w:t>
+      </w:r>
+      <w:r>
+        <w:rPr>
+          <w:noProof w:val="0"/>
+          <w:lang w:val="en-US"/>
+        </w:rPr>
+        <w:t>nb</w:t>
+      </w:r>
+      <w:r>
+        <w:rPr>
+          <w:noProof w:val="0"/>
+          <w:lang w:val="en-US"/>
+        </w:rPr>
+        <w:t xml:space="preserve"> </w:t>
+      </w:r>
+    </w:p>
+    <w:p>
+      <w:pPr>
+        <w:pStyle w:val="Sansinterligne"/>
+        <w:rPr>
+          <w:noProof w:val="0"/>
+          <w:lang w:val="en-US"/>
+        </w:rPr>
+      </w:pPr>
+      <w:r>
+        <w:rPr>
+          <w:noProof w:val="0"/>
+          <w:lang w:val="en-US"/>
+        </w:rPr>
+        <w:t xml:space="preserve">FROM </w:t>
+      </w:r>
+      <w:r>
+        <w:rPr>
+          <w:noProof w:val="0"/>
+          <w:lang w:val="en-US"/>
+        </w:rPr>
+        <w:t>t_commande</w:t>
+      </w:r>
+      <w:r>
+        <w:rPr>
+          <w:noProof w:val="0"/>
+          <w:lang w:val="en-US"/>
+        </w:rPr>
+        <w:t xml:space="preserve"> AS c </w:t>
+      </w:r>
+    </w:p>
+    <w:p>
+      <w:pPr>
+        <w:pStyle w:val="Sansinterligne"/>
+        <w:rPr>
+          <w:noProof w:val="0"/>
+          <w:lang w:val="en-US"/>
+        </w:rPr>
+      </w:pPr>
+      <w:r>
+        <w:rPr>
+          <w:noProof w:val="0"/>
+          <w:lang w:val="en-US"/>
+        </w:rPr>
+        <w:t xml:space="preserve">JOIN </w:t>
+      </w:r>
+      <w:r>
+        <w:rPr>
+          <w:noProof w:val="0"/>
+          <w:lang w:val="en-US"/>
+        </w:rPr>
+        <w:t>t_adresse</w:t>
+      </w:r>
+      <w:r>
+        <w:rPr>
+          <w:noProof w:val="0"/>
+          <w:lang w:val="en-US"/>
+        </w:rPr>
+        <w:t xml:space="preserve"> AS a ON </w:t>
+      </w:r>
+      <w:r>
+        <w:rPr>
+          <w:noProof w:val="0"/>
+          <w:lang w:val="en-US"/>
+        </w:rPr>
+        <w:t>c.adresse</w:t>
+      </w:r>
+      <w:r>
+        <w:rPr>
+          <w:noProof w:val="0"/>
+          <w:lang w:val="en-US"/>
+        </w:rPr>
+        <w:t xml:space="preserve"> _</w:t>
+      </w:r>
+      <w:r>
+        <w:rPr>
+          <w:noProof w:val="0"/>
+          <w:lang w:val="en-US"/>
+        </w:rPr>
+        <w:t>fk</w:t>
+      </w:r>
+      <w:r>
+        <w:rPr>
+          <w:noProof w:val="0"/>
+          <w:lang w:val="en-US"/>
+        </w:rPr>
+        <w:t xml:space="preserve"> = </w:t>
+      </w:r>
+      <w:r>
+        <w:rPr>
+          <w:noProof w:val="0"/>
+          <w:lang w:val="en-US"/>
+        </w:rPr>
+        <w:t>a.adresse_id</w:t>
+      </w:r>
+      <w:r>
+        <w:rPr>
+          <w:noProof w:val="0"/>
+          <w:lang w:val="en-US"/>
+        </w:rPr>
+        <w:t xml:space="preserve"> </w:t>
+      </w:r>
+    </w:p>
+    <w:p>
+      <w:pPr>
+        <w:pStyle w:val="Sansinterligne"/>
+        <w:rPr>
+          <w:noProof w:val="0"/>
+          <w:lang w:val="en-US"/>
+        </w:rPr>
+      </w:pPr>
+      <w:r>
+        <w:rPr>
+          <w:noProof w:val="0"/>
+          <w:lang w:val="en-US"/>
+        </w:rPr>
+        <w:t xml:space="preserve">WHERE </w:t>
+      </w:r>
+      <w:r>
+        <w:rPr>
+          <w:noProof w:val="0"/>
+          <w:lang w:val="en-US"/>
+        </w:rPr>
+        <w:t>c.type</w:t>
+      </w:r>
+      <w:r>
+        <w:rPr>
+          <w:noProof w:val="0"/>
+          <w:lang w:val="en-US"/>
+        </w:rPr>
+        <w:t xml:space="preserve"> = 'livraison' AND HOUR(</w:t>
+      </w:r>
+      <w:r>
+        <w:rPr>
+          <w:noProof w:val="0"/>
+          <w:lang w:val="en-US"/>
+        </w:rPr>
+        <w:t>c.date</w:t>
+      </w:r>
+      <w:r>
+        <w:rPr>
+          <w:noProof w:val="0"/>
+          <w:lang w:val="en-US"/>
+        </w:rPr>
+        <w:t>_</w:t>
+      </w:r>
+      <w:r>
+        <w:rPr>
+          <w:noProof w:val="0"/>
+          <w:lang w:val="en-US"/>
+        </w:rPr>
+        <w:t>et_heure</w:t>
+      </w:r>
+      <w:r>
+        <w:rPr>
+          <w:noProof w:val="0"/>
+          <w:lang w:val="en-US"/>
+        </w:rPr>
+        <w:t xml:space="preserve">) BETWEEN 18 AND 21 </w:t>
+      </w:r>
+    </w:p>
+    <w:p>
+      <w:pPr>
+        <w:pStyle w:val="Sansinterligne"/>
+        <w:rPr>
+          <w:noProof w:val="0"/>
+          <w:lang w:val="en-US"/>
+        </w:rPr>
+      </w:pPr>
+      <w:r>
+        <w:rPr>
+          <w:noProof w:val="0"/>
+          <w:lang w:val="en-US"/>
+        </w:rPr>
+        <w:t xml:space="preserve">GROUP BY </w:t>
+      </w:r>
+      <w:r>
+        <w:rPr>
+          <w:noProof w:val="0"/>
+          <w:lang w:val="en-US"/>
+        </w:rPr>
+        <w:t>a.npa</w:t>
+      </w:r>
+      <w:r>
+        <w:rPr>
+          <w:noProof w:val="0"/>
+          <w:lang w:val="en-US"/>
+        </w:rPr>
+        <w:t xml:space="preserve"> </w:t>
+      </w:r>
+    </w:p>
+    <w:p>
+      <w:pPr>
+        <w:pStyle w:val="Normal"/>
+        <w:rPr>
+          <w:noProof w:val="0"/>
+          <w:lang w:val="en-US"/>
+        </w:rPr>
+      </w:pPr>
+      <w:r>
+        <w:rPr>
+          <w:noProof w:val="0"/>
+          <w:lang w:val="en-US"/>
+        </w:rPr>
+        <w:t xml:space="preserve">ORDER BY </w:t>
+      </w:r>
+      <w:r>
+        <w:rPr>
+          <w:noProof w:val="0"/>
+          <w:lang w:val="en-US"/>
+        </w:rPr>
+        <w:t>nb</w:t>
+      </w:r>
+      <w:r>
+        <w:rPr>
+          <w:noProof w:val="0"/>
+          <w:lang w:val="en-US"/>
+        </w:rPr>
+        <w:t xml:space="preserve"> </w:t>
+      </w:r>
+      <w:r>
+        <w:rPr>
+          <w:noProof w:val="0"/>
+          <w:lang w:val="en-US"/>
+        </w:rPr>
+        <w:t>DESC;</w:t>
+      </w:r>
+    </w:p>
+    <w:p>
+      <w:pPr>
+        <w:pStyle w:val="Normal"/>
+        <w:rPr>
+          <w:noProof w:val="0"/>
+          <w:lang w:val="en-US"/>
+        </w:rPr>
+      </w:pPr>
+      <w:r>
+        <w:rPr>
+          <w:noProof w:val="0"/>
+          <w:lang w:val="en-US"/>
+        </w:rPr>
+        <w:t>À présent, nous nous attaquons au 2e index. Voici la commande.</w:t>
+      </w:r>
+    </w:p>
+    <w:p>
+      <w:pPr>
+        <w:pStyle w:val="Normal"/>
+        <w:rPr>
+          <w:noProof w:val="0"/>
+          <w:lang w:val="en-US"/>
+        </w:rPr>
+      </w:pPr>
+      <w:r>
+        <w:rPr>
+          <w:noProof w:val="0"/>
+          <w:lang w:val="en-US"/>
+        </w:rPr>
+        <w:t xml:space="preserve">create index </w:t>
+      </w:r>
+      <w:r>
+        <w:rPr>
+          <w:noProof w:val="0"/>
+          <w:lang w:val="en-US"/>
+        </w:rPr>
+        <w:t>idx_id_type_</w:t>
+      </w:r>
+      <w:r>
+        <w:rPr>
+          <w:noProof w:val="0"/>
+          <w:lang w:val="en-US"/>
+        </w:rPr>
+        <w:t>date</w:t>
+      </w:r>
+      <w:r>
+        <w:rPr>
+          <w:noProof w:val="0"/>
+          <w:lang w:val="en-US"/>
+        </w:rPr>
+        <w:t xml:space="preserve"> on </w:t>
+      </w:r>
+      <w:r>
+        <w:rPr>
+          <w:noProof w:val="0"/>
+          <w:lang w:val="en-US"/>
+        </w:rPr>
+        <w:t>t_commande</w:t>
+      </w:r>
+      <w:r>
+        <w:rPr>
+          <w:noProof w:val="0"/>
+          <w:lang w:val="en-US"/>
+        </w:rPr>
+        <w:t>(</w:t>
+      </w:r>
+      <w:r>
+        <w:rPr>
+          <w:noProof w:val="0"/>
+          <w:lang w:val="en-US"/>
+        </w:rPr>
+        <w:t>commande_id</w:t>
+      </w:r>
+      <w:r>
+        <w:rPr>
+          <w:noProof w:val="0"/>
+          <w:lang w:val="en-US"/>
+        </w:rPr>
+        <w:t>, type, date);</w:t>
+      </w:r>
+    </w:p>
+    <w:p>
+      <w:pPr>
+        <w:pStyle w:val="Normal"/>
+        <w:keepNext w:val="1"/>
+        <w:keepLines w:val="1"/>
+      </w:pPr>
+    </w:p>
+    <w:p>
+      <w:pPr>
+        <w:pStyle w:val="Normal"/>
+        <w:keepNext w:val="1"/>
+        <w:keepLines w:val="1"/>
+      </w:pPr>
     </w:p>
     <w:p>
       <w:pPr>
@@ -2883,744 +3921,693 @@
       <w:pPr>
         <w:pStyle w:val="Sansinterligne"/>
         <w:rPr>
-          <w:lang w:val="en-US"/>
-        </w:rPr>
-      </w:pPr>
-      <w:r>
-        <w:rPr>
-          <w:lang w:val="en-US"/>
+          <w:lang w:val="fr-CH"/>
+        </w:rPr>
+      </w:pPr>
+      <w:r>
+        <w:rPr>
+          <w:lang w:val="fr-CH"/>
         </w:rPr>
         <w:t xml:space="preserve">grant </w:t>
       </w:r>
       <w:r>
         <w:rPr>
-          <w:lang w:val="en-US"/>
+          <w:lang w:val="fr-CH"/>
         </w:rPr>
         <w:t>update</w:t>
       </w:r>
       <w:r>
         <w:rPr>
-          <w:lang w:val="en-US"/>
+          <w:lang w:val="fr-CH"/>
         </w:rPr>
         <w:t xml:space="preserve"> on </w:t>
       </w:r>
+      <w:r>
+        <w:rPr>
+          <w:lang w:val="fr-CH"/>
+        </w:rPr>
+        <w:t>db_Thanoss_Piz</w:t>
+      </w:r>
+      <w:r>
+        <w:rPr>
+          <w:lang w:val="fr-CH"/>
+        </w:rPr>
+        <w:t>za.t_commande</w:t>
+      </w:r>
+      <w:r>
+        <w:rPr>
+          <w:lang w:val="fr-CH"/>
+        </w:rPr>
+        <w:t xml:space="preserve"> to </w:t>
+      </w:r>
+      <w:r>
+        <w:rPr>
+          <w:lang w:val="fr-CH"/>
+        </w:rPr>
+        <w:t>'</w:t>
+      </w:r>
+      <w:r>
+        <w:rPr>
+          <w:lang w:val="fr-CH"/>
+        </w:rPr>
+        <w:t>Manager</w:t>
+      </w:r>
+      <w:r>
+        <w:rPr>
+          <w:lang w:val="fr-CH"/>
+        </w:rPr>
+        <w:t>'</w:t>
+      </w:r>
+      <w:r>
+        <w:rPr>
+          <w:lang w:val="fr-CH"/>
+        </w:rPr>
+        <w:t>;</w:t>
+      </w:r>
+    </w:p>
+    <w:p>
+      <w:pPr>
+        <w:pStyle w:val="Sansinterligne"/>
+        <w:rPr>
+          <w:lang w:val="fr-CH"/>
+        </w:rPr>
+      </w:pPr>
+      <w:r>
+        <w:rPr>
+          <w:lang w:val="fr-CH"/>
+        </w:rPr>
+        <w:t xml:space="preserve">grant </w:t>
+      </w:r>
+      <w:r>
+        <w:rPr>
+          <w:lang w:val="fr-CH"/>
+        </w:rPr>
+        <w:t>update</w:t>
+      </w:r>
+      <w:r>
+        <w:rPr>
+          <w:lang w:val="fr-CH"/>
+        </w:rPr>
+        <w:t xml:space="preserve"> on </w:t>
+      </w:r>
+      <w:r>
+        <w:rPr>
+          <w:lang w:val="fr-CH"/>
+        </w:rPr>
+        <w:t>db_Thanoss_Pizza</w:t>
+      </w:r>
+      <w:r>
+        <w:rPr>
+          <w:lang w:val="fr-CH"/>
+        </w:rPr>
+        <w:t>.t_livraison</w:t>
+      </w:r>
+      <w:r>
+        <w:rPr>
+          <w:lang w:val="fr-CH"/>
+        </w:rPr>
+        <w:t xml:space="preserve"> to </w:t>
+      </w:r>
+      <w:r>
+        <w:rPr>
+          <w:lang w:val="fr-CH"/>
+        </w:rPr>
+        <w:t>'</w:t>
+      </w:r>
+      <w:r>
+        <w:rPr>
+          <w:lang w:val="fr-CH"/>
+        </w:rPr>
+        <w:t>Manager</w:t>
+      </w:r>
+      <w:r>
+        <w:rPr>
+          <w:lang w:val="fr-CH"/>
+        </w:rPr>
+        <w:t>'</w:t>
+      </w:r>
+      <w:r>
+        <w:rPr>
+          <w:lang w:val="fr-CH"/>
+        </w:rPr>
+        <w:t>;</w:t>
+      </w:r>
+    </w:p>
+    <w:p>
+      <w:pPr>
+        <w:pStyle w:val="Sansinterligne"/>
+        <w:rPr>
+          <w:lang w:val="fr-CH"/>
+        </w:rPr>
+      </w:pPr>
+      <w:r>
+        <w:rPr>
+          <w:lang w:val="fr-CH"/>
+        </w:rPr>
+        <w:t xml:space="preserve">grant select on </w:t>
+      </w:r>
+      <w:r>
+        <w:rPr>
+          <w:lang w:val="fr-CH"/>
+        </w:rPr>
+        <w:t>db_Thanoss_Pizza</w:t>
+      </w:r>
+      <w:r>
+        <w:rPr>
+          <w:lang w:val="fr-CH"/>
+        </w:rPr>
+        <w:t>.t_paiement</w:t>
+      </w:r>
+      <w:r>
+        <w:rPr>
+          <w:lang w:val="fr-CH"/>
+        </w:rPr>
+        <w:t xml:space="preserve"> to </w:t>
+      </w:r>
+      <w:r>
+        <w:rPr>
+          <w:lang w:val="fr-CH"/>
+        </w:rPr>
+        <w:t>'</w:t>
+      </w:r>
+      <w:r>
+        <w:rPr>
+          <w:lang w:val="fr-CH"/>
+        </w:rPr>
+        <w:t>Manager</w:t>
+      </w:r>
+      <w:r>
+        <w:rPr>
+          <w:lang w:val="fr-CH"/>
+        </w:rPr>
+        <w:t>'</w:t>
+      </w:r>
+      <w:r>
+        <w:rPr>
+          <w:lang w:val="fr-CH"/>
+        </w:rPr>
+        <w:t>;</w:t>
+      </w:r>
+    </w:p>
+    <w:p>
+      <w:pPr>
+        <w:pStyle w:val="Sansinterligne"/>
+        <w:rPr>
+          <w:lang w:val="fr-CH"/>
+        </w:rPr>
+      </w:pPr>
+      <w:r>
+        <w:rPr>
+          <w:lang w:val="fr-CH"/>
+        </w:rPr>
+        <w:t xml:space="preserve">grant </w:t>
+      </w:r>
+      <w:r>
+        <w:rPr>
+          <w:lang w:val="fr-CH"/>
+        </w:rPr>
+        <w:t>update</w:t>
+      </w:r>
+      <w:r>
+        <w:rPr>
+          <w:lang w:val="fr-CH"/>
+        </w:rPr>
+        <w:t xml:space="preserve"> on </w:t>
+      </w:r>
+      <w:r>
+        <w:rPr>
+          <w:lang w:val="fr-CH"/>
+        </w:rPr>
+        <w:t>db_Thanoss_Pizza</w:t>
+      </w:r>
+      <w:r>
+        <w:rPr>
+          <w:lang w:val="fr-CH"/>
+        </w:rPr>
+        <w:t>.t_produit</w:t>
+      </w:r>
+      <w:r>
+        <w:rPr>
+          <w:lang w:val="fr-CH"/>
+        </w:rPr>
+        <w:t xml:space="preserve"> to </w:t>
+      </w:r>
+      <w:r>
+        <w:rPr>
+          <w:lang w:val="fr-CH"/>
+        </w:rPr>
+        <w:t>'</w:t>
+      </w:r>
+      <w:r>
+        <w:rPr>
+          <w:lang w:val="fr-CH"/>
+        </w:rPr>
+        <w:t>Manager</w:t>
+      </w:r>
+      <w:r>
+        <w:rPr>
+          <w:lang w:val="fr-CH"/>
+        </w:rPr>
+        <w:t>'</w:t>
+      </w:r>
+      <w:r>
+        <w:rPr>
+          <w:lang w:val="fr-CH"/>
+        </w:rPr>
+        <w:t>;</w:t>
+      </w:r>
+    </w:p>
+    <w:p>
+      <w:pPr>
+        <w:pStyle w:val="Sansinterligne"/>
+        <w:rPr>
+          <w:lang w:val="en-US"/>
+        </w:rPr>
+      </w:pPr>
+      <w:r>
+        <w:rPr>
+          <w:lang w:val="en-US"/>
+        </w:rPr>
+        <w:t>--</w:t>
+      </w:r>
+      <w:r>
+        <w:rPr>
+          <w:lang w:val="en-US"/>
+        </w:rPr>
+        <w:t xml:space="preserve"> </w:t>
+      </w:r>
+      <w:r>
+        <w:rPr>
+          <w:lang w:val="en-US"/>
+        </w:rPr>
+        <w:t>pizzaiolo</w:t>
+      </w:r>
+    </w:p>
+    <w:p>
+      <w:pPr>
+        <w:pStyle w:val="Sansinterligne"/>
+        <w:rPr>
+          <w:lang w:val="fr-CH"/>
+        </w:rPr>
+      </w:pPr>
+      <w:r>
+        <w:rPr>
+          <w:lang w:val="fr-CH"/>
+        </w:rPr>
+        <w:t xml:space="preserve">grant select on </w:t>
+      </w:r>
+      <w:r>
+        <w:rPr>
+          <w:lang w:val="fr-CH"/>
+        </w:rPr>
+        <w:t>db_Thanoss_Pizza</w:t>
+      </w:r>
+      <w:r>
+        <w:rPr>
+          <w:lang w:val="fr-CH"/>
+        </w:rPr>
+        <w:t>.t_commande</w:t>
+      </w:r>
+      <w:r>
+        <w:rPr>
+          <w:lang w:val="fr-CH"/>
+        </w:rPr>
+        <w:t xml:space="preserve"> to </w:t>
+      </w:r>
+      <w:r>
+        <w:rPr>
+          <w:lang w:val="fr-CH"/>
+        </w:rPr>
+        <w:t>'</w:t>
+      </w:r>
+      <w:r>
+        <w:rPr>
+          <w:lang w:val="fr-CH"/>
+        </w:rPr>
+        <w:t>Pizzaiolo</w:t>
+      </w:r>
+      <w:r>
+        <w:rPr>
+          <w:lang w:val="fr-CH"/>
+        </w:rPr>
+        <w:t>'</w:t>
+      </w:r>
+      <w:r>
+        <w:rPr>
+          <w:lang w:val="fr-CH"/>
+        </w:rPr>
+        <w:t>;</w:t>
+      </w:r>
+    </w:p>
+    <w:p>
+      <w:pPr>
+        <w:pStyle w:val="Sansinterligne"/>
+        <w:rPr>
+          <w:lang w:val="fr-CH"/>
+        </w:rPr>
+      </w:pPr>
+      <w:r>
+        <w:rPr>
+          <w:lang w:val="fr-CH"/>
+        </w:rPr>
+        <w:t xml:space="preserve">grant select on </w:t>
+      </w:r>
+      <w:r>
+        <w:rPr>
+          <w:lang w:val="fr-CH"/>
+        </w:rPr>
+        <w:t>db_Thanoss_Pizza</w:t>
+      </w:r>
+      <w:r>
+        <w:rPr>
+          <w:lang w:val="fr-CH"/>
+        </w:rPr>
+        <w:t>.t_commande</w:t>
+      </w:r>
+      <w:r>
+        <w:rPr>
+          <w:lang w:val="fr-CH"/>
+        </w:rPr>
+        <w:t xml:space="preserve"> to </w:t>
+      </w:r>
+      <w:r>
+        <w:rPr>
+          <w:lang w:val="fr-CH"/>
+        </w:rPr>
+        <w:t>'</w:t>
+      </w:r>
+      <w:r>
+        <w:rPr>
+          <w:lang w:val="fr-CH"/>
+        </w:rPr>
+        <w:t>Pizzaiolo</w:t>
+      </w:r>
+      <w:r>
+        <w:rPr>
+          <w:lang w:val="fr-CH"/>
+        </w:rPr>
+        <w:t>'</w:t>
+      </w:r>
+      <w:r>
+        <w:rPr>
+          <w:lang w:val="fr-CH"/>
+        </w:rPr>
+        <w:t>;</w:t>
+      </w:r>
+    </w:p>
+    <w:p>
+      <w:pPr>
+        <w:pStyle w:val="Sansinterligne"/>
+        <w:rPr>
+          <w:lang w:val="fr-CH"/>
+        </w:rPr>
+      </w:pPr>
+      <w:r>
+        <w:rPr>
+          <w:lang w:val="fr-CH"/>
+        </w:rPr>
+        <w:t xml:space="preserve">grant </w:t>
+      </w:r>
+      <w:r>
+        <w:rPr>
+          <w:lang w:val="fr-CH"/>
+        </w:rPr>
+        <w:t>update</w:t>
+      </w:r>
+      <w:r>
+        <w:rPr>
+          <w:lang w:val="fr-CH"/>
+        </w:rPr>
+        <w:t>(</w:t>
+      </w:r>
+      <w:r>
+        <w:rPr>
+          <w:lang w:val="fr-CH"/>
+        </w:rPr>
+        <w:t>statut</w:t>
+      </w:r>
+      <w:r>
+        <w:rPr>
+          <w:lang w:val="fr-CH"/>
+        </w:rPr>
+        <w:t xml:space="preserve">) on </w:t>
+      </w:r>
+      <w:r>
+        <w:rPr>
+          <w:lang w:val="fr-CH"/>
+        </w:rPr>
+        <w:t>db_Thanoss_Pizza</w:t>
+      </w:r>
+      <w:r>
+        <w:rPr>
+          <w:lang w:val="fr-CH"/>
+        </w:rPr>
+        <w:t>.t_commande</w:t>
+      </w:r>
+      <w:r>
+        <w:rPr>
+          <w:lang w:val="fr-CH"/>
+        </w:rPr>
+        <w:t xml:space="preserve"> to </w:t>
+      </w:r>
+      <w:r>
+        <w:rPr>
+          <w:lang w:val="fr-CH"/>
+        </w:rPr>
+        <w:t>'</w:t>
+      </w:r>
+      <w:r>
+        <w:rPr>
+          <w:lang w:val="fr-CH"/>
+        </w:rPr>
+        <w:t>Pizzaiolo</w:t>
+      </w:r>
+      <w:r>
+        <w:rPr>
+          <w:lang w:val="fr-CH"/>
+        </w:rPr>
+        <w:t>'</w:t>
+      </w:r>
+      <w:r>
+        <w:rPr>
+          <w:lang w:val="fr-CH"/>
+        </w:rPr>
+        <w:t>;</w:t>
+      </w:r>
+    </w:p>
+    <w:p>
+      <w:pPr>
+        <w:pStyle w:val="Sansinterligne"/>
+        <w:rPr>
+          <w:lang w:val="en-US"/>
+        </w:rPr>
+      </w:pPr>
+      <w:r>
+        <w:rPr>
+          <w:lang w:val="en-US"/>
+        </w:rPr>
+        <w:t xml:space="preserve">-- </w:t>
+      </w:r>
       <w:proofErr w:type="spellStart"/>
       <w:r>
         <w:rPr>
           <w:lang w:val="en-US"/>
         </w:rPr>
-        <w:t>db_Thanoss_Piz</w:t>
-      </w:r>
-      <w:r>
-        <w:rPr>
-          <w:lang w:val="en-US"/>
-        </w:rPr>
-        <w:t>za.t_commande</w:t>
+        <w:t>livreur</w:t>
       </w:r>
       <w:proofErr w:type="spellEnd"/>
-      <w:r>
-        <w:rPr>
-          <w:lang w:val="en-US"/>
+    </w:p>
+    <w:p>
+      <w:pPr>
+        <w:pStyle w:val="Sansinterligne"/>
+        <w:rPr>
+          <w:lang w:val="fr-CH"/>
+        </w:rPr>
+      </w:pPr>
+      <w:r>
+        <w:rPr>
+          <w:lang w:val="fr-CH"/>
+        </w:rPr>
+        <w:t xml:space="preserve">grant select on </w:t>
+      </w:r>
+      <w:r>
+        <w:rPr>
+          <w:lang w:val="fr-CH"/>
+        </w:rPr>
+        <w:t>db_Thanoss_Pizza</w:t>
+      </w:r>
+      <w:r>
+        <w:rPr>
+          <w:lang w:val="fr-CH"/>
+        </w:rPr>
+        <w:t>.t_livraison</w:t>
+      </w:r>
+      <w:r>
+        <w:rPr>
+          <w:lang w:val="fr-CH"/>
         </w:rPr>
         <w:t xml:space="preserve"> to </w:t>
       </w:r>
       <w:r>
         <w:rPr>
-          <w:lang w:val="en-US"/>
-        </w:rPr>
-        <w:t>'</w:t>
-      </w:r>
-      <w:r>
-        <w:rPr>
-          <w:lang w:val="en-US"/>
-        </w:rPr>
-        <w:t>Manager</w:t>
-      </w:r>
-      <w:proofErr w:type="gramStart"/>
-      <w:r>
-        <w:rPr>
-          <w:lang w:val="en-US"/>
-        </w:rPr>
-        <w:t>'</w:t>
-      </w:r>
-      <w:r>
-        <w:rPr>
-          <w:lang w:val="en-US"/>
+          <w:lang w:val="fr-CH"/>
+        </w:rPr>
+        <w:t>'</w:t>
+      </w:r>
+      <w:r>
+        <w:rPr>
+          <w:lang w:val="fr-CH"/>
+        </w:rPr>
+        <w:t>Livreur</w:t>
+      </w:r>
+      <w:r>
+        <w:rPr>
+          <w:lang w:val="fr-CH"/>
+        </w:rPr>
+        <w:t>'</w:t>
+      </w:r>
+      <w:r>
+        <w:rPr>
+          <w:lang w:val="fr-CH"/>
         </w:rPr>
         <w:t>;</w:t>
       </w:r>
-      <w:proofErr w:type="gramEnd"/>
-    </w:p>
-    <w:p>
-      <w:pPr>
-        <w:pStyle w:val="Sansinterligne"/>
-        <w:rPr>
-          <w:lang w:val="en-US"/>
-        </w:rPr>
-      </w:pPr>
-      <w:r>
-        <w:rPr>
-          <w:lang w:val="en-US"/>
+    </w:p>
+    <w:p>
+      <w:pPr>
+        <w:pStyle w:val="Sansinterligne"/>
+        <w:rPr>
+          <w:lang w:val="fr-CH"/>
+        </w:rPr>
+      </w:pPr>
+      <w:r>
+        <w:rPr>
+          <w:lang w:val="fr-CH"/>
+        </w:rPr>
+        <w:t xml:space="preserve">grant select on </w:t>
+      </w:r>
+      <w:r>
+        <w:rPr>
+          <w:lang w:val="fr-CH"/>
+        </w:rPr>
+        <w:t>db_Thanoss_Pizza</w:t>
+      </w:r>
+      <w:r>
+        <w:rPr>
+          <w:lang w:val="fr-CH"/>
+        </w:rPr>
+        <w:t>.t_commande</w:t>
+      </w:r>
+      <w:r>
+        <w:rPr>
+          <w:lang w:val="fr-CH"/>
+        </w:rPr>
+        <w:t xml:space="preserve"> to </w:t>
+      </w:r>
+      <w:r>
+        <w:rPr>
+          <w:lang w:val="fr-CH"/>
+        </w:rPr>
+        <w:t>'</w:t>
+      </w:r>
+      <w:r>
+        <w:rPr>
+          <w:lang w:val="fr-CH"/>
+        </w:rPr>
+        <w:t>Livreur</w:t>
+      </w:r>
+      <w:r>
+        <w:rPr>
+          <w:lang w:val="fr-CH"/>
+        </w:rPr>
+        <w:t>'</w:t>
+      </w:r>
+      <w:r>
+        <w:rPr>
+          <w:lang w:val="fr-CH"/>
+        </w:rPr>
+        <w:t>;</w:t>
+      </w:r>
+    </w:p>
+    <w:p>
+      <w:pPr>
+        <w:pStyle w:val="Sansinterligne"/>
+        <w:rPr>
+          <w:lang w:val="fr-CH"/>
+        </w:rPr>
+      </w:pPr>
+      <w:r>
+        <w:rPr>
+          <w:lang w:val="fr-CH"/>
         </w:rPr>
         <w:t xml:space="preserve">grant </w:t>
       </w:r>
       <w:r>
         <w:rPr>
-          <w:lang w:val="en-US"/>
+          <w:lang w:val="fr-CH"/>
         </w:rPr>
         <w:t>update</w:t>
       </w:r>
       <w:r>
         <w:rPr>
-          <w:lang w:val="en-US"/>
-        </w:rPr>
-        <w:t xml:space="preserve"> on </w:t>
-      </w:r>
-      <w:proofErr w:type="spellStart"/>
-      <w:r>
-        <w:rPr>
-          <w:lang w:val="en-US"/>
+          <w:lang w:val="fr-CH"/>
+        </w:rPr>
+        <w:t>(</w:t>
+      </w:r>
+      <w:r>
+        <w:rPr>
+          <w:lang w:val="fr-CH"/>
+        </w:rPr>
+        <w:t>statut</w:t>
+      </w:r>
+      <w:r>
+        <w:rPr>
+          <w:lang w:val="fr-CH"/>
+        </w:rPr>
+        <w:t xml:space="preserve">) on </w:t>
+      </w:r>
+      <w:r>
+        <w:rPr>
+          <w:lang w:val="fr-CH"/>
         </w:rPr>
         <w:t>db_Thanoss_Pizza</w:t>
       </w:r>
       <w:r>
         <w:rPr>
-          <w:lang w:val="en-US"/>
+          <w:lang w:val="fr-CH"/>
         </w:rPr>
         <w:t>.t_livraison</w:t>
       </w:r>
-      <w:proofErr w:type="spellEnd"/>
-      <w:r>
-        <w:rPr>
-          <w:lang w:val="en-US"/>
+      <w:r>
+        <w:rPr>
+          <w:lang w:val="fr-CH"/>
         </w:rPr>
         <w:t xml:space="preserve"> to </w:t>
       </w:r>
       <w:r>
         <w:rPr>
-          <w:lang w:val="en-US"/>
-        </w:rPr>
-        <w:t>'</w:t>
-      </w:r>
-      <w:r>
-        <w:rPr>
-          <w:lang w:val="en-US"/>
-        </w:rPr>
-        <w:t>Manager</w:t>
-      </w:r>
-      <w:proofErr w:type="gramStart"/>
-      <w:r>
-        <w:rPr>
-          <w:lang w:val="en-US"/>
-        </w:rPr>
-        <w:t>'</w:t>
-      </w:r>
-      <w:r>
-        <w:rPr>
-          <w:lang w:val="en-US"/>
+          <w:lang w:val="fr-CH"/>
+        </w:rPr>
+        <w:t>'</w:t>
+      </w:r>
+      <w:r>
+        <w:rPr>
+          <w:lang w:val="fr-CH"/>
+        </w:rPr>
+        <w:t>Livreur</w:t>
+      </w:r>
+      <w:r>
+        <w:rPr>
+          <w:lang w:val="fr-CH"/>
+        </w:rPr>
+        <w:t>'</w:t>
+      </w:r>
+      <w:r>
+        <w:rPr>
+          <w:lang w:val="fr-CH"/>
         </w:rPr>
         <w:t>;</w:t>
       </w:r>
-      <w:proofErr w:type="gramEnd"/>
-    </w:p>
-    <w:p>
-      <w:pPr>
-        <w:pStyle w:val="Sansinterligne"/>
-        <w:rPr>
-          <w:lang w:val="en-US"/>
-        </w:rPr>
-      </w:pPr>
-      <w:r>
-        <w:rPr>
-          <w:lang w:val="en-US"/>
-        </w:rPr>
-        <w:t xml:space="preserve">grant select on </w:t>
-      </w:r>
-      <w:proofErr w:type="spellStart"/>
-      <w:r>
-        <w:rPr>
-          <w:lang w:val="en-US"/>
-        </w:rPr>
-        <w:t>db_Thanoss_Pizza</w:t>
-      </w:r>
-      <w:r>
-        <w:rPr>
-          <w:lang w:val="en-US"/>
-        </w:rPr>
-        <w:t>.t_paiement</w:t>
-      </w:r>
-      <w:proofErr w:type="spellEnd"/>
-      <w:r>
-        <w:rPr>
-          <w:lang w:val="en-US"/>
-        </w:rPr>
-        <w:t xml:space="preserve"> to </w:t>
-      </w:r>
-      <w:r>
-        <w:rPr>
-          <w:lang w:val="en-US"/>
-        </w:rPr>
-        <w:t>'</w:t>
-      </w:r>
-      <w:r>
-        <w:rPr>
-          <w:lang w:val="en-US"/>
-        </w:rPr>
-        <w:t>Manager</w:t>
-      </w:r>
-      <w:proofErr w:type="gramStart"/>
-      <w:r>
-        <w:rPr>
-          <w:lang w:val="en-US"/>
-        </w:rPr>
-        <w:t>'</w:t>
-      </w:r>
-      <w:r>
-        <w:rPr>
-          <w:lang w:val="en-US"/>
-        </w:rPr>
-        <w:t>;</w:t>
-      </w:r>
-      <w:proofErr w:type="gramEnd"/>
-    </w:p>
-    <w:p>
-      <w:pPr>
-        <w:pStyle w:val="Sansinterligne"/>
-        <w:rPr>
-          <w:lang w:val="en-US"/>
-        </w:rPr>
-      </w:pPr>
-      <w:r>
-        <w:rPr>
-          <w:lang w:val="en-US"/>
-        </w:rPr>
-        <w:t xml:space="preserve">grant </w:t>
-      </w:r>
-      <w:r>
-        <w:rPr>
-          <w:lang w:val="en-US"/>
-        </w:rPr>
-        <w:t>update</w:t>
-      </w:r>
-      <w:r>
-        <w:rPr>
-          <w:lang w:val="en-US"/>
-        </w:rPr>
-        <w:t xml:space="preserve"> on </w:t>
-      </w:r>
-      <w:proofErr w:type="spellStart"/>
-      <w:r>
-        <w:rPr>
-          <w:lang w:val="en-US"/>
-        </w:rPr>
-        <w:t>db_Thanoss_Pizza</w:t>
-      </w:r>
-      <w:r>
-        <w:rPr>
-          <w:lang w:val="en-US"/>
-        </w:rPr>
-        <w:t>.t_produit</w:t>
-      </w:r>
-      <w:proofErr w:type="spellEnd"/>
-      <w:r>
-        <w:rPr>
-          <w:lang w:val="en-US"/>
-        </w:rPr>
-        <w:t xml:space="preserve"> to </w:t>
-      </w:r>
-      <w:r>
-        <w:rPr>
-          <w:lang w:val="en-US"/>
-        </w:rPr>
-        <w:t>'</w:t>
-      </w:r>
-      <w:r>
-        <w:rPr>
-          <w:lang w:val="en-US"/>
-        </w:rPr>
-        <w:t>Manager</w:t>
-      </w:r>
-      <w:proofErr w:type="gramStart"/>
-      <w:r>
-        <w:rPr>
-          <w:lang w:val="en-US"/>
-        </w:rPr>
-        <w:t>'</w:t>
-      </w:r>
-      <w:r>
-        <w:rPr>
-          <w:lang w:val="en-US"/>
-        </w:rPr>
-        <w:t>;</w:t>
-      </w:r>
-      <w:proofErr w:type="gramEnd"/>
-    </w:p>
-    <w:p>
-      <w:pPr>
-        <w:pStyle w:val="Sansinterligne"/>
-        <w:rPr>
-          <w:lang w:val="en-US"/>
-        </w:rPr>
-      </w:pPr>
-      <w:r>
-        <w:rPr>
-          <w:lang w:val="en-US"/>
-        </w:rPr>
-        <w:t>--</w:t>
-      </w:r>
-      <w:r>
-        <w:rPr>
-          <w:lang w:val="en-US"/>
-        </w:rPr>
-        <w:t xml:space="preserve"> </w:t>
-      </w:r>
-      <w:r>
-        <w:rPr>
-          <w:lang w:val="en-US"/>
-        </w:rPr>
-        <w:t>pizzaiolo</w:t>
-      </w:r>
-    </w:p>
-    <w:p>
-      <w:pPr>
-        <w:pStyle w:val="Sansinterligne"/>
-        <w:rPr>
-          <w:lang w:val="en-US"/>
-        </w:rPr>
-      </w:pPr>
-      <w:r>
-        <w:rPr>
-          <w:lang w:val="en-US"/>
-        </w:rPr>
-        <w:t xml:space="preserve">grant select on </w:t>
-      </w:r>
-      <w:proofErr w:type="spellStart"/>
-      <w:r>
-        <w:rPr>
-          <w:lang w:val="en-US"/>
-        </w:rPr>
-        <w:t>db_Thanoss_Pizza</w:t>
-      </w:r>
-      <w:r>
-        <w:rPr>
-          <w:lang w:val="en-US"/>
-        </w:rPr>
-        <w:t>.t_commande</w:t>
-      </w:r>
-      <w:proofErr w:type="spellEnd"/>
-      <w:r>
-        <w:rPr>
-          <w:lang w:val="en-US"/>
-        </w:rPr>
-        <w:t xml:space="preserve"> to </w:t>
-      </w:r>
-      <w:r>
-        <w:rPr>
-          <w:lang w:val="en-US"/>
-        </w:rPr>
-        <w:t>'</w:t>
-      </w:r>
-      <w:r>
-        <w:rPr>
-          <w:lang w:val="en-US"/>
-        </w:rPr>
-        <w:t>Pizzaiolo</w:t>
-      </w:r>
-      <w:proofErr w:type="gramStart"/>
-      <w:r>
-        <w:rPr>
-          <w:lang w:val="en-US"/>
-        </w:rPr>
-        <w:t>'</w:t>
-      </w:r>
-      <w:r>
-        <w:rPr>
-          <w:lang w:val="en-US"/>
-        </w:rPr>
-        <w:t>;</w:t>
-      </w:r>
-      <w:proofErr w:type="gramEnd"/>
-    </w:p>
-    <w:p>
-      <w:pPr>
-        <w:pStyle w:val="Sansinterligne"/>
-        <w:rPr>
-          <w:lang w:val="en-US"/>
-        </w:rPr>
-      </w:pPr>
-      <w:r>
-        <w:rPr>
-          <w:lang w:val="en-US"/>
-        </w:rPr>
-        <w:t xml:space="preserve">grant select on </w:t>
-      </w:r>
-      <w:proofErr w:type="spellStart"/>
-      <w:r>
-        <w:rPr>
-          <w:lang w:val="en-US"/>
-        </w:rPr>
-        <w:t>db_Thanoss_Pizza</w:t>
-      </w:r>
-      <w:r>
-        <w:rPr>
-          <w:lang w:val="en-US"/>
-        </w:rPr>
-        <w:t>.t_commande</w:t>
-      </w:r>
-      <w:proofErr w:type="spellEnd"/>
-      <w:r>
-        <w:rPr>
-          <w:lang w:val="en-US"/>
-        </w:rPr>
-        <w:t xml:space="preserve"> to </w:t>
-      </w:r>
-      <w:r>
-        <w:rPr>
-          <w:lang w:val="en-US"/>
-        </w:rPr>
-        <w:t>'</w:t>
-      </w:r>
-      <w:r>
-        <w:rPr>
-          <w:lang w:val="en-US"/>
-        </w:rPr>
-        <w:t>Pizzaiolo</w:t>
-      </w:r>
-      <w:proofErr w:type="gramStart"/>
-      <w:r>
-        <w:rPr>
-          <w:lang w:val="en-US"/>
-        </w:rPr>
-        <w:t>'</w:t>
-      </w:r>
-      <w:r>
-        <w:rPr>
-          <w:lang w:val="en-US"/>
-        </w:rPr>
-        <w:t>;</w:t>
-      </w:r>
-      <w:proofErr w:type="gramEnd"/>
-    </w:p>
-    <w:p>
-      <w:pPr>
-        <w:pStyle w:val="Sansinterligne"/>
-        <w:rPr>
-          <w:lang w:val="en-US"/>
-        </w:rPr>
-      </w:pPr>
-      <w:r>
-        <w:rPr>
-          <w:lang w:val="en-US"/>
-        </w:rPr>
-        <w:t xml:space="preserve">grant </w:t>
-      </w:r>
-      <w:r>
-        <w:rPr>
-          <w:lang w:val="en-US"/>
-        </w:rPr>
-        <w:t>update</w:t>
-      </w:r>
-      <w:r>
-        <w:rPr>
-          <w:lang w:val="en-US"/>
-        </w:rPr>
-        <w:t>(</w:t>
-      </w:r>
-      <w:proofErr w:type="spellStart"/>
-      <w:r>
-        <w:rPr>
-          <w:lang w:val="en-US"/>
-        </w:rPr>
-        <w:t>statut</w:t>
-      </w:r>
-      <w:proofErr w:type="spellEnd"/>
-      <w:r>
-        <w:rPr>
-          <w:lang w:val="en-US"/>
-        </w:rPr>
-        <w:t xml:space="preserve">) on </w:t>
-      </w:r>
-      <w:proofErr w:type="spellStart"/>
-      <w:r>
-        <w:rPr>
-          <w:lang w:val="en-US"/>
-        </w:rPr>
-        <w:t>db_Thanoss_Pizza</w:t>
-      </w:r>
-      <w:r>
-        <w:rPr>
-          <w:lang w:val="en-US"/>
-        </w:rPr>
-        <w:t>.t_commande</w:t>
-      </w:r>
-      <w:proofErr w:type="spellEnd"/>
-      <w:r>
-        <w:rPr>
-          <w:lang w:val="en-US"/>
-        </w:rPr>
-        <w:t xml:space="preserve"> to </w:t>
-      </w:r>
-      <w:r>
-        <w:rPr>
-          <w:lang w:val="en-US"/>
-        </w:rPr>
-        <w:t>'</w:t>
-      </w:r>
-      <w:r>
-        <w:rPr>
-          <w:lang w:val="en-US"/>
-        </w:rPr>
-        <w:t>Pizzaiolo</w:t>
-      </w:r>
-      <w:proofErr w:type="gramStart"/>
-      <w:r>
-        <w:rPr>
-          <w:lang w:val="en-US"/>
-        </w:rPr>
-        <w:t>'</w:t>
-      </w:r>
-      <w:r>
-        <w:rPr>
-          <w:lang w:val="en-US"/>
-        </w:rPr>
-        <w:t>;</w:t>
-      </w:r>
-      <w:proofErr w:type="gramEnd"/>
-    </w:p>
-    <w:p>
-      <w:pPr>
-        <w:pStyle w:val="Sansinterligne"/>
-        <w:rPr>
-          <w:lang w:val="en-US"/>
-        </w:rPr>
-      </w:pPr>
-      <w:r>
-        <w:rPr>
-          <w:lang w:val="en-US"/>
-        </w:rPr>
-        <w:t xml:space="preserve">-- </w:t>
-      </w:r>
-      <w:proofErr w:type="spellStart"/>
-      <w:r>
-        <w:rPr>
-          <w:lang w:val="en-US"/>
-        </w:rPr>
-        <w:t>livreur</w:t>
-      </w:r>
-      <w:proofErr w:type="spellEnd"/>
-    </w:p>
-    <w:p>
-      <w:pPr>
-        <w:pStyle w:val="Sansinterligne"/>
-        <w:rPr>
-          <w:lang w:val="en-US"/>
-        </w:rPr>
-      </w:pPr>
-      <w:r>
-        <w:rPr>
-          <w:lang w:val="en-US"/>
-        </w:rPr>
-        <w:t xml:space="preserve">grant select on </w:t>
-      </w:r>
-      <w:proofErr w:type="spellStart"/>
-      <w:r>
-        <w:rPr>
-          <w:lang w:val="en-US"/>
-        </w:rPr>
-        <w:t>db_Thanoss_Pizza</w:t>
-      </w:r>
-      <w:r>
-        <w:rPr>
-          <w:lang w:val="en-US"/>
-        </w:rPr>
-        <w:t>.t_livraison</w:t>
-      </w:r>
-      <w:proofErr w:type="spellEnd"/>
-      <w:r>
-        <w:rPr>
-          <w:lang w:val="en-US"/>
-        </w:rPr>
-        <w:t xml:space="preserve"> to </w:t>
-      </w:r>
-      <w:r>
-        <w:rPr>
-          <w:lang w:val="en-US"/>
-        </w:rPr>
-        <w:t>'</w:t>
-      </w:r>
-      <w:proofErr w:type="spellStart"/>
-      <w:r>
-        <w:rPr>
-          <w:lang w:val="en-US"/>
-        </w:rPr>
-        <w:t>Livreur</w:t>
-      </w:r>
-      <w:proofErr w:type="spellEnd"/>
-      <w:proofErr w:type="gramStart"/>
-      <w:r>
-        <w:rPr>
-          <w:lang w:val="en-US"/>
-        </w:rPr>
-        <w:t>'</w:t>
-      </w:r>
-      <w:r>
-        <w:rPr>
-          <w:lang w:val="en-US"/>
-        </w:rPr>
-        <w:t>;</w:t>
-      </w:r>
-      <w:proofErr w:type="gramEnd"/>
-    </w:p>
-    <w:p>
-      <w:pPr>
-        <w:pStyle w:val="Sansinterligne"/>
-        <w:rPr>
-          <w:lang w:val="en-US"/>
-        </w:rPr>
-      </w:pPr>
-      <w:r>
-        <w:rPr>
-          <w:lang w:val="en-US"/>
-        </w:rPr>
-        <w:t xml:space="preserve">grant select on </w:t>
-      </w:r>
-      <w:proofErr w:type="spellStart"/>
-      <w:r>
-        <w:rPr>
-          <w:lang w:val="en-US"/>
-        </w:rPr>
-        <w:t>db_Thanoss_Pizza</w:t>
-      </w:r>
-      <w:r>
-        <w:rPr>
-          <w:lang w:val="en-US"/>
-        </w:rPr>
-        <w:t>.t_commande</w:t>
-      </w:r>
-      <w:proofErr w:type="spellEnd"/>
-      <w:r>
-        <w:rPr>
-          <w:lang w:val="en-US"/>
-        </w:rPr>
-        <w:t xml:space="preserve"> to </w:t>
-      </w:r>
-      <w:r>
-        <w:rPr>
-          <w:lang w:val="en-US"/>
-        </w:rPr>
-        <w:t>'</w:t>
-      </w:r>
-      <w:proofErr w:type="spellStart"/>
-      <w:r>
-        <w:rPr>
-          <w:lang w:val="en-US"/>
-        </w:rPr>
-        <w:t>Livreur</w:t>
-      </w:r>
-      <w:proofErr w:type="spellEnd"/>
-      <w:proofErr w:type="gramStart"/>
-      <w:r>
-        <w:rPr>
-          <w:lang w:val="en-US"/>
-        </w:rPr>
-        <w:t>'</w:t>
-      </w:r>
-      <w:r>
-        <w:rPr>
-          <w:lang w:val="en-US"/>
-        </w:rPr>
-        <w:t>;</w:t>
-      </w:r>
-      <w:proofErr w:type="gramEnd"/>
-    </w:p>
-    <w:p>
-      <w:pPr>
-        <w:pStyle w:val="Sansinterligne"/>
-        <w:rPr>
-          <w:lang w:val="en-US"/>
-        </w:rPr>
-      </w:pPr>
-      <w:r>
-        <w:rPr>
-          <w:lang w:val="en-US"/>
-        </w:rPr>
-        <w:lastRenderedPageBreak/>
-        <w:t xml:space="preserve">grant </w:t>
-      </w:r>
-      <w:r>
-        <w:rPr>
-          <w:lang w:val="en-US"/>
-        </w:rPr>
-        <w:t>update</w:t>
-      </w:r>
-      <w:r>
-        <w:rPr>
-          <w:lang w:val="en-US"/>
-        </w:rPr>
-        <w:t>(</w:t>
-      </w:r>
-      <w:proofErr w:type="spellStart"/>
-      <w:r>
-        <w:rPr>
-          <w:lang w:val="en-US"/>
-        </w:rPr>
-        <w:t>statut</w:t>
-      </w:r>
-      <w:proofErr w:type="spellEnd"/>
-      <w:r>
-        <w:rPr>
-          <w:lang w:val="en-US"/>
-        </w:rPr>
-        <w:t xml:space="preserve">) on </w:t>
-      </w:r>
-      <w:proofErr w:type="spellStart"/>
-      <w:r>
-        <w:rPr>
-          <w:lang w:val="en-US"/>
-        </w:rPr>
-        <w:t>db_Thanoss_Pizza</w:t>
-      </w:r>
-      <w:r>
-        <w:rPr>
-          <w:lang w:val="en-US"/>
-        </w:rPr>
-        <w:t>.t_livraison</w:t>
-      </w:r>
-      <w:proofErr w:type="spellEnd"/>
-      <w:r>
-        <w:rPr>
-          <w:lang w:val="en-US"/>
-        </w:rPr>
-        <w:t xml:space="preserve"> to </w:t>
-      </w:r>
-      <w:r>
-        <w:rPr>
-          <w:lang w:val="en-US"/>
-        </w:rPr>
-        <w:t>'</w:t>
-      </w:r>
-      <w:proofErr w:type="spellStart"/>
-      <w:r>
-        <w:rPr>
-          <w:lang w:val="en-US"/>
-        </w:rPr>
-        <w:t>Livreur</w:t>
-      </w:r>
-      <w:proofErr w:type="spellEnd"/>
-      <w:proofErr w:type="gramStart"/>
-      <w:r>
-        <w:rPr>
-          <w:lang w:val="en-US"/>
-        </w:rPr>
-        <w:t>'</w:t>
-      </w:r>
-      <w:r>
-        <w:rPr>
-          <w:lang w:val="en-US"/>
-        </w:rPr>
-        <w:t>;</w:t>
-      </w:r>
-      <w:proofErr w:type="gramEnd"/>
     </w:p>
     <w:p>
       <w:pPr>
@@ -3739,64 +4726,60 @@
     <w:p>
       <w:pPr>
         <w:rPr>
-          <w:lang w:val="en-US"/>
-        </w:rPr>
-      </w:pPr>
-      <w:r>
-        <w:rPr>
-          <w:lang w:val="en-US"/>
+          <w:lang w:val="fr-CH"/>
+        </w:rPr>
+      </w:pPr>
+      <w:r>
+        <w:rPr>
+          <w:lang w:val="fr-CH"/>
         </w:rPr>
         <w:t xml:space="preserve">grant select on </w:t>
       </w:r>
       <w:r>
         <w:rPr>
-          <w:lang w:val="en-US"/>
+          <w:lang w:val="fr-CH"/>
         </w:rPr>
         <w:t>db_Thanoss_</w:t>
       </w:r>
-      <w:proofErr w:type="gramStart"/>
-      <w:r>
-        <w:rPr>
-          <w:lang w:val="en-US"/>
+      <w:r>
+        <w:rPr>
+          <w:lang w:val="fr-CH"/>
         </w:rPr>
         <w:t>Pizza</w:t>
       </w:r>
       <w:r>
         <w:rPr>
-          <w:lang w:val="en-US"/>
+          <w:lang w:val="fr-CH"/>
         </w:rPr>
         <w:t>.*</w:t>
       </w:r>
-      <w:proofErr w:type="gramEnd"/>
-      <w:r>
-        <w:rPr>
-          <w:lang w:val="en-US"/>
+      <w:r>
+        <w:rPr>
+          <w:lang w:val="fr-CH"/>
         </w:rPr>
         <w:t xml:space="preserve"> to </w:t>
       </w:r>
       <w:r>
         <w:rPr>
-          <w:lang w:val="en-US"/>
-        </w:rPr>
-        <w:t>'</w:t>
-      </w:r>
-      <w:proofErr w:type="spellStart"/>
-      <w:r>
-        <w:rPr>
-          <w:lang w:val="en-US"/>
+          <w:lang w:val="fr-CH"/>
+        </w:rPr>
+        <w:t>'</w:t>
+      </w:r>
+      <w:r>
+        <w:rPr>
+          <w:lang w:val="fr-CH"/>
         </w:rPr>
         <w:t>Analyste</w:t>
       </w:r>
-      <w:proofErr w:type="spellEnd"/>
-      <w:r>
-        <w:rPr>
-          <w:lang w:val="en-US"/>
-        </w:rPr>
-        <w:t>'</w:t>
-      </w:r>
-      <w:r>
-        <w:rPr>
-          <w:lang w:val="en-US"/>
+      <w:r>
+        <w:rPr>
+          <w:lang w:val="fr-CH"/>
+        </w:rPr>
+        <w:t>'</w:t>
+      </w:r>
+      <w:r>
+        <w:rPr>
+          <w:lang w:val="fr-CH"/>
         </w:rPr>
         <w:t>;</w:t>
       </w:r>
@@ -3903,6 +4886,11 @@
           <w:lang w:val="en-US"/>
         </w:rPr>
         <w:br/>
+      </w:r>
+      <w:r>
+        <w:rPr>
+          <w:lang w:val="en-US"/>
+        </w:rPr>
         <w:t>SHOW GRANTS FOR 'Administrateur</w:t>
       </w:r>
       <w:proofErr w:type="gramStart"/>
@@ -3938,6 +4926,11 @@
           <w:lang w:val="en-US"/>
         </w:rPr>
         <w:br/>
+      </w:r>
+      <w:r>
+        <w:rPr>
+          <w:lang w:val="en-US"/>
+        </w:rPr>
         <w:t>SHOW GRANTS FOR '</w:t>
       </w:r>
       <w:r>
@@ -3979,6 +4972,11 @@
           <w:lang w:val="en-US"/>
         </w:rPr>
         <w:br/>
+      </w:r>
+      <w:r>
+        <w:rPr>
+          <w:lang w:val="en-US"/>
+        </w:rPr>
         <w:t>SHOW GRANTS FOR '</w:t>
       </w:r>
       <w:r>
@@ -4005,6 +5003,8 @@
       </w:r>
       <w:r>
         <w:br/>
+      </w:r>
+      <w:r>
         <w:t>SHOW GRANTS FOR 'Livreur';</w:t>
       </w:r>
     </w:p>
@@ -4017,6 +5017,8 @@
       </w:r>
       <w:r>
         <w:br/>
+      </w:r>
+      <w:r>
         <w:t>SHOW GRANTS FOR 'Agent de caisse';</w:t>
       </w:r>
     </w:p>
@@ -4052,6 +5054,11 @@
           <w:lang w:val="en-US"/>
         </w:rPr>
         <w:br/>
+      </w:r>
+      <w:r>
+        <w:rPr>
+          <w:lang w:val="en-US"/>
+        </w:rPr>
         <w:t>SHOW GRANTS FOR '</w:t>
       </w:r>
       <w:proofErr w:type="spellStart"/>
@@ -4091,7 +5098,6 @@
           <w:noProof/>
           <w:lang w:val="en-US"/>
         </w:rPr>
-        <w:lastRenderedPageBreak/>
         <w:drawing>
           <wp:inline distT="0" distB="0" distL="0" distR="0" wp14:anchorId="5F6603E5" wp14:editId="2E752A55">
             <wp:extent cx="5760720" cy="8074660"/>
@@ -4151,7 +5157,6 @@
         </w:numPr>
       </w:pPr>
       <w:r>
-        <w:lastRenderedPageBreak/>
         <w:t>Créer les utilisateurs</w:t>
       </w:r>
     </w:p>
@@ -4721,115 +5726,117 @@
     <w:p>
       <w:pPr>
         <w:rPr>
-          <w:lang w:val="en-US"/>
-        </w:rPr>
-      </w:pPr>
-      <w:r>
-        <w:rPr>
-          <w:lang w:val="en-US"/>
-        </w:rPr>
-        <w:t>'</w:t>
-      </w:r>
-      <w:proofErr w:type="spellStart"/>
-      <w:r>
-        <w:rPr>
-          <w:lang w:val="en-US"/>
+          <w:lang w:val="fr-CH"/>
+        </w:rPr>
+      </w:pPr>
+      <w:r>
+        <w:rPr>
+          <w:lang w:val="fr-CH"/>
+        </w:rPr>
+        <w:t>'</w:t>
+      </w:r>
+      <w:r>
+        <w:rPr>
+          <w:lang w:val="fr-CH"/>
         </w:rPr>
         <w:t>Thanoss_Pizza</w:t>
       </w:r>
-      <w:proofErr w:type="spellEnd"/>
-      <w:r>
-        <w:rPr>
-          <w:lang w:val="en-US"/>
+      <w:r>
+        <w:rPr>
+          <w:lang w:val="fr-CH"/>
         </w:rPr>
         <w:t xml:space="preserve"> </w:t>
       </w:r>
-      <w:proofErr w:type="spellStart"/>
-      <w:r>
-        <w:rPr>
-          <w:lang w:val="en-US"/>
+      <w:r>
+        <w:rPr>
+          <w:lang w:val="fr-CH"/>
         </w:rPr>
         <w:t>analyste</w:t>
       </w:r>
-      <w:proofErr w:type="spellEnd"/>
-      <w:r>
-        <w:rPr>
-          <w:lang w:val="en-US"/>
-        </w:rPr>
-        <w:t>'</w:t>
-      </w:r>
-      <w:r>
-        <w:rPr>
-          <w:lang w:val="en-US"/>
+      <w:r>
+        <w:rPr>
+          <w:lang w:val="fr-CH"/>
+        </w:rPr>
+        <w:t>'</w:t>
+      </w:r>
+      <w:r>
+        <w:rPr>
+          <w:lang w:val="fr-CH"/>
         </w:rPr>
         <w:t>@</w:t>
       </w:r>
       <w:r>
         <w:rPr>
-          <w:lang w:val="en-US"/>
-        </w:rPr>
-        <w:t>'</w:t>
-      </w:r>
-      <w:r>
-        <w:rPr>
-          <w:lang w:val="en-US"/>
+          <w:lang w:val="fr-CH"/>
+        </w:rPr>
+        <w:t>'</w:t>
+      </w:r>
+      <w:r>
+        <w:rPr>
+          <w:lang w:val="fr-CH"/>
         </w:rPr>
         <w:t>localhost</w:t>
       </w:r>
       <w:r>
         <w:rPr>
-          <w:lang w:val="en-US"/>
-        </w:rPr>
-        <w:t>'</w:t>
-      </w:r>
-      <w:r>
-        <w:rPr>
-          <w:lang w:val="en-US"/>
-        </w:rPr>
-        <w:t xml:space="preserve"> identified by </w:t>
-      </w:r>
-      <w:r>
-        <w:rPr>
-          <w:lang w:val="en-US"/>
-        </w:rPr>
-        <w:t>'</w:t>
-      </w:r>
-      <w:proofErr w:type="spellStart"/>
-      <w:r>
-        <w:rPr>
-          <w:lang w:val="en-US"/>
+          <w:lang w:val="fr-CH"/>
+        </w:rPr>
+        <w:t>'</w:t>
+      </w:r>
+      <w:r>
+        <w:rPr>
+          <w:lang w:val="fr-CH"/>
+        </w:rPr>
+        <w:t xml:space="preserve"> </w:t>
+      </w:r>
+      <w:r>
+        <w:rPr>
+          <w:lang w:val="fr-CH"/>
+        </w:rPr>
+        <w:t>identified</w:t>
+      </w:r>
+      <w:r>
+        <w:rPr>
+          <w:lang w:val="fr-CH"/>
+        </w:rPr>
+        <w:t xml:space="preserve"> by </w:t>
+      </w:r>
+      <w:r>
+        <w:rPr>
+          <w:lang w:val="fr-CH"/>
+        </w:rPr>
+        <w:t>'</w:t>
+      </w:r>
+      <w:r>
+        <w:rPr>
+          <w:lang w:val="fr-CH"/>
         </w:rPr>
         <w:t>Thanoss_Pizza</w:t>
       </w:r>
-      <w:proofErr w:type="spellEnd"/>
-      <w:r>
-        <w:rPr>
-          <w:lang w:val="en-US"/>
+      <w:r>
+        <w:rPr>
+          <w:lang w:val="fr-CH"/>
         </w:rPr>
         <w:t xml:space="preserve"> </w:t>
       </w:r>
-      <w:proofErr w:type="spellStart"/>
-      <w:r>
-        <w:rPr>
-          <w:lang w:val="en-US"/>
+      <w:r>
+        <w:rPr>
+          <w:lang w:val="fr-CH"/>
         </w:rPr>
         <w:t>analyste</w:t>
       </w:r>
-      <w:proofErr w:type="spellEnd"/>
-      <w:proofErr w:type="gramStart"/>
-      <w:r>
-        <w:rPr>
-          <w:lang w:val="en-US"/>
-        </w:rPr>
-        <w:t>'</w:t>
-      </w:r>
-      <w:r>
-        <w:rPr>
-          <w:lang w:val="en-US"/>
+      <w:r>
+        <w:rPr>
+          <w:lang w:val="fr-CH"/>
+        </w:rPr>
+        <w:t>'</w:t>
+      </w:r>
+      <w:r>
+        <w:rPr>
+          <w:lang w:val="fr-CH"/>
         </w:rPr>
         <w:t>;</w:t>
       </w:r>
-      <w:proofErr w:type="gramEnd"/>
     </w:p>
     <w:p>
       <w:r>
@@ -4960,7 +5967,6 @@
         </w:numPr>
       </w:pPr>
       <w:r>
-        <w:lastRenderedPageBreak/>
         <w:t>Attribuer les rôles aux u</w:t>
       </w:r>
       <w:r>
@@ -4989,6 +5995,188 @@
     <w:p>
       <w:pPr>
         <w:pStyle w:val="Sansinterligne"/>
+        <w:keepNext w:val="1"/>
+        <w:keepLines w:val="1"/>
+        <w:rPr>
+          <w:lang w:val="fr-CH"/>
+        </w:rPr>
+      </w:pPr>
+      <w:r>
+        <w:rPr>
+          <w:lang w:val="fr-CH"/>
+        </w:rPr>
+        <w:t xml:space="preserve">grant </w:t>
+      </w:r>
+      <w:r>
+        <w:rPr>
+          <w:lang w:val="fr-CH"/>
+        </w:rPr>
+        <w:t>'</w:t>
+      </w:r>
+      <w:r>
+        <w:rPr>
+          <w:lang w:val="fr-CH"/>
+        </w:rPr>
+        <w:t>Administrateur</w:t>
+      </w:r>
+      <w:r>
+        <w:rPr>
+          <w:lang w:val="fr-CH"/>
+        </w:rPr>
+        <w:t>'</w:t>
+      </w:r>
+      <w:r>
+        <w:rPr>
+          <w:lang w:val="fr-CH"/>
+        </w:rPr>
+        <w:t xml:space="preserve"> to </w:t>
+      </w:r>
+      <w:r>
+        <w:rPr>
+          <w:lang w:val="fr-CH"/>
+        </w:rPr>
+        <w:t>'</w:t>
+      </w:r>
+      <w:r>
+        <w:rPr>
+          <w:lang w:val="fr-CH"/>
+        </w:rPr>
+        <w:t>Thanoss_Pizza</w:t>
+      </w:r>
+      <w:r>
+        <w:rPr>
+          <w:lang w:val="fr-CH"/>
+        </w:rPr>
+        <w:t xml:space="preserve"> </w:t>
+      </w:r>
+      <w:r>
+        <w:rPr>
+          <w:lang w:val="fr-CH"/>
+        </w:rPr>
+        <w:t>a</w:t>
+      </w:r>
+      <w:r>
+        <w:rPr>
+          <w:lang w:val="fr-CH"/>
+        </w:rPr>
+        <w:t>dmin'</w:t>
+      </w:r>
+      <w:r>
+        <w:rPr>
+          <w:lang w:val="fr-CH"/>
+        </w:rPr>
+        <w:t>@</w:t>
+      </w:r>
+      <w:r>
+        <w:rPr>
+          <w:lang w:val="fr-CH"/>
+        </w:rPr>
+        <w:t>'</w:t>
+      </w:r>
+      <w:r>
+        <w:rPr>
+          <w:lang w:val="fr-CH"/>
+        </w:rPr>
+        <w:t>localhost</w:t>
+      </w:r>
+      <w:r>
+        <w:rPr>
+          <w:lang w:val="fr-CH"/>
+        </w:rPr>
+        <w:t>'</w:t>
+      </w:r>
+      <w:r>
+        <w:rPr>
+          <w:lang w:val="fr-CH"/>
+        </w:rPr>
+        <w:t>;</w:t>
+      </w:r>
+    </w:p>
+    <w:p>
+      <w:pPr>
+        <w:pStyle w:val="Sansinterligne"/>
+        <w:keepNext w:val="1"/>
+        <w:keepLines w:val="1"/>
+        <w:rPr>
+          <w:lang w:val="fr-CH"/>
+        </w:rPr>
+      </w:pPr>
+      <w:r>
+        <w:rPr>
+          <w:lang w:val="fr-CH"/>
+        </w:rPr>
+        <w:t>SET DEFAULT ROLE '</w:t>
+      </w:r>
+      <w:r>
+        <w:rPr>
+          <w:lang w:val="fr-CH"/>
+        </w:rPr>
+        <w:t>A</w:t>
+      </w:r>
+      <w:r>
+        <w:rPr>
+          <w:lang w:val="fr-CH"/>
+        </w:rPr>
+        <w:t>dmin</w:t>
+      </w:r>
+      <w:r>
+        <w:rPr>
+          <w:lang w:val="fr-CH"/>
+        </w:rPr>
+        <w:t>istrateur</w:t>
+      </w:r>
+      <w:r>
+        <w:rPr>
+          <w:lang w:val="fr-CH"/>
+        </w:rPr>
+        <w:t>'</w:t>
+      </w:r>
+      <w:r>
+        <w:rPr>
+          <w:lang w:val="fr-CH"/>
+        </w:rPr>
+        <w:t xml:space="preserve"> </w:t>
+      </w:r>
+      <w:r>
+        <w:rPr>
+          <w:lang w:val="fr-CH"/>
+        </w:rPr>
+        <w:t xml:space="preserve"> TO</w:t>
+      </w:r>
+      <w:r>
+        <w:rPr>
+          <w:lang w:val="fr-CH"/>
+        </w:rPr>
+        <w:t xml:space="preserve"> '</w:t>
+      </w:r>
+      <w:r>
+        <w:rPr>
+          <w:lang w:val="fr-CH"/>
+        </w:rPr>
+        <w:t>admin</w:t>
+      </w:r>
+      <w:r>
+        <w:rPr>
+          <w:lang w:val="fr-CH"/>
+        </w:rPr>
+        <w:t>'@'</w:t>
+      </w:r>
+      <w:r>
+        <w:rPr>
+          <w:lang w:val="fr-CH"/>
+        </w:rPr>
+        <w:t>localhost</w:t>
+      </w:r>
+      <w:r>
+        <w:rPr>
+          <w:lang w:val="fr-CH"/>
+        </w:rPr>
+        <w:t>';</w:t>
+      </w:r>
+    </w:p>
+    <w:p>
+      <w:pPr>
+        <w:pStyle w:val="Sansinterligne"/>
         <w:keepNext/>
         <w:keepLines/>
         <w:rPr>
@@ -4999,70 +6187,698 @@
         <w:rPr>
           <w:lang w:val="en-US"/>
         </w:rPr>
+        <w:t>-- manager</w:t>
+      </w:r>
+    </w:p>
+    <w:p>
+      <w:pPr>
+        <w:pStyle w:val="Sansinterligne"/>
+        <w:keepNext w:val="1"/>
+        <w:keepLines w:val="1"/>
+        <w:rPr>
+          <w:lang w:val="fr-CH"/>
+        </w:rPr>
+      </w:pPr>
+      <w:r>
+        <w:rPr>
+          <w:lang w:val="fr-CH"/>
+        </w:rPr>
         <w:t xml:space="preserve">grant </w:t>
       </w:r>
       <w:r>
         <w:rPr>
-          <w:lang w:val="en-US"/>
-        </w:rPr>
-        <w:t>'Administrateur'</w:t>
-      </w:r>
-      <w:r>
-        <w:rPr>
-          <w:lang w:val="en-US"/>
+          <w:lang w:val="fr-CH"/>
+        </w:rPr>
+        <w:t>'</w:t>
+      </w:r>
+      <w:r>
+        <w:rPr>
+          <w:lang w:val="fr-CH"/>
+        </w:rPr>
+        <w:t>Manager</w:t>
+      </w:r>
+      <w:r>
+        <w:rPr>
+          <w:lang w:val="fr-CH"/>
+        </w:rPr>
+        <w:t>'</w:t>
+      </w:r>
+      <w:r>
+        <w:rPr>
+          <w:lang w:val="fr-CH"/>
         </w:rPr>
         <w:t xml:space="preserve"> to </w:t>
       </w:r>
       <w:r>
         <w:rPr>
-          <w:lang w:val="en-US"/>
-        </w:rPr>
-        <w:t>'</w:t>
+          <w:lang w:val="fr-CH"/>
+        </w:rPr>
+        <w:t>'</w:t>
+      </w:r>
+      <w:r>
+        <w:rPr>
+          <w:lang w:val="fr-CH"/>
+        </w:rPr>
+        <w:t>Thanoss_Pizza</w:t>
+      </w:r>
+      <w:r>
+        <w:rPr>
+          <w:lang w:val="fr-CH"/>
+        </w:rPr>
+        <w:t xml:space="preserve"> </w:t>
+      </w:r>
+      <w:r>
+        <w:rPr>
+          <w:lang w:val="fr-CH"/>
+        </w:rPr>
+        <w:t>manager</w:t>
+      </w:r>
+      <w:r>
+        <w:rPr>
+          <w:lang w:val="fr-CH"/>
+        </w:rPr>
+        <w:t>'</w:t>
+      </w:r>
+      <w:r>
+        <w:rPr>
+          <w:lang w:val="fr-CH"/>
+        </w:rPr>
+        <w:t>@</w:t>
+      </w:r>
+      <w:r>
+        <w:rPr>
+          <w:lang w:val="fr-CH"/>
+        </w:rPr>
+        <w:t>'</w:t>
+      </w:r>
+      <w:r>
+        <w:rPr>
+          <w:lang w:val="fr-CH"/>
+        </w:rPr>
+        <w:t>localhost</w:t>
+      </w:r>
+      <w:r>
+        <w:rPr>
+          <w:lang w:val="fr-CH"/>
+        </w:rPr>
+        <w:t>'</w:t>
+      </w:r>
+      <w:r>
+        <w:rPr>
+          <w:lang w:val="fr-CH"/>
+        </w:rPr>
+        <w:t>;</w:t>
+      </w:r>
+    </w:p>
+    <w:p>
+      <w:pPr>
+        <w:pStyle w:val="Sansinterligne"/>
+        <w:keepNext w:val="1"/>
+        <w:keepLines w:val="1"/>
+        <w:rPr>
+          <w:lang w:val="fr-CH"/>
+        </w:rPr>
+      </w:pPr>
+      <w:r>
+        <w:rPr>
+          <w:lang w:val="fr-CH"/>
+        </w:rPr>
+        <w:t>SET DEFAULT ROLE '</w:t>
+      </w:r>
+      <w:r>
+        <w:rPr>
+          <w:lang w:val="fr-CH"/>
+        </w:rPr>
+        <w:t>Manager</w:t>
+      </w:r>
+      <w:r>
+        <w:rPr>
+          <w:lang w:val="fr-CH"/>
+        </w:rPr>
+        <w:t>'</w:t>
+      </w:r>
+      <w:r>
+        <w:rPr>
+          <w:lang w:val="fr-CH"/>
+        </w:rPr>
+        <w:t xml:space="preserve"> </w:t>
+      </w:r>
+      <w:r>
+        <w:rPr>
+          <w:lang w:val="fr-CH"/>
+        </w:rPr>
+        <w:t xml:space="preserve"> TO</w:t>
+      </w:r>
+      <w:r>
+        <w:rPr>
+          <w:lang w:val="fr-CH"/>
+        </w:rPr>
+        <w:t xml:space="preserve"> '</w:t>
+      </w:r>
+      <w:r>
+        <w:rPr>
+          <w:lang w:val="fr-CH"/>
+        </w:rPr>
+        <w:t>Thanoss_Pizza</w:t>
+      </w:r>
+      <w:r>
+        <w:rPr>
+          <w:lang w:val="fr-CH"/>
+        </w:rPr>
+        <w:t xml:space="preserve"> </w:t>
+      </w:r>
+      <w:r>
+        <w:rPr>
+          <w:lang w:val="fr-CH"/>
+        </w:rPr>
+        <w:t>manager</w:t>
+      </w:r>
+      <w:r>
+        <w:rPr>
+          <w:lang w:val="fr-CH"/>
+        </w:rPr>
+        <w:t>'</w:t>
+      </w:r>
+      <w:r>
+        <w:rPr>
+          <w:lang w:val="fr-CH"/>
+        </w:rPr>
+        <w:t>@'</w:t>
+      </w:r>
+      <w:r>
+        <w:rPr>
+          <w:lang w:val="fr-CH"/>
+        </w:rPr>
+        <w:t>localhost</w:t>
+      </w:r>
+      <w:r>
+        <w:rPr>
+          <w:lang w:val="fr-CH"/>
+        </w:rPr>
+        <w:t>';</w:t>
+      </w:r>
+    </w:p>
+    <w:p>
+      <w:pPr>
+        <w:pStyle w:val="Sansinterligne"/>
+        <w:keepNext/>
+        <w:keepLines/>
+        <w:rPr>
+          <w:lang w:val="en-US"/>
+        </w:rPr>
+      </w:pPr>
+      <w:r>
+        <w:rPr>
+          <w:lang w:val="en-US"/>
+        </w:rPr>
+        <w:t>-- pizzaiolo</w:t>
+      </w:r>
+    </w:p>
+    <w:p>
+      <w:pPr>
+        <w:pStyle w:val="Sansinterligne"/>
+        <w:keepNext w:val="1"/>
+        <w:keepLines w:val="1"/>
+        <w:rPr>
+          <w:lang w:val="fr-CH"/>
+        </w:rPr>
+      </w:pPr>
+      <w:r>
+        <w:rPr>
+          <w:lang w:val="fr-CH"/>
+        </w:rPr>
+        <w:t xml:space="preserve">grant </w:t>
+      </w:r>
+      <w:r>
+        <w:rPr>
+          <w:lang w:val="fr-CH"/>
+        </w:rPr>
+        <w:t>'</w:t>
+      </w:r>
+      <w:r>
+        <w:rPr>
+          <w:lang w:val="fr-CH"/>
+        </w:rPr>
+        <w:t>Pizzaiolo</w:t>
+      </w:r>
+      <w:r>
+        <w:rPr>
+          <w:lang w:val="fr-CH"/>
+        </w:rPr>
+        <w:t>'</w:t>
+      </w:r>
+      <w:r>
+        <w:rPr>
+          <w:lang w:val="fr-CH"/>
+        </w:rPr>
+        <w:t xml:space="preserve"> to </w:t>
+      </w:r>
+      <w:r>
+        <w:rPr>
+          <w:lang w:val="fr-CH"/>
+        </w:rPr>
+        <w:t>'</w:t>
+      </w:r>
+      <w:r>
+        <w:rPr>
+          <w:lang w:val="fr-CH"/>
+        </w:rPr>
+        <w:t>Thanoss_Pizza</w:t>
+      </w:r>
+      <w:r>
+        <w:rPr>
+          <w:lang w:val="fr-CH"/>
+        </w:rPr>
+        <w:t xml:space="preserve"> </w:t>
+      </w:r>
+      <w:r>
+        <w:rPr>
+          <w:lang w:val="fr-CH"/>
+        </w:rPr>
+        <w:t>pizzaiolo</w:t>
+      </w:r>
+      <w:r>
+        <w:rPr>
+          <w:lang w:val="fr-CH"/>
+        </w:rPr>
+        <w:t>'</w:t>
+      </w:r>
+      <w:r>
+        <w:rPr>
+          <w:lang w:val="fr-CH"/>
+        </w:rPr>
+        <w:t>@</w:t>
+      </w:r>
+      <w:r>
+        <w:rPr>
+          <w:lang w:val="fr-CH"/>
+        </w:rPr>
+        <w:t>'</w:t>
+      </w:r>
+      <w:r>
+        <w:rPr>
+          <w:lang w:val="fr-CH"/>
+        </w:rPr>
+        <w:t>localhost</w:t>
+      </w:r>
+      <w:r>
+        <w:rPr>
+          <w:lang w:val="fr-CH"/>
+        </w:rPr>
+        <w:t>'</w:t>
+      </w:r>
+      <w:r>
+        <w:rPr>
+          <w:lang w:val="fr-CH"/>
+        </w:rPr>
+        <w:t>;</w:t>
+      </w:r>
+    </w:p>
+    <w:p>
+      <w:pPr>
+        <w:pStyle w:val="Sansinterligne"/>
+        <w:keepNext w:val="1"/>
+        <w:keepLines w:val="1"/>
+        <w:rPr>
+          <w:lang w:val="fr-CH"/>
+        </w:rPr>
+      </w:pPr>
+      <w:r>
+        <w:rPr>
+          <w:lang w:val="fr-CH"/>
+        </w:rPr>
+        <w:t>SET DEFAULT ROLE '</w:t>
+      </w:r>
+      <w:r>
+        <w:rPr>
+          <w:lang w:val="fr-CH"/>
+        </w:rPr>
+        <w:t>Pizzaiolo</w:t>
+      </w:r>
+      <w:r>
+        <w:rPr>
+          <w:lang w:val="fr-CH"/>
+        </w:rPr>
+        <w:t>'</w:t>
+      </w:r>
+      <w:r>
+        <w:rPr>
+          <w:lang w:val="fr-CH"/>
+        </w:rPr>
+        <w:t xml:space="preserve"> </w:t>
+      </w:r>
+      <w:r>
+        <w:rPr>
+          <w:lang w:val="fr-CH"/>
+        </w:rPr>
+        <w:t xml:space="preserve"> TO</w:t>
+      </w:r>
+      <w:r>
+        <w:rPr>
+          <w:lang w:val="fr-CH"/>
+        </w:rPr>
+        <w:t xml:space="preserve"> </w:t>
+      </w:r>
+      <w:r>
+        <w:rPr>
+          <w:lang w:val="fr-CH"/>
+        </w:rPr>
+        <w:t>'</w:t>
+      </w:r>
+      <w:r>
+        <w:rPr>
+          <w:lang w:val="fr-CH"/>
+        </w:rPr>
+        <w:t>Thanoss_Pizza</w:t>
+      </w:r>
+      <w:r>
+        <w:rPr>
+          <w:lang w:val="fr-CH"/>
+        </w:rPr>
+        <w:t xml:space="preserve"> </w:t>
+      </w:r>
+      <w:r>
+        <w:rPr>
+          <w:lang w:val="fr-CH"/>
+        </w:rPr>
+        <w:t>pizzaiolo</w:t>
+      </w:r>
+      <w:r>
+        <w:rPr>
+          <w:lang w:val="fr-CH"/>
+        </w:rPr>
+        <w:t>'</w:t>
+      </w:r>
+      <w:r>
+        <w:rPr>
+          <w:lang w:val="fr-CH"/>
+        </w:rPr>
+        <w:t>@'</w:t>
+      </w:r>
+      <w:r>
+        <w:rPr>
+          <w:lang w:val="fr-CH"/>
+        </w:rPr>
+        <w:t>localhost</w:t>
+      </w:r>
+      <w:r>
+        <w:rPr>
+          <w:lang w:val="fr-CH"/>
+        </w:rPr>
+        <w:t>';</w:t>
+      </w:r>
+    </w:p>
+    <w:p>
+      <w:pPr>
+        <w:pStyle w:val="Sansinterligne"/>
+        <w:keepNext/>
+        <w:keepLines/>
+        <w:rPr>
+          <w:lang w:val="en-US"/>
+        </w:rPr>
+      </w:pPr>
+      <w:r>
+        <w:rPr>
+          <w:lang w:val="en-US"/>
+        </w:rPr>
+        <w:t xml:space="preserve">-- </w:t>
       </w:r>
       <w:proofErr w:type="spellStart"/>
       <w:r>
         <w:rPr>
           <w:lang w:val="en-US"/>
         </w:rPr>
+        <w:t>livreur</w:t>
+      </w:r>
+      <w:proofErr w:type="spellEnd"/>
+    </w:p>
+    <w:p>
+      <w:pPr>
+        <w:pStyle w:val="Sansinterligne"/>
+        <w:keepNext w:val="1"/>
+        <w:keepLines w:val="1"/>
+        <w:rPr>
+          <w:lang w:val="fr-CH"/>
+        </w:rPr>
+      </w:pPr>
+      <w:r>
+        <w:rPr>
+          <w:lang w:val="fr-CH"/>
+        </w:rPr>
+        <w:t xml:space="preserve">grant </w:t>
+      </w:r>
+      <w:r>
+        <w:rPr>
+          <w:lang w:val="fr-CH"/>
+        </w:rPr>
+        <w:t>'</w:t>
+      </w:r>
+      <w:r>
+        <w:rPr>
+          <w:lang w:val="fr-CH"/>
+        </w:rPr>
+        <w:t>Livreur</w:t>
+      </w:r>
+      <w:r>
+        <w:rPr>
+          <w:lang w:val="fr-CH"/>
+        </w:rPr>
+        <w:t>'</w:t>
+      </w:r>
+      <w:r>
+        <w:rPr>
+          <w:lang w:val="fr-CH"/>
+        </w:rPr>
+        <w:t xml:space="preserve"> to </w:t>
+      </w:r>
+      <w:r>
+        <w:rPr>
+          <w:lang w:val="fr-CH"/>
+        </w:rPr>
+        <w:t>'</w:t>
+      </w:r>
+      <w:r>
+        <w:rPr>
+          <w:lang w:val="fr-CH"/>
+        </w:rPr>
         <w:t>Thanoss_Pizza</w:t>
       </w:r>
+      <w:r>
+        <w:rPr>
+          <w:lang w:val="fr-CH"/>
+        </w:rPr>
+        <w:t xml:space="preserve"> </w:t>
+      </w:r>
+      <w:r>
+        <w:rPr>
+          <w:lang w:val="fr-CH"/>
+        </w:rPr>
+        <w:t>livreur</w:t>
+      </w:r>
+      <w:r>
+        <w:rPr>
+          <w:lang w:val="fr-CH"/>
+        </w:rPr>
+        <w:t>'</w:t>
+      </w:r>
+      <w:r>
+        <w:rPr>
+          <w:lang w:val="fr-CH"/>
+        </w:rPr>
+        <w:t>@</w:t>
+      </w:r>
+      <w:r>
+        <w:rPr>
+          <w:lang w:val="fr-CH"/>
+        </w:rPr>
+        <w:t>'</w:t>
+      </w:r>
+      <w:r>
+        <w:rPr>
+          <w:lang w:val="fr-CH"/>
+        </w:rPr>
+        <w:t>localhost</w:t>
+      </w:r>
+      <w:r>
+        <w:rPr>
+          <w:lang w:val="fr-CH"/>
+        </w:rPr>
+        <w:t>'</w:t>
+      </w:r>
+      <w:r>
+        <w:rPr>
+          <w:lang w:val="fr-CH"/>
+        </w:rPr>
+        <w:t>;</w:t>
+      </w:r>
+    </w:p>
+    <w:p>
+      <w:pPr>
+        <w:pStyle w:val="Sansinterligne"/>
+        <w:keepNext w:val="1"/>
+        <w:keepLines w:val="1"/>
+        <w:rPr>
+          <w:lang w:val="fr-CH"/>
+        </w:rPr>
+      </w:pPr>
+      <w:r>
+        <w:rPr>
+          <w:lang w:val="fr-CH"/>
+        </w:rPr>
+        <w:t>SET DEFAULT ROLE '</w:t>
+      </w:r>
+      <w:r>
+        <w:rPr>
+          <w:lang w:val="fr-CH"/>
+        </w:rPr>
+        <w:t>Livreur</w:t>
+      </w:r>
+      <w:r>
+        <w:rPr>
+          <w:lang w:val="fr-CH"/>
+        </w:rPr>
+        <w:t>'</w:t>
+      </w:r>
+      <w:r>
+        <w:rPr>
+          <w:lang w:val="fr-CH"/>
+        </w:rPr>
+        <w:t xml:space="preserve"> </w:t>
+      </w:r>
+      <w:r>
+        <w:rPr>
+          <w:lang w:val="fr-CH"/>
+        </w:rPr>
+        <w:t xml:space="preserve"> TO</w:t>
+      </w:r>
+      <w:r>
+        <w:rPr>
+          <w:lang w:val="fr-CH"/>
+        </w:rPr>
+        <w:t xml:space="preserve"> </w:t>
+      </w:r>
+      <w:r>
+        <w:rPr>
+          <w:lang w:val="fr-CH"/>
+        </w:rPr>
+        <w:t>'</w:t>
+      </w:r>
+      <w:r>
+        <w:rPr>
+          <w:lang w:val="fr-CH"/>
+        </w:rPr>
+        <w:t>Thanoss_Pizza</w:t>
+      </w:r>
+      <w:r>
+        <w:rPr>
+          <w:lang w:val="fr-CH"/>
+        </w:rPr>
+        <w:t xml:space="preserve"> </w:t>
+      </w:r>
+      <w:r>
+        <w:rPr>
+          <w:lang w:val="fr-CH"/>
+        </w:rPr>
+        <w:t>livreur</w:t>
+      </w:r>
+      <w:r>
+        <w:rPr>
+          <w:lang w:val="fr-CH"/>
+        </w:rPr>
+        <w:t>'</w:t>
+      </w:r>
+      <w:r>
+        <w:rPr>
+          <w:lang w:val="fr-CH"/>
+        </w:rPr>
+        <w:t>@'</w:t>
+      </w:r>
+      <w:r>
+        <w:rPr>
+          <w:lang w:val="fr-CH"/>
+        </w:rPr>
+        <w:t>localhost</w:t>
+      </w:r>
+      <w:r>
+        <w:rPr>
+          <w:lang w:val="fr-CH"/>
+        </w:rPr>
+        <w:t>';</w:t>
+      </w:r>
+    </w:p>
+    <w:p>
+      <w:pPr>
+        <w:pStyle w:val="Sansinterligne"/>
+        <w:keepNext/>
+        <w:keepLines/>
+      </w:pPr>
+      <w:r>
+        <w:t>-- agent de</w:t>
+      </w:r>
+      <w:r>
+        <w:t xml:space="preserve"> caisse</w:t>
+      </w:r>
+    </w:p>
+    <w:p>
+      <w:pPr>
+        <w:pStyle w:val="Sansinterligne"/>
+        <w:keepNext/>
+        <w:keepLines/>
+      </w:pPr>
+      <w:proofErr w:type="spellStart"/>
+      <w:proofErr w:type="gramStart"/>
+      <w:r>
+        <w:t>grant</w:t>
+      </w:r>
       <w:proofErr w:type="spellEnd"/>
-      <w:r>
-        <w:rPr>
-          <w:lang w:val="en-US"/>
-        </w:rPr>
-        <w:t xml:space="preserve"> </w:t>
+      <w:proofErr w:type="gramEnd"/>
+      <w:r>
+        <w:t xml:space="preserve"> 'Agent de caisse' to '</w:t>
       </w:r>
       <w:proofErr w:type="spellStart"/>
       <w:r>
-        <w:rPr>
-          <w:lang w:val="en-US"/>
-        </w:rPr>
-        <w:t>a</w:t>
-      </w:r>
-      <w:r>
-        <w:rPr>
-          <w:lang w:val="en-US"/>
-        </w:rPr>
-        <w:t>dmin'</w:t>
-      </w:r>
-      <w:r>
-        <w:rPr>
-          <w:lang w:val="en-US"/>
-        </w:rPr>
-        <w:t>@</w:t>
-      </w:r>
-      <w:r>
-        <w:rPr>
-          <w:lang w:val="en-US"/>
-        </w:rPr>
-        <w:t>'</w:t>
-      </w:r>
-      <w:r>
-        <w:rPr>
-          <w:lang w:val="en-US"/>
-        </w:rPr>
-        <w:t>localhost</w:t>
+        <w:t>Thanoss_Pizza</w:t>
+      </w:r>
+      <w:proofErr w:type="spellEnd"/>
+      <w:r>
+        <w:t xml:space="preserve"> agent de </w:t>
+      </w:r>
+      <w:proofErr w:type="spellStart"/>
+      <w:r>
+        <w:t>caisse'@'localhost</w:t>
+      </w:r>
+      <w:proofErr w:type="spellEnd"/>
+      <w:r>
+        <w:t>';</w:t>
+      </w:r>
+    </w:p>
+    <w:p>
+      <w:pPr>
+        <w:pStyle w:val="Sansinterligne"/>
+        <w:keepNext/>
+        <w:keepLines/>
+        <w:rPr>
+          <w:lang w:val="en-US"/>
+        </w:rPr>
+      </w:pPr>
+      <w:r>
+        <w:rPr>
+          <w:lang w:val="en-US"/>
+        </w:rPr>
+        <w:t>SET DEFAULT ROLE '</w:t>
+      </w:r>
+      <w:r>
+        <w:rPr>
+          <w:lang w:val="en-US"/>
+        </w:rPr>
+        <w:t xml:space="preserve">Agent de </w:t>
+      </w:r>
+      <w:proofErr w:type="spellStart"/>
+      <w:r>
+        <w:rPr>
+          <w:lang w:val="en-US"/>
+        </w:rPr>
+        <w:t>caisse</w:t>
       </w:r>
       <w:proofErr w:type="spellEnd"/>
       <w:proofErr w:type="gramStart"/>
@@ -5076,1127 +6892,263 @@
         <w:rPr>
           <w:lang w:val="en-US"/>
         </w:rPr>
-        <w:t>;</w:t>
+        <w:t xml:space="preserve"> </w:t>
+      </w:r>
+      <w:r>
+        <w:rPr>
+          <w:lang w:val="en-US"/>
+        </w:rPr>
+        <w:t xml:space="preserve"> TO</w:t>
       </w:r>
       <w:proofErr w:type="gramEnd"/>
+      <w:r>
+        <w:rPr>
+          <w:lang w:val="en-US"/>
+        </w:rPr>
+        <w:t xml:space="preserve"> </w:t>
+      </w:r>
+      <w:r>
+        <w:t>'</w:t>
+      </w:r>
+      <w:proofErr w:type="spellStart"/>
+      <w:r>
+        <w:t>Thanoss_Pizza</w:t>
+      </w:r>
+      <w:proofErr w:type="spellEnd"/>
+      <w:r>
+        <w:t xml:space="preserve"> agent de caisse'</w:t>
+      </w:r>
+      <w:r>
+        <w:rPr>
+          <w:lang w:val="en-US"/>
+        </w:rPr>
+        <w:t>@'</w:t>
+      </w:r>
+      <w:r>
+        <w:rPr>
+          <w:lang w:val="en-US"/>
+        </w:rPr>
+        <w:t>localhost</w:t>
+      </w:r>
+      <w:r>
+        <w:rPr>
+          <w:lang w:val="en-US"/>
+        </w:rPr>
+        <w:t>';</w:t>
+      </w:r>
     </w:p>
     <w:p>
       <w:pPr>
         <w:pStyle w:val="Sansinterligne"/>
         <w:keepNext/>
         <w:keepLines/>
-        <w:rPr>
-          <w:lang w:val="en-US"/>
-        </w:rPr>
-      </w:pPr>
-      <w:r>
-        <w:rPr>
-          <w:lang w:val="en-US"/>
+      </w:pPr>
+      <w:r>
+        <w:t>-- analyste</w:t>
+      </w:r>
+    </w:p>
+    <w:p>
+      <w:pPr>
+        <w:pStyle w:val="Sansinterligne"/>
+        <w:keepNext w:val="1"/>
+        <w:keepLines w:val="1"/>
+        <w:rPr>
+          <w:lang w:val="fr-CH"/>
+        </w:rPr>
+      </w:pPr>
+      <w:r>
+        <w:rPr>
+          <w:lang w:val="fr-CH"/>
+        </w:rPr>
+        <w:t xml:space="preserve">grant </w:t>
+      </w:r>
+      <w:r>
+        <w:rPr>
+          <w:lang w:val="fr-CH"/>
+        </w:rPr>
+        <w:t>'</w:t>
+      </w:r>
+      <w:r>
+        <w:rPr>
+          <w:lang w:val="fr-CH"/>
+        </w:rPr>
+        <w:t>A</w:t>
+      </w:r>
+      <w:r>
+        <w:rPr>
+          <w:lang w:val="fr-CH"/>
+        </w:rPr>
+        <w:t>nalyste</w:t>
+      </w:r>
+      <w:r>
+        <w:rPr>
+          <w:lang w:val="fr-CH"/>
+        </w:rPr>
+        <w:t>'</w:t>
+      </w:r>
+      <w:r>
+        <w:rPr>
+          <w:lang w:val="fr-CH"/>
+        </w:rPr>
+        <w:t xml:space="preserve"> to </w:t>
+      </w:r>
+      <w:r>
+        <w:rPr>
+          <w:lang w:val="fr-CH"/>
+        </w:rPr>
+        <w:t>'</w:t>
+      </w:r>
+      <w:r>
+        <w:rPr>
+          <w:lang w:val="fr-CH"/>
+        </w:rPr>
+        <w:t>Thanoss_Pizza</w:t>
+      </w:r>
+      <w:r>
+        <w:rPr>
+          <w:lang w:val="fr-CH"/>
+        </w:rPr>
+        <w:t xml:space="preserve"> </w:t>
+      </w:r>
+      <w:r>
+        <w:rPr>
+          <w:lang w:val="fr-CH"/>
+        </w:rPr>
+        <w:t>analyste</w:t>
+      </w:r>
+      <w:r>
+        <w:rPr>
+          <w:lang w:val="fr-CH"/>
+        </w:rPr>
+        <w:t>'</w:t>
+      </w:r>
+      <w:r>
+        <w:rPr>
+          <w:lang w:val="fr-CH"/>
+        </w:rPr>
+        <w:t>@</w:t>
+      </w:r>
+      <w:r>
+        <w:rPr>
+          <w:lang w:val="fr-CH"/>
+        </w:rPr>
+        <w:t>'</w:t>
+      </w:r>
+      <w:r>
+        <w:rPr>
+          <w:lang w:val="fr-CH"/>
+        </w:rPr>
+        <w:t>localhost</w:t>
+      </w:r>
+      <w:r>
+        <w:rPr>
+          <w:lang w:val="fr-CH"/>
+        </w:rPr>
+        <w:t>'</w:t>
+      </w:r>
+      <w:r>
+        <w:rPr>
+          <w:lang w:val="fr-CH"/>
+        </w:rPr>
+        <w:t>;</w:t>
+      </w:r>
+    </w:p>
+    <w:p>
+      <w:pPr>
+        <w:pStyle w:val="Sansinterligne"/>
+        <w:keepNext w:val="1"/>
+        <w:keepLines w:val="1"/>
+        <w:rPr>
+          <w:lang w:val="fr-CH"/>
+        </w:rPr>
+      </w:pPr>
+      <w:r>
+        <w:rPr>
+          <w:lang w:val="fr-CH"/>
         </w:rPr>
         <w:t>SET DEFAULT ROLE '</w:t>
       </w:r>
       <w:r>
         <w:rPr>
-          <w:lang w:val="en-US"/>
-        </w:rPr>
-        <w:t>A</w:t>
-      </w:r>
-      <w:r>
-        <w:rPr>
-          <w:lang w:val="en-US"/>
-        </w:rPr>
-        <w:t>dmin</w:t>
-      </w:r>
-      <w:r>
-        <w:rPr>
-          <w:lang w:val="en-US"/>
-        </w:rPr>
-        <w:t>istrateur</w:t>
-      </w:r>
-      <w:proofErr w:type="gramStart"/>
-      <w:r>
-        <w:rPr>
-          <w:lang w:val="en-US"/>
-        </w:rPr>
-        <w:t>'</w:t>
-      </w:r>
-      <w:r>
-        <w:rPr>
-          <w:lang w:val="en-US"/>
+          <w:lang w:val="fr-CH"/>
+        </w:rPr>
+        <w:t>Analyste</w:t>
+      </w:r>
+      <w:r>
+        <w:rPr>
+          <w:lang w:val="fr-CH"/>
+        </w:rPr>
+        <w:t>'</w:t>
+      </w:r>
+      <w:r>
+        <w:rPr>
+          <w:lang w:val="fr-CH"/>
         </w:rPr>
         <w:t xml:space="preserve"> </w:t>
       </w:r>
       <w:r>
         <w:rPr>
-          <w:lang w:val="en-US"/>
+          <w:lang w:val="fr-CH"/>
         </w:rPr>
         <w:t xml:space="preserve"> TO</w:t>
       </w:r>
-      <w:proofErr w:type="gramEnd"/>
-      <w:r>
-        <w:rPr>
-          <w:lang w:val="en-US"/>
-        </w:rPr>
-        <w:t xml:space="preserve"> '</w:t>
-      </w:r>
-      <w:proofErr w:type="spellStart"/>
-      <w:r>
-        <w:rPr>
-          <w:lang w:val="en-US"/>
-        </w:rPr>
-        <w:t>admin</w:t>
-      </w:r>
-      <w:r>
-        <w:rPr>
-          <w:lang w:val="en-US"/>
-        </w:rPr>
-        <w:t>'@'</w:t>
-      </w:r>
-      <w:r>
-        <w:rPr>
-          <w:lang w:val="en-US"/>
+      <w:r>
+        <w:rPr>
+          <w:lang w:val="fr-CH"/>
+        </w:rPr>
+        <w:t xml:space="preserve"> </w:t>
+      </w:r>
+      <w:r>
+        <w:rPr>
+          <w:lang w:val="fr-CH"/>
+        </w:rPr>
+        <w:t>'</w:t>
+      </w:r>
+      <w:r>
+        <w:rPr>
+          <w:lang w:val="fr-CH"/>
+        </w:rPr>
+        <w:t>Thanoss_Pizza</w:t>
+      </w:r>
+      <w:r>
+        <w:rPr>
+          <w:lang w:val="fr-CH"/>
+        </w:rPr>
+        <w:t xml:space="preserve"> </w:t>
+      </w:r>
+      <w:r>
+        <w:rPr>
+          <w:lang w:val="fr-CH"/>
+        </w:rPr>
+        <w:t>analyste</w:t>
+      </w:r>
+      <w:r>
+        <w:rPr>
+          <w:lang w:val="fr-CH"/>
+        </w:rPr>
+        <w:t>'</w:t>
+      </w:r>
+      <w:r>
+        <w:rPr>
+          <w:lang w:val="fr-CH"/>
+        </w:rPr>
+        <w:t>@'</w:t>
+      </w:r>
+      <w:r>
+        <w:rPr>
+          <w:lang w:val="fr-CH"/>
         </w:rPr>
         <w:t>localhost</w:t>
       </w:r>
-      <w:proofErr w:type="spellEnd"/>
-      <w:r>
-        <w:rPr>
-          <w:lang w:val="en-US"/>
+      <w:r>
+        <w:rPr>
+          <w:lang w:val="fr-CH"/>
         </w:rPr>
         <w:t>';</w:t>
       </w:r>
     </w:p>
     <w:p>
       <w:pPr>
-        <w:pStyle w:val="Sansinterligne"/>
-        <w:keepNext/>
-        <w:keepLines/>
-        <w:rPr>
-          <w:lang w:val="en-US"/>
-        </w:rPr>
-      </w:pPr>
-      <w:r>
-        <w:rPr>
-          <w:lang w:val="en-US"/>
-        </w:rPr>
-        <w:t>-- manager</w:t>
-      </w:r>
-    </w:p>
-    <w:p>
-      <w:pPr>
-        <w:pStyle w:val="Sansinterligne"/>
-        <w:keepNext/>
-        <w:keepLines/>
-        <w:rPr>
-          <w:lang w:val="en-US"/>
-        </w:rPr>
-      </w:pPr>
-      <w:r>
-        <w:rPr>
-          <w:lang w:val="en-US"/>
-        </w:rPr>
-        <w:t xml:space="preserve">grant </w:t>
-      </w:r>
-      <w:r>
-        <w:rPr>
-          <w:lang w:val="en-US"/>
-        </w:rPr>
-        <w:t>'</w:t>
-      </w:r>
-      <w:r>
-        <w:rPr>
-          <w:lang w:val="en-US"/>
-        </w:rPr>
-        <w:t>Manager</w:t>
-      </w:r>
-      <w:r>
-        <w:rPr>
-          <w:lang w:val="en-US"/>
-        </w:rPr>
-        <w:t>'</w:t>
-      </w:r>
-      <w:r>
-        <w:rPr>
-          <w:lang w:val="en-US"/>
-        </w:rPr>
-        <w:t xml:space="preserve"> to </w:t>
-      </w:r>
-      <w:r>
-        <w:rPr>
-          <w:lang w:val="en-US"/>
-        </w:rPr>
-        <w:t>'</w:t>
-      </w:r>
-      <w:proofErr w:type="spellStart"/>
-      <w:r>
-        <w:rPr>
-          <w:lang w:val="en-US"/>
-        </w:rPr>
-        <w:t>Thanoss_Pizza</w:t>
-      </w:r>
-      <w:proofErr w:type="spellEnd"/>
-      <w:r>
-        <w:rPr>
-          <w:lang w:val="en-US"/>
-        </w:rPr>
-        <w:t xml:space="preserve"> </w:t>
-      </w:r>
-      <w:proofErr w:type="spellStart"/>
-      <w:r>
-        <w:rPr>
-          <w:lang w:val="en-US"/>
-        </w:rPr>
-        <w:t>manager</w:t>
-      </w:r>
-      <w:r>
-        <w:rPr>
-          <w:lang w:val="en-US"/>
-        </w:rPr>
-        <w:t>'</w:t>
-      </w:r>
-      <w:r>
-        <w:rPr>
-          <w:lang w:val="en-US"/>
-        </w:rPr>
-        <w:t>@</w:t>
-      </w:r>
-      <w:r>
-        <w:rPr>
-          <w:lang w:val="en-US"/>
-        </w:rPr>
-        <w:t>'</w:t>
-      </w:r>
-      <w:r>
-        <w:rPr>
-          <w:lang w:val="en-US"/>
-        </w:rPr>
-        <w:t>localhost</w:t>
-      </w:r>
-      <w:proofErr w:type="spellEnd"/>
-      <w:proofErr w:type="gramStart"/>
-      <w:r>
-        <w:rPr>
-          <w:lang w:val="en-US"/>
-        </w:rPr>
-        <w:t>'</w:t>
-      </w:r>
-      <w:r>
-        <w:rPr>
-          <w:lang w:val="en-US"/>
-        </w:rPr>
-        <w:t>;</w:t>
-      </w:r>
-      <w:proofErr w:type="gramEnd"/>
-    </w:p>
-    <w:p>
-      <w:pPr>
-        <w:pStyle w:val="Sansinterligne"/>
-        <w:keepNext/>
-        <w:keepLines/>
-        <w:rPr>
-          <w:lang w:val="en-US"/>
-        </w:rPr>
-      </w:pPr>
-      <w:r>
-        <w:rPr>
-          <w:lang w:val="en-US"/>
-        </w:rPr>
-        <w:t>SET DEFAULT ROLE '</w:t>
-      </w:r>
-      <w:r>
-        <w:rPr>
-          <w:lang w:val="en-US"/>
-        </w:rPr>
-        <w:t>Manager</w:t>
-      </w:r>
-      <w:proofErr w:type="gramStart"/>
-      <w:r>
-        <w:rPr>
-          <w:lang w:val="en-US"/>
-        </w:rPr>
-        <w:t>'</w:t>
-      </w:r>
-      <w:r>
-        <w:rPr>
-          <w:lang w:val="en-US"/>
-        </w:rPr>
-        <w:t xml:space="preserve"> </w:t>
-      </w:r>
-      <w:r>
-        <w:rPr>
-          <w:lang w:val="en-US"/>
-        </w:rPr>
-        <w:t xml:space="preserve"> TO</w:t>
-      </w:r>
-      <w:proofErr w:type="gramEnd"/>
-      <w:r>
-        <w:rPr>
-          <w:lang w:val="en-US"/>
-        </w:rPr>
-        <w:t xml:space="preserve"> '</w:t>
-      </w:r>
-      <w:proofErr w:type="spellStart"/>
-      <w:r>
-        <w:rPr>
-          <w:lang w:val="en-US"/>
-        </w:rPr>
-        <w:t>Thanoss_Pizza</w:t>
-      </w:r>
-      <w:proofErr w:type="spellEnd"/>
-      <w:r>
-        <w:rPr>
-          <w:lang w:val="en-US"/>
-        </w:rPr>
-        <w:t xml:space="preserve"> </w:t>
-      </w:r>
-      <w:proofErr w:type="spellStart"/>
-      <w:r>
-        <w:rPr>
-          <w:lang w:val="en-US"/>
-        </w:rPr>
-        <w:t>manager</w:t>
-      </w:r>
-      <w:r>
-        <w:rPr>
-          <w:lang w:val="en-US"/>
-        </w:rPr>
-        <w:t>'</w:t>
-      </w:r>
-      <w:r>
-        <w:rPr>
-          <w:lang w:val="en-US"/>
-        </w:rPr>
-        <w:t>@'</w:t>
-      </w:r>
-      <w:r>
-        <w:rPr>
-          <w:lang w:val="en-US"/>
-        </w:rPr>
-        <w:t>localhost</w:t>
-      </w:r>
-      <w:proofErr w:type="spellEnd"/>
-      <w:r>
-        <w:rPr>
-          <w:lang w:val="en-US"/>
-        </w:rPr>
-        <w:t>';</w:t>
-      </w:r>
-    </w:p>
-    <w:p>
-      <w:pPr>
-        <w:pStyle w:val="Sansinterligne"/>
-        <w:keepNext/>
-        <w:keepLines/>
-        <w:rPr>
-          <w:lang w:val="en-US"/>
-        </w:rPr>
-      </w:pPr>
-      <w:r>
-        <w:rPr>
-          <w:lang w:val="en-US"/>
-        </w:rPr>
-        <w:t>-- pizzaiolo</w:t>
-      </w:r>
-    </w:p>
-    <w:p>
-      <w:pPr>
-        <w:pStyle w:val="Sansinterligne"/>
-        <w:keepNext/>
-        <w:keepLines/>
-        <w:rPr>
-          <w:lang w:val="en-US"/>
-        </w:rPr>
-      </w:pPr>
-      <w:r>
-        <w:rPr>
-          <w:lang w:val="en-US"/>
-        </w:rPr>
-        <w:t xml:space="preserve">grant </w:t>
-      </w:r>
-      <w:r>
-        <w:rPr>
-          <w:lang w:val="en-US"/>
-        </w:rPr>
-        <w:t>'</w:t>
-      </w:r>
-      <w:r>
-        <w:rPr>
-          <w:lang w:val="en-US"/>
-        </w:rPr>
-        <w:t>Pizzaiolo</w:t>
-      </w:r>
-      <w:r>
-        <w:rPr>
-          <w:lang w:val="en-US"/>
-        </w:rPr>
-        <w:t>'</w:t>
-      </w:r>
-      <w:r>
-        <w:rPr>
-          <w:lang w:val="en-US"/>
-        </w:rPr>
-        <w:t xml:space="preserve"> to </w:t>
-      </w:r>
-      <w:r>
-        <w:rPr>
-          <w:lang w:val="en-US"/>
-        </w:rPr>
-        <w:t>'</w:t>
-      </w:r>
-      <w:proofErr w:type="spellStart"/>
-      <w:r>
-        <w:rPr>
-          <w:lang w:val="en-US"/>
-        </w:rPr>
-        <w:t>Thanoss_Pizza</w:t>
-      </w:r>
-      <w:proofErr w:type="spellEnd"/>
-      <w:r>
-        <w:rPr>
-          <w:lang w:val="en-US"/>
-        </w:rPr>
-        <w:t xml:space="preserve"> </w:t>
-      </w:r>
-      <w:proofErr w:type="spellStart"/>
-      <w:r>
-        <w:rPr>
-          <w:lang w:val="en-US"/>
-        </w:rPr>
-        <w:t>pizzaiolo</w:t>
-      </w:r>
-      <w:r>
-        <w:rPr>
-          <w:lang w:val="en-US"/>
-        </w:rPr>
-        <w:t>'</w:t>
-      </w:r>
-      <w:r>
-        <w:rPr>
-          <w:lang w:val="en-US"/>
-        </w:rPr>
-        <w:t>@</w:t>
-      </w:r>
-      <w:r>
-        <w:rPr>
-          <w:lang w:val="en-US"/>
-        </w:rPr>
-        <w:t>'</w:t>
-      </w:r>
-      <w:r>
-        <w:rPr>
-          <w:lang w:val="en-US"/>
-        </w:rPr>
-        <w:t>localhost</w:t>
-      </w:r>
-      <w:proofErr w:type="spellEnd"/>
-      <w:proofErr w:type="gramStart"/>
-      <w:r>
-        <w:rPr>
-          <w:lang w:val="en-US"/>
-        </w:rPr>
-        <w:t>'</w:t>
-      </w:r>
-      <w:r>
-        <w:rPr>
-          <w:lang w:val="en-US"/>
-        </w:rPr>
-        <w:t>;</w:t>
-      </w:r>
-      <w:proofErr w:type="gramEnd"/>
-    </w:p>
-    <w:p>
-      <w:pPr>
-        <w:pStyle w:val="Sansinterligne"/>
-        <w:keepNext/>
-        <w:keepLines/>
-        <w:rPr>
-          <w:lang w:val="en-US"/>
-        </w:rPr>
-      </w:pPr>
-      <w:r>
-        <w:rPr>
-          <w:lang w:val="en-US"/>
-        </w:rPr>
-        <w:t>SET DEFAULT ROLE '</w:t>
-      </w:r>
-      <w:r>
-        <w:rPr>
-          <w:lang w:val="en-US"/>
-        </w:rPr>
-        <w:t>Pizzaiolo</w:t>
-      </w:r>
-      <w:proofErr w:type="gramStart"/>
-      <w:r>
-        <w:rPr>
-          <w:lang w:val="en-US"/>
-        </w:rPr>
-        <w:t>'</w:t>
-      </w:r>
-      <w:r>
-        <w:rPr>
-          <w:lang w:val="en-US"/>
-        </w:rPr>
-        <w:t xml:space="preserve"> </w:t>
-      </w:r>
-      <w:r>
-        <w:rPr>
-          <w:lang w:val="en-US"/>
-        </w:rPr>
-        <w:t xml:space="preserve"> TO</w:t>
-      </w:r>
-      <w:proofErr w:type="gramEnd"/>
-      <w:r>
-        <w:rPr>
-          <w:lang w:val="en-US"/>
-        </w:rPr>
-        <w:t xml:space="preserve"> </w:t>
-      </w:r>
-      <w:r>
-        <w:rPr>
-          <w:lang w:val="en-US"/>
-        </w:rPr>
-        <w:t>'</w:t>
-      </w:r>
-      <w:proofErr w:type="spellStart"/>
-      <w:r>
-        <w:rPr>
-          <w:lang w:val="en-US"/>
-        </w:rPr>
-        <w:t>Thanoss_Pizza</w:t>
-      </w:r>
-      <w:proofErr w:type="spellEnd"/>
-      <w:r>
-        <w:rPr>
-          <w:lang w:val="en-US"/>
-        </w:rPr>
-        <w:t xml:space="preserve"> </w:t>
-      </w:r>
-      <w:proofErr w:type="spellStart"/>
-      <w:r>
-        <w:rPr>
-          <w:lang w:val="en-US"/>
-        </w:rPr>
-        <w:t>pizzaiolo</w:t>
-      </w:r>
-      <w:r>
-        <w:rPr>
-          <w:lang w:val="en-US"/>
-        </w:rPr>
-        <w:t>'</w:t>
-      </w:r>
-      <w:r>
-        <w:rPr>
-          <w:lang w:val="en-US"/>
-        </w:rPr>
-        <w:t>@'</w:t>
-      </w:r>
-      <w:r>
-        <w:rPr>
-          <w:lang w:val="en-US"/>
-        </w:rPr>
-        <w:t>localhost</w:t>
-      </w:r>
-      <w:proofErr w:type="spellEnd"/>
-      <w:r>
-        <w:rPr>
-          <w:lang w:val="en-US"/>
-        </w:rPr>
-        <w:t>';</w:t>
-      </w:r>
-    </w:p>
-    <w:p>
-      <w:pPr>
-        <w:pStyle w:val="Sansinterligne"/>
-        <w:keepNext/>
-        <w:keepLines/>
-        <w:rPr>
-          <w:lang w:val="en-US"/>
-        </w:rPr>
-      </w:pPr>
-      <w:r>
-        <w:rPr>
-          <w:lang w:val="en-US"/>
-        </w:rPr>
-        <w:t xml:space="preserve">-- </w:t>
-      </w:r>
-      <w:proofErr w:type="spellStart"/>
-      <w:r>
-        <w:rPr>
-          <w:lang w:val="en-US"/>
-        </w:rPr>
-        <w:t>livreur</w:t>
-      </w:r>
-      <w:proofErr w:type="spellEnd"/>
-    </w:p>
-    <w:p>
-      <w:pPr>
-        <w:pStyle w:val="Sansinterligne"/>
-        <w:keepNext/>
-        <w:keepLines/>
-        <w:rPr>
-          <w:lang w:val="en-US"/>
-        </w:rPr>
-      </w:pPr>
-      <w:r>
-        <w:rPr>
-          <w:lang w:val="en-US"/>
-        </w:rPr>
-        <w:t xml:space="preserve">grant </w:t>
-      </w:r>
-      <w:r>
-        <w:rPr>
-          <w:lang w:val="en-US"/>
-        </w:rPr>
-        <w:t>'</w:t>
-      </w:r>
-      <w:proofErr w:type="spellStart"/>
-      <w:r>
-        <w:rPr>
-          <w:lang w:val="en-US"/>
-        </w:rPr>
-        <w:t>Livreur</w:t>
-      </w:r>
-      <w:proofErr w:type="spellEnd"/>
-      <w:r>
-        <w:rPr>
-          <w:lang w:val="en-US"/>
-        </w:rPr>
-        <w:t>'</w:t>
-      </w:r>
-      <w:r>
-        <w:rPr>
-          <w:lang w:val="en-US"/>
-        </w:rPr>
-        <w:t xml:space="preserve"> to </w:t>
-      </w:r>
-      <w:r>
-        <w:rPr>
-          <w:lang w:val="en-US"/>
-        </w:rPr>
-        <w:t>'</w:t>
-      </w:r>
-      <w:proofErr w:type="spellStart"/>
-      <w:r>
-        <w:rPr>
-          <w:lang w:val="en-US"/>
-        </w:rPr>
-        <w:t>Thanoss_Pizza</w:t>
-      </w:r>
-      <w:proofErr w:type="spellEnd"/>
-      <w:r>
-        <w:rPr>
-          <w:lang w:val="en-US"/>
-        </w:rPr>
-        <w:t xml:space="preserve"> </w:t>
-      </w:r>
-      <w:proofErr w:type="spellStart"/>
-      <w:r>
-        <w:rPr>
-          <w:lang w:val="en-US"/>
-        </w:rPr>
-        <w:t>livreur</w:t>
-      </w:r>
-      <w:proofErr w:type="spellEnd"/>
-      <w:r>
-        <w:rPr>
-          <w:lang w:val="en-US"/>
-        </w:rPr>
-        <w:t>'</w:t>
-      </w:r>
-      <w:r>
-        <w:rPr>
-          <w:lang w:val="en-US"/>
-        </w:rPr>
-        <w:t>@</w:t>
-      </w:r>
-      <w:r>
-        <w:rPr>
-          <w:lang w:val="en-US"/>
-        </w:rPr>
-        <w:t>'</w:t>
-      </w:r>
-      <w:r>
-        <w:rPr>
-          <w:lang w:val="en-US"/>
-        </w:rPr>
-        <w:t>localhost</w:t>
-      </w:r>
-      <w:proofErr w:type="gramStart"/>
-      <w:r>
-        <w:rPr>
-          <w:lang w:val="en-US"/>
-        </w:rPr>
-        <w:t>'</w:t>
-      </w:r>
-      <w:r>
-        <w:rPr>
-          <w:lang w:val="en-US"/>
-        </w:rPr>
-        <w:t>;</w:t>
-      </w:r>
-      <w:proofErr w:type="gramEnd"/>
-    </w:p>
-    <w:p>
-      <w:pPr>
-        <w:pStyle w:val="Sansinterligne"/>
-        <w:keepNext/>
-        <w:keepLines/>
-        <w:rPr>
-          <w:lang w:val="en-US"/>
-        </w:rPr>
-      </w:pPr>
-      <w:r>
-        <w:rPr>
-          <w:lang w:val="en-US"/>
-        </w:rPr>
-        <w:t>SET DEFAULT ROLE '</w:t>
-      </w:r>
-      <w:proofErr w:type="spellStart"/>
-      <w:r>
-        <w:rPr>
-          <w:lang w:val="en-US"/>
-        </w:rPr>
-        <w:t>Livreur</w:t>
-      </w:r>
-      <w:proofErr w:type="spellEnd"/>
-      <w:proofErr w:type="gramStart"/>
-      <w:r>
-        <w:rPr>
-          <w:lang w:val="en-US"/>
-        </w:rPr>
-        <w:t>'</w:t>
-      </w:r>
-      <w:r>
-        <w:rPr>
-          <w:lang w:val="en-US"/>
-        </w:rPr>
-        <w:t xml:space="preserve"> </w:t>
-      </w:r>
-      <w:r>
-        <w:rPr>
-          <w:lang w:val="en-US"/>
-        </w:rPr>
-        <w:t xml:space="preserve"> TO</w:t>
-      </w:r>
-      <w:proofErr w:type="gramEnd"/>
-      <w:r>
-        <w:rPr>
-          <w:lang w:val="en-US"/>
-        </w:rPr>
-        <w:t xml:space="preserve"> </w:t>
-      </w:r>
-      <w:r>
-        <w:rPr>
-          <w:lang w:val="en-US"/>
-        </w:rPr>
-        <w:t>'</w:t>
-      </w:r>
-      <w:proofErr w:type="spellStart"/>
-      <w:r>
-        <w:rPr>
-          <w:lang w:val="en-US"/>
-        </w:rPr>
-        <w:t>Thanoss_Pizza</w:t>
-      </w:r>
-      <w:proofErr w:type="spellEnd"/>
-      <w:r>
-        <w:rPr>
-          <w:lang w:val="en-US"/>
-        </w:rPr>
-        <w:t xml:space="preserve"> </w:t>
-      </w:r>
-      <w:proofErr w:type="spellStart"/>
-      <w:r>
-        <w:rPr>
-          <w:lang w:val="en-US"/>
-        </w:rPr>
-        <w:t>livreur</w:t>
-      </w:r>
-      <w:proofErr w:type="spellEnd"/>
-      <w:r>
-        <w:rPr>
-          <w:lang w:val="en-US"/>
-        </w:rPr>
-        <w:t>'</w:t>
-      </w:r>
-      <w:r>
-        <w:rPr>
-          <w:lang w:val="en-US"/>
-        </w:rPr>
-        <w:t>@'</w:t>
-      </w:r>
-      <w:r>
-        <w:rPr>
-          <w:lang w:val="en-US"/>
-        </w:rPr>
-        <w:t>localhost</w:t>
-      </w:r>
-      <w:r>
-        <w:rPr>
-          <w:lang w:val="en-US"/>
-        </w:rPr>
-        <w:t>';</w:t>
-      </w:r>
-    </w:p>
-    <w:p>
-      <w:pPr>
-        <w:pStyle w:val="Sansinterligne"/>
-        <w:keepNext/>
-        <w:keepLines/>
-      </w:pPr>
-      <w:r>
-        <w:t>-- agent de</w:t>
-      </w:r>
-      <w:r>
-        <w:t xml:space="preserve"> caisse</w:t>
-      </w:r>
-    </w:p>
-    <w:p>
-      <w:pPr>
-        <w:pStyle w:val="Sansinterligne"/>
-        <w:keepNext/>
-        <w:keepLines/>
-      </w:pPr>
-      <w:proofErr w:type="spellStart"/>
-      <w:proofErr w:type="gramStart"/>
-      <w:r>
-        <w:t>grant</w:t>
-      </w:r>
-      <w:proofErr w:type="spellEnd"/>
-      <w:proofErr w:type="gramEnd"/>
-      <w:r>
-        <w:t xml:space="preserve"> 'Agent de caisse' to '</w:t>
-      </w:r>
-      <w:proofErr w:type="spellStart"/>
-      <w:r>
-        <w:t>Thanoss_Pizza</w:t>
-      </w:r>
-      <w:proofErr w:type="spellEnd"/>
-      <w:r>
-        <w:t xml:space="preserve"> agent de </w:t>
-      </w:r>
-      <w:proofErr w:type="spellStart"/>
-      <w:r>
-        <w:t>caisse'@'localhost</w:t>
-      </w:r>
-      <w:proofErr w:type="spellEnd"/>
-      <w:r>
-        <w:t>';</w:t>
-      </w:r>
-    </w:p>
-    <w:p>
-      <w:pPr>
-        <w:pStyle w:val="Sansinterligne"/>
-        <w:keepNext/>
-        <w:keepLines/>
-        <w:rPr>
-          <w:lang w:val="en-US"/>
-        </w:rPr>
-      </w:pPr>
-      <w:r>
-        <w:rPr>
-          <w:lang w:val="en-US"/>
-        </w:rPr>
-        <w:t>SET DEFAULT ROLE '</w:t>
-      </w:r>
-      <w:r>
-        <w:rPr>
-          <w:lang w:val="en-US"/>
-        </w:rPr>
-        <w:t xml:space="preserve">Agent de </w:t>
-      </w:r>
-      <w:proofErr w:type="spellStart"/>
-      <w:r>
-        <w:rPr>
-          <w:lang w:val="en-US"/>
-        </w:rPr>
-        <w:t>caisse</w:t>
-      </w:r>
-      <w:proofErr w:type="spellEnd"/>
-      <w:proofErr w:type="gramStart"/>
-      <w:r>
-        <w:rPr>
-          <w:lang w:val="en-US"/>
-        </w:rPr>
-        <w:t>'</w:t>
-      </w:r>
-      <w:r>
-        <w:rPr>
-          <w:lang w:val="en-US"/>
-        </w:rPr>
-        <w:t xml:space="preserve"> </w:t>
-      </w:r>
-      <w:r>
-        <w:rPr>
-          <w:lang w:val="en-US"/>
-        </w:rPr>
-        <w:t xml:space="preserve"> TO</w:t>
-      </w:r>
-      <w:proofErr w:type="gramEnd"/>
-      <w:r>
-        <w:rPr>
-          <w:lang w:val="en-US"/>
-        </w:rPr>
-        <w:t xml:space="preserve"> </w:t>
-      </w:r>
-      <w:r>
-        <w:t>'</w:t>
-      </w:r>
-      <w:proofErr w:type="spellStart"/>
-      <w:r>
-        <w:t>Thanoss_Pizza</w:t>
-      </w:r>
-      <w:proofErr w:type="spellEnd"/>
-      <w:r>
-        <w:t xml:space="preserve"> agent de caisse'</w:t>
-      </w:r>
-      <w:r>
-        <w:rPr>
-          <w:lang w:val="en-US"/>
-        </w:rPr>
-        <w:t>@'</w:t>
-      </w:r>
-      <w:r>
-        <w:rPr>
-          <w:lang w:val="en-US"/>
-        </w:rPr>
-        <w:t>localhost</w:t>
-      </w:r>
-      <w:r>
-        <w:rPr>
-          <w:lang w:val="en-US"/>
-        </w:rPr>
-        <w:t>';</w:t>
-      </w:r>
-    </w:p>
-    <w:p>
-      <w:pPr>
-        <w:pStyle w:val="Sansinterligne"/>
-        <w:keepNext/>
-        <w:keepLines/>
-      </w:pPr>
-      <w:r>
-        <w:t>-- analyste</w:t>
-      </w:r>
-    </w:p>
-    <w:p>
-      <w:pPr>
-        <w:pStyle w:val="Sansinterligne"/>
-        <w:keepNext/>
-        <w:keepLines/>
-        <w:rPr>
-          <w:lang w:val="en-US"/>
-        </w:rPr>
-      </w:pPr>
-      <w:r>
-        <w:rPr>
-          <w:lang w:val="en-US"/>
-        </w:rPr>
-        <w:t xml:space="preserve">grant </w:t>
-      </w:r>
-      <w:r>
-        <w:rPr>
-          <w:lang w:val="en-US"/>
-        </w:rPr>
-        <w:t>'</w:t>
-      </w:r>
-      <w:proofErr w:type="spellStart"/>
-      <w:r>
-        <w:rPr>
-          <w:lang w:val="en-US"/>
-        </w:rPr>
-        <w:t>A</w:t>
-      </w:r>
-      <w:r>
-        <w:rPr>
-          <w:lang w:val="en-US"/>
-        </w:rPr>
-        <w:t>nalyste</w:t>
-      </w:r>
-      <w:proofErr w:type="spellEnd"/>
-      <w:r>
-        <w:rPr>
-          <w:lang w:val="en-US"/>
-        </w:rPr>
-        <w:t>'</w:t>
-      </w:r>
-      <w:r>
-        <w:rPr>
-          <w:lang w:val="en-US"/>
-        </w:rPr>
-        <w:t xml:space="preserve"> to </w:t>
-      </w:r>
-      <w:r>
-        <w:rPr>
-          <w:lang w:val="en-US"/>
-        </w:rPr>
-        <w:t>'</w:t>
-      </w:r>
-      <w:proofErr w:type="spellStart"/>
-      <w:r>
-        <w:rPr>
-          <w:lang w:val="en-US"/>
-        </w:rPr>
-        <w:t>Thanoss_Pizza</w:t>
-      </w:r>
-      <w:proofErr w:type="spellEnd"/>
-      <w:r>
-        <w:rPr>
-          <w:lang w:val="en-US"/>
-        </w:rPr>
-        <w:t xml:space="preserve"> </w:t>
-      </w:r>
-      <w:proofErr w:type="spellStart"/>
-      <w:r>
-        <w:rPr>
-          <w:lang w:val="en-US"/>
-        </w:rPr>
-        <w:t>analyste</w:t>
-      </w:r>
-      <w:proofErr w:type="spellEnd"/>
-      <w:r>
-        <w:rPr>
-          <w:lang w:val="en-US"/>
-        </w:rPr>
-        <w:t>'</w:t>
-      </w:r>
-      <w:r>
-        <w:rPr>
-          <w:lang w:val="en-US"/>
-        </w:rPr>
-        <w:t>@</w:t>
-      </w:r>
-      <w:r>
-        <w:rPr>
-          <w:lang w:val="en-US"/>
-        </w:rPr>
-        <w:t>'</w:t>
-      </w:r>
-      <w:r>
-        <w:rPr>
-          <w:lang w:val="en-US"/>
-        </w:rPr>
-        <w:t>localhost</w:t>
-      </w:r>
-      <w:proofErr w:type="gramStart"/>
-      <w:r>
-        <w:rPr>
-          <w:lang w:val="en-US"/>
-        </w:rPr>
-        <w:t>'</w:t>
-      </w:r>
-      <w:r>
-        <w:rPr>
-          <w:lang w:val="en-US"/>
-        </w:rPr>
-        <w:t>;</w:t>
-      </w:r>
-      <w:proofErr w:type="gramEnd"/>
-    </w:p>
-    <w:p>
-      <w:pPr>
-        <w:pStyle w:val="Sansinterligne"/>
-        <w:keepNext/>
-        <w:keepLines/>
-        <w:rPr>
-          <w:lang w:val="en-US"/>
-        </w:rPr>
-      </w:pPr>
-      <w:r>
-        <w:rPr>
-          <w:lang w:val="en-US"/>
-        </w:rPr>
-        <w:t>SET DEFAULT ROLE '</w:t>
-      </w:r>
-      <w:proofErr w:type="spellStart"/>
-      <w:r>
-        <w:rPr>
-          <w:lang w:val="en-US"/>
-        </w:rPr>
-        <w:t>Analyste</w:t>
-      </w:r>
-      <w:proofErr w:type="spellEnd"/>
-      <w:proofErr w:type="gramStart"/>
-      <w:r>
-        <w:rPr>
-          <w:lang w:val="en-US"/>
-        </w:rPr>
-        <w:t>'</w:t>
-      </w:r>
-      <w:r>
-        <w:rPr>
-          <w:lang w:val="en-US"/>
-        </w:rPr>
-        <w:t xml:space="preserve"> </w:t>
-      </w:r>
-      <w:r>
-        <w:rPr>
-          <w:lang w:val="en-US"/>
-        </w:rPr>
-        <w:t xml:space="preserve"> TO</w:t>
-      </w:r>
-      <w:proofErr w:type="gramEnd"/>
-      <w:r>
-        <w:rPr>
-          <w:lang w:val="en-US"/>
-        </w:rPr>
-        <w:t xml:space="preserve"> </w:t>
-      </w:r>
-      <w:r>
-        <w:rPr>
-          <w:lang w:val="en-US"/>
-        </w:rPr>
-        <w:t>'</w:t>
-      </w:r>
-      <w:proofErr w:type="spellStart"/>
-      <w:r>
-        <w:rPr>
-          <w:lang w:val="en-US"/>
-        </w:rPr>
-        <w:t>Thanoss_Pizza</w:t>
-      </w:r>
-      <w:proofErr w:type="spellEnd"/>
-      <w:r>
-        <w:rPr>
-          <w:lang w:val="en-US"/>
-        </w:rPr>
-        <w:t xml:space="preserve"> </w:t>
-      </w:r>
-      <w:proofErr w:type="spellStart"/>
-      <w:r>
-        <w:rPr>
-          <w:lang w:val="en-US"/>
-        </w:rPr>
-        <w:t>analyste</w:t>
-      </w:r>
-      <w:proofErr w:type="spellEnd"/>
-      <w:r>
-        <w:rPr>
-          <w:lang w:val="en-US"/>
-        </w:rPr>
-        <w:t>'</w:t>
-      </w:r>
-      <w:r>
-        <w:rPr>
-          <w:lang w:val="en-US"/>
-        </w:rPr>
-        <w:t>@'</w:t>
-      </w:r>
-      <w:r>
-        <w:rPr>
-          <w:lang w:val="en-US"/>
-        </w:rPr>
-        <w:t>localhost</w:t>
-      </w:r>
-      <w:r>
-        <w:rPr>
-          <w:lang w:val="en-US"/>
-        </w:rPr>
-        <w:t>';</w:t>
-      </w:r>
-    </w:p>
-    <w:p>
-      <w:pPr>
         <w:rPr>
           <w:lang w:val="en-US"/>
         </w:rPr>
@@ -6209,7 +7161,7 @@
           <w:lang w:val="en-US"/>
         </w:rPr>
       </w:pPr>
-      <w:bookmarkStart w:id="4" w:name="_Toc210392961"/>
+      <w:bookmarkStart w:name="_Toc210392961" w:id="4"/>
       <w:r>
         <w:rPr>
           <w:lang w:val="en-US"/>
@@ -6222,7 +7174,7 @@
       <w:pPr>
         <w:pStyle w:val="Titre3"/>
       </w:pPr>
-      <w:bookmarkStart w:id="5" w:name="_Toc210392962"/>
+      <w:bookmarkStart w:name="_Toc210392962" w:id="5"/>
       <w:r>
         <w:t>Générale</w:t>
       </w:r>
@@ -6232,7 +7184,7 @@
       <w:pPr>
         <w:pStyle w:val="Titre3"/>
       </w:pPr>
-      <w:bookmarkStart w:id="6" w:name="_Toc210392963"/>
+      <w:bookmarkStart w:name="_Toc210392963" w:id="6"/>
       <w:r>
         <w:t>Personnelle</w:t>
       </w:r>
@@ -6241,7 +7193,7 @@
     <w:sectPr>
       <w:headerReference w:type="default" r:id="rId10"/>
       <w:footerReference w:type="default" r:id="rId11"/>
-      <w:pgSz w:w="11906" w:h="16838"/>
+      <w:pgSz w:w="11906" w:h="16838" w:orient="portrait"/>
       <w:pgMar w:top="1417" w:right="1417" w:bottom="1417" w:left="1417" w:header="708" w:footer="708" w:gutter="0"/>
       <w:cols w:space="708"/>
       <w:docGrid w:linePitch="360"/>
@@ -6285,7 +7237,7 @@
       <w:t>P_DB 106</w:t>
     </w:r>
     <w:r>
-      <w:ptab w:relativeTo="margin" w:alignment="center" w:leader="none"/>
+      <w:ptab w:alignment="center" w:relativeTo="margin" w:leader="none"/>
     </w:r>
     <w:r>
       <w:t xml:space="preserve">page </w:t>
@@ -6306,7 +7258,7 @@
       <w:fldChar w:fldCharType="end"/>
     </w:r>
     <w:r>
-      <w:ptab w:relativeTo="margin" w:alignment="right" w:leader="none"/>
+      <w:ptab w:alignment="right" w:relativeTo="margin" w:leader="none"/>
     </w:r>
     <w:r>
       <w:t>Jonathan Junod</w:t>
@@ -6341,7 +7293,7 @@
 </file>
 
 <file path=word/header1.xml><?xml version="1.0" encoding="utf-8"?>
-<w:hdr xmlns:wpc="http://schemas.microsoft.com/office/word/2010/wordprocessingCanvas" xmlns:cx="http://schemas.microsoft.com/office/drawing/2014/chartex" xmlns:cx1="http://schemas.microsoft.com/office/drawing/2015/9/8/chartex" xmlns:cx2="http://schemas.microsoft.com/office/drawing/2015/10/21/chartex" xmlns:cx3="http://schemas.microsoft.com/office/drawing/2016/5/9/chartex" xmlns:cx4="http://schemas.microsoft.com/office/drawing/2016/5/10/chartex" xmlns:cx5="http://schemas.microsoft.com/office/drawing/2016/5/11/chartex" xmlns:cx6="http://schemas.microsoft.com/office/drawing/2016/5/12/chartex" xmlns:cx7="http://schemas.microsoft.com/office/drawing/2016/5/13/chartex" xmlns:cx8="http://schemas.microsoft.com/office/drawing/2016/5/14/chartex" xmlns:mc="http://schemas.openxmlformats.org/markup-compatibility/2006" xmlns:aink="http://schemas.microsoft.com/office/drawing/2016/ink" xmlns:am3d="http://schemas.microsoft.com/office/drawing/2017/model3d" xmlns:o="urn:schemas-microsoft-com:office:office" xmlns:oel="http://schemas.microsoft.com/office/2019/extlst" xmlns:r="http://schemas.openxmlformats.org/officeDocument/2006/relationships" xmlns:m="http://schemas.openxmlformats.org/officeDocument/2006/math" xmlns:v="urn:schemas-microsoft-com:vml" xmlns:wp14="http://schemas.microsoft.com/office/word/2010/wordprocessingDrawing" xmlns:wp="http://schemas.openxmlformats.org/drawingml/2006/wordprocessingDrawing" xmlns:w10="urn:schemas-microsoft-com:office:word" xmlns:w="http://schemas.openxmlformats.org/wordprocessingml/2006/main" xmlns:w14="http://schemas.microsoft.com/office/word/2010/wordml" xmlns:w15="http://schemas.microsoft.com/office/word/2012/wordml" xmlns:w16cex="http://schemas.microsoft.com/office/word/2018/wordml/cex" xmlns:w16cid="http://schemas.microsoft.com/office/word/2016/wordml/cid" xmlns:w16="http://schemas.microsoft.com/office/word/2018/wordml" xmlns:w16sdtdh="http://schemas.microsoft.com/office/word/2020/wordml/sdtdatahash" xmlns:w16se="http://schemas.microsoft.com/office/word/2015/wordml/symex" xmlns:wpg="http://schemas.microsoft.com/office/word/2010/wordprocessingGroup" xmlns:wpi="http://schemas.microsoft.com/office/word/2010/wordprocessingInk" xmlns:wne="http://schemas.microsoft.com/office/word/2006/wordml" xmlns:wps="http://schemas.microsoft.com/office/word/2010/wordprocessingShape" mc:Ignorable="w14 w15 w16se w16cid w16 w16cex w16sdtdh wp14">
+<w:hdr xmlns:wpc="http://schemas.microsoft.com/office/word/2010/wordprocessingCanvas" xmlns:cx="http://schemas.microsoft.com/office/drawing/2014/chartex" xmlns:cx1="http://schemas.microsoft.com/office/drawing/2015/9/8/chartex" xmlns:cx2="http://schemas.microsoft.com/office/drawing/2015/10/21/chartex" xmlns:cx3="http://schemas.microsoft.com/office/drawing/2016/5/9/chartex" xmlns:cx4="http://schemas.microsoft.com/office/drawing/2016/5/10/chartex" xmlns:cx5="http://schemas.microsoft.com/office/drawing/2016/5/11/chartex" xmlns:cx6="http://schemas.microsoft.com/office/drawing/2016/5/12/chartex" xmlns:cx7="http://schemas.microsoft.com/office/drawing/2016/5/13/chartex" xmlns:cx8="http://schemas.microsoft.com/office/drawing/2016/5/14/chartex" xmlns:mc="http://schemas.openxmlformats.org/markup-compatibility/2006" xmlns:aink="http://schemas.microsoft.com/office/drawing/2016/ink" xmlns:am3d="http://schemas.microsoft.com/office/drawing/2017/model3d" xmlns:o="urn:schemas-microsoft-com:office:office" xmlns:oel="http://schemas.microsoft.com/office/2019/extlst" xmlns:r="http://schemas.openxmlformats.org/officeDocument/2006/relationships" xmlns:m="http://schemas.openxmlformats.org/officeDocument/2006/math" xmlns:v="urn:schemas-microsoft-com:vml" xmlns:wp14="http://schemas.microsoft.com/office/word/2010/wordprocessingDrawing" xmlns:wp="http://schemas.openxmlformats.org/drawingml/2006/wordprocessingDrawing" xmlns:w10="urn:schemas-microsoft-com:office:word" xmlns:w="http://schemas.openxmlformats.org/wordprocessingml/2006/main" xmlns:w14="http://schemas.microsoft.com/office/word/2010/wordml" xmlns:w15="http://schemas.microsoft.com/office/word/2012/wordml" xmlns:w16cex="http://schemas.microsoft.com/office/word/2018/wordml/cex" xmlns:w16cid="http://schemas.microsoft.com/office/word/2016/wordml/cid" xmlns:w16="http://schemas.microsoft.com/office/word/2018/wordml" xmlns:w16sdtdh="http://schemas.microsoft.com/office/word/2020/wordml/sdtdatahash" xmlns:w16se="http://schemas.microsoft.com/office/word/2015/wordml/symex" xmlns:wpg="http://schemas.microsoft.com/office/word/2010/wordprocessingGroup" xmlns:wpi="http://schemas.microsoft.com/office/word/2010/wordprocessingInk" xmlns:wne="http://schemas.microsoft.com/office/word/2006/wordml" xmlns:wps="http://schemas.microsoft.com/office/word/2010/wordprocessingShape" xmlns:a="http://schemas.openxmlformats.org/drawingml/2006/main" xmlns:a14="http://schemas.microsoft.com/office/drawing/2010/main" mc:Ignorable="w14 w15 w16se w16cid w16 w16cex w16sdtdh wp14">
   <w:p>
     <w:pPr>
       <w:pStyle w:val="En-tte"/>
@@ -6435,12 +7387,12 @@
           </w:drawing>
         </mc:Choice>
         <mc:Fallback>
-          <w:pict>
-            <v:shapetype w14:anchorId="63FC9CA5" id="_x0000_t202" coordsize="21600,21600" o:spt="202" path="m,l,21600r21600,l21600,xe">
+          <w:pict w14:anchorId="51D2D33A">
+            <v:shapetype id="_x0000_t202" coordsize="21600,21600" o:spt="202" path="m,l,21600r21600,l21600,xe" w14:anchorId="63FC9CA5">
               <v:stroke joinstyle="miter"/>
               <v:path gradientshapeok="t" o:connecttype="rect"/>
             </v:shapetype>
-            <v:shape id="Zone de texte 70" o:spid="_x0000_s1026" type="#_x0000_t202" style="position:absolute;margin-left:0;margin-top:0;width:468pt;height:13.7pt;z-index:251660288;visibility:visible;mso-wrap-style:square;mso-width-percent:1000;mso-height-percent:0;mso-wrap-distance-left:9pt;mso-wrap-distance-top:0;mso-wrap-distance-right:9pt;mso-wrap-distance-bottom:0;mso-position-horizontal:left;mso-position-horizontal-relative:margin;mso-position-vertical:center;mso-position-vertical-relative:top-margin-area;mso-width-percent:1000;mso-height-percent:0;mso-width-relative:margin;mso-height-relative:page;v-text-anchor:middle" o:gfxdata="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" o:allowincell="f" filled="f" stroked="f">
+            <v:shape id="Zone de texte 70" style="position:absolute;margin-left:0;margin-top:0;width:468pt;height:13.7pt;z-index:251660288;visibility:visible;mso-wrap-style:square;mso-width-percent:1000;mso-height-percent:0;mso-wrap-distance-left:9pt;mso-wrap-distance-top:0;mso-wrap-distance-right:9pt;mso-wrap-distance-bottom:0;mso-position-horizontal:left;mso-position-horizontal-relative:margin;mso-position-vertical:center;mso-position-vertical-relative:top-margin-area;mso-width-percent:1000;mso-height-percent:0;mso-width-relative:margin;mso-height-relative:page;v-text-anchor:middle" o:spid="_x0000_s1026" o:allowincell="f" filled="f" stroked="f" type="#_x0000_t202" o:gfxdata="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">
               <v:textbox style="mso-fit-shape-to-text:t" inset=",0,,0">
                 <w:txbxContent>
                   <w:p>
@@ -6555,8 +7507,8 @@
           </w:drawing>
         </mc:Choice>
         <mc:Fallback>
-          <w:pict>
-            <v:shape w14:anchorId="71959CC6" id="Zone de texte 71" o:spid="_x0000_s1027" type="#_x0000_t202" style="position:absolute;margin-left:20.6pt;margin-top:0;width:71.8pt;height:13.45pt;z-index:251659264;visibility:visible;mso-wrap-style:square;mso-width-percent:1000;mso-height-percent:0;mso-wrap-distance-left:9pt;mso-wrap-distance-top:0;mso-wrap-distance-right:9pt;mso-wrap-distance-bottom:0;mso-position-horizontal:right;mso-position-horizontal-relative:page;mso-position-vertical:center;mso-position-vertical-relative:top-margin-area;mso-width-percent:1000;mso-height-percent:0;mso-width-relative:right-margin-area;mso-height-relative:page;v-text-anchor:middle" o:gfxdata="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" o:allowincell="f" fillcolor="#8dd873 [1945]" stroked="f">
+          <w:pict w14:anchorId="6FE41B4A">
+            <v:shape id="Zone de texte 71" style="position:absolute;margin-left:20.6pt;margin-top:0;width:71.8pt;height:13.45pt;z-index:251659264;visibility:visible;mso-wrap-style:square;mso-width-percent:1000;mso-height-percent:0;mso-wrap-distance-left:9pt;mso-wrap-distance-top:0;mso-wrap-distance-right:9pt;mso-wrap-distance-bottom:0;mso-position-horizontal:right;mso-position-horizontal-relative:page;mso-position-vertical:center;mso-position-vertical-relative:top-margin-area;mso-width-percent:1000;mso-height-percent:0;mso-width-relative:right-margin-area;mso-height-relative:page;v-text-anchor:middle" o:spid="_x0000_s1027" o:allowincell="f" fillcolor="#8dd873 [1945]" stroked="f" type="#_x0000_t202" o:gfxdata="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" w14:anchorId="71959CC6">
               <v:textbox style="mso-fit-shape-to-text:t" inset=",0,,0">
                 <w:txbxContent>
                   <w:p>
@@ -6793,7 +7745,7 @@
         <w:ind w:left="720" w:hanging="360"/>
       </w:pPr>
       <w:rPr>
-        <w:rFonts w:ascii="Wingdings" w:eastAsiaTheme="minorHAnsi" w:hAnsi="Wingdings" w:cstheme="minorBidi" w:hint="default"/>
+        <w:rFonts w:hint="default" w:ascii="Wingdings" w:hAnsi="Wingdings" w:eastAsiaTheme="minorHAnsi" w:cstheme="minorBidi"/>
       </w:rPr>
     </w:lvl>
     <w:lvl w:ilvl="1" w:tplc="100C0003" w:tentative="1">
@@ -6805,7 +7757,7 @@
         <w:ind w:left="1440" w:hanging="360"/>
       </w:pPr>
       <w:rPr>
-        <w:rFonts w:ascii="Courier New" w:hAnsi="Courier New" w:cs="Courier New" w:hint="default"/>
+        <w:rFonts w:hint="default" w:ascii="Courier New" w:hAnsi="Courier New" w:cs="Courier New"/>
       </w:rPr>
     </w:lvl>
     <w:lvl w:ilvl="2" w:tplc="100C0005" w:tentative="1">
@@ -6817,7 +7769,7 @@
         <w:ind w:left="2160" w:hanging="360"/>
       </w:pPr>
       <w:rPr>
-        <w:rFonts w:ascii="Wingdings" w:hAnsi="Wingdings" w:hint="default"/>
+        <w:rFonts w:hint="default" w:ascii="Wingdings" w:hAnsi="Wingdings"/>
       </w:rPr>
     </w:lvl>
     <w:lvl w:ilvl="3" w:tplc="100C0001" w:tentative="1">
@@ -6829,7 +7781,7 @@
         <w:ind w:left="2880" w:hanging="360"/>
       </w:pPr>
       <w:rPr>
-        <w:rFonts w:ascii="Symbol" w:hAnsi="Symbol" w:hint="default"/>
+        <w:rFonts w:hint="default" w:ascii="Symbol" w:hAnsi="Symbol"/>
       </w:rPr>
     </w:lvl>
     <w:lvl w:ilvl="4" w:tplc="100C0003" w:tentative="1">
@@ -6841,7 +7793,7 @@
         <w:ind w:left="3600" w:hanging="360"/>
       </w:pPr>
       <w:rPr>
-        <w:rFonts w:ascii="Courier New" w:hAnsi="Courier New" w:cs="Courier New" w:hint="default"/>
+        <w:rFonts w:hint="default" w:ascii="Courier New" w:hAnsi="Courier New" w:cs="Courier New"/>
       </w:rPr>
     </w:lvl>
     <w:lvl w:ilvl="5" w:tplc="100C0005" w:tentative="1">
@@ -6853,7 +7805,7 @@
         <w:ind w:left="4320" w:hanging="360"/>
       </w:pPr>
       <w:rPr>
-        <w:rFonts w:ascii="Wingdings" w:hAnsi="Wingdings" w:hint="default"/>
+        <w:rFonts w:hint="default" w:ascii="Wingdings" w:hAnsi="Wingdings"/>
       </w:rPr>
     </w:lvl>
     <w:lvl w:ilvl="6" w:tplc="100C0001" w:tentative="1">
@@ -6865,7 +7817,7 @@
         <w:ind w:left="5040" w:hanging="360"/>
       </w:pPr>
       <w:rPr>
-        <w:rFonts w:ascii="Symbol" w:hAnsi="Symbol" w:hint="default"/>
+        <w:rFonts w:hint="default" w:ascii="Symbol" w:hAnsi="Symbol"/>
       </w:rPr>
     </w:lvl>
     <w:lvl w:ilvl="7" w:tplc="100C0003" w:tentative="1">
@@ -6877,7 +7829,7 @@
         <w:ind w:left="5760" w:hanging="360"/>
       </w:pPr>
       <w:rPr>
-        <w:rFonts w:ascii="Courier New" w:hAnsi="Courier New" w:cs="Courier New" w:hint="default"/>
+        <w:rFonts w:hint="default" w:ascii="Courier New" w:hAnsi="Courier New" w:cs="Courier New"/>
       </w:rPr>
     </w:lvl>
     <w:lvl w:ilvl="8" w:tplc="100C0005" w:tentative="1">
@@ -6889,7 +7841,7 @@
         <w:ind w:left="6480" w:hanging="360"/>
       </w:pPr>
       <w:rPr>
-        <w:rFonts w:ascii="Wingdings" w:hAnsi="Wingdings" w:hint="default"/>
+        <w:rFonts w:hint="default" w:ascii="Wingdings" w:hAnsi="Wingdings"/>
       </w:rPr>
     </w:lvl>
   </w:abstractNum>
@@ -6906,7 +7858,7 @@
         <w:ind w:left="720" w:hanging="360"/>
       </w:pPr>
       <w:rPr>
-        <w:rFonts w:ascii="Wingdings" w:eastAsiaTheme="minorHAnsi" w:hAnsi="Wingdings" w:cstheme="minorBidi" w:hint="default"/>
+        <w:rFonts w:hint="default" w:ascii="Wingdings" w:hAnsi="Wingdings" w:eastAsiaTheme="minorHAnsi" w:cstheme="minorBidi"/>
       </w:rPr>
     </w:lvl>
     <w:lvl w:ilvl="1" w:tplc="100C0003" w:tentative="1">
@@ -6918,7 +7870,7 @@
         <w:ind w:left="1440" w:hanging="360"/>
       </w:pPr>
       <w:rPr>
-        <w:rFonts w:ascii="Courier New" w:hAnsi="Courier New" w:cs="Courier New" w:hint="default"/>
+        <w:rFonts w:hint="default" w:ascii="Courier New" w:hAnsi="Courier New" w:cs="Courier New"/>
       </w:rPr>
     </w:lvl>
     <w:lvl w:ilvl="2" w:tplc="100C0005" w:tentative="1">
@@ -6930,7 +7882,7 @@
         <w:ind w:left="2160" w:hanging="360"/>
       </w:pPr>
       <w:rPr>
-        <w:rFonts w:ascii="Wingdings" w:hAnsi="Wingdings" w:hint="default"/>
+        <w:rFonts w:hint="default" w:ascii="Wingdings" w:hAnsi="Wingdings"/>
       </w:rPr>
     </w:lvl>
     <w:lvl w:ilvl="3" w:tplc="100C0001" w:tentative="1">
@@ -6942,7 +7894,7 @@
         <w:ind w:left="2880" w:hanging="360"/>
       </w:pPr>
       <w:rPr>
-        <w:rFonts w:ascii="Symbol" w:hAnsi="Symbol" w:hint="default"/>
+        <w:rFonts w:hint="default" w:ascii="Symbol" w:hAnsi="Symbol"/>
       </w:rPr>
     </w:lvl>
     <w:lvl w:ilvl="4" w:tplc="100C0003" w:tentative="1">
@@ -6954,7 +7906,7 @@
         <w:ind w:left="3600" w:hanging="360"/>
       </w:pPr>
       <w:rPr>
-        <w:rFonts w:ascii="Courier New" w:hAnsi="Courier New" w:cs="Courier New" w:hint="default"/>
+        <w:rFonts w:hint="default" w:ascii="Courier New" w:hAnsi="Courier New" w:cs="Courier New"/>
       </w:rPr>
     </w:lvl>
     <w:lvl w:ilvl="5" w:tplc="100C0005" w:tentative="1">
@@ -6966,7 +7918,7 @@
         <w:ind w:left="4320" w:hanging="360"/>
       </w:pPr>
       <w:rPr>
-        <w:rFonts w:ascii="Wingdings" w:hAnsi="Wingdings" w:hint="default"/>
+        <w:rFonts w:hint="default" w:ascii="Wingdings" w:hAnsi="Wingdings"/>
       </w:rPr>
     </w:lvl>
     <w:lvl w:ilvl="6" w:tplc="100C0001" w:tentative="1">
@@ -6978,7 +7930,7 @@
         <w:ind w:left="5040" w:hanging="360"/>
       </w:pPr>
       <w:rPr>
-        <w:rFonts w:ascii="Symbol" w:hAnsi="Symbol" w:hint="default"/>
+        <w:rFonts w:hint="default" w:ascii="Symbol" w:hAnsi="Symbol"/>
       </w:rPr>
     </w:lvl>
     <w:lvl w:ilvl="7" w:tplc="100C0003" w:tentative="1">
@@ -6990,7 +7942,7 @@
         <w:ind w:left="5760" w:hanging="360"/>
       </w:pPr>
       <w:rPr>
-        <w:rFonts w:ascii="Courier New" w:hAnsi="Courier New" w:cs="Courier New" w:hint="default"/>
+        <w:rFonts w:hint="default" w:ascii="Courier New" w:hAnsi="Courier New" w:cs="Courier New"/>
       </w:rPr>
     </w:lvl>
     <w:lvl w:ilvl="8" w:tplc="100C0005" w:tentative="1">
@@ -7002,7 +7954,7 @@
         <w:ind w:left="6480" w:hanging="360"/>
       </w:pPr>
       <w:rPr>
-        <w:rFonts w:ascii="Wingdings" w:hAnsi="Wingdings" w:hint="default"/>
+        <w:rFonts w:hint="default" w:ascii="Wingdings" w:hAnsi="Wingdings"/>
       </w:rPr>
     </w:lvl>
   </w:abstractNum>
@@ -7019,7 +7971,7 @@
         <w:ind w:left="720" w:hanging="360"/>
       </w:pPr>
       <w:rPr>
-        <w:rFonts w:ascii="Wingdings" w:eastAsiaTheme="minorHAnsi" w:hAnsi="Wingdings" w:cstheme="minorBidi" w:hint="default"/>
+        <w:rFonts w:hint="default" w:ascii="Wingdings" w:hAnsi="Wingdings" w:eastAsiaTheme="minorHAnsi" w:cstheme="minorBidi"/>
       </w:rPr>
     </w:lvl>
     <w:lvl w:ilvl="1" w:tplc="100C0003" w:tentative="1">
@@ -7031,7 +7983,7 @@
         <w:ind w:left="1440" w:hanging="360"/>
       </w:pPr>
       <w:rPr>
-        <w:rFonts w:ascii="Courier New" w:hAnsi="Courier New" w:cs="Courier New" w:hint="default"/>
+        <w:rFonts w:hint="default" w:ascii="Courier New" w:hAnsi="Courier New" w:cs="Courier New"/>
       </w:rPr>
     </w:lvl>
     <w:lvl w:ilvl="2" w:tplc="100C0005" w:tentative="1">
@@ -7043,7 +7995,7 @@
         <w:ind w:left="2160" w:hanging="360"/>
       </w:pPr>
       <w:rPr>
-        <w:rFonts w:ascii="Wingdings" w:hAnsi="Wingdings" w:hint="default"/>
+        <w:rFonts w:hint="default" w:ascii="Wingdings" w:hAnsi="Wingdings"/>
       </w:rPr>
     </w:lvl>
     <w:lvl w:ilvl="3" w:tplc="100C0001" w:tentative="1">
@@ -7055,7 +8007,7 @@
         <w:ind w:left="2880" w:hanging="360"/>
       </w:pPr>
       <w:rPr>
-        <w:rFonts w:ascii="Symbol" w:hAnsi="Symbol" w:hint="default"/>
+        <w:rFonts w:hint="default" w:ascii="Symbol" w:hAnsi="Symbol"/>
       </w:rPr>
     </w:lvl>
     <w:lvl w:ilvl="4" w:tplc="100C0003" w:tentative="1">
@@ -7067,7 +8019,7 @@
         <w:ind w:left="3600" w:hanging="360"/>
       </w:pPr>
       <w:rPr>
-        <w:rFonts w:ascii="Courier New" w:hAnsi="Courier New" w:cs="Courier New" w:hint="default"/>
+        <w:rFonts w:hint="default" w:ascii="Courier New" w:hAnsi="Courier New" w:cs="Courier New"/>
       </w:rPr>
     </w:lvl>
     <w:lvl w:ilvl="5" w:tplc="100C0005" w:tentative="1">
@@ -7079,7 +8031,7 @@
         <w:ind w:left="4320" w:hanging="360"/>
       </w:pPr>
       <w:rPr>
-        <w:rFonts w:ascii="Wingdings" w:hAnsi="Wingdings" w:hint="default"/>
+        <w:rFonts w:hint="default" w:ascii="Wingdings" w:hAnsi="Wingdings"/>
       </w:rPr>
     </w:lvl>
     <w:lvl w:ilvl="6" w:tplc="100C0001" w:tentative="1">
@@ -7091,7 +8043,7 @@
         <w:ind w:left="5040" w:hanging="360"/>
       </w:pPr>
       <w:rPr>
-        <w:rFonts w:ascii="Symbol" w:hAnsi="Symbol" w:hint="default"/>
+        <w:rFonts w:hint="default" w:ascii="Symbol" w:hAnsi="Symbol"/>
       </w:rPr>
     </w:lvl>
     <w:lvl w:ilvl="7" w:tplc="100C0003" w:tentative="1">
@@ -7103,7 +8055,7 @@
         <w:ind w:left="5760" w:hanging="360"/>
       </w:pPr>
       <w:rPr>
-        <w:rFonts w:ascii="Courier New" w:hAnsi="Courier New" w:cs="Courier New" w:hint="default"/>
+        <w:rFonts w:hint="default" w:ascii="Courier New" w:hAnsi="Courier New" w:cs="Courier New"/>
       </w:rPr>
     </w:lvl>
     <w:lvl w:ilvl="8" w:tplc="100C0005" w:tentative="1">
@@ -7115,7 +8067,7 @@
         <w:ind w:left="6480" w:hanging="360"/>
       </w:pPr>
       <w:rPr>
-        <w:rFonts w:ascii="Wingdings" w:hAnsi="Wingdings" w:hint="default"/>
+        <w:rFonts w:hint="default" w:ascii="Wingdings" w:hAnsi="Wingdings"/>
       </w:rPr>
     </w:lvl>
   </w:abstractNum>
@@ -7506,11 +8458,11 @@
 </file>
 
 <file path=word/styles.xml><?xml version="1.0" encoding="utf-8"?>
-<w:styles xmlns:mc="http://schemas.openxmlformats.org/markup-compatibility/2006" xmlns:r="http://schemas.openxmlformats.org/officeDocument/2006/relationships" xmlns:w="http://schemas.openxmlformats.org/wordprocessingml/2006/main" xmlns:w14="http://schemas.microsoft.com/office/word/2010/wordml" xmlns:w15="http://schemas.microsoft.com/office/word/2012/wordml" xmlns:w16cex="http://schemas.microsoft.com/office/word/2018/wordml/cex" xmlns:w16cid="http://schemas.microsoft.com/office/word/2016/wordml/cid" xmlns:w16="http://schemas.microsoft.com/office/word/2018/wordml" xmlns:w16sdtdh="http://schemas.microsoft.com/office/word/2020/wordml/sdtdatahash" xmlns:w16se="http://schemas.microsoft.com/office/word/2015/wordml/symex" mc:Ignorable="w14 w15 w16se w16cid w16 w16cex w16sdtdh">
+<w:styles xmlns:wp14="http://schemas.microsoft.com/office/word/2010/wordprocessingDrawing" xmlns:mc="http://schemas.openxmlformats.org/markup-compatibility/2006" xmlns:r="http://schemas.openxmlformats.org/officeDocument/2006/relationships" xmlns:w="http://schemas.openxmlformats.org/wordprocessingml/2006/main" xmlns:w14="http://schemas.microsoft.com/office/word/2010/wordml" xmlns:w15="http://schemas.microsoft.com/office/word/2012/wordml" xmlns:w16cex="http://schemas.microsoft.com/office/word/2018/wordml/cex" xmlns:w16cid="http://schemas.microsoft.com/office/word/2016/wordml/cid" xmlns:w16="http://schemas.microsoft.com/office/word/2018/wordml" xmlns:w16sdtdh="http://schemas.microsoft.com/office/word/2020/wordml/sdtdatahash" xmlns:w16se="http://schemas.microsoft.com/office/word/2015/wordml/symex" mc:Ignorable="w14 w15 w16se w16cid w16 w16cex w16sdtdh wp14">
   <w:docDefaults>
     <w:rPrDefault>
       <w:rPr>
-        <w:rFonts w:asciiTheme="minorHAnsi" w:eastAsiaTheme="minorHAnsi" w:hAnsiTheme="minorHAnsi" w:cstheme="minorBidi"/>
+        <w:rFonts w:asciiTheme="minorHAnsi" w:hAnsiTheme="minorHAnsi" w:eastAsiaTheme="minorHAnsi" w:cstheme="minorBidi"/>
         <w:kern w:val="2"/>
         <w:sz w:val="24"/>
         <w:szCs w:val="24"/>
@@ -7527,14 +8479,14 @@
   <w:latentStyles w:defLockedState="0" w:defUIPriority="99" w:defSemiHidden="0" w:defUnhideWhenUsed="0" w:defQFormat="0" w:count="376">
     <w:lsdException w:name="Normal" w:uiPriority="0" w:qFormat="1"/>
     <w:lsdException w:name="heading 1" w:uiPriority="9" w:qFormat="1"/>
-    <w:lsdException w:name="heading 2" w:semiHidden="1" w:uiPriority="9" w:unhideWhenUsed="1" w:qFormat="1"/>
-    <w:lsdException w:name="heading 3" w:semiHidden="1" w:uiPriority="9" w:unhideWhenUsed="1" w:qFormat="1"/>
-    <w:lsdException w:name="heading 4" w:semiHidden="1" w:uiPriority="9" w:unhideWhenUsed="1" w:qFormat="1"/>
-    <w:lsdException w:name="heading 5" w:semiHidden="1" w:uiPriority="9" w:unhideWhenUsed="1" w:qFormat="1"/>
-    <w:lsdException w:name="heading 6" w:semiHidden="1" w:uiPriority="9" w:unhideWhenUsed="1" w:qFormat="1"/>
-    <w:lsdException w:name="heading 7" w:semiHidden="1" w:uiPriority="9" w:unhideWhenUsed="1" w:qFormat="1"/>
-    <w:lsdException w:name="heading 8" w:semiHidden="1" w:uiPriority="9" w:unhideWhenUsed="1" w:qFormat="1"/>
-    <w:lsdException w:name="heading 9" w:semiHidden="1" w:uiPriority="9" w:unhideWhenUsed="1" w:qFormat="1"/>
+    <w:lsdException w:name="heading 2" w:uiPriority="9" w:semiHidden="1" w:unhideWhenUsed="1" w:qFormat="1"/>
+    <w:lsdException w:name="heading 3" w:uiPriority="9" w:semiHidden="1" w:unhideWhenUsed="1" w:qFormat="1"/>
+    <w:lsdException w:name="heading 4" w:uiPriority="9" w:semiHidden="1" w:unhideWhenUsed="1" w:qFormat="1"/>
+    <w:lsdException w:name="heading 5" w:uiPriority="9" w:semiHidden="1" w:unhideWhenUsed="1" w:qFormat="1"/>
+    <w:lsdException w:name="heading 6" w:uiPriority="9" w:semiHidden="1" w:unhideWhenUsed="1" w:qFormat="1"/>
+    <w:lsdException w:name="heading 7" w:uiPriority="9" w:semiHidden="1" w:unhideWhenUsed="1" w:qFormat="1"/>
+    <w:lsdException w:name="heading 8" w:uiPriority="9" w:semiHidden="1" w:unhideWhenUsed="1" w:qFormat="1"/>
+    <w:lsdException w:name="heading 9" w:uiPriority="9" w:semiHidden="1" w:unhideWhenUsed="1" w:qFormat="1"/>
     <w:lsdException w:name="index 1" w:semiHidden="1" w:unhideWhenUsed="1"/>
     <w:lsdException w:name="index 2" w:semiHidden="1" w:unhideWhenUsed="1"/>
     <w:lsdException w:name="index 3" w:semiHidden="1" w:unhideWhenUsed="1"/>
@@ -7544,22 +8496,22 @@
     <w:lsdException w:name="index 7" w:semiHidden="1" w:unhideWhenUsed="1"/>
     <w:lsdException w:name="index 8" w:semiHidden="1" w:unhideWhenUsed="1"/>
     <w:lsdException w:name="index 9" w:semiHidden="1" w:unhideWhenUsed="1"/>
-    <w:lsdException w:name="toc 1" w:semiHidden="1" w:uiPriority="39" w:unhideWhenUsed="1"/>
-    <w:lsdException w:name="toc 2" w:semiHidden="1" w:uiPriority="39" w:unhideWhenUsed="1"/>
-    <w:lsdException w:name="toc 3" w:semiHidden="1" w:uiPriority="39" w:unhideWhenUsed="1"/>
-    <w:lsdException w:name="toc 4" w:semiHidden="1" w:uiPriority="39" w:unhideWhenUsed="1"/>
-    <w:lsdException w:name="toc 5" w:semiHidden="1" w:uiPriority="39" w:unhideWhenUsed="1"/>
-    <w:lsdException w:name="toc 6" w:semiHidden="1" w:uiPriority="39" w:unhideWhenUsed="1"/>
-    <w:lsdException w:name="toc 7" w:semiHidden="1" w:uiPriority="39" w:unhideWhenUsed="1"/>
-    <w:lsdException w:name="toc 8" w:semiHidden="1" w:uiPriority="39" w:unhideWhenUsed="1"/>
-    <w:lsdException w:name="toc 9" w:semiHidden="1" w:uiPriority="39" w:unhideWhenUsed="1"/>
+    <w:lsdException w:name="toc 1" w:uiPriority="39" w:semiHidden="1" w:unhideWhenUsed="1"/>
+    <w:lsdException w:name="toc 2" w:uiPriority="39" w:semiHidden="1" w:unhideWhenUsed="1"/>
+    <w:lsdException w:name="toc 3" w:uiPriority="39" w:semiHidden="1" w:unhideWhenUsed="1"/>
+    <w:lsdException w:name="toc 4" w:uiPriority="39" w:semiHidden="1" w:unhideWhenUsed="1"/>
+    <w:lsdException w:name="toc 5" w:uiPriority="39" w:semiHidden="1" w:unhideWhenUsed="1"/>
+    <w:lsdException w:name="toc 6" w:uiPriority="39" w:semiHidden="1" w:unhideWhenUsed="1"/>
+    <w:lsdException w:name="toc 7" w:uiPriority="39" w:semiHidden="1" w:unhideWhenUsed="1"/>
+    <w:lsdException w:name="toc 8" w:uiPriority="39" w:semiHidden="1" w:unhideWhenUsed="1"/>
+    <w:lsdException w:name="toc 9" w:uiPriority="39" w:semiHidden="1" w:unhideWhenUsed="1"/>
     <w:lsdException w:name="Normal Indent" w:semiHidden="1" w:unhideWhenUsed="1"/>
     <w:lsdException w:name="footnote text" w:semiHidden="1" w:unhideWhenUsed="1"/>
     <w:lsdException w:name="annotation text" w:semiHidden="1" w:unhideWhenUsed="1"/>
     <w:lsdException w:name="header" w:semiHidden="1" w:unhideWhenUsed="1"/>
     <w:lsdException w:name="footer" w:semiHidden="1" w:unhideWhenUsed="1"/>
     <w:lsdException w:name="index heading" w:semiHidden="1" w:unhideWhenUsed="1"/>
-    <w:lsdException w:name="caption" w:semiHidden="1" w:uiPriority="35" w:unhideWhenUsed="1" w:qFormat="1"/>
+    <w:lsdException w:name="caption" w:uiPriority="35" w:semiHidden="1" w:unhideWhenUsed="1" w:qFormat="1"/>
     <w:lsdException w:name="table of figures" w:semiHidden="1" w:unhideWhenUsed="1"/>
     <w:lsdException w:name="envelope address" w:semiHidden="1" w:unhideWhenUsed="1"/>
     <w:lsdException w:name="envelope return" w:semiHidden="1" w:unhideWhenUsed="1"/>
@@ -7590,7 +8542,7 @@
     <w:lsdException w:name="Title" w:uiPriority="10" w:qFormat="1"/>
     <w:lsdException w:name="Closing" w:semiHidden="1" w:unhideWhenUsed="1"/>
     <w:lsdException w:name="Signature" w:semiHidden="1" w:unhideWhenUsed="1"/>
-    <w:lsdException w:name="Default Paragraph Font" w:semiHidden="1" w:uiPriority="1" w:unhideWhenUsed="1"/>
+    <w:lsdException w:name="Default Paragraph Font" w:uiPriority="1" w:semiHidden="1" w:unhideWhenUsed="1"/>
     <w:lsdException w:name="Body Text" w:semiHidden="1" w:unhideWhenUsed="1"/>
     <w:lsdException w:name="Body Text Indent" w:semiHidden="1" w:unhideWhenUsed="1"/>
     <w:lsdException w:name="List Continue" w:semiHidden="1" w:unhideWhenUsed="1"/>
@@ -7790,8 +8742,8 @@
     <w:lsdException w:name="Subtle Reference" w:uiPriority="31" w:qFormat="1"/>
     <w:lsdException w:name="Intense Reference" w:uiPriority="32" w:qFormat="1"/>
     <w:lsdException w:name="Book Title" w:uiPriority="33" w:qFormat="1"/>
-    <w:lsdException w:name="Bibliography" w:semiHidden="1" w:uiPriority="37" w:unhideWhenUsed="1"/>
-    <w:lsdException w:name="TOC Heading" w:semiHidden="1" w:uiPriority="39" w:unhideWhenUsed="1" w:qFormat="1"/>
+    <w:lsdException w:name="Bibliography" w:uiPriority="37" w:semiHidden="1" w:unhideWhenUsed="1"/>
+    <w:lsdException w:name="TOC Heading" w:uiPriority="39" w:semiHidden="1" w:unhideWhenUsed="1" w:qFormat="1"/>
     <w:lsdException w:name="Plain Table 1" w:uiPriority="41"/>
     <w:lsdException w:name="Plain Table 2" w:uiPriority="42"/>
     <w:lsdException w:name="Plain Table 3" w:uiPriority="43"/>
@@ -7902,7 +8854,7 @@
     <w:lsdException w:name="Unresolved Mention" w:semiHidden="1" w:unhideWhenUsed="1"/>
     <w:lsdException w:name="Smart Link" w:semiHidden="1" w:unhideWhenUsed="1"/>
   </w:latentStyles>
-  <w:style w:type="paragraph" w:default="1" w:styleId="Normal">
+  <w:style w:type="paragraph" w:styleId="Normal" w:default="1">
     <w:name w:val="Normal"/>
     <w:qFormat/>
     <w:rsid w:val="00A275D4"/>
@@ -7922,7 +8874,7 @@
       <w:outlineLvl w:val="0"/>
     </w:pPr>
     <w:rPr>
-      <w:rFonts w:asciiTheme="majorHAnsi" w:eastAsiaTheme="majorEastAsia" w:hAnsiTheme="majorHAnsi" w:cstheme="majorBidi"/>
+      <w:rFonts w:asciiTheme="majorHAnsi" w:hAnsiTheme="majorHAnsi" w:eastAsiaTheme="majorEastAsia" w:cstheme="majorBidi"/>
       <w:color w:val="0F4761" w:themeColor="accent1" w:themeShade="BF"/>
       <w:sz w:val="40"/>
       <w:szCs w:val="40"/>
@@ -7944,7 +8896,7 @@
       <w:outlineLvl w:val="1"/>
     </w:pPr>
     <w:rPr>
-      <w:rFonts w:asciiTheme="majorHAnsi" w:eastAsiaTheme="majorEastAsia" w:hAnsiTheme="majorHAnsi" w:cstheme="majorBidi"/>
+      <w:rFonts w:asciiTheme="majorHAnsi" w:hAnsiTheme="majorHAnsi" w:eastAsiaTheme="majorEastAsia" w:cstheme="majorBidi"/>
       <w:color w:val="0F4761" w:themeColor="accent1" w:themeShade="BF"/>
       <w:sz w:val="32"/>
       <w:szCs w:val="32"/>
@@ -8104,12 +9056,12 @@
       <w:color w:val="272727" w:themeColor="text1" w:themeTint="D8"/>
     </w:rPr>
   </w:style>
-  <w:style w:type="character" w:default="1" w:styleId="Policepardfaut">
+  <w:style w:type="character" w:styleId="Policepardfaut" w:default="1">
     <w:name w:val="Default Paragraph Font"/>
     <w:uiPriority w:val="1"/>
     <w:unhideWhenUsed/>
   </w:style>
-  <w:style w:type="table" w:default="1" w:styleId="TableauNormal">
+  <w:style w:type="table" w:styleId="TableauNormal" w:default="1">
     <w:name w:val="Normal Table"/>
     <w:uiPriority w:val="99"/>
     <w:semiHidden/>
@@ -8124,39 +9076,39 @@
       </w:tblCellMar>
     </w:tblPr>
   </w:style>
-  <w:style w:type="numbering" w:default="1" w:styleId="Aucuneliste">
+  <w:style w:type="numbering" w:styleId="Aucuneliste" w:default="1">
     <w:name w:val="No List"/>
     <w:uiPriority w:val="99"/>
     <w:semiHidden/>
     <w:unhideWhenUsed/>
   </w:style>
-  <w:style w:type="character" w:customStyle="1" w:styleId="Titre1Car">
+  <w:style w:type="character" w:styleId="Titre1Car" w:customStyle="1">
     <w:name w:val="Titre 1 Car"/>
     <w:basedOn w:val="Policepardfaut"/>
     <w:link w:val="Titre1"/>
     <w:uiPriority w:val="9"/>
     <w:rsid w:val="00271E72"/>
     <w:rPr>
-      <w:rFonts w:asciiTheme="majorHAnsi" w:eastAsiaTheme="majorEastAsia" w:hAnsiTheme="majorHAnsi" w:cstheme="majorBidi"/>
+      <w:rFonts w:asciiTheme="majorHAnsi" w:hAnsiTheme="majorHAnsi" w:eastAsiaTheme="majorEastAsia" w:cstheme="majorBidi"/>
       <w:color w:val="0F4761" w:themeColor="accent1" w:themeShade="BF"/>
       <w:sz w:val="40"/>
       <w:szCs w:val="40"/>
     </w:rPr>
   </w:style>
-  <w:style w:type="character" w:customStyle="1" w:styleId="Titre2Car">
+  <w:style w:type="character" w:styleId="Titre2Car" w:customStyle="1">
     <w:name w:val="Titre 2 Car"/>
     <w:basedOn w:val="Policepardfaut"/>
     <w:link w:val="Titre2"/>
     <w:uiPriority w:val="9"/>
     <w:rsid w:val="00271E72"/>
     <w:rPr>
-      <w:rFonts w:asciiTheme="majorHAnsi" w:eastAsiaTheme="majorEastAsia" w:hAnsiTheme="majorHAnsi" w:cstheme="majorBidi"/>
+      <w:rFonts w:asciiTheme="majorHAnsi" w:hAnsiTheme="majorHAnsi" w:eastAsiaTheme="majorEastAsia" w:cstheme="majorBidi"/>
       <w:color w:val="0F4761" w:themeColor="accent1" w:themeShade="BF"/>
       <w:sz w:val="32"/>
       <w:szCs w:val="32"/>
     </w:rPr>
   </w:style>
-  <w:style w:type="character" w:customStyle="1" w:styleId="Titre3Car">
+  <w:style w:type="character" w:styleId="Titre3Car" w:customStyle="1">
     <w:name w:val="Titre 3 Car"/>
     <w:basedOn w:val="Policepardfaut"/>
     <w:link w:val="Titre3"/>
@@ -8169,7 +9121,7 @@
       <w:szCs w:val="28"/>
     </w:rPr>
   </w:style>
-  <w:style w:type="character" w:customStyle="1" w:styleId="Titre4Car">
+  <w:style w:type="character" w:styleId="Titre4Car" w:customStyle="1">
     <w:name w:val="Titre 4 Car"/>
     <w:basedOn w:val="Policepardfaut"/>
     <w:link w:val="Titre4"/>
@@ -8183,7 +9135,7 @@
       <w:color w:val="0F4761" w:themeColor="accent1" w:themeShade="BF"/>
     </w:rPr>
   </w:style>
-  <w:style w:type="character" w:customStyle="1" w:styleId="Titre5Car">
+  <w:style w:type="character" w:styleId="Titre5Car" w:customStyle="1">
     <w:name w:val="Titre 5 Car"/>
     <w:basedOn w:val="Policepardfaut"/>
     <w:link w:val="Titre5"/>
@@ -8195,7 +9147,7 @@
       <w:color w:val="0F4761" w:themeColor="accent1" w:themeShade="BF"/>
     </w:rPr>
   </w:style>
-  <w:style w:type="character" w:customStyle="1" w:styleId="Titre6Car">
+  <w:style w:type="character" w:styleId="Titre6Car" w:customStyle="1">
     <w:name w:val="Titre 6 Car"/>
     <w:basedOn w:val="Policepardfaut"/>
     <w:link w:val="Titre6"/>
@@ -8209,7 +9161,7 @@
       <w:color w:val="595959" w:themeColor="text1" w:themeTint="A6"/>
     </w:rPr>
   </w:style>
-  <w:style w:type="character" w:customStyle="1" w:styleId="Titre7Car">
+  <w:style w:type="character" w:styleId="Titre7Car" w:customStyle="1">
     <w:name w:val="Titre 7 Car"/>
     <w:basedOn w:val="Policepardfaut"/>
     <w:link w:val="Titre7"/>
@@ -8221,7 +9173,7 @@
       <w:color w:val="595959" w:themeColor="text1" w:themeTint="A6"/>
     </w:rPr>
   </w:style>
-  <w:style w:type="character" w:customStyle="1" w:styleId="Titre8Car">
+  <w:style w:type="character" w:styleId="Titre8Car" w:customStyle="1">
     <w:name w:val="Titre 8 Car"/>
     <w:basedOn w:val="Policepardfaut"/>
     <w:link w:val="Titre8"/>
@@ -8235,7 +9187,7 @@
       <w:color w:val="272727" w:themeColor="text1" w:themeTint="D8"/>
     </w:rPr>
   </w:style>
-  <w:style w:type="character" w:customStyle="1" w:styleId="Titre9Car">
+  <w:style w:type="character" w:styleId="Titre9Car" w:customStyle="1">
     <w:name w:val="Titre 9 Car"/>
     <w:basedOn w:val="Policepardfaut"/>
     <w:link w:val="Titre9"/>
@@ -8260,21 +9212,21 @@
       <w:contextualSpacing/>
     </w:pPr>
     <w:rPr>
-      <w:rFonts w:asciiTheme="majorHAnsi" w:eastAsiaTheme="majorEastAsia" w:hAnsiTheme="majorHAnsi" w:cstheme="majorBidi"/>
+      <w:rFonts w:asciiTheme="majorHAnsi" w:hAnsiTheme="majorHAnsi" w:eastAsiaTheme="majorEastAsia" w:cstheme="majorBidi"/>
       <w:spacing w:val="-10"/>
       <w:kern w:val="28"/>
       <w:sz w:val="56"/>
       <w:szCs w:val="56"/>
     </w:rPr>
   </w:style>
-  <w:style w:type="character" w:customStyle="1" w:styleId="TitreCar">
+  <w:style w:type="character" w:styleId="TitreCar" w:customStyle="1">
     <w:name w:val="Titre Car"/>
     <w:basedOn w:val="Policepardfaut"/>
     <w:link w:val="Titre"/>
     <w:uiPriority w:val="10"/>
     <w:rsid w:val="00271E72"/>
     <w:rPr>
-      <w:rFonts w:asciiTheme="majorHAnsi" w:eastAsiaTheme="majorEastAsia" w:hAnsiTheme="majorHAnsi" w:cstheme="majorBidi"/>
+      <w:rFonts w:asciiTheme="majorHAnsi" w:hAnsiTheme="majorHAnsi" w:eastAsiaTheme="majorEastAsia" w:cstheme="majorBidi"/>
       <w:spacing w:val="-10"/>
       <w:kern w:val="28"/>
       <w:sz w:val="56"/>
@@ -8302,7 +9254,7 @@
       <w:szCs w:val="28"/>
     </w:rPr>
   </w:style>
-  <w:style w:type="character" w:customStyle="1" w:styleId="Sous-titreCar">
+  <w:style w:type="character" w:styleId="Sous-titreCar" w:customStyle="1">
     <w:name w:val="Sous-titre Car"/>
     <w:basedOn w:val="Policepardfaut"/>
     <w:link w:val="Sous-titre"/>
@@ -8334,7 +9286,7 @@
       <w:color w:val="404040" w:themeColor="text1" w:themeTint="BF"/>
     </w:rPr>
   </w:style>
-  <w:style w:type="character" w:customStyle="1" w:styleId="CitationCar">
+  <w:style w:type="character" w:styleId="CitationCar" w:customStyle="1">
     <w:name w:val="Citation Car"/>
     <w:basedOn w:val="Policepardfaut"/>
     <w:link w:val="Citation"/>
@@ -8379,8 +9331,8 @@
     <w:rsid w:val="00271E72"/>
     <w:pPr>
       <w:pBdr>
-        <w:top w:val="single" w:sz="4" w:space="10" w:color="0F4761" w:themeColor="accent1" w:themeShade="BF"/>
-        <w:bottom w:val="single" w:sz="4" w:space="10" w:color="0F4761" w:themeColor="accent1" w:themeShade="BF"/>
+        <w:top w:val="single" w:color="0F4761" w:themeColor="accent1" w:themeShade="BF" w:sz="4" w:space="10"/>
+        <w:bottom w:val="single" w:color="0F4761" w:themeColor="accent1" w:themeShade="BF" w:sz="4" w:space="10"/>
       </w:pBdr>
       <w:spacing w:before="360" w:after="360"/>
       <w:ind w:left="864" w:right="864"/>
@@ -8392,7 +9344,7 @@
       <w:color w:val="0F4761" w:themeColor="accent1" w:themeShade="BF"/>
     </w:rPr>
   </w:style>
-  <w:style w:type="character" w:customStyle="1" w:styleId="CitationintenseCar">
+  <w:style w:type="character" w:styleId="CitationintenseCar" w:customStyle="1">
     <w:name w:val="Citation intense Car"/>
     <w:basedOn w:val="Policepardfaut"/>
     <w:link w:val="Citationintense"/>
@@ -8433,7 +9385,7 @@
       <w:spacing w:after="0" w:line="240" w:lineRule="auto"/>
     </w:pPr>
   </w:style>
-  <w:style w:type="character" w:customStyle="1" w:styleId="En-tteCar">
+  <w:style w:type="character" w:styleId="En-tteCar" w:customStyle="1">
     <w:name w:val="En-tête Car"/>
     <w:basedOn w:val="Policepardfaut"/>
     <w:link w:val="En-tte"/>
@@ -8455,7 +9407,7 @@
       <w:spacing w:after="0" w:line="240" w:lineRule="auto"/>
     </w:pPr>
   </w:style>
-  <w:style w:type="character" w:customStyle="1" w:styleId="PieddepageCar">
+  <w:style w:type="character" w:styleId="PieddepageCar" w:customStyle="1">
     <w:name w:val="Pied de page Car"/>
     <w:basedOn w:val="Policepardfaut"/>
     <w:link w:val="Pieddepage"/>
@@ -8558,7 +9510,7 @@
 </file>
 
 <file path=word/theme/theme1.xml><?xml version="1.0" encoding="utf-8"?>
-<a:theme xmlns:a="http://schemas.openxmlformats.org/drawingml/2006/main" name="Thème Office">
+<a:theme xmlns:a="http://schemas.openxmlformats.org/drawingml/2006/main" xmlns:thm15="http://schemas.microsoft.com/office/thememl/2012/main" name="Thème Office">
   <a:themeElements>
     <a:clrScheme name="Office">
       <a:dk1>

--- a/R106-JonJunod-ThanosPizza.docx
+++ b/R106-JonJunod-ThanosPizza.docx
@@ -67,6 +67,11 @@
             <w:tabs>
               <w:tab w:val="right" w:leader="dot" w:pos="9062"/>
             </w:tabs>
+            <w:rPr>
+              <w:rFonts w:eastAsiaTheme="minorEastAsia"/>
+              <w:noProof/>
+              <w:lang w:eastAsia="fr-CH"/>
+            </w:rPr>
           </w:pPr>
           <w:r>
             <w:fldChar w:fldCharType="begin"/>
@@ -77,50 +82,58 @@
           <w:r>
             <w:fldChar w:fldCharType="separate"/>
           </w:r>
-          <w:hyperlink w:anchor="_Toc210392957" w:history="1">
+          <w:hyperlink w:anchor="_Toc212816638" w:history="1">
             <w:r>
               <w:rPr>
                 <w:rStyle w:val="Lienhypertexte"/>
+                <w:noProof/>
               </w:rPr>
               <w:t>Introduction</w:t>
             </w:r>
             <w:r>
               <w:rPr>
+                <w:noProof/>
                 <w:webHidden/>
               </w:rPr>
               <w:tab/>
             </w:r>
             <w:r>
               <w:rPr>
+                <w:noProof/>
                 <w:webHidden/>
               </w:rPr>
               <w:fldChar w:fldCharType="begin"/>
             </w:r>
             <w:r>
               <w:rPr>
-                <w:webHidden/>
-              </w:rPr>
-              <w:instrText xml:space="preserve"> PAGEREF _Toc210392957 \h </w:instrText>
-            </w:r>
-            <w:r>
-              <w:rPr>
-                <w:webHidden/>
-              </w:rPr>
-            </w:r>
-            <w:r>
-              <w:rPr>
+                <w:noProof/>
+                <w:webHidden/>
+              </w:rPr>
+              <w:instrText xml:space="preserve"> PAGEREF _Toc212816638 \h </w:instrText>
+            </w:r>
+            <w:r>
+              <w:rPr>
+                <w:noProof/>
+                <w:webHidden/>
+              </w:rPr>
+            </w:r>
+            <w:r>
+              <w:rPr>
+                <w:noProof/>
                 <w:webHidden/>
               </w:rPr>
               <w:fldChar w:fldCharType="separate"/>
             </w:r>
             <w:r>
               <w:rPr>
-                <w:webHidden/>
-              </w:rPr>
-              <w:t>1</w:t>
-            </w:r>
-            <w:r>
-              <w:rPr>
+                <w:noProof/>
+                <w:webHidden/>
+              </w:rPr>
+              <w:t>2</w:t>
+            </w:r>
+            <w:r>
+              <w:rPr>
+                <w:noProof/>
                 <w:webHidden/>
               </w:rPr>
               <w:fldChar w:fldCharType="end"/>
@@ -133,51 +146,64 @@
             <w:tabs>
               <w:tab w:val="right" w:leader="dot" w:pos="9062"/>
             </w:tabs>
+            <w:rPr>
+              <w:rFonts w:eastAsiaTheme="minorEastAsia"/>
+              <w:noProof/>
+              <w:lang w:eastAsia="fr-CH"/>
+            </w:rPr>
           </w:pPr>
-          <w:hyperlink w:anchor="_Toc210392958" w:history="1">
+          <w:hyperlink w:anchor="_Toc212816639" w:history="1">
             <w:r>
               <w:rPr>
                 <w:rStyle w:val="Lienhypertexte"/>
-              </w:rPr>
-              <w:t>Chargement des données</w:t>
-            </w:r>
-            <w:r>
-              <w:rPr>
+                <w:noProof/>
+              </w:rPr>
+              <w:t>Rappel sur la configuration de docker</w:t>
+            </w:r>
+            <w:r>
+              <w:rPr>
+                <w:noProof/>
                 <w:webHidden/>
               </w:rPr>
               <w:tab/>
             </w:r>
             <w:r>
               <w:rPr>
+                <w:noProof/>
                 <w:webHidden/>
               </w:rPr>
               <w:fldChar w:fldCharType="begin"/>
             </w:r>
             <w:r>
               <w:rPr>
-                <w:webHidden/>
-              </w:rPr>
-              <w:instrText xml:space="preserve"> PAGEREF _Toc210392958 \h </w:instrText>
-            </w:r>
-            <w:r>
-              <w:rPr>
-                <w:webHidden/>
-              </w:rPr>
-            </w:r>
-            <w:r>
-              <w:rPr>
+                <w:noProof/>
+                <w:webHidden/>
+              </w:rPr>
+              <w:instrText xml:space="preserve"> PAGEREF _Toc212816639 \h </w:instrText>
+            </w:r>
+            <w:r>
+              <w:rPr>
+                <w:noProof/>
+                <w:webHidden/>
+              </w:rPr>
+            </w:r>
+            <w:r>
+              <w:rPr>
+                <w:noProof/>
                 <w:webHidden/>
               </w:rPr>
               <w:fldChar w:fldCharType="separate"/>
             </w:r>
             <w:r>
               <w:rPr>
-                <w:webHidden/>
-              </w:rPr>
-              <w:t>1</w:t>
-            </w:r>
-            <w:r>
-              <w:rPr>
+                <w:noProof/>
+                <w:webHidden/>
+              </w:rPr>
+              <w:t>2</w:t>
+            </w:r>
+            <w:r>
+              <w:rPr>
+                <w:noProof/>
                 <w:webHidden/>
               </w:rPr>
               <w:fldChar w:fldCharType="end"/>
@@ -190,51 +216,64 @@
             <w:tabs>
               <w:tab w:val="right" w:leader="dot" w:pos="9062"/>
             </w:tabs>
+            <w:rPr>
+              <w:rFonts w:eastAsiaTheme="minorEastAsia"/>
+              <w:noProof/>
+              <w:lang w:eastAsia="fr-CH"/>
+            </w:rPr>
           </w:pPr>
-          <w:hyperlink w:anchor="_Toc210392959" w:history="1">
+          <w:hyperlink w:anchor="_Toc212816640" w:history="1">
             <w:r>
               <w:rPr>
                 <w:rStyle w:val="Lienhypertexte"/>
-              </w:rPr>
-              <w:t>Sauvegarde de la base de données</w:t>
-            </w:r>
-            <w:r>
-              <w:rPr>
+                <w:noProof/>
+              </w:rPr>
+              <w:t>Chargement des données</w:t>
+            </w:r>
+            <w:r>
+              <w:rPr>
+                <w:noProof/>
                 <w:webHidden/>
               </w:rPr>
               <w:tab/>
             </w:r>
             <w:r>
               <w:rPr>
+                <w:noProof/>
                 <w:webHidden/>
               </w:rPr>
               <w:fldChar w:fldCharType="begin"/>
             </w:r>
             <w:r>
               <w:rPr>
-                <w:webHidden/>
-              </w:rPr>
-              <w:instrText xml:space="preserve"> PAGEREF _Toc210392959 \h </w:instrText>
-            </w:r>
-            <w:r>
-              <w:rPr>
-                <w:webHidden/>
-              </w:rPr>
-            </w:r>
-            <w:r>
-              <w:rPr>
+                <w:noProof/>
+                <w:webHidden/>
+              </w:rPr>
+              <w:instrText xml:space="preserve"> PAGEREF _Toc212816640 \h </w:instrText>
+            </w:r>
+            <w:r>
+              <w:rPr>
+                <w:noProof/>
+                <w:webHidden/>
+              </w:rPr>
+            </w:r>
+            <w:r>
+              <w:rPr>
+                <w:noProof/>
                 <w:webHidden/>
               </w:rPr>
               <w:fldChar w:fldCharType="separate"/>
             </w:r>
             <w:r>
               <w:rPr>
-                <w:webHidden/>
-              </w:rPr>
-              <w:t>1</w:t>
-            </w:r>
-            <w:r>
-              <w:rPr>
+                <w:noProof/>
+                <w:webHidden/>
+              </w:rPr>
+              <w:t>2</w:t>
+            </w:r>
+            <w:r>
+              <w:rPr>
+                <w:noProof/>
                 <w:webHidden/>
               </w:rPr>
               <w:fldChar w:fldCharType="end"/>
@@ -247,51 +286,204 @@
             <w:tabs>
               <w:tab w:val="right" w:leader="dot" w:pos="9062"/>
             </w:tabs>
+            <w:rPr>
+              <w:rFonts w:eastAsiaTheme="minorEastAsia"/>
+              <w:noProof/>
+              <w:lang w:eastAsia="fr-CH"/>
+            </w:rPr>
           </w:pPr>
-          <w:hyperlink w:anchor="_Toc210392960" w:history="1">
+          <w:hyperlink w:anchor="_Toc212816641" w:history="1">
             <w:r>
               <w:rPr>
                 <w:rStyle w:val="Lienhypertexte"/>
-              </w:rPr>
-              <w:t>Requêtes</w:t>
-            </w:r>
-            <w:r>
-              <w:rPr>
+                <w:noProof/>
+              </w:rPr>
+              <w:t>Sauvegarde de la base de données</w:t>
+            </w:r>
+            <w:r>
+              <w:rPr>
+                <w:noProof/>
                 <w:webHidden/>
               </w:rPr>
               <w:tab/>
             </w:r>
             <w:r>
               <w:rPr>
+                <w:noProof/>
                 <w:webHidden/>
               </w:rPr>
               <w:fldChar w:fldCharType="begin"/>
             </w:r>
             <w:r>
               <w:rPr>
-                <w:webHidden/>
-              </w:rPr>
-              <w:instrText xml:space="preserve"> PAGEREF _Toc210392960 \h </w:instrText>
-            </w:r>
-            <w:r>
-              <w:rPr>
-                <w:webHidden/>
-              </w:rPr>
-            </w:r>
-            <w:r>
-              <w:rPr>
+                <w:noProof/>
+                <w:webHidden/>
+              </w:rPr>
+              <w:instrText xml:space="preserve"> PAGEREF _Toc212816641 \h </w:instrText>
+            </w:r>
+            <w:r>
+              <w:rPr>
+                <w:noProof/>
+                <w:webHidden/>
+              </w:rPr>
+            </w:r>
+            <w:r>
+              <w:rPr>
+                <w:noProof/>
                 <w:webHidden/>
               </w:rPr>
               <w:fldChar w:fldCharType="separate"/>
             </w:r>
             <w:r>
               <w:rPr>
-                <w:webHidden/>
-              </w:rPr>
-              <w:t>1</w:t>
-            </w:r>
-            <w:r>
-              <w:rPr>
+                <w:noProof/>
+                <w:webHidden/>
+              </w:rPr>
+              <w:t>4</w:t>
+            </w:r>
+            <w:r>
+              <w:rPr>
+                <w:noProof/>
+                <w:webHidden/>
+              </w:rPr>
+              <w:fldChar w:fldCharType="end"/>
+            </w:r>
+          </w:hyperlink>
+        </w:p>
+        <w:p>
+          <w:pPr>
+            <w:pStyle w:val="TM3"/>
+            <w:tabs>
+              <w:tab w:val="right" w:leader="dot" w:pos="9062"/>
+            </w:tabs>
+            <w:rPr>
+              <w:rFonts w:eastAsiaTheme="minorEastAsia"/>
+              <w:noProof/>
+              <w:lang w:eastAsia="fr-CH"/>
+            </w:rPr>
+          </w:pPr>
+          <w:hyperlink w:anchor="_Toc212816642" w:history="1">
+            <w:r>
+              <w:rPr>
+                <w:rStyle w:val="Lienhypertexte"/>
+                <w:noProof/>
+              </w:rPr>
+              <w:t>Backup complet</w:t>
+            </w:r>
+            <w:r>
+              <w:rPr>
+                <w:noProof/>
+                <w:webHidden/>
+              </w:rPr>
+              <w:tab/>
+            </w:r>
+            <w:r>
+              <w:rPr>
+                <w:noProof/>
+                <w:webHidden/>
+              </w:rPr>
+              <w:fldChar w:fldCharType="begin"/>
+            </w:r>
+            <w:r>
+              <w:rPr>
+                <w:noProof/>
+                <w:webHidden/>
+              </w:rPr>
+              <w:instrText xml:space="preserve"> PAGEREF _Toc212816642 \h </w:instrText>
+            </w:r>
+            <w:r>
+              <w:rPr>
+                <w:noProof/>
+                <w:webHidden/>
+              </w:rPr>
+            </w:r>
+            <w:r>
+              <w:rPr>
+                <w:noProof/>
+                <w:webHidden/>
+              </w:rPr>
+              <w:fldChar w:fldCharType="separate"/>
+            </w:r>
+            <w:r>
+              <w:rPr>
+                <w:noProof/>
+                <w:webHidden/>
+              </w:rPr>
+              <w:t>4</w:t>
+            </w:r>
+            <w:r>
+              <w:rPr>
+                <w:noProof/>
+                <w:webHidden/>
+              </w:rPr>
+              <w:fldChar w:fldCharType="end"/>
+            </w:r>
+          </w:hyperlink>
+        </w:p>
+        <w:p>
+          <w:pPr>
+            <w:pStyle w:val="TM3"/>
+            <w:tabs>
+              <w:tab w:val="right" w:leader="dot" w:pos="9062"/>
+            </w:tabs>
+            <w:rPr>
+              <w:rFonts w:eastAsiaTheme="minorEastAsia"/>
+              <w:noProof/>
+              <w:lang w:eastAsia="fr-CH"/>
+            </w:rPr>
+          </w:pPr>
+          <w:hyperlink w:anchor="_Toc212816643" w:history="1">
+            <w:r>
+              <w:rPr>
+                <w:rStyle w:val="Lienhypertexte"/>
+                <w:noProof/>
+              </w:rPr>
+              <w:t>Backup différentielle</w:t>
+            </w:r>
+            <w:r>
+              <w:rPr>
+                <w:noProof/>
+                <w:webHidden/>
+              </w:rPr>
+              <w:tab/>
+            </w:r>
+            <w:r>
+              <w:rPr>
+                <w:noProof/>
+                <w:webHidden/>
+              </w:rPr>
+              <w:fldChar w:fldCharType="begin"/>
+            </w:r>
+            <w:r>
+              <w:rPr>
+                <w:noProof/>
+                <w:webHidden/>
+              </w:rPr>
+              <w:instrText xml:space="preserve"> PAGEREF _Toc212816643 \h </w:instrText>
+            </w:r>
+            <w:r>
+              <w:rPr>
+                <w:noProof/>
+                <w:webHidden/>
+              </w:rPr>
+            </w:r>
+            <w:r>
+              <w:rPr>
+                <w:noProof/>
+                <w:webHidden/>
+              </w:rPr>
+              <w:fldChar w:fldCharType="separate"/>
+            </w:r>
+            <w:r>
+              <w:rPr>
+                <w:noProof/>
+                <w:webHidden/>
+              </w:rPr>
+              <w:t>5</w:t>
+            </w:r>
+            <w:r>
+              <w:rPr>
+                <w:noProof/>
                 <w:webHidden/>
               </w:rPr>
               <w:fldChar w:fldCharType="end"/>
@@ -304,51 +496,64 @@
             <w:tabs>
               <w:tab w:val="right" w:leader="dot" w:pos="9062"/>
             </w:tabs>
+            <w:rPr>
+              <w:rFonts w:eastAsiaTheme="minorEastAsia"/>
+              <w:noProof/>
+              <w:lang w:eastAsia="fr-CH"/>
+            </w:rPr>
           </w:pPr>
-          <w:hyperlink w:anchor="_Toc210392961" w:history="1">
+          <w:hyperlink w:anchor="_Toc212816644" w:history="1">
             <w:r>
               <w:rPr>
                 <w:rStyle w:val="Lienhypertexte"/>
-              </w:rPr>
-              <w:t>Conclusion</w:t>
-            </w:r>
-            <w:r>
-              <w:rPr>
+                <w:noProof/>
+              </w:rPr>
+              <w:t>Requêtes</w:t>
+            </w:r>
+            <w:r>
+              <w:rPr>
+                <w:noProof/>
                 <w:webHidden/>
               </w:rPr>
               <w:tab/>
             </w:r>
             <w:r>
               <w:rPr>
+                <w:noProof/>
                 <w:webHidden/>
               </w:rPr>
               <w:fldChar w:fldCharType="begin"/>
             </w:r>
             <w:r>
               <w:rPr>
-                <w:webHidden/>
-              </w:rPr>
-              <w:instrText xml:space="preserve"> PAGEREF _Toc210392961 \h </w:instrText>
-            </w:r>
-            <w:r>
-              <w:rPr>
-                <w:webHidden/>
-              </w:rPr>
-            </w:r>
-            <w:r>
-              <w:rPr>
+                <w:noProof/>
+                <w:webHidden/>
+              </w:rPr>
+              <w:instrText xml:space="preserve"> PAGEREF _Toc212816644 \h </w:instrText>
+            </w:r>
+            <w:r>
+              <w:rPr>
+                <w:noProof/>
+                <w:webHidden/>
+              </w:rPr>
+            </w:r>
+            <w:r>
+              <w:rPr>
+                <w:noProof/>
                 <w:webHidden/>
               </w:rPr>
               <w:fldChar w:fldCharType="separate"/>
             </w:r>
             <w:r>
               <w:rPr>
-                <w:webHidden/>
-              </w:rPr>
-              <w:t>1</w:t>
-            </w:r>
-            <w:r>
-              <w:rPr>
+                <w:noProof/>
+                <w:webHidden/>
+              </w:rPr>
+              <w:t>5</w:t>
+            </w:r>
+            <w:r>
+              <w:rPr>
+                <w:noProof/>
                 <w:webHidden/>
               </w:rPr>
               <w:fldChar w:fldCharType="end"/>
@@ -361,51 +566,64 @@
             <w:tabs>
               <w:tab w:val="right" w:leader="dot" w:pos="9062"/>
             </w:tabs>
+            <w:rPr>
+              <w:rFonts w:eastAsiaTheme="minorEastAsia"/>
+              <w:noProof/>
+              <w:lang w:eastAsia="fr-CH"/>
+            </w:rPr>
           </w:pPr>
-          <w:hyperlink w:anchor="_Toc210392962" w:history="1">
+          <w:hyperlink w:anchor="_Toc212816645" w:history="1">
             <w:r>
               <w:rPr>
                 <w:rStyle w:val="Lienhypertexte"/>
-              </w:rPr>
-              <w:t>Générale</w:t>
-            </w:r>
-            <w:r>
-              <w:rPr>
+                <w:noProof/>
+              </w:rPr>
+              <w:t>Requête 1</w:t>
+            </w:r>
+            <w:r>
+              <w:rPr>
+                <w:noProof/>
                 <w:webHidden/>
               </w:rPr>
               <w:tab/>
             </w:r>
             <w:r>
               <w:rPr>
+                <w:noProof/>
                 <w:webHidden/>
               </w:rPr>
               <w:fldChar w:fldCharType="begin"/>
             </w:r>
             <w:r>
               <w:rPr>
-                <w:webHidden/>
-              </w:rPr>
-              <w:instrText xml:space="preserve"> PAGEREF _Toc210392962 \h </w:instrText>
-            </w:r>
-            <w:r>
-              <w:rPr>
-                <w:webHidden/>
-              </w:rPr>
-            </w:r>
-            <w:r>
-              <w:rPr>
+                <w:noProof/>
+                <w:webHidden/>
+              </w:rPr>
+              <w:instrText xml:space="preserve"> PAGEREF _Toc212816645 \h </w:instrText>
+            </w:r>
+            <w:r>
+              <w:rPr>
+                <w:noProof/>
+                <w:webHidden/>
+              </w:rPr>
+            </w:r>
+            <w:r>
+              <w:rPr>
+                <w:noProof/>
                 <w:webHidden/>
               </w:rPr>
               <w:fldChar w:fldCharType="separate"/>
             </w:r>
             <w:r>
               <w:rPr>
-                <w:webHidden/>
-              </w:rPr>
-              <w:t>1</w:t>
-            </w:r>
-            <w:r>
-              <w:rPr>
+                <w:noProof/>
+                <w:webHidden/>
+              </w:rPr>
+              <w:t>5</w:t>
+            </w:r>
+            <w:r>
+              <w:rPr>
+                <w:noProof/>
                 <w:webHidden/>
               </w:rPr>
               <w:fldChar w:fldCharType="end"/>
@@ -418,51 +636,1548 @@
             <w:tabs>
               <w:tab w:val="right" w:leader="dot" w:pos="9062"/>
             </w:tabs>
+            <w:rPr>
+              <w:rFonts w:eastAsiaTheme="minorEastAsia"/>
+              <w:noProof/>
+              <w:lang w:eastAsia="fr-CH"/>
+            </w:rPr>
           </w:pPr>
-          <w:hyperlink w:anchor="_Toc210392963" w:history="1">
+          <w:hyperlink w:anchor="_Toc212816646" w:history="1">
             <w:r>
               <w:rPr>
                 <w:rStyle w:val="Lienhypertexte"/>
+                <w:noProof/>
+              </w:rPr>
+              <w:t>Requête 2</w:t>
+            </w:r>
+            <w:r>
+              <w:rPr>
+                <w:noProof/>
+                <w:webHidden/>
+              </w:rPr>
+              <w:tab/>
+            </w:r>
+            <w:r>
+              <w:rPr>
+                <w:noProof/>
+                <w:webHidden/>
+              </w:rPr>
+              <w:fldChar w:fldCharType="begin"/>
+            </w:r>
+            <w:r>
+              <w:rPr>
+                <w:noProof/>
+                <w:webHidden/>
+              </w:rPr>
+              <w:instrText xml:space="preserve"> PAGEREF _Toc212816646 \h </w:instrText>
+            </w:r>
+            <w:r>
+              <w:rPr>
+                <w:noProof/>
+                <w:webHidden/>
+              </w:rPr>
+            </w:r>
+            <w:r>
+              <w:rPr>
+                <w:noProof/>
+                <w:webHidden/>
+              </w:rPr>
+              <w:fldChar w:fldCharType="separate"/>
+            </w:r>
+            <w:r>
+              <w:rPr>
+                <w:noProof/>
+                <w:webHidden/>
+              </w:rPr>
+              <w:t>5</w:t>
+            </w:r>
+            <w:r>
+              <w:rPr>
+                <w:noProof/>
+                <w:webHidden/>
+              </w:rPr>
+              <w:fldChar w:fldCharType="end"/>
+            </w:r>
+          </w:hyperlink>
+        </w:p>
+        <w:p>
+          <w:pPr>
+            <w:pStyle w:val="TM3"/>
+            <w:tabs>
+              <w:tab w:val="right" w:leader="dot" w:pos="9062"/>
+            </w:tabs>
+            <w:rPr>
+              <w:rFonts w:eastAsiaTheme="minorEastAsia"/>
+              <w:noProof/>
+              <w:lang w:eastAsia="fr-CH"/>
+            </w:rPr>
+          </w:pPr>
+          <w:hyperlink w:anchor="_Toc212816647" w:history="1">
+            <w:r>
+              <w:rPr>
+                <w:rStyle w:val="Lienhypertexte"/>
+                <w:noProof/>
+              </w:rPr>
+              <w:t>Requête 3</w:t>
+            </w:r>
+            <w:r>
+              <w:rPr>
+                <w:noProof/>
+                <w:webHidden/>
+              </w:rPr>
+              <w:tab/>
+            </w:r>
+            <w:r>
+              <w:rPr>
+                <w:noProof/>
+                <w:webHidden/>
+              </w:rPr>
+              <w:fldChar w:fldCharType="begin"/>
+            </w:r>
+            <w:r>
+              <w:rPr>
+                <w:noProof/>
+                <w:webHidden/>
+              </w:rPr>
+              <w:instrText xml:space="preserve"> PAGEREF _Toc212816647 \h </w:instrText>
+            </w:r>
+            <w:r>
+              <w:rPr>
+                <w:noProof/>
+                <w:webHidden/>
+              </w:rPr>
+            </w:r>
+            <w:r>
+              <w:rPr>
+                <w:noProof/>
+                <w:webHidden/>
+              </w:rPr>
+              <w:fldChar w:fldCharType="separate"/>
+            </w:r>
+            <w:r>
+              <w:rPr>
+                <w:noProof/>
+                <w:webHidden/>
+              </w:rPr>
+              <w:t>5</w:t>
+            </w:r>
+            <w:r>
+              <w:rPr>
+                <w:noProof/>
+                <w:webHidden/>
+              </w:rPr>
+              <w:fldChar w:fldCharType="end"/>
+            </w:r>
+          </w:hyperlink>
+        </w:p>
+        <w:p>
+          <w:pPr>
+            <w:pStyle w:val="TM3"/>
+            <w:tabs>
+              <w:tab w:val="right" w:leader="dot" w:pos="9062"/>
+            </w:tabs>
+            <w:rPr>
+              <w:rFonts w:eastAsiaTheme="minorEastAsia"/>
+              <w:noProof/>
+              <w:lang w:eastAsia="fr-CH"/>
+            </w:rPr>
+          </w:pPr>
+          <w:hyperlink w:anchor="_Toc212816648" w:history="1">
+            <w:r>
+              <w:rPr>
+                <w:rStyle w:val="Lienhypertexte"/>
+                <w:noProof/>
+              </w:rPr>
+              <w:t>Requête 4</w:t>
+            </w:r>
+            <w:r>
+              <w:rPr>
+                <w:noProof/>
+                <w:webHidden/>
+              </w:rPr>
+              <w:tab/>
+            </w:r>
+            <w:r>
+              <w:rPr>
+                <w:noProof/>
+                <w:webHidden/>
+              </w:rPr>
+              <w:fldChar w:fldCharType="begin"/>
+            </w:r>
+            <w:r>
+              <w:rPr>
+                <w:noProof/>
+                <w:webHidden/>
+              </w:rPr>
+              <w:instrText xml:space="preserve"> PAGEREF _Toc212816648 \h </w:instrText>
+            </w:r>
+            <w:r>
+              <w:rPr>
+                <w:noProof/>
+                <w:webHidden/>
+              </w:rPr>
+            </w:r>
+            <w:r>
+              <w:rPr>
+                <w:noProof/>
+                <w:webHidden/>
+              </w:rPr>
+              <w:fldChar w:fldCharType="separate"/>
+            </w:r>
+            <w:r>
+              <w:rPr>
+                <w:noProof/>
+                <w:webHidden/>
+              </w:rPr>
+              <w:t>6</w:t>
+            </w:r>
+            <w:r>
+              <w:rPr>
+                <w:noProof/>
+                <w:webHidden/>
+              </w:rPr>
+              <w:fldChar w:fldCharType="end"/>
+            </w:r>
+          </w:hyperlink>
+        </w:p>
+        <w:p>
+          <w:pPr>
+            <w:pStyle w:val="TM3"/>
+            <w:tabs>
+              <w:tab w:val="right" w:leader="dot" w:pos="9062"/>
+            </w:tabs>
+            <w:rPr>
+              <w:rFonts w:eastAsiaTheme="minorEastAsia"/>
+              <w:noProof/>
+              <w:lang w:eastAsia="fr-CH"/>
+            </w:rPr>
+          </w:pPr>
+          <w:hyperlink w:anchor="_Toc212816649" w:history="1">
+            <w:r>
+              <w:rPr>
+                <w:rStyle w:val="Lienhypertexte"/>
+                <w:noProof/>
+                <w:lang w:val="en-US"/>
+              </w:rPr>
+              <w:t>Requête 5</w:t>
+            </w:r>
+            <w:r>
+              <w:rPr>
+                <w:noProof/>
+                <w:webHidden/>
+              </w:rPr>
+              <w:tab/>
+            </w:r>
+            <w:r>
+              <w:rPr>
+                <w:noProof/>
+                <w:webHidden/>
+              </w:rPr>
+              <w:fldChar w:fldCharType="begin"/>
+            </w:r>
+            <w:r>
+              <w:rPr>
+                <w:noProof/>
+                <w:webHidden/>
+              </w:rPr>
+              <w:instrText xml:space="preserve"> PAGEREF _Toc212816649 \h </w:instrText>
+            </w:r>
+            <w:r>
+              <w:rPr>
+                <w:noProof/>
+                <w:webHidden/>
+              </w:rPr>
+            </w:r>
+            <w:r>
+              <w:rPr>
+                <w:noProof/>
+                <w:webHidden/>
+              </w:rPr>
+              <w:fldChar w:fldCharType="separate"/>
+            </w:r>
+            <w:r>
+              <w:rPr>
+                <w:noProof/>
+                <w:webHidden/>
+              </w:rPr>
+              <w:t>6</w:t>
+            </w:r>
+            <w:r>
+              <w:rPr>
+                <w:noProof/>
+                <w:webHidden/>
+              </w:rPr>
+              <w:fldChar w:fldCharType="end"/>
+            </w:r>
+          </w:hyperlink>
+        </w:p>
+        <w:p>
+          <w:pPr>
+            <w:pStyle w:val="TM3"/>
+            <w:tabs>
+              <w:tab w:val="right" w:leader="dot" w:pos="9062"/>
+            </w:tabs>
+            <w:rPr>
+              <w:rFonts w:eastAsiaTheme="minorEastAsia"/>
+              <w:noProof/>
+              <w:lang w:eastAsia="fr-CH"/>
+            </w:rPr>
+          </w:pPr>
+          <w:hyperlink w:anchor="_Toc212816650" w:history="1">
+            <w:r>
+              <w:rPr>
+                <w:rStyle w:val="Lienhypertexte"/>
+                <w:noProof/>
+              </w:rPr>
+              <w:t>Requête 6</w:t>
+            </w:r>
+            <w:r>
+              <w:rPr>
+                <w:noProof/>
+                <w:webHidden/>
+              </w:rPr>
+              <w:tab/>
+            </w:r>
+            <w:r>
+              <w:rPr>
+                <w:noProof/>
+                <w:webHidden/>
+              </w:rPr>
+              <w:fldChar w:fldCharType="begin"/>
+            </w:r>
+            <w:r>
+              <w:rPr>
+                <w:noProof/>
+                <w:webHidden/>
+              </w:rPr>
+              <w:instrText xml:space="preserve"> PAGEREF _Toc212816650 \h </w:instrText>
+            </w:r>
+            <w:r>
+              <w:rPr>
+                <w:noProof/>
+                <w:webHidden/>
+              </w:rPr>
+            </w:r>
+            <w:r>
+              <w:rPr>
+                <w:noProof/>
+                <w:webHidden/>
+              </w:rPr>
+              <w:fldChar w:fldCharType="separate"/>
+            </w:r>
+            <w:r>
+              <w:rPr>
+                <w:noProof/>
+                <w:webHidden/>
+              </w:rPr>
+              <w:t>6</w:t>
+            </w:r>
+            <w:r>
+              <w:rPr>
+                <w:noProof/>
+                <w:webHidden/>
+              </w:rPr>
+              <w:fldChar w:fldCharType="end"/>
+            </w:r>
+          </w:hyperlink>
+        </w:p>
+        <w:p>
+          <w:pPr>
+            <w:pStyle w:val="TM3"/>
+            <w:tabs>
+              <w:tab w:val="right" w:leader="dot" w:pos="9062"/>
+            </w:tabs>
+            <w:rPr>
+              <w:rFonts w:eastAsiaTheme="minorEastAsia"/>
+              <w:noProof/>
+              <w:lang w:eastAsia="fr-CH"/>
+            </w:rPr>
+          </w:pPr>
+          <w:hyperlink w:anchor="_Toc212816651" w:history="1">
+            <w:r>
+              <w:rPr>
+                <w:rStyle w:val="Lienhypertexte"/>
+                <w:noProof/>
+              </w:rPr>
+              <w:t>Requête 7</w:t>
+            </w:r>
+            <w:r>
+              <w:rPr>
+                <w:noProof/>
+                <w:webHidden/>
+              </w:rPr>
+              <w:tab/>
+            </w:r>
+            <w:r>
+              <w:rPr>
+                <w:noProof/>
+                <w:webHidden/>
+              </w:rPr>
+              <w:fldChar w:fldCharType="begin"/>
+            </w:r>
+            <w:r>
+              <w:rPr>
+                <w:noProof/>
+                <w:webHidden/>
+              </w:rPr>
+              <w:instrText xml:space="preserve"> PAGEREF _Toc212816651 \h </w:instrText>
+            </w:r>
+            <w:r>
+              <w:rPr>
+                <w:noProof/>
+                <w:webHidden/>
+              </w:rPr>
+            </w:r>
+            <w:r>
+              <w:rPr>
+                <w:noProof/>
+                <w:webHidden/>
+              </w:rPr>
+              <w:fldChar w:fldCharType="separate"/>
+            </w:r>
+            <w:r>
+              <w:rPr>
+                <w:noProof/>
+                <w:webHidden/>
+              </w:rPr>
+              <w:t>6</w:t>
+            </w:r>
+            <w:r>
+              <w:rPr>
+                <w:noProof/>
+                <w:webHidden/>
+              </w:rPr>
+              <w:fldChar w:fldCharType="end"/>
+            </w:r>
+          </w:hyperlink>
+        </w:p>
+        <w:p>
+          <w:pPr>
+            <w:pStyle w:val="TM3"/>
+            <w:tabs>
+              <w:tab w:val="right" w:leader="dot" w:pos="9062"/>
+            </w:tabs>
+            <w:rPr>
+              <w:rFonts w:eastAsiaTheme="minorEastAsia"/>
+              <w:noProof/>
+              <w:lang w:eastAsia="fr-CH"/>
+            </w:rPr>
+          </w:pPr>
+          <w:hyperlink w:anchor="_Toc212816652" w:history="1">
+            <w:r>
+              <w:rPr>
+                <w:rStyle w:val="Lienhypertexte"/>
+                <w:noProof/>
+                <w:lang w:val="en-US"/>
+              </w:rPr>
+              <w:t>Requête 8</w:t>
+            </w:r>
+            <w:r>
+              <w:rPr>
+                <w:noProof/>
+                <w:webHidden/>
+              </w:rPr>
+              <w:tab/>
+            </w:r>
+            <w:r>
+              <w:rPr>
+                <w:noProof/>
+                <w:webHidden/>
+              </w:rPr>
+              <w:fldChar w:fldCharType="begin"/>
+            </w:r>
+            <w:r>
+              <w:rPr>
+                <w:noProof/>
+                <w:webHidden/>
+              </w:rPr>
+              <w:instrText xml:space="preserve"> PAGEREF _Toc212816652 \h </w:instrText>
+            </w:r>
+            <w:r>
+              <w:rPr>
+                <w:noProof/>
+                <w:webHidden/>
+              </w:rPr>
+            </w:r>
+            <w:r>
+              <w:rPr>
+                <w:noProof/>
+                <w:webHidden/>
+              </w:rPr>
+              <w:fldChar w:fldCharType="separate"/>
+            </w:r>
+            <w:r>
+              <w:rPr>
+                <w:noProof/>
+                <w:webHidden/>
+              </w:rPr>
+              <w:t>7</w:t>
+            </w:r>
+            <w:r>
+              <w:rPr>
+                <w:noProof/>
+                <w:webHidden/>
+              </w:rPr>
+              <w:fldChar w:fldCharType="end"/>
+            </w:r>
+          </w:hyperlink>
+        </w:p>
+        <w:p>
+          <w:pPr>
+            <w:pStyle w:val="TM3"/>
+            <w:tabs>
+              <w:tab w:val="right" w:leader="dot" w:pos="9062"/>
+            </w:tabs>
+            <w:rPr>
+              <w:rFonts w:eastAsiaTheme="minorEastAsia"/>
+              <w:noProof/>
+              <w:lang w:eastAsia="fr-CH"/>
+            </w:rPr>
+          </w:pPr>
+          <w:hyperlink w:anchor="_Toc212816653" w:history="1">
+            <w:r>
+              <w:rPr>
+                <w:rStyle w:val="Lienhypertexte"/>
+                <w:noProof/>
+                <w:lang w:val="en-US"/>
+              </w:rPr>
+              <w:t>Requête 9</w:t>
+            </w:r>
+            <w:r>
+              <w:rPr>
+                <w:noProof/>
+                <w:webHidden/>
+              </w:rPr>
+              <w:tab/>
+            </w:r>
+            <w:r>
+              <w:rPr>
+                <w:noProof/>
+                <w:webHidden/>
+              </w:rPr>
+              <w:fldChar w:fldCharType="begin"/>
+            </w:r>
+            <w:r>
+              <w:rPr>
+                <w:noProof/>
+                <w:webHidden/>
+              </w:rPr>
+              <w:instrText xml:space="preserve"> PAGEREF _Toc212816653 \h </w:instrText>
+            </w:r>
+            <w:r>
+              <w:rPr>
+                <w:noProof/>
+                <w:webHidden/>
+              </w:rPr>
+            </w:r>
+            <w:r>
+              <w:rPr>
+                <w:noProof/>
+                <w:webHidden/>
+              </w:rPr>
+              <w:fldChar w:fldCharType="separate"/>
+            </w:r>
+            <w:r>
+              <w:rPr>
+                <w:noProof/>
+                <w:webHidden/>
+              </w:rPr>
+              <w:t>7</w:t>
+            </w:r>
+            <w:r>
+              <w:rPr>
+                <w:noProof/>
+                <w:webHidden/>
+              </w:rPr>
+              <w:fldChar w:fldCharType="end"/>
+            </w:r>
+          </w:hyperlink>
+        </w:p>
+        <w:p>
+          <w:pPr>
+            <w:pStyle w:val="TM3"/>
+            <w:tabs>
+              <w:tab w:val="right" w:leader="dot" w:pos="9062"/>
+            </w:tabs>
+            <w:rPr>
+              <w:rFonts w:eastAsiaTheme="minorEastAsia"/>
+              <w:noProof/>
+              <w:lang w:eastAsia="fr-CH"/>
+            </w:rPr>
+          </w:pPr>
+          <w:hyperlink w:anchor="_Toc212816654" w:history="1">
+            <w:r>
+              <w:rPr>
+                <w:rStyle w:val="Lienhypertexte"/>
+                <w:noProof/>
+              </w:rPr>
+              <w:t>Requête 10</w:t>
+            </w:r>
+            <w:r>
+              <w:rPr>
+                <w:noProof/>
+                <w:webHidden/>
+              </w:rPr>
+              <w:tab/>
+            </w:r>
+            <w:r>
+              <w:rPr>
+                <w:noProof/>
+                <w:webHidden/>
+              </w:rPr>
+              <w:fldChar w:fldCharType="begin"/>
+            </w:r>
+            <w:r>
+              <w:rPr>
+                <w:noProof/>
+                <w:webHidden/>
+              </w:rPr>
+              <w:instrText xml:space="preserve"> PAGEREF _Toc212816654 \h </w:instrText>
+            </w:r>
+            <w:r>
+              <w:rPr>
+                <w:noProof/>
+                <w:webHidden/>
+              </w:rPr>
+            </w:r>
+            <w:r>
+              <w:rPr>
+                <w:noProof/>
+                <w:webHidden/>
+              </w:rPr>
+              <w:fldChar w:fldCharType="separate"/>
+            </w:r>
+            <w:r>
+              <w:rPr>
+                <w:noProof/>
+                <w:webHidden/>
+              </w:rPr>
+              <w:t>7</w:t>
+            </w:r>
+            <w:r>
+              <w:rPr>
+                <w:noProof/>
+                <w:webHidden/>
+              </w:rPr>
+              <w:fldChar w:fldCharType="end"/>
+            </w:r>
+          </w:hyperlink>
+        </w:p>
+        <w:p>
+          <w:pPr>
+            <w:pStyle w:val="TM2"/>
+            <w:tabs>
+              <w:tab w:val="right" w:leader="dot" w:pos="9062"/>
+            </w:tabs>
+            <w:rPr>
+              <w:rFonts w:eastAsiaTheme="minorEastAsia"/>
+              <w:noProof/>
+              <w:lang w:eastAsia="fr-CH"/>
+            </w:rPr>
+          </w:pPr>
+          <w:hyperlink w:anchor="_Toc212816655" w:history="1">
+            <w:r>
+              <w:rPr>
+                <w:rStyle w:val="Lienhypertexte"/>
+                <w:noProof/>
+              </w:rPr>
+              <w:t>Index</w:t>
+            </w:r>
+            <w:r>
+              <w:rPr>
+                <w:noProof/>
+                <w:webHidden/>
+              </w:rPr>
+              <w:tab/>
+            </w:r>
+            <w:r>
+              <w:rPr>
+                <w:noProof/>
+                <w:webHidden/>
+              </w:rPr>
+              <w:fldChar w:fldCharType="begin"/>
+            </w:r>
+            <w:r>
+              <w:rPr>
+                <w:noProof/>
+                <w:webHidden/>
+              </w:rPr>
+              <w:instrText xml:space="preserve"> PAGEREF _Toc212816655 \h </w:instrText>
+            </w:r>
+            <w:r>
+              <w:rPr>
+                <w:noProof/>
+                <w:webHidden/>
+              </w:rPr>
+            </w:r>
+            <w:r>
+              <w:rPr>
+                <w:noProof/>
+                <w:webHidden/>
+              </w:rPr>
+              <w:fldChar w:fldCharType="separate"/>
+            </w:r>
+            <w:r>
+              <w:rPr>
+                <w:noProof/>
+                <w:webHidden/>
+              </w:rPr>
+              <w:t>8</w:t>
+            </w:r>
+            <w:r>
+              <w:rPr>
+                <w:noProof/>
+                <w:webHidden/>
+              </w:rPr>
+              <w:fldChar w:fldCharType="end"/>
+            </w:r>
+          </w:hyperlink>
+        </w:p>
+        <w:p>
+          <w:pPr>
+            <w:pStyle w:val="TM3"/>
+            <w:tabs>
+              <w:tab w:val="right" w:leader="dot" w:pos="9062"/>
+            </w:tabs>
+            <w:rPr>
+              <w:rFonts w:eastAsiaTheme="minorEastAsia"/>
+              <w:noProof/>
+              <w:lang w:eastAsia="fr-CH"/>
+            </w:rPr>
+          </w:pPr>
+          <w:hyperlink w:anchor="_Toc212816656" w:history="1">
+            <w:r>
+              <w:rPr>
+                <w:rStyle w:val="Lienhypertexte"/>
+                <w:noProof/>
+              </w:rPr>
+              <w:t>Index 1</w:t>
+            </w:r>
+            <w:r>
+              <w:rPr>
+                <w:noProof/>
+                <w:webHidden/>
+              </w:rPr>
+              <w:tab/>
+            </w:r>
+            <w:r>
+              <w:rPr>
+                <w:noProof/>
+                <w:webHidden/>
+              </w:rPr>
+              <w:fldChar w:fldCharType="begin"/>
+            </w:r>
+            <w:r>
+              <w:rPr>
+                <w:noProof/>
+                <w:webHidden/>
+              </w:rPr>
+              <w:instrText xml:space="preserve"> PAGEREF _Toc212816656 \h </w:instrText>
+            </w:r>
+            <w:r>
+              <w:rPr>
+                <w:noProof/>
+                <w:webHidden/>
+              </w:rPr>
+            </w:r>
+            <w:r>
+              <w:rPr>
+                <w:noProof/>
+                <w:webHidden/>
+              </w:rPr>
+              <w:fldChar w:fldCharType="separate"/>
+            </w:r>
+            <w:r>
+              <w:rPr>
+                <w:noProof/>
+                <w:webHidden/>
+              </w:rPr>
+              <w:t>8</w:t>
+            </w:r>
+            <w:r>
+              <w:rPr>
+                <w:noProof/>
+                <w:webHidden/>
+              </w:rPr>
+              <w:fldChar w:fldCharType="end"/>
+            </w:r>
+          </w:hyperlink>
+        </w:p>
+        <w:p>
+          <w:pPr>
+            <w:pStyle w:val="TM3"/>
+            <w:tabs>
+              <w:tab w:val="right" w:leader="dot" w:pos="9062"/>
+            </w:tabs>
+            <w:rPr>
+              <w:rFonts w:eastAsiaTheme="minorEastAsia"/>
+              <w:noProof/>
+              <w:lang w:eastAsia="fr-CH"/>
+            </w:rPr>
+          </w:pPr>
+          <w:hyperlink w:anchor="_Toc212816657" w:history="1">
+            <w:r>
+              <w:rPr>
+                <w:rStyle w:val="Lienhypertexte"/>
+                <w:noProof/>
+                <w:lang w:val="en-US"/>
+              </w:rPr>
+              <w:t>Index 2</w:t>
+            </w:r>
+            <w:r>
+              <w:rPr>
+                <w:noProof/>
+                <w:webHidden/>
+              </w:rPr>
+              <w:tab/>
+            </w:r>
+            <w:r>
+              <w:rPr>
+                <w:noProof/>
+                <w:webHidden/>
+              </w:rPr>
+              <w:fldChar w:fldCharType="begin"/>
+            </w:r>
+            <w:r>
+              <w:rPr>
+                <w:noProof/>
+                <w:webHidden/>
+              </w:rPr>
+              <w:instrText xml:space="preserve"> PAGEREF _Toc212816657 \h </w:instrText>
+            </w:r>
+            <w:r>
+              <w:rPr>
+                <w:noProof/>
+                <w:webHidden/>
+              </w:rPr>
+            </w:r>
+            <w:r>
+              <w:rPr>
+                <w:noProof/>
+                <w:webHidden/>
+              </w:rPr>
+              <w:fldChar w:fldCharType="separate"/>
+            </w:r>
+            <w:r>
+              <w:rPr>
+                <w:noProof/>
+                <w:webHidden/>
+              </w:rPr>
+              <w:t>8</w:t>
+            </w:r>
+            <w:r>
+              <w:rPr>
+                <w:noProof/>
+                <w:webHidden/>
+              </w:rPr>
+              <w:fldChar w:fldCharType="end"/>
+            </w:r>
+          </w:hyperlink>
+        </w:p>
+        <w:p>
+          <w:pPr>
+            <w:pStyle w:val="TM2"/>
+            <w:tabs>
+              <w:tab w:val="right" w:leader="dot" w:pos="9062"/>
+            </w:tabs>
+            <w:rPr>
+              <w:rFonts w:eastAsiaTheme="minorEastAsia"/>
+              <w:noProof/>
+              <w:lang w:eastAsia="fr-CH"/>
+            </w:rPr>
+          </w:pPr>
+          <w:hyperlink w:anchor="_Toc212816658" w:history="1">
+            <w:r>
+              <w:rPr>
+                <w:rStyle w:val="Lienhypertexte"/>
+                <w:noProof/>
+              </w:rPr>
+              <w:t>Utilisateurs et rôles</w:t>
+            </w:r>
+            <w:r>
+              <w:rPr>
+                <w:noProof/>
+                <w:webHidden/>
+              </w:rPr>
+              <w:tab/>
+            </w:r>
+            <w:r>
+              <w:rPr>
+                <w:noProof/>
+                <w:webHidden/>
+              </w:rPr>
+              <w:fldChar w:fldCharType="begin"/>
+            </w:r>
+            <w:r>
+              <w:rPr>
+                <w:noProof/>
+                <w:webHidden/>
+              </w:rPr>
+              <w:instrText xml:space="preserve"> PAGEREF _Toc212816658 \h </w:instrText>
+            </w:r>
+            <w:r>
+              <w:rPr>
+                <w:noProof/>
+                <w:webHidden/>
+              </w:rPr>
+            </w:r>
+            <w:r>
+              <w:rPr>
+                <w:noProof/>
+                <w:webHidden/>
+              </w:rPr>
+              <w:fldChar w:fldCharType="separate"/>
+            </w:r>
+            <w:r>
+              <w:rPr>
+                <w:noProof/>
+                <w:webHidden/>
+              </w:rPr>
+              <w:t>9</w:t>
+            </w:r>
+            <w:r>
+              <w:rPr>
+                <w:noProof/>
+                <w:webHidden/>
+              </w:rPr>
+              <w:fldChar w:fldCharType="end"/>
+            </w:r>
+          </w:hyperlink>
+        </w:p>
+        <w:p>
+          <w:pPr>
+            <w:pStyle w:val="TM3"/>
+            <w:tabs>
+              <w:tab w:val="left" w:pos="960"/>
+              <w:tab w:val="right" w:leader="dot" w:pos="9062"/>
+            </w:tabs>
+            <w:rPr>
+              <w:rFonts w:eastAsiaTheme="minorEastAsia"/>
+              <w:noProof/>
+              <w:lang w:eastAsia="fr-CH"/>
+            </w:rPr>
+          </w:pPr>
+          <w:hyperlink w:anchor="_Toc212816659" w:history="1">
+            <w:r>
+              <w:rPr>
+                <w:rStyle w:val="Lienhypertexte"/>
+                <w:noProof/>
+              </w:rPr>
+              <w:t>1.</w:t>
+            </w:r>
+            <w:r>
+              <w:rPr>
+                <w:rFonts w:eastAsiaTheme="minorEastAsia"/>
+                <w:noProof/>
+                <w:lang w:eastAsia="fr-CH"/>
+              </w:rPr>
+              <w:tab/>
+            </w:r>
+            <w:r>
+              <w:rPr>
+                <w:rStyle w:val="Lienhypertexte"/>
+                <w:noProof/>
+              </w:rPr>
+              <w:t>Créer les rôles</w:t>
+            </w:r>
+            <w:r>
+              <w:rPr>
+                <w:noProof/>
+                <w:webHidden/>
+              </w:rPr>
+              <w:tab/>
+            </w:r>
+            <w:r>
+              <w:rPr>
+                <w:noProof/>
+                <w:webHidden/>
+              </w:rPr>
+              <w:fldChar w:fldCharType="begin"/>
+            </w:r>
+            <w:r>
+              <w:rPr>
+                <w:noProof/>
+                <w:webHidden/>
+              </w:rPr>
+              <w:instrText xml:space="preserve"> PAGEREF _Toc212816659 \h </w:instrText>
+            </w:r>
+            <w:r>
+              <w:rPr>
+                <w:noProof/>
+                <w:webHidden/>
+              </w:rPr>
+            </w:r>
+            <w:r>
+              <w:rPr>
+                <w:noProof/>
+                <w:webHidden/>
+              </w:rPr>
+              <w:fldChar w:fldCharType="separate"/>
+            </w:r>
+            <w:r>
+              <w:rPr>
+                <w:noProof/>
+                <w:webHidden/>
+              </w:rPr>
+              <w:t>9</w:t>
+            </w:r>
+            <w:r>
+              <w:rPr>
+                <w:noProof/>
+                <w:webHidden/>
+              </w:rPr>
+              <w:fldChar w:fldCharType="end"/>
+            </w:r>
+          </w:hyperlink>
+        </w:p>
+        <w:p>
+          <w:pPr>
+            <w:pStyle w:val="TM2"/>
+            <w:tabs>
+              <w:tab w:val="left" w:pos="720"/>
+              <w:tab w:val="right" w:leader="dot" w:pos="9062"/>
+            </w:tabs>
+            <w:rPr>
+              <w:rFonts w:eastAsiaTheme="minorEastAsia"/>
+              <w:noProof/>
+              <w:lang w:eastAsia="fr-CH"/>
+            </w:rPr>
+          </w:pPr>
+          <w:hyperlink w:anchor="_Toc212816660" w:history="1">
+            <w:r>
+              <w:rPr>
+                <w:rStyle w:val="Lienhypertexte"/>
+                <w:noProof/>
+              </w:rPr>
+              <w:t>2.</w:t>
+            </w:r>
+            <w:r>
+              <w:rPr>
+                <w:rFonts w:eastAsiaTheme="minorEastAsia"/>
+                <w:noProof/>
+                <w:lang w:eastAsia="fr-CH"/>
+              </w:rPr>
+              <w:tab/>
+            </w:r>
+            <w:r>
+              <w:rPr>
+                <w:rStyle w:val="Lienhypertexte"/>
+                <w:noProof/>
+              </w:rPr>
+              <w:t>Attribuer les permissions aux rôles</w:t>
+            </w:r>
+            <w:r>
+              <w:rPr>
+                <w:noProof/>
+                <w:webHidden/>
+              </w:rPr>
+              <w:tab/>
+            </w:r>
+            <w:r>
+              <w:rPr>
+                <w:noProof/>
+                <w:webHidden/>
+              </w:rPr>
+              <w:fldChar w:fldCharType="begin"/>
+            </w:r>
+            <w:r>
+              <w:rPr>
+                <w:noProof/>
+                <w:webHidden/>
+              </w:rPr>
+              <w:instrText xml:space="preserve"> PAGEREF _Toc212816660 \h </w:instrText>
+            </w:r>
+            <w:r>
+              <w:rPr>
+                <w:noProof/>
+                <w:webHidden/>
+              </w:rPr>
+            </w:r>
+            <w:r>
+              <w:rPr>
+                <w:noProof/>
+                <w:webHidden/>
+              </w:rPr>
+              <w:fldChar w:fldCharType="separate"/>
+            </w:r>
+            <w:r>
+              <w:rPr>
+                <w:noProof/>
+                <w:webHidden/>
+              </w:rPr>
+              <w:t>9</w:t>
+            </w:r>
+            <w:r>
+              <w:rPr>
+                <w:noProof/>
+                <w:webHidden/>
+              </w:rPr>
+              <w:fldChar w:fldCharType="end"/>
+            </w:r>
+          </w:hyperlink>
+        </w:p>
+        <w:p>
+          <w:pPr>
+            <w:pStyle w:val="TM3"/>
+            <w:tabs>
+              <w:tab w:val="left" w:pos="960"/>
+              <w:tab w:val="right" w:leader="dot" w:pos="9062"/>
+            </w:tabs>
+            <w:rPr>
+              <w:rFonts w:eastAsiaTheme="minorEastAsia"/>
+              <w:noProof/>
+              <w:lang w:eastAsia="fr-CH"/>
+            </w:rPr>
+          </w:pPr>
+          <w:hyperlink w:anchor="_Toc212816661" w:history="1">
+            <w:r>
+              <w:rPr>
+                <w:rStyle w:val="Lienhypertexte"/>
+                <w:noProof/>
+              </w:rPr>
+              <w:t>3.</w:t>
+            </w:r>
+            <w:r>
+              <w:rPr>
+                <w:rFonts w:eastAsiaTheme="minorEastAsia"/>
+                <w:noProof/>
+                <w:lang w:eastAsia="fr-CH"/>
+              </w:rPr>
+              <w:tab/>
+            </w:r>
+            <w:r>
+              <w:rPr>
+                <w:rStyle w:val="Lienhypertexte"/>
+                <w:noProof/>
+              </w:rPr>
+              <w:t>Vérifier les privilèges des rôles</w:t>
+            </w:r>
+            <w:r>
+              <w:rPr>
+                <w:noProof/>
+                <w:webHidden/>
+              </w:rPr>
+              <w:tab/>
+            </w:r>
+            <w:r>
+              <w:rPr>
+                <w:noProof/>
+                <w:webHidden/>
+              </w:rPr>
+              <w:fldChar w:fldCharType="begin"/>
+            </w:r>
+            <w:r>
+              <w:rPr>
+                <w:noProof/>
+                <w:webHidden/>
+              </w:rPr>
+              <w:instrText xml:space="preserve"> PAGEREF _Toc212816661 \h </w:instrText>
+            </w:r>
+            <w:r>
+              <w:rPr>
+                <w:noProof/>
+                <w:webHidden/>
+              </w:rPr>
+            </w:r>
+            <w:r>
+              <w:rPr>
+                <w:noProof/>
+                <w:webHidden/>
+              </w:rPr>
+              <w:fldChar w:fldCharType="separate"/>
+            </w:r>
+            <w:r>
+              <w:rPr>
+                <w:noProof/>
+                <w:webHidden/>
+              </w:rPr>
+              <w:t>10</w:t>
+            </w:r>
+            <w:r>
+              <w:rPr>
+                <w:noProof/>
+                <w:webHidden/>
+              </w:rPr>
+              <w:fldChar w:fldCharType="end"/>
+            </w:r>
+          </w:hyperlink>
+        </w:p>
+        <w:p>
+          <w:pPr>
+            <w:pStyle w:val="TM3"/>
+            <w:tabs>
+              <w:tab w:val="left" w:pos="960"/>
+              <w:tab w:val="right" w:leader="dot" w:pos="9062"/>
+            </w:tabs>
+            <w:rPr>
+              <w:rFonts w:eastAsiaTheme="minorEastAsia"/>
+              <w:noProof/>
+              <w:lang w:eastAsia="fr-CH"/>
+            </w:rPr>
+          </w:pPr>
+          <w:hyperlink w:anchor="_Toc212816662" w:history="1">
+            <w:r>
+              <w:rPr>
+                <w:rStyle w:val="Lienhypertexte"/>
+                <w:noProof/>
+              </w:rPr>
+              <w:t>4.</w:t>
+            </w:r>
+            <w:r>
+              <w:rPr>
+                <w:rFonts w:eastAsiaTheme="minorEastAsia"/>
+                <w:noProof/>
+                <w:lang w:eastAsia="fr-CH"/>
+              </w:rPr>
+              <w:tab/>
+            </w:r>
+            <w:r>
+              <w:rPr>
+                <w:rStyle w:val="Lienhypertexte"/>
+                <w:noProof/>
+              </w:rPr>
+              <w:t>Créer les utilisateurs</w:t>
+            </w:r>
+            <w:r>
+              <w:rPr>
+                <w:noProof/>
+                <w:webHidden/>
+              </w:rPr>
+              <w:tab/>
+            </w:r>
+            <w:r>
+              <w:rPr>
+                <w:noProof/>
+                <w:webHidden/>
+              </w:rPr>
+              <w:fldChar w:fldCharType="begin"/>
+            </w:r>
+            <w:r>
+              <w:rPr>
+                <w:noProof/>
+                <w:webHidden/>
+              </w:rPr>
+              <w:instrText xml:space="preserve"> PAGEREF _Toc212816662 \h </w:instrText>
+            </w:r>
+            <w:r>
+              <w:rPr>
+                <w:noProof/>
+                <w:webHidden/>
+              </w:rPr>
+            </w:r>
+            <w:r>
+              <w:rPr>
+                <w:noProof/>
+                <w:webHidden/>
+              </w:rPr>
+              <w:fldChar w:fldCharType="separate"/>
+            </w:r>
+            <w:r>
+              <w:rPr>
+                <w:noProof/>
+                <w:webHidden/>
+              </w:rPr>
+              <w:t>12</w:t>
+            </w:r>
+            <w:r>
+              <w:rPr>
+                <w:noProof/>
+                <w:webHidden/>
+              </w:rPr>
+              <w:fldChar w:fldCharType="end"/>
+            </w:r>
+          </w:hyperlink>
+        </w:p>
+        <w:p>
+          <w:pPr>
+            <w:pStyle w:val="TM3"/>
+            <w:tabs>
+              <w:tab w:val="left" w:pos="960"/>
+              <w:tab w:val="right" w:leader="dot" w:pos="9062"/>
+            </w:tabs>
+            <w:rPr>
+              <w:rFonts w:eastAsiaTheme="minorEastAsia"/>
+              <w:noProof/>
+              <w:lang w:eastAsia="fr-CH"/>
+            </w:rPr>
+          </w:pPr>
+          <w:hyperlink w:anchor="_Toc212816663" w:history="1">
+            <w:r>
+              <w:rPr>
+                <w:rStyle w:val="Lienhypertexte"/>
+                <w:noProof/>
+              </w:rPr>
+              <w:t>5.</w:t>
+            </w:r>
+            <w:r>
+              <w:rPr>
+                <w:rFonts w:eastAsiaTheme="minorEastAsia"/>
+                <w:noProof/>
+                <w:lang w:eastAsia="fr-CH"/>
+              </w:rPr>
+              <w:tab/>
+            </w:r>
+            <w:r>
+              <w:rPr>
+                <w:rStyle w:val="Lienhypertexte"/>
+                <w:noProof/>
+              </w:rPr>
+              <w:t>Attribuer les rôles aux utilisateurs</w:t>
+            </w:r>
+            <w:r>
+              <w:rPr>
+                <w:noProof/>
+                <w:webHidden/>
+              </w:rPr>
+              <w:tab/>
+            </w:r>
+            <w:r>
+              <w:rPr>
+                <w:noProof/>
+                <w:webHidden/>
+              </w:rPr>
+              <w:fldChar w:fldCharType="begin"/>
+            </w:r>
+            <w:r>
+              <w:rPr>
+                <w:noProof/>
+                <w:webHidden/>
+              </w:rPr>
+              <w:instrText xml:space="preserve"> PAGEREF _Toc212816663 \h </w:instrText>
+            </w:r>
+            <w:r>
+              <w:rPr>
+                <w:noProof/>
+                <w:webHidden/>
+              </w:rPr>
+            </w:r>
+            <w:r>
+              <w:rPr>
+                <w:noProof/>
+                <w:webHidden/>
+              </w:rPr>
+              <w:fldChar w:fldCharType="separate"/>
+            </w:r>
+            <w:r>
+              <w:rPr>
+                <w:noProof/>
+                <w:webHidden/>
+              </w:rPr>
+              <w:t>13</w:t>
+            </w:r>
+            <w:r>
+              <w:rPr>
+                <w:noProof/>
+                <w:webHidden/>
+              </w:rPr>
+              <w:fldChar w:fldCharType="end"/>
+            </w:r>
+          </w:hyperlink>
+        </w:p>
+        <w:p>
+          <w:pPr>
+            <w:pStyle w:val="TM2"/>
+            <w:tabs>
+              <w:tab w:val="right" w:leader="dot" w:pos="9062"/>
+            </w:tabs>
+            <w:rPr>
+              <w:rFonts w:eastAsiaTheme="minorEastAsia"/>
+              <w:noProof/>
+              <w:lang w:eastAsia="fr-CH"/>
+            </w:rPr>
+          </w:pPr>
+          <w:hyperlink w:anchor="_Toc212816664" w:history="1">
+            <w:r>
+              <w:rPr>
+                <w:rStyle w:val="Lienhypertexte"/>
+                <w:noProof/>
+              </w:rPr>
+              <w:t>Conclusion</w:t>
+            </w:r>
+            <w:r>
+              <w:rPr>
+                <w:noProof/>
+                <w:webHidden/>
+              </w:rPr>
+              <w:tab/>
+            </w:r>
+            <w:r>
+              <w:rPr>
+                <w:noProof/>
+                <w:webHidden/>
+              </w:rPr>
+              <w:fldChar w:fldCharType="begin"/>
+            </w:r>
+            <w:r>
+              <w:rPr>
+                <w:noProof/>
+                <w:webHidden/>
+              </w:rPr>
+              <w:instrText xml:space="preserve"> PAGEREF _Toc212816664 \h </w:instrText>
+            </w:r>
+            <w:r>
+              <w:rPr>
+                <w:noProof/>
+                <w:webHidden/>
+              </w:rPr>
+            </w:r>
+            <w:r>
+              <w:rPr>
+                <w:noProof/>
+                <w:webHidden/>
+              </w:rPr>
+              <w:fldChar w:fldCharType="separate"/>
+            </w:r>
+            <w:r>
+              <w:rPr>
+                <w:noProof/>
+                <w:webHidden/>
+              </w:rPr>
+              <w:t>13</w:t>
+            </w:r>
+            <w:r>
+              <w:rPr>
+                <w:noProof/>
+                <w:webHidden/>
+              </w:rPr>
+              <w:fldChar w:fldCharType="end"/>
+            </w:r>
+          </w:hyperlink>
+        </w:p>
+        <w:p>
+          <w:pPr>
+            <w:pStyle w:val="TM3"/>
+            <w:tabs>
+              <w:tab w:val="right" w:leader="dot" w:pos="9062"/>
+            </w:tabs>
+            <w:rPr>
+              <w:rFonts w:eastAsiaTheme="minorEastAsia"/>
+              <w:noProof/>
+              <w:lang w:eastAsia="fr-CH"/>
+            </w:rPr>
+          </w:pPr>
+          <w:hyperlink w:anchor="_Toc212816665" w:history="1">
+            <w:r>
+              <w:rPr>
+                <w:rStyle w:val="Lienhypertexte"/>
+                <w:noProof/>
+              </w:rPr>
+              <w:t>Générale</w:t>
+            </w:r>
+            <w:r>
+              <w:rPr>
+                <w:noProof/>
+                <w:webHidden/>
+              </w:rPr>
+              <w:tab/>
+            </w:r>
+            <w:r>
+              <w:rPr>
+                <w:noProof/>
+                <w:webHidden/>
+              </w:rPr>
+              <w:fldChar w:fldCharType="begin"/>
+            </w:r>
+            <w:r>
+              <w:rPr>
+                <w:noProof/>
+                <w:webHidden/>
+              </w:rPr>
+              <w:instrText xml:space="preserve"> PAGEREF _Toc212816665 \h </w:instrText>
+            </w:r>
+            <w:r>
+              <w:rPr>
+                <w:noProof/>
+                <w:webHidden/>
+              </w:rPr>
+            </w:r>
+            <w:r>
+              <w:rPr>
+                <w:noProof/>
+                <w:webHidden/>
+              </w:rPr>
+              <w:fldChar w:fldCharType="separate"/>
+            </w:r>
+            <w:r>
+              <w:rPr>
+                <w:noProof/>
+                <w:webHidden/>
+              </w:rPr>
+              <w:t>13</w:t>
+            </w:r>
+            <w:r>
+              <w:rPr>
+                <w:noProof/>
+                <w:webHidden/>
+              </w:rPr>
+              <w:fldChar w:fldCharType="end"/>
+            </w:r>
+          </w:hyperlink>
+        </w:p>
+        <w:p>
+          <w:pPr>
+            <w:pStyle w:val="TM3"/>
+            <w:tabs>
+              <w:tab w:val="right" w:leader="dot" w:pos="9062"/>
+            </w:tabs>
+            <w:rPr>
+              <w:rFonts w:eastAsiaTheme="minorEastAsia"/>
+              <w:noProof/>
+              <w:lang w:eastAsia="fr-CH"/>
+            </w:rPr>
+          </w:pPr>
+          <w:hyperlink w:anchor="_Toc212816666" w:history="1">
+            <w:r>
+              <w:rPr>
+                <w:rStyle w:val="Lienhypertexte"/>
+                <w:noProof/>
               </w:rPr>
               <w:t>Personnelle</w:t>
             </w:r>
             <w:r>
               <w:rPr>
+                <w:noProof/>
                 <w:webHidden/>
               </w:rPr>
               <w:tab/>
             </w:r>
             <w:r>
               <w:rPr>
+                <w:noProof/>
                 <w:webHidden/>
               </w:rPr>
               <w:fldChar w:fldCharType="begin"/>
             </w:r>
             <w:r>
               <w:rPr>
-                <w:webHidden/>
-              </w:rPr>
-              <w:instrText xml:space="preserve"> PAGEREF _Toc210392963 \h </w:instrText>
-            </w:r>
-            <w:r>
-              <w:rPr>
-                <w:webHidden/>
-              </w:rPr>
-            </w:r>
-            <w:r>
-              <w:rPr>
+                <w:noProof/>
+                <w:webHidden/>
+              </w:rPr>
+              <w:instrText xml:space="preserve"> PAGEREF _Toc212816666 \h </w:instrText>
+            </w:r>
+            <w:r>
+              <w:rPr>
+                <w:noProof/>
+                <w:webHidden/>
+              </w:rPr>
+            </w:r>
+            <w:r>
+              <w:rPr>
+                <w:noProof/>
                 <w:webHidden/>
               </w:rPr>
               <w:fldChar w:fldCharType="separate"/>
             </w:r>
             <w:r>
               <w:rPr>
-                <w:webHidden/>
-              </w:rPr>
-              <w:t>1</w:t>
-            </w:r>
-            <w:r>
-              <w:rPr>
+                <w:noProof/>
+                <w:webHidden/>
+              </w:rPr>
+              <w:t>13</w:t>
+            </w:r>
+            <w:r>
+              <w:rPr>
+                <w:noProof/>
                 <w:webHidden/>
               </w:rPr>
               <w:fldChar w:fldCharType="end"/>
@@ -502,7 +2217,7 @@
           <w:spacing w:val="0"/>
         </w:rPr>
       </w:pPr>
-      <w:bookmarkStart w:id="0" w:name="_Toc210392957"/>
+      <w:bookmarkStart w:id="0" w:name="_Toc212816638"/>
       <w:r>
         <w:rPr>
           <w:rStyle w:val="Titredulivre"/>
@@ -597,19 +2312,16 @@
       <w:pPr>
         <w:pStyle w:val="Titre2"/>
       </w:pPr>
+      <w:bookmarkStart w:id="1" w:name="_Toc212816639"/>
       <w:r>
         <w:t>Rappel sur la configuration de docker</w:t>
       </w:r>
-    </w:p>
-    <w:p>
-      <w:r>
-        <w:t>Le docker-compose est trouvable dans …\106-P_DB-ThanosPizza\</w:t>
-      </w:r>
-      <w:proofErr w:type="spellStart"/>
-      <w:r>
-        <w:t>Docker_MySQL</w:t>
-      </w:r>
-      <w:proofErr w:type="spellEnd"/>
+      <w:bookmarkEnd w:id="1"/>
+    </w:p>
+    <w:p>
+      <w:r>
+        <w:t>Le docker-compose est trouvable dans …\106-P_DB-ThanosPizza\Docker_MySQL</w:t>
+      </w:r>
     </w:p>
     <w:p>
       <w:r>
@@ -629,15 +2341,7 @@
         <w:pStyle w:val="Sansinterligne"/>
       </w:pPr>
       <w:r>
-        <w:t xml:space="preserve">      - </w:t>
-      </w:r>
-      <w:proofErr w:type="spellStart"/>
-      <w:r>
-        <w:t>dbdata</w:t>
-      </w:r>
-      <w:proofErr w:type="spellEnd"/>
-      <w:r>
-        <w:t>:/var/lib/mysql</w:t>
+        <w:t xml:space="preserve">      - dbdata:/var/lib/mysql</w:t>
       </w:r>
     </w:p>
     <w:p>
@@ -652,163 +2356,147 @@
       <w:pPr>
         <w:pStyle w:val="Titre2"/>
       </w:pPr>
-      <w:bookmarkStart w:id="1" w:name="_Toc210392958"/>
-      <w:r>
+      <w:bookmarkStart w:id="2" w:name="_Toc212816640"/>
+      <w:r>
+        <w:t>Chargement des données</w:t>
+      </w:r>
+      <w:bookmarkEnd w:id="2"/>
+    </w:p>
+    <w:p>
+      <w:r>
+        <w:t>Il m’a été donné un</w:t>
+      </w:r>
+      <w:r>
+        <w:t>e panoplie de</w:t>
+      </w:r>
+      <w:r>
+        <w:t xml:space="preserve"> fichier</w:t>
+      </w:r>
+      <w:r>
+        <w:t>s</w:t>
+      </w:r>
+      <w:r>
+        <w:t>.tsv</w:t>
+      </w:r>
+      <w:r>
+        <w:t>,</w:t>
+      </w:r>
+      <w:r>
+        <w:t xml:space="preserve"> qui </w:t>
+      </w:r>
+      <w:r>
+        <w:t>sont</w:t>
+      </w:r>
+      <w:r>
+        <w:t xml:space="preserve"> l’équivalent </w:t>
+      </w:r>
+      <w:r>
+        <w:t>de</w:t>
+      </w:r>
+      <w:r>
+        <w:t xml:space="preserve"> </w:t>
+      </w:r>
+      <w:r>
+        <w:t>fichiers</w:t>
+      </w:r>
+      <w:r>
+        <w:t xml:space="preserve"> .csv mais </w:t>
+      </w:r>
+      <w:r>
+        <w:t>utilisant</w:t>
+      </w:r>
+      <w:r>
+        <w:t xml:space="preserve"> des tabulations à la place des virgules afin de séparer les données. Ce</w:t>
+      </w:r>
+      <w:r>
+        <w:t>s</w:t>
+      </w:r>
+      <w:r>
+        <w:t xml:space="preserve"> fichier</w:t>
+      </w:r>
+      <w:r>
+        <w:t>s</w:t>
+      </w:r>
+      <w:r>
+        <w:t xml:space="preserve"> contien</w:t>
+      </w:r>
+      <w:r>
+        <w:t>nen</w:t>
+      </w:r>
+      <w:r>
+        <w:t>t toutes les données à insérer et voici ce que j’ai fait pour les loader.</w:t>
+      </w:r>
+    </w:p>
+    <w:p>
+      <w:r>
+        <w:t xml:space="preserve">Premier pas : créer la structure de la base de données. Facile il suffit de copier-coller le script LDD de Looping, après avoir ajouté l’énoncé CREATE-USE database manuellement, vers un fichier texte. Il faut ensuite placer le fichier texte dans le répertoire scripts de docker et l’importer à l’aide de la commande suivante à jouer dans la console “mysql -u root -proot &lt; </w:t>
+      </w:r>
+      <w:r>
+        <w:t>/var/lib/mysql-files</w:t>
+      </w:r>
+      <w:r>
+        <w:t xml:space="preserve">/script_creation.sql”. </w:t>
+      </w:r>
+    </w:p>
+    <w:p>
+      <w:r>
+        <w:t>Nous voilà à l’étape du chargement des données</w:t>
+      </w:r>
+    </w:p>
+    <w:p>
+      <w:pPr>
+        <w:rPr>
+          <w:lang w:val="en-US"/>
+        </w:rPr>
+      </w:pPr>
+      <w:r>
+        <w:rPr>
+          <w:lang w:val="en-US"/>
+        </w:rPr>
         <w:lastRenderedPageBreak/>
-        <w:t>Chargement des données</w:t>
-      </w:r>
-      <w:bookmarkEnd w:id="1"/>
-    </w:p>
-    <w:p>
-      <w:r>
-        <w:t>Il m’a été donné un</w:t>
-      </w:r>
-      <w:r>
-        <w:t>e panoplie de</w:t>
-      </w:r>
-      <w:r>
-        <w:t xml:space="preserve"> </w:t>
-      </w:r>
-      <w:proofErr w:type="spellStart"/>
-      <w:r>
-        <w:t>fichier</w:t>
-      </w:r>
-      <w:r>
-        <w:t>s</w:t>
-      </w:r>
-      <w:r>
-        <w:t>.tsv</w:t>
-      </w:r>
-      <w:proofErr w:type="spellEnd"/>
-      <w:r>
-        <w:t>,</w:t>
-      </w:r>
-      <w:r>
-        <w:t xml:space="preserve"> qui </w:t>
-      </w:r>
-      <w:r>
-        <w:t>sont</w:t>
-      </w:r>
-      <w:r>
-        <w:t xml:space="preserve"> l’équivalent </w:t>
-      </w:r>
-      <w:r>
-        <w:t>de</w:t>
-      </w:r>
-      <w:r>
-        <w:t xml:space="preserve"> </w:t>
-      </w:r>
-      <w:r>
-        <w:t>fichiers</w:t>
-      </w:r>
-      <w:r>
-        <w:t xml:space="preserve"> .csv mais </w:t>
-      </w:r>
-      <w:r>
-        <w:t>utilisant</w:t>
-      </w:r>
-      <w:r>
-        <w:t xml:space="preserve"> des tabulations à la place des virgules afin de séparer les données. Ce</w:t>
-      </w:r>
-      <w:r>
-        <w:t>s</w:t>
-      </w:r>
-      <w:r>
-        <w:t xml:space="preserve"> fichier</w:t>
-      </w:r>
-      <w:r>
-        <w:t>s</w:t>
-      </w:r>
-      <w:r>
-        <w:t xml:space="preserve"> contien</w:t>
-      </w:r>
-      <w:r>
-        <w:t>nen</w:t>
-      </w:r>
-      <w:r>
-        <w:t xml:space="preserve">t toutes les données à insérer et voici ce que j’ai fait pour </w:t>
-      </w:r>
-      <w:proofErr w:type="gramStart"/>
-      <w:r>
-        <w:t>les loader</w:t>
-      </w:r>
-      <w:proofErr w:type="gramEnd"/>
-      <w:r>
-        <w:t>.</w:t>
-      </w:r>
-    </w:p>
-    <w:p>
-      <w:r>
-        <w:t>Premier pas : créer la structure de la base de données. Facile il suffit de copier-coller le script LDD de Looping, après avoir ajouté l’énoncé CREATE-USE database manuellement, vers un fichier texte. Il faut ensuite placer le fichier texte dans le répertoire scripts de docker et l’importer à l’aide de la commande suivante à jouer dans la console “mysql -u root -</w:t>
-      </w:r>
-      <w:proofErr w:type="spellStart"/>
-      <w:r>
-        <w:t>proot</w:t>
-      </w:r>
-      <w:proofErr w:type="spellEnd"/>
-      <w:r>
-        <w:t xml:space="preserve"> &lt; </w:t>
-      </w:r>
-      <w:r>
-        <w:t>/var/lib/mysql-files</w:t>
-      </w:r>
-      <w:r>
-        <w:t>/</w:t>
-      </w:r>
-      <w:proofErr w:type="spellStart"/>
-      <w:r>
-        <w:t>script_creation.sql</w:t>
-      </w:r>
-      <w:proofErr w:type="spellEnd"/>
-      <w:r>
-        <w:t xml:space="preserve">”. </w:t>
-      </w:r>
-    </w:p>
-    <w:p>
-      <w:r>
-        <w:t>Nous voilà à l’étape du chargement des données</w:t>
-      </w:r>
-    </w:p>
-    <w:p>
-      <w:r>
         <w:t>-- table 1</w:t>
       </w:r>
     </w:p>
     <w:p>
       <w:pPr>
         <w:pStyle w:val="Sansinterligne"/>
-      </w:pPr>
-      <w:r>
-        <w:t>LOAD DATA INFILE '/var/lib/mysql-files/</w:t>
-      </w:r>
-      <w:proofErr w:type="spellStart"/>
-      <w:r>
-        <w:t>t_article.tsv</w:t>
-      </w:r>
-      <w:proofErr w:type="spellEnd"/>
-      <w:r>
-        <w:t xml:space="preserve">' </w:t>
-      </w:r>
-    </w:p>
-    <w:p>
-      <w:pPr>
-        <w:pStyle w:val="Sansinterligne"/>
-      </w:pPr>
-      <w:r>
+        <w:rPr>
+          <w:lang w:val="en-US"/>
+        </w:rPr>
+      </w:pPr>
+      <w:r>
+        <w:rPr>
+          <w:lang w:val="en-US"/>
+        </w:rPr>
+        <w:t xml:space="preserve">LOAD DATA INFILE '/var/lib/mysql-files/t_article.tsv' </w:t>
+      </w:r>
+    </w:p>
+    <w:p>
+      <w:pPr>
+        <w:pStyle w:val="Sansinterligne"/>
+        <w:rPr>
+          <w:lang w:val="en-US"/>
+        </w:rPr>
+      </w:pPr>
+      <w:r>
+        <w:rPr>
+          <w:lang w:val="en-US"/>
+        </w:rPr>
         <w:tab/>
-        <w:t xml:space="preserve">INTO TABLE </w:t>
-      </w:r>
-      <w:proofErr w:type="spellStart"/>
-      <w:r>
-        <w:t>t_produit</w:t>
-      </w:r>
-      <w:proofErr w:type="spellEnd"/>
-    </w:p>
-    <w:p>
-      <w:pPr>
-        <w:pStyle w:val="Sansinterligne"/>
-      </w:pPr>
-      <w:r>
+        <w:t>INTO TABLE t_produit</w:t>
+      </w:r>
+    </w:p>
+    <w:p>
+      <w:pPr>
+        <w:pStyle w:val="Sansinterligne"/>
+        <w:rPr>
+          <w:lang w:val="en-US"/>
+        </w:rPr>
+      </w:pPr>
+      <w:r>
+        <w:rPr>
+          <w:lang w:val="en-US"/>
+        </w:rPr>
         <w:tab/>
         <w:t>CHARACTER SET UTF8</w:t>
       </w:r>
@@ -816,65 +2504,104 @@
     <w:p>
       <w:pPr>
         <w:pStyle w:val="Sansinterligne"/>
-      </w:pPr>
-      <w:r>
+        <w:rPr>
+          <w:lang w:val="en-US"/>
+        </w:rPr>
+      </w:pPr>
+      <w:r>
+        <w:rPr>
+          <w:lang w:val="en-US"/>
+        </w:rPr>
         <w:tab/>
         <w:t>COLUMNS TERMINATED BY '</w:t>
       </w:r>
       <w:r>
+        <w:rPr>
+          <w:lang w:val="en-US"/>
+        </w:rPr>
         <w:t>\t</w:t>
       </w:r>
       <w:r>
+        <w:rPr>
+          <w:lang w:val="en-US"/>
+        </w:rPr>
         <w:t>'</w:t>
       </w:r>
     </w:p>
     <w:p>
-      <w:r>
+      <w:pPr>
+        <w:rPr>
+          <w:lang w:val="en-US"/>
+        </w:rPr>
+      </w:pPr>
+      <w:r>
+        <w:rPr>
+          <w:lang w:val="en-US"/>
+        </w:rPr>
         <w:tab/>
         <w:t>IGNORE 1 LINES;</w:t>
       </w:r>
     </w:p>
-    <w:p/>
-    <w:p>
-      <w:r>
+    <w:p>
+      <w:pPr>
+        <w:rPr>
+          <w:lang w:val="en-US"/>
+        </w:rPr>
+      </w:pPr>
+    </w:p>
+    <w:p>
+      <w:pPr>
+        <w:rPr>
+          <w:lang w:val="en-US"/>
+        </w:rPr>
+      </w:pPr>
+      <w:r>
+        <w:rPr>
+          <w:lang w:val="en-US"/>
+        </w:rPr>
         <w:t>-- table 2</w:t>
       </w:r>
     </w:p>
     <w:p>
       <w:pPr>
         <w:pStyle w:val="Sansinterligne"/>
-      </w:pPr>
-      <w:r>
-        <w:t>LOAD DATA INFILE '/var/lib/mysql-files/</w:t>
-      </w:r>
-      <w:proofErr w:type="spellStart"/>
-      <w:r>
-        <w:t>t_livreur.tsv</w:t>
-      </w:r>
-      <w:proofErr w:type="spellEnd"/>
-      <w:r>
-        <w:t xml:space="preserve">' </w:t>
-      </w:r>
-    </w:p>
-    <w:p>
-      <w:pPr>
-        <w:pStyle w:val="Sansinterligne"/>
-      </w:pPr>
-      <w:r>
+        <w:rPr>
+          <w:lang w:val="en-US"/>
+        </w:rPr>
+      </w:pPr>
+      <w:r>
+        <w:rPr>
+          <w:lang w:val="en-US"/>
+        </w:rPr>
+        <w:t xml:space="preserve">LOAD DATA INFILE '/var/lib/mysql-files/t_livreur.tsv' </w:t>
+      </w:r>
+    </w:p>
+    <w:p>
+      <w:pPr>
+        <w:pStyle w:val="Sansinterligne"/>
+        <w:rPr>
+          <w:lang w:val="en-US"/>
+        </w:rPr>
+      </w:pPr>
+      <w:r>
+        <w:rPr>
+          <w:lang w:val="en-US"/>
+        </w:rPr>
         <w:tab/>
-        <w:t xml:space="preserve">INTO TABLE </w:t>
-      </w:r>
-      <w:proofErr w:type="spellStart"/>
-      <w:r>
-        <w:t>t_livreur</w:t>
-      </w:r>
-      <w:proofErr w:type="spellEnd"/>
-    </w:p>
-    <w:p>
-      <w:pPr>
-        <w:pStyle w:val="Sansinterligne"/>
-      </w:pPr>
-      <w:r>
+        <w:t>INTO TABLE t_livreur</w:t>
+      </w:r>
+    </w:p>
+    <w:p>
+      <w:pPr>
+        <w:pStyle w:val="Sansinterligne"/>
+        <w:rPr>
+          <w:lang w:val="en-US"/>
+        </w:rPr>
+      </w:pPr>
+      <w:r>
+        <w:rPr>
+          <w:lang w:val="en-US"/>
+        </w:rPr>
         <w:tab/>
         <w:t>CHARACTER SET UTF8</w:t>
       </w:r>
@@ -882,65 +2609,104 @@
     <w:p>
       <w:pPr>
         <w:pStyle w:val="Sansinterligne"/>
-      </w:pPr>
-      <w:r>
+        <w:rPr>
+          <w:lang w:val="en-US"/>
+        </w:rPr>
+      </w:pPr>
+      <w:r>
+        <w:rPr>
+          <w:lang w:val="en-US"/>
+        </w:rPr>
         <w:tab/>
         <w:t>COLUMNS TERMINATED BY '</w:t>
       </w:r>
       <w:r>
+        <w:rPr>
+          <w:lang w:val="en-US"/>
+        </w:rPr>
         <w:t>\t</w:t>
       </w:r>
       <w:r>
+        <w:rPr>
+          <w:lang w:val="en-US"/>
+        </w:rPr>
         <w:t>'</w:t>
       </w:r>
     </w:p>
     <w:p>
-      <w:r>
+      <w:pPr>
+        <w:rPr>
+          <w:lang w:val="en-US"/>
+        </w:rPr>
+      </w:pPr>
+      <w:r>
+        <w:rPr>
+          <w:lang w:val="en-US"/>
+        </w:rPr>
         <w:tab/>
         <w:t>IGNORE 1 LINES;</w:t>
       </w:r>
     </w:p>
-    <w:p/>
-    <w:p>
-      <w:r>
+    <w:p>
+      <w:pPr>
+        <w:rPr>
+          <w:lang w:val="en-US"/>
+        </w:rPr>
+      </w:pPr>
+    </w:p>
+    <w:p>
+      <w:pPr>
+        <w:rPr>
+          <w:lang w:val="en-US"/>
+        </w:rPr>
+      </w:pPr>
+      <w:r>
+        <w:rPr>
+          <w:lang w:val="en-US"/>
+        </w:rPr>
         <w:t>-- table 3</w:t>
       </w:r>
     </w:p>
     <w:p>
       <w:pPr>
         <w:pStyle w:val="Sansinterligne"/>
-      </w:pPr>
-      <w:r>
-        <w:t>LOAD DATA INFILE '/var/lib/mysql-files/</w:t>
-      </w:r>
-      <w:proofErr w:type="spellStart"/>
-      <w:r>
-        <w:t>t_client.tsv</w:t>
-      </w:r>
-      <w:proofErr w:type="spellEnd"/>
-      <w:r>
-        <w:t xml:space="preserve">' </w:t>
-      </w:r>
-    </w:p>
-    <w:p>
-      <w:pPr>
-        <w:pStyle w:val="Sansinterligne"/>
-      </w:pPr>
-      <w:r>
+        <w:rPr>
+          <w:lang w:val="en-US"/>
+        </w:rPr>
+      </w:pPr>
+      <w:r>
+        <w:rPr>
+          <w:lang w:val="en-US"/>
+        </w:rPr>
+        <w:t xml:space="preserve">LOAD DATA INFILE '/var/lib/mysql-files/t_client.tsv' </w:t>
+      </w:r>
+    </w:p>
+    <w:p>
+      <w:pPr>
+        <w:pStyle w:val="Sansinterligne"/>
+        <w:rPr>
+          <w:lang w:val="en-US"/>
+        </w:rPr>
+      </w:pPr>
+      <w:r>
+        <w:rPr>
+          <w:lang w:val="en-US"/>
+        </w:rPr>
         <w:tab/>
-        <w:t xml:space="preserve">INTO TABLE </w:t>
-      </w:r>
-      <w:proofErr w:type="spellStart"/>
-      <w:r>
-        <w:t>t_client</w:t>
-      </w:r>
-      <w:proofErr w:type="spellEnd"/>
-    </w:p>
-    <w:p>
-      <w:pPr>
-        <w:pStyle w:val="Sansinterligne"/>
-      </w:pPr>
-      <w:r>
+        <w:t>INTO TABLE t_client</w:t>
+      </w:r>
+    </w:p>
+    <w:p>
+      <w:pPr>
+        <w:pStyle w:val="Sansinterligne"/>
+        <w:rPr>
+          <w:lang w:val="en-US"/>
+        </w:rPr>
+      </w:pPr>
+      <w:r>
+        <w:rPr>
+          <w:lang w:val="en-US"/>
+        </w:rPr>
         <w:tab/>
         <w:t>CHARACTER SET UTF8</w:t>
       </w:r>
@@ -948,31 +2714,62 @@
     <w:p>
       <w:pPr>
         <w:pStyle w:val="Sansinterligne"/>
-      </w:pPr>
-      <w:r>
+        <w:rPr>
+          <w:lang w:val="en-US"/>
+        </w:rPr>
+      </w:pPr>
+      <w:r>
+        <w:rPr>
+          <w:lang w:val="en-US"/>
+        </w:rPr>
         <w:tab/>
         <w:t>COLUMNS TERMINATED BY '</w:t>
       </w:r>
       <w:r>
+        <w:rPr>
+          <w:lang w:val="en-US"/>
+        </w:rPr>
         <w:t>\t</w:t>
       </w:r>
       <w:r>
+        <w:rPr>
+          <w:lang w:val="en-US"/>
+        </w:rPr>
         <w:t>'</w:t>
       </w:r>
     </w:p>
     <w:p>
-      <w:r>
+      <w:pPr>
+        <w:rPr>
+          <w:lang w:val="en-US"/>
+        </w:rPr>
+      </w:pPr>
+      <w:r>
+        <w:rPr>
+          <w:lang w:val="en-US"/>
+        </w:rPr>
         <w:tab/>
         <w:t>IGNORE 1 LINES;</w:t>
       </w:r>
     </w:p>
-    <w:p/>
+    <w:p>
+      <w:pPr>
+        <w:rPr>
+          <w:lang w:val="en-US"/>
+        </w:rPr>
+      </w:pPr>
+    </w:p>
     <w:p>
       <w:pPr>
         <w:keepNext/>
-      </w:pPr>
-      <w:r>
-        <w:lastRenderedPageBreak/>
+        <w:rPr>
+          <w:lang w:val="en-US"/>
+        </w:rPr>
+      </w:pPr>
+      <w:r>
+        <w:rPr>
+          <w:lang w:val="en-US"/>
+        </w:rPr>
         <w:t>-- table 4</w:t>
       </w:r>
     </w:p>
@@ -980,40 +2777,45 @@
       <w:pPr>
         <w:pStyle w:val="Sansinterligne"/>
         <w:keepNext/>
-      </w:pPr>
-      <w:r>
-        <w:t>LOAD DATA INFILE '/var/lib/mysql-files/</w:t>
-      </w:r>
-      <w:proofErr w:type="spellStart"/>
-      <w:r>
-        <w:t>t_adresse.tsv</w:t>
-      </w:r>
-      <w:proofErr w:type="spellEnd"/>
-      <w:r>
-        <w:t xml:space="preserve">' </w:t>
+        <w:rPr>
+          <w:lang w:val="en-US"/>
+        </w:rPr>
+      </w:pPr>
+      <w:r>
+        <w:rPr>
+          <w:lang w:val="en-US"/>
+        </w:rPr>
+        <w:t xml:space="preserve">LOAD DATA INFILE '/var/lib/mysql-files/t_adresse.tsv' </w:t>
       </w:r>
     </w:p>
     <w:p>
       <w:pPr>
         <w:pStyle w:val="Sansinterligne"/>
         <w:keepNext/>
-      </w:pPr>
-      <w:r>
+        <w:rPr>
+          <w:lang w:val="en-US"/>
+        </w:rPr>
+      </w:pPr>
+      <w:r>
+        <w:rPr>
+          <w:lang w:val="en-US"/>
+        </w:rPr>
         <w:tab/>
-        <w:t xml:space="preserve">INTO TABLE </w:t>
-      </w:r>
-      <w:proofErr w:type="spellStart"/>
-      <w:r>
-        <w:t>t_adresse</w:t>
-      </w:r>
-      <w:proofErr w:type="spellEnd"/>
+        <w:t>INTO TABLE t_adresse</w:t>
+      </w:r>
     </w:p>
     <w:p>
       <w:pPr>
         <w:pStyle w:val="Sansinterligne"/>
         <w:keepNext/>
-      </w:pPr>
-      <w:r>
+        <w:rPr>
+          <w:lang w:val="en-US"/>
+        </w:rPr>
+      </w:pPr>
+      <w:r>
+        <w:rPr>
+          <w:lang w:val="en-US"/>
+        </w:rPr>
         <w:tab/>
         <w:t>CHARACTER SET UTF8</w:t>
       </w:r>
@@ -1022,15 +2824,27 @@
       <w:pPr>
         <w:pStyle w:val="Sansinterligne"/>
         <w:keepNext/>
-      </w:pPr>
-      <w:r>
+        <w:rPr>
+          <w:lang w:val="en-US"/>
+        </w:rPr>
+      </w:pPr>
+      <w:r>
+        <w:rPr>
+          <w:lang w:val="en-US"/>
+        </w:rPr>
         <w:tab/>
         <w:t>COLUMNS TERMINATED BY '</w:t>
       </w:r>
       <w:r>
+        <w:rPr>
+          <w:lang w:val="en-US"/>
+        </w:rPr>
         <w:t>\t</w:t>
       </w:r>
       <w:r>
+        <w:rPr>
+          <w:lang w:val="en-US"/>
+        </w:rPr>
         <w:t>'</w:t>
       </w:r>
     </w:p>
@@ -1038,8 +2852,14 @@
       <w:pPr>
         <w:pStyle w:val="Sansinterligne"/>
         <w:keepNext/>
-      </w:pPr>
-      <w:r>
+        <w:rPr>
+          <w:lang w:val="en-US"/>
+        </w:rPr>
+      </w:pPr>
+      <w:r>
+        <w:rPr>
+          <w:lang w:val="en-US"/>
+        </w:rPr>
         <w:tab/>
         <w:t>IGNORE 1 LINES</w:t>
       </w:r>
@@ -1049,43 +2869,19 @@
         <w:keepNext/>
       </w:pPr>
       <w:r>
+        <w:rPr>
+          <w:lang w:val="en-US"/>
+        </w:rPr>
         <w:t xml:space="preserve">    </w:t>
       </w:r>
       <w:r>
+        <w:rPr>
+          <w:lang w:val="en-US"/>
+        </w:rPr>
         <w:tab/>
-        <w:t>(`</w:t>
-      </w:r>
-      <w:proofErr w:type="spellStart"/>
-      <w:r>
-        <w:t>adresse_id</w:t>
-      </w:r>
-      <w:proofErr w:type="spellEnd"/>
-      <w:r>
-        <w:t>`, `</w:t>
-      </w:r>
-      <w:proofErr w:type="spellStart"/>
-      <w:r>
-        <w:t>client_fk</w:t>
-      </w:r>
-      <w:proofErr w:type="spellEnd"/>
-      <w:r>
-        <w:t>`, `rue`, `</w:t>
-      </w:r>
-      <w:proofErr w:type="spellStart"/>
-      <w:r>
-        <w:t>npa</w:t>
-      </w:r>
-      <w:proofErr w:type="spellEnd"/>
-      <w:r>
-        <w:t>`, `</w:t>
-      </w:r>
-      <w:proofErr w:type="spellStart"/>
-      <w:r>
-        <w:t>localite</w:t>
-      </w:r>
-      <w:proofErr w:type="spellEnd"/>
-      <w:r>
-        <w:t>`, `latitude`, `longitude`);</w:t>
+      </w:r>
+      <w:r>
+        <w:t>(`adresse_id`, `client_fk`, `rue`, `npa`, `localite`, `latitude`, `longitude`);</w:t>
       </w:r>
     </w:p>
     <w:p>
@@ -1096,46 +2892,57 @@
     <w:p>
       <w:pPr>
         <w:keepNext/>
-      </w:pPr>
-      <w:r>
+        <w:rPr>
+          <w:lang w:val="en-US"/>
+        </w:rPr>
+      </w:pPr>
+      <w:r>
+        <w:rPr>
+          <w:lang w:val="en-US"/>
+        </w:rPr>
         <w:t>-- table 5</w:t>
       </w:r>
     </w:p>
     <w:p>
       <w:pPr>
         <w:pStyle w:val="Sansinterligne"/>
-      </w:pPr>
-      <w:r>
-        <w:t>LOAD DATA INFILE '/var/lib/mysql-files/</w:t>
-      </w:r>
-      <w:proofErr w:type="spellStart"/>
-      <w:r>
-        <w:t>t_commande.tsv</w:t>
-      </w:r>
-      <w:proofErr w:type="spellEnd"/>
-      <w:r>
-        <w:t xml:space="preserve">' </w:t>
-      </w:r>
-    </w:p>
-    <w:p>
-      <w:pPr>
-        <w:pStyle w:val="Sansinterligne"/>
-      </w:pPr>
-      <w:r>
+        <w:rPr>
+          <w:lang w:val="en-US"/>
+        </w:rPr>
+      </w:pPr>
+      <w:r>
+        <w:rPr>
+          <w:lang w:val="en-US"/>
+        </w:rPr>
+        <w:t xml:space="preserve">LOAD DATA INFILE '/var/lib/mysql-files/t_commande.tsv' </w:t>
+      </w:r>
+    </w:p>
+    <w:p>
+      <w:pPr>
+        <w:pStyle w:val="Sansinterligne"/>
+        <w:rPr>
+          <w:lang w:val="en-US"/>
+        </w:rPr>
+      </w:pPr>
+      <w:r>
+        <w:rPr>
+          <w:lang w:val="en-US"/>
+        </w:rPr>
         <w:tab/>
-        <w:t xml:space="preserve">INTO TABLE </w:t>
-      </w:r>
-      <w:proofErr w:type="spellStart"/>
-      <w:r>
-        <w:t>t_commande</w:t>
-      </w:r>
-      <w:proofErr w:type="spellEnd"/>
-    </w:p>
-    <w:p>
-      <w:pPr>
-        <w:pStyle w:val="Sansinterligne"/>
-      </w:pPr>
-      <w:r>
+        <w:t>INTO TABLE t_commande</w:t>
+      </w:r>
+    </w:p>
+    <w:p>
+      <w:pPr>
+        <w:pStyle w:val="Sansinterligne"/>
+        <w:rPr>
+          <w:lang w:val="en-US"/>
+        </w:rPr>
+      </w:pPr>
+      <w:r>
+        <w:rPr>
+          <w:lang w:val="en-US"/>
+        </w:rPr>
         <w:tab/>
         <w:t>CHARACTER SET UTF8</w:t>
       </w:r>
@@ -1143,8 +2950,14 @@
     <w:p>
       <w:pPr>
         <w:pStyle w:val="Sansinterligne"/>
-      </w:pPr>
-      <w:r>
+        <w:rPr>
+          <w:lang w:val="en-US"/>
+        </w:rPr>
+      </w:pPr>
+      <w:r>
+        <w:rPr>
+          <w:lang w:val="en-US"/>
+        </w:rPr>
         <w:tab/>
         <w:t>COLUMNS TERMINATED BY '\t'</w:t>
       </w:r>
@@ -1154,7 +2967,12 @@
         <w:pStyle w:val="Sansinterligne"/>
       </w:pPr>
       <w:r>
+        <w:rPr>
+          <w:lang w:val="en-US"/>
+        </w:rPr>
         <w:tab/>
+      </w:r>
+      <w:r>
         <w:t>IGNORE 1 LINES</w:t>
       </w:r>
     </w:p>
@@ -1164,28 +2982,7 @@
         <w:ind w:firstLine="708"/>
       </w:pPr>
       <w:r>
-        <w:t>(</w:t>
-      </w:r>
-      <w:proofErr w:type="spellStart"/>
-      <w:proofErr w:type="gramStart"/>
-      <w:r>
-        <w:t>commande</w:t>
-      </w:r>
-      <w:proofErr w:type="gramEnd"/>
-      <w:r>
-        <w:t>_id</w:t>
-      </w:r>
-      <w:proofErr w:type="spellEnd"/>
-      <w:r>
-        <w:t xml:space="preserve">, </w:t>
-      </w:r>
-      <w:proofErr w:type="spellStart"/>
-      <w:r>
-        <w:t>client_fk</w:t>
-      </w:r>
-      <w:proofErr w:type="spellEnd"/>
-      <w:r>
-        <w:t>, type, @vAdresse, @mytimestamp, statut)</w:t>
+        <w:t>(commande_id, client_fk, type, @vAdresse, @mytimestamp, statut)</w:t>
       </w:r>
     </w:p>
     <w:p>
@@ -1194,15 +2991,7 @@
         <w:ind w:firstLine="708"/>
       </w:pPr>
       <w:r>
-        <w:t xml:space="preserve">SET </w:t>
-      </w:r>
-      <w:proofErr w:type="spellStart"/>
-      <w:r>
-        <w:t>adresse_fk</w:t>
-      </w:r>
-      <w:proofErr w:type="spellEnd"/>
-      <w:r>
-        <w:t xml:space="preserve"> = NULLIF(@vAdresse,''), </w:t>
+        <w:t xml:space="preserve">SET adresse_fk = NULLIF(@vAdresse,''), </w:t>
       </w:r>
     </w:p>
     <w:p>
@@ -1211,35 +3000,15 @@
       </w:r>
       <w:r>
         <w:tab/>
-      </w:r>
-      <w:proofErr w:type="spellStart"/>
-      <w:proofErr w:type="gramStart"/>
-      <w:r>
-        <w:t>date</w:t>
-      </w:r>
-      <w:proofErr w:type="gramEnd"/>
-      <w:r>
-        <w:t>_et_heure</w:t>
-      </w:r>
-      <w:proofErr w:type="spellEnd"/>
-      <w:r>
-        <w:t xml:space="preserve"> =STR_TO_DATE(@mytimestamp, '%</w:t>
-      </w:r>
-      <w:proofErr w:type="spellStart"/>
-      <w:r>
-        <w:t>d.%m.%Y</w:t>
-      </w:r>
-      <w:proofErr w:type="spellEnd"/>
-      <w:r>
-        <w:t xml:space="preserve"> %H:%i');</w:t>
-      </w:r>
-      <w:bookmarkStart w:id="2" w:name="_Toc210392959"/>
+        <w:t>date_et_heure =STR_TO_DATE(@mytimestamp, '%d.%m.%Y %H:%i');</w:t>
+      </w:r>
     </w:p>
     <w:p>
       <w:pPr>
         <w:keepNext/>
       </w:pPr>
       <w:r>
+        <w:lastRenderedPageBreak/>
         <w:t>-- table 6</w:t>
       </w:r>
     </w:p>
@@ -1251,15 +3020,7 @@
         </w:rPr>
       </w:pPr>
       <w:r>
-        <w:t>LOAD DATA INFILE '/var/lib/mysql-files/</w:t>
-      </w:r>
-      <w:proofErr w:type="spellStart"/>
-      <w:r>
-        <w:t>t_ligne_commande.tsv</w:t>
-      </w:r>
-      <w:proofErr w:type="spellEnd"/>
-      <w:r>
-        <w:t xml:space="preserve">' </w:t>
+        <w:t xml:space="preserve">LOAD DATA INFILE '/var/lib/mysql-files/t_ligne_commande.tsv' </w:t>
       </w:r>
     </w:p>
     <w:p>
@@ -1271,22 +3032,175 @@
       </w:pPr>
       <w:r>
         <w:tab/>
-        <w:t xml:space="preserve">INTO TABLE </w:t>
-      </w:r>
-      <w:proofErr w:type="spellStart"/>
-      <w:r>
-        <w:t>t_ligne_de_commande</w:t>
-      </w:r>
-      <w:proofErr w:type="spellEnd"/>
+        <w:t>INTO TABLE t_ligne_de_commande</w:t>
+      </w:r>
     </w:p>
     <w:p>
       <w:pPr>
         <w:pStyle w:val="Sansinterligne"/>
         <w:rPr>
           <w:rFonts w:eastAsiaTheme="minorEastAsia"/>
-        </w:rPr>
-      </w:pPr>
-      <w:r>
+          <w:lang w:val="en-US"/>
+        </w:rPr>
+      </w:pPr>
+      <w:r>
+        <w:tab/>
+      </w:r>
+      <w:r>
+        <w:rPr>
+          <w:lang w:val="en-US"/>
+        </w:rPr>
+        <w:t>CHARACTER SET UTF8</w:t>
+      </w:r>
+    </w:p>
+    <w:p>
+      <w:pPr>
+        <w:pStyle w:val="Sansinterligne"/>
+        <w:rPr>
+          <w:rFonts w:eastAsiaTheme="minorEastAsia"/>
+          <w:lang w:val="en-US"/>
+        </w:rPr>
+      </w:pPr>
+      <w:r>
+        <w:rPr>
+          <w:lang w:val="en-US"/>
+        </w:rPr>
+        <w:tab/>
+        <w:t>COLUMNS TERMINATED BY '\t'</w:t>
+      </w:r>
+    </w:p>
+    <w:p>
+      <w:pPr>
+        <w:pStyle w:val="Sansinterligne"/>
+        <w:rPr>
+          <w:rFonts w:eastAsiaTheme="minorEastAsia"/>
+        </w:rPr>
+      </w:pPr>
+      <w:r>
+        <w:rPr>
+          <w:lang w:val="en-US"/>
+        </w:rPr>
+        <w:tab/>
+      </w:r>
+      <w:r>
+        <w:t>IGNORE 1 LINES</w:t>
+      </w:r>
+    </w:p>
+    <w:p>
+      <w:pPr>
+        <w:pStyle w:val="Sansinterligne"/>
+        <w:ind w:firstLine="708"/>
+        <w:rPr>
+          <w:rFonts w:eastAsiaTheme="minorEastAsia"/>
+        </w:rPr>
+      </w:pPr>
+      <w:r>
+        <w:t>(`ligne_de_commande_id`, `commande_fk`, `produit_fk`, `quantite`,</w:t>
+      </w:r>
+    </w:p>
+    <w:p>
+      <w:pPr>
+        <w:pStyle w:val="Sansinterligne"/>
+        <w:ind w:firstLine="708"/>
+        <w:rPr>
+          <w:rFonts w:eastAsiaTheme="minorEastAsia"/>
+        </w:rPr>
+      </w:pPr>
+      <w:r>
+        <w:t>`prix_unitaire`, @extra)</w:t>
+      </w:r>
+    </w:p>
+    <w:p>
+      <w:pPr>
+        <w:pStyle w:val="Sansinterligne"/>
+        <w:ind w:firstLine="708"/>
+        <w:rPr>
+          <w:rFonts w:eastAsiaTheme="minorEastAsia"/>
+        </w:rPr>
+      </w:pPr>
+      <w:r>
+        <w:rPr>
+          <w:rFonts w:eastAsiaTheme="minorEastAsia"/>
+        </w:rPr>
+        <w:t xml:space="preserve"> SET produit_enfant_fk = NULLIF(@extra, '')</w:t>
+      </w:r>
+      <w:r>
+        <w:rPr>
+          <w:rFonts w:eastAsiaTheme="minorEastAsia"/>
+        </w:rPr>
+        <w:t> ;</w:t>
+      </w:r>
+    </w:p>
+    <w:p/>
+    <w:p>
+      <w:pPr>
+        <w:keepNext/>
+        <w:rPr>
+          <w:lang w:val="en-US"/>
+        </w:rPr>
+      </w:pPr>
+      <w:r>
+        <w:rPr>
+          <w:lang w:val="en-US"/>
+        </w:rPr>
+        <w:t>--</w:t>
+      </w:r>
+      <w:r>
+        <w:rPr>
+          <w:lang w:val="en-US"/>
+        </w:rPr>
+        <w:t xml:space="preserve"> </w:t>
+      </w:r>
+      <w:r>
+        <w:rPr>
+          <w:lang w:val="en-US"/>
+        </w:rPr>
+        <w:t>table 7</w:t>
+      </w:r>
+    </w:p>
+    <w:p>
+      <w:pPr>
+        <w:pStyle w:val="Sansinterligne"/>
+        <w:keepNext/>
+        <w:rPr>
+          <w:lang w:val="en-US"/>
+        </w:rPr>
+      </w:pPr>
+      <w:r>
+        <w:rPr>
+          <w:lang w:val="en-US"/>
+        </w:rPr>
+        <w:t xml:space="preserve">LOAD DATA INFILE '/var/lib/mysql-files/t_paiement.tsv' </w:t>
+      </w:r>
+    </w:p>
+    <w:p>
+      <w:pPr>
+        <w:pStyle w:val="Sansinterligne"/>
+        <w:keepNext/>
+        <w:rPr>
+          <w:lang w:val="en-US"/>
+        </w:rPr>
+      </w:pPr>
+      <w:r>
+        <w:rPr>
+          <w:lang w:val="en-US"/>
+        </w:rPr>
+        <w:tab/>
+        <w:t>INTO TABLE t_paiement</w:t>
+      </w:r>
+    </w:p>
+    <w:p>
+      <w:pPr>
+        <w:pStyle w:val="Sansinterligne"/>
+        <w:keepNext/>
+        <w:rPr>
+          <w:lang w:val="en-US"/>
+        </w:rPr>
+      </w:pPr>
+      <w:r>
+        <w:rPr>
+          <w:lang w:val="en-US"/>
+        </w:rPr>
         <w:tab/>
         <w:t>CHARACTER SET UTF8</w:t>
       </w:r>
@@ -1294,11 +3208,15 @@
     <w:p>
       <w:pPr>
         <w:pStyle w:val="Sansinterligne"/>
-        <w:rPr>
-          <w:rFonts w:eastAsiaTheme="minorEastAsia"/>
-        </w:rPr>
-      </w:pPr>
-      <w:r>
+        <w:keepNext/>
+        <w:rPr>
+          <w:lang w:val="en-US"/>
+        </w:rPr>
+      </w:pPr>
+      <w:r>
+        <w:rPr>
+          <w:lang w:val="en-US"/>
+        </w:rPr>
         <w:tab/>
         <w:t>COLUMNS TERMINATED BY '\t'</w:t>
       </w:r>
@@ -1306,128 +3224,55 @@
     <w:p>
       <w:pPr>
         <w:pStyle w:val="Sansinterligne"/>
-        <w:rPr>
-          <w:rFonts w:eastAsiaTheme="minorEastAsia"/>
-        </w:rPr>
-      </w:pPr>
-      <w:r>
+        <w:keepNext/>
+      </w:pPr>
+      <w:r>
+        <w:rPr>
+          <w:lang w:val="en-US"/>
+        </w:rPr>
         <w:tab/>
+      </w:r>
+      <w:r>
         <w:t>IGNORE 1 LINES</w:t>
       </w:r>
     </w:p>
     <w:p>
       <w:pPr>
         <w:pStyle w:val="Sansinterligne"/>
+        <w:keepNext/>
         <w:ind w:firstLine="708"/>
-        <w:rPr>
-          <w:rFonts w:eastAsiaTheme="minorEastAsia"/>
-        </w:rPr>
-      </w:pPr>
-      <w:r>
-        <w:t>(`</w:t>
-      </w:r>
-      <w:proofErr w:type="spellStart"/>
-      <w:r>
-        <w:t>ligne_de_commande_id</w:t>
-      </w:r>
-      <w:proofErr w:type="spellEnd"/>
-      <w:r>
-        <w:t>`, `</w:t>
-      </w:r>
-      <w:proofErr w:type="spellStart"/>
-      <w:r>
-        <w:t>commande_fk</w:t>
-      </w:r>
-      <w:proofErr w:type="spellEnd"/>
-      <w:r>
-        <w:t>`, `</w:t>
-      </w:r>
-      <w:proofErr w:type="spellStart"/>
-      <w:r>
-        <w:t>produit_fk</w:t>
-      </w:r>
-      <w:proofErr w:type="spellEnd"/>
-      <w:r>
-        <w:t>`, `</w:t>
-      </w:r>
-      <w:proofErr w:type="spellStart"/>
-      <w:r>
-        <w:t>quantite</w:t>
-      </w:r>
-      <w:proofErr w:type="spellEnd"/>
-      <w:r>
-        <w:t>`,</w:t>
-      </w:r>
-    </w:p>
-    <w:p>
-      <w:pPr>
-        <w:pStyle w:val="Sansinterligne"/>
+      </w:pPr>
+      <w:r>
+        <w:t>(`paiement_id`, `commande_fk`, `mode`, `montant`, @mytimestamp)</w:t>
+      </w:r>
+    </w:p>
+    <w:p>
+      <w:pPr>
+        <w:pStyle w:val="Sansinterligne"/>
+        <w:keepNext/>
         <w:ind w:firstLine="708"/>
-        <w:rPr>
-          <w:rFonts w:eastAsiaTheme="minorEastAsia"/>
-        </w:rPr>
-      </w:pPr>
-      <w:r>
-        <w:t>`</w:t>
-      </w:r>
-      <w:proofErr w:type="spellStart"/>
-      <w:r>
-        <w:t>prix_unitaire</w:t>
-      </w:r>
-      <w:proofErr w:type="spellEnd"/>
-      <w:r>
-        <w:t>`, @extra)</w:t>
-      </w:r>
-    </w:p>
-    <w:p>
-      <w:pPr>
-        <w:pStyle w:val="Sansinterligne"/>
-        <w:ind w:firstLine="708"/>
-        <w:rPr>
-          <w:rFonts w:eastAsiaTheme="minorEastAsia"/>
-        </w:rPr>
-      </w:pPr>
-      <w:r>
-        <w:rPr>
-          <w:rFonts w:eastAsiaTheme="minorEastAsia"/>
-        </w:rPr>
-        <w:t xml:space="preserve"> SET </w:t>
-      </w:r>
-      <w:proofErr w:type="spellStart"/>
-      <w:r>
-        <w:rPr>
-          <w:rFonts w:eastAsiaTheme="minorEastAsia"/>
-        </w:rPr>
-        <w:t>produit_enfant_fk</w:t>
-      </w:r>
-      <w:proofErr w:type="spellEnd"/>
-      <w:r>
-        <w:rPr>
-          <w:rFonts w:eastAsiaTheme="minorEastAsia"/>
-        </w:rPr>
-        <w:t xml:space="preserve"> = NULLIF(@extra, '')</w:t>
-      </w:r>
-      <w:r>
-        <w:rPr>
-          <w:rFonts w:eastAsiaTheme="minorEastAsia"/>
-        </w:rPr>
-        <w:t> ;</w:t>
-      </w:r>
-    </w:p>
-    <w:p/>
+      </w:pPr>
+      <w:r>
+        <w:t>SET date_paiement =STR_TO_DATE(@mytimestamp, '%d.%m.%Y %H:%i');</w:t>
+      </w:r>
+    </w:p>
     <w:p>
       <w:pPr>
         <w:keepNext/>
       </w:pPr>
-      <w:r>
-        <w:lastRenderedPageBreak/>
+    </w:p>
+    <w:p>
+      <w:pPr>
+        <w:keepNext/>
+      </w:pPr>
+      <w:r>
         <w:t>--</w:t>
       </w:r>
       <w:r>
         <w:t xml:space="preserve"> </w:t>
       </w:r>
       <w:r>
-        <w:t>table 7</w:t>
+        <w:t>table 8</w:t>
       </w:r>
     </w:p>
     <w:p>
@@ -1436,38 +3281,39 @@
         <w:keepNext/>
       </w:pPr>
       <w:r>
-        <w:t>LOAD DATA INFILE '/var/lib/mysql-files/</w:t>
-      </w:r>
-      <w:proofErr w:type="spellStart"/>
-      <w:r>
-        <w:t>t_paiement.tsv</w:t>
-      </w:r>
-      <w:proofErr w:type="spellEnd"/>
-      <w:r>
-        <w:t xml:space="preserve">' </w:t>
+        <w:t xml:space="preserve">LOAD DATA INFILE '/var/lib/mysql-files/t_livraison.tsv' </w:t>
       </w:r>
     </w:p>
     <w:p>
       <w:pPr>
         <w:pStyle w:val="Sansinterligne"/>
         <w:keepNext/>
+        <w:rPr>
+          <w:lang w:val="en-US"/>
+        </w:rPr>
       </w:pPr>
       <w:r>
         <w:tab/>
-        <w:t xml:space="preserve">INTO TABLE </w:t>
-      </w:r>
-      <w:proofErr w:type="spellStart"/>
-      <w:r>
-        <w:t>t_paiement</w:t>
-      </w:r>
-      <w:proofErr w:type="spellEnd"/>
+      </w:r>
+      <w:r>
+        <w:rPr>
+          <w:lang w:val="en-US"/>
+        </w:rPr>
+        <w:t>INTO TABLE t_livraison</w:t>
+      </w:r>
     </w:p>
     <w:p>
       <w:pPr>
         <w:pStyle w:val="Sansinterligne"/>
         <w:keepNext/>
-      </w:pPr>
-      <w:r>
+        <w:rPr>
+          <w:lang w:val="en-US"/>
+        </w:rPr>
+      </w:pPr>
+      <w:r>
+        <w:rPr>
+          <w:lang w:val="en-US"/>
+        </w:rPr>
         <w:tab/>
         <w:t>CHARACTER SET UTF8</w:t>
       </w:r>
@@ -1476,8 +3322,14 @@
       <w:pPr>
         <w:pStyle w:val="Sansinterligne"/>
         <w:keepNext/>
-      </w:pPr>
-      <w:r>
+        <w:rPr>
+          <w:lang w:val="en-US"/>
+        </w:rPr>
+      </w:pPr>
+      <w:r>
+        <w:rPr>
+          <w:lang w:val="en-US"/>
+        </w:rPr>
         <w:tab/>
         <w:t>COLUMNS TERMINATED BY '\t'</w:t>
       </w:r>
@@ -1488,7 +3340,12 @@
         <w:keepNext/>
       </w:pPr>
       <w:r>
+        <w:rPr>
+          <w:lang w:val="en-US"/>
+        </w:rPr>
         <w:tab/>
+      </w:r>
+      <w:r>
         <w:t>IGNORE 1 LINES</w:t>
       </w:r>
     </w:p>
@@ -1499,1050 +3356,604 @@
         <w:ind w:firstLine="708"/>
       </w:pPr>
       <w:r>
-        <w:t>(`</w:t>
-      </w:r>
-      <w:proofErr w:type="spellStart"/>
-      <w:r>
-        <w:t>paiement_id</w:t>
-      </w:r>
-      <w:proofErr w:type="spellEnd"/>
-      <w:r>
-        <w:t>`, `</w:t>
-      </w:r>
-      <w:proofErr w:type="spellStart"/>
-      <w:r>
-        <w:t>commande_fk</w:t>
-      </w:r>
-      <w:proofErr w:type="spellEnd"/>
-      <w:r>
-        <w:t>`, `mode`, `montant`, @mytimestamp)</w:t>
-      </w:r>
-    </w:p>
-    <w:p>
-      <w:pPr>
-        <w:pStyle w:val="Sansinterligne"/>
+        <w:t>(`livraison_id`, `commande_fk`, `livreur_fk`, `statut`, @depart, @arrivee)</w:t>
+      </w:r>
+    </w:p>
+    <w:p>
+      <w:pPr>
+        <w:pStyle w:val="Sansinterligne"/>
+        <w:keepNext/>
+        <w:ind w:left="708"/>
+      </w:pPr>
+      <w:r>
+        <w:t>SET heure_depart =STR_TO_DATE(@depart, '%d.%m.%Y %H:%i')</w:t>
+      </w:r>
+    </w:p>
+    <w:p>
+      <w:pPr>
         <w:keepNext/>
         <w:ind w:firstLine="708"/>
       </w:pPr>
       <w:r>
-        <w:t xml:space="preserve">SET </w:t>
-      </w:r>
-      <w:proofErr w:type="spellStart"/>
-      <w:r>
-        <w:t>date_paiement</w:t>
-      </w:r>
-      <w:proofErr w:type="spellEnd"/>
-      <w:r>
-        <w:t xml:space="preserve"> =STR_TO_DATE(@mytimestamp, '%</w:t>
-      </w:r>
-      <w:proofErr w:type="spellStart"/>
-      <w:r>
-        <w:t>d.%m.%Y</w:t>
-      </w:r>
-      <w:proofErr w:type="spellEnd"/>
-      <w:r>
-        <w:t xml:space="preserve"> %H:%i');</w:t>
-      </w:r>
-    </w:p>
-    <w:p>
-      <w:pPr>
-        <w:keepNext/>
-      </w:pPr>
-    </w:p>
-    <w:p>
-      <w:pPr>
-        <w:keepNext/>
-      </w:pPr>
-      <w:r>
-        <w:t>--</w:t>
+        <w:t>heure_arrivee =STR_TO_DATE(@arrivee, '%d.%m.%Y %H:%i');</w:t>
+      </w:r>
+    </w:p>
+    <w:p/>
+    <w:p>
+      <w:pPr>
+        <w:pStyle w:val="Titre2"/>
+      </w:pPr>
+      <w:bookmarkStart w:id="3" w:name="_Toc212816641"/>
+      <w:r>
+        <w:t>Sauvegarde de la base de données</w:t>
+      </w:r>
+      <w:bookmarkEnd w:id="3"/>
+    </w:p>
+    <w:p>
+      <w:r>
+        <w:t>Dans ce chapitre, nous allons nous intéresser à la manière dont nous allons sau</w:t>
+      </w:r>
+      <w:r>
+        <w:t xml:space="preserve">vegarder notre base de données. Il est prévu que nous fassions une sauvegarde complète toutes les semaines et une sauvegarde </w:t>
+      </w:r>
+      <w:r>
+        <w:t xml:space="preserve">différentielle </w:t>
+      </w:r>
+      <w:r>
+        <w:t>chaque jour.</w:t>
+      </w:r>
+    </w:p>
+    <w:p>
+      <w:pPr>
+        <w:pStyle w:val="Titre3"/>
+      </w:pPr>
+      <w:bookmarkStart w:id="4" w:name="_Toc212816642"/>
+      <w:r>
+        <w:t>Backup complet</w:t>
+      </w:r>
+      <w:bookmarkEnd w:id="4"/>
+    </w:p>
+    <w:p>
+      <w:r>
+        <w:t>Nous allons commencer par la sauvegarde complète une fois par semaine.</w:t>
+      </w:r>
+      <w:r>
+        <w:t xml:space="preserve"> Voici la commande à lancer une fois par semaine.</w:t>
+      </w:r>
+    </w:p>
+    <w:p>
+      <w:r>
+        <w:t xml:space="preserve">mysqldump </w:t>
+      </w:r>
+      <w:r>
+        <w:t>-</w:t>
+      </w:r>
+      <w:r>
+        <w:t xml:space="preserve">u root </w:t>
+      </w:r>
+      <w:r>
+        <w:t>-</w:t>
+      </w:r>
+      <w:r>
+        <w:t>proot</w:t>
+      </w:r>
+      <w:r>
+        <w:t xml:space="preserve"> --add-drop-database </w:t>
+      </w:r>
+      <w:r>
+        <w:t xml:space="preserve">--lock-all-tables </w:t>
+      </w:r>
+      <w:r>
+        <w:t>db_Thanoss_Pizza</w:t>
+      </w:r>
+      <w:r>
+        <w:t xml:space="preserve"> &gt; /var/lib/mysql-files/</w:t>
+      </w:r>
+      <w:r>
+        <w:t>fullBackup-db_Thanoss_Pizza-$(date +%d-%m-%Y).sql</w:t>
+      </w:r>
+    </w:p>
+    <w:p>
+      <w:pPr>
+        <w:pStyle w:val="Titre3"/>
+      </w:pPr>
+      <w:bookmarkStart w:id="5" w:name="_Toc212816643"/>
+      <w:r>
+        <w:lastRenderedPageBreak/>
+        <w:t>Backup différentielle</w:t>
+      </w:r>
+      <w:bookmarkEnd w:id="5"/>
+    </w:p>
+    <w:p>
+      <w:r>
+        <w:t>Ici, afin de réduire la quantité d’énergie et de temps consommé par la sauvegarde, nous allons demander à mysql de ne sa</w:t>
+      </w:r>
+      <w:r>
+        <w:t xml:space="preserve">uvegarder que les différences avec </w:t>
+      </w:r>
+      <w:r>
+        <w:t xml:space="preserve">la </w:t>
+      </w:r>
+      <w:r>
+        <w:t>dernière</w:t>
+      </w:r>
+      <w:r>
+        <w:t xml:space="preserve"> sauvegarde complète. </w:t>
+      </w:r>
+      <w:r>
+        <w:t>Avant de créer le backup, nous devons faire quelques modifications sur toutes les tables de la base de données.</w:t>
+      </w:r>
+      <w:r>
+        <w:t xml:space="preserve"> On </w:t>
+      </w:r>
+      <w:r>
+        <w:t>modifie</w:t>
+      </w:r>
+      <w:r>
+        <w:t xml:space="preserve"> donc la structure des tables afin que lorsque l’on modifie une valeur, la date de modification se met à jour. Ainsi on peut sauvegarder que les données qui ont été changées.</w:t>
+      </w:r>
+    </w:p>
+    <w:p>
+      <w:pPr>
+        <w:pStyle w:val="Sansinterligne"/>
+      </w:pPr>
+      <w:r>
+        <w:t>-- t_client</w:t>
+      </w:r>
+    </w:p>
+    <w:p>
+      <w:pPr>
+        <w:pStyle w:val="Sansinterligne"/>
+      </w:pPr>
+      <w:r>
+        <w:t xml:space="preserve">ALTER TABLE t_client ADD COLUMN derniere_modification TIMESTAMP DEFAULT CURRENT_TIMESTAMP ON UPDATE CURRENT_TIMESTAMP; </w:t>
+      </w:r>
+    </w:p>
+    <w:p>
+      <w:pPr>
+        <w:pStyle w:val="Sansinterligne"/>
+      </w:pPr>
+      <w:r>
+        <w:t>-- t_paiement</w:t>
+      </w:r>
+    </w:p>
+    <w:p>
+      <w:pPr>
+        <w:pStyle w:val="Sansinterligne"/>
+      </w:pPr>
+      <w:r>
+        <w:t xml:space="preserve">ALTER TABLE t_paiement ADD COLUMN derniere_modification TIMESTAMP DEFAULT CURRENT_TIMESTAMP ON UPDATE CURRENT_TIMESTAMP; </w:t>
+      </w:r>
+    </w:p>
+    <w:p>
+      <w:pPr>
+        <w:pStyle w:val="Sansinterligne"/>
+      </w:pPr>
+      <w:r>
+        <w:t>-- t_adresse</w:t>
+      </w:r>
+    </w:p>
+    <w:p>
+      <w:pPr>
+        <w:pStyle w:val="Sansinterligne"/>
+      </w:pPr>
+      <w:r>
+        <w:t xml:space="preserve">ALTER TABLE t_adresse ADD COLUMN derniere_modification TIMESTAMP DEFAULT CURRENT_TIMESTAMP ON UPDATE CURRENT_TIMESTAMP; </w:t>
+      </w:r>
+    </w:p>
+    <w:p>
+      <w:pPr>
+        <w:pStyle w:val="Sansinterligne"/>
+      </w:pPr>
+      <w:r>
+        <w:t>-- t_commande</w:t>
+      </w:r>
+    </w:p>
+    <w:p>
+      <w:pPr>
+        <w:pStyle w:val="Sansinterligne"/>
+      </w:pPr>
+      <w:r>
+        <w:t xml:space="preserve">ALTER TABLE t_commande ADD COLUMN derniere_modification TIMESTAMP DEFAULT CURRENT_TIMESTAMP ON UPDATE CURRENT_TIMESTAMP; </w:t>
+      </w:r>
+    </w:p>
+    <w:p>
+      <w:pPr>
+        <w:pStyle w:val="Sansinterligne"/>
+      </w:pPr>
+      <w:r>
+        <w:t>-- t_ligne_de_commande</w:t>
+      </w:r>
+    </w:p>
+    <w:p>
+      <w:pPr>
+        <w:pStyle w:val="Sansinterligne"/>
+      </w:pPr>
+      <w:r>
+        <w:t xml:space="preserve">ALTER TABLE t_ligne_de_commande ADD COLUMN derniere_modification TIMESTAMP DEFAULT CURRENT_TIMESTAMP ON UPDATE CURRENT_TIMESTAMP; </w:t>
+      </w:r>
+    </w:p>
+    <w:p>
+      <w:pPr>
+        <w:pStyle w:val="Sansinterligne"/>
+      </w:pPr>
+      <w:r>
+        <w:t>-- t_produit</w:t>
+      </w:r>
+    </w:p>
+    <w:p>
+      <w:pPr>
+        <w:pStyle w:val="Sansinterligne"/>
+      </w:pPr>
+      <w:r>
+        <w:t>ALTER TABLE t_</w:t>
+      </w:r>
+      <w:r>
+        <w:t>produit</w:t>
+      </w:r>
+      <w:r>
+        <w:t xml:space="preserve"> ADD COLUMN derniere_modification TIMESTAMP DEFAULT CURRENT_TIMESTAMP ON UPDATE CURRENT_TIMESTAMP; </w:t>
+      </w:r>
+    </w:p>
+    <w:p>
+      <w:pPr>
+        <w:pStyle w:val="Sansinterligne"/>
+      </w:pPr>
+      <w:r>
+        <w:t>-- t_livraison</w:t>
+      </w:r>
+    </w:p>
+    <w:p>
+      <w:pPr>
+        <w:pStyle w:val="Sansinterligne"/>
+      </w:pPr>
+      <w:r>
+        <w:t xml:space="preserve">ALTER TABLE t_livraison ADD COLUMN derniere_modification TIMESTAMP DEFAULT CURRENT_TIMESTAMP ON UPDATE CURRENT_TIMESTAMP; </w:t>
+      </w:r>
+    </w:p>
+    <w:p>
+      <w:pPr>
+        <w:pStyle w:val="Sansinterligne"/>
+      </w:pPr>
+      <w:r>
+        <w:t>-- t_livreur</w:t>
+      </w:r>
+    </w:p>
+    <w:p>
+      <w:pPr>
+        <w:pStyle w:val="Sansinterligne"/>
+      </w:pPr>
+      <w:r>
+        <w:t>ALTER TABLE t_livreur ADD COLUMN derniere_modification TIMESTAMP DEFAULT CURRENT_TIMESTAMP ON UPDATE CURRENT_TIMESTAMP;</w:t>
+      </w:r>
+    </w:p>
+    <w:p/>
+    <w:p>
+      <w:r>
+        <w:t>Et voici la commande à lancer chaque jour.</w:t>
+      </w:r>
+    </w:p>
+    <w:p>
+      <w:pPr>
+        <w:pStyle w:val="Sansinterligne"/>
+      </w:pPr>
+      <w:bookmarkStart w:id="6" w:name="_Toc212816644"/>
+      <w:r>
+        <w:t xml:space="preserve">mysqldump -u </w:t>
+      </w:r>
+      <w:r>
+        <w:t>root</w:t>
+      </w:r>
+      <w:r>
+        <w:t xml:space="preserve"> -p</w:t>
+      </w:r>
+      <w:r>
+        <w:t>root</w:t>
       </w:r>
       <w:r>
         <w:t xml:space="preserve"> </w:t>
       </w:r>
       <w:r>
-        <w:t>table 8</w:t>
-      </w:r>
-    </w:p>
-    <w:p>
-      <w:pPr>
-        <w:pStyle w:val="Sansinterligne"/>
-        <w:keepNext/>
-      </w:pPr>
-      <w:r>
-        <w:t>LOAD DATA INFILE '/var/lib/mysql-files/</w:t>
-      </w:r>
-      <w:proofErr w:type="spellStart"/>
-      <w:r>
-        <w:t>t_livraison.tsv</w:t>
-      </w:r>
-      <w:proofErr w:type="spellEnd"/>
-      <w:r>
-        <w:t xml:space="preserve">' </w:t>
-      </w:r>
-    </w:p>
-    <w:p>
-      <w:pPr>
-        <w:pStyle w:val="Sansinterligne"/>
-        <w:keepNext/>
+        <w:t>db_Thanoss_Pizza</w:t>
+      </w:r>
+      <w:r>
+        <w:t xml:space="preserve"> --no-create-db --no-createinfo -</w:t>
+      </w:r>
+      <w:r>
+        <w:t>-</w:t>
+      </w:r>
+      <w:r>
+        <w:t>where="derniere_modification &gt; '2025-10-10 00:00:00'" &gt; /var/lib/mysql-files/</w:t>
+      </w:r>
+      <w:r>
+        <w:t xml:space="preserve"> </w:t>
+      </w:r>
+      <w:r>
+        <w:t>differential</w:t>
+      </w:r>
+      <w:r>
+        <w:t>Backup-db_Thanoss_Pizza-$(date +%d-%m-%Y).sql</w:t>
+      </w:r>
+    </w:p>
+    <w:p>
+      <w:pPr>
+        <w:pStyle w:val="Titre2"/>
+      </w:pPr>
+      <w:r>
+        <w:t>Requêtes</w:t>
+      </w:r>
+      <w:bookmarkEnd w:id="6"/>
+    </w:p>
+    <w:p>
+      <w:r>
+        <w:t>Dans ce chapitre, nous allons explorer diverses possibilités avec les requêtes SELECT</w:t>
+      </w:r>
+    </w:p>
+    <w:p>
+      <w:pPr>
+        <w:pStyle w:val="Titre3"/>
+      </w:pPr>
+      <w:bookmarkStart w:id="7" w:name="_Toc212816645"/>
+      <w:r>
+        <w:t>Requête 1</w:t>
+      </w:r>
+      <w:bookmarkEnd w:id="7"/>
+    </w:p>
+    <w:p>
+      <w:r>
+        <w:t>Afficher les dix pizzas les plus vendues (sans les toppings), triés par quantités totales décroissantes. Vous devez afficher le nom et les quantités.</w:t>
+      </w:r>
+    </w:p>
+    <w:p>
+      <w:pPr>
+        <w:pStyle w:val="Sansinterligne"/>
+      </w:pPr>
+      <w:r>
+        <w:lastRenderedPageBreak/>
+        <w:t xml:space="preserve">select nom, count(produit_fk) as quantite_vendue from t_ligne_de_commande </w:t>
+      </w:r>
+    </w:p>
+    <w:p>
+      <w:pPr>
+        <w:pStyle w:val="Sansinterligne"/>
+        <w:ind w:firstLine="708"/>
+      </w:pPr>
+      <w:r>
+        <w:t xml:space="preserve">join t_produit on produit_id = produit_fk </w:t>
+      </w:r>
+    </w:p>
+    <w:p>
+      <w:pPr>
+        <w:pStyle w:val="Sansinterligne"/>
+        <w:ind w:left="708"/>
+        <w:rPr>
+          <w:lang w:val="en-US"/>
+        </w:rPr>
+      </w:pPr>
+      <w:r>
+        <w:rPr>
+          <w:lang w:val="en-US"/>
+        </w:rPr>
+        <w:t xml:space="preserve">where type LIKE 'pizza' </w:t>
+      </w:r>
+    </w:p>
+    <w:p>
+      <w:pPr>
+        <w:pStyle w:val="Sansinterligne"/>
+        <w:ind w:left="708"/>
+        <w:rPr>
+          <w:lang w:val="en-US"/>
+        </w:rPr>
+      </w:pPr>
+      <w:r>
+        <w:rPr>
+          <w:lang w:val="en-US"/>
+        </w:rPr>
+        <w:t xml:space="preserve">group by nom </w:t>
+      </w:r>
+    </w:p>
+    <w:p>
+      <w:pPr>
+        <w:pStyle w:val="Sansinterligne"/>
+        <w:ind w:left="708"/>
+      </w:pPr>
+      <w:r>
+        <w:t xml:space="preserve">order by quantite_vendue desc </w:t>
+      </w:r>
+    </w:p>
+    <w:p>
+      <w:pPr>
+        <w:pStyle w:val="Sansinterligne"/>
+        <w:ind w:left="708"/>
+      </w:pPr>
+      <w:r>
+        <w:t>limit 10;</w:t>
+      </w:r>
+    </w:p>
+    <w:p/>
+    <w:p>
+      <w:pPr>
+        <w:pStyle w:val="Titre3"/>
+      </w:pPr>
+      <w:bookmarkStart w:id="8" w:name="_Toc212816646"/>
+      <w:r>
+        <w:t>Requête 2</w:t>
+      </w:r>
+      <w:bookmarkEnd w:id="8"/>
+    </w:p>
+    <w:p>
+      <w:r>
+        <w:t>Afficher les toppings les plus ajoutés. Le résultat doit être ordonné par le nombre de toppings de manière décroissante. Vous devez afficher le nom et le nombre.</w:t>
+      </w:r>
+    </w:p>
+    <w:p>
+      <w:pPr>
+        <w:pStyle w:val="Sansinterligne"/>
+      </w:pPr>
+      <w:r>
+        <w:t>select nom, count(produit_enfant_fk) as nombre from t_ligne_de_commande</w:t>
+      </w:r>
+    </w:p>
+    <w:p>
+      <w:pPr>
+        <w:pStyle w:val="Sansinterligne"/>
       </w:pPr>
       <w:r>
         <w:tab/>
-        <w:t xml:space="preserve">INTO TABLE </w:t>
-      </w:r>
-      <w:proofErr w:type="spellStart"/>
-      <w:r>
-        <w:t>t_livraison</w:t>
-      </w:r>
-      <w:proofErr w:type="spellEnd"/>
-    </w:p>
-    <w:p>
-      <w:pPr>
-        <w:pStyle w:val="Sansinterligne"/>
-        <w:keepNext/>
+        <w:t>join t_produit on produit_id = produit_fk</w:t>
+      </w:r>
+    </w:p>
+    <w:p>
+      <w:pPr>
+        <w:pStyle w:val="Sansinterligne"/>
+        <w:rPr>
+          <w:lang w:val="en-US"/>
+        </w:rPr>
       </w:pPr>
       <w:r>
         <w:tab/>
-        <w:t>CHARACTER SET UTF8</w:t>
-      </w:r>
-    </w:p>
-    <w:p>
-      <w:pPr>
-        <w:pStyle w:val="Sansinterligne"/>
-        <w:keepNext/>
-      </w:pPr>
-      <w:r>
+      </w:r>
+      <w:r>
+        <w:rPr>
+          <w:lang w:val="en-US"/>
+        </w:rPr>
+        <w:t xml:space="preserve">where </w:t>
+      </w:r>
+      <w:r>
+        <w:rPr>
+          <w:lang w:val="en-US"/>
+        </w:rPr>
+        <w:t>produit_enfant_fk is not null</w:t>
+      </w:r>
+    </w:p>
+    <w:p>
+      <w:pPr>
+        <w:pStyle w:val="Sansinterligne"/>
+        <w:rPr>
+          <w:lang w:val="en-US"/>
+        </w:rPr>
+      </w:pPr>
+      <w:r>
+        <w:rPr>
+          <w:lang w:val="en-US"/>
+        </w:rPr>
         <w:tab/>
-        <w:t>COLUMNS TERMINATED BY '\t'</w:t>
-      </w:r>
-    </w:p>
-    <w:p>
-      <w:pPr>
-        <w:pStyle w:val="Sansinterligne"/>
-        <w:keepNext/>
-      </w:pPr>
-      <w:r>
+        <w:t>group by nom</w:t>
+      </w:r>
+    </w:p>
+    <w:p>
+      <w:pPr>
+        <w:rPr>
+          <w:lang w:val="en-US"/>
+        </w:rPr>
+      </w:pPr>
+      <w:r>
+        <w:rPr>
+          <w:lang w:val="en-US"/>
+        </w:rPr>
         <w:tab/>
-        <w:t>IGNORE 1 LINES</w:t>
-      </w:r>
-    </w:p>
-    <w:p>
-      <w:pPr>
-        <w:pStyle w:val="Sansinterligne"/>
-        <w:keepNext/>
-        <w:ind w:firstLine="708"/>
-      </w:pPr>
-      <w:r>
-        <w:t>(`</w:t>
-      </w:r>
-      <w:proofErr w:type="spellStart"/>
-      <w:r>
-        <w:t>livraison_id</w:t>
-      </w:r>
-      <w:proofErr w:type="spellEnd"/>
-      <w:r>
-        <w:t>`, `</w:t>
-      </w:r>
-      <w:proofErr w:type="spellStart"/>
-      <w:r>
-        <w:t>commande_fk</w:t>
-      </w:r>
-      <w:proofErr w:type="spellEnd"/>
-      <w:r>
-        <w:t>`, `</w:t>
-      </w:r>
-      <w:proofErr w:type="spellStart"/>
-      <w:r>
-        <w:t>livreur_fk</w:t>
-      </w:r>
-      <w:proofErr w:type="spellEnd"/>
-      <w:r>
-        <w:t>`, `statut`, @depart, @arrivee)</w:t>
-      </w:r>
-    </w:p>
-    <w:p>
-      <w:pPr>
-        <w:pStyle w:val="Sansinterligne"/>
-        <w:keepNext/>
-        <w:ind w:left="708"/>
-      </w:pPr>
-      <w:r>
-        <w:t xml:space="preserve">SET </w:t>
-      </w:r>
-      <w:proofErr w:type="spellStart"/>
-      <w:r>
-        <w:t>heure_depart</w:t>
-      </w:r>
-      <w:proofErr w:type="spellEnd"/>
-      <w:r>
-        <w:t xml:space="preserve"> =STR_TO_DATE(@depart, '%</w:t>
-      </w:r>
-      <w:proofErr w:type="spellStart"/>
-      <w:r>
-        <w:t>d.%m.%Y</w:t>
-      </w:r>
-      <w:proofErr w:type="spellEnd"/>
-      <w:r>
-        <w:t xml:space="preserve"> %H:%i')</w:t>
-      </w:r>
-    </w:p>
-    <w:p>
-      <w:pPr>
-        <w:keepNext/>
-        <w:ind w:firstLine="708"/>
-      </w:pPr>
-      <w:proofErr w:type="spellStart"/>
-      <w:proofErr w:type="gramStart"/>
-      <w:r>
-        <w:t>heure</w:t>
-      </w:r>
-      <w:proofErr w:type="gramEnd"/>
-      <w:r>
-        <w:t>_arrivee</w:t>
-      </w:r>
-      <w:proofErr w:type="spellEnd"/>
-      <w:r>
-        <w:t xml:space="preserve"> =STR_TO_DATE(@arrivee, '%</w:t>
-      </w:r>
-      <w:proofErr w:type="spellStart"/>
-      <w:r>
-        <w:t>d.%m.%Y</w:t>
-      </w:r>
-      <w:proofErr w:type="spellEnd"/>
-      <w:r>
-        <w:t xml:space="preserve"> %H:%i');</w:t>
-      </w:r>
-    </w:p>
-    <w:p/>
-    <w:p>
-      <w:pPr>
-        <w:pStyle w:val="Titre2"/>
-      </w:pPr>
-      <w:r>
-        <w:t>Sauvegarde de la base de données</w:t>
-      </w:r>
-      <w:bookmarkEnd w:id="2"/>
-    </w:p>
-    <w:p>
-      <w:r>
-        <w:t>Dans ce chapitre, nous allons nous intéresser à la manière dont nous allons sau</w:t>
-      </w:r>
-      <w:r>
-        <w:t xml:space="preserve">vegarder notre base de données. Il est prévu que nous fassions une sauvegarde complète toutes les semaines et une sauvegarde </w:t>
-      </w:r>
-      <w:r>
-        <w:t xml:space="preserve">différentielle </w:t>
-      </w:r>
-      <w:r>
-        <w:t>chaque jour.</w:t>
-      </w:r>
+        <w:t>order by nombre desc ;</w:t>
+      </w:r>
+    </w:p>
+    <w:p>
+      <w:pPr>
+        <w:rPr>
+          <w:lang w:val="en-US"/>
+        </w:rPr>
+      </w:pPr>
     </w:p>
     <w:p>
       <w:pPr>
         <w:pStyle w:val="Titre3"/>
       </w:pPr>
-      <w:r>
-        <w:t>Backup complet</w:t>
-      </w:r>
-    </w:p>
-    <w:p>
-      <w:r>
-        <w:t>Nous allons commencer par la sauvegarde complète une fois par semaine.</w:t>
-      </w:r>
-      <w:r>
-        <w:t xml:space="preserve"> Voici la commande à lancer une fois par semaine.</w:t>
-      </w:r>
-    </w:p>
-    <w:p>
-      <w:proofErr w:type="spellStart"/>
-      <w:proofErr w:type="gramStart"/>
-      <w:r>
-        <w:t>mysqldump</w:t>
-      </w:r>
-      <w:proofErr w:type="spellEnd"/>
-      <w:proofErr w:type="gramEnd"/>
-      <w:r>
-        <w:t xml:space="preserve"> </w:t>
-      </w:r>
-      <w:r>
-        <w:t>-</w:t>
-      </w:r>
-      <w:r>
-        <w:t xml:space="preserve">u root </w:t>
-      </w:r>
-      <w:r>
-        <w:t>-</w:t>
-      </w:r>
-      <w:proofErr w:type="spellStart"/>
-      <w:r>
-        <w:t>proot</w:t>
-      </w:r>
-      <w:proofErr w:type="spellEnd"/>
-      <w:r>
-        <w:t xml:space="preserve"> --</w:t>
-      </w:r>
-      <w:proofErr w:type="spellStart"/>
-      <w:r>
-        <w:t>add</w:t>
-      </w:r>
-      <w:proofErr w:type="spellEnd"/>
-      <w:r>
-        <w:t xml:space="preserve">-drop-database </w:t>
-      </w:r>
-      <w:r>
-        <w:t xml:space="preserve">--lock-all-tables </w:t>
-      </w:r>
-      <w:proofErr w:type="spellStart"/>
-      <w:r>
-        <w:t>db_Thanoss_Pizza</w:t>
-      </w:r>
-      <w:proofErr w:type="spellEnd"/>
-      <w:r>
-        <w:t xml:space="preserve"> &gt; /var/lib/mysql-files/</w:t>
-      </w:r>
-      <w:proofErr w:type="spellStart"/>
-      <w:r>
-        <w:t>fullBackup</w:t>
-      </w:r>
-      <w:proofErr w:type="spellEnd"/>
-      <w:r>
-        <w:t>-</w:t>
-      </w:r>
-      <w:proofErr w:type="spellStart"/>
-      <w:r>
-        <w:t>db_Thanoss_Pizza</w:t>
-      </w:r>
-      <w:proofErr w:type="spellEnd"/>
-      <w:r>
-        <w:t>-$(date +%d-%m-%Y).</w:t>
-      </w:r>
-      <w:proofErr w:type="spellStart"/>
-      <w:r>
-        <w:t>sql</w:t>
-      </w:r>
-      <w:proofErr w:type="spellEnd"/>
+      <w:bookmarkStart w:id="9" w:name="_Toc212816647"/>
+      <w:r>
+        <w:t>Requête 3</w:t>
+      </w:r>
+      <w:bookmarkEnd w:id="9"/>
+    </w:p>
+    <w:p>
+      <w:r>
+        <w:t>Afficher le chiffre d’affaires par jour (commandes livrées). Vous ne devez afficher que la date et le chiffres d’affaires (arrondi à 2 chiffres après la virgule).</w:t>
+      </w:r>
+    </w:p>
+    <w:p>
+      <w:pPr>
+        <w:pStyle w:val="Sansinterligne"/>
+      </w:pPr>
+      <w:r>
+        <w:t xml:space="preserve">select </w:t>
+      </w:r>
+      <w:r>
+        <w:t>(</w:t>
+      </w:r>
+      <w:r>
+        <w:t>select date (date_paiement)) as date</w:t>
+      </w:r>
+      <w:r>
+        <w:t>, sum(montant) from</w:t>
+      </w:r>
+      <w:r>
+        <w:t xml:space="preserve"> t_paiement</w:t>
+      </w:r>
+    </w:p>
+    <w:p>
+      <w:pPr>
+        <w:pStyle w:val="Sansinterligne"/>
+      </w:pPr>
+      <w:r>
+        <w:tab/>
+        <w:t>join t_commande on commande_id = commande_fk</w:t>
+      </w:r>
+    </w:p>
+    <w:p>
+      <w:pPr>
+        <w:pStyle w:val="Sansinterligne"/>
+        <w:rPr>
+          <w:lang w:val="en-US"/>
+        </w:rPr>
+      </w:pPr>
+      <w:r>
+        <w:tab/>
+      </w:r>
+      <w:r>
+        <w:t>where type LIKE '</w:t>
+      </w:r>
+      <w:r>
+        <w:t>emporter</w:t>
+      </w:r>
+      <w:r>
+        <w:t>'</w:t>
+      </w:r>
+    </w:p>
+    <w:p>
+      <w:pPr>
+        <w:pStyle w:val="Sansinterligne"/>
+      </w:pPr>
+      <w:r>
+        <w:rPr>
+          <w:lang w:val="en-US"/>
+        </w:rPr>
+        <w:tab/>
+      </w:r>
+      <w:r>
+        <w:t>group by date;</w:t>
+      </w:r>
+    </w:p>
+    <w:p>
+      <w:pPr>
+        <w:pStyle w:val="Sansinterligne"/>
+      </w:pPr>
     </w:p>
     <w:p>
       <w:pPr>
         <w:pStyle w:val="Titre3"/>
       </w:pPr>
-      <w:r>
-        <w:t>Backup différentielle</w:t>
-      </w:r>
-    </w:p>
-    <w:p>
-      <w:r>
-        <w:t>Ici, afin de réduire la quantité d’énergie et de temps consommé par la sauvegarde, nous allons demander à mysql de ne sa</w:t>
-      </w:r>
-      <w:r>
-        <w:t xml:space="preserve">uvegarder que les différences avec </w:t>
-      </w:r>
-      <w:r>
-        <w:t xml:space="preserve">la </w:t>
-      </w:r>
-      <w:proofErr w:type="spellStart"/>
-      <w:r>
-        <w:t>derbnière</w:t>
-      </w:r>
-      <w:proofErr w:type="spellEnd"/>
-      <w:r>
-        <w:t xml:space="preserve"> sauvegarde complète. Voici la commande à lancer chaque jour. </w:t>
-      </w:r>
-    </w:p>
-    <w:p>
-      <w:pPr>
-        <w:spacing w:before="240" w:after="240"/>
-      </w:pPr>
-      <w:proofErr w:type="spellStart"/>
-      <w:proofErr w:type="gramStart"/>
-      <w:r>
-        <w:t>mysqldump</w:t>
-      </w:r>
-      <w:proofErr w:type="spellEnd"/>
-      <w:proofErr w:type="gramEnd"/>
-      <w:r>
-        <w:t xml:space="preserve"> –u root –</w:t>
-      </w:r>
-      <w:proofErr w:type="spellStart"/>
-      <w:r>
-        <w:t>proot</w:t>
-      </w:r>
-      <w:proofErr w:type="spellEnd"/>
-      <w:r>
-        <w:t xml:space="preserve"> --</w:t>
-      </w:r>
-      <w:proofErr w:type="spellStart"/>
-      <w:r>
-        <w:t>add</w:t>
-      </w:r>
-      <w:proofErr w:type="spellEnd"/>
-      <w:r>
-        <w:t xml:space="preserve">-drop-database --lock-all-tables </w:t>
-      </w:r>
-      <w:r>
-        <w:rPr>
-          <w:rFonts w:ascii="Aptos" w:eastAsia="Aptos" w:hAnsi="Aptos" w:cs="Aptos"/>
-        </w:rPr>
-        <w:t>--</w:t>
-      </w:r>
-      <w:proofErr w:type="spellStart"/>
-      <w:r>
-        <w:rPr>
-          <w:rFonts w:ascii="Aptos" w:eastAsia="Aptos" w:hAnsi="Aptos" w:cs="Aptos"/>
-        </w:rPr>
-        <w:t>incremental</w:t>
-      </w:r>
-      <w:proofErr w:type="spellEnd"/>
-      <w:r>
-        <w:rPr>
-          <w:rFonts w:ascii="Aptos" w:eastAsia="Aptos" w:hAnsi="Aptos" w:cs="Aptos"/>
-        </w:rPr>
-        <w:t>-base</w:t>
-      </w:r>
-      <w:r>
-        <w:rPr>
-          <w:rFonts w:ascii="Aptos" w:eastAsia="Aptos" w:hAnsi="Aptos" w:cs="Aptos"/>
-        </w:rPr>
-        <w:t>=</w:t>
-      </w:r>
-      <w:r>
-        <w:t>/var/lib/mysql-files/[nom de la dernière backup complète]</w:t>
-      </w:r>
-      <w:r>
-        <w:t xml:space="preserve"> </w:t>
-      </w:r>
-      <w:proofErr w:type="spellStart"/>
-      <w:r>
-        <w:t>db_Thanoss_Pizza</w:t>
-      </w:r>
-      <w:proofErr w:type="spellEnd"/>
-      <w:r>
-        <w:t xml:space="preserve"> &gt; /var/lib/mysql-files/</w:t>
-      </w:r>
-      <w:proofErr w:type="spellStart"/>
-      <w:r>
-        <w:t>differential</w:t>
-      </w:r>
-      <w:r>
-        <w:t>Backup</w:t>
-      </w:r>
-      <w:proofErr w:type="spellEnd"/>
-      <w:r>
-        <w:t>-</w:t>
-      </w:r>
-      <w:proofErr w:type="spellStart"/>
-      <w:r>
-        <w:t>db_Thanoss_Pizza</w:t>
-      </w:r>
-      <w:proofErr w:type="spellEnd"/>
-      <w:r>
-        <w:t>-$(date +%d-%m-%Y).</w:t>
-      </w:r>
-      <w:proofErr w:type="spellStart"/>
-      <w:r>
-        <w:t>sql</w:t>
-      </w:r>
-      <w:proofErr w:type="spellEnd"/>
-    </w:p>
-    <w:p>
-      <w:pPr>
-        <w:pStyle w:val="Titre2"/>
-      </w:pPr>
-      <w:bookmarkStart w:id="3" w:name="_Toc210392960"/>
-      <w:r>
-        <w:lastRenderedPageBreak/>
-        <w:t>Requêtes</w:t>
-      </w:r>
-      <w:bookmarkEnd w:id="3"/>
-    </w:p>
-    <w:p>
-      <w:r>
-        <w:t>Dans ce chapitre, nous allons explorer diverses possibilités avec les requêtes SELECT</w:t>
-      </w:r>
-    </w:p>
-    <w:p>
-      <w:pPr>
-        <w:pStyle w:val="Titre3"/>
-      </w:pPr>
-      <w:r>
-        <w:t>Requête 1</w:t>
-      </w:r>
-    </w:p>
-    <w:p>
-      <w:r>
-        <w:t xml:space="preserve">Afficher les dix pizzas les plus vendues (sans les </w:t>
-      </w:r>
-      <w:proofErr w:type="spellStart"/>
-      <w:r>
-        <w:t>toppings</w:t>
-      </w:r>
-      <w:proofErr w:type="spellEnd"/>
-      <w:r>
-        <w:t>), triés par quantités totales décroissantes. Vous devez afficher le nom et les quantités.</w:t>
-      </w:r>
-    </w:p>
-    <w:p>
-      <w:pPr>
-        <w:pStyle w:val="Sansinterligne"/>
-      </w:pPr>
-      <w:proofErr w:type="gramStart"/>
-      <w:r>
-        <w:t>select</w:t>
-      </w:r>
-      <w:proofErr w:type="gramEnd"/>
-      <w:r>
-        <w:t xml:space="preserve"> nom, count(</w:t>
-      </w:r>
-      <w:proofErr w:type="spellStart"/>
-      <w:r>
-        <w:t>produit_fk</w:t>
-      </w:r>
-      <w:proofErr w:type="spellEnd"/>
-      <w:r>
-        <w:t xml:space="preserve">) as </w:t>
-      </w:r>
-      <w:proofErr w:type="spellStart"/>
-      <w:r>
-        <w:t>q</w:t>
-      </w:r>
-      <w:r>
-        <w:t>uanti</w:t>
-      </w:r>
-      <w:r>
-        <w:t>te</w:t>
-      </w:r>
-      <w:r>
-        <w:t>_vendue</w:t>
-      </w:r>
-      <w:proofErr w:type="spellEnd"/>
-      <w:r>
-        <w:t xml:space="preserve"> </w:t>
-      </w:r>
-      <w:proofErr w:type="spellStart"/>
-      <w:r>
-        <w:t>from</w:t>
-      </w:r>
-      <w:proofErr w:type="spellEnd"/>
-      <w:r>
-        <w:t xml:space="preserve"> </w:t>
-      </w:r>
-      <w:proofErr w:type="spellStart"/>
-      <w:r>
-        <w:t>t_ligne_de_commande</w:t>
-      </w:r>
-      <w:proofErr w:type="spellEnd"/>
-      <w:r>
-        <w:t xml:space="preserve"> </w:t>
-      </w:r>
-    </w:p>
-    <w:p>
-      <w:pPr>
-        <w:pStyle w:val="Sansinterligne"/>
-        <w:ind w:firstLine="708"/>
-      </w:pPr>
-      <w:proofErr w:type="spellStart"/>
-      <w:proofErr w:type="gramStart"/>
-      <w:r>
-        <w:t>join</w:t>
-      </w:r>
-      <w:proofErr w:type="spellEnd"/>
-      <w:proofErr w:type="gramEnd"/>
-      <w:r>
-        <w:t xml:space="preserve"> </w:t>
-      </w:r>
-      <w:proofErr w:type="spellStart"/>
-      <w:r>
-        <w:t>t_produit</w:t>
-      </w:r>
-      <w:proofErr w:type="spellEnd"/>
-      <w:r>
-        <w:t xml:space="preserve"> on </w:t>
-      </w:r>
-      <w:proofErr w:type="spellStart"/>
-      <w:r>
-        <w:t>produit_id</w:t>
-      </w:r>
-      <w:proofErr w:type="spellEnd"/>
-      <w:r>
-        <w:t xml:space="preserve"> = </w:t>
-      </w:r>
-      <w:proofErr w:type="spellStart"/>
-      <w:r>
-        <w:t>produit_fk</w:t>
-      </w:r>
-      <w:proofErr w:type="spellEnd"/>
-      <w:r>
-        <w:t xml:space="preserve"> </w:t>
-      </w:r>
-    </w:p>
-    <w:p>
-      <w:pPr>
-        <w:pStyle w:val="Sansinterligne"/>
-        <w:ind w:left="708"/>
-      </w:pPr>
-      <w:proofErr w:type="spellStart"/>
-      <w:proofErr w:type="gramStart"/>
-      <w:r>
-        <w:t>where</w:t>
-      </w:r>
-      <w:proofErr w:type="spellEnd"/>
-      <w:proofErr w:type="gramEnd"/>
-      <w:r>
-        <w:t xml:space="preserve"> </w:t>
-      </w:r>
-      <w:r>
-        <w:t xml:space="preserve">type LIKE 'pizza' </w:t>
-      </w:r>
-    </w:p>
-    <w:p>
-      <w:pPr>
-        <w:pStyle w:val="Sansinterligne"/>
-        <w:ind w:left="708"/>
-      </w:pPr>
-      <w:proofErr w:type="gramStart"/>
-      <w:r>
-        <w:t>group</w:t>
-      </w:r>
-      <w:proofErr w:type="gramEnd"/>
-      <w:r>
-        <w:t xml:space="preserve"> by nom </w:t>
-      </w:r>
-    </w:p>
-    <w:p>
-      <w:pPr>
-        <w:pStyle w:val="Sansinterligne"/>
-        <w:ind w:left="708"/>
-      </w:pPr>
-      <w:proofErr w:type="spellStart"/>
-      <w:proofErr w:type="gramStart"/>
-      <w:r>
-        <w:t>order</w:t>
-      </w:r>
-      <w:proofErr w:type="spellEnd"/>
-      <w:proofErr w:type="gramEnd"/>
-      <w:r>
-        <w:t xml:space="preserve"> by </w:t>
-      </w:r>
-      <w:proofErr w:type="spellStart"/>
-      <w:r>
-        <w:t>quantite_vendue</w:t>
-      </w:r>
-      <w:proofErr w:type="spellEnd"/>
-      <w:r>
-        <w:t xml:space="preserve"> </w:t>
-      </w:r>
-      <w:proofErr w:type="spellStart"/>
-      <w:r>
-        <w:t>desc</w:t>
-      </w:r>
-      <w:proofErr w:type="spellEnd"/>
-      <w:r>
-        <w:t xml:space="preserve"> </w:t>
-      </w:r>
-    </w:p>
-    <w:p>
-      <w:pPr>
-        <w:pStyle w:val="Sansinterligne"/>
-        <w:ind w:left="708"/>
-      </w:pPr>
-      <w:proofErr w:type="spellStart"/>
-      <w:proofErr w:type="gramStart"/>
-      <w:r>
-        <w:t>limit</w:t>
-      </w:r>
-      <w:proofErr w:type="spellEnd"/>
-      <w:proofErr w:type="gramEnd"/>
-      <w:r>
-        <w:t xml:space="preserve"> 10;</w:t>
-      </w:r>
-    </w:p>
-    <w:p/>
-    <w:p>
-      <w:pPr>
-        <w:pStyle w:val="Titre3"/>
-      </w:pPr>
-      <w:r>
-        <w:t>Requête 2</w:t>
-      </w:r>
-    </w:p>
-    <w:p>
-      <w:r>
-        <w:t xml:space="preserve">Afficher les </w:t>
-      </w:r>
-      <w:proofErr w:type="spellStart"/>
-      <w:r>
-        <w:t>toppings</w:t>
-      </w:r>
-      <w:proofErr w:type="spellEnd"/>
-      <w:r>
-        <w:t xml:space="preserve"> les plus ajoutés. Le résultat doit être ordonné par le nombre de </w:t>
-      </w:r>
-      <w:proofErr w:type="spellStart"/>
-      <w:r>
-        <w:t>toppings</w:t>
-      </w:r>
-      <w:proofErr w:type="spellEnd"/>
-      <w:r>
-        <w:t xml:space="preserve"> de manière décroissante.</w:t>
-      </w:r>
-      <w:r>
-        <w:t xml:space="preserve"> </w:t>
-      </w:r>
-      <w:r>
-        <w:t>Vous devez afficher le nom et le nombre.</w:t>
-      </w:r>
-    </w:p>
-    <w:p>
-      <w:pPr>
-        <w:pStyle w:val="Sansinterligne"/>
-      </w:pPr>
-      <w:proofErr w:type="gramStart"/>
-      <w:r>
-        <w:t>select</w:t>
-      </w:r>
-      <w:proofErr w:type="gramEnd"/>
-      <w:r>
-        <w:t xml:space="preserve"> nom, count(</w:t>
-      </w:r>
-      <w:proofErr w:type="spellStart"/>
-      <w:r>
-        <w:t>produit_enfant_fk</w:t>
-      </w:r>
-      <w:proofErr w:type="spellEnd"/>
-      <w:r>
-        <w:t xml:space="preserve">) as nombre </w:t>
-      </w:r>
-      <w:proofErr w:type="spellStart"/>
-      <w:r>
-        <w:t>from</w:t>
-      </w:r>
-      <w:proofErr w:type="spellEnd"/>
-      <w:r>
-        <w:t xml:space="preserve"> </w:t>
-      </w:r>
-      <w:proofErr w:type="spellStart"/>
-      <w:r>
-        <w:t>t_ligne_de_commande</w:t>
-      </w:r>
-      <w:proofErr w:type="spellEnd"/>
-    </w:p>
-    <w:p>
-      <w:pPr>
-        <w:pStyle w:val="Sansinterligne"/>
-      </w:pPr>
-      <w:r>
-        <w:tab/>
-      </w:r>
-      <w:proofErr w:type="spellStart"/>
-      <w:proofErr w:type="gramStart"/>
-      <w:r>
-        <w:t>join</w:t>
-      </w:r>
-      <w:proofErr w:type="spellEnd"/>
-      <w:proofErr w:type="gramEnd"/>
-      <w:r>
-        <w:t xml:space="preserve"> </w:t>
-      </w:r>
-      <w:proofErr w:type="spellStart"/>
-      <w:r>
-        <w:t>t_produit</w:t>
-      </w:r>
-      <w:proofErr w:type="spellEnd"/>
-      <w:r>
-        <w:t xml:space="preserve"> on </w:t>
-      </w:r>
-      <w:proofErr w:type="spellStart"/>
-      <w:r>
-        <w:t>produit_id</w:t>
-      </w:r>
-      <w:proofErr w:type="spellEnd"/>
-      <w:r>
-        <w:t xml:space="preserve"> = </w:t>
-      </w:r>
-      <w:proofErr w:type="spellStart"/>
-      <w:r>
-        <w:t>produit_fk</w:t>
-      </w:r>
-      <w:proofErr w:type="spellEnd"/>
-    </w:p>
-    <w:p>
-      <w:pPr>
-        <w:pStyle w:val="Sansinterligne"/>
-      </w:pPr>
-      <w:r>
-        <w:tab/>
-      </w:r>
-      <w:proofErr w:type="spellStart"/>
-      <w:proofErr w:type="gramStart"/>
-      <w:r>
-        <w:t>where</w:t>
-      </w:r>
-      <w:proofErr w:type="spellEnd"/>
-      <w:proofErr w:type="gramEnd"/>
-      <w:r>
-        <w:t xml:space="preserve"> </w:t>
-      </w:r>
-      <w:proofErr w:type="spellStart"/>
-      <w:r>
-        <w:t>produit_enfant_fk</w:t>
-      </w:r>
-      <w:proofErr w:type="spellEnd"/>
-      <w:r>
-        <w:t xml:space="preserve"> </w:t>
-      </w:r>
-      <w:proofErr w:type="spellStart"/>
-      <w:r>
-        <w:t>is</w:t>
-      </w:r>
-      <w:proofErr w:type="spellEnd"/>
-      <w:r>
-        <w:t xml:space="preserve"> not </w:t>
-      </w:r>
-      <w:proofErr w:type="spellStart"/>
-      <w:r>
-        <w:t>null</w:t>
-      </w:r>
-      <w:proofErr w:type="spellEnd"/>
-    </w:p>
-    <w:p>
-      <w:pPr>
-        <w:pStyle w:val="Sansinterligne"/>
-      </w:pPr>
-      <w:r>
-        <w:tab/>
-      </w:r>
-      <w:proofErr w:type="gramStart"/>
-      <w:r>
-        <w:t>group</w:t>
-      </w:r>
-      <w:proofErr w:type="gramEnd"/>
-      <w:r>
-        <w:t xml:space="preserve"> by nom</w:t>
-      </w:r>
-    </w:p>
-    <w:p>
-      <w:r>
-        <w:tab/>
-      </w:r>
-      <w:proofErr w:type="spellStart"/>
-      <w:proofErr w:type="gramStart"/>
-      <w:r>
-        <w:t>order</w:t>
-      </w:r>
-      <w:proofErr w:type="spellEnd"/>
-      <w:proofErr w:type="gramEnd"/>
-      <w:r>
-        <w:t xml:space="preserve"> by nombre </w:t>
-      </w:r>
-      <w:proofErr w:type="spellStart"/>
-      <w:r>
-        <w:t>desc</w:t>
-      </w:r>
-      <w:proofErr w:type="spellEnd"/>
-      <w:r>
-        <w:t> ;</w:t>
-      </w:r>
-    </w:p>
-    <w:p/>
-    <w:p>
-      <w:pPr>
-        <w:pStyle w:val="Titre3"/>
-      </w:pPr>
-      <w:r>
-        <w:t>Requête 3</w:t>
-      </w:r>
-    </w:p>
-    <w:p>
-      <w:r>
-        <w:t>Afficher le chiffre d’affaires par jour (commandes livrées). Vous ne devez afficher que la date et le chiffres d’affaires (arrondi à 2 chiffres après la virgule).</w:t>
-      </w:r>
-    </w:p>
-    <w:p>
-      <w:pPr>
-        <w:pStyle w:val="Sansinterligne"/>
-      </w:pPr>
-      <w:proofErr w:type="gramStart"/>
-      <w:r>
-        <w:t>select</w:t>
-      </w:r>
-      <w:proofErr w:type="gramEnd"/>
-      <w:r>
-        <w:t xml:space="preserve"> </w:t>
-      </w:r>
-      <w:r>
-        <w:t>(</w:t>
-      </w:r>
-      <w:r>
-        <w:rPr>
-          <w:lang w:val="en-US"/>
-        </w:rPr>
-        <w:t>select date (</w:t>
-      </w:r>
-      <w:proofErr w:type="spellStart"/>
-      <w:r>
-        <w:rPr>
-          <w:lang w:val="en-US"/>
-        </w:rPr>
-        <w:t>date_paiement</w:t>
-      </w:r>
-      <w:proofErr w:type="spellEnd"/>
-      <w:r>
-        <w:rPr>
-          <w:lang w:val="en-US"/>
-        </w:rPr>
-        <w:t>)</w:t>
-      </w:r>
-      <w:r>
-        <w:rPr>
-          <w:lang w:val="en-US"/>
-        </w:rPr>
-        <w:t>) as date</w:t>
-      </w:r>
-      <w:r>
-        <w:t xml:space="preserve">, </w:t>
-      </w:r>
-      <w:proofErr w:type="spellStart"/>
-      <w:r>
-        <w:t>sum</w:t>
-      </w:r>
-      <w:proofErr w:type="spellEnd"/>
-      <w:r>
-        <w:t xml:space="preserve">(montant) </w:t>
-      </w:r>
-      <w:proofErr w:type="spellStart"/>
-      <w:r>
-        <w:t>from</w:t>
-      </w:r>
-      <w:proofErr w:type="spellEnd"/>
-      <w:r>
-        <w:t xml:space="preserve"> </w:t>
-      </w:r>
-      <w:proofErr w:type="spellStart"/>
-      <w:r>
-        <w:t>t_paiement</w:t>
-      </w:r>
-      <w:proofErr w:type="spellEnd"/>
-    </w:p>
-    <w:p>
-      <w:pPr>
-        <w:pStyle w:val="Sansinterligne"/>
-      </w:pPr>
-      <w:r>
-        <w:tab/>
-      </w:r>
-      <w:proofErr w:type="spellStart"/>
-      <w:proofErr w:type="gramStart"/>
-      <w:r>
-        <w:t>join</w:t>
-      </w:r>
-      <w:proofErr w:type="spellEnd"/>
-      <w:proofErr w:type="gramEnd"/>
-      <w:r>
-        <w:t xml:space="preserve"> </w:t>
-      </w:r>
-      <w:proofErr w:type="spellStart"/>
-      <w:r>
-        <w:t>t_commande</w:t>
-      </w:r>
-      <w:proofErr w:type="spellEnd"/>
-      <w:r>
-        <w:t xml:space="preserve"> on </w:t>
-      </w:r>
-      <w:proofErr w:type="spellStart"/>
-      <w:r>
-        <w:t>commande_id</w:t>
-      </w:r>
-      <w:proofErr w:type="spellEnd"/>
-      <w:r>
-        <w:t xml:space="preserve"> = </w:t>
-      </w:r>
-      <w:proofErr w:type="spellStart"/>
-      <w:r>
-        <w:t>commande_fk</w:t>
-      </w:r>
-      <w:proofErr w:type="spellEnd"/>
-    </w:p>
-    <w:p>
-      <w:pPr>
-        <w:pStyle w:val="Sansinterligne"/>
-        <w:rPr>
-          <w:lang w:val="en-US"/>
-        </w:rPr>
-      </w:pPr>
-      <w:r>
-        <w:tab/>
-      </w:r>
-      <w:r>
-        <w:rPr>
-          <w:lang w:val="en-US"/>
-        </w:rPr>
-        <w:t xml:space="preserve">where type LIKE </w:t>
-      </w:r>
-      <w:r>
-        <w:rPr>
-          <w:lang w:val="en-US"/>
-        </w:rPr>
-        <w:t>'</w:t>
-      </w:r>
-      <w:proofErr w:type="spellStart"/>
-      <w:r>
-        <w:rPr>
-          <w:lang w:val="en-US"/>
-        </w:rPr>
-        <w:t>sur_place</w:t>
-      </w:r>
-      <w:proofErr w:type="spellEnd"/>
-      <w:r>
-        <w:rPr>
-          <w:lang w:val="en-US"/>
-        </w:rPr>
-        <w:t>'</w:t>
-      </w:r>
-    </w:p>
-    <w:p>
-      <w:pPr>
-        <w:pStyle w:val="Sansinterligne"/>
-        <w:rPr>
-          <w:lang w:val="en-US"/>
-        </w:rPr>
-      </w:pPr>
-      <w:r>
-        <w:rPr>
-          <w:lang w:val="en-US"/>
-        </w:rPr>
-        <w:tab/>
-        <w:t xml:space="preserve">group by </w:t>
-      </w:r>
-      <w:proofErr w:type="gramStart"/>
-      <w:r>
-        <w:rPr>
-          <w:lang w:val="en-US"/>
-        </w:rPr>
-        <w:t>date;</w:t>
-      </w:r>
-      <w:proofErr w:type="gramEnd"/>
-    </w:p>
-    <w:p>
-      <w:pPr>
-        <w:pStyle w:val="Sansinterligne"/>
-        <w:rPr>
-          <w:lang w:val="en-US"/>
-        </w:rPr>
-      </w:pPr>
-    </w:p>
-    <w:p>
-      <w:pPr>
-        <w:pStyle w:val="Titre3"/>
-        <w:rPr>
-          <w:lang w:val="en-US"/>
-        </w:rPr>
-      </w:pPr>
-      <w:r>
-        <w:rPr>
-          <w:lang w:val="en-US"/>
-        </w:rPr>
-        <w:lastRenderedPageBreak/>
+      <w:bookmarkStart w:id="10" w:name="_Toc212816648"/>
+      <w:r>
         <w:t>Requête 4</w:t>
       </w:r>
+      <w:bookmarkEnd w:id="10"/>
     </w:p>
     <w:p>
       <w:pPr>
@@ -2561,13 +3972,8 @@
         <w:keepLines/>
       </w:pPr>
       <w:r>
-        <w:t xml:space="preserve">1ère colonne : </w:t>
-      </w:r>
-      <w:proofErr w:type="spellStart"/>
-      <w:r>
-        <w:t>npa</w:t>
-      </w:r>
-      <w:proofErr w:type="spellEnd"/>
+        <w:t>1ère colonne : npa</w:t>
+      </w:r>
     </w:p>
     <w:p>
       <w:pPr>
@@ -2594,71 +4000,24 @@
         <w:keepNext/>
         <w:keepLines/>
       </w:pPr>
-      <w:proofErr w:type="gramStart"/>
-      <w:r>
-        <w:t>select</w:t>
-      </w:r>
-      <w:proofErr w:type="gramEnd"/>
-      <w:r>
-        <w:t xml:space="preserve"> </w:t>
-      </w:r>
-      <w:proofErr w:type="spellStart"/>
-      <w:r>
-        <w:t>npa</w:t>
-      </w:r>
-      <w:proofErr w:type="spellEnd"/>
-      <w:r>
-        <w:t xml:space="preserve">, </w:t>
-      </w:r>
-      <w:proofErr w:type="spellStart"/>
-      <w:r>
-        <w:t>localite</w:t>
-      </w:r>
-      <w:proofErr w:type="spellEnd"/>
-      <w:r>
-        <w:t xml:space="preserve">, </w:t>
+      <w:r>
+        <w:t xml:space="preserve">select npa, localite, </w:t>
       </w:r>
       <w:r>
         <w:t>round(</w:t>
       </w:r>
-      <w:proofErr w:type="spellStart"/>
-      <w:r>
-        <w:t>sum</w:t>
-      </w:r>
-      <w:proofErr w:type="spellEnd"/>
-      <w:r>
-        <w:t>(montant</w:t>
+      <w:r>
+        <w:t>sum(montant</w:t>
       </w:r>
       <w:r>
         <w:t>), 2</w:t>
       </w:r>
       <w:r>
-        <w:t xml:space="preserve">) as </w:t>
-      </w:r>
-      <w:proofErr w:type="spellStart"/>
-      <w:r>
-        <w:t>chiffre</w:t>
-      </w:r>
-      <w:r>
-        <w:t>_affaire</w:t>
-      </w:r>
-      <w:proofErr w:type="spellEnd"/>
-      <w:r>
-        <w:t xml:space="preserve"> </w:t>
-      </w:r>
-      <w:proofErr w:type="spellStart"/>
-      <w:r>
-        <w:t>from</w:t>
-      </w:r>
-      <w:proofErr w:type="spellEnd"/>
-      <w:r>
-        <w:t xml:space="preserve"> </w:t>
-      </w:r>
-      <w:proofErr w:type="spellStart"/>
-      <w:r>
-        <w:t>t_adresse</w:t>
-      </w:r>
-      <w:proofErr w:type="spellEnd"/>
+        <w:t>) as chiffre</w:t>
+      </w:r>
+      <w:r>
+        <w:t>_affaire from t_adresse</w:t>
+      </w:r>
     </w:p>
     <w:p>
       <w:pPr>
@@ -2668,38 +4027,8 @@
       </w:pPr>
       <w:r>
         <w:tab/>
-      </w:r>
-      <w:proofErr w:type="spellStart"/>
-      <w:proofErr w:type="gramStart"/>
-      <w:r>
-        <w:t>join</w:t>
-      </w:r>
-      <w:proofErr w:type="spellEnd"/>
-      <w:proofErr w:type="gramEnd"/>
-      <w:r>
-        <w:t xml:space="preserve"> </w:t>
-      </w:r>
-      <w:proofErr w:type="spellStart"/>
-      <w:r>
-        <w:t>t_commande</w:t>
-      </w:r>
-      <w:proofErr w:type="spellEnd"/>
-      <w:r>
-        <w:t xml:space="preserve"> on </w:t>
-      </w:r>
-      <w:proofErr w:type="spellStart"/>
-      <w:r>
-        <w:t>adresse_id</w:t>
-      </w:r>
-      <w:proofErr w:type="spellEnd"/>
-      <w:r>
-        <w:t xml:space="preserve"> = </w:t>
-      </w:r>
-      <w:proofErr w:type="spellStart"/>
-      <w:r>
-        <w:t>adresse_fk</w:t>
-      </w:r>
-      <w:proofErr w:type="spellEnd"/>
+        <w:t>join t_commande on adresse_id = adresse_fk</w:t>
+      </w:r>
     </w:p>
     <w:p>
       <w:pPr>
@@ -2709,38 +4038,8 @@
       </w:pPr>
       <w:r>
         <w:tab/>
-      </w:r>
-      <w:proofErr w:type="spellStart"/>
-      <w:proofErr w:type="gramStart"/>
-      <w:r>
-        <w:t>join</w:t>
-      </w:r>
-      <w:proofErr w:type="spellEnd"/>
-      <w:proofErr w:type="gramEnd"/>
-      <w:r>
-        <w:t xml:space="preserve"> </w:t>
-      </w:r>
-      <w:proofErr w:type="spellStart"/>
-      <w:r>
-        <w:t>t_paiement</w:t>
-      </w:r>
-      <w:proofErr w:type="spellEnd"/>
-      <w:r>
-        <w:t xml:space="preserve"> on </w:t>
-      </w:r>
-      <w:proofErr w:type="spellStart"/>
-      <w:r>
-        <w:t>commande_id</w:t>
-      </w:r>
-      <w:proofErr w:type="spellEnd"/>
-      <w:r>
-        <w:t xml:space="preserve"> = </w:t>
-      </w:r>
-      <w:proofErr w:type="spellStart"/>
-      <w:r>
-        <w:t>commande_fk</w:t>
-      </w:r>
-      <w:proofErr w:type="spellEnd"/>
+        <w:t>join t_paiement on commande_id = commande_fk</w:t>
+      </w:r>
     </w:p>
     <w:p>
       <w:pPr>
@@ -2752,42 +4051,14 @@
         </w:rPr>
       </w:pPr>
       <w:r>
-        <w:rPr>
-          <w:lang w:val="en-US"/>
-        </w:rPr>
         <w:tab/>
-        <w:t xml:space="preserve">group by </w:t>
-      </w:r>
-      <w:proofErr w:type="spellStart"/>
-      <w:r>
-        <w:rPr>
-          <w:lang w:val="en-US"/>
-        </w:rPr>
-        <w:t>npa</w:t>
-      </w:r>
-      <w:proofErr w:type="spellEnd"/>
-      <w:r>
-        <w:rPr>
-          <w:lang w:val="en-US"/>
-        </w:rPr>
-        <w:t xml:space="preserve">, </w:t>
-      </w:r>
-      <w:proofErr w:type="spellStart"/>
-      <w:proofErr w:type="gramStart"/>
-      <w:r>
-        <w:rPr>
-          <w:lang w:val="en-US"/>
-        </w:rPr>
-        <w:t>localite</w:t>
-      </w:r>
-      <w:proofErr w:type="spellEnd"/>
-      <w:r>
-        <w:rPr>
-          <w:lang w:val="en-US"/>
-        </w:rPr>
-        <w:t>;</w:t>
-      </w:r>
-      <w:proofErr w:type="gramEnd"/>
+      </w:r>
+      <w:r>
+        <w:rPr>
+          <w:lang w:val="en-US"/>
+        </w:rPr>
+        <w:t>group by npa, localite;</w:t>
+      </w:r>
     </w:p>
     <w:p>
       <w:pPr>
@@ -2806,27 +4077,21 @@
           <w:lang w:val="en-US"/>
         </w:rPr>
       </w:pPr>
+      <w:bookmarkStart w:id="11" w:name="_Toc212816649"/>
       <w:r>
         <w:rPr>
           <w:lang w:val="en-US"/>
         </w:rPr>
         <w:t>Requête 5</w:t>
       </w:r>
-    </w:p>
-    <w:p>
-      <w:pPr>
-        <w:pStyle w:val="Sansinterligne"/>
-      </w:pPr>
-      <w:r>
-        <w:t xml:space="preserve">Affiche le nombre de commandes par heure. Il s’agit par </w:t>
-      </w:r>
-      <w:proofErr w:type="gramStart"/>
-      <w:r>
-        <w:t>cette requêtes</w:t>
-      </w:r>
-      <w:proofErr w:type="gramEnd"/>
-      <w:r>
-        <w:t xml:space="preserve"> de savoir quelles sont les heures « chaudes ».</w:t>
+      <w:bookmarkEnd w:id="11"/>
+    </w:p>
+    <w:p>
+      <w:pPr>
+        <w:pStyle w:val="Sansinterligne"/>
+      </w:pPr>
+      <w:r>
+        <w:t>Affiche le nombre de commandes par heure. Il s’agit par cette requêtes de savoir quelles sont les heures « chaudes ».</w:t>
       </w:r>
     </w:p>
     <w:p>
@@ -2838,83 +4103,38 @@
       <w:pPr>
         <w:pStyle w:val="Sansinterligne"/>
       </w:pPr>
-      <w:proofErr w:type="gramStart"/>
-      <w:r>
-        <w:t>select</w:t>
-      </w:r>
-      <w:proofErr w:type="gramEnd"/>
-      <w:r>
-        <w:t xml:space="preserve"> </w:t>
-      </w:r>
-      <w:r>
-        <w:t>count</w:t>
-      </w:r>
-      <w:r>
-        <w:t>(</w:t>
-      </w:r>
-      <w:proofErr w:type="spellStart"/>
-      <w:r>
-        <w:t>commande_id</w:t>
-      </w:r>
-      <w:proofErr w:type="spellEnd"/>
+      <w:r>
+        <w:lastRenderedPageBreak/>
+        <w:t xml:space="preserve">select </w:t>
+      </w:r>
+      <w:r>
+        <w:t>count(commande_id</w:t>
+      </w:r>
       <w:r>
         <w:t>)</w:t>
       </w:r>
       <w:r>
-        <w:t xml:space="preserve"> as </w:t>
-      </w:r>
-      <w:proofErr w:type="spellStart"/>
-      <w:r>
-        <w:t>nombre_commandes</w:t>
-      </w:r>
-      <w:proofErr w:type="spellEnd"/>
-      <w:r>
-        <w:t xml:space="preserve">, </w:t>
-      </w:r>
-      <w:proofErr w:type="spellStart"/>
-      <w:r>
-        <w:t>date_format</w:t>
-      </w:r>
-      <w:proofErr w:type="spellEnd"/>
-      <w:r>
-        <w:t>(</w:t>
-      </w:r>
-      <w:proofErr w:type="spellStart"/>
-      <w:r>
-        <w:t>date_et_heure</w:t>
-      </w:r>
-      <w:proofErr w:type="spellEnd"/>
-      <w:r>
-        <w:t xml:space="preserve">, "%H") as heure </w:t>
-      </w:r>
-      <w:proofErr w:type="spellStart"/>
-      <w:r>
-        <w:t>from</w:t>
-      </w:r>
-      <w:proofErr w:type="spellEnd"/>
-      <w:r>
-        <w:t xml:space="preserve"> </w:t>
-      </w:r>
-      <w:proofErr w:type="spellStart"/>
-      <w:r>
-        <w:t>t_commande</w:t>
-      </w:r>
-      <w:proofErr w:type="spellEnd"/>
-    </w:p>
-    <w:p>
-      <w:pPr>
-        <w:pStyle w:val="Sansinterligne"/>
+        <w:t xml:space="preserve"> as nombre_commandes</w:t>
+      </w:r>
+      <w:r>
+        <w:t>, date_format(date_et_heure, "%H") as heure from t_commande</w:t>
+      </w:r>
+    </w:p>
+    <w:p>
+      <w:pPr>
+        <w:pStyle w:val="Sansinterligne"/>
+        <w:rPr>
+          <w:lang w:val="en-US"/>
+        </w:rPr>
       </w:pPr>
       <w:r>
         <w:tab/>
       </w:r>
-      <w:proofErr w:type="gramStart"/>
-      <w:r>
-        <w:t>group</w:t>
-      </w:r>
-      <w:proofErr w:type="gramEnd"/>
-      <w:r>
-        <w:t xml:space="preserve"> by heure</w:t>
+      <w:r>
+        <w:rPr>
+          <w:lang w:val="en-US"/>
+        </w:rPr>
+        <w:t>group by heure</w:t>
       </w:r>
     </w:p>
     <w:p>
@@ -2929,36 +4149,8 @@
         <w:rPr>
           <w:lang w:val="en-US"/>
         </w:rPr>
-        <w:t xml:space="preserve">order by </w:t>
-      </w:r>
-      <w:proofErr w:type="spellStart"/>
-      <w:r>
-        <w:rPr>
-          <w:lang w:val="en-US"/>
-        </w:rPr>
-        <w:t>nombre_commandes</w:t>
-      </w:r>
-      <w:proofErr w:type="spellEnd"/>
-      <w:r>
-        <w:rPr>
-          <w:lang w:val="en-US"/>
-        </w:rPr>
-        <w:t xml:space="preserve"> </w:t>
-      </w:r>
-      <w:proofErr w:type="gramStart"/>
-      <w:r>
-        <w:rPr>
-          <w:lang w:val="en-US"/>
-        </w:rPr>
-        <w:t>desc</w:t>
-      </w:r>
-      <w:r>
-        <w:rPr>
-          <w:lang w:val="en-US"/>
-        </w:rPr>
-        <w:t>;</w:t>
-      </w:r>
-      <w:proofErr w:type="gramEnd"/>
+        <w:t>order by nombre_commandes desc;</w:t>
+      </w:r>
     </w:p>
     <w:p>
       <w:pPr>
@@ -2980,16 +4172,12 @@
     <w:p>
       <w:pPr>
         <w:pStyle w:val="Titre3"/>
-        <w:rPr>
-          <w:lang w:val="en-US"/>
-        </w:rPr>
-      </w:pPr>
-      <w:r>
-        <w:rPr>
-          <w:lang w:val="en-US"/>
-        </w:rPr>
+      </w:pPr>
+      <w:bookmarkStart w:id="12" w:name="_Toc212816650"/>
+      <w:r>
         <w:t>Requête 6</w:t>
       </w:r>
+      <w:bookmarkEnd w:id="12"/>
     </w:p>
     <w:p>
       <w:r>
@@ -3000,57 +4188,21 @@
       <w:pPr>
         <w:pStyle w:val="Sansinterligne"/>
       </w:pPr>
-      <w:proofErr w:type="gramStart"/>
-      <w:r>
-        <w:t>select</w:t>
-      </w:r>
-      <w:proofErr w:type="gramEnd"/>
-      <w:r>
-        <w:t xml:space="preserve"> count(</w:t>
-      </w:r>
-      <w:proofErr w:type="spellStart"/>
-      <w:r>
-        <w:t>client_fk</w:t>
-      </w:r>
-      <w:proofErr w:type="spellEnd"/>
-      <w:r>
-        <w:t xml:space="preserve">) as </w:t>
-      </w:r>
-      <w:proofErr w:type="spellStart"/>
-      <w:r>
-        <w:t>nombre_commandes</w:t>
-      </w:r>
-      <w:proofErr w:type="spellEnd"/>
-      <w:r>
-        <w:t xml:space="preserve">, </w:t>
+      <w:r>
+        <w:t xml:space="preserve">select count(client_fk) as nombre_commandes, </w:t>
       </w:r>
       <w:r>
         <w:t>nom</w:t>
       </w:r>
       <w:r>
-        <w:t xml:space="preserve">, </w:t>
-      </w:r>
-      <w:proofErr w:type="spellStart"/>
-      <w:r>
-        <w:t>prenom</w:t>
-      </w:r>
-      <w:proofErr w:type="spellEnd"/>
+        <w:t>, prenom</w:t>
+      </w:r>
       <w:r>
         <w:t xml:space="preserve"> </w:t>
       </w:r>
-      <w:proofErr w:type="spellStart"/>
-      <w:r>
-        <w:t>from</w:t>
-      </w:r>
-      <w:proofErr w:type="spellEnd"/>
-      <w:r>
-        <w:t xml:space="preserve"> </w:t>
-      </w:r>
-      <w:proofErr w:type="spellStart"/>
-      <w:r>
-        <w:t>t_commande</w:t>
-      </w:r>
-      <w:proofErr w:type="spellEnd"/>
+      <w:r>
+        <w:t>from t_commande</w:t>
+      </w:r>
     </w:p>
     <w:p>
       <w:pPr>
@@ -3059,69 +4211,35 @@
       <w:r>
         <w:tab/>
       </w:r>
-      <w:proofErr w:type="spellStart"/>
-      <w:proofErr w:type="gramStart"/>
-      <w:r>
-        <w:t>join</w:t>
-      </w:r>
-      <w:proofErr w:type="spellEnd"/>
-      <w:proofErr w:type="gramEnd"/>
-      <w:r>
-        <w:t xml:space="preserve"> </w:t>
-      </w:r>
-      <w:proofErr w:type="spellStart"/>
-      <w:r>
-        <w:t>t_client</w:t>
-      </w:r>
-      <w:proofErr w:type="spellEnd"/>
-      <w:r>
-        <w:t xml:space="preserve"> on </w:t>
-      </w:r>
-      <w:proofErr w:type="spellStart"/>
-      <w:r>
-        <w:t>clie</w:t>
-      </w:r>
-      <w:r>
-        <w:t>nt_id</w:t>
-      </w:r>
-      <w:proofErr w:type="spellEnd"/>
-      <w:r>
-        <w:t xml:space="preserve"> = </w:t>
-      </w:r>
-      <w:proofErr w:type="spellStart"/>
-      <w:r>
-        <w:t>client_fk</w:t>
-      </w:r>
-      <w:proofErr w:type="spellEnd"/>
-    </w:p>
-    <w:p>
-      <w:pPr>
-        <w:pStyle w:val="Sansinterligne"/>
-        <w:rPr>
-          <w:lang w:val="en-US"/>
-        </w:rPr>
-      </w:pPr>
-      <w:r>
-        <w:rPr>
-          <w:lang w:val="en-US"/>
-        </w:rPr>
+      <w:r>
+        <w:t>join t_client on clie</w:t>
+      </w:r>
+      <w:r>
+        <w:t>nt_id = client_fk</w:t>
+      </w:r>
+    </w:p>
+    <w:p>
+      <w:pPr>
+        <w:pStyle w:val="Sansinterligne"/>
+        <w:rPr>
+          <w:lang w:val="en-US"/>
+        </w:rPr>
+      </w:pPr>
+      <w:r>
         <w:tab/>
+      </w:r>
+      <w:r>
+        <w:rPr>
+          <w:lang w:val="en-US"/>
+        </w:rPr>
         <w:t>group by nom</w:t>
       </w:r>
       <w:r>
         <w:rPr>
           <w:lang w:val="en-US"/>
         </w:rPr>
-        <w:t xml:space="preserve">, </w:t>
-      </w:r>
-      <w:proofErr w:type="spellStart"/>
-      <w:r>
-        <w:rPr>
-          <w:lang w:val="en-US"/>
-        </w:rPr>
-        <w:t>prenom</w:t>
-      </w:r>
-      <w:proofErr w:type="spellEnd"/>
+        <w:t>, prenom</w:t>
+      </w:r>
     </w:p>
     <w:p>
       <w:pPr>
@@ -3141,40 +4259,15 @@
         <w:rPr>
           <w:lang w:val="en-US"/>
         </w:rPr>
-        <w:t>count(</w:t>
-      </w:r>
-      <w:proofErr w:type="spellStart"/>
-      <w:r>
-        <w:rPr>
-          <w:lang w:val="en-US"/>
-        </w:rPr>
-        <w:t>client_</w:t>
-      </w:r>
-      <w:proofErr w:type="gramStart"/>
-      <w:r>
-        <w:rPr>
-          <w:lang w:val="en-US"/>
-        </w:rPr>
-        <w:t>fk</w:t>
-      </w:r>
-      <w:proofErr w:type="spellEnd"/>
-      <w:r>
-        <w:rPr>
-          <w:lang w:val="en-US"/>
-        </w:rPr>
-        <w:t>)  &gt;</w:t>
-      </w:r>
-      <w:proofErr w:type="gramEnd"/>
-      <w:r>
-        <w:rPr>
-          <w:lang w:val="en-US"/>
-        </w:rPr>
-        <w:t>= 5</w:t>
-      </w:r>
-    </w:p>
-    <w:p>
-      <w:pPr>
-        <w:pStyle w:val="Sansinterligne"/>
+        <w:t>count(client_fk)  &gt;= 5</w:t>
+      </w:r>
+    </w:p>
+    <w:p>
+      <w:pPr>
+        <w:pStyle w:val="Sansinterligne"/>
+        <w:rPr>
+          <w:lang w:val="en-US"/>
+        </w:rPr>
       </w:pPr>
       <w:r>
         <w:rPr>
@@ -3182,61 +4275,33 @@
         </w:rPr>
         <w:tab/>
       </w:r>
-      <w:proofErr w:type="spellStart"/>
-      <w:proofErr w:type="gramStart"/>
-      <w:r>
-        <w:t>order</w:t>
-      </w:r>
-      <w:proofErr w:type="spellEnd"/>
-      <w:proofErr w:type="gramEnd"/>
-      <w:r>
-        <w:t xml:space="preserve"> by </w:t>
-      </w:r>
-      <w:proofErr w:type="spellStart"/>
-      <w:r>
-        <w:t>nombre_commandes</w:t>
-      </w:r>
-      <w:proofErr w:type="spellEnd"/>
-      <w:r>
-        <w:t xml:space="preserve"> </w:t>
-      </w:r>
-      <w:proofErr w:type="spellStart"/>
-      <w:r>
-        <w:t>desc</w:t>
-      </w:r>
-      <w:proofErr w:type="spellEnd"/>
-      <w:r>
-        <w:t>, nom;</w:t>
-      </w:r>
-    </w:p>
-    <w:p/>
+      <w:r>
+        <w:rPr>
+          <w:lang w:val="en-US"/>
+        </w:rPr>
+        <w:t>order by nombre_commandes desc, nom;</w:t>
+      </w:r>
+    </w:p>
+    <w:p>
+      <w:pPr>
+        <w:rPr>
+          <w:lang w:val="en-US"/>
+        </w:rPr>
+      </w:pPr>
+    </w:p>
     <w:p>
       <w:pPr>
         <w:pStyle w:val="Titre3"/>
       </w:pPr>
+      <w:bookmarkStart w:id="13" w:name="_Toc212816651"/>
       <w:r>
         <w:t>Requête 7</w:t>
       </w:r>
-    </w:p>
-    <w:p>
-      <w:r>
-        <w:t xml:space="preserve">Afficher le total dû par commande. Afficher </w:t>
-      </w:r>
-      <w:proofErr w:type="spellStart"/>
-      <w:r>
-        <w:t>l’id</w:t>
-      </w:r>
-      <w:proofErr w:type="spellEnd"/>
-      <w:r>
-        <w:t xml:space="preserve"> de la commande et le montant dû (arrondi à 2 chiffres après la virgule). Ordonnez le résultat par ordre croissant des </w:t>
-      </w:r>
-      <w:proofErr w:type="spellStart"/>
-      <w:r>
-        <w:t>ids</w:t>
-      </w:r>
-      <w:proofErr w:type="spellEnd"/>
-      <w:r>
-        <w:t xml:space="preserve"> de commandes.</w:t>
+      <w:bookmarkEnd w:id="13"/>
+    </w:p>
+    <w:p>
+      <w:r>
+        <w:t>Afficher le total dû par commande. Afficher l’id de la commande et le montant dû (arrondi à 2 chiffres après la virgule). Ordonnez le résultat par ordre croissant des ids de commandes.</w:t>
       </w:r>
     </w:p>
     <w:p>
@@ -3245,63 +4310,12 @@
         <w:keepNext/>
         <w:keepLines/>
       </w:pPr>
-      <w:proofErr w:type="gramStart"/>
-      <w:r>
-        <w:lastRenderedPageBreak/>
-        <w:t>select</w:t>
-      </w:r>
-      <w:proofErr w:type="gramEnd"/>
-      <w:r>
-        <w:t xml:space="preserve"> round(</w:t>
-      </w:r>
-      <w:proofErr w:type="spellStart"/>
-      <w:r>
-        <w:t>sum</w:t>
-      </w:r>
-      <w:proofErr w:type="spellEnd"/>
-      <w:r>
-        <w:t>(</w:t>
-      </w:r>
-      <w:proofErr w:type="spellStart"/>
-      <w:r>
-        <w:t>prix_unitaire</w:t>
-      </w:r>
-      <w:proofErr w:type="spellEnd"/>
-      <w:r>
-        <w:t xml:space="preserve"> * </w:t>
-      </w:r>
-      <w:proofErr w:type="spellStart"/>
-      <w:r>
-        <w:t>qu</w:t>
-      </w:r>
-      <w:r>
-        <w:t>antite</w:t>
-      </w:r>
-      <w:proofErr w:type="spellEnd"/>
-      <w:r>
-        <w:t xml:space="preserve">), 2) as montant, </w:t>
-      </w:r>
-      <w:proofErr w:type="spellStart"/>
-      <w:r>
-        <w:t>commande_id</w:t>
-      </w:r>
-      <w:proofErr w:type="spellEnd"/>
-      <w:r>
-        <w:t xml:space="preserve"> </w:t>
-      </w:r>
-      <w:proofErr w:type="spellStart"/>
-      <w:r>
-        <w:t>from</w:t>
-      </w:r>
-      <w:proofErr w:type="spellEnd"/>
-      <w:r>
-        <w:t xml:space="preserve"> </w:t>
-      </w:r>
-      <w:proofErr w:type="spellStart"/>
-      <w:r>
-        <w:t>t_ligne_de_commande</w:t>
-      </w:r>
-      <w:proofErr w:type="spellEnd"/>
+      <w:r>
+        <w:t>select round(sum(prix_unitaire * qu</w:t>
+      </w:r>
+      <w:r>
+        <w:t>antite), 2) as montant, commande_id from t_ligne_de_commande</w:t>
+      </w:r>
     </w:p>
     <w:p>
       <w:pPr>
@@ -3311,38 +4325,8 @@
       </w:pPr>
       <w:r>
         <w:tab/>
-      </w:r>
-      <w:proofErr w:type="spellStart"/>
-      <w:proofErr w:type="gramStart"/>
-      <w:r>
-        <w:t>join</w:t>
-      </w:r>
-      <w:proofErr w:type="spellEnd"/>
-      <w:proofErr w:type="gramEnd"/>
-      <w:r>
-        <w:t xml:space="preserve"> </w:t>
-      </w:r>
-      <w:proofErr w:type="spellStart"/>
-      <w:r>
-        <w:t>t_commande</w:t>
-      </w:r>
-      <w:proofErr w:type="spellEnd"/>
-      <w:r>
-        <w:t xml:space="preserve"> on </w:t>
-      </w:r>
-      <w:proofErr w:type="spellStart"/>
-      <w:r>
-        <w:t>commande_id</w:t>
-      </w:r>
-      <w:proofErr w:type="spellEnd"/>
-      <w:r>
-        <w:t xml:space="preserve"> = </w:t>
-      </w:r>
-      <w:proofErr w:type="spellStart"/>
-      <w:r>
-        <w:t>commande_fk</w:t>
-      </w:r>
-      <w:proofErr w:type="spellEnd"/>
+        <w:t>join t_commande on commande_id = commande_fk</w:t>
+      </w:r>
     </w:p>
     <w:p>
       <w:pPr>
@@ -3362,7 +4346,6 @@
         </w:rPr>
         <w:t xml:space="preserve">group by </w:t>
       </w:r>
-      <w:proofErr w:type="spellStart"/>
       <w:r>
         <w:rPr>
           <w:lang w:val="en-US"/>
@@ -3375,7 +4358,6 @@
         </w:rPr>
         <w:t>d</w:t>
       </w:r>
-      <w:proofErr w:type="spellEnd"/>
     </w:p>
     <w:p>
       <w:pPr>
@@ -3391,30 +4373,8 @@
           <w:lang w:val="en-US"/>
         </w:rPr>
         <w:tab/>
-        <w:t xml:space="preserve">order by </w:t>
-      </w:r>
-      <w:proofErr w:type="spellStart"/>
-      <w:r>
-        <w:rPr>
-          <w:lang w:val="en-US"/>
-        </w:rPr>
-        <w:t>commande_</w:t>
-      </w:r>
-      <w:proofErr w:type="gramStart"/>
-      <w:r>
-        <w:rPr>
-          <w:lang w:val="en-US"/>
-        </w:rPr>
-        <w:t>id</w:t>
-      </w:r>
-      <w:proofErr w:type="spellEnd"/>
-      <w:r>
-        <w:rPr>
-          <w:lang w:val="en-US"/>
-        </w:rPr>
-        <w:t>;</w:t>
-      </w:r>
-      <w:proofErr w:type="gramEnd"/>
+        <w:t>order by commande_id;</w:t>
+      </w:r>
     </w:p>
     <w:p>
       <w:pPr>
@@ -3423,32 +4383,18 @@
           <w:lang w:val="en-US"/>
         </w:rPr>
       </w:pPr>
+      <w:bookmarkStart w:id="14" w:name="_Toc212816652"/>
       <w:r>
         <w:rPr>
           <w:lang w:val="en-US"/>
         </w:rPr>
         <w:t>Requête 8</w:t>
       </w:r>
-    </w:p>
-    <w:p>
-      <w:r>
-        <w:t xml:space="preserve">Afficher le total payé par commande (commande ayant au moins un paiement). Afficher </w:t>
-      </w:r>
-      <w:proofErr w:type="spellStart"/>
-      <w:r>
-        <w:t>l’id</w:t>
-      </w:r>
-      <w:proofErr w:type="spellEnd"/>
-      <w:r>
-        <w:t xml:space="preserve"> de la commande et le total payé (arrondi à 2 chiffres après la virgule). Ordonnez le résultat par ordre croissant des </w:t>
-      </w:r>
-      <w:proofErr w:type="spellStart"/>
-      <w:r>
-        <w:t>ids</w:t>
-      </w:r>
-      <w:proofErr w:type="spellEnd"/>
-      <w:r>
-        <w:t xml:space="preserve"> de commandes.</w:t>
+      <w:bookmarkEnd w:id="14"/>
+    </w:p>
+    <w:p>
+      <w:r>
+        <w:t>Afficher le total payé par commande (commande ayant au moins un paiement). Afficher l’id de la commande et le total payé (arrondi à 2 chiffres après la virgule). Ordonnez le résultat par ordre croissant des ids de commandes.</w:t>
       </w:r>
     </w:p>
     <w:p>
@@ -3468,56 +4414,20 @@
         <w:rPr>
           <w:lang w:val="en-US"/>
         </w:rPr>
-        <w:t>round(sum(</w:t>
-      </w:r>
-      <w:proofErr w:type="spellStart"/>
-      <w:r>
-        <w:rPr>
-          <w:lang w:val="en-US"/>
-        </w:rPr>
-        <w:t>montant</w:t>
-      </w:r>
-      <w:proofErr w:type="spellEnd"/>
-      <w:r>
-        <w:rPr>
-          <w:lang w:val="en-US"/>
-        </w:rPr>
-        <w:t>), 2)</w:t>
-      </w:r>
-      <w:r>
-        <w:rPr>
-          <w:lang w:val="en-US"/>
-        </w:rPr>
-        <w:t xml:space="preserve">, </w:t>
-      </w:r>
-      <w:proofErr w:type="spellStart"/>
-      <w:r>
-        <w:rPr>
-          <w:lang w:val="en-US"/>
-        </w:rPr>
-        <w:t>commande_id</w:t>
-      </w:r>
-      <w:proofErr w:type="spellEnd"/>
-      <w:r>
-        <w:rPr>
-          <w:lang w:val="en-US"/>
-        </w:rPr>
-        <w:t xml:space="preserve"> from</w:t>
-      </w:r>
-      <w:r>
-        <w:rPr>
-          <w:lang w:val="en-US"/>
-        </w:rPr>
-        <w:t xml:space="preserve"> </w:t>
-      </w:r>
-      <w:proofErr w:type="spellStart"/>
-      <w:r>
-        <w:rPr>
-          <w:lang w:val="en-US"/>
-        </w:rPr>
-        <w:t>t_paiement</w:t>
-      </w:r>
-      <w:proofErr w:type="spellEnd"/>
+        <w:t>round(sum(montant), 2)</w:t>
+      </w:r>
+      <w:r>
+        <w:rPr>
+          <w:lang w:val="en-US"/>
+        </w:rPr>
+        <w:t>, commande_id from</w:t>
+      </w:r>
+      <w:r>
+        <w:rPr>
+          <w:lang w:val="en-US"/>
+        </w:rPr>
+        <w:t xml:space="preserve"> t_paiement</w:t>
+      </w:r>
     </w:p>
     <w:p>
       <w:pPr>
@@ -3529,39 +4439,11 @@
         </w:rPr>
         <w:tab/>
       </w:r>
-      <w:proofErr w:type="spellStart"/>
-      <w:proofErr w:type="gramStart"/>
-      <w:r>
-        <w:t>join</w:t>
-      </w:r>
-      <w:proofErr w:type="spellEnd"/>
-      <w:proofErr w:type="gramEnd"/>
-      <w:r>
-        <w:t xml:space="preserve"> </w:t>
-      </w:r>
-      <w:proofErr w:type="spellStart"/>
-      <w:r>
-        <w:t>t_commande</w:t>
-      </w:r>
-      <w:proofErr w:type="spellEnd"/>
-      <w:r>
-        <w:t xml:space="preserve"> on </w:t>
-      </w:r>
-      <w:proofErr w:type="spellStart"/>
-      <w:r>
-        <w:t>commande_id</w:t>
-      </w:r>
-      <w:proofErr w:type="spellEnd"/>
-      <w:r>
-        <w:t xml:space="preserve"> = </w:t>
-      </w:r>
-      <w:proofErr w:type="spellStart"/>
-      <w:r>
-        <w:t>commande_fk</w:t>
-      </w:r>
-      <w:proofErr w:type="spellEnd"/>
-      <w:r>
-        <w:t> </w:t>
+      <w:r>
+        <w:t xml:space="preserve">join t_commande on </w:t>
+      </w:r>
+      <w:r>
+        <w:t>commande_id = commande_fk </w:t>
       </w:r>
     </w:p>
     <w:p>
@@ -3576,16 +4458,8 @@
         <w:rPr>
           <w:lang w:val="en-US"/>
         </w:rPr>
-        <w:t xml:space="preserve">group by </w:t>
-      </w:r>
-      <w:proofErr w:type="spellStart"/>
-      <w:r>
-        <w:rPr>
-          <w:lang w:val="en-US"/>
-        </w:rPr>
-        <w:t>commande_id</w:t>
-      </w:r>
-      <w:proofErr w:type="spellEnd"/>
+        <w:t>group by commande_id</w:t>
+      </w:r>
     </w:p>
     <w:p>
       <w:pPr>
@@ -3599,30 +4473,8 @@
         <w:rPr>
           <w:lang w:val="en-US"/>
         </w:rPr>
-        <w:t xml:space="preserve">order by </w:t>
-      </w:r>
-      <w:proofErr w:type="spellStart"/>
-      <w:r>
-        <w:rPr>
-          <w:lang w:val="en-US"/>
-        </w:rPr>
-        <w:t>commande_</w:t>
-      </w:r>
-      <w:proofErr w:type="gramStart"/>
-      <w:r>
-        <w:rPr>
-          <w:lang w:val="en-US"/>
-        </w:rPr>
-        <w:t>id</w:t>
-      </w:r>
-      <w:proofErr w:type="spellEnd"/>
-      <w:r>
-        <w:rPr>
-          <w:lang w:val="en-US"/>
-        </w:rPr>
-        <w:t>;</w:t>
-      </w:r>
-      <w:proofErr w:type="gramEnd"/>
+        <w:t>order by commande_id;</w:t>
+      </w:r>
     </w:p>
     <w:p>
       <w:pPr>
@@ -3635,10 +4487,18 @@
     <w:p>
       <w:pPr>
         <w:pStyle w:val="Titre3"/>
-      </w:pPr>
-      <w:r>
+        <w:rPr>
+          <w:lang w:val="en-US"/>
+        </w:rPr>
+      </w:pPr>
+      <w:bookmarkStart w:id="15" w:name="_Toc212816653"/>
+      <w:r>
+        <w:rPr>
+          <w:lang w:val="en-US"/>
+        </w:rPr>
         <w:t>Requête 9</w:t>
       </w:r>
+      <w:bookmarkEnd w:id="15"/>
     </w:p>
     <w:p>
       <w:pPr>
@@ -3666,76 +4526,23 @@
     </w:p>
     <w:p>
       <w:r>
+        <w:lastRenderedPageBreak/>
         <w:t>2ème colonne : nombre de commandes de ce type</w:t>
       </w:r>
     </w:p>
     <w:p>
       <w:pPr>
         <w:pStyle w:val="Sansinterligne"/>
-        <w:rPr>
-          <w:lang w:val="en-US"/>
-        </w:rPr>
-      </w:pPr>
-      <w:r>
-        <w:rPr>
-          <w:lang w:val="en-US"/>
-        </w:rPr>
-        <w:t>select type, count(</w:t>
-      </w:r>
-      <w:proofErr w:type="spellStart"/>
-      <w:r>
-        <w:rPr>
-          <w:lang w:val="en-US"/>
-        </w:rPr>
-        <w:t>commande_i</w:t>
-      </w:r>
-      <w:r>
-        <w:rPr>
-          <w:lang w:val="en-US"/>
-        </w:rPr>
-        <w:t>d</w:t>
-      </w:r>
-      <w:proofErr w:type="spellEnd"/>
-      <w:r>
-        <w:rPr>
-          <w:lang w:val="en-US"/>
-        </w:rPr>
-        <w:t xml:space="preserve">) as </w:t>
-      </w:r>
-      <w:proofErr w:type="spellStart"/>
-      <w:r>
-        <w:rPr>
-          <w:lang w:val="en-US"/>
-        </w:rPr>
-        <w:t>nombre_commandes</w:t>
-      </w:r>
-      <w:proofErr w:type="spellEnd"/>
-      <w:r>
-        <w:rPr>
-          <w:lang w:val="en-US"/>
-        </w:rPr>
-        <w:t xml:space="preserve"> from </w:t>
-      </w:r>
-      <w:proofErr w:type="spellStart"/>
-      <w:r>
-        <w:rPr>
-          <w:lang w:val="en-US"/>
-        </w:rPr>
-        <w:t>t_commande</w:t>
-      </w:r>
-      <w:proofErr w:type="spellEnd"/>
-    </w:p>
-    <w:p>
-      <w:pPr>
-        <w:pStyle w:val="Sansinterligne"/>
-        <w:rPr>
-          <w:lang w:val="en-US"/>
-        </w:rPr>
-      </w:pPr>
-      <w:r>
-        <w:rPr>
-          <w:lang w:val="en-US"/>
-        </w:rPr>
+      </w:pPr>
+      <w:r>
+        <w:t>select type, count(commande_id) as nombre_commandes from t_commande</w:t>
+      </w:r>
+    </w:p>
+    <w:p>
+      <w:pPr>
+        <w:pStyle w:val="Sansinterligne"/>
+      </w:pPr>
+      <w:r>
         <w:tab/>
         <w:t>group by type</w:t>
       </w:r>
@@ -3745,36 +4552,10 @@
         <w:pStyle w:val="Sansinterligne"/>
       </w:pPr>
       <w:r>
-        <w:rPr>
-          <w:lang w:val="en-US"/>
-        </w:rPr>
         <w:tab/>
       </w:r>
-      <w:proofErr w:type="spellStart"/>
-      <w:proofErr w:type="gramStart"/>
-      <w:r>
-        <w:t>order</w:t>
-      </w:r>
-      <w:proofErr w:type="spellEnd"/>
-      <w:proofErr w:type="gramEnd"/>
-      <w:r>
-        <w:t xml:space="preserve"> by </w:t>
-      </w:r>
-      <w:proofErr w:type="spellStart"/>
-      <w:r>
-        <w:t>nombre_commandes</w:t>
-      </w:r>
-      <w:proofErr w:type="spellEnd"/>
-      <w:r>
-        <w:t xml:space="preserve"> </w:t>
-      </w:r>
-      <w:proofErr w:type="spellStart"/>
-      <w:r>
-        <w:t>desc</w:t>
-      </w:r>
-      <w:proofErr w:type="spellEnd"/>
-      <w:r>
-        <w:t>;</w:t>
+      <w:r>
+        <w:t>order by nombre_commandes desc;</w:t>
       </w:r>
     </w:p>
     <w:p>
@@ -3786,12 +4567,14 @@
       <w:pPr>
         <w:pStyle w:val="Titre3"/>
       </w:pPr>
+      <w:bookmarkStart w:id="16" w:name="_Toc212816654"/>
       <w:r>
         <w:t>Requête</w:t>
       </w:r>
       <w:r>
         <w:t xml:space="preserve"> 10</w:t>
       </w:r>
+      <w:bookmarkEnd w:id="16"/>
     </w:p>
     <w:p>
       <w:pPr>
@@ -3811,83 +4594,28 @@
     </w:p>
     <w:p>
       <w:r>
-        <w:t xml:space="preserve">Aide : </w:t>
-      </w:r>
-      <w:proofErr w:type="spellStart"/>
-      <w:r>
-        <w:t>l’id</w:t>
-      </w:r>
-      <w:proofErr w:type="spellEnd"/>
-      <w:r>
-        <w:t xml:space="preserve"> du livreur, son nom et le délai dans le SELECT.</w:t>
-      </w:r>
-    </w:p>
-    <w:p>
-      <w:pPr>
-        <w:pStyle w:val="Sansinterligne"/>
-      </w:pPr>
-      <w:proofErr w:type="gramStart"/>
-      <w:r>
-        <w:t>select</w:t>
-      </w:r>
-      <w:proofErr w:type="gramEnd"/>
-      <w:r>
-        <w:t xml:space="preserve"> nom, </w:t>
+        <w:t>Aide : l’id du livreur, son nom et le délai dans le SELECT.</w:t>
+      </w:r>
+    </w:p>
+    <w:p>
+      <w:pPr>
+        <w:pStyle w:val="Sansinterligne"/>
+      </w:pPr>
+      <w:r>
+        <w:t xml:space="preserve">select nom, </w:t>
       </w:r>
       <w:r>
         <w:t>round(</w:t>
       </w:r>
-      <w:proofErr w:type="spellStart"/>
-      <w:r>
-        <w:t>avg</w:t>
-      </w:r>
-      <w:proofErr w:type="spellEnd"/>
-      <w:r>
-        <w:t>(</w:t>
-      </w:r>
-      <w:proofErr w:type="spellStart"/>
-      <w:r>
-        <w:t>heure_arrivee</w:t>
-      </w:r>
-      <w:proofErr w:type="spellEnd"/>
-      <w:r>
-        <w:t xml:space="preserve"> - </w:t>
-      </w:r>
-      <w:proofErr w:type="spellStart"/>
-      <w:r>
-        <w:t>heure_depart</w:t>
-      </w:r>
-      <w:proofErr w:type="spellEnd"/>
-      <w:r>
-        <w:t>)</w:t>
+      <w:r>
+        <w:t>avg(heure_arrivee - heure_depart)</w:t>
       </w:r>
       <w:r>
         <w:t>/100, 2)</w:t>
       </w:r>
       <w:r>
-        <w:t xml:space="preserve"> as </w:t>
-      </w:r>
-      <w:proofErr w:type="spellStart"/>
-      <w:r>
-        <w:t>delai_moyen</w:t>
-      </w:r>
-      <w:proofErr w:type="spellEnd"/>
-      <w:r>
-        <w:t xml:space="preserve"> </w:t>
-      </w:r>
-      <w:proofErr w:type="spellStart"/>
-      <w:r>
-        <w:t>from</w:t>
-      </w:r>
-      <w:proofErr w:type="spellEnd"/>
-      <w:r>
-        <w:t xml:space="preserve"> </w:t>
-      </w:r>
-      <w:proofErr w:type="spellStart"/>
-      <w:r>
-        <w:t>t_livraison</w:t>
-      </w:r>
-      <w:proofErr w:type="spellEnd"/>
+        <w:t xml:space="preserve"> as delai_moyen from t_livraison</w:t>
+      </w:r>
     </w:p>
     <w:p>
       <w:pPr>
@@ -3895,77 +4623,44 @@
       </w:pPr>
       <w:r>
         <w:tab/>
-      </w:r>
-      <w:proofErr w:type="spellStart"/>
-      <w:proofErr w:type="gramStart"/>
-      <w:r>
-        <w:t>join</w:t>
-      </w:r>
-      <w:proofErr w:type="spellEnd"/>
-      <w:proofErr w:type="gramEnd"/>
-      <w:r>
-        <w:t xml:space="preserve"> </w:t>
-      </w:r>
-      <w:proofErr w:type="spellStart"/>
-      <w:r>
-        <w:t>t_livreur</w:t>
-      </w:r>
-      <w:proofErr w:type="spellEnd"/>
-      <w:r>
-        <w:t xml:space="preserve"> on </w:t>
-      </w:r>
-      <w:proofErr w:type="spellStart"/>
-      <w:r>
-        <w:t>livreur_id</w:t>
-      </w:r>
-      <w:proofErr w:type="spellEnd"/>
-      <w:r>
-        <w:t xml:space="preserve"> = </w:t>
-      </w:r>
-      <w:proofErr w:type="spellStart"/>
-      <w:r>
-        <w:t>livreur_fk</w:t>
-      </w:r>
-      <w:proofErr w:type="spellEnd"/>
-    </w:p>
-    <w:p>
-      <w:pPr>
-        <w:pStyle w:val="Sansinterligne"/>
+        <w:t>join t_livreur on livreur_id = livreur_fk</w:t>
+      </w:r>
+    </w:p>
+    <w:p>
+      <w:pPr>
+        <w:pStyle w:val="Sansinterligne"/>
+        <w:rPr>
+          <w:lang w:val="en-US"/>
+        </w:rPr>
       </w:pPr>
       <w:r>
         <w:tab/>
       </w:r>
-      <w:proofErr w:type="gramStart"/>
-      <w:r>
-        <w:t>group</w:t>
-      </w:r>
-      <w:proofErr w:type="gramEnd"/>
-      <w:r>
-        <w:t xml:space="preserve"> by nom</w:t>
-      </w:r>
-    </w:p>
-    <w:p>
-      <w:pPr>
-        <w:pStyle w:val="Sansinterligne"/>
-        <w:rPr>
-          <w:lang w:val="en-US"/>
-        </w:rPr>
-      </w:pPr>
-      <w:r>
+      <w:r>
+        <w:rPr>
+          <w:lang w:val="en-US"/>
+        </w:rPr>
+        <w:t>group by nom</w:t>
+      </w:r>
+    </w:p>
+    <w:p>
+      <w:pPr>
+        <w:pStyle w:val="Sansinterligne"/>
+        <w:rPr>
+          <w:lang w:val="en-US"/>
+        </w:rPr>
+      </w:pPr>
+      <w:r>
+        <w:rPr>
+          <w:lang w:val="en-US"/>
+        </w:rPr>
         <w:tab/>
       </w:r>
       <w:r>
         <w:rPr>
           <w:lang w:val="en-US"/>
         </w:rPr>
-        <w:t xml:space="preserve">order by </w:t>
-      </w:r>
-      <w:proofErr w:type="spellStart"/>
-      <w:r>
-        <w:rPr>
-          <w:lang w:val="en-US"/>
-        </w:rPr>
-        <w:t>d</w:t>
+        <w:t>order by d</w:t>
       </w:r>
       <w:r>
         <w:rPr>
@@ -3977,37 +4672,14 @@
         <w:rPr>
           <w:lang w:val="en-US"/>
         </w:rPr>
-        <w:t>lai_moyen</w:t>
-      </w:r>
-      <w:proofErr w:type="spellEnd"/>
-      <w:r>
-        <w:rPr>
-          <w:lang w:val="en-US"/>
-        </w:rPr>
-        <w:t xml:space="preserve"> </w:t>
-      </w:r>
-      <w:proofErr w:type="spellStart"/>
-      <w:proofErr w:type="gramStart"/>
-      <w:r>
-        <w:rPr>
-          <w:lang w:val="en-US"/>
-        </w:rPr>
-        <w:t>a</w:t>
-      </w:r>
-      <w:r>
-        <w:rPr>
-          <w:lang w:val="en-US"/>
-        </w:rPr>
-        <w:t>sc</w:t>
-      </w:r>
-      <w:proofErr w:type="spellEnd"/>
-      <w:r>
-        <w:rPr>
-          <w:lang w:val="en-US"/>
-        </w:rPr>
-        <w:t>;</w:t>
-      </w:r>
-      <w:proofErr w:type="gramEnd"/>
+        <w:t>lai_moyen a</w:t>
+      </w:r>
+      <w:r>
+        <w:rPr>
+          <w:lang w:val="en-US"/>
+        </w:rPr>
+        <w:t>sc;</w:t>
+      </w:r>
     </w:p>
     <w:p>
       <w:pPr>
@@ -4043,10 +4715,11 @@
       <w:pPr>
         <w:pStyle w:val="Titre2"/>
       </w:pPr>
-      <w:r>
-        <w:lastRenderedPageBreak/>
+      <w:bookmarkStart w:id="17" w:name="_Toc212816655"/>
+      <w:r>
         <w:t>Index</w:t>
       </w:r>
+      <w:bookmarkEnd w:id="17"/>
     </w:p>
     <w:p>
       <w:r>
@@ -4057,12 +4730,14 @@
       <w:pPr>
         <w:pStyle w:val="Titre3"/>
       </w:pPr>
+      <w:bookmarkStart w:id="18" w:name="_Toc212816656"/>
       <w:r>
         <w:t>Index</w:t>
       </w:r>
       <w:r>
         <w:t xml:space="preserve"> 1</w:t>
       </w:r>
+      <w:bookmarkEnd w:id="18"/>
     </w:p>
     <w:p>
       <w:pPr>
@@ -4071,39 +4746,7 @@
         <w:keepLines/>
       </w:pPr>
       <w:r>
-        <w:t xml:space="preserve">SELECT </w:t>
-      </w:r>
-      <w:proofErr w:type="spellStart"/>
-      <w:r>
-        <w:t>c.commande_id</w:t>
-      </w:r>
-      <w:proofErr w:type="spellEnd"/>
-      <w:r>
-        <w:t xml:space="preserve">, </w:t>
-      </w:r>
-      <w:proofErr w:type="spellStart"/>
-      <w:r>
-        <w:t>c.date_et_heure</w:t>
-      </w:r>
-      <w:proofErr w:type="spellEnd"/>
-      <w:r>
-        <w:t xml:space="preserve">, </w:t>
-      </w:r>
-      <w:proofErr w:type="spellStart"/>
-      <w:r>
-        <w:t>c.statut</w:t>
-      </w:r>
-      <w:proofErr w:type="spellEnd"/>
-      <w:r>
-        <w:t xml:space="preserve">, </w:t>
-      </w:r>
-      <w:proofErr w:type="spellStart"/>
-      <w:r>
-        <w:t>cl.nom</w:t>
-      </w:r>
-      <w:proofErr w:type="spellEnd"/>
-      <w:r>
-        <w:t xml:space="preserve"> AS client</w:t>
+        <w:t>SELECT c.commande_id, c.date_et_heure, c.statut, cl.nom AS client</w:t>
       </w:r>
     </w:p>
     <w:p>
@@ -4113,15 +4756,7 @@
         <w:keepLines/>
       </w:pPr>
       <w:r>
-        <w:t xml:space="preserve">FROM </w:t>
-      </w:r>
-      <w:proofErr w:type="spellStart"/>
-      <w:r>
-        <w:t>t_commande</w:t>
-      </w:r>
-      <w:proofErr w:type="spellEnd"/>
-      <w:r>
-        <w:t xml:space="preserve"> AS c</w:t>
+        <w:t>FROM t_commande AS c</w:t>
       </w:r>
     </w:p>
     <w:p>
@@ -4131,29 +4766,8 @@
         <w:keepLines/>
       </w:pPr>
       <w:r>
-        <w:t xml:space="preserve">JOIN </w:t>
-      </w:r>
-      <w:proofErr w:type="spellStart"/>
-      <w:r>
-        <w:t>t_client</w:t>
-      </w:r>
-      <w:proofErr w:type="spellEnd"/>
-      <w:r>
-        <w:t xml:space="preserve"> AS cl ON </w:t>
-      </w:r>
-      <w:proofErr w:type="spellStart"/>
-      <w:r>
-        <w:t>c.client_fk</w:t>
-      </w:r>
-      <w:proofErr w:type="spellEnd"/>
-      <w:r>
-        <w:t xml:space="preserve"> = </w:t>
-      </w:r>
-      <w:proofErr w:type="spellStart"/>
-      <w:r>
-        <w:t>cl.client_id</w:t>
-      </w:r>
-      <w:proofErr w:type="spellEnd"/>
+        <w:t>JOIN t_client AS cl ON c.client_fk = cl.client_id</w:t>
+      </w:r>
     </w:p>
     <w:p>
       <w:pPr>
@@ -4162,31 +4776,7 @@
         <w:keepLines/>
       </w:pPr>
       <w:r>
-        <w:t xml:space="preserve">WHERE </w:t>
-      </w:r>
-      <w:proofErr w:type="spellStart"/>
-      <w:r>
-        <w:t>c.statut</w:t>
-      </w:r>
-      <w:proofErr w:type="spellEnd"/>
-      <w:r>
-        <w:t xml:space="preserve"> = '</w:t>
-      </w:r>
-      <w:proofErr w:type="spellStart"/>
-      <w:r>
-        <w:t>en_livraison</w:t>
-      </w:r>
-      <w:proofErr w:type="spellEnd"/>
-      <w:r>
-        <w:t xml:space="preserve">' AND </w:t>
-      </w:r>
-      <w:proofErr w:type="spellStart"/>
-      <w:r>
-        <w:t>c.date_et_heure</w:t>
-      </w:r>
-      <w:proofErr w:type="spellEnd"/>
-      <w:r>
-        <w:t xml:space="preserve"> &gt; '2025-01-01'</w:t>
+        <w:t>WHERE c.statut = 'en_livraison' AND c.date_et_heure &gt; '2025-01-01'</w:t>
       </w:r>
     </w:p>
     <w:p>
@@ -4195,15 +4785,7 @@
         <w:keepLines/>
       </w:pPr>
       <w:r>
-        <w:t xml:space="preserve">ORDER BY </w:t>
-      </w:r>
-      <w:proofErr w:type="spellStart"/>
-      <w:r>
-        <w:t>c.date_et_heure</w:t>
-      </w:r>
-      <w:proofErr w:type="spellEnd"/>
-      <w:r>
-        <w:t xml:space="preserve"> DESC;</w:t>
+        <w:t>ORDER BY c.date_et_heure DESC;</w:t>
       </w:r>
     </w:p>
     <w:p>
@@ -4220,47 +4802,8 @@
         <w:keepNext/>
         <w:keepLines/>
       </w:pPr>
-      <w:proofErr w:type="spellStart"/>
-      <w:proofErr w:type="gramStart"/>
-      <w:r>
-        <w:t>create</w:t>
-      </w:r>
-      <w:proofErr w:type="spellEnd"/>
-      <w:proofErr w:type="gramEnd"/>
-      <w:r>
-        <w:t xml:space="preserve"> index </w:t>
-      </w:r>
-      <w:proofErr w:type="spellStart"/>
-      <w:r>
-        <w:t>idx_id_date_statut</w:t>
-      </w:r>
-      <w:proofErr w:type="spellEnd"/>
-      <w:r>
-        <w:t xml:space="preserve"> on </w:t>
-      </w:r>
-      <w:proofErr w:type="spellStart"/>
-      <w:r>
-        <w:t>t_commande</w:t>
-      </w:r>
-      <w:proofErr w:type="spellEnd"/>
-      <w:r>
-        <w:t>(</w:t>
-      </w:r>
-      <w:proofErr w:type="spellStart"/>
-      <w:r>
-        <w:t>commande_id</w:t>
-      </w:r>
-      <w:proofErr w:type="spellEnd"/>
-      <w:r>
-        <w:t xml:space="preserve">, </w:t>
-      </w:r>
-      <w:proofErr w:type="spellStart"/>
-      <w:r>
-        <w:t>date_et_heure</w:t>
-      </w:r>
-      <w:proofErr w:type="spellEnd"/>
-      <w:r>
-        <w:t>, statut);</w:t>
+      <w:r>
+        <w:t>create index idx_id_date_statut on t_commande(commande_id, date_et_heure, statut);</w:t>
       </w:r>
     </w:p>
     <w:p>
@@ -4272,147 +4815,118 @@
     <w:p>
       <w:pPr>
         <w:pStyle w:val="Titre3"/>
-      </w:pPr>
-      <w:r>
+        <w:rPr>
+          <w:lang w:val="en-US"/>
+        </w:rPr>
+      </w:pPr>
+      <w:bookmarkStart w:id="19" w:name="_Toc212816657"/>
+      <w:r>
+        <w:rPr>
+          <w:lang w:val="en-US"/>
+        </w:rPr>
         <w:t>Index</w:t>
       </w:r>
       <w:r>
+        <w:rPr>
+          <w:lang w:val="en-US"/>
+        </w:rPr>
         <w:t xml:space="preserve"> 2</w:t>
       </w:r>
-    </w:p>
-    <w:p>
-      <w:pPr>
-        <w:pStyle w:val="Sansinterligne"/>
-      </w:pPr>
-      <w:r>
-        <w:t xml:space="preserve">SELECT </w:t>
-      </w:r>
-      <w:proofErr w:type="spellStart"/>
-      <w:r>
-        <w:t>a.npa</w:t>
-      </w:r>
-      <w:proofErr w:type="spellEnd"/>
-      <w:r>
-        <w:t xml:space="preserve"> AS </w:t>
-      </w:r>
-      <w:proofErr w:type="spellStart"/>
-      <w:r>
-        <w:t>zone_npa</w:t>
-      </w:r>
-      <w:proofErr w:type="spellEnd"/>
-      <w:r>
-        <w:t>, COUNT(</w:t>
-      </w:r>
-      <w:proofErr w:type="spellStart"/>
-      <w:r>
-        <w:t>c.commande_id</w:t>
-      </w:r>
-      <w:proofErr w:type="spellEnd"/>
-      <w:r>
-        <w:t xml:space="preserve">) AS nb </w:t>
-      </w:r>
-    </w:p>
-    <w:p>
-      <w:pPr>
-        <w:pStyle w:val="Sansinterligne"/>
-      </w:pPr>
-      <w:r>
-        <w:t xml:space="preserve">FROM </w:t>
-      </w:r>
-      <w:proofErr w:type="spellStart"/>
-      <w:r>
-        <w:t>t_commande</w:t>
-      </w:r>
-      <w:proofErr w:type="spellEnd"/>
-      <w:r>
-        <w:t xml:space="preserve"> AS c </w:t>
-      </w:r>
-    </w:p>
-    <w:p>
-      <w:pPr>
-        <w:pStyle w:val="Sansinterligne"/>
-      </w:pPr>
-      <w:r>
-        <w:t xml:space="preserve">JOIN </w:t>
-      </w:r>
-      <w:proofErr w:type="spellStart"/>
-      <w:r>
-        <w:t>t_adresse</w:t>
-      </w:r>
-      <w:proofErr w:type="spellEnd"/>
-      <w:r>
-        <w:t xml:space="preserve"> AS a ON </w:t>
-      </w:r>
-      <w:proofErr w:type="spellStart"/>
-      <w:r>
-        <w:t>c.adresse</w:t>
-      </w:r>
-      <w:proofErr w:type="spellEnd"/>
-      <w:r>
-        <w:t xml:space="preserve"> _</w:t>
-      </w:r>
-      <w:proofErr w:type="spellStart"/>
-      <w:r>
-        <w:t>fk</w:t>
-      </w:r>
-      <w:proofErr w:type="spellEnd"/>
-      <w:r>
-        <w:t xml:space="preserve"> = </w:t>
-      </w:r>
-      <w:proofErr w:type="spellStart"/>
-      <w:r>
-        <w:t>a.adresse_id</w:t>
-      </w:r>
-      <w:proofErr w:type="spellEnd"/>
-      <w:r>
-        <w:t xml:space="preserve"> </w:t>
-      </w:r>
-    </w:p>
-    <w:p>
-      <w:pPr>
-        <w:pStyle w:val="Sansinterligne"/>
-      </w:pPr>
-      <w:r>
-        <w:t xml:space="preserve">WHERE </w:t>
-      </w:r>
-      <w:proofErr w:type="spellStart"/>
-      <w:r>
-        <w:t>c.type</w:t>
-      </w:r>
-      <w:proofErr w:type="spellEnd"/>
-      <w:r>
-        <w:t xml:space="preserve"> = 'livraison' AND HOUR(</w:t>
-      </w:r>
-      <w:proofErr w:type="spellStart"/>
-      <w:r>
-        <w:t>c.date_</w:t>
-      </w:r>
-      <w:r>
+      <w:bookmarkEnd w:id="19"/>
+    </w:p>
+    <w:p>
+      <w:pPr>
+        <w:pStyle w:val="Sansinterligne"/>
+        <w:rPr>
+          <w:lang w:val="en-US"/>
+        </w:rPr>
+      </w:pPr>
+      <w:r>
+        <w:rPr>
+          <w:lang w:val="en-US"/>
+        </w:rPr>
+        <w:t xml:space="preserve">SELECT a.npa AS zone_npa, COUNT(c.commande_id) AS nb </w:t>
+      </w:r>
+    </w:p>
+    <w:p>
+      <w:pPr>
+        <w:pStyle w:val="Sansinterligne"/>
+        <w:rPr>
+          <w:lang w:val="en-US"/>
+        </w:rPr>
+      </w:pPr>
+      <w:r>
+        <w:rPr>
+          <w:lang w:val="en-US"/>
+        </w:rPr>
+        <w:t xml:space="preserve">FROM t_commande AS c </w:t>
+      </w:r>
+    </w:p>
+    <w:p>
+      <w:pPr>
+        <w:pStyle w:val="Sansinterligne"/>
+        <w:rPr>
+          <w:lang w:val="en-US"/>
+        </w:rPr>
+      </w:pPr>
+      <w:r>
+        <w:rPr>
+          <w:lang w:val="en-US"/>
+        </w:rPr>
+        <w:t xml:space="preserve">JOIN t_adresse AS a ON c.adresse _fk = a.adresse_id </w:t>
+      </w:r>
+    </w:p>
+    <w:p>
+      <w:pPr>
+        <w:pStyle w:val="Sansinterligne"/>
+        <w:rPr>
+          <w:lang w:val="en-US"/>
+        </w:rPr>
+      </w:pPr>
+      <w:r>
+        <w:rPr>
+          <w:lang w:val="en-US"/>
+        </w:rPr>
+        <w:t>WHERE c.type = 'livraison' AND HOUR(c.date_</w:t>
+      </w:r>
+      <w:r>
+        <w:rPr>
+          <w:lang w:val="en-US"/>
+        </w:rPr>
         <w:t>et_heure</w:t>
       </w:r>
-      <w:proofErr w:type="spellEnd"/>
-      <w:r>
+      <w:r>
+        <w:rPr>
+          <w:lang w:val="en-US"/>
+        </w:rPr>
         <w:t xml:space="preserve">) BETWEEN 18 AND 21 </w:t>
       </w:r>
     </w:p>
     <w:p>
       <w:pPr>
         <w:pStyle w:val="Sansinterligne"/>
-      </w:pPr>
-      <w:r>
-        <w:t xml:space="preserve">GROUP BY </w:t>
-      </w:r>
-      <w:proofErr w:type="spellStart"/>
-      <w:r>
-        <w:t>a.npa</w:t>
-      </w:r>
-      <w:proofErr w:type="spellEnd"/>
-      <w:r>
-        <w:t xml:space="preserve"> </w:t>
-      </w:r>
-    </w:p>
-    <w:p>
-      <w:r>
+        <w:rPr>
+          <w:lang w:val="en-US"/>
+        </w:rPr>
+      </w:pPr>
+      <w:r>
+        <w:rPr>
+          <w:lang w:val="en-US"/>
+        </w:rPr>
+        <w:t xml:space="preserve">GROUP BY a.npa </w:t>
+      </w:r>
+    </w:p>
+    <w:p>
+      <w:pPr>
+        <w:rPr>
+          <w:lang w:val="en-US"/>
+        </w:rPr>
+      </w:pPr>
+      <w:r>
+        <w:rPr>
+          <w:lang w:val="en-US"/>
+        </w:rPr>
+        <w:lastRenderedPageBreak/>
         <w:t>ORDER BY nb DESC;</w:t>
       </w:r>
     </w:p>
@@ -4422,42 +4936,14 @@
       </w:r>
     </w:p>
     <w:p>
-      <w:proofErr w:type="spellStart"/>
-      <w:proofErr w:type="gramStart"/>
-      <w:r>
-        <w:t>create</w:t>
-      </w:r>
-      <w:proofErr w:type="spellEnd"/>
-      <w:proofErr w:type="gramEnd"/>
-      <w:r>
-        <w:t xml:space="preserve"> index </w:t>
-      </w:r>
-      <w:proofErr w:type="spellStart"/>
-      <w:r>
-        <w:t>idx_id_type_</w:t>
+      <w:r>
+        <w:t>create index idx_id_type_</w:t>
       </w:r>
       <w:r>
         <w:t>date</w:t>
       </w:r>
-      <w:proofErr w:type="spellEnd"/>
-      <w:r>
-        <w:t xml:space="preserve"> on </w:t>
-      </w:r>
-      <w:proofErr w:type="spellStart"/>
-      <w:r>
-        <w:t>t_commande</w:t>
-      </w:r>
-      <w:proofErr w:type="spellEnd"/>
-      <w:r>
-        <w:t>(</w:t>
-      </w:r>
-      <w:proofErr w:type="spellStart"/>
-      <w:r>
-        <w:t>commande_id</w:t>
-      </w:r>
-      <w:proofErr w:type="spellEnd"/>
-      <w:r>
-        <w:t>, type, date);</w:t>
+      <w:r>
+        <w:t xml:space="preserve"> on t_commande(commande_id, type, date);</w:t>
       </w:r>
     </w:p>
     <w:p>
@@ -4476,9 +4962,11 @@
       <w:pPr>
         <w:pStyle w:val="Titre2"/>
       </w:pPr>
+      <w:bookmarkStart w:id="20" w:name="_Toc212816658"/>
       <w:r>
         <w:t>Utilisateurs et rôles</w:t>
       </w:r>
+      <w:bookmarkEnd w:id="20"/>
     </w:p>
     <w:p>
       <w:pPr>
@@ -4582,9 +5070,11 @@
           <w:numId w:val="9"/>
         </w:numPr>
       </w:pPr>
+      <w:bookmarkStart w:id="21" w:name="_Toc212816659"/>
       <w:r>
         <w:t>Créer les rôles</w:t>
       </w:r>
+      <w:bookmarkEnd w:id="21"/>
     </w:p>
     <w:p>
       <w:r>
@@ -4592,23 +5082,8 @@
       </w:r>
     </w:p>
     <w:p>
-      <w:proofErr w:type="spellStart"/>
-      <w:proofErr w:type="gramStart"/>
-      <w:r>
-        <w:t>create</w:t>
-      </w:r>
-      <w:proofErr w:type="spellEnd"/>
-      <w:proofErr w:type="gramEnd"/>
-      <w:r>
-        <w:t xml:space="preserve"> </w:t>
-      </w:r>
-      <w:proofErr w:type="spellStart"/>
-      <w:r>
-        <w:t>role</w:t>
-      </w:r>
-      <w:proofErr w:type="spellEnd"/>
-      <w:r>
-        <w:t xml:space="preserve"> 'Administrateur', 'Manager', 'Pizzaiolo', 'Livreur', 'Agent de caisse', 'Analyste';</w:t>
+      <w:r>
+        <w:t>create role 'Administrateur', 'Manager', 'Pizzaiolo', 'Livreur', 'Agent de caisse', 'Analyste';</w:t>
       </w:r>
     </w:p>
     <w:p>
@@ -4619,9 +5094,11 @@
           <w:numId w:val="9"/>
         </w:numPr>
       </w:pPr>
+      <w:bookmarkStart w:id="22" w:name="_Toc212816660"/>
       <w:r>
         <w:t>Attribuer les permissions aux rôles</w:t>
       </w:r>
+      <w:bookmarkEnd w:id="22"/>
     </w:p>
     <w:p>
       <w:r>
@@ -4648,59 +5125,255 @@
     <w:p>
       <w:pPr>
         <w:pStyle w:val="Sansinterligne"/>
-      </w:pPr>
-      <w:proofErr w:type="spellStart"/>
-      <w:proofErr w:type="gramStart"/>
-      <w:r>
-        <w:t>grant</w:t>
-      </w:r>
-      <w:proofErr w:type="spellEnd"/>
-      <w:proofErr w:type="gramEnd"/>
-      <w:r>
-        <w:t xml:space="preserve"> all </w:t>
-      </w:r>
-      <w:proofErr w:type="spellStart"/>
-      <w:r>
-        <w:t>privileges</w:t>
-      </w:r>
-      <w:proofErr w:type="spellEnd"/>
-      <w:r>
-        <w:t xml:space="preserve"> on db_Thanoss_</w:t>
-      </w:r>
-      <w:r>
+        <w:rPr>
+          <w:lang w:val="en-US"/>
+        </w:rPr>
+      </w:pPr>
+      <w:r>
+        <w:rPr>
+          <w:lang w:val="en-US"/>
+        </w:rPr>
+        <w:t>grant all privileges on db_Thanoss_</w:t>
+      </w:r>
+      <w:r>
+        <w:rPr>
+          <w:lang w:val="en-US"/>
+        </w:rPr>
         <w:t>Pizza.</w:t>
       </w:r>
       <w:r>
+        <w:rPr>
+          <w:lang w:val="en-US"/>
+        </w:rPr>
         <w:t>* to 'Administrateur';</w:t>
       </w:r>
     </w:p>
     <w:p>
       <w:pPr>
         <w:pStyle w:val="Sansinterligne"/>
-      </w:pPr>
-      <w:proofErr w:type="spellStart"/>
-      <w:proofErr w:type="gramStart"/>
-      <w:r>
-        <w:t>grant</w:t>
-      </w:r>
-      <w:proofErr w:type="spellEnd"/>
-      <w:proofErr w:type="gramEnd"/>
+        <w:rPr>
+          <w:lang w:val="en-US"/>
+        </w:rPr>
+      </w:pPr>
+      <w:r>
+        <w:rPr>
+          <w:lang w:val="en-US"/>
+        </w:rPr>
+        <w:t>grant grant option on db_Thanoss_</w:t>
+      </w:r>
+      <w:r>
+        <w:rPr>
+          <w:lang w:val="en-US"/>
+        </w:rPr>
+        <w:t>Pizza.</w:t>
+      </w:r>
+      <w:r>
+        <w:rPr>
+          <w:lang w:val="en-US"/>
+        </w:rPr>
+        <w:t>* to 'Administrateur';</w:t>
+      </w:r>
+    </w:p>
+    <w:p>
+      <w:pPr>
+        <w:pStyle w:val="Sansinterligne"/>
+      </w:pPr>
+      <w:r>
+        <w:t>--</w:t>
+      </w:r>
       <w:r>
         <w:t xml:space="preserve"> </w:t>
       </w:r>
-      <w:proofErr w:type="spellStart"/>
-      <w:r>
-        <w:t>grant</w:t>
-      </w:r>
-      <w:proofErr w:type="spellEnd"/>
-      <w:r>
-        <w:t xml:space="preserve"> option on db_Thanoss_</w:t>
-      </w:r>
-      <w:r>
-        <w:t>Pizza.</w:t>
-      </w:r>
-      <w:r>
-        <w:t>* to 'Administrateur';</w:t>
+      <w:r>
+        <w:t>manager</w:t>
+      </w:r>
+    </w:p>
+    <w:p>
+      <w:pPr>
+        <w:pStyle w:val="Sansinterligne"/>
+        <w:rPr>
+          <w:lang w:val="en-US"/>
+        </w:rPr>
+      </w:pPr>
+      <w:r>
+        <w:rPr>
+          <w:lang w:val="en-US"/>
+        </w:rPr>
+        <w:t xml:space="preserve">grant </w:t>
+      </w:r>
+      <w:r>
+        <w:rPr>
+          <w:lang w:val="en-US"/>
+        </w:rPr>
+        <w:t>update</w:t>
+      </w:r>
+      <w:r>
+        <w:rPr>
+          <w:lang w:val="en-US"/>
+        </w:rPr>
+        <w:t xml:space="preserve"> on db_Thanoss_Pizza.t_commande to </w:t>
+      </w:r>
+      <w:r>
+        <w:rPr>
+          <w:lang w:val="en-US"/>
+        </w:rPr>
+        <w:t>'</w:t>
+      </w:r>
+      <w:r>
+        <w:rPr>
+          <w:lang w:val="en-US"/>
+        </w:rPr>
+        <w:t>Manager</w:t>
+      </w:r>
+      <w:r>
+        <w:rPr>
+          <w:lang w:val="en-US"/>
+        </w:rPr>
+        <w:t>'</w:t>
+      </w:r>
+      <w:r>
+        <w:rPr>
+          <w:lang w:val="en-US"/>
+        </w:rPr>
+        <w:t>;</w:t>
+      </w:r>
+    </w:p>
+    <w:p>
+      <w:pPr>
+        <w:pStyle w:val="Sansinterligne"/>
+        <w:rPr>
+          <w:lang w:val="en-US"/>
+        </w:rPr>
+      </w:pPr>
+      <w:r>
+        <w:rPr>
+          <w:lang w:val="en-US"/>
+        </w:rPr>
+        <w:t xml:space="preserve">grant </w:t>
+      </w:r>
+      <w:r>
+        <w:rPr>
+          <w:lang w:val="en-US"/>
+        </w:rPr>
+        <w:t>update</w:t>
+      </w:r>
+      <w:r>
+        <w:rPr>
+          <w:lang w:val="en-US"/>
+        </w:rPr>
+        <w:t xml:space="preserve"> on db_Thanoss_Pizza.t_livraison to </w:t>
+      </w:r>
+      <w:r>
+        <w:rPr>
+          <w:lang w:val="en-US"/>
+        </w:rPr>
+        <w:t>'</w:t>
+      </w:r>
+      <w:r>
+        <w:rPr>
+          <w:lang w:val="en-US"/>
+        </w:rPr>
+        <w:t>Manager</w:t>
+      </w:r>
+      <w:r>
+        <w:rPr>
+          <w:lang w:val="en-US"/>
+        </w:rPr>
+        <w:t>'</w:t>
+      </w:r>
+      <w:r>
+        <w:rPr>
+          <w:lang w:val="en-US"/>
+        </w:rPr>
+        <w:t>;</w:t>
+      </w:r>
+    </w:p>
+    <w:p>
+      <w:pPr>
+        <w:pStyle w:val="Sansinterligne"/>
+        <w:rPr>
+          <w:lang w:val="en-US"/>
+        </w:rPr>
+      </w:pPr>
+      <w:r>
+        <w:rPr>
+          <w:lang w:val="en-US"/>
+        </w:rPr>
+        <w:t xml:space="preserve">grant select on db_Thanoss_Pizza.t_paiement to </w:t>
+      </w:r>
+      <w:r>
+        <w:rPr>
+          <w:lang w:val="en-US"/>
+        </w:rPr>
+        <w:t>'</w:t>
+      </w:r>
+      <w:r>
+        <w:rPr>
+          <w:lang w:val="en-US"/>
+        </w:rPr>
+        <w:t>Manager</w:t>
+      </w:r>
+      <w:r>
+        <w:rPr>
+          <w:lang w:val="en-US"/>
+        </w:rPr>
+        <w:t>'</w:t>
+      </w:r>
+      <w:r>
+        <w:rPr>
+          <w:lang w:val="en-US"/>
+        </w:rPr>
+        <w:t>;</w:t>
+      </w:r>
+    </w:p>
+    <w:p>
+      <w:pPr>
+        <w:pStyle w:val="Sansinterligne"/>
+        <w:rPr>
+          <w:lang w:val="en-US"/>
+        </w:rPr>
+      </w:pPr>
+      <w:r>
+        <w:rPr>
+          <w:lang w:val="en-US"/>
+        </w:rPr>
+        <w:t xml:space="preserve">grant </w:t>
+      </w:r>
+      <w:r>
+        <w:rPr>
+          <w:lang w:val="en-US"/>
+        </w:rPr>
+        <w:t>update</w:t>
+      </w:r>
+      <w:r>
+        <w:rPr>
+          <w:lang w:val="en-US"/>
+        </w:rPr>
+        <w:t xml:space="preserve"> on db_Thanoss_Pizza.t_produit to </w:t>
+      </w:r>
+      <w:r>
+        <w:rPr>
+          <w:lang w:val="en-US"/>
+        </w:rPr>
+        <w:t>'</w:t>
+      </w:r>
+      <w:r>
+        <w:rPr>
+          <w:lang w:val="en-US"/>
+        </w:rPr>
+        <w:t>Manager</w:t>
+      </w:r>
+      <w:r>
+        <w:rPr>
+          <w:lang w:val="en-US"/>
+        </w:rPr>
+        <w:t>'</w:t>
+      </w:r>
+      <w:r>
+        <w:rPr>
+          <w:lang w:val="en-US"/>
+        </w:rPr>
+        <w:t>;</w:t>
       </w:r>
     </w:p>
     <w:p>
@@ -4714,47 +5387,108 @@
         <w:t xml:space="preserve"> </w:t>
       </w:r>
       <w:r>
-        <w:t>manager</w:t>
-      </w:r>
-    </w:p>
-    <w:p>
-      <w:pPr>
-        <w:pStyle w:val="Sansinterligne"/>
-      </w:pPr>
-      <w:proofErr w:type="spellStart"/>
-      <w:proofErr w:type="gramStart"/>
-      <w:r>
-        <w:t>grant</w:t>
-      </w:r>
-      <w:proofErr w:type="spellEnd"/>
-      <w:proofErr w:type="gramEnd"/>
-      <w:r>
-        <w:t xml:space="preserve"> </w:t>
-      </w:r>
-      <w:r>
+        <w:t>pizzaiolo</w:t>
+      </w:r>
+    </w:p>
+    <w:p>
+      <w:pPr>
+        <w:pStyle w:val="Sansinterligne"/>
+        <w:rPr>
+          <w:lang w:val="en-US"/>
+        </w:rPr>
+      </w:pPr>
+      <w:r>
+        <w:rPr>
+          <w:lang w:val="en-US"/>
+        </w:rPr>
+        <w:t xml:space="preserve">grant select on db_Thanoss_Pizza.t_commande to </w:t>
+      </w:r>
+      <w:r>
+        <w:rPr>
+          <w:lang w:val="en-US"/>
+        </w:rPr>
+        <w:t>'</w:t>
+      </w:r>
+      <w:r>
+        <w:rPr>
+          <w:lang w:val="en-US"/>
+        </w:rPr>
+        <w:t>Pizzaiolo</w:t>
+      </w:r>
+      <w:r>
+        <w:rPr>
+          <w:lang w:val="en-US"/>
+        </w:rPr>
+        <w:t>'</w:t>
+      </w:r>
+      <w:r>
+        <w:rPr>
+          <w:lang w:val="en-US"/>
+        </w:rPr>
+        <w:t>;</w:t>
+      </w:r>
+    </w:p>
+    <w:p>
+      <w:pPr>
+        <w:pStyle w:val="Sansinterligne"/>
+        <w:rPr>
+          <w:lang w:val="en-US"/>
+        </w:rPr>
+      </w:pPr>
+      <w:r>
+        <w:rPr>
+          <w:lang w:val="en-US"/>
+        </w:rPr>
+        <w:t>grant select on db_Thanoss_Pizza.t_commande to 'Pizzaiolo';</w:t>
+      </w:r>
+    </w:p>
+    <w:p>
+      <w:pPr>
+        <w:pStyle w:val="Sansinterligne"/>
+        <w:rPr>
+          <w:lang w:val="en-US"/>
+        </w:rPr>
+      </w:pPr>
+      <w:r>
+        <w:rPr>
+          <w:lang w:val="en-US"/>
+        </w:rPr>
+        <w:t xml:space="preserve">grant </w:t>
+      </w:r>
+      <w:r>
+        <w:rPr>
+          <w:lang w:val="en-US"/>
+        </w:rPr>
         <w:t>update</w:t>
       </w:r>
       <w:r>
-        <w:t xml:space="preserve"> on </w:t>
-      </w:r>
-      <w:proofErr w:type="spellStart"/>
-      <w:r>
-        <w:t>db_Thanoss_Pizza.t_commande</w:t>
-      </w:r>
-      <w:proofErr w:type="spellEnd"/>
-      <w:r>
-        <w:t xml:space="preserve"> to </w:t>
-      </w:r>
-      <w:r>
+        <w:rPr>
+          <w:lang w:val="en-US"/>
+        </w:rPr>
+        <w:t xml:space="preserve">(statut) on db_Thanoss_Pizza.t_commande to </w:t>
+      </w:r>
+      <w:r>
+        <w:rPr>
+          <w:lang w:val="en-US"/>
+        </w:rPr>
         <w:t>'</w:t>
       </w:r>
       <w:r>
-        <w:t>Manager</w:t>
-      </w:r>
-      <w:r>
+        <w:rPr>
+          <w:lang w:val="en-US"/>
+        </w:rPr>
+        <w:t>Pizzaiolo</w:t>
+      </w:r>
+      <w:r>
+        <w:rPr>
+          <w:lang w:val="en-US"/>
+        </w:rPr>
         <w:t>'</w:t>
       </w:r>
       <w:r>
+        <w:rPr>
+          <w:lang w:val="en-US"/>
+        </w:rPr>
         <w:t>;</w:t>
       </w:r>
     </w:p>
@@ -4762,40 +5496,134 @@
       <w:pPr>
         <w:pStyle w:val="Sansinterligne"/>
       </w:pPr>
-      <w:proofErr w:type="spellStart"/>
-      <w:proofErr w:type="gramStart"/>
-      <w:r>
-        <w:t>grant</w:t>
-      </w:r>
-      <w:proofErr w:type="spellEnd"/>
-      <w:proofErr w:type="gramEnd"/>
-      <w:r>
-        <w:t xml:space="preserve"> </w:t>
-      </w:r>
-      <w:r>
+      <w:r>
+        <w:t>-- livreur</w:t>
+      </w:r>
+    </w:p>
+    <w:p>
+      <w:pPr>
+        <w:pStyle w:val="Sansinterligne"/>
+        <w:rPr>
+          <w:lang w:val="en-US"/>
+        </w:rPr>
+      </w:pPr>
+      <w:r>
+        <w:rPr>
+          <w:lang w:val="en-US"/>
+        </w:rPr>
+        <w:t xml:space="preserve">grant select on db_Thanoss_Pizza.t_livraison to </w:t>
+      </w:r>
+      <w:r>
+        <w:rPr>
+          <w:lang w:val="en-US"/>
+        </w:rPr>
+        <w:t>'</w:t>
+      </w:r>
+      <w:r>
+        <w:rPr>
+          <w:lang w:val="en-US"/>
+        </w:rPr>
+        <w:t>Livreur</w:t>
+      </w:r>
+      <w:r>
+        <w:rPr>
+          <w:lang w:val="en-US"/>
+        </w:rPr>
+        <w:t>'</w:t>
+      </w:r>
+      <w:r>
+        <w:rPr>
+          <w:lang w:val="en-US"/>
+        </w:rPr>
+        <w:t>;</w:t>
+      </w:r>
+    </w:p>
+    <w:p>
+      <w:pPr>
+        <w:pStyle w:val="Sansinterligne"/>
+        <w:rPr>
+          <w:lang w:val="en-US"/>
+        </w:rPr>
+      </w:pPr>
+      <w:r>
+        <w:rPr>
+          <w:lang w:val="en-US"/>
+        </w:rPr>
+        <w:lastRenderedPageBreak/>
+        <w:t xml:space="preserve">grant select on db_Thanoss_Pizza.t_commande to </w:t>
+      </w:r>
+      <w:r>
+        <w:rPr>
+          <w:lang w:val="en-US"/>
+        </w:rPr>
+        <w:t>'</w:t>
+      </w:r>
+      <w:r>
+        <w:rPr>
+          <w:lang w:val="en-US"/>
+        </w:rPr>
+        <w:t>Livreur</w:t>
+      </w:r>
+      <w:r>
+        <w:rPr>
+          <w:lang w:val="en-US"/>
+        </w:rPr>
+        <w:t>'</w:t>
+      </w:r>
+      <w:r>
+        <w:rPr>
+          <w:lang w:val="en-US"/>
+        </w:rPr>
+        <w:t>;</w:t>
+      </w:r>
+    </w:p>
+    <w:p>
+      <w:pPr>
+        <w:pStyle w:val="Sansinterligne"/>
+        <w:rPr>
+          <w:lang w:val="en-US"/>
+        </w:rPr>
+      </w:pPr>
+      <w:r>
+        <w:rPr>
+          <w:lang w:val="en-US"/>
+        </w:rPr>
+        <w:t xml:space="preserve">grant </w:t>
+      </w:r>
+      <w:r>
+        <w:rPr>
+          <w:lang w:val="en-US"/>
+        </w:rPr>
         <w:t>update</w:t>
       </w:r>
       <w:r>
-        <w:t xml:space="preserve"> on </w:t>
-      </w:r>
-      <w:proofErr w:type="spellStart"/>
-      <w:r>
-        <w:t>db_Thanoss_Pizza.t_livraison</w:t>
-      </w:r>
-      <w:proofErr w:type="spellEnd"/>
-      <w:r>
-        <w:t xml:space="preserve"> to </w:t>
-      </w:r>
-      <w:r>
+        <w:rPr>
+          <w:lang w:val="en-US"/>
+        </w:rPr>
+        <w:t xml:space="preserve">(statut) on db_Thanoss_Pizza.t_livraison to </w:t>
+      </w:r>
+      <w:r>
+        <w:rPr>
+          <w:lang w:val="en-US"/>
+        </w:rPr>
         <w:t>'</w:t>
       </w:r>
       <w:r>
-        <w:t>Manager</w:t>
-      </w:r>
-      <w:r>
+        <w:rPr>
+          <w:lang w:val="en-US"/>
+        </w:rPr>
+        <w:t>Livreur</w:t>
+      </w:r>
+      <w:r>
+        <w:rPr>
+          <w:lang w:val="en-US"/>
+        </w:rPr>
         <w:t>'</w:t>
       </w:r>
       <w:r>
+        <w:rPr>
+          <w:lang w:val="en-US"/>
+        </w:rPr>
         <w:t>;</w:t>
       </w:r>
     </w:p>
@@ -4803,429 +5631,88 @@
       <w:pPr>
         <w:pStyle w:val="Sansinterligne"/>
       </w:pPr>
-      <w:proofErr w:type="spellStart"/>
-      <w:proofErr w:type="gramStart"/>
-      <w:r>
-        <w:t>grant</w:t>
-      </w:r>
-      <w:proofErr w:type="spellEnd"/>
-      <w:proofErr w:type="gramEnd"/>
-      <w:r>
-        <w:t xml:space="preserve"> select on </w:t>
-      </w:r>
-      <w:proofErr w:type="spellStart"/>
-      <w:r>
-        <w:t>db_Thanoss_Pizza.t_paiement</w:t>
-      </w:r>
-      <w:proofErr w:type="spellEnd"/>
-      <w:r>
-        <w:t xml:space="preserve"> to </w:t>
-      </w:r>
-      <w:r>
+      <w:r>
+        <w:t>-- agent de caisse</w:t>
+      </w:r>
+    </w:p>
+    <w:p>
+      <w:pPr>
+        <w:pStyle w:val="Sansinterligne"/>
+      </w:pPr>
+      <w:r>
+        <w:t xml:space="preserve">grant select on db_Thanoss_Pizza.t_paiement to </w:t>
+      </w:r>
+      <w:r>
+        <w:t>'Agent de caisse'</w:t>
+      </w:r>
+      <w:r>
+        <w:t>;</w:t>
+      </w:r>
+    </w:p>
+    <w:p>
+      <w:pPr>
+        <w:pStyle w:val="Sansinterligne"/>
+      </w:pPr>
+      <w:r>
+        <w:t xml:space="preserve">grant insert on db_Thanoss_Pizza.t_paiement to </w:t>
+      </w:r>
+      <w:r>
+        <w:t>'Agent de caisse' ;</w:t>
+      </w:r>
+    </w:p>
+    <w:p>
+      <w:pPr>
+        <w:pStyle w:val="Sansinterligne"/>
+      </w:pPr>
+      <w:r>
+        <w:t xml:space="preserve">grant select on db_Thanoss_Pizza.t_commande to </w:t>
+      </w:r>
+      <w:r>
+        <w:t>'Agent de caisse' ;</w:t>
+      </w:r>
+    </w:p>
+    <w:p>
+      <w:pPr>
+        <w:pStyle w:val="Sansinterligne"/>
+      </w:pPr>
+      <w:r>
+        <w:t>-- analyste</w:t>
+      </w:r>
+    </w:p>
+    <w:p>
+      <w:pPr>
+        <w:rPr>
+          <w:lang w:val="en-US"/>
+        </w:rPr>
+      </w:pPr>
+      <w:r>
+        <w:rPr>
+          <w:lang w:val="en-US"/>
+        </w:rPr>
+        <w:t xml:space="preserve">grant select on db_Thanoss_Pizza.* to </w:t>
+      </w:r>
+      <w:r>
+        <w:rPr>
+          <w:lang w:val="en-US"/>
+        </w:rPr>
         <w:t>'</w:t>
       </w:r>
       <w:r>
-        <w:t>Manager</w:t>
-      </w:r>
-      <w:r>
+        <w:rPr>
+          <w:lang w:val="en-US"/>
+        </w:rPr>
+        <w:t>Analyste</w:t>
+      </w:r>
+      <w:r>
+        <w:rPr>
+          <w:lang w:val="en-US"/>
+        </w:rPr>
         <w:t>'</w:t>
       </w:r>
       <w:r>
-        <w:t>;</w:t>
-      </w:r>
-    </w:p>
-    <w:p>
-      <w:pPr>
-        <w:pStyle w:val="Sansinterligne"/>
-      </w:pPr>
-      <w:proofErr w:type="spellStart"/>
-      <w:proofErr w:type="gramStart"/>
-      <w:r>
-        <w:t>grant</w:t>
-      </w:r>
-      <w:proofErr w:type="spellEnd"/>
-      <w:proofErr w:type="gramEnd"/>
-      <w:r>
-        <w:t xml:space="preserve"> </w:t>
-      </w:r>
-      <w:r>
-        <w:t>update</w:t>
-      </w:r>
-      <w:r>
-        <w:t xml:space="preserve"> on </w:t>
-      </w:r>
-      <w:proofErr w:type="spellStart"/>
-      <w:r>
-        <w:t>db_Thanoss_Pizza.t_produit</w:t>
-      </w:r>
-      <w:proofErr w:type="spellEnd"/>
-      <w:r>
-        <w:t xml:space="preserve"> to </w:t>
-      </w:r>
-      <w:r>
-        <w:t>'</w:t>
-      </w:r>
-      <w:r>
-        <w:t>Manager</w:t>
-      </w:r>
-      <w:r>
-        <w:t>'</w:t>
-      </w:r>
-      <w:r>
-        <w:t>;</w:t>
-      </w:r>
-    </w:p>
-    <w:p>
-      <w:pPr>
-        <w:pStyle w:val="Sansinterligne"/>
-      </w:pPr>
-      <w:r>
-        <w:t>--</w:t>
-      </w:r>
-      <w:r>
-        <w:t xml:space="preserve"> </w:t>
-      </w:r>
-      <w:r>
-        <w:t>pizzaiolo</w:t>
-      </w:r>
-    </w:p>
-    <w:p>
-      <w:pPr>
-        <w:pStyle w:val="Sansinterligne"/>
-      </w:pPr>
-      <w:proofErr w:type="spellStart"/>
-      <w:proofErr w:type="gramStart"/>
-      <w:r>
-        <w:t>grant</w:t>
-      </w:r>
-      <w:proofErr w:type="spellEnd"/>
-      <w:proofErr w:type="gramEnd"/>
-      <w:r>
-        <w:t xml:space="preserve"> select on </w:t>
-      </w:r>
-      <w:proofErr w:type="spellStart"/>
-      <w:r>
-        <w:t>db_Thanoss_Pizza.t_commande</w:t>
-      </w:r>
-      <w:proofErr w:type="spellEnd"/>
-      <w:r>
-        <w:t xml:space="preserve"> to </w:t>
-      </w:r>
-      <w:r>
-        <w:t>'</w:t>
-      </w:r>
-      <w:r>
-        <w:t>Pizzaiolo</w:t>
-      </w:r>
-      <w:r>
-        <w:t>'</w:t>
-      </w:r>
-      <w:r>
-        <w:t>;</w:t>
-      </w:r>
-    </w:p>
-    <w:p>
-      <w:pPr>
-        <w:pStyle w:val="Sansinterligne"/>
-      </w:pPr>
-      <w:proofErr w:type="spellStart"/>
-      <w:proofErr w:type="gramStart"/>
-      <w:r>
-        <w:t>grant</w:t>
-      </w:r>
-      <w:proofErr w:type="spellEnd"/>
-      <w:proofErr w:type="gramEnd"/>
-      <w:r>
-        <w:t xml:space="preserve"> select on </w:t>
-      </w:r>
-      <w:proofErr w:type="spellStart"/>
-      <w:r>
-        <w:t>db_Thanoss_Pizza.t_commande</w:t>
-      </w:r>
-      <w:proofErr w:type="spellEnd"/>
-      <w:r>
-        <w:t xml:space="preserve"> to 'Pizzaiolo';</w:t>
-      </w:r>
-    </w:p>
-    <w:p>
-      <w:pPr>
-        <w:pStyle w:val="Sansinterligne"/>
-      </w:pPr>
-      <w:proofErr w:type="spellStart"/>
-      <w:proofErr w:type="gramStart"/>
-      <w:r>
-        <w:t>grant</w:t>
-      </w:r>
-      <w:proofErr w:type="spellEnd"/>
-      <w:proofErr w:type="gramEnd"/>
-      <w:r>
-        <w:t xml:space="preserve"> </w:t>
-      </w:r>
-      <w:r>
-        <w:t>update</w:t>
-      </w:r>
-      <w:r>
-        <w:t xml:space="preserve">(statut) on </w:t>
-      </w:r>
-      <w:proofErr w:type="spellStart"/>
-      <w:r>
-        <w:t>db_Thanoss_Pizza.t_commande</w:t>
-      </w:r>
-      <w:proofErr w:type="spellEnd"/>
-      <w:r>
-        <w:t xml:space="preserve"> to </w:t>
-      </w:r>
-      <w:r>
-        <w:t>'</w:t>
-      </w:r>
-      <w:r>
-        <w:t>Pizzaiolo</w:t>
-      </w:r>
-      <w:r>
-        <w:t>'</w:t>
-      </w:r>
-      <w:r>
-        <w:t>;</w:t>
-      </w:r>
-    </w:p>
-    <w:p>
-      <w:pPr>
-        <w:pStyle w:val="Sansinterligne"/>
-      </w:pPr>
-      <w:r>
-        <w:t>-- livreur</w:t>
-      </w:r>
-    </w:p>
-    <w:p>
-      <w:pPr>
-        <w:pStyle w:val="Sansinterligne"/>
-      </w:pPr>
-      <w:proofErr w:type="spellStart"/>
-      <w:proofErr w:type="gramStart"/>
-      <w:r>
-        <w:t>grant</w:t>
-      </w:r>
-      <w:proofErr w:type="spellEnd"/>
-      <w:proofErr w:type="gramEnd"/>
-      <w:r>
-        <w:t xml:space="preserve"> select on </w:t>
-      </w:r>
-      <w:proofErr w:type="spellStart"/>
-      <w:r>
-        <w:t>db_Thanoss_Pizza.t_livraison</w:t>
-      </w:r>
-      <w:proofErr w:type="spellEnd"/>
-      <w:r>
-        <w:t xml:space="preserve"> to </w:t>
-      </w:r>
-      <w:r>
-        <w:t>'</w:t>
-      </w:r>
-      <w:r>
-        <w:t>Livreur</w:t>
-      </w:r>
-      <w:r>
-        <w:t>'</w:t>
-      </w:r>
-      <w:r>
-        <w:t>;</w:t>
-      </w:r>
-    </w:p>
-    <w:p>
-      <w:pPr>
-        <w:pStyle w:val="Sansinterligne"/>
-      </w:pPr>
-      <w:proofErr w:type="spellStart"/>
-      <w:proofErr w:type="gramStart"/>
-      <w:r>
-        <w:t>grant</w:t>
-      </w:r>
-      <w:proofErr w:type="spellEnd"/>
-      <w:proofErr w:type="gramEnd"/>
-      <w:r>
-        <w:t xml:space="preserve"> select on </w:t>
-      </w:r>
-      <w:proofErr w:type="spellStart"/>
-      <w:r>
-        <w:t>db_Thanoss_Pizza.t_commande</w:t>
-      </w:r>
-      <w:proofErr w:type="spellEnd"/>
-      <w:r>
-        <w:t xml:space="preserve"> to </w:t>
-      </w:r>
-      <w:r>
-        <w:t>'</w:t>
-      </w:r>
-      <w:r>
-        <w:t>Livreur</w:t>
-      </w:r>
-      <w:r>
-        <w:t>'</w:t>
-      </w:r>
-      <w:r>
-        <w:t>;</w:t>
-      </w:r>
-    </w:p>
-    <w:p>
-      <w:pPr>
-        <w:pStyle w:val="Sansinterligne"/>
-      </w:pPr>
-      <w:proofErr w:type="spellStart"/>
-      <w:proofErr w:type="gramStart"/>
-      <w:r>
-        <w:t>grant</w:t>
-      </w:r>
-      <w:proofErr w:type="spellEnd"/>
-      <w:proofErr w:type="gramEnd"/>
-      <w:r>
-        <w:t xml:space="preserve"> </w:t>
-      </w:r>
-      <w:r>
-        <w:t>update</w:t>
-      </w:r>
-      <w:r>
-        <w:t xml:space="preserve">(statut) on </w:t>
-      </w:r>
-      <w:proofErr w:type="spellStart"/>
-      <w:r>
-        <w:t>db_Thanoss_Pizza.t_livraison</w:t>
-      </w:r>
-      <w:proofErr w:type="spellEnd"/>
-      <w:r>
-        <w:t xml:space="preserve"> to </w:t>
-      </w:r>
-      <w:r>
-        <w:t>'</w:t>
-      </w:r>
-      <w:r>
-        <w:t>Livreur</w:t>
-      </w:r>
-      <w:r>
-        <w:t>'</w:t>
-      </w:r>
-      <w:r>
-        <w:t>;</w:t>
-      </w:r>
-    </w:p>
-    <w:p>
-      <w:pPr>
-        <w:pStyle w:val="Sansinterligne"/>
-      </w:pPr>
-      <w:r>
-        <w:t>-- agent de caisse</w:t>
-      </w:r>
-    </w:p>
-    <w:p>
-      <w:pPr>
-        <w:pStyle w:val="Sansinterligne"/>
-      </w:pPr>
-      <w:proofErr w:type="spellStart"/>
-      <w:proofErr w:type="gramStart"/>
-      <w:r>
-        <w:t>grant</w:t>
-      </w:r>
-      <w:proofErr w:type="spellEnd"/>
-      <w:proofErr w:type="gramEnd"/>
-      <w:r>
-        <w:t xml:space="preserve"> select on </w:t>
-      </w:r>
-      <w:proofErr w:type="spellStart"/>
-      <w:r>
-        <w:t>db_Thanoss_Pizza.t_paiement</w:t>
-      </w:r>
-      <w:proofErr w:type="spellEnd"/>
-      <w:r>
-        <w:t xml:space="preserve"> to </w:t>
-      </w:r>
-      <w:r>
-        <w:t>'Agent de caisse'</w:t>
-      </w:r>
-      <w:r>
-        <w:t>;</w:t>
-      </w:r>
-    </w:p>
-    <w:p>
-      <w:pPr>
-        <w:pStyle w:val="Sansinterligne"/>
-      </w:pPr>
-      <w:proofErr w:type="spellStart"/>
-      <w:proofErr w:type="gramStart"/>
-      <w:r>
-        <w:t>grant</w:t>
-      </w:r>
-      <w:proofErr w:type="spellEnd"/>
-      <w:proofErr w:type="gramEnd"/>
-      <w:r>
-        <w:t xml:space="preserve"> insert on </w:t>
-      </w:r>
-      <w:proofErr w:type="spellStart"/>
-      <w:r>
-        <w:t>db_Thanoss_Pizza.t_paiement</w:t>
-      </w:r>
-      <w:proofErr w:type="spellEnd"/>
-      <w:r>
-        <w:t xml:space="preserve"> to </w:t>
-      </w:r>
-      <w:r>
-        <w:t>'Agent de caisse' ;</w:t>
-      </w:r>
-    </w:p>
-    <w:p>
-      <w:pPr>
-        <w:pStyle w:val="Sansinterligne"/>
-      </w:pPr>
-      <w:proofErr w:type="spellStart"/>
-      <w:proofErr w:type="gramStart"/>
-      <w:r>
-        <w:lastRenderedPageBreak/>
-        <w:t>grant</w:t>
-      </w:r>
-      <w:proofErr w:type="spellEnd"/>
-      <w:proofErr w:type="gramEnd"/>
-      <w:r>
-        <w:t xml:space="preserve"> select on </w:t>
-      </w:r>
-      <w:proofErr w:type="spellStart"/>
-      <w:r>
-        <w:t>db_Thanoss_Pizza.t_commande</w:t>
-      </w:r>
-      <w:proofErr w:type="spellEnd"/>
-      <w:r>
-        <w:t xml:space="preserve"> to </w:t>
-      </w:r>
-      <w:r>
-        <w:t>'Agent de caisse' ;</w:t>
-      </w:r>
-    </w:p>
-    <w:p>
-      <w:pPr>
-        <w:pStyle w:val="Sansinterligne"/>
-      </w:pPr>
-      <w:r>
-        <w:t>-- analyste</w:t>
-      </w:r>
-    </w:p>
-    <w:p>
-      <w:proofErr w:type="spellStart"/>
-      <w:proofErr w:type="gramStart"/>
-      <w:r>
-        <w:t>grant</w:t>
-      </w:r>
-      <w:proofErr w:type="spellEnd"/>
-      <w:proofErr w:type="gramEnd"/>
-      <w:r>
-        <w:t xml:space="preserve"> select on db_Thanoss_Pizza.* to </w:t>
-      </w:r>
-      <w:r>
-        <w:t>'</w:t>
-      </w:r>
-      <w:r>
-        <w:t>Analyste</w:t>
-      </w:r>
-      <w:r>
-        <w:t>'</w:t>
-      </w:r>
-      <w:r>
+        <w:rPr>
+          <w:lang w:val="en-US"/>
+        </w:rPr>
         <w:t>;</w:t>
       </w:r>
     </w:p>
@@ -5237,9 +5724,11 @@
           <w:numId w:val="9"/>
         </w:numPr>
       </w:pPr>
+      <w:bookmarkStart w:id="23" w:name="_Toc212816661"/>
       <w:r>
         <w:t>Vérifier les privilèges des rôles</w:t>
       </w:r>
+      <w:bookmarkEnd w:id="23"/>
     </w:p>
     <w:p>
       <w:pPr>
@@ -5254,31 +5743,15 @@
         <w:pStyle w:val="Sansinterligne"/>
       </w:pPr>
       <w:r>
-        <w:t>SHOW GRANTS FOR ‘</w:t>
-      </w:r>
-      <w:proofErr w:type="spellStart"/>
-      <w:r>
-        <w:t>role</w:t>
-      </w:r>
-      <w:proofErr w:type="spellEnd"/>
-      <w:r>
-        <w:t>’;</w:t>
-      </w:r>
-    </w:p>
-    <w:p>
-      <w:pPr>
-        <w:pStyle w:val="Sansinterligne"/>
-      </w:pPr>
-      <w:r>
-        <w:t>Où nous remplacerons ‘</w:t>
-      </w:r>
-      <w:proofErr w:type="spellStart"/>
-      <w:r>
-        <w:t>role</w:t>
-      </w:r>
-      <w:proofErr w:type="spellEnd"/>
-      <w:r>
-        <w:t>’ par le véritable nom du rôle</w:t>
+        <w:t>SHOW GRANTS FOR ‘role’;</w:t>
+      </w:r>
+    </w:p>
+    <w:p>
+      <w:pPr>
+        <w:pStyle w:val="Sansinterligne"/>
+      </w:pPr>
+      <w:r>
+        <w:t>Où nous remplacerons ‘role’ par le véritable nom du rôle</w:t>
       </w:r>
       <w:r>
         <w:t>.</w:t>
@@ -5287,25 +5760,26 @@
         <w:t xml:space="preserve"> </w:t>
       </w:r>
       <w:r>
-        <w:t xml:space="preserve">Voici les commandes à entrer et en </w:t>
-      </w:r>
-      <w:proofErr w:type="spellStart"/>
-      <w:r>
-        <w:t>screenshot</w:t>
-      </w:r>
-      <w:proofErr w:type="spellEnd"/>
-      <w:r>
-        <w:t>, les résultats attendus.</w:t>
-      </w:r>
-    </w:p>
-    <w:p>
-      <w:pPr>
-        <w:pStyle w:val="Sansinterligne"/>
-      </w:pPr>
-      <w:r>
+        <w:t>Voici les commandes à entrer et en screenshot, les résultats attendus.</w:t>
+      </w:r>
+    </w:p>
+    <w:p>
+      <w:pPr>
+        <w:pStyle w:val="Sansinterligne"/>
+        <w:rPr>
+          <w:lang w:val="en-US"/>
+        </w:rPr>
+      </w:pPr>
+      <w:r>
+        <w:rPr>
+          <w:lang w:val="en-US"/>
+        </w:rPr>
         <w:t>-- administrateur</w:t>
       </w:r>
       <w:r>
+        <w:rPr>
+          <w:lang w:val="en-US"/>
+        </w:rPr>
         <w:br/>
         <w:t>SHOW GRANTS FOR 'Administrateur';</w:t>
       </w:r>
@@ -5313,11 +5787,20 @@
     <w:p>
       <w:pPr>
         <w:pStyle w:val="Sansinterligne"/>
-      </w:pPr>
-      <w:r>
+        <w:rPr>
+          <w:lang w:val="en-US"/>
+        </w:rPr>
+      </w:pPr>
+      <w:r>
+        <w:rPr>
+          <w:lang w:val="en-US"/>
+        </w:rPr>
         <w:t>-- manager</w:t>
       </w:r>
       <w:r>
+        <w:rPr>
+          <w:lang w:val="en-US"/>
+        </w:rPr>
         <w:br/>
         <w:t>SHOW GRANTS FOR 'Manager';</w:t>
       </w:r>
@@ -5325,11 +5808,20 @@
     <w:p>
       <w:pPr>
         <w:pStyle w:val="Sansinterligne"/>
-      </w:pPr>
-      <w:r>
+        <w:rPr>
+          <w:lang w:val="en-US"/>
+        </w:rPr>
+      </w:pPr>
+      <w:r>
+        <w:rPr>
+          <w:lang w:val="en-US"/>
+        </w:rPr>
         <w:t>-- pizzaiolo</w:t>
       </w:r>
       <w:r>
+        <w:rPr>
+          <w:lang w:val="en-US"/>
+        </w:rPr>
         <w:br/>
         <w:t>SHOW GRANTS FOR 'Pizzaiolo';</w:t>
       </w:r>
@@ -5361,11 +5853,20 @@
     <w:p>
       <w:pPr>
         <w:pStyle w:val="Sansinterligne"/>
-      </w:pPr>
-      <w:r>
+        <w:rPr>
+          <w:lang w:val="en-US"/>
+        </w:rPr>
+      </w:pPr>
+      <w:r>
+        <w:rPr>
+          <w:lang w:val="en-US"/>
+        </w:rPr>
         <w:t>-- analyste</w:t>
       </w:r>
       <w:r>
+        <w:rPr>
+          <w:lang w:val="en-US"/>
+        </w:rPr>
         <w:br/>
         <w:t>SHOW GRANTS FOR 'Analyste';</w:t>
       </w:r>
@@ -5373,6 +5874,9 @@
     <w:p>
       <w:pPr>
         <w:pStyle w:val="Sansinterligne"/>
+        <w:rPr>
+          <w:lang w:val="en-US"/>
+        </w:rPr>
       </w:pPr>
     </w:p>
     <w:p>
@@ -5434,293 +5938,130 @@
           <w:numId w:val="9"/>
         </w:numPr>
       </w:pPr>
+      <w:bookmarkStart w:id="24" w:name="_Toc212816662"/>
       <w:r>
         <w:lastRenderedPageBreak/>
         <w:t>Créer les utilisateurs</w:t>
       </w:r>
-    </w:p>
-    <w:p>
-      <w:r>
-        <w:t xml:space="preserve">À présent, nous avons les rôles à jour. Nous allons donc créer des utilisateurs, n’ayant pas de spécifications pour les noms et mot de passe de ces derniers, nous allons les définir ici. Tous les mots de passe des utilisateurs correspondent à leur nom. Voici la commande à entrer afin de créer les </w:t>
-      </w:r>
-      <w:proofErr w:type="spellStart"/>
-      <w:r>
-        <w:t>users</w:t>
-      </w:r>
-      <w:proofErr w:type="spellEnd"/>
-      <w:r>
-        <w:t>.</w:t>
-      </w:r>
-    </w:p>
-    <w:p>
-      <w:pPr>
-        <w:pStyle w:val="Sansinterligne"/>
-      </w:pPr>
-      <w:proofErr w:type="spellStart"/>
-      <w:proofErr w:type="gramStart"/>
-      <w:r>
-        <w:t>create</w:t>
-      </w:r>
-      <w:proofErr w:type="spellEnd"/>
-      <w:proofErr w:type="gramEnd"/>
-      <w:r>
-        <w:t xml:space="preserve"> user </w:t>
-      </w:r>
-    </w:p>
-    <w:p>
-      <w:pPr>
-        <w:pStyle w:val="Sansinterligne"/>
-      </w:pPr>
-      <w:r>
+      <w:bookmarkEnd w:id="24"/>
+    </w:p>
+    <w:p>
+      <w:r>
+        <w:t>À présent, nous avons les rôles à jour. Nous allons donc créer des utilisateurs, n’ayant pas de spécifications pour les noms et mot de passe de ces derniers, nous allons les définir ici. Tous les mots de passe des utilisateurs correspondent à leur nom. Voici la commande à entrer afin de créer les users.</w:t>
+      </w:r>
+    </w:p>
+    <w:p>
+      <w:pPr>
+        <w:pStyle w:val="Sansinterligne"/>
+        <w:rPr>
+          <w:lang w:val="en-US"/>
+        </w:rPr>
+      </w:pPr>
+      <w:r>
+        <w:rPr>
+          <w:lang w:val="en-US"/>
+        </w:rPr>
+        <w:t xml:space="preserve">create user </w:t>
+      </w:r>
+    </w:p>
+    <w:p>
+      <w:pPr>
+        <w:pStyle w:val="Sansinterligne"/>
+        <w:rPr>
+          <w:lang w:val="en-US"/>
+        </w:rPr>
+      </w:pPr>
+      <w:r>
+        <w:rPr>
+          <w:lang w:val="en-US"/>
+        </w:rPr>
+        <w:t>'Thanoss_Pizza admin'@'localhost' identified by 'Thanoss_Pizza admin',</w:t>
+      </w:r>
+    </w:p>
+    <w:p>
+      <w:pPr>
+        <w:pStyle w:val="Sansinterligne"/>
+        <w:rPr>
+          <w:lang w:val="en-US"/>
+        </w:rPr>
+      </w:pPr>
+      <w:r>
+        <w:rPr>
+          <w:lang w:val="en-US"/>
+        </w:rPr>
+        <w:t>'Thanoss_Pizza manager'@'localhost' identified by 'Thanoss_Pizza manager',</w:t>
+      </w:r>
+    </w:p>
+    <w:p>
+      <w:pPr>
+        <w:pStyle w:val="Sansinterligne"/>
+        <w:rPr>
+          <w:lang w:val="en-US"/>
+        </w:rPr>
+      </w:pPr>
+      <w:r>
+        <w:rPr>
+          <w:lang w:val="en-US"/>
+        </w:rPr>
+        <w:t>'Thanoss_Pizza pizzaiolo'@'localhost' identified by 'Thanoss_Pizza pizzaiolo',</w:t>
+      </w:r>
+    </w:p>
+    <w:p>
+      <w:pPr>
+        <w:pStyle w:val="Sansinterligne"/>
+        <w:rPr>
+          <w:lang w:val="en-US"/>
+        </w:rPr>
+      </w:pPr>
+      <w:r>
+        <w:rPr>
+          <w:lang w:val="en-US"/>
+        </w:rPr>
+        <w:t>'Thanoss_Pizza livreur'@'localhost' identified by 'Thanoss_Pizza livreur</w:t>
+      </w:r>
+      <w:r>
+        <w:rPr>
+          <w:lang w:val="en-US"/>
+        </w:rPr>
         <w:t>'</w:t>
       </w:r>
-      <w:proofErr w:type="spellStart"/>
-      <w:r>
-        <w:t>Thanoss_Pizza</w:t>
-      </w:r>
-      <w:proofErr w:type="spellEnd"/>
-      <w:r>
-        <w:t xml:space="preserve"> </w:t>
-      </w:r>
-      <w:proofErr w:type="spellStart"/>
-      <w:r>
-        <w:t>admin'@'localhost</w:t>
-      </w:r>
-      <w:proofErr w:type="spellEnd"/>
-      <w:r>
-        <w:t xml:space="preserve">' </w:t>
-      </w:r>
-      <w:proofErr w:type="spellStart"/>
-      <w:r>
-        <w:t>identified</w:t>
-      </w:r>
-      <w:proofErr w:type="spellEnd"/>
-      <w:r>
-        <w:t xml:space="preserve"> by '</w:t>
-      </w:r>
-      <w:proofErr w:type="spellStart"/>
-      <w:r>
-        <w:t>Thanoss_Pizza</w:t>
-      </w:r>
-      <w:proofErr w:type="spellEnd"/>
-      <w:r>
-        <w:t xml:space="preserve"> admin',</w:t>
-      </w:r>
-    </w:p>
-    <w:p>
-      <w:pPr>
-        <w:pStyle w:val="Sansinterligne"/>
-      </w:pPr>
-      <w:r>
-        <w:t>'</w:t>
-      </w:r>
-      <w:proofErr w:type="spellStart"/>
-      <w:r>
-        <w:t>Thanoss_Pizza</w:t>
-      </w:r>
-      <w:proofErr w:type="spellEnd"/>
-      <w:r>
-        <w:t xml:space="preserve"> </w:t>
-      </w:r>
-      <w:proofErr w:type="spellStart"/>
-      <w:r>
-        <w:t>manager'@'localhost</w:t>
-      </w:r>
-      <w:proofErr w:type="spellEnd"/>
-      <w:r>
-        <w:t xml:space="preserve">' </w:t>
-      </w:r>
-      <w:proofErr w:type="spellStart"/>
-      <w:r>
-        <w:t>identified</w:t>
-      </w:r>
-      <w:proofErr w:type="spellEnd"/>
-      <w:r>
-        <w:t xml:space="preserve"> by '</w:t>
-      </w:r>
-      <w:proofErr w:type="spellStart"/>
-      <w:r>
-        <w:t>Thanoss_Pizza</w:t>
-      </w:r>
-      <w:proofErr w:type="spellEnd"/>
-      <w:r>
-        <w:t xml:space="preserve"> manager',</w:t>
-      </w:r>
-    </w:p>
-    <w:p>
-      <w:pPr>
-        <w:pStyle w:val="Sansinterligne"/>
-      </w:pPr>
-      <w:r>
-        <w:t>'</w:t>
-      </w:r>
-      <w:proofErr w:type="spellStart"/>
-      <w:r>
-        <w:t>Thanoss_Pizza</w:t>
-      </w:r>
-      <w:proofErr w:type="spellEnd"/>
-      <w:r>
-        <w:t xml:space="preserve"> </w:t>
-      </w:r>
-      <w:proofErr w:type="spellStart"/>
-      <w:r>
-        <w:t>pizzaiolo'@'localhost</w:t>
-      </w:r>
-      <w:proofErr w:type="spellEnd"/>
-      <w:r>
-        <w:t xml:space="preserve">' </w:t>
-      </w:r>
-      <w:proofErr w:type="spellStart"/>
-      <w:r>
-        <w:t>identified</w:t>
-      </w:r>
-      <w:proofErr w:type="spellEnd"/>
-      <w:r>
-        <w:t xml:space="preserve"> by '</w:t>
-      </w:r>
-      <w:proofErr w:type="spellStart"/>
-      <w:r>
-        <w:t>Thanoss_Pizza</w:t>
-      </w:r>
-      <w:proofErr w:type="spellEnd"/>
-      <w:r>
-        <w:t xml:space="preserve"> pizzaiolo',</w:t>
-      </w:r>
-    </w:p>
-    <w:p>
-      <w:pPr>
-        <w:pStyle w:val="Sansinterligne"/>
-      </w:pPr>
-      <w:r>
-        <w:t>'</w:t>
-      </w:r>
-      <w:proofErr w:type="spellStart"/>
-      <w:r>
-        <w:t>Thanoss_Pizza</w:t>
-      </w:r>
-      <w:proofErr w:type="spellEnd"/>
-      <w:r>
-        <w:t xml:space="preserve"> </w:t>
-      </w:r>
-      <w:proofErr w:type="spellStart"/>
-      <w:r>
-        <w:t>livreur'@'localhost</w:t>
-      </w:r>
-      <w:proofErr w:type="spellEnd"/>
-      <w:r>
-        <w:t xml:space="preserve">' </w:t>
-      </w:r>
-      <w:proofErr w:type="spellStart"/>
-      <w:r>
-        <w:t>identified</w:t>
-      </w:r>
-      <w:proofErr w:type="spellEnd"/>
-      <w:r>
-        <w:t xml:space="preserve"> by '</w:t>
-      </w:r>
-      <w:proofErr w:type="spellStart"/>
-      <w:r>
-        <w:t>Thanoss_Pizza</w:t>
-      </w:r>
-      <w:proofErr w:type="spellEnd"/>
-      <w:r>
-        <w:t xml:space="preserve"> livreur</w:t>
-      </w:r>
-      <w:r>
-        <w:t>'</w:t>
-      </w:r>
-      <w:r>
+      <w:r>
+        <w:rPr>
+          <w:lang w:val="en-US"/>
+        </w:rPr>
         <w:t>,</w:t>
       </w:r>
     </w:p>
     <w:p>
       <w:pPr>
         <w:pStyle w:val="Sansinterligne"/>
-      </w:pPr>
-      <w:r>
-        <w:t>'</w:t>
-      </w:r>
-      <w:proofErr w:type="spellStart"/>
-      <w:r>
-        <w:t>Thanoss_Pizza</w:t>
-      </w:r>
-      <w:proofErr w:type="spellEnd"/>
-      <w:r>
-        <w:t xml:space="preserve"> agent de </w:t>
-      </w:r>
-      <w:proofErr w:type="spellStart"/>
-      <w:r>
-        <w:t>caisse'@'localhost</w:t>
-      </w:r>
-      <w:proofErr w:type="spellEnd"/>
-      <w:r>
-        <w:t xml:space="preserve">' </w:t>
-      </w:r>
-      <w:proofErr w:type="spellStart"/>
-      <w:r>
-        <w:t>identified</w:t>
-      </w:r>
-      <w:proofErr w:type="spellEnd"/>
-      <w:r>
-        <w:t xml:space="preserve"> by '</w:t>
-      </w:r>
-      <w:proofErr w:type="spellStart"/>
-      <w:r>
-        <w:t>Thanoss_Pizza</w:t>
-      </w:r>
-      <w:proofErr w:type="spellEnd"/>
-      <w:r>
-        <w:t xml:space="preserve"> agent de caisse',</w:t>
-      </w:r>
-    </w:p>
-    <w:p>
-      <w:r>
-        <w:t>'</w:t>
-      </w:r>
-      <w:proofErr w:type="spellStart"/>
-      <w:r>
-        <w:t>Thanoss_Pizza</w:t>
-      </w:r>
-      <w:proofErr w:type="spellEnd"/>
-      <w:r>
-        <w:t xml:space="preserve"> </w:t>
-      </w:r>
-      <w:proofErr w:type="spellStart"/>
-      <w:r>
-        <w:t>analyste'@'localhost</w:t>
-      </w:r>
-      <w:proofErr w:type="spellEnd"/>
-      <w:r>
-        <w:t xml:space="preserve">' </w:t>
-      </w:r>
-      <w:proofErr w:type="spellStart"/>
-      <w:r>
-        <w:t>identified</w:t>
-      </w:r>
-      <w:proofErr w:type="spellEnd"/>
-      <w:r>
-        <w:t xml:space="preserve"> by '</w:t>
-      </w:r>
-      <w:proofErr w:type="spellStart"/>
-      <w:r>
-        <w:t>Thanoss_Pizza</w:t>
-      </w:r>
-      <w:proofErr w:type="spellEnd"/>
-      <w:r>
-        <w:t xml:space="preserve"> analyste';</w:t>
-      </w:r>
-    </w:p>
-    <w:p>
-      <w:r>
-        <w:t xml:space="preserve">Vérifions que la </w:t>
-      </w:r>
-      <w:proofErr w:type="spellStart"/>
-      <w:r>
-        <w:t>creation</w:t>
-      </w:r>
-      <w:proofErr w:type="spellEnd"/>
-      <w:r>
-        <w:t xml:space="preserve"> s’est bien déroulée :</w:t>
+        <w:rPr>
+          <w:lang w:val="en-US"/>
+        </w:rPr>
+      </w:pPr>
+      <w:r>
+        <w:rPr>
+          <w:lang w:val="en-US"/>
+        </w:rPr>
+        <w:t>'Thanoss_Pizza agent de caisse'@'localhost' identified by 'Thanoss_Pizza agent de caisse',</w:t>
+      </w:r>
+    </w:p>
+    <w:p>
+      <w:pPr>
+        <w:rPr>
+          <w:lang w:val="en-US"/>
+        </w:rPr>
+      </w:pPr>
+      <w:r>
+        <w:rPr>
+          <w:lang w:val="en-US"/>
+        </w:rPr>
+        <w:t>'Thanoss_Pizza analyste'@'localhost' identified by 'Thanoss_Pizza analyste';</w:t>
+      </w:r>
+    </w:p>
+    <w:p>
+      <w:r>
+        <w:t>Vérifions que la creation s’est bien déroulée :</w:t>
       </w:r>
     </w:p>
     <w:p>
@@ -5734,32 +6075,28 @@
     <w:p>
       <w:pPr>
         <w:pStyle w:val="Sansinterligne"/>
-      </w:pPr>
-      <w:proofErr w:type="gramStart"/>
-      <w:r>
-        <w:t>use</w:t>
-      </w:r>
-      <w:proofErr w:type="gramEnd"/>
-      <w:r>
-        <w:t xml:space="preserve"> mysql ;</w:t>
-      </w:r>
-    </w:p>
-    <w:p>
-      <w:proofErr w:type="gramStart"/>
-      <w:r>
-        <w:t>select</w:t>
-      </w:r>
-      <w:proofErr w:type="gramEnd"/>
-      <w:r>
-        <w:t xml:space="preserve"> User, host </w:t>
-      </w:r>
-      <w:proofErr w:type="spellStart"/>
-      <w:r>
-        <w:t>from</w:t>
-      </w:r>
-      <w:proofErr w:type="spellEnd"/>
-      <w:r>
-        <w:t xml:space="preserve"> user;</w:t>
+        <w:rPr>
+          <w:lang w:val="en-US"/>
+        </w:rPr>
+      </w:pPr>
+      <w:r>
+        <w:rPr>
+          <w:lang w:val="en-US"/>
+        </w:rPr>
+        <w:t>use mysql ;</w:t>
+      </w:r>
+    </w:p>
+    <w:p>
+      <w:pPr>
+        <w:rPr>
+          <w:lang w:val="en-US"/>
+        </w:rPr>
+      </w:pPr>
+      <w:r>
+        <w:rPr>
+          <w:lang w:val="en-US"/>
+        </w:rPr>
+        <w:t>select User, host from user;</w:t>
       </w:r>
     </w:p>
     <w:p>
@@ -5812,10 +6149,12 @@
           <w:numId w:val="9"/>
         </w:numPr>
       </w:pPr>
+      <w:bookmarkStart w:id="25" w:name="_Toc212816663"/>
       <w:r>
         <w:lastRenderedPageBreak/>
         <w:t>Attribuer les rôles aux utilisateurs</w:t>
       </w:r>
+      <w:bookmarkEnd w:id="25"/>
     </w:p>
     <w:p>
       <w:pPr>
@@ -5841,32 +6180,15 @@
         <w:pStyle w:val="Sansinterligne"/>
         <w:keepNext/>
         <w:keepLines/>
-      </w:pPr>
-      <w:proofErr w:type="spellStart"/>
-      <w:proofErr w:type="gramStart"/>
-      <w:r>
-        <w:t>grant</w:t>
-      </w:r>
-      <w:proofErr w:type="spellEnd"/>
-      <w:proofErr w:type="gramEnd"/>
-      <w:r>
-        <w:t xml:space="preserve"> 'Administrateur' to '</w:t>
-      </w:r>
-      <w:proofErr w:type="spellStart"/>
-      <w:r>
-        <w:t>Thanoss_Pizza</w:t>
-      </w:r>
-      <w:proofErr w:type="spellEnd"/>
-      <w:r>
-        <w:t xml:space="preserve"> </w:t>
-      </w:r>
-      <w:proofErr w:type="spellStart"/>
-      <w:r>
-        <w:t>admin'@'localhost</w:t>
-      </w:r>
-      <w:proofErr w:type="spellEnd"/>
-      <w:r>
-        <w:t>';</w:t>
+        <w:rPr>
+          <w:lang w:val="en-US"/>
+        </w:rPr>
+      </w:pPr>
+      <w:r>
+        <w:rPr>
+          <w:lang w:val="en-US"/>
+        </w:rPr>
+        <w:t>grant 'Administrateur' to 'Thanoss_Pizza admin'@'localhost';</w:t>
       </w:r>
     </w:p>
     <w:p>
@@ -5874,25 +6196,15 @@
         <w:pStyle w:val="Sansinterligne"/>
         <w:keepNext/>
         <w:keepLines/>
-      </w:pPr>
-      <w:r>
-        <w:t>SET DEFAULT ROLE 'Administrateur</w:t>
-      </w:r>
-      <w:proofErr w:type="gramStart"/>
-      <w:r>
-        <w:t>'  TO</w:t>
-      </w:r>
-      <w:proofErr w:type="gramEnd"/>
-      <w:r>
-        <w:t xml:space="preserve"> '</w:t>
-      </w:r>
-      <w:proofErr w:type="spellStart"/>
-      <w:r>
-        <w:t>admin'@'localhost</w:t>
-      </w:r>
-      <w:proofErr w:type="spellEnd"/>
-      <w:r>
-        <w:t>';</w:t>
+        <w:rPr>
+          <w:lang w:val="en-US"/>
+        </w:rPr>
+      </w:pPr>
+      <w:r>
+        <w:rPr>
+          <w:lang w:val="en-US"/>
+        </w:rPr>
+        <w:t>SET DEFAULT ROLE 'Administrateur'  TO 'admin'@'localhost';</w:t>
       </w:r>
     </w:p>
     <w:p>
@@ -5910,32 +6222,15 @@
         <w:pStyle w:val="Sansinterligne"/>
         <w:keepNext/>
         <w:keepLines/>
-      </w:pPr>
-      <w:proofErr w:type="spellStart"/>
-      <w:proofErr w:type="gramStart"/>
-      <w:r>
-        <w:t>grant</w:t>
-      </w:r>
-      <w:proofErr w:type="spellEnd"/>
-      <w:proofErr w:type="gramEnd"/>
-      <w:r>
-        <w:t xml:space="preserve"> 'Manager' to '</w:t>
-      </w:r>
-      <w:proofErr w:type="spellStart"/>
-      <w:r>
-        <w:t>Thanoss_Pizza</w:t>
-      </w:r>
-      <w:proofErr w:type="spellEnd"/>
-      <w:r>
-        <w:t xml:space="preserve"> </w:t>
-      </w:r>
-      <w:proofErr w:type="spellStart"/>
-      <w:r>
-        <w:t>manager'@'localhost</w:t>
-      </w:r>
-      <w:proofErr w:type="spellEnd"/>
-      <w:r>
-        <w:t>';</w:t>
+        <w:rPr>
+          <w:lang w:val="en-US"/>
+        </w:rPr>
+      </w:pPr>
+      <w:r>
+        <w:rPr>
+          <w:lang w:val="en-US"/>
+        </w:rPr>
+        <w:t>grant 'Manager' to 'Thanoss_Pizza manager'@'localhost';</w:t>
       </w:r>
     </w:p>
     <w:p>
@@ -5943,33 +6238,15 @@
         <w:pStyle w:val="Sansinterligne"/>
         <w:keepNext/>
         <w:keepLines/>
-      </w:pPr>
-      <w:r>
-        <w:t>SET DEFAULT ROLE 'Manager</w:t>
-      </w:r>
-      <w:proofErr w:type="gramStart"/>
-      <w:r>
-        <w:t>'  TO</w:t>
-      </w:r>
-      <w:proofErr w:type="gramEnd"/>
-      <w:r>
-        <w:t xml:space="preserve"> '</w:t>
-      </w:r>
-      <w:proofErr w:type="spellStart"/>
-      <w:r>
-        <w:t>Thanoss_Pizza</w:t>
-      </w:r>
-      <w:proofErr w:type="spellEnd"/>
-      <w:r>
-        <w:t xml:space="preserve"> </w:t>
-      </w:r>
-      <w:proofErr w:type="spellStart"/>
-      <w:r>
-        <w:t>manager'@'localhost</w:t>
-      </w:r>
-      <w:proofErr w:type="spellEnd"/>
-      <w:r>
-        <w:t>';</w:t>
+        <w:rPr>
+          <w:lang w:val="en-US"/>
+        </w:rPr>
+      </w:pPr>
+      <w:r>
+        <w:rPr>
+          <w:lang w:val="en-US"/>
+        </w:rPr>
+        <w:t>SET DEFAULT ROLE 'Manager'  TO 'Thanoss_Pizza manager'@'localhost';</w:t>
       </w:r>
     </w:p>
     <w:p>
@@ -5987,32 +6264,15 @@
         <w:pStyle w:val="Sansinterligne"/>
         <w:keepNext/>
         <w:keepLines/>
-      </w:pPr>
-      <w:proofErr w:type="spellStart"/>
-      <w:proofErr w:type="gramStart"/>
-      <w:r>
-        <w:t>grant</w:t>
-      </w:r>
-      <w:proofErr w:type="spellEnd"/>
-      <w:proofErr w:type="gramEnd"/>
-      <w:r>
-        <w:t xml:space="preserve"> 'Pizzaiolo' to '</w:t>
-      </w:r>
-      <w:proofErr w:type="spellStart"/>
-      <w:r>
-        <w:t>Thanoss_Pizza</w:t>
-      </w:r>
-      <w:proofErr w:type="spellEnd"/>
-      <w:r>
-        <w:t xml:space="preserve"> </w:t>
-      </w:r>
-      <w:proofErr w:type="spellStart"/>
-      <w:r>
-        <w:t>pizzaiolo'@'localhost</w:t>
-      </w:r>
-      <w:proofErr w:type="spellEnd"/>
-      <w:r>
-        <w:t>';</w:t>
+        <w:rPr>
+          <w:lang w:val="en-US"/>
+        </w:rPr>
+      </w:pPr>
+      <w:r>
+        <w:rPr>
+          <w:lang w:val="en-US"/>
+        </w:rPr>
+        <w:t>grant 'Pizzaiolo' to 'Thanoss_Pizza pizzaiolo'@'localhost';</w:t>
       </w:r>
     </w:p>
     <w:p>
@@ -6020,33 +6280,15 @@
         <w:pStyle w:val="Sansinterligne"/>
         <w:keepNext/>
         <w:keepLines/>
-      </w:pPr>
-      <w:r>
-        <w:t>SET DEFAULT ROLE 'Pizzaiolo</w:t>
-      </w:r>
-      <w:proofErr w:type="gramStart"/>
-      <w:r>
-        <w:t>'  TO</w:t>
-      </w:r>
-      <w:proofErr w:type="gramEnd"/>
-      <w:r>
-        <w:t xml:space="preserve"> '</w:t>
-      </w:r>
-      <w:proofErr w:type="spellStart"/>
-      <w:r>
-        <w:t>Thanoss_Pizza</w:t>
-      </w:r>
-      <w:proofErr w:type="spellEnd"/>
-      <w:r>
-        <w:t xml:space="preserve"> </w:t>
-      </w:r>
-      <w:proofErr w:type="spellStart"/>
-      <w:r>
-        <w:t>pizzaiolo'@'localhost</w:t>
-      </w:r>
-      <w:proofErr w:type="spellEnd"/>
-      <w:r>
-        <w:t>';</w:t>
+        <w:rPr>
+          <w:lang w:val="en-US"/>
+        </w:rPr>
+      </w:pPr>
+      <w:r>
+        <w:rPr>
+          <w:lang w:val="en-US"/>
+        </w:rPr>
+        <w:t>SET DEFAULT ROLE 'Pizzaiolo'  TO 'Thanoss_Pizza pizzaiolo'@'localhost';</w:t>
       </w:r>
     </w:p>
     <w:p>
@@ -6064,32 +6306,15 @@
         <w:pStyle w:val="Sansinterligne"/>
         <w:keepNext/>
         <w:keepLines/>
-      </w:pPr>
-      <w:proofErr w:type="spellStart"/>
-      <w:proofErr w:type="gramStart"/>
-      <w:r>
-        <w:t>grant</w:t>
-      </w:r>
-      <w:proofErr w:type="spellEnd"/>
-      <w:proofErr w:type="gramEnd"/>
-      <w:r>
-        <w:t xml:space="preserve"> 'Livreur' to '</w:t>
-      </w:r>
-      <w:proofErr w:type="spellStart"/>
-      <w:r>
-        <w:t>Thanoss_Pizza</w:t>
-      </w:r>
-      <w:proofErr w:type="spellEnd"/>
-      <w:r>
-        <w:t xml:space="preserve"> </w:t>
-      </w:r>
-      <w:proofErr w:type="spellStart"/>
-      <w:r>
-        <w:t>livreur'@'localhost</w:t>
-      </w:r>
-      <w:proofErr w:type="spellEnd"/>
-      <w:r>
-        <w:t>';</w:t>
+        <w:rPr>
+          <w:lang w:val="en-US"/>
+        </w:rPr>
+      </w:pPr>
+      <w:r>
+        <w:rPr>
+          <w:lang w:val="en-US"/>
+        </w:rPr>
+        <w:t>grant 'Livreur' to 'Thanoss_Pizza livreur'@'localhost';</w:t>
       </w:r>
     </w:p>
     <w:p>
@@ -6097,33 +6322,15 @@
         <w:pStyle w:val="Sansinterligne"/>
         <w:keepNext/>
         <w:keepLines/>
-      </w:pPr>
-      <w:r>
-        <w:t>SET DEFAULT ROLE 'Livreur</w:t>
-      </w:r>
-      <w:proofErr w:type="gramStart"/>
-      <w:r>
-        <w:t>'  TO</w:t>
-      </w:r>
-      <w:proofErr w:type="gramEnd"/>
-      <w:r>
-        <w:t xml:space="preserve"> '</w:t>
-      </w:r>
-      <w:proofErr w:type="spellStart"/>
-      <w:r>
-        <w:t>Thanoss_Pizza</w:t>
-      </w:r>
-      <w:proofErr w:type="spellEnd"/>
-      <w:r>
-        <w:t xml:space="preserve"> </w:t>
-      </w:r>
-      <w:proofErr w:type="spellStart"/>
-      <w:r>
-        <w:t>livreur'@'localhost</w:t>
-      </w:r>
-      <w:proofErr w:type="spellEnd"/>
-      <w:r>
-        <w:t>';</w:t>
+        <w:rPr>
+          <w:lang w:val="en-US"/>
+        </w:rPr>
+      </w:pPr>
+      <w:r>
+        <w:rPr>
+          <w:lang w:val="en-US"/>
+        </w:rPr>
+        <w:t>SET DEFAULT ROLE 'Livreur'  TO 'Thanoss_Pizza livreur'@'localhost';</w:t>
       </w:r>
     </w:p>
     <w:p>
@@ -6142,31 +6349,8 @@
         <w:keepNext/>
         <w:keepLines/>
       </w:pPr>
-      <w:proofErr w:type="spellStart"/>
-      <w:proofErr w:type="gramStart"/>
-      <w:r>
-        <w:t>grant</w:t>
-      </w:r>
-      <w:proofErr w:type="spellEnd"/>
-      <w:proofErr w:type="gramEnd"/>
-      <w:r>
-        <w:t xml:space="preserve"> 'Agent de caisse' to '</w:t>
-      </w:r>
-      <w:proofErr w:type="spellStart"/>
-      <w:r>
-        <w:t>Thanoss_Pizza</w:t>
-      </w:r>
-      <w:proofErr w:type="spellEnd"/>
-      <w:r>
-        <w:t xml:space="preserve"> agent de </w:t>
-      </w:r>
-      <w:proofErr w:type="spellStart"/>
-      <w:r>
-        <w:t>caisse'@'localhost</w:t>
-      </w:r>
-      <w:proofErr w:type="spellEnd"/>
-      <w:r>
-        <w:t>';</w:t>
+      <w:r>
+        <w:t>grant 'Agent de caisse' to 'Thanoss_Pizza agent de caisse'@'localhost';</w:t>
       </w:r>
     </w:p>
     <w:p>
@@ -6176,31 +6360,7 @@
         <w:keepLines/>
       </w:pPr>
       <w:r>
-        <w:t>SET DEFAULT ROLE 'Agent de caisse</w:t>
-      </w:r>
-      <w:proofErr w:type="gramStart"/>
-      <w:r>
-        <w:t>'  TO</w:t>
-      </w:r>
-      <w:proofErr w:type="gramEnd"/>
-      <w:r>
-        <w:t xml:space="preserve"> '</w:t>
-      </w:r>
-      <w:proofErr w:type="spellStart"/>
-      <w:r>
-        <w:t>Thanoss_Pizza</w:t>
-      </w:r>
-      <w:proofErr w:type="spellEnd"/>
-      <w:r>
-        <w:t xml:space="preserve"> agent de </w:t>
-      </w:r>
-      <w:proofErr w:type="spellStart"/>
-      <w:r>
-        <w:t>caisse'@'localhost</w:t>
-      </w:r>
-      <w:proofErr w:type="spellEnd"/>
-      <w:r>
-        <w:t>';</w:t>
+        <w:t>SET DEFAULT ROLE 'Agent de caisse'  TO 'Thanoss_Pizza agent de caisse'@'localhost';</w:t>
       </w:r>
     </w:p>
     <w:p>
@@ -6218,32 +6378,15 @@
         <w:pStyle w:val="Sansinterligne"/>
         <w:keepNext/>
         <w:keepLines/>
-      </w:pPr>
-      <w:proofErr w:type="spellStart"/>
-      <w:proofErr w:type="gramStart"/>
-      <w:r>
-        <w:t>grant</w:t>
-      </w:r>
-      <w:proofErr w:type="spellEnd"/>
-      <w:proofErr w:type="gramEnd"/>
-      <w:r>
-        <w:t xml:space="preserve"> 'Analyste' to '</w:t>
-      </w:r>
-      <w:proofErr w:type="spellStart"/>
-      <w:r>
-        <w:t>Thanoss_Pizza</w:t>
-      </w:r>
-      <w:proofErr w:type="spellEnd"/>
-      <w:r>
-        <w:t xml:space="preserve"> </w:t>
-      </w:r>
-      <w:proofErr w:type="spellStart"/>
-      <w:r>
-        <w:t>analyste'@'localhost</w:t>
-      </w:r>
-      <w:proofErr w:type="spellEnd"/>
-      <w:r>
-        <w:t>';</w:t>
+        <w:rPr>
+          <w:lang w:val="en-US"/>
+        </w:rPr>
+      </w:pPr>
+      <w:r>
+        <w:rPr>
+          <w:lang w:val="en-US"/>
+        </w:rPr>
+        <w:t>grant 'Analyste' to 'Thanoss_Pizza analyste'@'localhost';</w:t>
       </w:r>
     </w:p>
     <w:p>
@@ -6251,65 +6394,53 @@
         <w:pStyle w:val="Sansinterligne"/>
         <w:keepNext/>
         <w:keepLines/>
-      </w:pPr>
-      <w:r>
-        <w:t>SET DEFAULT ROLE 'Analyste</w:t>
-      </w:r>
-      <w:proofErr w:type="gramStart"/>
-      <w:r>
-        <w:t>'  TO</w:t>
-      </w:r>
-      <w:proofErr w:type="gramEnd"/>
-      <w:r>
-        <w:t xml:space="preserve"> '</w:t>
-      </w:r>
-      <w:proofErr w:type="spellStart"/>
-      <w:r>
-        <w:t>Thanoss_Pizza</w:t>
-      </w:r>
-      <w:proofErr w:type="spellEnd"/>
-      <w:r>
-        <w:t xml:space="preserve"> </w:t>
-      </w:r>
-      <w:proofErr w:type="spellStart"/>
-      <w:r>
-        <w:t>analyste'@'localhost</w:t>
-      </w:r>
-      <w:proofErr w:type="spellEnd"/>
-      <w:r>
-        <w:t>';</w:t>
-      </w:r>
-    </w:p>
-    <w:p/>
+        <w:rPr>
+          <w:lang w:val="en-US"/>
+        </w:rPr>
+      </w:pPr>
+      <w:r>
+        <w:rPr>
+          <w:lang w:val="en-US"/>
+        </w:rPr>
+        <w:t>SET DEFAULT ROLE 'Analyste'  TO 'Thanoss_Pizza analyste'@'localhost';</w:t>
+      </w:r>
+    </w:p>
+    <w:p>
+      <w:pPr>
+        <w:rPr>
+          <w:lang w:val="en-US"/>
+        </w:rPr>
+      </w:pPr>
+    </w:p>
     <w:p>
       <w:pPr>
         <w:pStyle w:val="Titre2"/>
       </w:pPr>
-      <w:bookmarkStart w:id="4" w:name="_Toc210392961"/>
+      <w:bookmarkStart w:id="26" w:name="_Toc212816664"/>
       <w:r>
         <w:t>Conclusion</w:t>
       </w:r>
-      <w:bookmarkEnd w:id="4"/>
+      <w:bookmarkEnd w:id="26"/>
     </w:p>
     <w:p>
       <w:pPr>
         <w:pStyle w:val="Titre3"/>
       </w:pPr>
-      <w:bookmarkStart w:id="5" w:name="_Toc210392962"/>
+      <w:bookmarkStart w:id="27" w:name="_Toc212816665"/>
       <w:r>
         <w:t>Générale</w:t>
       </w:r>
-      <w:bookmarkEnd w:id="5"/>
+      <w:bookmarkEnd w:id="27"/>
     </w:p>
     <w:p>
       <w:pPr>
         <w:pStyle w:val="Titre3"/>
       </w:pPr>
-      <w:bookmarkStart w:id="6" w:name="_Toc210392963"/>
+      <w:bookmarkStart w:id="28" w:name="_Toc212816666"/>
       <w:r>
         <w:t>Personnelle</w:t>
       </w:r>
-      <w:bookmarkEnd w:id="6"/>
+      <w:bookmarkEnd w:id="28"/>
     </w:p>
     <w:sectPr>
       <w:headerReference w:type="default" r:id="rId10"/>

--- a/R106-JonJunod-ThanosPizza.docx
+++ b/R106-JonJunod-ThanosPizza.docx
@@ -2320,8 +2320,13 @@
     </w:p>
     <w:p>
       <w:r>
-        <w:t>Le docker-compose est trouvable dans …\106-P_DB-ThanosPizza\Docker_MySQL</w:t>
-      </w:r>
+        <w:t>Le docker-compose est trouvable dans …\106-P_DB-ThanosPizza\</w:t>
+      </w:r>
+      <w:proofErr w:type="spellStart"/>
+      <w:r>
+        <w:t>Docker_MySQL</w:t>
+      </w:r>
+      <w:proofErr w:type="spellEnd"/>
     </w:p>
     <w:p>
       <w:r>
@@ -2341,7 +2346,15 @@
         <w:pStyle w:val="Sansinterligne"/>
       </w:pPr>
       <w:r>
-        <w:t xml:space="preserve">      - dbdata:/var/lib/mysql</w:t>
+        <w:t xml:space="preserve">      - </w:t>
+      </w:r>
+      <w:proofErr w:type="spellStart"/>
+      <w:r>
+        <w:t>dbdata</w:t>
+      </w:r>
+      <w:proofErr w:type="spellEnd"/>
+      <w:r>
+        <w:t>:/var/lib/mysql</w:t>
       </w:r>
     </w:p>
     <w:p>
@@ -2370,72 +2383,101 @@
         <w:t>e panoplie de</w:t>
       </w:r>
       <w:r>
+        <w:t xml:space="preserve"> </w:t>
+      </w:r>
+      <w:proofErr w:type="spellStart"/>
+      <w:r>
+        <w:t>fichier</w:t>
+      </w:r>
+      <w:r>
+        <w:t>s</w:t>
+      </w:r>
+      <w:r>
+        <w:t>.tsv</w:t>
+      </w:r>
+      <w:proofErr w:type="spellEnd"/>
+      <w:r>
+        <w:t>,</w:t>
+      </w:r>
+      <w:r>
+        <w:t xml:space="preserve"> qui </w:t>
+      </w:r>
+      <w:r>
+        <w:t>sont</w:t>
+      </w:r>
+      <w:r>
+        <w:t xml:space="preserve"> l’équivalent </w:t>
+      </w:r>
+      <w:r>
+        <w:t>de</w:t>
+      </w:r>
+      <w:r>
+        <w:t xml:space="preserve"> </w:t>
+      </w:r>
+      <w:r>
+        <w:t>fichiers</w:t>
+      </w:r>
+      <w:r>
+        <w:t xml:space="preserve"> .csv mais </w:t>
+      </w:r>
+      <w:r>
+        <w:t>utilisant</w:t>
+      </w:r>
+      <w:r>
+        <w:t xml:space="preserve"> des tabulations à la place des virgules afin de séparer les données. Ce</w:t>
+      </w:r>
+      <w:r>
+        <w:t>s</w:t>
+      </w:r>
+      <w:r>
         <w:t xml:space="preserve"> fichier</w:t>
       </w:r>
       <w:r>
         <w:t>s</w:t>
       </w:r>
       <w:r>
-        <w:t>.tsv</w:t>
-      </w:r>
-      <w:r>
-        <w:t>,</w:t>
-      </w:r>
-      <w:r>
-        <w:t xml:space="preserve"> qui </w:t>
-      </w:r>
-      <w:r>
-        <w:t>sont</w:t>
-      </w:r>
-      <w:r>
-        <w:t xml:space="preserve"> l’équivalent </w:t>
-      </w:r>
-      <w:r>
-        <w:t>de</w:t>
-      </w:r>
-      <w:r>
-        <w:t xml:space="preserve"> </w:t>
-      </w:r>
-      <w:r>
-        <w:t>fichiers</w:t>
-      </w:r>
-      <w:r>
-        <w:t xml:space="preserve"> .csv mais </w:t>
-      </w:r>
-      <w:r>
-        <w:t>utilisant</w:t>
-      </w:r>
-      <w:r>
-        <w:t xml:space="preserve"> des tabulations à la place des virgules afin de séparer les données. Ce</w:t>
-      </w:r>
-      <w:r>
-        <w:t>s</w:t>
-      </w:r>
-      <w:r>
-        <w:t xml:space="preserve"> fichier</w:t>
-      </w:r>
-      <w:r>
-        <w:t>s</w:t>
-      </w:r>
-      <w:r>
         <w:t xml:space="preserve"> contien</w:t>
       </w:r>
       <w:r>
         <w:t>nen</w:t>
       </w:r>
       <w:r>
-        <w:t>t toutes les données à insérer et voici ce que j’ai fait pour les loader.</w:t>
-      </w:r>
-    </w:p>
-    <w:p>
-      <w:r>
-        <w:t xml:space="preserve">Premier pas : créer la structure de la base de données. Facile il suffit de copier-coller le script LDD de Looping, après avoir ajouté l’énoncé CREATE-USE database manuellement, vers un fichier texte. Il faut ensuite placer le fichier texte dans le répertoire scripts de docker et l’importer à l’aide de la commande suivante à jouer dans la console “mysql -u root -proot &lt; </w:t>
+        <w:t xml:space="preserve">t toutes les données à insérer et voici ce que j’ai fait pour </w:t>
+      </w:r>
+      <w:proofErr w:type="gramStart"/>
+      <w:r>
+        <w:t>les loader</w:t>
+      </w:r>
+      <w:proofErr w:type="gramEnd"/>
+      <w:r>
+        <w:t>.</w:t>
+      </w:r>
+    </w:p>
+    <w:p>
+      <w:r>
+        <w:t>Premier pas : créer la structure de la base de données. Facile il suffit de copier-coller le script LDD de Looping, après avoir ajouté l’énoncé CREATE-USE database manuellement, vers un fichier texte. Il faut ensuite placer le fichier texte dans le répertoire scripts de docker et l’importer à l’aide de la commande suivante à jouer dans la console “mysql -u root -</w:t>
+      </w:r>
+      <w:proofErr w:type="spellStart"/>
+      <w:r>
+        <w:t>proot</w:t>
+      </w:r>
+      <w:proofErr w:type="spellEnd"/>
+      <w:r>
+        <w:t xml:space="preserve"> &lt; </w:t>
       </w:r>
       <w:r>
         <w:t>/var/lib/mysql-files</w:t>
       </w:r>
       <w:r>
-        <w:t xml:space="preserve">/script_creation.sql”. </w:t>
+        <w:t>/</w:t>
+      </w:r>
+      <w:proofErr w:type="spellStart"/>
+      <w:r>
+        <w:t>script_creation.sql</w:t>
+      </w:r>
+      <w:proofErr w:type="spellEnd"/>
+      <w:r>
+        <w:t xml:space="preserve">”. </w:t>
       </w:r>
     </w:p>
     <w:p>
@@ -2468,7 +2510,21 @@
         <w:rPr>
           <w:lang w:val="en-US"/>
         </w:rPr>
-        <w:t xml:space="preserve">LOAD DATA INFILE '/var/lib/mysql-files/t_article.tsv' </w:t>
+        <w:t>LOAD DATA INFILE '/var/lib/mysql-files/</w:t>
+      </w:r>
+      <w:proofErr w:type="spellStart"/>
+      <w:r>
+        <w:rPr>
+          <w:lang w:val="en-US"/>
+        </w:rPr>
+        <w:t>t_article.tsv</w:t>
+      </w:r>
+      <w:proofErr w:type="spellEnd"/>
+      <w:r>
+        <w:rPr>
+          <w:lang w:val="en-US"/>
+        </w:rPr>
+        <w:t xml:space="preserve">' </w:t>
       </w:r>
     </w:p>
     <w:p>
@@ -2483,8 +2539,16 @@
           <w:lang w:val="en-US"/>
         </w:rPr>
         <w:tab/>
-        <w:t>INTO TABLE t_produit</w:t>
-      </w:r>
+        <w:t xml:space="preserve">INTO TABLE </w:t>
+      </w:r>
+      <w:proofErr w:type="spellStart"/>
+      <w:r>
+        <w:rPr>
+          <w:lang w:val="en-US"/>
+        </w:rPr>
+        <w:t>t_produit</w:t>
+      </w:r>
+      <w:proofErr w:type="spellEnd"/>
     </w:p>
     <w:p>
       <w:pPr>
@@ -2539,8 +2603,16 @@
           <w:lang w:val="en-US"/>
         </w:rPr>
         <w:tab/>
-        <w:t>IGNORE 1 LINES;</w:t>
-      </w:r>
+        <w:t xml:space="preserve">IGNORE 1 </w:t>
+      </w:r>
+      <w:proofErr w:type="gramStart"/>
+      <w:r>
+        <w:rPr>
+          <w:lang w:val="en-US"/>
+        </w:rPr>
+        <w:t>LINES;</w:t>
+      </w:r>
+      <w:proofErr w:type="gramEnd"/>
     </w:p>
     <w:p>
       <w:pPr>
@@ -2573,7 +2645,21 @@
         <w:rPr>
           <w:lang w:val="en-US"/>
         </w:rPr>
-        <w:t xml:space="preserve">LOAD DATA INFILE '/var/lib/mysql-files/t_livreur.tsv' </w:t>
+        <w:t>LOAD DATA INFILE '/var/lib/mysql-files/</w:t>
+      </w:r>
+      <w:proofErr w:type="spellStart"/>
+      <w:r>
+        <w:rPr>
+          <w:lang w:val="en-US"/>
+        </w:rPr>
+        <w:t>t_livreur.tsv</w:t>
+      </w:r>
+      <w:proofErr w:type="spellEnd"/>
+      <w:r>
+        <w:rPr>
+          <w:lang w:val="en-US"/>
+        </w:rPr>
+        <w:t xml:space="preserve">' </w:t>
       </w:r>
     </w:p>
     <w:p>
@@ -2588,8 +2674,16 @@
           <w:lang w:val="en-US"/>
         </w:rPr>
         <w:tab/>
-        <w:t>INTO TABLE t_livreur</w:t>
-      </w:r>
+        <w:t xml:space="preserve">INTO TABLE </w:t>
+      </w:r>
+      <w:proofErr w:type="spellStart"/>
+      <w:r>
+        <w:rPr>
+          <w:lang w:val="en-US"/>
+        </w:rPr>
+        <w:t>t_livreur</w:t>
+      </w:r>
+      <w:proofErr w:type="spellEnd"/>
     </w:p>
     <w:p>
       <w:pPr>
@@ -2644,8 +2738,16 @@
           <w:lang w:val="en-US"/>
         </w:rPr>
         <w:tab/>
-        <w:t>IGNORE 1 LINES;</w:t>
-      </w:r>
+        <w:t xml:space="preserve">IGNORE 1 </w:t>
+      </w:r>
+      <w:proofErr w:type="gramStart"/>
+      <w:r>
+        <w:rPr>
+          <w:lang w:val="en-US"/>
+        </w:rPr>
+        <w:t>LINES;</w:t>
+      </w:r>
+      <w:proofErr w:type="gramEnd"/>
     </w:p>
     <w:p>
       <w:pPr>
@@ -2678,7 +2780,21 @@
         <w:rPr>
           <w:lang w:val="en-US"/>
         </w:rPr>
-        <w:t xml:space="preserve">LOAD DATA INFILE '/var/lib/mysql-files/t_client.tsv' </w:t>
+        <w:t>LOAD DATA INFILE '/var/lib/mysql-files/</w:t>
+      </w:r>
+      <w:proofErr w:type="spellStart"/>
+      <w:r>
+        <w:rPr>
+          <w:lang w:val="en-US"/>
+        </w:rPr>
+        <w:t>t_client.tsv</w:t>
+      </w:r>
+      <w:proofErr w:type="spellEnd"/>
+      <w:r>
+        <w:rPr>
+          <w:lang w:val="en-US"/>
+        </w:rPr>
+        <w:t xml:space="preserve">' </w:t>
       </w:r>
     </w:p>
     <w:p>
@@ -2693,8 +2809,16 @@
           <w:lang w:val="en-US"/>
         </w:rPr>
         <w:tab/>
-        <w:t>INTO TABLE t_client</w:t>
-      </w:r>
+        <w:t xml:space="preserve">INTO TABLE </w:t>
+      </w:r>
+      <w:proofErr w:type="spellStart"/>
+      <w:r>
+        <w:rPr>
+          <w:lang w:val="en-US"/>
+        </w:rPr>
+        <w:t>t_client</w:t>
+      </w:r>
+      <w:proofErr w:type="spellEnd"/>
     </w:p>
     <w:p>
       <w:pPr>
@@ -2749,8 +2873,16 @@
           <w:lang w:val="en-US"/>
         </w:rPr>
         <w:tab/>
-        <w:t>IGNORE 1 LINES;</w:t>
-      </w:r>
+        <w:t xml:space="preserve">IGNORE 1 </w:t>
+      </w:r>
+      <w:proofErr w:type="gramStart"/>
+      <w:r>
+        <w:rPr>
+          <w:lang w:val="en-US"/>
+        </w:rPr>
+        <w:t>LINES;</w:t>
+      </w:r>
+      <w:proofErr w:type="gramEnd"/>
     </w:p>
     <w:p>
       <w:pPr>
@@ -2785,7 +2917,21 @@
         <w:rPr>
           <w:lang w:val="en-US"/>
         </w:rPr>
-        <w:t xml:space="preserve">LOAD DATA INFILE '/var/lib/mysql-files/t_adresse.tsv' </w:t>
+        <w:t>LOAD DATA INFILE '/var/lib/mysql-files/</w:t>
+      </w:r>
+      <w:proofErr w:type="spellStart"/>
+      <w:r>
+        <w:rPr>
+          <w:lang w:val="en-US"/>
+        </w:rPr>
+        <w:t>t_adresse.tsv</w:t>
+      </w:r>
+      <w:proofErr w:type="spellEnd"/>
+      <w:r>
+        <w:rPr>
+          <w:lang w:val="en-US"/>
+        </w:rPr>
+        <w:t xml:space="preserve">' </w:t>
       </w:r>
     </w:p>
     <w:p>
@@ -2801,8 +2947,16 @@
           <w:lang w:val="en-US"/>
         </w:rPr>
         <w:tab/>
-        <w:t>INTO TABLE t_adresse</w:t>
-      </w:r>
+        <w:t xml:space="preserve">INTO TABLE </w:t>
+      </w:r>
+      <w:proofErr w:type="spellStart"/>
+      <w:r>
+        <w:rPr>
+          <w:lang w:val="en-US"/>
+        </w:rPr>
+        <w:t>t_adresse</w:t>
+      </w:r>
+      <w:proofErr w:type="spellEnd"/>
     </w:p>
     <w:p>
       <w:pPr>
@@ -2881,7 +3035,39 @@
         <w:tab/>
       </w:r>
       <w:r>
-        <w:t>(`adresse_id`, `client_fk`, `rue`, `npa`, `localite`, `latitude`, `longitude`);</w:t>
+        <w:t>(`</w:t>
+      </w:r>
+      <w:proofErr w:type="spellStart"/>
+      <w:r>
+        <w:t>adresse_id</w:t>
+      </w:r>
+      <w:proofErr w:type="spellEnd"/>
+      <w:r>
+        <w:t>`, `</w:t>
+      </w:r>
+      <w:proofErr w:type="spellStart"/>
+      <w:r>
+        <w:t>client_fk</w:t>
+      </w:r>
+      <w:proofErr w:type="spellEnd"/>
+      <w:r>
+        <w:t>`, `rue`, `</w:t>
+      </w:r>
+      <w:proofErr w:type="spellStart"/>
+      <w:r>
+        <w:t>npa</w:t>
+      </w:r>
+      <w:proofErr w:type="spellEnd"/>
+      <w:r>
+        <w:t>`, `</w:t>
+      </w:r>
+      <w:proofErr w:type="spellStart"/>
+      <w:r>
+        <w:t>localite</w:t>
+      </w:r>
+      <w:proofErr w:type="spellEnd"/>
+      <w:r>
+        <w:t>`, `latitude`, `longitude`);</w:t>
       </w:r>
     </w:p>
     <w:p>
@@ -2914,7 +3100,21 @@
         <w:rPr>
           <w:lang w:val="en-US"/>
         </w:rPr>
-        <w:t xml:space="preserve">LOAD DATA INFILE '/var/lib/mysql-files/t_commande.tsv' </w:t>
+        <w:t>LOAD DATA INFILE '/var/lib/mysql-files/</w:t>
+      </w:r>
+      <w:proofErr w:type="spellStart"/>
+      <w:r>
+        <w:rPr>
+          <w:lang w:val="en-US"/>
+        </w:rPr>
+        <w:t>t_commande.tsv</w:t>
+      </w:r>
+      <w:proofErr w:type="spellEnd"/>
+      <w:r>
+        <w:rPr>
+          <w:lang w:val="en-US"/>
+        </w:rPr>
+        <w:t xml:space="preserve">' </w:t>
       </w:r>
     </w:p>
     <w:p>
@@ -2929,8 +3129,16 @@
           <w:lang w:val="en-US"/>
         </w:rPr>
         <w:tab/>
-        <w:t>INTO TABLE t_commande</w:t>
-      </w:r>
+        <w:t xml:space="preserve">INTO TABLE </w:t>
+      </w:r>
+      <w:proofErr w:type="spellStart"/>
+      <w:r>
+        <w:rPr>
+          <w:lang w:val="en-US"/>
+        </w:rPr>
+        <w:t>t_commande</w:t>
+      </w:r>
+      <w:proofErr w:type="spellEnd"/>
     </w:p>
     <w:p>
       <w:pPr>
@@ -2982,7 +3190,28 @@
         <w:ind w:firstLine="708"/>
       </w:pPr>
       <w:r>
-        <w:t>(commande_id, client_fk, type, @vAdresse, @mytimestamp, statut)</w:t>
+        <w:t>(</w:t>
+      </w:r>
+      <w:proofErr w:type="spellStart"/>
+      <w:proofErr w:type="gramStart"/>
+      <w:r>
+        <w:t>commande</w:t>
+      </w:r>
+      <w:proofErr w:type="gramEnd"/>
+      <w:r>
+        <w:t>_id</w:t>
+      </w:r>
+      <w:proofErr w:type="spellEnd"/>
+      <w:r>
+        <w:t xml:space="preserve">, </w:t>
+      </w:r>
+      <w:proofErr w:type="spellStart"/>
+      <w:r>
+        <w:t>client_fk</w:t>
+      </w:r>
+      <w:proofErr w:type="spellEnd"/>
+      <w:r>
+        <w:t>, type, @vAdresse, @mytimestamp, statut)</w:t>
       </w:r>
     </w:p>
     <w:p>
@@ -2991,7 +3220,15 @@
         <w:ind w:firstLine="708"/>
       </w:pPr>
       <w:r>
-        <w:t xml:space="preserve">SET adresse_fk = NULLIF(@vAdresse,''), </w:t>
+        <w:t xml:space="preserve">SET </w:t>
+      </w:r>
+      <w:proofErr w:type="spellStart"/>
+      <w:r>
+        <w:t>adresse_fk</w:t>
+      </w:r>
+      <w:proofErr w:type="spellEnd"/>
+      <w:r>
+        <w:t xml:space="preserve"> = NULLIF(@vAdresse,''), </w:t>
       </w:r>
     </w:p>
     <w:p>
@@ -3000,7 +3237,27 @@
       </w:r>
       <w:r>
         <w:tab/>
-        <w:t>date_et_heure =STR_TO_DATE(@mytimestamp, '%d.%m.%Y %H:%i');</w:t>
+      </w:r>
+      <w:proofErr w:type="spellStart"/>
+      <w:proofErr w:type="gramStart"/>
+      <w:r>
+        <w:t>date</w:t>
+      </w:r>
+      <w:proofErr w:type="gramEnd"/>
+      <w:r>
+        <w:t>_et_heure</w:t>
+      </w:r>
+      <w:proofErr w:type="spellEnd"/>
+      <w:r>
+        <w:t xml:space="preserve"> =STR_TO_DATE(@mytimestamp, '%</w:t>
+      </w:r>
+      <w:proofErr w:type="spellStart"/>
+      <w:r>
+        <w:t>d.%m.%Y</w:t>
+      </w:r>
+      <w:proofErr w:type="spellEnd"/>
+      <w:r>
+        <w:t xml:space="preserve"> %H:%i');</w:t>
       </w:r>
     </w:p>
     <w:p>
@@ -3020,7 +3277,15 @@
         </w:rPr>
       </w:pPr>
       <w:r>
-        <w:t xml:space="preserve">LOAD DATA INFILE '/var/lib/mysql-files/t_ligne_commande.tsv' </w:t>
+        <w:t>LOAD DATA INFILE '/var/lib/mysql-files/</w:t>
+      </w:r>
+      <w:proofErr w:type="spellStart"/>
+      <w:r>
+        <w:t>t_ligne_commande.tsv</w:t>
+      </w:r>
+      <w:proofErr w:type="spellEnd"/>
+      <w:r>
+        <w:t xml:space="preserve">' </w:t>
       </w:r>
     </w:p>
     <w:p>
@@ -3032,8 +3297,13 @@
       </w:pPr>
       <w:r>
         <w:tab/>
-        <w:t>INTO TABLE t_ligne_de_commande</w:t>
-      </w:r>
+        <w:t xml:space="preserve">INTO TABLE </w:t>
+      </w:r>
+      <w:proofErr w:type="spellStart"/>
+      <w:r>
+        <w:t>t_ligne_de_commande</w:t>
+      </w:r>
+      <w:proofErr w:type="spellEnd"/>
     </w:p>
     <w:p>
       <w:pPr>
@@ -3095,7 +3365,39 @@
         </w:rPr>
       </w:pPr>
       <w:r>
-        <w:t>(`ligne_de_commande_id`, `commande_fk`, `produit_fk`, `quantite`,</w:t>
+        <w:t>(`</w:t>
+      </w:r>
+      <w:proofErr w:type="spellStart"/>
+      <w:r>
+        <w:t>ligne_de_commande_id</w:t>
+      </w:r>
+      <w:proofErr w:type="spellEnd"/>
+      <w:r>
+        <w:t>`, `</w:t>
+      </w:r>
+      <w:proofErr w:type="spellStart"/>
+      <w:r>
+        <w:t>commande_fk</w:t>
+      </w:r>
+      <w:proofErr w:type="spellEnd"/>
+      <w:r>
+        <w:t>`, `</w:t>
+      </w:r>
+      <w:proofErr w:type="spellStart"/>
+      <w:r>
+        <w:t>produit_fk</w:t>
+      </w:r>
+      <w:proofErr w:type="spellEnd"/>
+      <w:r>
+        <w:t>`, `</w:t>
+      </w:r>
+      <w:proofErr w:type="spellStart"/>
+      <w:r>
+        <w:t>quantite</w:t>
+      </w:r>
+      <w:proofErr w:type="spellEnd"/>
+      <w:r>
+        <w:t>`,</w:t>
       </w:r>
     </w:p>
     <w:p>
@@ -3107,7 +3409,15 @@
         </w:rPr>
       </w:pPr>
       <w:r>
-        <w:t>`prix_unitaire`, @extra)</w:t>
+        <w:t>`</w:t>
+      </w:r>
+      <w:proofErr w:type="spellStart"/>
+      <w:r>
+        <w:t>prix_unitaire</w:t>
+      </w:r>
+      <w:proofErr w:type="spellEnd"/>
+      <w:r>
+        <w:t>`, @extra)</w:t>
       </w:r>
     </w:p>
     <w:p>
@@ -3122,12 +3432,26 @@
         <w:rPr>
           <w:rFonts w:eastAsiaTheme="minorEastAsia"/>
         </w:rPr>
-        <w:t xml:space="preserve"> SET produit_enfant_fk = NULLIF(@extra, '')</w:t>
-      </w:r>
+        <w:t xml:space="preserve"> SET </w:t>
+      </w:r>
+      <w:proofErr w:type="spellStart"/>
       <w:r>
         <w:rPr>
           <w:rFonts w:eastAsiaTheme="minorEastAsia"/>
         </w:rPr>
+        <w:t>produit_enfant_fk</w:t>
+      </w:r>
+      <w:proofErr w:type="spellEnd"/>
+      <w:r>
+        <w:rPr>
+          <w:rFonts w:eastAsiaTheme="minorEastAsia"/>
+        </w:rPr>
+        <w:t xml:space="preserve"> = NULLIF(@extra, '')</w:t>
+      </w:r>
+      <w:r>
+        <w:rPr>
+          <w:rFonts w:eastAsiaTheme="minorEastAsia"/>
+        </w:rPr>
         <w:t> ;</w:t>
       </w:r>
     </w:p>
@@ -3170,7 +3494,21 @@
         <w:rPr>
           <w:lang w:val="en-US"/>
         </w:rPr>
-        <w:t xml:space="preserve">LOAD DATA INFILE '/var/lib/mysql-files/t_paiement.tsv' </w:t>
+        <w:t>LOAD DATA INFILE '/var/lib/mysql-files/</w:t>
+      </w:r>
+      <w:proofErr w:type="spellStart"/>
+      <w:r>
+        <w:rPr>
+          <w:lang w:val="en-US"/>
+        </w:rPr>
+        <w:t>t_paiement.tsv</w:t>
+      </w:r>
+      <w:proofErr w:type="spellEnd"/>
+      <w:r>
+        <w:rPr>
+          <w:lang w:val="en-US"/>
+        </w:rPr>
+        <w:t xml:space="preserve">' </w:t>
       </w:r>
     </w:p>
     <w:p>
@@ -3186,8 +3524,16 @@
           <w:lang w:val="en-US"/>
         </w:rPr>
         <w:tab/>
-        <w:t>INTO TABLE t_paiement</w:t>
-      </w:r>
+        <w:t xml:space="preserve">INTO TABLE </w:t>
+      </w:r>
+      <w:proofErr w:type="spellStart"/>
+      <w:r>
+        <w:rPr>
+          <w:lang w:val="en-US"/>
+        </w:rPr>
+        <w:t>t_paiement</w:t>
+      </w:r>
+      <w:proofErr w:type="spellEnd"/>
     </w:p>
     <w:p>
       <w:pPr>
@@ -3243,7 +3589,23 @@
         <w:ind w:firstLine="708"/>
       </w:pPr>
       <w:r>
-        <w:t>(`paiement_id`, `commande_fk`, `mode`, `montant`, @mytimestamp)</w:t>
+        <w:t>(`</w:t>
+      </w:r>
+      <w:proofErr w:type="spellStart"/>
+      <w:r>
+        <w:t>paiement_id</w:t>
+      </w:r>
+      <w:proofErr w:type="spellEnd"/>
+      <w:r>
+        <w:t>`, `</w:t>
+      </w:r>
+      <w:proofErr w:type="spellStart"/>
+      <w:r>
+        <w:t>commande_fk</w:t>
+      </w:r>
+      <w:proofErr w:type="spellEnd"/>
+      <w:r>
+        <w:t>`, `mode`, `montant`, @mytimestamp)</w:t>
       </w:r>
     </w:p>
     <w:p>
@@ -3253,7 +3615,23 @@
         <w:ind w:firstLine="708"/>
       </w:pPr>
       <w:r>
-        <w:t>SET date_paiement =STR_TO_DATE(@mytimestamp, '%d.%m.%Y %H:%i');</w:t>
+        <w:t xml:space="preserve">SET </w:t>
+      </w:r>
+      <w:proofErr w:type="spellStart"/>
+      <w:r>
+        <w:t>date_paiement</w:t>
+      </w:r>
+      <w:proofErr w:type="spellEnd"/>
+      <w:r>
+        <w:t xml:space="preserve"> =STR_TO_DATE(@mytimestamp, '%</w:t>
+      </w:r>
+      <w:proofErr w:type="spellStart"/>
+      <w:r>
+        <w:t>d.%m.%Y</w:t>
+      </w:r>
+      <w:proofErr w:type="spellEnd"/>
+      <w:r>
+        <w:t xml:space="preserve"> %H:%i');</w:t>
       </w:r>
     </w:p>
     <w:p>
@@ -3281,7 +3659,15 @@
         <w:keepNext/>
       </w:pPr>
       <w:r>
-        <w:t xml:space="preserve">LOAD DATA INFILE '/var/lib/mysql-files/t_livraison.tsv' </w:t>
+        <w:t>LOAD DATA INFILE '/var/lib/mysql-files/</w:t>
+      </w:r>
+      <w:proofErr w:type="spellStart"/>
+      <w:r>
+        <w:t>t_livraison.tsv</w:t>
+      </w:r>
+      <w:proofErr w:type="spellEnd"/>
+      <w:r>
+        <w:t xml:space="preserve">' </w:t>
       </w:r>
     </w:p>
     <w:p>
@@ -3299,8 +3685,16 @@
         <w:rPr>
           <w:lang w:val="en-US"/>
         </w:rPr>
-        <w:t>INTO TABLE t_livraison</w:t>
-      </w:r>
+        <w:t xml:space="preserve">INTO TABLE </w:t>
+      </w:r>
+      <w:proofErr w:type="spellStart"/>
+      <w:r>
+        <w:rPr>
+          <w:lang w:val="en-US"/>
+        </w:rPr>
+        <w:t>t_livraison</w:t>
+      </w:r>
+      <w:proofErr w:type="spellEnd"/>
     </w:p>
     <w:p>
       <w:pPr>
@@ -3356,7 +3750,31 @@
         <w:ind w:firstLine="708"/>
       </w:pPr>
       <w:r>
-        <w:t>(`livraison_id`, `commande_fk`, `livreur_fk`, `statut`, @depart, @arrivee)</w:t>
+        <w:t>(`</w:t>
+      </w:r>
+      <w:proofErr w:type="spellStart"/>
+      <w:r>
+        <w:t>livraison_id</w:t>
+      </w:r>
+      <w:proofErr w:type="spellEnd"/>
+      <w:r>
+        <w:t>`, `</w:t>
+      </w:r>
+      <w:proofErr w:type="spellStart"/>
+      <w:r>
+        <w:t>commande_fk</w:t>
+      </w:r>
+      <w:proofErr w:type="spellEnd"/>
+      <w:r>
+        <w:t>`, `</w:t>
+      </w:r>
+      <w:proofErr w:type="spellStart"/>
+      <w:r>
+        <w:t>livreur_fk</w:t>
+      </w:r>
+      <w:proofErr w:type="spellEnd"/>
+      <w:r>
+        <w:t>`, `statut`, @depart, @arrivee)</w:t>
       </w:r>
     </w:p>
     <w:p>
@@ -3366,7 +3784,23 @@
         <w:ind w:left="708"/>
       </w:pPr>
       <w:r>
-        <w:t>SET heure_depart =STR_TO_DATE(@depart, '%d.%m.%Y %H:%i')</w:t>
+        <w:t xml:space="preserve">SET </w:t>
+      </w:r>
+      <w:proofErr w:type="spellStart"/>
+      <w:r>
+        <w:t>heure_depart</w:t>
+      </w:r>
+      <w:proofErr w:type="spellEnd"/>
+      <w:r>
+        <w:t xml:space="preserve"> =STR_TO_DATE(@depart, '%</w:t>
+      </w:r>
+      <w:proofErr w:type="spellStart"/>
+      <w:r>
+        <w:t>d.%m.%Y</w:t>
+      </w:r>
+      <w:proofErr w:type="spellEnd"/>
+      <w:r>
+        <w:t xml:space="preserve"> %H:%i')</w:t>
       </w:r>
     </w:p>
     <w:p>
@@ -3374,8 +3808,26 @@
         <w:keepNext/>
         <w:ind w:firstLine="708"/>
       </w:pPr>
-      <w:r>
-        <w:t>heure_arrivee =STR_TO_DATE(@arrivee, '%d.%m.%Y %H:%i');</w:t>
+      <w:proofErr w:type="spellStart"/>
+      <w:proofErr w:type="gramStart"/>
+      <w:r>
+        <w:t>heure</w:t>
+      </w:r>
+      <w:proofErr w:type="gramEnd"/>
+      <w:r>
+        <w:t>_arrivee</w:t>
+      </w:r>
+      <w:proofErr w:type="spellEnd"/>
+      <w:r>
+        <w:t xml:space="preserve"> =STR_TO_DATE(@arrivee, '%</w:t>
+      </w:r>
+      <w:proofErr w:type="spellStart"/>
+      <w:r>
+        <w:t>d.%m.%Y</w:t>
+      </w:r>
+      <w:proofErr w:type="spellEnd"/>
+      <w:r>
+        <w:t xml:space="preserve"> %H:%i');</w:t>
       </w:r>
     </w:p>
     <w:p/>
@@ -3422,8 +3874,15 @@
       </w:r>
     </w:p>
     <w:p>
-      <w:r>
-        <w:t xml:space="preserve">mysqldump </w:t>
+      <w:proofErr w:type="spellStart"/>
+      <w:proofErr w:type="gramStart"/>
+      <w:r>
+        <w:t>mysqldump</w:t>
+      </w:r>
+      <w:proofErr w:type="spellEnd"/>
+      <w:proofErr w:type="gramEnd"/>
+      <w:r>
+        <w:t xml:space="preserve"> </w:t>
       </w:r>
       <w:r>
         <w:t>-</w:t>
@@ -3434,24 +3893,54 @@
       <w:r>
         <w:t>-</w:t>
       </w:r>
+      <w:proofErr w:type="spellStart"/>
       <w:r>
         <w:t>proot</w:t>
       </w:r>
-      <w:r>
-        <w:t xml:space="preserve"> --add-drop-database </w:t>
+      <w:proofErr w:type="spellEnd"/>
+      <w:r>
+        <w:t xml:space="preserve"> --</w:t>
+      </w:r>
+      <w:proofErr w:type="spellStart"/>
+      <w:r>
+        <w:t>add</w:t>
+      </w:r>
+      <w:proofErr w:type="spellEnd"/>
+      <w:r>
+        <w:t xml:space="preserve">-drop-database </w:t>
       </w:r>
       <w:r>
         <w:t xml:space="preserve">--lock-all-tables </w:t>
       </w:r>
+      <w:proofErr w:type="spellStart"/>
       <w:r>
         <w:t>db_Thanoss_Pizza</w:t>
       </w:r>
+      <w:proofErr w:type="spellEnd"/>
       <w:r>
         <w:t xml:space="preserve"> &gt; /var/lib/mysql-files/</w:t>
       </w:r>
-      <w:r>
-        <w:t>fullBackup-db_Thanoss_Pizza-$(date +%d-%m-%Y).sql</w:t>
-      </w:r>
+      <w:proofErr w:type="spellStart"/>
+      <w:r>
+        <w:t>fullBackup</w:t>
+      </w:r>
+      <w:proofErr w:type="spellEnd"/>
+      <w:r>
+        <w:t>-</w:t>
+      </w:r>
+      <w:proofErr w:type="spellStart"/>
+      <w:r>
+        <w:t>db_Thanoss_Pizza</w:t>
+      </w:r>
+      <w:proofErr w:type="spellEnd"/>
+      <w:r>
+        <w:t>-$(date +%d-%m-%Y).</w:t>
+      </w:r>
+      <w:proofErr w:type="spellStart"/>
+      <w:r>
+        <w:t>sql</w:t>
+      </w:r>
+      <w:proofErr w:type="spellEnd"/>
     </w:p>
     <w:p>
       <w:pPr>
@@ -3498,133 +3987,298 @@
         <w:pStyle w:val="Sansinterligne"/>
       </w:pPr>
       <w:r>
-        <w:t>-- t_client</w:t>
-      </w:r>
-    </w:p>
-    <w:p>
-      <w:pPr>
-        <w:pStyle w:val="Sansinterligne"/>
-      </w:pPr>
-      <w:r>
-        <w:t xml:space="preserve">ALTER TABLE t_client ADD COLUMN derniere_modification TIMESTAMP DEFAULT CURRENT_TIMESTAMP ON UPDATE CURRENT_TIMESTAMP; </w:t>
-      </w:r>
-    </w:p>
-    <w:p>
-      <w:pPr>
-        <w:pStyle w:val="Sansinterligne"/>
-      </w:pPr>
-      <w:r>
-        <w:t>-- t_paiement</w:t>
-      </w:r>
-    </w:p>
-    <w:p>
-      <w:pPr>
-        <w:pStyle w:val="Sansinterligne"/>
-      </w:pPr>
-      <w:r>
-        <w:t xml:space="preserve">ALTER TABLE t_paiement ADD COLUMN derniere_modification TIMESTAMP DEFAULT CURRENT_TIMESTAMP ON UPDATE CURRENT_TIMESTAMP; </w:t>
-      </w:r>
-    </w:p>
-    <w:p>
-      <w:pPr>
-        <w:pStyle w:val="Sansinterligne"/>
-      </w:pPr>
-      <w:r>
-        <w:t>-- t_adresse</w:t>
-      </w:r>
-    </w:p>
-    <w:p>
-      <w:pPr>
-        <w:pStyle w:val="Sansinterligne"/>
-      </w:pPr>
-      <w:r>
-        <w:t xml:space="preserve">ALTER TABLE t_adresse ADD COLUMN derniere_modification TIMESTAMP DEFAULT CURRENT_TIMESTAMP ON UPDATE CURRENT_TIMESTAMP; </w:t>
-      </w:r>
-    </w:p>
-    <w:p>
-      <w:pPr>
-        <w:pStyle w:val="Sansinterligne"/>
-      </w:pPr>
-      <w:r>
-        <w:t>-- t_commande</w:t>
-      </w:r>
-    </w:p>
-    <w:p>
-      <w:pPr>
-        <w:pStyle w:val="Sansinterligne"/>
-      </w:pPr>
-      <w:r>
-        <w:t xml:space="preserve">ALTER TABLE t_commande ADD COLUMN derniere_modification TIMESTAMP DEFAULT CURRENT_TIMESTAMP ON UPDATE CURRENT_TIMESTAMP; </w:t>
-      </w:r>
-    </w:p>
-    <w:p>
-      <w:pPr>
-        <w:pStyle w:val="Sansinterligne"/>
-      </w:pPr>
-      <w:r>
-        <w:t>-- t_ligne_de_commande</w:t>
-      </w:r>
-    </w:p>
-    <w:p>
-      <w:pPr>
-        <w:pStyle w:val="Sansinterligne"/>
-      </w:pPr>
-      <w:r>
-        <w:t xml:space="preserve">ALTER TABLE t_ligne_de_commande ADD COLUMN derniere_modification TIMESTAMP DEFAULT CURRENT_TIMESTAMP ON UPDATE CURRENT_TIMESTAMP; </w:t>
-      </w:r>
-    </w:p>
-    <w:p>
-      <w:pPr>
-        <w:pStyle w:val="Sansinterligne"/>
-      </w:pPr>
-      <w:r>
-        <w:t>-- t_produit</w:t>
-      </w:r>
-    </w:p>
-    <w:p>
-      <w:pPr>
-        <w:pStyle w:val="Sansinterligne"/>
-      </w:pPr>
-      <w:r>
-        <w:t>ALTER TABLE t_</w:t>
+        <w:t xml:space="preserve">-- </w:t>
+      </w:r>
+      <w:proofErr w:type="spellStart"/>
+      <w:r>
+        <w:t>t_client</w:t>
+      </w:r>
+      <w:proofErr w:type="spellEnd"/>
+    </w:p>
+    <w:p>
+      <w:pPr>
+        <w:pStyle w:val="Sansinterligne"/>
+      </w:pPr>
+      <w:r>
+        <w:t xml:space="preserve">ALTER TABLE </w:t>
+      </w:r>
+      <w:proofErr w:type="spellStart"/>
+      <w:r>
+        <w:t>t_client</w:t>
+      </w:r>
+      <w:proofErr w:type="spellEnd"/>
+      <w:r>
+        <w:t xml:space="preserve"> ADD COLUMN </w:t>
+      </w:r>
+      <w:proofErr w:type="spellStart"/>
+      <w:r>
+        <w:t>derniere_modification</w:t>
+      </w:r>
+      <w:proofErr w:type="spellEnd"/>
+      <w:r>
+        <w:t xml:space="preserve"> TIMESTAMP DEFAULT CURRENT_TIMESTAMP ON UPDATE CURRENT_TIMESTAMP; </w:t>
+      </w:r>
+    </w:p>
+    <w:p>
+      <w:pPr>
+        <w:pStyle w:val="Sansinterligne"/>
+      </w:pPr>
+      <w:r>
+        <w:t xml:space="preserve">-- </w:t>
+      </w:r>
+      <w:proofErr w:type="spellStart"/>
+      <w:r>
+        <w:t>t_paiement</w:t>
+      </w:r>
+      <w:proofErr w:type="spellEnd"/>
+    </w:p>
+    <w:p>
+      <w:pPr>
+        <w:pStyle w:val="Sansinterligne"/>
+      </w:pPr>
+      <w:r>
+        <w:t xml:space="preserve">ALTER TABLE </w:t>
+      </w:r>
+      <w:proofErr w:type="spellStart"/>
+      <w:r>
+        <w:t>t_paiement</w:t>
+      </w:r>
+      <w:proofErr w:type="spellEnd"/>
+      <w:r>
+        <w:t xml:space="preserve"> ADD COLUMN </w:t>
+      </w:r>
+      <w:proofErr w:type="spellStart"/>
+      <w:r>
+        <w:t>derniere_modification</w:t>
+      </w:r>
+      <w:proofErr w:type="spellEnd"/>
+      <w:r>
+        <w:t xml:space="preserve"> TIMESTAMP DEFAULT CURRENT_TIMESTAMP ON UPDATE CURRENT_TIMESTAMP; </w:t>
+      </w:r>
+    </w:p>
+    <w:p>
+      <w:pPr>
+        <w:pStyle w:val="Sansinterligne"/>
+      </w:pPr>
+      <w:r>
+        <w:t xml:space="preserve">-- </w:t>
+      </w:r>
+      <w:proofErr w:type="spellStart"/>
+      <w:r>
+        <w:t>t_adresse</w:t>
+      </w:r>
+      <w:proofErr w:type="spellEnd"/>
+    </w:p>
+    <w:p>
+      <w:pPr>
+        <w:pStyle w:val="Sansinterligne"/>
+      </w:pPr>
+      <w:r>
+        <w:t xml:space="preserve">ALTER TABLE </w:t>
+      </w:r>
+      <w:proofErr w:type="spellStart"/>
+      <w:r>
+        <w:t>t_adresse</w:t>
+      </w:r>
+      <w:proofErr w:type="spellEnd"/>
+      <w:r>
+        <w:t xml:space="preserve"> ADD COLUMN </w:t>
+      </w:r>
+      <w:proofErr w:type="spellStart"/>
+      <w:r>
+        <w:t>derniere_modification</w:t>
+      </w:r>
+      <w:proofErr w:type="spellEnd"/>
+      <w:r>
+        <w:t xml:space="preserve"> TIMESTAMP DEFAULT CURRENT_TIMESTAMP ON UPDATE CURRENT_TIMESTAMP; </w:t>
+      </w:r>
+    </w:p>
+    <w:p>
+      <w:pPr>
+        <w:pStyle w:val="Sansinterligne"/>
+      </w:pPr>
+      <w:r>
+        <w:t xml:space="preserve">-- </w:t>
+      </w:r>
+      <w:proofErr w:type="spellStart"/>
+      <w:r>
+        <w:t>t_commande</w:t>
+      </w:r>
+      <w:proofErr w:type="spellEnd"/>
+    </w:p>
+    <w:p>
+      <w:pPr>
+        <w:pStyle w:val="Sansinterligne"/>
+      </w:pPr>
+      <w:r>
+        <w:t xml:space="preserve">ALTER TABLE </w:t>
+      </w:r>
+      <w:proofErr w:type="spellStart"/>
+      <w:r>
+        <w:t>t_commande</w:t>
+      </w:r>
+      <w:proofErr w:type="spellEnd"/>
+      <w:r>
+        <w:t xml:space="preserve"> ADD COLUMN </w:t>
+      </w:r>
+      <w:proofErr w:type="spellStart"/>
+      <w:r>
+        <w:t>derniere_modification</w:t>
+      </w:r>
+      <w:proofErr w:type="spellEnd"/>
+      <w:r>
+        <w:t xml:space="preserve"> TIMESTAMP DEFAULT CURRENT_TIMESTAMP ON UPDATE CURRENT_TIMESTAMP; </w:t>
+      </w:r>
+    </w:p>
+    <w:p>
+      <w:pPr>
+        <w:pStyle w:val="Sansinterligne"/>
+      </w:pPr>
+      <w:r>
+        <w:t xml:space="preserve">-- </w:t>
+      </w:r>
+      <w:proofErr w:type="spellStart"/>
+      <w:r>
+        <w:t>t_ligne_de_commande</w:t>
+      </w:r>
+      <w:proofErr w:type="spellEnd"/>
+    </w:p>
+    <w:p>
+      <w:pPr>
+        <w:pStyle w:val="Sansinterligne"/>
+      </w:pPr>
+      <w:r>
+        <w:t xml:space="preserve">ALTER TABLE </w:t>
+      </w:r>
+      <w:proofErr w:type="spellStart"/>
+      <w:r>
+        <w:t>t_ligne_de_commande</w:t>
+      </w:r>
+      <w:proofErr w:type="spellEnd"/>
+      <w:r>
+        <w:t xml:space="preserve"> ADD COLUMN </w:t>
+      </w:r>
+      <w:proofErr w:type="spellStart"/>
+      <w:r>
+        <w:t>derniere_modification</w:t>
+      </w:r>
+      <w:proofErr w:type="spellEnd"/>
+      <w:r>
+        <w:t xml:space="preserve"> TIMESTAMP DEFAULT CURRENT_TIMESTAMP ON UPDATE CURRENT_TIMESTAMP; </w:t>
+      </w:r>
+    </w:p>
+    <w:p>
+      <w:pPr>
+        <w:pStyle w:val="Sansinterligne"/>
+      </w:pPr>
+      <w:r>
+        <w:t xml:space="preserve">-- </w:t>
+      </w:r>
+      <w:proofErr w:type="spellStart"/>
+      <w:r>
+        <w:t>t_produit</w:t>
+      </w:r>
+      <w:proofErr w:type="spellEnd"/>
+    </w:p>
+    <w:p>
+      <w:pPr>
+        <w:pStyle w:val="Sansinterligne"/>
+      </w:pPr>
+      <w:r>
+        <w:t xml:space="preserve">ALTER TABLE </w:t>
+      </w:r>
+      <w:proofErr w:type="spellStart"/>
+      <w:r>
+        <w:t>t_</w:t>
       </w:r>
       <w:r>
         <w:t>produit</w:t>
       </w:r>
-      <w:r>
-        <w:t xml:space="preserve"> ADD COLUMN derniere_modification TIMESTAMP DEFAULT CURRENT_TIMESTAMP ON UPDATE CURRENT_TIMESTAMP; </w:t>
-      </w:r>
-    </w:p>
-    <w:p>
-      <w:pPr>
-        <w:pStyle w:val="Sansinterligne"/>
-      </w:pPr>
-      <w:r>
-        <w:t>-- t_livraison</w:t>
-      </w:r>
-    </w:p>
-    <w:p>
-      <w:pPr>
-        <w:pStyle w:val="Sansinterligne"/>
-      </w:pPr>
-      <w:r>
-        <w:t xml:space="preserve">ALTER TABLE t_livraison ADD COLUMN derniere_modification TIMESTAMP DEFAULT CURRENT_TIMESTAMP ON UPDATE CURRENT_TIMESTAMP; </w:t>
-      </w:r>
-    </w:p>
-    <w:p>
-      <w:pPr>
-        <w:pStyle w:val="Sansinterligne"/>
-      </w:pPr>
-      <w:r>
-        <w:t>-- t_livreur</w:t>
-      </w:r>
-    </w:p>
-    <w:p>
-      <w:pPr>
-        <w:pStyle w:val="Sansinterligne"/>
-      </w:pPr>
-      <w:r>
-        <w:t>ALTER TABLE t_livreur ADD COLUMN derniere_modification TIMESTAMP DEFAULT CURRENT_TIMESTAMP ON UPDATE CURRENT_TIMESTAMP;</w:t>
+      <w:proofErr w:type="spellEnd"/>
+      <w:r>
+        <w:t xml:space="preserve"> ADD COLUMN </w:t>
+      </w:r>
+      <w:proofErr w:type="spellStart"/>
+      <w:r>
+        <w:t>derniere_modification</w:t>
+      </w:r>
+      <w:proofErr w:type="spellEnd"/>
+      <w:r>
+        <w:t xml:space="preserve"> TIMESTAMP DEFAULT CURRENT_TIMESTAMP ON UPDATE CURRENT_TIMESTAMP; </w:t>
+      </w:r>
+    </w:p>
+    <w:p>
+      <w:pPr>
+        <w:pStyle w:val="Sansinterligne"/>
+      </w:pPr>
+      <w:r>
+        <w:t xml:space="preserve">-- </w:t>
+      </w:r>
+      <w:proofErr w:type="spellStart"/>
+      <w:r>
+        <w:t>t_livraison</w:t>
+      </w:r>
+      <w:proofErr w:type="spellEnd"/>
+    </w:p>
+    <w:p>
+      <w:pPr>
+        <w:pStyle w:val="Sansinterligne"/>
+      </w:pPr>
+      <w:r>
+        <w:t xml:space="preserve">ALTER TABLE </w:t>
+      </w:r>
+      <w:proofErr w:type="spellStart"/>
+      <w:r>
+        <w:t>t_livraison</w:t>
+      </w:r>
+      <w:proofErr w:type="spellEnd"/>
+      <w:r>
+        <w:t xml:space="preserve"> ADD COLUMN </w:t>
+      </w:r>
+      <w:proofErr w:type="spellStart"/>
+      <w:r>
+        <w:t>derniere_modification</w:t>
+      </w:r>
+      <w:proofErr w:type="spellEnd"/>
+      <w:r>
+        <w:t xml:space="preserve"> TIMESTAMP DEFAULT CURRENT_TIMESTAMP ON UPDATE CURRENT_TIMESTAMP; </w:t>
+      </w:r>
+    </w:p>
+    <w:p>
+      <w:pPr>
+        <w:pStyle w:val="Sansinterligne"/>
+      </w:pPr>
+      <w:r>
+        <w:t xml:space="preserve">-- </w:t>
+      </w:r>
+      <w:proofErr w:type="spellStart"/>
+      <w:r>
+        <w:t>t_livreur</w:t>
+      </w:r>
+      <w:proofErr w:type="spellEnd"/>
+    </w:p>
+    <w:p>
+      <w:pPr>
+        <w:pStyle w:val="Sansinterligne"/>
+      </w:pPr>
+      <w:r>
+        <w:t xml:space="preserve">ALTER TABLE </w:t>
+      </w:r>
+      <w:proofErr w:type="spellStart"/>
+      <w:r>
+        <w:t>t_livreur</w:t>
+      </w:r>
+      <w:proofErr w:type="spellEnd"/>
+      <w:r>
+        <w:t xml:space="preserve"> ADD COLUMN </w:t>
+      </w:r>
+      <w:proofErr w:type="spellStart"/>
+      <w:r>
+        <w:t>derniere_modification</w:t>
+      </w:r>
+      <w:proofErr w:type="spellEnd"/>
+      <w:r>
+        <w:t xml:space="preserve"> TIMESTAMP DEFAULT CURRENT_TIMESTAMP ON UPDATE CURRENT_TIMESTAMP;</w:t>
       </w:r>
     </w:p>
     <w:p/>
@@ -3638,42 +4292,289 @@
         <w:pStyle w:val="Sansinterligne"/>
       </w:pPr>
       <w:bookmarkStart w:id="6" w:name="_Toc212816644"/>
-      <w:r>
-        <w:t xml:space="preserve">mysqldump -u </w:t>
+      <w:proofErr w:type="spellStart"/>
+      <w:proofErr w:type="gramStart"/>
+      <w:r>
+        <w:t>mysqldump</w:t>
+      </w:r>
+      <w:proofErr w:type="spellEnd"/>
+      <w:proofErr w:type="gramEnd"/>
+      <w:r>
+        <w:t xml:space="preserve"> -u </w:t>
       </w:r>
       <w:r>
         <w:t>root</w:t>
       </w:r>
       <w:r>
-        <w:t xml:space="preserve"> -p</w:t>
+        <w:t xml:space="preserve"> -</w:t>
+      </w:r>
+      <w:proofErr w:type="spellStart"/>
+      <w:r>
+        <w:t>p</w:t>
       </w:r>
       <w:r>
         <w:t>root</w:t>
       </w:r>
+      <w:proofErr w:type="spellEnd"/>
       <w:r>
         <w:t xml:space="preserve"> </w:t>
       </w:r>
+      <w:proofErr w:type="spellStart"/>
       <w:r>
         <w:t>db_Thanoss_Pizza</w:t>
       </w:r>
-      <w:r>
-        <w:t xml:space="preserve"> --no-create-db --no-createinfo -</w:t>
-      </w:r>
+      <w:proofErr w:type="spellEnd"/>
+      <w:r>
+        <w:t xml:space="preserve"> --no-</w:t>
+      </w:r>
+      <w:proofErr w:type="spellStart"/>
+      <w:r>
+        <w:t>create</w:t>
+      </w:r>
+      <w:proofErr w:type="spellEnd"/>
       <w:r>
         <w:t>-</w:t>
       </w:r>
-      <w:r>
-        <w:t>where="derniere_modification &gt; '2025-10-10 00:00:00'" &gt; /var/lib/mysql-files/</w:t>
-      </w:r>
+      <w:proofErr w:type="spellStart"/>
+      <w:r>
+        <w:t>db</w:t>
+      </w:r>
+      <w:proofErr w:type="spellEnd"/>
+      <w:r>
+        <w:t xml:space="preserve"> --no-</w:t>
+      </w:r>
+      <w:proofErr w:type="spellStart"/>
+      <w:r>
+        <w:t>create</w:t>
+      </w:r>
+      <w:proofErr w:type="spellEnd"/>
+      <w:r>
+        <w:t>-</w:t>
+      </w:r>
+      <w:r>
+        <w:t>info -</w:t>
+      </w:r>
+      <w:r>
+        <w:t>-</w:t>
+      </w:r>
+      <w:proofErr w:type="spellStart"/>
+      <w:r>
+        <w:t>where</w:t>
+      </w:r>
+      <w:proofErr w:type="spellEnd"/>
+      <w:r>
+        <w:t>="</w:t>
+      </w:r>
+      <w:proofErr w:type="spellStart"/>
+      <w:r>
+        <w:t>derniere_modification</w:t>
+      </w:r>
+      <w:proofErr w:type="spellEnd"/>
+      <w:r>
+        <w:t xml:space="preserve"> &gt; '2025-10-10 00:00:00'" &gt; /var/lib/mysql-files/</w:t>
+      </w:r>
+      <w:proofErr w:type="spellStart"/>
+      <w:r>
+        <w:t>differential</w:t>
+      </w:r>
+      <w:r>
+        <w:t>Backup</w:t>
+      </w:r>
+      <w:proofErr w:type="spellEnd"/>
+      <w:r>
+        <w:t>-</w:t>
+      </w:r>
+      <w:proofErr w:type="spellStart"/>
+      <w:r>
+        <w:t>db_Thanoss_Pizza</w:t>
+      </w:r>
+      <w:proofErr w:type="spellEnd"/>
+      <w:r>
+        <w:t>-$(date +%d-%m-%Y).</w:t>
+      </w:r>
+      <w:proofErr w:type="spellStart"/>
+      <w:r>
+        <w:t>sql</w:t>
+      </w:r>
+      <w:proofErr w:type="spellEnd"/>
+    </w:p>
+    <w:p>
+      <w:pPr>
+        <w:pStyle w:val="Sansinterligne"/>
+      </w:pPr>
+    </w:p>
+    <w:p>
+      <w:pPr>
+        <w:pStyle w:val="Titre3"/>
+      </w:pPr>
+      <w:r>
+        <w:t>Restauration</w:t>
+      </w:r>
+    </w:p>
+    <w:p>
+      <w:r>
+        <w:t>Afin de restaurer la database, nous allons tout simplement restaurer la sauvegarde complète, puis la dernière sauvegarde différentielle si nécessaire. Voici le procédé.</w:t>
+      </w:r>
+    </w:p>
+    <w:p>
+      <w:pPr>
+        <w:pStyle w:val="Sansinterligne"/>
+      </w:pPr>
+      <w:r>
+        <w:t>-- sauvegarde complète</w:t>
+      </w:r>
+    </w:p>
+    <w:p>
+      <w:pPr>
+        <w:pStyle w:val="Sansinterligne"/>
+      </w:pPr>
+      <w:proofErr w:type="gramStart"/>
+      <w:r>
+        <w:lastRenderedPageBreak/>
+        <w:t>mysql</w:t>
+      </w:r>
+      <w:proofErr w:type="gramEnd"/>
+      <w:r>
+        <w:t xml:space="preserve"> -u root -</w:t>
+      </w:r>
+      <w:proofErr w:type="spellStart"/>
+      <w:r>
+        <w:t>proot</w:t>
+      </w:r>
+      <w:proofErr w:type="spellEnd"/>
       <w:r>
         <w:t xml:space="preserve"> </w:t>
       </w:r>
-      <w:r>
-        <w:t>differential</w:t>
-      </w:r>
-      <w:r>
-        <w:t>Backup-db_Thanoss_Pizza-$(date +%d-%m-%Y).sql</w:t>
-      </w:r>
+      <w:proofErr w:type="spellStart"/>
+      <w:r>
+        <w:t>db_Thanoss_Pizza</w:t>
+      </w:r>
+      <w:proofErr w:type="spellEnd"/>
+      <w:r>
+        <w:t xml:space="preserve"> &lt; /var/lib/mysql-files/</w:t>
+      </w:r>
+      <w:r>
+        <w:t xml:space="preserve"> </w:t>
+      </w:r>
+      <w:proofErr w:type="spellStart"/>
+      <w:r>
+        <w:t>fullBackup-db_Thanoss_Pizza</w:t>
+      </w:r>
+      <w:proofErr w:type="spellEnd"/>
+      <w:r>
+        <w:rPr>
+          <w:i/>
+          <w:iCs/>
+        </w:rPr>
+        <w:t>-</w:t>
+      </w:r>
+      <w:r>
+        <w:rPr>
+          <w:i/>
+          <w:iCs/>
+        </w:rPr>
+        <w:t>[la date].</w:t>
+      </w:r>
+      <w:proofErr w:type="spellStart"/>
+      <w:r>
+        <w:t>sql</w:t>
+      </w:r>
+      <w:proofErr w:type="spellEnd"/>
+    </w:p>
+    <w:p>
+      <w:pPr>
+        <w:pStyle w:val="Sansinterligne"/>
+      </w:pPr>
+      <w:r>
+        <w:t>-- backup différentielle</w:t>
+      </w:r>
+    </w:p>
+    <w:p>
+      <w:pPr>
+        <w:pStyle w:val="Sansinterligne"/>
+      </w:pPr>
+      <w:proofErr w:type="gramStart"/>
+      <w:r>
+        <w:t>mysql</w:t>
+      </w:r>
+      <w:proofErr w:type="gramEnd"/>
+      <w:r>
+        <w:t xml:space="preserve"> -u </w:t>
+      </w:r>
+      <w:r>
+        <w:t>root</w:t>
+      </w:r>
+      <w:r>
+        <w:t xml:space="preserve"> -</w:t>
+      </w:r>
+      <w:proofErr w:type="spellStart"/>
+      <w:r>
+        <w:t>p</w:t>
+      </w:r>
+      <w:r>
+        <w:t>root</w:t>
+      </w:r>
+      <w:proofErr w:type="spellEnd"/>
+      <w:r>
+        <w:t xml:space="preserve"> </w:t>
+      </w:r>
+      <w:proofErr w:type="spellStart"/>
+      <w:r>
+        <w:t>db_Thanoss_Pizza</w:t>
+      </w:r>
+      <w:proofErr w:type="spellEnd"/>
+      <w:r>
+        <w:t xml:space="preserve"> &lt; </w:t>
+      </w:r>
+      <w:r>
+        <w:t>/var/lib/mysql-files/</w:t>
+      </w:r>
+      <w:proofErr w:type="spellStart"/>
+      <w:r>
+        <w:t>differentialBackup-db_Thanoss_Pizza</w:t>
+      </w:r>
+      <w:proofErr w:type="spellEnd"/>
+      <w:r>
+        <w:rPr>
+          <w:i/>
+          <w:iCs/>
+        </w:rPr>
+        <w:t>-</w:t>
+      </w:r>
+      <w:r>
+        <w:rPr>
+          <w:i/>
+          <w:iCs/>
+        </w:rPr>
+        <w:t>[la date]</w:t>
+      </w:r>
+      <w:r>
+        <w:rPr>
+          <w:i/>
+          <w:iCs/>
+        </w:rPr>
+        <w:t>.</w:t>
+      </w:r>
+      <w:proofErr w:type="spellStart"/>
+      <w:r>
+        <w:t>sql</w:t>
+      </w:r>
+      <w:proofErr w:type="spellEnd"/>
+    </w:p>
+    <w:p>
+      <w:pPr>
+        <w:pStyle w:val="Sansinterligne"/>
+      </w:pPr>
+    </w:p>
+    <w:p>
+      <w:pPr>
+        <w:pStyle w:val="Sansinterligne"/>
+      </w:pPr>
+    </w:p>
+    <w:p>
+      <w:pPr>
+        <w:pStyle w:val="Sansinterligne"/>
+      </w:pPr>
     </w:p>
     <w:p>
       <w:pPr>
@@ -3701,16 +4602,60 @@
     </w:p>
     <w:p>
       <w:r>
-        <w:t>Afficher les dix pizzas les plus vendues (sans les toppings), triés par quantités totales décroissantes. Vous devez afficher le nom et les quantités.</w:t>
-      </w:r>
-    </w:p>
-    <w:p>
-      <w:pPr>
-        <w:pStyle w:val="Sansinterligne"/>
-      </w:pPr>
-      <w:r>
-        <w:lastRenderedPageBreak/>
-        <w:t xml:space="preserve">select nom, count(produit_fk) as quantite_vendue from t_ligne_de_commande </w:t>
+        <w:t xml:space="preserve">Afficher les dix pizzas les plus vendues (sans les </w:t>
+      </w:r>
+      <w:proofErr w:type="spellStart"/>
+      <w:r>
+        <w:t>toppings</w:t>
+      </w:r>
+      <w:proofErr w:type="spellEnd"/>
+      <w:r>
+        <w:t>), triés par quantités totales décroissantes. Vous devez afficher le nom et les quantités.</w:t>
+      </w:r>
+    </w:p>
+    <w:p>
+      <w:pPr>
+        <w:pStyle w:val="Sansinterligne"/>
+      </w:pPr>
+      <w:proofErr w:type="gramStart"/>
+      <w:r>
+        <w:t>select</w:t>
+      </w:r>
+      <w:proofErr w:type="gramEnd"/>
+      <w:r>
+        <w:t xml:space="preserve"> nom, count(</w:t>
+      </w:r>
+      <w:proofErr w:type="spellStart"/>
+      <w:r>
+        <w:t>produit_fk</w:t>
+      </w:r>
+      <w:proofErr w:type="spellEnd"/>
+      <w:r>
+        <w:t xml:space="preserve">) as </w:t>
+      </w:r>
+      <w:proofErr w:type="spellStart"/>
+      <w:r>
+        <w:t>quantite_vendue</w:t>
+      </w:r>
+      <w:proofErr w:type="spellEnd"/>
+      <w:r>
+        <w:t xml:space="preserve"> </w:t>
+      </w:r>
+      <w:proofErr w:type="spellStart"/>
+      <w:r>
+        <w:t>from</w:t>
+      </w:r>
+      <w:proofErr w:type="spellEnd"/>
+      <w:r>
+        <w:t xml:space="preserve"> </w:t>
+      </w:r>
+      <w:proofErr w:type="spellStart"/>
+      <w:r>
+        <w:t>t_ligne_de_commande</w:t>
+      </w:r>
+      <w:proofErr w:type="spellEnd"/>
+      <w:r>
+        <w:t xml:space="preserve"> </w:t>
       </w:r>
     </w:p>
     <w:p>
@@ -3718,8 +4663,39 @@
         <w:pStyle w:val="Sansinterligne"/>
         <w:ind w:firstLine="708"/>
       </w:pPr>
-      <w:r>
-        <w:t xml:space="preserve">join t_produit on produit_id = produit_fk </w:t>
+      <w:proofErr w:type="spellStart"/>
+      <w:proofErr w:type="gramStart"/>
+      <w:r>
+        <w:t>join</w:t>
+      </w:r>
+      <w:proofErr w:type="spellEnd"/>
+      <w:proofErr w:type="gramEnd"/>
+      <w:r>
+        <w:t xml:space="preserve"> </w:t>
+      </w:r>
+      <w:proofErr w:type="spellStart"/>
+      <w:r>
+        <w:t>t_produit</w:t>
+      </w:r>
+      <w:proofErr w:type="spellEnd"/>
+      <w:r>
+        <w:t xml:space="preserve"> on </w:t>
+      </w:r>
+      <w:proofErr w:type="spellStart"/>
+      <w:r>
+        <w:t>produit_id</w:t>
+      </w:r>
+      <w:proofErr w:type="spellEnd"/>
+      <w:r>
+        <w:t xml:space="preserve"> = </w:t>
+      </w:r>
+      <w:proofErr w:type="spellStart"/>
+      <w:r>
+        <w:t>produit_fk</w:t>
+      </w:r>
+      <w:proofErr w:type="spellEnd"/>
+      <w:r>
+        <w:t xml:space="preserve"> </w:t>
       </w:r>
     </w:p>
     <w:p>
@@ -3730,11 +4706,19 @@
           <w:lang w:val="en-US"/>
         </w:rPr>
       </w:pPr>
-      <w:r>
-        <w:rPr>
-          <w:lang w:val="en-US"/>
-        </w:rPr>
-        <w:t xml:space="preserve">where type LIKE 'pizza' </w:t>
+      <w:proofErr w:type="gramStart"/>
+      <w:r>
+        <w:rPr>
+          <w:lang w:val="en-US"/>
+        </w:rPr>
+        <w:t>where</w:t>
+      </w:r>
+      <w:proofErr w:type="gramEnd"/>
+      <w:r>
+        <w:rPr>
+          <w:lang w:val="en-US"/>
+        </w:rPr>
+        <w:t xml:space="preserve"> type LIKE 'pizza' </w:t>
       </w:r>
     </w:p>
     <w:p>
@@ -3757,8 +4741,31 @@
         <w:pStyle w:val="Sansinterligne"/>
         <w:ind w:left="708"/>
       </w:pPr>
-      <w:r>
-        <w:t xml:space="preserve">order by quantite_vendue desc </w:t>
+      <w:proofErr w:type="spellStart"/>
+      <w:proofErr w:type="gramStart"/>
+      <w:r>
+        <w:t>order</w:t>
+      </w:r>
+      <w:proofErr w:type="spellEnd"/>
+      <w:proofErr w:type="gramEnd"/>
+      <w:r>
+        <w:t xml:space="preserve"> by </w:t>
+      </w:r>
+      <w:proofErr w:type="spellStart"/>
+      <w:r>
+        <w:t>quantite_vendue</w:t>
+      </w:r>
+      <w:proofErr w:type="spellEnd"/>
+      <w:r>
+        <w:t xml:space="preserve"> </w:t>
+      </w:r>
+      <w:proofErr w:type="spellStart"/>
+      <w:r>
+        <w:t>desc</w:t>
+      </w:r>
+      <w:proofErr w:type="spellEnd"/>
+      <w:r>
+        <w:t xml:space="preserve"> </w:t>
       </w:r>
     </w:p>
     <w:p>
@@ -3766,8 +4773,15 @@
         <w:pStyle w:val="Sansinterligne"/>
         <w:ind w:left="708"/>
       </w:pPr>
-      <w:r>
-        <w:t>limit 10;</w:t>
+      <w:proofErr w:type="spellStart"/>
+      <w:proofErr w:type="gramStart"/>
+      <w:r>
+        <w:t>limit</w:t>
+      </w:r>
+      <w:proofErr w:type="spellEnd"/>
+      <w:proofErr w:type="gramEnd"/>
+      <w:r>
+        <w:t xml:space="preserve"> 10;</w:t>
       </w:r>
     </w:p>
     <w:p/>
@@ -3783,16 +4797,58 @@
     </w:p>
     <w:p>
       <w:r>
-        <w:t>Afficher les toppings les plus ajoutés. Le résultat doit être ordonné par le nombre de toppings de manière décroissante. Vous devez afficher le nom et le nombre.</w:t>
-      </w:r>
-    </w:p>
-    <w:p>
-      <w:pPr>
-        <w:pStyle w:val="Sansinterligne"/>
-      </w:pPr>
-      <w:r>
-        <w:t>select nom, count(produit_enfant_fk) as nombre from t_ligne_de_commande</w:t>
-      </w:r>
+        <w:t xml:space="preserve">Afficher les </w:t>
+      </w:r>
+      <w:proofErr w:type="spellStart"/>
+      <w:r>
+        <w:t>toppings</w:t>
+      </w:r>
+      <w:proofErr w:type="spellEnd"/>
+      <w:r>
+        <w:t xml:space="preserve"> les plus ajoutés. Le résultat doit être ordonné par le nombre de </w:t>
+      </w:r>
+      <w:proofErr w:type="spellStart"/>
+      <w:r>
+        <w:t>toppings</w:t>
+      </w:r>
+      <w:proofErr w:type="spellEnd"/>
+      <w:r>
+        <w:t xml:space="preserve"> de manière décroissante. Vous devez afficher le nom et le nombre.</w:t>
+      </w:r>
+    </w:p>
+    <w:p>
+      <w:pPr>
+        <w:pStyle w:val="Sansinterligne"/>
+      </w:pPr>
+      <w:proofErr w:type="gramStart"/>
+      <w:r>
+        <w:t>select</w:t>
+      </w:r>
+      <w:proofErr w:type="gramEnd"/>
+      <w:r>
+        <w:t xml:space="preserve"> nom, count(</w:t>
+      </w:r>
+      <w:proofErr w:type="spellStart"/>
+      <w:r>
+        <w:t>produit_enfant_fk</w:t>
+      </w:r>
+      <w:proofErr w:type="spellEnd"/>
+      <w:r>
+        <w:t xml:space="preserve">) as nombre </w:t>
+      </w:r>
+      <w:proofErr w:type="spellStart"/>
+      <w:r>
+        <w:t>from</w:t>
+      </w:r>
+      <w:proofErr w:type="spellEnd"/>
+      <w:r>
+        <w:t xml:space="preserve"> </w:t>
+      </w:r>
+      <w:proofErr w:type="spellStart"/>
+      <w:r>
+        <w:t>t_ligne_de_commande</w:t>
+      </w:r>
+      <w:proofErr w:type="spellEnd"/>
     </w:p>
     <w:p>
       <w:pPr>
@@ -3800,8 +4856,38 @@
       </w:pPr>
       <w:r>
         <w:tab/>
-        <w:t>join t_produit on produit_id = produit_fk</w:t>
-      </w:r>
+      </w:r>
+      <w:proofErr w:type="spellStart"/>
+      <w:proofErr w:type="gramStart"/>
+      <w:r>
+        <w:t>join</w:t>
+      </w:r>
+      <w:proofErr w:type="spellEnd"/>
+      <w:proofErr w:type="gramEnd"/>
+      <w:r>
+        <w:t xml:space="preserve"> </w:t>
+      </w:r>
+      <w:proofErr w:type="spellStart"/>
+      <w:r>
+        <w:t>t_produit</w:t>
+      </w:r>
+      <w:proofErr w:type="spellEnd"/>
+      <w:r>
+        <w:t xml:space="preserve"> on </w:t>
+      </w:r>
+      <w:proofErr w:type="spellStart"/>
+      <w:r>
+        <w:t>produit_id</w:t>
+      </w:r>
+      <w:proofErr w:type="spellEnd"/>
+      <w:r>
+        <w:t xml:space="preserve"> = </w:t>
+      </w:r>
+      <w:proofErr w:type="spellStart"/>
+      <w:r>
+        <w:t>produit_fk</w:t>
+      </w:r>
+      <w:proofErr w:type="spellEnd"/>
     </w:p>
     <w:p>
       <w:pPr>
@@ -3819,11 +4905,19 @@
         </w:rPr>
         <w:t xml:space="preserve">where </w:t>
       </w:r>
-      <w:r>
-        <w:rPr>
-          <w:lang w:val="en-US"/>
-        </w:rPr>
-        <w:t>produit_enfant_fk is not null</w:t>
+      <w:proofErr w:type="spellStart"/>
+      <w:r>
+        <w:rPr>
+          <w:lang w:val="en-US"/>
+        </w:rPr>
+        <w:t>produit_enfant_fk</w:t>
+      </w:r>
+      <w:proofErr w:type="spellEnd"/>
+      <w:r>
+        <w:rPr>
+          <w:lang w:val="en-US"/>
+        </w:rPr>
+        <w:t xml:space="preserve"> is not null</w:t>
       </w:r>
     </w:p>
     <w:p>
@@ -3852,8 +4946,30 @@
           <w:lang w:val="en-US"/>
         </w:rPr>
         <w:tab/>
-        <w:t>order by nombre desc ;</w:t>
-      </w:r>
+        <w:t xml:space="preserve">order by </w:t>
+      </w:r>
+      <w:proofErr w:type="spellStart"/>
+      <w:r>
+        <w:rPr>
+          <w:lang w:val="en-US"/>
+        </w:rPr>
+        <w:t>nombre</w:t>
+      </w:r>
+      <w:proofErr w:type="spellEnd"/>
+      <w:r>
+        <w:rPr>
+          <w:lang w:val="en-US"/>
+        </w:rPr>
+        <w:t xml:space="preserve"> </w:t>
+      </w:r>
+      <w:proofErr w:type="gramStart"/>
+      <w:r>
+        <w:rPr>
+          <w:lang w:val="en-US"/>
+        </w:rPr>
+        <w:t>desc ;</w:t>
+      </w:r>
+      <w:proofErr w:type="gramEnd"/>
     </w:p>
     <w:p>
       <w:pPr>
@@ -3880,70 +4996,155 @@
     <w:p>
       <w:pPr>
         <w:pStyle w:val="Sansinterligne"/>
-      </w:pPr>
-      <w:r>
-        <w:t xml:space="preserve">select </w:t>
-      </w:r>
-      <w:r>
-        <w:t>(</w:t>
-      </w:r>
-      <w:r>
-        <w:t>select date (date_paiement)) as date</w:t>
-      </w:r>
-      <w:r>
-        <w:t>, sum(montant) from</w:t>
-      </w:r>
-      <w:r>
-        <w:t xml:space="preserve"> t_paiement</w:t>
-      </w:r>
-    </w:p>
-    <w:p>
-      <w:pPr>
-        <w:pStyle w:val="Sansinterligne"/>
-      </w:pPr>
-      <w:r>
-        <w:tab/>
-        <w:t>join t_commande on commande_id = commande_fk</w:t>
-      </w:r>
-    </w:p>
-    <w:p>
-      <w:pPr>
-        <w:pStyle w:val="Sansinterligne"/>
-        <w:rPr>
-          <w:lang w:val="en-US"/>
-        </w:rPr>
-      </w:pPr>
-      <w:r>
-        <w:tab/>
-      </w:r>
-      <w:r>
-        <w:t>where type LIKE '</w:t>
-      </w:r>
-      <w:r>
-        <w:t>emporter</w:t>
-      </w:r>
-      <w:r>
-        <w:t>'</w:t>
-      </w:r>
-    </w:p>
-    <w:p>
-      <w:pPr>
-        <w:pStyle w:val="Sansinterligne"/>
-      </w:pPr>
-      <w:r>
-        <w:rPr>
-          <w:lang w:val="en-US"/>
-        </w:rPr>
-        <w:tab/>
-      </w:r>
-      <w:r>
-        <w:t>group by date;</w:t>
-      </w:r>
-    </w:p>
-    <w:p>
-      <w:pPr>
-        <w:pStyle w:val="Sansinterligne"/>
-      </w:pPr>
+        <w:rPr>
+          <w:lang w:val="en-US"/>
+        </w:rPr>
+      </w:pPr>
+      <w:r>
+        <w:rPr>
+          <w:lang w:val="en-US"/>
+        </w:rPr>
+        <w:t>select (select date (</w:t>
+      </w:r>
+      <w:proofErr w:type="spellStart"/>
+      <w:r>
+        <w:rPr>
+          <w:lang w:val="en-US"/>
+        </w:rPr>
+        <w:t>date_paiement</w:t>
+      </w:r>
+      <w:proofErr w:type="spellEnd"/>
+      <w:r>
+        <w:rPr>
+          <w:lang w:val="en-US"/>
+        </w:rPr>
+        <w:t>)) as date, round(sum(</w:t>
+      </w:r>
+      <w:proofErr w:type="spellStart"/>
+      <w:r>
+        <w:rPr>
+          <w:lang w:val="en-US"/>
+        </w:rPr>
+        <w:t>montant</w:t>
+      </w:r>
+      <w:proofErr w:type="spellEnd"/>
+      <w:r>
+        <w:rPr>
+          <w:lang w:val="en-US"/>
+        </w:rPr>
+        <w:t xml:space="preserve">), 2) from </w:t>
+      </w:r>
+      <w:proofErr w:type="spellStart"/>
+      <w:r>
+        <w:rPr>
+          <w:lang w:val="en-US"/>
+        </w:rPr>
+        <w:t>t_paiement</w:t>
+      </w:r>
+      <w:proofErr w:type="spellEnd"/>
+    </w:p>
+    <w:p>
+      <w:pPr>
+        <w:pStyle w:val="Sansinterligne"/>
+        <w:ind w:firstLine="708"/>
+      </w:pPr>
+      <w:proofErr w:type="spellStart"/>
+      <w:proofErr w:type="gramStart"/>
+      <w:r>
+        <w:t>join</w:t>
+      </w:r>
+      <w:proofErr w:type="spellEnd"/>
+      <w:proofErr w:type="gramEnd"/>
+      <w:r>
+        <w:t xml:space="preserve"> </w:t>
+      </w:r>
+      <w:proofErr w:type="spellStart"/>
+      <w:r>
+        <w:t>t_commande</w:t>
+      </w:r>
+      <w:proofErr w:type="spellEnd"/>
+      <w:r>
+        <w:t xml:space="preserve"> on </w:t>
+      </w:r>
+      <w:proofErr w:type="spellStart"/>
+      <w:r>
+        <w:t>commande_id</w:t>
+      </w:r>
+      <w:proofErr w:type="spellEnd"/>
+      <w:r>
+        <w:t xml:space="preserve"> = </w:t>
+      </w:r>
+      <w:proofErr w:type="spellStart"/>
+      <w:r>
+        <w:t>commande_fk</w:t>
+      </w:r>
+      <w:proofErr w:type="spellEnd"/>
+    </w:p>
+    <w:p>
+      <w:pPr>
+        <w:pStyle w:val="Sansinterligne"/>
+        <w:ind w:firstLine="708"/>
+        <w:rPr>
+          <w:lang w:val="en-US"/>
+        </w:rPr>
+      </w:pPr>
+      <w:r>
+        <w:rPr>
+          <w:lang w:val="en-US"/>
+        </w:rPr>
+        <w:t xml:space="preserve">where </w:t>
+      </w:r>
+      <w:proofErr w:type="spellStart"/>
+      <w:r>
+        <w:rPr>
+          <w:lang w:val="en-US"/>
+        </w:rPr>
+        <w:t>statut</w:t>
+      </w:r>
+      <w:proofErr w:type="spellEnd"/>
+      <w:r>
+        <w:rPr>
+          <w:lang w:val="en-US"/>
+        </w:rPr>
+        <w:t xml:space="preserve"> LIKE '</w:t>
+      </w:r>
+      <w:proofErr w:type="spellStart"/>
+      <w:r>
+        <w:rPr>
+          <w:lang w:val="en-US"/>
+        </w:rPr>
+        <w:t>livr_e</w:t>
+      </w:r>
+      <w:proofErr w:type="spellEnd"/>
+      <w:r>
+        <w:rPr>
+          <w:lang w:val="en-US"/>
+        </w:rPr>
+        <w:t xml:space="preserve">_' </w:t>
+      </w:r>
+    </w:p>
+    <w:p>
+      <w:pPr>
+        <w:pStyle w:val="Sansinterligne"/>
+        <w:ind w:firstLine="708"/>
+        <w:rPr>
+          <w:lang w:val="en-US"/>
+        </w:rPr>
+      </w:pPr>
+      <w:r>
+        <w:rPr>
+          <w:lang w:val="en-US"/>
+        </w:rPr>
+        <w:t xml:space="preserve">group by </w:t>
+      </w:r>
+      <w:proofErr w:type="gramStart"/>
+      <w:r>
+        <w:rPr>
+          <w:lang w:val="en-US"/>
+        </w:rPr>
+        <w:t>date;</w:t>
+      </w:r>
+      <w:proofErr w:type="gramEnd"/>
     </w:p>
     <w:p>
       <w:pPr>
@@ -3951,6 +5152,7 @@
       </w:pPr>
       <w:bookmarkStart w:id="10" w:name="_Toc212816648"/>
       <w:r>
+        <w:lastRenderedPageBreak/>
         <w:t>Requête 4</w:t>
       </w:r>
       <w:bookmarkEnd w:id="10"/>
@@ -3972,8 +5174,13 @@
         <w:keepLines/>
       </w:pPr>
       <w:r>
-        <w:t>1ère colonne : npa</w:t>
-      </w:r>
+        <w:t xml:space="preserve">1ère colonne : </w:t>
+      </w:r>
+      <w:proofErr w:type="spellStart"/>
+      <w:r>
+        <w:t>npa</w:t>
+      </w:r>
+      <w:proofErr w:type="spellEnd"/>
     </w:p>
     <w:p>
       <w:pPr>
@@ -4000,24 +5207,71 @@
         <w:keepNext/>
         <w:keepLines/>
       </w:pPr>
-      <w:r>
-        <w:t xml:space="preserve">select npa, localite, </w:t>
+      <w:proofErr w:type="gramStart"/>
+      <w:r>
+        <w:t>select</w:t>
+      </w:r>
+      <w:proofErr w:type="gramEnd"/>
+      <w:r>
+        <w:t xml:space="preserve"> </w:t>
+      </w:r>
+      <w:proofErr w:type="spellStart"/>
+      <w:r>
+        <w:t>npa</w:t>
+      </w:r>
+      <w:proofErr w:type="spellEnd"/>
+      <w:r>
+        <w:t xml:space="preserve">, </w:t>
+      </w:r>
+      <w:proofErr w:type="spellStart"/>
+      <w:r>
+        <w:t>localite</w:t>
+      </w:r>
+      <w:proofErr w:type="spellEnd"/>
+      <w:r>
+        <w:t xml:space="preserve">, </w:t>
       </w:r>
       <w:r>
         <w:t>round(</w:t>
       </w:r>
-      <w:r>
-        <w:t>sum(montant</w:t>
+      <w:proofErr w:type="spellStart"/>
+      <w:r>
+        <w:t>sum</w:t>
+      </w:r>
+      <w:proofErr w:type="spellEnd"/>
+      <w:r>
+        <w:t>(montant</w:t>
       </w:r>
       <w:r>
         <w:t>), 2</w:t>
       </w:r>
       <w:r>
-        <w:t>) as chiffre</w:t>
-      </w:r>
-      <w:r>
-        <w:t>_affaire from t_adresse</w:t>
-      </w:r>
+        <w:t xml:space="preserve">) as </w:t>
+      </w:r>
+      <w:proofErr w:type="spellStart"/>
+      <w:r>
+        <w:t>chiffre</w:t>
+      </w:r>
+      <w:r>
+        <w:t>_affaire</w:t>
+      </w:r>
+      <w:proofErr w:type="spellEnd"/>
+      <w:r>
+        <w:t xml:space="preserve"> </w:t>
+      </w:r>
+      <w:proofErr w:type="spellStart"/>
+      <w:r>
+        <w:t>from</w:t>
+      </w:r>
+      <w:proofErr w:type="spellEnd"/>
+      <w:r>
+        <w:t xml:space="preserve"> </w:t>
+      </w:r>
+      <w:proofErr w:type="spellStart"/>
+      <w:r>
+        <w:t>t_adresse</w:t>
+      </w:r>
+      <w:proofErr w:type="spellEnd"/>
     </w:p>
     <w:p>
       <w:pPr>
@@ -4027,8 +5281,38 @@
       </w:pPr>
       <w:r>
         <w:tab/>
-        <w:t>join t_commande on adresse_id = adresse_fk</w:t>
-      </w:r>
+      </w:r>
+      <w:proofErr w:type="spellStart"/>
+      <w:proofErr w:type="gramStart"/>
+      <w:r>
+        <w:t>join</w:t>
+      </w:r>
+      <w:proofErr w:type="spellEnd"/>
+      <w:proofErr w:type="gramEnd"/>
+      <w:r>
+        <w:t xml:space="preserve"> </w:t>
+      </w:r>
+      <w:proofErr w:type="spellStart"/>
+      <w:r>
+        <w:t>t_commande</w:t>
+      </w:r>
+      <w:proofErr w:type="spellEnd"/>
+      <w:r>
+        <w:t xml:space="preserve"> on </w:t>
+      </w:r>
+      <w:proofErr w:type="spellStart"/>
+      <w:r>
+        <w:t>adresse_id</w:t>
+      </w:r>
+      <w:proofErr w:type="spellEnd"/>
+      <w:r>
+        <w:t xml:space="preserve"> = </w:t>
+      </w:r>
+      <w:proofErr w:type="spellStart"/>
+      <w:r>
+        <w:t>adresse_fk</w:t>
+      </w:r>
+      <w:proofErr w:type="spellEnd"/>
     </w:p>
     <w:p>
       <w:pPr>
@@ -4038,8 +5322,38 @@
       </w:pPr>
       <w:r>
         <w:tab/>
-        <w:t>join t_paiement on commande_id = commande_fk</w:t>
-      </w:r>
+      </w:r>
+      <w:proofErr w:type="spellStart"/>
+      <w:proofErr w:type="gramStart"/>
+      <w:r>
+        <w:t>join</w:t>
+      </w:r>
+      <w:proofErr w:type="spellEnd"/>
+      <w:proofErr w:type="gramEnd"/>
+      <w:r>
+        <w:t xml:space="preserve"> </w:t>
+      </w:r>
+      <w:proofErr w:type="spellStart"/>
+      <w:r>
+        <w:t>t_paiement</w:t>
+      </w:r>
+      <w:proofErr w:type="spellEnd"/>
+      <w:r>
+        <w:t xml:space="preserve"> on </w:t>
+      </w:r>
+      <w:proofErr w:type="spellStart"/>
+      <w:r>
+        <w:t>commande_id</w:t>
+      </w:r>
+      <w:proofErr w:type="spellEnd"/>
+      <w:r>
+        <w:t xml:space="preserve"> = </w:t>
+      </w:r>
+      <w:proofErr w:type="spellStart"/>
+      <w:r>
+        <w:t>commande_fk</w:t>
+      </w:r>
+      <w:proofErr w:type="spellEnd"/>
     </w:p>
     <w:p>
       <w:pPr>
@@ -4057,8 +5371,38 @@
         <w:rPr>
           <w:lang w:val="en-US"/>
         </w:rPr>
-        <w:t>group by npa, localite;</w:t>
-      </w:r>
+        <w:t xml:space="preserve">group by </w:t>
+      </w:r>
+      <w:proofErr w:type="spellStart"/>
+      <w:r>
+        <w:rPr>
+          <w:lang w:val="en-US"/>
+        </w:rPr>
+        <w:t>npa</w:t>
+      </w:r>
+      <w:proofErr w:type="spellEnd"/>
+      <w:r>
+        <w:rPr>
+          <w:lang w:val="en-US"/>
+        </w:rPr>
+        <w:t xml:space="preserve">, </w:t>
+      </w:r>
+      <w:proofErr w:type="spellStart"/>
+      <w:proofErr w:type="gramStart"/>
+      <w:r>
+        <w:rPr>
+          <w:lang w:val="en-US"/>
+        </w:rPr>
+        <w:t>localite</w:t>
+      </w:r>
+      <w:proofErr w:type="spellEnd"/>
+      <w:r>
+        <w:rPr>
+          <w:lang w:val="en-US"/>
+        </w:rPr>
+        <w:t>;</w:t>
+      </w:r>
+      <w:proofErr w:type="gramEnd"/>
     </w:p>
     <w:p>
       <w:pPr>
@@ -4091,7 +5435,15 @@
         <w:pStyle w:val="Sansinterligne"/>
       </w:pPr>
       <w:r>
-        <w:t>Affiche le nombre de commandes par heure. Il s’agit par cette requêtes de savoir quelles sont les heures « chaudes ».</w:t>
+        <w:t xml:space="preserve">Affiche le nombre de commandes par heure. Il s’agit par </w:t>
+      </w:r>
+      <w:proofErr w:type="gramStart"/>
+      <w:r>
+        <w:t>cette requêtes</w:t>
+      </w:r>
+      <w:proofErr w:type="gramEnd"/>
+      <w:r>
+        <w:t xml:space="preserve"> de savoir quelles sont les heures « chaudes ».</w:t>
       </w:r>
     </w:p>
     <w:p>
@@ -4103,22 +5455,65 @@
       <w:pPr>
         <w:pStyle w:val="Sansinterligne"/>
       </w:pPr>
-      <w:r>
-        <w:lastRenderedPageBreak/>
-        <w:t xml:space="preserve">select </w:t>
-      </w:r>
-      <w:r>
-        <w:t>count(commande_id</w:t>
-      </w:r>
+      <w:proofErr w:type="gramStart"/>
+      <w:r>
+        <w:t>select</w:t>
+      </w:r>
+      <w:proofErr w:type="gramEnd"/>
+      <w:r>
+        <w:t xml:space="preserve"> </w:t>
+      </w:r>
+      <w:r>
+        <w:t>count(</w:t>
+      </w:r>
+      <w:proofErr w:type="spellStart"/>
+      <w:r>
+        <w:t>commande_id</w:t>
+      </w:r>
+      <w:proofErr w:type="spellEnd"/>
       <w:r>
         <w:t>)</w:t>
       </w:r>
       <w:r>
-        <w:t xml:space="preserve"> as nombre_commandes</w:t>
-      </w:r>
-      <w:r>
-        <w:t>, date_format(date_et_heure, "%H") as heure from t_commande</w:t>
-      </w:r>
+        <w:t xml:space="preserve"> as </w:t>
+      </w:r>
+      <w:proofErr w:type="spellStart"/>
+      <w:r>
+        <w:t>nombre_commandes</w:t>
+      </w:r>
+      <w:proofErr w:type="spellEnd"/>
+      <w:r>
+        <w:t xml:space="preserve">, </w:t>
+      </w:r>
+      <w:proofErr w:type="spellStart"/>
+      <w:r>
+        <w:t>date_format</w:t>
+      </w:r>
+      <w:proofErr w:type="spellEnd"/>
+      <w:r>
+        <w:t>(</w:t>
+      </w:r>
+      <w:proofErr w:type="spellStart"/>
+      <w:r>
+        <w:t>date_et_heure</w:t>
+      </w:r>
+      <w:proofErr w:type="spellEnd"/>
+      <w:r>
+        <w:t xml:space="preserve">, "%H") as heure </w:t>
+      </w:r>
+      <w:proofErr w:type="spellStart"/>
+      <w:r>
+        <w:t>from</w:t>
+      </w:r>
+      <w:proofErr w:type="spellEnd"/>
+      <w:r>
+        <w:t xml:space="preserve"> </w:t>
+      </w:r>
+      <w:proofErr w:type="spellStart"/>
+      <w:r>
+        <w:t>t_commande</w:t>
+      </w:r>
+      <w:proofErr w:type="spellEnd"/>
     </w:p>
     <w:p>
       <w:pPr>
@@ -4134,8 +5529,16 @@
         <w:rPr>
           <w:lang w:val="en-US"/>
         </w:rPr>
-        <w:t>group by heure</w:t>
-      </w:r>
+        <w:t xml:space="preserve">group by </w:t>
+      </w:r>
+      <w:proofErr w:type="spellStart"/>
+      <w:r>
+        <w:rPr>
+          <w:lang w:val="en-US"/>
+        </w:rPr>
+        <w:t>heure</w:t>
+      </w:r>
+      <w:proofErr w:type="spellEnd"/>
     </w:p>
     <w:p>
       <w:pPr>
@@ -4149,8 +5552,30 @@
         <w:rPr>
           <w:lang w:val="en-US"/>
         </w:rPr>
-        <w:t>order by nombre_commandes desc;</w:t>
-      </w:r>
+        <w:t xml:space="preserve">order by </w:t>
+      </w:r>
+      <w:proofErr w:type="spellStart"/>
+      <w:r>
+        <w:rPr>
+          <w:lang w:val="en-US"/>
+        </w:rPr>
+        <w:t>nombre_commandes</w:t>
+      </w:r>
+      <w:proofErr w:type="spellEnd"/>
+      <w:r>
+        <w:rPr>
+          <w:lang w:val="en-US"/>
+        </w:rPr>
+        <w:t xml:space="preserve"> </w:t>
+      </w:r>
+      <w:proofErr w:type="gramStart"/>
+      <w:r>
+        <w:rPr>
+          <w:lang w:val="en-US"/>
+        </w:rPr>
+        <w:t>desc;</w:t>
+      </w:r>
+      <w:proofErr w:type="gramEnd"/>
     </w:p>
     <w:p>
       <w:pPr>
@@ -4188,21 +5613,57 @@
       <w:pPr>
         <w:pStyle w:val="Sansinterligne"/>
       </w:pPr>
-      <w:r>
-        <w:t xml:space="preserve">select count(client_fk) as nombre_commandes, </w:t>
+      <w:proofErr w:type="gramStart"/>
+      <w:r>
+        <w:t>select</w:t>
+      </w:r>
+      <w:proofErr w:type="gramEnd"/>
+      <w:r>
+        <w:t xml:space="preserve"> count(</w:t>
+      </w:r>
+      <w:proofErr w:type="spellStart"/>
+      <w:r>
+        <w:t>client_fk</w:t>
+      </w:r>
+      <w:proofErr w:type="spellEnd"/>
+      <w:r>
+        <w:t xml:space="preserve">) as </w:t>
+      </w:r>
+      <w:proofErr w:type="spellStart"/>
+      <w:r>
+        <w:t>nombre_commandes</w:t>
+      </w:r>
+      <w:proofErr w:type="spellEnd"/>
+      <w:r>
+        <w:t xml:space="preserve">, </w:t>
       </w:r>
       <w:r>
         <w:t>nom</w:t>
       </w:r>
       <w:r>
-        <w:t>, prenom</w:t>
-      </w:r>
+        <w:t xml:space="preserve">, </w:t>
+      </w:r>
+      <w:proofErr w:type="spellStart"/>
+      <w:r>
+        <w:t>prenom</w:t>
+      </w:r>
+      <w:proofErr w:type="spellEnd"/>
       <w:r>
         <w:t xml:space="preserve"> </w:t>
       </w:r>
-      <w:r>
-        <w:t>from t_commande</w:t>
-      </w:r>
+      <w:proofErr w:type="spellStart"/>
+      <w:r>
+        <w:t>from</w:t>
+      </w:r>
+      <w:proofErr w:type="spellEnd"/>
+      <w:r>
+        <w:t xml:space="preserve"> </w:t>
+      </w:r>
+      <w:proofErr w:type="spellStart"/>
+      <w:r>
+        <w:t>t_commande</w:t>
+      </w:r>
+      <w:proofErr w:type="spellEnd"/>
     </w:p>
     <w:p>
       <w:pPr>
@@ -4211,12 +5672,40 @@
       <w:r>
         <w:tab/>
       </w:r>
-      <w:r>
-        <w:t>join t_client on clie</w:t>
-      </w:r>
-      <w:r>
-        <w:t>nt_id = client_fk</w:t>
-      </w:r>
+      <w:proofErr w:type="spellStart"/>
+      <w:proofErr w:type="gramStart"/>
+      <w:r>
+        <w:t>join</w:t>
+      </w:r>
+      <w:proofErr w:type="spellEnd"/>
+      <w:proofErr w:type="gramEnd"/>
+      <w:r>
+        <w:t xml:space="preserve"> </w:t>
+      </w:r>
+      <w:proofErr w:type="spellStart"/>
+      <w:r>
+        <w:t>t_client</w:t>
+      </w:r>
+      <w:proofErr w:type="spellEnd"/>
+      <w:r>
+        <w:t xml:space="preserve"> on </w:t>
+      </w:r>
+      <w:proofErr w:type="spellStart"/>
+      <w:r>
+        <w:t>clie</w:t>
+      </w:r>
+      <w:r>
+        <w:t>nt_id</w:t>
+      </w:r>
+      <w:proofErr w:type="spellEnd"/>
+      <w:r>
+        <w:t xml:space="preserve"> = </w:t>
+      </w:r>
+      <w:proofErr w:type="spellStart"/>
+      <w:r>
+        <w:t>client_fk</w:t>
+      </w:r>
+      <w:proofErr w:type="spellEnd"/>
     </w:p>
     <w:p>
       <w:pPr>
@@ -4238,8 +5727,16 @@
         <w:rPr>
           <w:lang w:val="en-US"/>
         </w:rPr>
-        <w:t>, prenom</w:t>
-      </w:r>
+        <w:t xml:space="preserve">, </w:t>
+      </w:r>
+      <w:proofErr w:type="spellStart"/>
+      <w:r>
+        <w:rPr>
+          <w:lang w:val="en-US"/>
+        </w:rPr>
+        <w:t>prenom</w:t>
+      </w:r>
+      <w:proofErr w:type="spellEnd"/>
     </w:p>
     <w:p>
       <w:pPr>
@@ -4259,15 +5756,40 @@
         <w:rPr>
           <w:lang w:val="en-US"/>
         </w:rPr>
-        <w:t>count(client_fk)  &gt;= 5</w:t>
-      </w:r>
-    </w:p>
-    <w:p>
-      <w:pPr>
-        <w:pStyle w:val="Sansinterligne"/>
-        <w:rPr>
-          <w:lang w:val="en-US"/>
-        </w:rPr>
+        <w:t>count(</w:t>
+      </w:r>
+      <w:proofErr w:type="spellStart"/>
+      <w:r>
+        <w:rPr>
+          <w:lang w:val="en-US"/>
+        </w:rPr>
+        <w:t>client_</w:t>
+      </w:r>
+      <w:proofErr w:type="gramStart"/>
+      <w:r>
+        <w:rPr>
+          <w:lang w:val="en-US"/>
+        </w:rPr>
+        <w:t>fk</w:t>
+      </w:r>
+      <w:proofErr w:type="spellEnd"/>
+      <w:r>
+        <w:rPr>
+          <w:lang w:val="en-US"/>
+        </w:rPr>
+        <w:t>)  &gt;</w:t>
+      </w:r>
+      <w:proofErr w:type="gramEnd"/>
+      <w:r>
+        <w:rPr>
+          <w:lang w:val="en-US"/>
+        </w:rPr>
+        <w:t>= 5</w:t>
+      </w:r>
+    </w:p>
+    <w:p>
+      <w:pPr>
+        <w:pStyle w:val="Sansinterligne"/>
       </w:pPr>
       <w:r>
         <w:rPr>
@@ -4275,20 +5797,34 @@
         </w:rPr>
         <w:tab/>
       </w:r>
-      <w:r>
-        <w:rPr>
-          <w:lang w:val="en-US"/>
-        </w:rPr>
-        <w:t>order by nombre_commandes desc, nom;</w:t>
-      </w:r>
-    </w:p>
-    <w:p>
-      <w:pPr>
-        <w:rPr>
-          <w:lang w:val="en-US"/>
-        </w:rPr>
-      </w:pPr>
-    </w:p>
+      <w:proofErr w:type="spellStart"/>
+      <w:proofErr w:type="gramStart"/>
+      <w:r>
+        <w:t>order</w:t>
+      </w:r>
+      <w:proofErr w:type="spellEnd"/>
+      <w:proofErr w:type="gramEnd"/>
+      <w:r>
+        <w:t xml:space="preserve"> by </w:t>
+      </w:r>
+      <w:proofErr w:type="spellStart"/>
+      <w:r>
+        <w:t>nombre_commandes</w:t>
+      </w:r>
+      <w:proofErr w:type="spellEnd"/>
+      <w:r>
+        <w:t xml:space="preserve"> </w:t>
+      </w:r>
+      <w:proofErr w:type="spellStart"/>
+      <w:r>
+        <w:t>desc</w:t>
+      </w:r>
+      <w:proofErr w:type="spellEnd"/>
+      <w:r>
+        <w:t>, nom;</w:t>
+      </w:r>
+    </w:p>
+    <w:p/>
     <w:p>
       <w:pPr>
         <w:pStyle w:val="Titre3"/>
@@ -4301,7 +5837,23 @@
     </w:p>
     <w:p>
       <w:r>
-        <w:t>Afficher le total dû par commande. Afficher l’id de la commande et le montant dû (arrondi à 2 chiffres après la virgule). Ordonnez le résultat par ordre croissant des ids de commandes.</w:t>
+        <w:t xml:space="preserve">Afficher le total dû par commande. Afficher </w:t>
+      </w:r>
+      <w:proofErr w:type="spellStart"/>
+      <w:r>
+        <w:t>l’id</w:t>
+      </w:r>
+      <w:proofErr w:type="spellEnd"/>
+      <w:r>
+        <w:t xml:space="preserve"> de la commande et le montant dû (arrondi à 2 chiffres après la virgule). Ordonnez le résultat par ordre croissant des </w:t>
+      </w:r>
+      <w:proofErr w:type="spellStart"/>
+      <w:r>
+        <w:t>ids</w:t>
+      </w:r>
+      <w:proofErr w:type="spellEnd"/>
+      <w:r>
+        <w:t xml:space="preserve"> de commandes.</w:t>
       </w:r>
     </w:p>
     <w:p>
@@ -4310,12 +5862,63 @@
         <w:keepNext/>
         <w:keepLines/>
       </w:pPr>
-      <w:r>
-        <w:t>select round(sum(prix_unitaire * qu</w:t>
-      </w:r>
-      <w:r>
-        <w:t>antite), 2) as montant, commande_id from t_ligne_de_commande</w:t>
-      </w:r>
+      <w:proofErr w:type="gramStart"/>
+      <w:r>
+        <w:lastRenderedPageBreak/>
+        <w:t>select</w:t>
+      </w:r>
+      <w:proofErr w:type="gramEnd"/>
+      <w:r>
+        <w:t xml:space="preserve"> round(</w:t>
+      </w:r>
+      <w:proofErr w:type="spellStart"/>
+      <w:r>
+        <w:t>sum</w:t>
+      </w:r>
+      <w:proofErr w:type="spellEnd"/>
+      <w:r>
+        <w:t>(</w:t>
+      </w:r>
+      <w:proofErr w:type="spellStart"/>
+      <w:r>
+        <w:t>prix_unitaire</w:t>
+      </w:r>
+      <w:proofErr w:type="spellEnd"/>
+      <w:r>
+        <w:t xml:space="preserve"> * </w:t>
+      </w:r>
+      <w:proofErr w:type="spellStart"/>
+      <w:r>
+        <w:t>qu</w:t>
+      </w:r>
+      <w:r>
+        <w:t>antite</w:t>
+      </w:r>
+      <w:proofErr w:type="spellEnd"/>
+      <w:r>
+        <w:t xml:space="preserve">), 2) as montant, </w:t>
+      </w:r>
+      <w:proofErr w:type="spellStart"/>
+      <w:r>
+        <w:t>commande_id</w:t>
+      </w:r>
+      <w:proofErr w:type="spellEnd"/>
+      <w:r>
+        <w:t xml:space="preserve"> </w:t>
+      </w:r>
+      <w:proofErr w:type="spellStart"/>
+      <w:r>
+        <w:t>from</w:t>
+      </w:r>
+      <w:proofErr w:type="spellEnd"/>
+      <w:r>
+        <w:t xml:space="preserve"> </w:t>
+      </w:r>
+      <w:proofErr w:type="spellStart"/>
+      <w:r>
+        <w:t>t_ligne_de_commande</w:t>
+      </w:r>
+      <w:proofErr w:type="spellEnd"/>
     </w:p>
     <w:p>
       <w:pPr>
@@ -4325,8 +5928,38 @@
       </w:pPr>
       <w:r>
         <w:tab/>
-        <w:t>join t_commande on commande_id = commande_fk</w:t>
-      </w:r>
+      </w:r>
+      <w:proofErr w:type="spellStart"/>
+      <w:proofErr w:type="gramStart"/>
+      <w:r>
+        <w:t>join</w:t>
+      </w:r>
+      <w:proofErr w:type="spellEnd"/>
+      <w:proofErr w:type="gramEnd"/>
+      <w:r>
+        <w:t xml:space="preserve"> </w:t>
+      </w:r>
+      <w:proofErr w:type="spellStart"/>
+      <w:r>
+        <w:t>t_commande</w:t>
+      </w:r>
+      <w:proofErr w:type="spellEnd"/>
+      <w:r>
+        <w:t xml:space="preserve"> on </w:t>
+      </w:r>
+      <w:proofErr w:type="spellStart"/>
+      <w:r>
+        <w:t>commande_id</w:t>
+      </w:r>
+      <w:proofErr w:type="spellEnd"/>
+      <w:r>
+        <w:t xml:space="preserve"> = </w:t>
+      </w:r>
+      <w:proofErr w:type="spellStart"/>
+      <w:r>
+        <w:t>commande_fk</w:t>
+      </w:r>
+      <w:proofErr w:type="spellEnd"/>
     </w:p>
     <w:p>
       <w:pPr>
@@ -4346,6 +5979,7 @@
         </w:rPr>
         <w:t xml:space="preserve">group by </w:t>
       </w:r>
+      <w:proofErr w:type="spellStart"/>
       <w:r>
         <w:rPr>
           <w:lang w:val="en-US"/>
@@ -4358,6 +5992,7 @@
         </w:rPr>
         <w:t>d</w:t>
       </w:r>
+      <w:proofErr w:type="spellEnd"/>
     </w:p>
     <w:p>
       <w:pPr>
@@ -4373,28 +6008,60 @@
           <w:lang w:val="en-US"/>
         </w:rPr>
         <w:tab/>
-        <w:t>order by commande_id;</w:t>
-      </w:r>
+        <w:t xml:space="preserve">order by </w:t>
+      </w:r>
+      <w:proofErr w:type="spellStart"/>
+      <w:r>
+        <w:rPr>
+          <w:lang w:val="en-US"/>
+        </w:rPr>
+        <w:t>commande_</w:t>
+      </w:r>
+      <w:proofErr w:type="gramStart"/>
+      <w:r>
+        <w:rPr>
+          <w:lang w:val="en-US"/>
+        </w:rPr>
+        <w:t>id</w:t>
+      </w:r>
+      <w:proofErr w:type="spellEnd"/>
+      <w:r>
+        <w:rPr>
+          <w:lang w:val="en-US"/>
+        </w:rPr>
+        <w:t>;</w:t>
+      </w:r>
+      <w:proofErr w:type="gramEnd"/>
     </w:p>
     <w:p>
       <w:pPr>
         <w:pStyle w:val="Titre3"/>
-        <w:rPr>
-          <w:lang w:val="en-US"/>
-        </w:rPr>
       </w:pPr>
       <w:bookmarkStart w:id="14" w:name="_Toc212816652"/>
       <w:r>
-        <w:rPr>
-          <w:lang w:val="en-US"/>
-        </w:rPr>
         <w:t>Requête 8</w:t>
       </w:r>
       <w:bookmarkEnd w:id="14"/>
     </w:p>
     <w:p>
       <w:r>
-        <w:t>Afficher le total payé par commande (commande ayant au moins un paiement). Afficher l’id de la commande et le total payé (arrondi à 2 chiffres après la virgule). Ordonnez le résultat par ordre croissant des ids de commandes.</w:t>
+        <w:t xml:space="preserve">Afficher le total payé par commande (commande ayant au moins un paiement). Afficher </w:t>
+      </w:r>
+      <w:proofErr w:type="spellStart"/>
+      <w:r>
+        <w:t>l’id</w:t>
+      </w:r>
+      <w:proofErr w:type="spellEnd"/>
+      <w:r>
+        <w:t xml:space="preserve"> de la commande et le total payé (arrondi à 2 chiffres après la virgule). Ordonnez le résultat par ordre croissant des </w:t>
+      </w:r>
+      <w:proofErr w:type="spellStart"/>
+      <w:r>
+        <w:t>ids</w:t>
+      </w:r>
+      <w:proofErr w:type="spellEnd"/>
+      <w:r>
+        <w:t xml:space="preserve"> de commandes.</w:t>
       </w:r>
     </w:p>
     <w:p>
@@ -4414,20 +6081,56 @@
         <w:rPr>
           <w:lang w:val="en-US"/>
         </w:rPr>
-        <w:t>round(sum(montant), 2)</w:t>
-      </w:r>
-      <w:r>
-        <w:rPr>
-          <w:lang w:val="en-US"/>
-        </w:rPr>
-        <w:t>, commande_id from</w:t>
-      </w:r>
-      <w:r>
-        <w:rPr>
-          <w:lang w:val="en-US"/>
-        </w:rPr>
-        <w:t xml:space="preserve"> t_paiement</w:t>
-      </w:r>
+        <w:t>round(sum(</w:t>
+      </w:r>
+      <w:proofErr w:type="spellStart"/>
+      <w:r>
+        <w:rPr>
+          <w:lang w:val="en-US"/>
+        </w:rPr>
+        <w:t>montant</w:t>
+      </w:r>
+      <w:proofErr w:type="spellEnd"/>
+      <w:r>
+        <w:rPr>
+          <w:lang w:val="en-US"/>
+        </w:rPr>
+        <w:t>), 2)</w:t>
+      </w:r>
+      <w:r>
+        <w:rPr>
+          <w:lang w:val="en-US"/>
+        </w:rPr>
+        <w:t xml:space="preserve">, </w:t>
+      </w:r>
+      <w:proofErr w:type="spellStart"/>
+      <w:r>
+        <w:rPr>
+          <w:lang w:val="en-US"/>
+        </w:rPr>
+        <w:t>commande_id</w:t>
+      </w:r>
+      <w:proofErr w:type="spellEnd"/>
+      <w:r>
+        <w:rPr>
+          <w:lang w:val="en-US"/>
+        </w:rPr>
+        <w:t xml:space="preserve"> from</w:t>
+      </w:r>
+      <w:r>
+        <w:rPr>
+          <w:lang w:val="en-US"/>
+        </w:rPr>
+        <w:t xml:space="preserve"> </w:t>
+      </w:r>
+      <w:proofErr w:type="spellStart"/>
+      <w:r>
+        <w:rPr>
+          <w:lang w:val="en-US"/>
+        </w:rPr>
+        <w:t>t_paiement</w:t>
+      </w:r>
+      <w:proofErr w:type="spellEnd"/>
     </w:p>
     <w:p>
       <w:pPr>
@@ -4439,11 +6142,39 @@
         </w:rPr>
         <w:tab/>
       </w:r>
-      <w:r>
-        <w:t xml:space="preserve">join t_commande on </w:t>
-      </w:r>
-      <w:r>
-        <w:t>commande_id = commande_fk </w:t>
+      <w:proofErr w:type="spellStart"/>
+      <w:proofErr w:type="gramStart"/>
+      <w:r>
+        <w:t>join</w:t>
+      </w:r>
+      <w:proofErr w:type="spellEnd"/>
+      <w:proofErr w:type="gramEnd"/>
+      <w:r>
+        <w:t xml:space="preserve"> </w:t>
+      </w:r>
+      <w:proofErr w:type="spellStart"/>
+      <w:r>
+        <w:t>t_commande</w:t>
+      </w:r>
+      <w:proofErr w:type="spellEnd"/>
+      <w:r>
+        <w:t xml:space="preserve"> on </w:t>
+      </w:r>
+      <w:proofErr w:type="spellStart"/>
+      <w:r>
+        <w:t>commande_id</w:t>
+      </w:r>
+      <w:proofErr w:type="spellEnd"/>
+      <w:r>
+        <w:t xml:space="preserve"> = </w:t>
+      </w:r>
+      <w:proofErr w:type="spellStart"/>
+      <w:r>
+        <w:t>commande_fk</w:t>
+      </w:r>
+      <w:proofErr w:type="spellEnd"/>
+      <w:r>
+        <w:t> </w:t>
       </w:r>
     </w:p>
     <w:p>
@@ -4458,8 +6189,16 @@
         <w:rPr>
           <w:lang w:val="en-US"/>
         </w:rPr>
-        <w:t>group by commande_id</w:t>
-      </w:r>
+        <w:t xml:space="preserve">group by </w:t>
+      </w:r>
+      <w:proofErr w:type="spellStart"/>
+      <w:r>
+        <w:rPr>
+          <w:lang w:val="en-US"/>
+        </w:rPr>
+        <w:t>commande_id</w:t>
+      </w:r>
+      <w:proofErr w:type="spellEnd"/>
     </w:p>
     <w:p>
       <w:pPr>
@@ -4473,8 +6212,30 @@
         <w:rPr>
           <w:lang w:val="en-US"/>
         </w:rPr>
-        <w:t>order by commande_id;</w:t>
-      </w:r>
+        <w:t xml:space="preserve">order by </w:t>
+      </w:r>
+      <w:proofErr w:type="spellStart"/>
+      <w:r>
+        <w:rPr>
+          <w:lang w:val="en-US"/>
+        </w:rPr>
+        <w:t>commande_</w:t>
+      </w:r>
+      <w:proofErr w:type="gramStart"/>
+      <w:r>
+        <w:rPr>
+          <w:lang w:val="en-US"/>
+        </w:rPr>
+        <w:t>id</w:t>
+      </w:r>
+      <w:proofErr w:type="spellEnd"/>
+      <w:r>
+        <w:rPr>
+          <w:lang w:val="en-US"/>
+        </w:rPr>
+        <w:t>;</w:t>
+      </w:r>
+      <w:proofErr w:type="gramEnd"/>
     </w:p>
     <w:p>
       <w:pPr>
@@ -4487,15 +6248,9 @@
     <w:p>
       <w:pPr>
         <w:pStyle w:val="Titre3"/>
-        <w:rPr>
-          <w:lang w:val="en-US"/>
-        </w:rPr>
       </w:pPr>
       <w:bookmarkStart w:id="15" w:name="_Toc212816653"/>
       <w:r>
-        <w:rPr>
-          <w:lang w:val="en-US"/>
-        </w:rPr>
         <w:t>Requête 9</w:t>
       </w:r>
       <w:bookmarkEnd w:id="15"/>
@@ -4526,197 +6281,376 @@
     </w:p>
     <w:p>
       <w:r>
+        <w:t>2ème colonne : nombre de commandes de ce type</w:t>
+      </w:r>
+    </w:p>
+    <w:p>
+      <w:pPr>
+        <w:pStyle w:val="Sansinterligne"/>
+      </w:pPr>
+      <w:proofErr w:type="gramStart"/>
+      <w:r>
+        <w:t>select</w:t>
+      </w:r>
+      <w:proofErr w:type="gramEnd"/>
+      <w:r>
+        <w:t xml:space="preserve"> type, count(</w:t>
+      </w:r>
+      <w:proofErr w:type="spellStart"/>
+      <w:r>
+        <w:t>commande_id</w:t>
+      </w:r>
+      <w:proofErr w:type="spellEnd"/>
+      <w:r>
+        <w:t xml:space="preserve">) as </w:t>
+      </w:r>
+      <w:proofErr w:type="spellStart"/>
+      <w:r>
+        <w:t>nombre_commandes</w:t>
+      </w:r>
+      <w:proofErr w:type="spellEnd"/>
+      <w:r>
+        <w:t xml:space="preserve"> </w:t>
+      </w:r>
+      <w:proofErr w:type="spellStart"/>
+      <w:r>
+        <w:t>from</w:t>
+      </w:r>
+      <w:proofErr w:type="spellEnd"/>
+      <w:r>
+        <w:t xml:space="preserve"> </w:t>
+      </w:r>
+      <w:proofErr w:type="spellStart"/>
+      <w:r>
+        <w:t>t_commande</w:t>
+      </w:r>
+      <w:proofErr w:type="spellEnd"/>
+    </w:p>
+    <w:p>
+      <w:pPr>
+        <w:pStyle w:val="Sansinterligne"/>
+      </w:pPr>
+      <w:r>
+        <w:tab/>
+      </w:r>
+      <w:proofErr w:type="gramStart"/>
+      <w:r>
+        <w:t>group</w:t>
+      </w:r>
+      <w:proofErr w:type="gramEnd"/>
+      <w:r>
+        <w:t xml:space="preserve"> by type</w:t>
+      </w:r>
+    </w:p>
+    <w:p>
+      <w:pPr>
+        <w:pStyle w:val="Sansinterligne"/>
+      </w:pPr>
+      <w:r>
+        <w:tab/>
+      </w:r>
+      <w:proofErr w:type="spellStart"/>
+      <w:proofErr w:type="gramStart"/>
+      <w:r>
+        <w:t>order</w:t>
+      </w:r>
+      <w:proofErr w:type="spellEnd"/>
+      <w:proofErr w:type="gramEnd"/>
+      <w:r>
+        <w:t xml:space="preserve"> by </w:t>
+      </w:r>
+      <w:proofErr w:type="spellStart"/>
+      <w:r>
+        <w:t>nombre_commandes</w:t>
+      </w:r>
+      <w:proofErr w:type="spellEnd"/>
+      <w:r>
+        <w:t xml:space="preserve"> </w:t>
+      </w:r>
+      <w:proofErr w:type="spellStart"/>
+      <w:r>
+        <w:t>desc</w:t>
+      </w:r>
+      <w:proofErr w:type="spellEnd"/>
+      <w:r>
+        <w:t>;</w:t>
+      </w:r>
+    </w:p>
+    <w:p>
+      <w:pPr>
+        <w:pStyle w:val="Sansinterligne"/>
+      </w:pPr>
+    </w:p>
+    <w:p>
+      <w:pPr>
+        <w:pStyle w:val="Titre3"/>
+      </w:pPr>
+      <w:bookmarkStart w:id="16" w:name="_Toc212816654"/>
+      <w:r>
+        <w:t>Requête</w:t>
+      </w:r>
+      <w:r>
+        <w:t xml:space="preserve"> 10</w:t>
+      </w:r>
+      <w:bookmarkEnd w:id="16"/>
+    </w:p>
+    <w:p>
+      <w:pPr>
+        <w:pStyle w:val="Sansinterligne"/>
+      </w:pPr>
+      <w:r>
+        <w:t>Quel est le délai moyen de livraison par livreur (en minutes).</w:t>
+      </w:r>
+    </w:p>
+    <w:p>
+      <w:pPr>
+        <w:pStyle w:val="Sansinterligne"/>
+      </w:pPr>
+      <w:r>
+        <w:t>Ordonner le résultat par délai moyen en minutes du plus petit au plus grand.</w:t>
+      </w:r>
+    </w:p>
+    <w:p>
+      <w:r>
+        <w:t xml:space="preserve">Aide : </w:t>
+      </w:r>
+      <w:proofErr w:type="spellStart"/>
+      <w:r>
+        <w:t>l’id</w:t>
+      </w:r>
+      <w:proofErr w:type="spellEnd"/>
+      <w:r>
+        <w:t xml:space="preserve"> du livreur, son nom et le délai dans le SELECT.</w:t>
+      </w:r>
+    </w:p>
+    <w:p>
+      <w:pPr>
+        <w:pStyle w:val="Sansinterligne"/>
+      </w:pPr>
+      <w:proofErr w:type="gramStart"/>
+      <w:r>
+        <w:t>select</w:t>
+      </w:r>
+      <w:proofErr w:type="gramEnd"/>
+      <w:r>
+        <w:t xml:space="preserve"> nom, </w:t>
+      </w:r>
+      <w:r>
+        <w:t>round(</w:t>
+      </w:r>
+      <w:proofErr w:type="spellStart"/>
+      <w:r>
+        <w:t>avg</w:t>
+      </w:r>
+      <w:proofErr w:type="spellEnd"/>
+      <w:r>
+        <w:t>(</w:t>
+      </w:r>
+      <w:proofErr w:type="spellStart"/>
+      <w:r>
+        <w:t>heure_arrivee</w:t>
+      </w:r>
+      <w:proofErr w:type="spellEnd"/>
+      <w:r>
+        <w:t xml:space="preserve"> - </w:t>
+      </w:r>
+      <w:proofErr w:type="spellStart"/>
+      <w:r>
+        <w:t>heure_depart</w:t>
+      </w:r>
+      <w:proofErr w:type="spellEnd"/>
+      <w:r>
+        <w:t>)</w:t>
+      </w:r>
+      <w:r>
+        <w:t>/100, 2)</w:t>
+      </w:r>
+      <w:r>
+        <w:t xml:space="preserve"> as </w:t>
+      </w:r>
+      <w:proofErr w:type="spellStart"/>
+      <w:r>
+        <w:t>delai_moyen</w:t>
+      </w:r>
+      <w:proofErr w:type="spellEnd"/>
+      <w:r>
+        <w:t xml:space="preserve"> </w:t>
+      </w:r>
+      <w:proofErr w:type="spellStart"/>
+      <w:r>
+        <w:t>from</w:t>
+      </w:r>
+      <w:proofErr w:type="spellEnd"/>
+      <w:r>
+        <w:t xml:space="preserve"> </w:t>
+      </w:r>
+      <w:proofErr w:type="spellStart"/>
+      <w:r>
+        <w:t>t_livraison</w:t>
+      </w:r>
+      <w:proofErr w:type="spellEnd"/>
+    </w:p>
+    <w:p>
+      <w:pPr>
+        <w:pStyle w:val="Sansinterligne"/>
+      </w:pPr>
+      <w:r>
+        <w:tab/>
+      </w:r>
+      <w:proofErr w:type="spellStart"/>
+      <w:proofErr w:type="gramStart"/>
+      <w:r>
+        <w:t>join</w:t>
+      </w:r>
+      <w:proofErr w:type="spellEnd"/>
+      <w:proofErr w:type="gramEnd"/>
+      <w:r>
+        <w:t xml:space="preserve"> </w:t>
+      </w:r>
+      <w:proofErr w:type="spellStart"/>
+      <w:r>
+        <w:t>t_livreur</w:t>
+      </w:r>
+      <w:proofErr w:type="spellEnd"/>
+      <w:r>
+        <w:t xml:space="preserve"> on </w:t>
+      </w:r>
+      <w:proofErr w:type="spellStart"/>
+      <w:r>
+        <w:t>livreur_id</w:t>
+      </w:r>
+      <w:proofErr w:type="spellEnd"/>
+      <w:r>
+        <w:t xml:space="preserve"> = </w:t>
+      </w:r>
+      <w:proofErr w:type="spellStart"/>
+      <w:r>
+        <w:t>livreur_fk</w:t>
+      </w:r>
+      <w:proofErr w:type="spellEnd"/>
+    </w:p>
+    <w:p>
+      <w:pPr>
+        <w:pStyle w:val="Sansinterligne"/>
+        <w:rPr>
+          <w:lang w:val="en-US"/>
+        </w:rPr>
+      </w:pPr>
+      <w:r>
+        <w:tab/>
+      </w:r>
+      <w:r>
+        <w:rPr>
+          <w:lang w:val="en-US"/>
+        </w:rPr>
+        <w:t>group by nom</w:t>
+      </w:r>
+    </w:p>
+    <w:p>
+      <w:pPr>
+        <w:pStyle w:val="Sansinterligne"/>
+        <w:rPr>
+          <w:lang w:val="en-US"/>
+        </w:rPr>
+      </w:pPr>
+      <w:r>
+        <w:rPr>
+          <w:lang w:val="en-US"/>
+        </w:rPr>
+        <w:tab/>
+      </w:r>
+      <w:r>
+        <w:rPr>
+          <w:lang w:val="en-US"/>
+        </w:rPr>
+        <w:t xml:space="preserve">order by </w:t>
+      </w:r>
+      <w:proofErr w:type="spellStart"/>
+      <w:r>
+        <w:rPr>
+          <w:lang w:val="en-US"/>
+        </w:rPr>
+        <w:t>d</w:t>
+      </w:r>
+      <w:r>
+        <w:rPr>
+          <w:lang w:val="en-US"/>
+        </w:rPr>
+        <w:t>e</w:t>
+      </w:r>
+      <w:r>
+        <w:rPr>
+          <w:lang w:val="en-US"/>
+        </w:rPr>
+        <w:t>lai_moyen</w:t>
+      </w:r>
+      <w:proofErr w:type="spellEnd"/>
+      <w:r>
+        <w:rPr>
+          <w:lang w:val="en-US"/>
+        </w:rPr>
+        <w:t xml:space="preserve"> </w:t>
+      </w:r>
+      <w:proofErr w:type="spellStart"/>
+      <w:proofErr w:type="gramStart"/>
+      <w:r>
+        <w:rPr>
+          <w:lang w:val="en-US"/>
+        </w:rPr>
+        <w:t>a</w:t>
+      </w:r>
+      <w:r>
+        <w:rPr>
+          <w:lang w:val="en-US"/>
+        </w:rPr>
+        <w:t>sc</w:t>
+      </w:r>
+      <w:proofErr w:type="spellEnd"/>
+      <w:r>
+        <w:rPr>
+          <w:lang w:val="en-US"/>
+        </w:rPr>
+        <w:t>;</w:t>
+      </w:r>
+      <w:proofErr w:type="gramEnd"/>
+    </w:p>
+    <w:p>
+      <w:pPr>
+        <w:rPr>
+          <w:lang w:val="en-US"/>
+        </w:rPr>
+      </w:pPr>
+    </w:p>
+    <w:p>
+      <w:pPr>
+        <w:pStyle w:val="Sansinterligne"/>
+        <w:rPr>
+          <w:lang w:val="en-US"/>
+        </w:rPr>
+      </w:pPr>
+    </w:p>
+    <w:p>
+      <w:pPr>
+        <w:pStyle w:val="Sansinterligne"/>
+        <w:rPr>
+          <w:lang w:val="en-US"/>
+        </w:rPr>
+      </w:pPr>
+    </w:p>
+    <w:p>
+      <w:pPr>
+        <w:rPr>
+          <w:lang w:val="en-US"/>
+        </w:rPr>
+      </w:pPr>
+    </w:p>
+    <w:p>
+      <w:pPr>
+        <w:pStyle w:val="Titre2"/>
+      </w:pPr>
+      <w:bookmarkStart w:id="17" w:name="_Toc212816655"/>
+      <w:r>
         <w:lastRenderedPageBreak/>
-        <w:t>2ème colonne : nombre de commandes de ce type</w:t>
-      </w:r>
-    </w:p>
-    <w:p>
-      <w:pPr>
-        <w:pStyle w:val="Sansinterligne"/>
-      </w:pPr>
-      <w:r>
-        <w:t>select type, count(commande_id) as nombre_commandes from t_commande</w:t>
-      </w:r>
-    </w:p>
-    <w:p>
-      <w:pPr>
-        <w:pStyle w:val="Sansinterligne"/>
-      </w:pPr>
-      <w:r>
-        <w:tab/>
-        <w:t>group by type</w:t>
-      </w:r>
-    </w:p>
-    <w:p>
-      <w:pPr>
-        <w:pStyle w:val="Sansinterligne"/>
-      </w:pPr>
-      <w:r>
-        <w:tab/>
-      </w:r>
-      <w:r>
-        <w:t>order by nombre_commandes desc;</w:t>
-      </w:r>
-    </w:p>
-    <w:p>
-      <w:pPr>
-        <w:pStyle w:val="Sansinterligne"/>
-      </w:pPr>
-    </w:p>
-    <w:p>
-      <w:pPr>
-        <w:pStyle w:val="Titre3"/>
-      </w:pPr>
-      <w:bookmarkStart w:id="16" w:name="_Toc212816654"/>
-      <w:r>
-        <w:t>Requête</w:t>
-      </w:r>
-      <w:r>
-        <w:t xml:space="preserve"> 10</w:t>
-      </w:r>
-      <w:bookmarkEnd w:id="16"/>
-    </w:p>
-    <w:p>
-      <w:pPr>
-        <w:pStyle w:val="Sansinterligne"/>
-      </w:pPr>
-      <w:r>
-        <w:t>Quel est le délai moyen de livraison par livreur (en minutes).</w:t>
-      </w:r>
-    </w:p>
-    <w:p>
-      <w:pPr>
-        <w:pStyle w:val="Sansinterligne"/>
-      </w:pPr>
-      <w:r>
-        <w:t>Ordonner le résultat par délai moyen en minutes du plus petit au plus grand.</w:t>
-      </w:r>
-    </w:p>
-    <w:p>
-      <w:r>
-        <w:t>Aide : l’id du livreur, son nom et le délai dans le SELECT.</w:t>
-      </w:r>
-    </w:p>
-    <w:p>
-      <w:pPr>
-        <w:pStyle w:val="Sansinterligne"/>
-      </w:pPr>
-      <w:r>
-        <w:t xml:space="preserve">select nom, </w:t>
-      </w:r>
-      <w:r>
-        <w:t>round(</w:t>
-      </w:r>
-      <w:r>
-        <w:t>avg(heure_arrivee - heure_depart)</w:t>
-      </w:r>
-      <w:r>
-        <w:t>/100, 2)</w:t>
-      </w:r>
-      <w:r>
-        <w:t xml:space="preserve"> as delai_moyen from t_livraison</w:t>
-      </w:r>
-    </w:p>
-    <w:p>
-      <w:pPr>
-        <w:pStyle w:val="Sansinterligne"/>
-      </w:pPr>
-      <w:r>
-        <w:tab/>
-        <w:t>join t_livreur on livreur_id = livreur_fk</w:t>
-      </w:r>
-    </w:p>
-    <w:p>
-      <w:pPr>
-        <w:pStyle w:val="Sansinterligne"/>
-        <w:rPr>
-          <w:lang w:val="en-US"/>
-        </w:rPr>
-      </w:pPr>
-      <w:r>
-        <w:tab/>
-      </w:r>
-      <w:r>
-        <w:rPr>
-          <w:lang w:val="en-US"/>
-        </w:rPr>
-        <w:t>group by nom</w:t>
-      </w:r>
-    </w:p>
-    <w:p>
-      <w:pPr>
-        <w:pStyle w:val="Sansinterligne"/>
-        <w:rPr>
-          <w:lang w:val="en-US"/>
-        </w:rPr>
-      </w:pPr>
-      <w:r>
-        <w:rPr>
-          <w:lang w:val="en-US"/>
-        </w:rPr>
-        <w:tab/>
-      </w:r>
-      <w:r>
-        <w:rPr>
-          <w:lang w:val="en-US"/>
-        </w:rPr>
-        <w:t>order by d</w:t>
-      </w:r>
-      <w:r>
-        <w:rPr>
-          <w:lang w:val="en-US"/>
-        </w:rPr>
-        <w:t>e</w:t>
-      </w:r>
-      <w:r>
-        <w:rPr>
-          <w:lang w:val="en-US"/>
-        </w:rPr>
-        <w:t>lai_moyen a</w:t>
-      </w:r>
-      <w:r>
-        <w:rPr>
-          <w:lang w:val="en-US"/>
-        </w:rPr>
-        <w:t>sc;</w:t>
-      </w:r>
-    </w:p>
-    <w:p>
-      <w:pPr>
-        <w:rPr>
-          <w:lang w:val="en-US"/>
-        </w:rPr>
-      </w:pPr>
-    </w:p>
-    <w:p>
-      <w:pPr>
-        <w:pStyle w:val="Sansinterligne"/>
-        <w:rPr>
-          <w:lang w:val="en-US"/>
-        </w:rPr>
-      </w:pPr>
-    </w:p>
-    <w:p>
-      <w:pPr>
-        <w:pStyle w:val="Sansinterligne"/>
-        <w:rPr>
-          <w:lang w:val="en-US"/>
-        </w:rPr>
-      </w:pPr>
-    </w:p>
-    <w:p>
-      <w:pPr>
-        <w:rPr>
-          <w:lang w:val="en-US"/>
-        </w:rPr>
-      </w:pPr>
-    </w:p>
-    <w:p>
-      <w:pPr>
-        <w:pStyle w:val="Titre2"/>
-      </w:pPr>
-      <w:bookmarkStart w:id="17" w:name="_Toc212816655"/>
-      <w:r>
         <w:t>Index</w:t>
       </w:r>
       <w:bookmarkEnd w:id="17"/>
@@ -4746,7 +6680,39 @@
         <w:keepLines/>
       </w:pPr>
       <w:r>
-        <w:t>SELECT c.commande_id, c.date_et_heure, c.statut, cl.nom AS client</w:t>
+        <w:t xml:space="preserve">SELECT </w:t>
+      </w:r>
+      <w:proofErr w:type="spellStart"/>
+      <w:r>
+        <w:t>c.commande_id</w:t>
+      </w:r>
+      <w:proofErr w:type="spellEnd"/>
+      <w:r>
+        <w:t xml:space="preserve">, </w:t>
+      </w:r>
+      <w:proofErr w:type="spellStart"/>
+      <w:r>
+        <w:t>c.date_et_heure</w:t>
+      </w:r>
+      <w:proofErr w:type="spellEnd"/>
+      <w:r>
+        <w:t xml:space="preserve">, </w:t>
+      </w:r>
+      <w:proofErr w:type="spellStart"/>
+      <w:r>
+        <w:t>c.statut</w:t>
+      </w:r>
+      <w:proofErr w:type="spellEnd"/>
+      <w:r>
+        <w:t xml:space="preserve">, </w:t>
+      </w:r>
+      <w:proofErr w:type="spellStart"/>
+      <w:r>
+        <w:t>cl.nom</w:t>
+      </w:r>
+      <w:proofErr w:type="spellEnd"/>
+      <w:r>
+        <w:t xml:space="preserve"> AS client</w:t>
       </w:r>
     </w:p>
     <w:p>
@@ -4756,7 +6722,15 @@
         <w:keepLines/>
       </w:pPr>
       <w:r>
-        <w:t>FROM t_commande AS c</w:t>
+        <w:t xml:space="preserve">FROM </w:t>
+      </w:r>
+      <w:proofErr w:type="spellStart"/>
+      <w:r>
+        <w:t>t_commande</w:t>
+      </w:r>
+      <w:proofErr w:type="spellEnd"/>
+      <w:r>
+        <w:t xml:space="preserve"> AS c</w:t>
       </w:r>
     </w:p>
     <w:p>
@@ -4766,8 +6740,29 @@
         <w:keepLines/>
       </w:pPr>
       <w:r>
-        <w:t>JOIN t_client AS cl ON c.client_fk = cl.client_id</w:t>
-      </w:r>
+        <w:t xml:space="preserve">JOIN </w:t>
+      </w:r>
+      <w:proofErr w:type="spellStart"/>
+      <w:r>
+        <w:t>t_client</w:t>
+      </w:r>
+      <w:proofErr w:type="spellEnd"/>
+      <w:r>
+        <w:t xml:space="preserve"> AS cl ON </w:t>
+      </w:r>
+      <w:proofErr w:type="spellStart"/>
+      <w:r>
+        <w:t>c.client_fk</w:t>
+      </w:r>
+      <w:proofErr w:type="spellEnd"/>
+      <w:r>
+        <w:t xml:space="preserve"> = </w:t>
+      </w:r>
+      <w:proofErr w:type="spellStart"/>
+      <w:r>
+        <w:t>cl.client_id</w:t>
+      </w:r>
+      <w:proofErr w:type="spellEnd"/>
     </w:p>
     <w:p>
       <w:pPr>
@@ -4776,7 +6771,31 @@
         <w:keepLines/>
       </w:pPr>
       <w:r>
-        <w:t>WHERE c.statut = 'en_livraison' AND c.date_et_heure &gt; '2025-01-01'</w:t>
+        <w:t xml:space="preserve">WHERE </w:t>
+      </w:r>
+      <w:proofErr w:type="spellStart"/>
+      <w:r>
+        <w:t>c.statut</w:t>
+      </w:r>
+      <w:proofErr w:type="spellEnd"/>
+      <w:r>
+        <w:t xml:space="preserve"> = '</w:t>
+      </w:r>
+      <w:proofErr w:type="spellStart"/>
+      <w:r>
+        <w:t>en_livraison</w:t>
+      </w:r>
+      <w:proofErr w:type="spellEnd"/>
+      <w:r>
+        <w:t xml:space="preserve">' AND </w:t>
+      </w:r>
+      <w:proofErr w:type="spellStart"/>
+      <w:r>
+        <w:t>c.date_et_heure</w:t>
+      </w:r>
+      <w:proofErr w:type="spellEnd"/>
+      <w:r>
+        <w:t xml:space="preserve"> &gt; '2025-01-01'</w:t>
       </w:r>
     </w:p>
     <w:p>
@@ -4785,7 +6804,15 @@
         <w:keepLines/>
       </w:pPr>
       <w:r>
-        <w:t>ORDER BY c.date_et_heure DESC;</w:t>
+        <w:t xml:space="preserve">ORDER BY </w:t>
+      </w:r>
+      <w:proofErr w:type="spellStart"/>
+      <w:r>
+        <w:t>c.date_et_heure</w:t>
+      </w:r>
+      <w:proofErr w:type="spellEnd"/>
+      <w:r>
+        <w:t xml:space="preserve"> DESC;</w:t>
       </w:r>
     </w:p>
     <w:p>
@@ -4802,8 +6829,47 @@
         <w:keepNext/>
         <w:keepLines/>
       </w:pPr>
-      <w:r>
-        <w:t>create index idx_id_date_statut on t_commande(commande_id, date_et_heure, statut);</w:t>
+      <w:proofErr w:type="spellStart"/>
+      <w:proofErr w:type="gramStart"/>
+      <w:r>
+        <w:t>create</w:t>
+      </w:r>
+      <w:proofErr w:type="spellEnd"/>
+      <w:proofErr w:type="gramEnd"/>
+      <w:r>
+        <w:t xml:space="preserve"> index </w:t>
+      </w:r>
+      <w:proofErr w:type="spellStart"/>
+      <w:r>
+        <w:t>idx_id_date_statut</w:t>
+      </w:r>
+      <w:proofErr w:type="spellEnd"/>
+      <w:r>
+        <w:t xml:space="preserve"> on </w:t>
+      </w:r>
+      <w:proofErr w:type="spellStart"/>
+      <w:r>
+        <w:t>t_commande</w:t>
+      </w:r>
+      <w:proofErr w:type="spellEnd"/>
+      <w:r>
+        <w:t>(</w:t>
+      </w:r>
+      <w:proofErr w:type="spellStart"/>
+      <w:r>
+        <w:t>commande_id</w:t>
+      </w:r>
+      <w:proofErr w:type="spellEnd"/>
+      <w:r>
+        <w:t xml:space="preserve">, </w:t>
+      </w:r>
+      <w:proofErr w:type="spellStart"/>
+      <w:r>
+        <w:t>date_et_heure</w:t>
+      </w:r>
+      <w:proofErr w:type="spellEnd"/>
+      <w:r>
+        <w:t>, statut);</w:t>
       </w:r>
     </w:p>
     <w:p>
@@ -4845,49 +6911,208 @@
         <w:rPr>
           <w:lang w:val="en-US"/>
         </w:rPr>
-        <w:t xml:space="preserve">SELECT a.npa AS zone_npa, COUNT(c.commande_id) AS nb </w:t>
-      </w:r>
-    </w:p>
-    <w:p>
-      <w:pPr>
-        <w:pStyle w:val="Sansinterligne"/>
-        <w:rPr>
-          <w:lang w:val="en-US"/>
-        </w:rPr>
-      </w:pPr>
-      <w:r>
-        <w:rPr>
-          <w:lang w:val="en-US"/>
-        </w:rPr>
-        <w:t xml:space="preserve">FROM t_commande AS c </w:t>
-      </w:r>
-    </w:p>
-    <w:p>
-      <w:pPr>
-        <w:pStyle w:val="Sansinterligne"/>
-        <w:rPr>
-          <w:lang w:val="en-US"/>
-        </w:rPr>
-      </w:pPr>
-      <w:r>
-        <w:rPr>
-          <w:lang w:val="en-US"/>
-        </w:rPr>
-        <w:t xml:space="preserve">JOIN t_adresse AS a ON c.adresse _fk = a.adresse_id </w:t>
-      </w:r>
-    </w:p>
-    <w:p>
-      <w:pPr>
-        <w:pStyle w:val="Sansinterligne"/>
-        <w:rPr>
-          <w:lang w:val="en-US"/>
-        </w:rPr>
-      </w:pPr>
-      <w:r>
-        <w:rPr>
-          <w:lang w:val="en-US"/>
-        </w:rPr>
-        <w:t>WHERE c.type = 'livraison' AND HOUR(c.date_</w:t>
+        <w:t xml:space="preserve">SELECT </w:t>
+      </w:r>
+      <w:proofErr w:type="spellStart"/>
+      <w:r>
+        <w:rPr>
+          <w:lang w:val="en-US"/>
+        </w:rPr>
+        <w:t>a.npa</w:t>
+      </w:r>
+      <w:proofErr w:type="spellEnd"/>
+      <w:r>
+        <w:rPr>
+          <w:lang w:val="en-US"/>
+        </w:rPr>
+        <w:t xml:space="preserve"> AS </w:t>
+      </w:r>
+      <w:proofErr w:type="spellStart"/>
+      <w:r>
+        <w:rPr>
+          <w:lang w:val="en-US"/>
+        </w:rPr>
+        <w:t>zone_npa</w:t>
+      </w:r>
+      <w:proofErr w:type="spellEnd"/>
+      <w:r>
+        <w:rPr>
+          <w:lang w:val="en-US"/>
+        </w:rPr>
+        <w:t>, COUNT(</w:t>
+      </w:r>
+      <w:proofErr w:type="spellStart"/>
+      <w:proofErr w:type="gramStart"/>
+      <w:r>
+        <w:rPr>
+          <w:lang w:val="en-US"/>
+        </w:rPr>
+        <w:t>c.commande</w:t>
+      </w:r>
+      <w:proofErr w:type="gramEnd"/>
+      <w:r>
+        <w:rPr>
+          <w:lang w:val="en-US"/>
+        </w:rPr>
+        <w:t>_id</w:t>
+      </w:r>
+      <w:proofErr w:type="spellEnd"/>
+      <w:r>
+        <w:rPr>
+          <w:lang w:val="en-US"/>
+        </w:rPr>
+        <w:t xml:space="preserve">) AS </w:t>
+      </w:r>
+      <w:proofErr w:type="spellStart"/>
+      <w:r>
+        <w:rPr>
+          <w:lang w:val="en-US"/>
+        </w:rPr>
+        <w:t>nb</w:t>
+      </w:r>
+      <w:proofErr w:type="spellEnd"/>
+      <w:r>
+        <w:rPr>
+          <w:lang w:val="en-US"/>
+        </w:rPr>
+        <w:t xml:space="preserve"> </w:t>
+      </w:r>
+    </w:p>
+    <w:p>
+      <w:pPr>
+        <w:pStyle w:val="Sansinterligne"/>
+        <w:rPr>
+          <w:lang w:val="en-US"/>
+        </w:rPr>
+      </w:pPr>
+      <w:r>
+        <w:rPr>
+          <w:lang w:val="en-US"/>
+        </w:rPr>
+        <w:t xml:space="preserve">FROM </w:t>
+      </w:r>
+      <w:proofErr w:type="spellStart"/>
+      <w:r>
+        <w:rPr>
+          <w:lang w:val="en-US"/>
+        </w:rPr>
+        <w:t>t_commande</w:t>
+      </w:r>
+      <w:proofErr w:type="spellEnd"/>
+      <w:r>
+        <w:rPr>
+          <w:lang w:val="en-US"/>
+        </w:rPr>
+        <w:t xml:space="preserve"> AS c </w:t>
+      </w:r>
+    </w:p>
+    <w:p>
+      <w:pPr>
+        <w:pStyle w:val="Sansinterligne"/>
+        <w:rPr>
+          <w:lang w:val="en-US"/>
+        </w:rPr>
+      </w:pPr>
+      <w:r>
+        <w:rPr>
+          <w:lang w:val="en-US"/>
+        </w:rPr>
+        <w:t xml:space="preserve">JOIN </w:t>
+      </w:r>
+      <w:proofErr w:type="spellStart"/>
+      <w:r>
+        <w:rPr>
+          <w:lang w:val="en-US"/>
+        </w:rPr>
+        <w:t>t_adresse</w:t>
+      </w:r>
+      <w:proofErr w:type="spellEnd"/>
+      <w:r>
+        <w:rPr>
+          <w:lang w:val="en-US"/>
+        </w:rPr>
+        <w:t xml:space="preserve"> AS a ON </w:t>
+      </w:r>
+      <w:proofErr w:type="spellStart"/>
+      <w:proofErr w:type="gramStart"/>
+      <w:r>
+        <w:rPr>
+          <w:lang w:val="en-US"/>
+        </w:rPr>
+        <w:t>c.adresse</w:t>
+      </w:r>
+      <w:proofErr w:type="spellEnd"/>
+      <w:proofErr w:type="gramEnd"/>
+      <w:r>
+        <w:rPr>
+          <w:lang w:val="en-US"/>
+        </w:rPr>
+        <w:t xml:space="preserve"> _</w:t>
+      </w:r>
+      <w:proofErr w:type="spellStart"/>
+      <w:r>
+        <w:rPr>
+          <w:lang w:val="en-US"/>
+        </w:rPr>
+        <w:t>fk</w:t>
+      </w:r>
+      <w:proofErr w:type="spellEnd"/>
+      <w:r>
+        <w:rPr>
+          <w:lang w:val="en-US"/>
+        </w:rPr>
+        <w:t xml:space="preserve"> = </w:t>
+      </w:r>
+      <w:proofErr w:type="spellStart"/>
+      <w:r>
+        <w:rPr>
+          <w:lang w:val="en-US"/>
+        </w:rPr>
+        <w:t>a.adresse_id</w:t>
+      </w:r>
+      <w:proofErr w:type="spellEnd"/>
+      <w:r>
+        <w:rPr>
+          <w:lang w:val="en-US"/>
+        </w:rPr>
+        <w:t xml:space="preserve"> </w:t>
+      </w:r>
+    </w:p>
+    <w:p>
+      <w:pPr>
+        <w:pStyle w:val="Sansinterligne"/>
+        <w:rPr>
+          <w:lang w:val="en-US"/>
+        </w:rPr>
+      </w:pPr>
+      <w:r>
+        <w:rPr>
+          <w:lang w:val="en-US"/>
+        </w:rPr>
+        <w:t xml:space="preserve">WHERE </w:t>
+      </w:r>
+      <w:proofErr w:type="spellStart"/>
+      <w:proofErr w:type="gramStart"/>
+      <w:r>
+        <w:rPr>
+          <w:lang w:val="en-US"/>
+        </w:rPr>
+        <w:t>c.type</w:t>
+      </w:r>
+      <w:proofErr w:type="spellEnd"/>
+      <w:proofErr w:type="gramEnd"/>
+      <w:r>
+        <w:rPr>
+          <w:lang w:val="en-US"/>
+        </w:rPr>
+        <w:t xml:space="preserve"> = 'livraison' AND HOUR(</w:t>
+      </w:r>
+      <w:proofErr w:type="spellStart"/>
+      <w:r>
+        <w:rPr>
+          <w:lang w:val="en-US"/>
+        </w:rPr>
+        <w:t>c.date_</w:t>
       </w:r>
       <w:r>
         <w:rPr>
@@ -4895,6 +7120,7 @@
         </w:rPr>
         <w:t>et_heure</w:t>
       </w:r>
+      <w:proofErr w:type="spellEnd"/>
       <w:r>
         <w:rPr>
           <w:lang w:val="en-US"/>
@@ -4913,22 +7139,57 @@
         <w:rPr>
           <w:lang w:val="en-US"/>
         </w:rPr>
-        <w:t xml:space="preserve">GROUP BY a.npa </w:t>
-      </w:r>
-    </w:p>
-    <w:p>
-      <w:pPr>
-        <w:rPr>
-          <w:lang w:val="en-US"/>
-        </w:rPr>
-      </w:pPr>
-      <w:r>
-        <w:rPr>
-          <w:lang w:val="en-US"/>
-        </w:rPr>
-        <w:lastRenderedPageBreak/>
-        <w:t>ORDER BY nb DESC;</w:t>
-      </w:r>
+        <w:t xml:space="preserve">GROUP BY </w:t>
+      </w:r>
+      <w:proofErr w:type="spellStart"/>
+      <w:r>
+        <w:rPr>
+          <w:lang w:val="en-US"/>
+        </w:rPr>
+        <w:t>a.npa</w:t>
+      </w:r>
+      <w:proofErr w:type="spellEnd"/>
+      <w:r>
+        <w:rPr>
+          <w:lang w:val="en-US"/>
+        </w:rPr>
+        <w:t xml:space="preserve"> </w:t>
+      </w:r>
+    </w:p>
+    <w:p>
+      <w:pPr>
+        <w:rPr>
+          <w:lang w:val="en-US"/>
+        </w:rPr>
+      </w:pPr>
+      <w:r>
+        <w:rPr>
+          <w:lang w:val="en-US"/>
+        </w:rPr>
+        <w:t xml:space="preserve">ORDER BY </w:t>
+      </w:r>
+      <w:proofErr w:type="spellStart"/>
+      <w:r>
+        <w:rPr>
+          <w:lang w:val="en-US"/>
+        </w:rPr>
+        <w:t>nb</w:t>
+      </w:r>
+      <w:proofErr w:type="spellEnd"/>
+      <w:r>
+        <w:rPr>
+          <w:lang w:val="en-US"/>
+        </w:rPr>
+        <w:t xml:space="preserve"> </w:t>
+      </w:r>
+      <w:proofErr w:type="gramStart"/>
+      <w:r>
+        <w:rPr>
+          <w:lang w:val="en-US"/>
+        </w:rPr>
+        <w:t>DESC;</w:t>
+      </w:r>
+      <w:proofErr w:type="gramEnd"/>
     </w:p>
     <w:p>
       <w:r>
@@ -4936,14 +7197,42 @@
       </w:r>
     </w:p>
     <w:p>
-      <w:r>
-        <w:t>create index idx_id_type_</w:t>
+      <w:proofErr w:type="spellStart"/>
+      <w:proofErr w:type="gramStart"/>
+      <w:r>
+        <w:t>create</w:t>
+      </w:r>
+      <w:proofErr w:type="spellEnd"/>
+      <w:proofErr w:type="gramEnd"/>
+      <w:r>
+        <w:t xml:space="preserve"> index </w:t>
+      </w:r>
+      <w:proofErr w:type="spellStart"/>
+      <w:r>
+        <w:t>idx_id_type_</w:t>
       </w:r>
       <w:r>
         <w:t>date</w:t>
       </w:r>
-      <w:r>
-        <w:t xml:space="preserve"> on t_commande(commande_id, type, date);</w:t>
+      <w:proofErr w:type="spellEnd"/>
+      <w:r>
+        <w:t xml:space="preserve"> on </w:t>
+      </w:r>
+      <w:proofErr w:type="spellStart"/>
+      <w:r>
+        <w:t>t_commande</w:t>
+      </w:r>
+      <w:proofErr w:type="spellEnd"/>
+      <w:r>
+        <w:t>(</w:t>
+      </w:r>
+      <w:proofErr w:type="spellStart"/>
+      <w:r>
+        <w:t>commande_id</w:t>
+      </w:r>
+      <w:proofErr w:type="spellEnd"/>
+      <w:r>
+        <w:t>, type, date);</w:t>
       </w:r>
     </w:p>
     <w:p>
@@ -5082,8 +7371,23 @@
       </w:r>
     </w:p>
     <w:p>
-      <w:r>
-        <w:t>create role 'Administrateur', 'Manager', 'Pizzaiolo', 'Livreur', 'Agent de caisse', 'Analyste';</w:t>
+      <w:proofErr w:type="spellStart"/>
+      <w:proofErr w:type="gramStart"/>
+      <w:r>
+        <w:t>create</w:t>
+      </w:r>
+      <w:proofErr w:type="spellEnd"/>
+      <w:proofErr w:type="gramEnd"/>
+      <w:r>
+        <w:t xml:space="preserve"> </w:t>
+      </w:r>
+      <w:proofErr w:type="spellStart"/>
+      <w:r>
+        <w:t>role</w:t>
+      </w:r>
+      <w:proofErr w:type="spellEnd"/>
+      <w:r>
+        <w:t xml:space="preserve"> 'Administrateur', 'Manager', 'Pizzaiolo', 'Livreur', 'Agent de caisse', 'Analyste';</w:t>
       </w:r>
     </w:p>
     <w:p>
@@ -5125,26 +7429,29 @@
     <w:p>
       <w:pPr>
         <w:pStyle w:val="Sansinterligne"/>
-        <w:rPr>
-          <w:lang w:val="en-US"/>
-        </w:rPr>
-      </w:pPr>
-      <w:r>
-        <w:rPr>
-          <w:lang w:val="en-US"/>
-        </w:rPr>
-        <w:t>grant all privileges on db_Thanoss_</w:t>
-      </w:r>
-      <w:r>
-        <w:rPr>
-          <w:lang w:val="en-US"/>
-        </w:rPr>
+      </w:pPr>
+      <w:proofErr w:type="spellStart"/>
+      <w:proofErr w:type="gramStart"/>
+      <w:r>
+        <w:t>grant</w:t>
+      </w:r>
+      <w:proofErr w:type="spellEnd"/>
+      <w:proofErr w:type="gramEnd"/>
+      <w:r>
+        <w:t xml:space="preserve"> all </w:t>
+      </w:r>
+      <w:proofErr w:type="spellStart"/>
+      <w:r>
+        <w:t>privileges</w:t>
+      </w:r>
+      <w:proofErr w:type="spellEnd"/>
+      <w:r>
+        <w:t xml:space="preserve"> on db_Thanoss_</w:t>
+      </w:r>
+      <w:r>
         <w:t>Pizza.</w:t>
       </w:r>
       <w:r>
-        <w:rPr>
-          <w:lang w:val="en-US"/>
-        </w:rPr>
         <w:t>* to 'Administrateur';</w:t>
       </w:r>
     </w:p>
@@ -5159,8 +7466,23 @@
         <w:rPr>
           <w:lang w:val="en-US"/>
         </w:rPr>
-        <w:t>grant grant option on db_Thanoss_</w:t>
-      </w:r>
+        <w:t xml:space="preserve">grant </w:t>
+      </w:r>
+      <w:proofErr w:type="spellStart"/>
+      <w:r>
+        <w:rPr>
+          <w:lang w:val="en-US"/>
+        </w:rPr>
+        <w:t>grant</w:t>
+      </w:r>
+      <w:proofErr w:type="spellEnd"/>
+      <w:r>
+        <w:rPr>
+          <w:lang w:val="en-US"/>
+        </w:rPr>
+        <w:t xml:space="preserve"> option on db_Thanoss_</w:t>
+      </w:r>
+      <w:proofErr w:type="gramStart"/>
       <w:r>
         <w:rPr>
           <w:lang w:val="en-US"/>
@@ -5171,20 +7493,53 @@
         <w:rPr>
           <w:lang w:val="en-US"/>
         </w:rPr>
-        <w:t>* to 'Administrateur';</w:t>
-      </w:r>
-    </w:p>
-    <w:p>
-      <w:pPr>
-        <w:pStyle w:val="Sansinterligne"/>
-      </w:pPr>
-      <w:r>
+        <w:t>*</w:t>
+      </w:r>
+      <w:proofErr w:type="gramEnd"/>
+      <w:r>
+        <w:rPr>
+          <w:lang w:val="en-US"/>
+        </w:rPr>
+        <w:t xml:space="preserve"> to '</w:t>
+      </w:r>
+      <w:proofErr w:type="spellStart"/>
+      <w:r>
+        <w:rPr>
+          <w:lang w:val="en-US"/>
+        </w:rPr>
+        <w:t>Administrateur</w:t>
+      </w:r>
+      <w:proofErr w:type="spellEnd"/>
+      <w:r>
+        <w:rPr>
+          <w:lang w:val="en-US"/>
+        </w:rPr>
+        <w:t>';</w:t>
+      </w:r>
+    </w:p>
+    <w:p>
+      <w:pPr>
+        <w:pStyle w:val="Sansinterligne"/>
+        <w:rPr>
+          <w:lang w:val="en-US"/>
+        </w:rPr>
+      </w:pPr>
+      <w:r>
+        <w:rPr>
+          <w:lang w:val="en-US"/>
+        </w:rPr>
         <w:t>--</w:t>
       </w:r>
       <w:r>
+        <w:rPr>
+          <w:lang w:val="en-US"/>
+        </w:rPr>
         <w:t xml:space="preserve"> </w:t>
       </w:r>
       <w:r>
+        <w:rPr>
+          <w:lang w:val="en-US"/>
+        </w:rPr>
         <w:t>manager</w:t>
       </w:r>
     </w:p>
@@ -5211,7 +7566,21 @@
         <w:rPr>
           <w:lang w:val="en-US"/>
         </w:rPr>
-        <w:t xml:space="preserve"> on db_Thanoss_Pizza.t_commande to </w:t>
+        <w:t xml:space="preserve"> on </w:t>
+      </w:r>
+      <w:proofErr w:type="spellStart"/>
+      <w:r>
+        <w:rPr>
+          <w:lang w:val="en-US"/>
+        </w:rPr>
+        <w:t>db_Thanoss_Pizza.t_commande</w:t>
+      </w:r>
+      <w:proofErr w:type="spellEnd"/>
+      <w:r>
+        <w:rPr>
+          <w:lang w:val="en-US"/>
+        </w:rPr>
+        <w:t xml:space="preserve"> to </w:t>
       </w:r>
       <w:r>
         <w:rPr>
@@ -5225,6 +7594,7 @@
         </w:rPr>
         <w:t>Manager</w:t>
       </w:r>
+      <w:proofErr w:type="gramStart"/>
       <w:r>
         <w:rPr>
           <w:lang w:val="en-US"/>
@@ -5237,6 +7607,7 @@
         </w:rPr>
         <w:t>;</w:t>
       </w:r>
+      <w:proofErr w:type="gramEnd"/>
     </w:p>
     <w:p>
       <w:pPr>
@@ -5261,7 +7632,21 @@
         <w:rPr>
           <w:lang w:val="en-US"/>
         </w:rPr>
-        <w:t xml:space="preserve"> on db_Thanoss_Pizza.t_livraison to </w:t>
+        <w:t xml:space="preserve"> on </w:t>
+      </w:r>
+      <w:proofErr w:type="spellStart"/>
+      <w:r>
+        <w:rPr>
+          <w:lang w:val="en-US"/>
+        </w:rPr>
+        <w:t>db_Thanoss_Pizza.t_livraison</w:t>
+      </w:r>
+      <w:proofErr w:type="spellEnd"/>
+      <w:r>
+        <w:rPr>
+          <w:lang w:val="en-US"/>
+        </w:rPr>
+        <w:t xml:space="preserve"> to </w:t>
       </w:r>
       <w:r>
         <w:rPr>
@@ -5275,6 +7660,7 @@
         </w:rPr>
         <w:t>Manager</w:t>
       </w:r>
+      <w:proofErr w:type="gramStart"/>
       <w:r>
         <w:rPr>
           <w:lang w:val="en-US"/>
@@ -5287,19 +7673,34 @@
         </w:rPr>
         <w:t>;</w:t>
       </w:r>
-    </w:p>
-    <w:p>
-      <w:pPr>
-        <w:pStyle w:val="Sansinterligne"/>
-        <w:rPr>
-          <w:lang w:val="en-US"/>
-        </w:rPr>
-      </w:pPr>
-      <w:r>
-        <w:rPr>
-          <w:lang w:val="en-US"/>
-        </w:rPr>
-        <w:t xml:space="preserve">grant select on db_Thanoss_Pizza.t_paiement to </w:t>
+      <w:proofErr w:type="gramEnd"/>
+    </w:p>
+    <w:p>
+      <w:pPr>
+        <w:pStyle w:val="Sansinterligne"/>
+        <w:rPr>
+          <w:lang w:val="en-US"/>
+        </w:rPr>
+      </w:pPr>
+      <w:r>
+        <w:rPr>
+          <w:lang w:val="en-US"/>
+        </w:rPr>
+        <w:t xml:space="preserve">grant select on </w:t>
+      </w:r>
+      <w:proofErr w:type="spellStart"/>
+      <w:r>
+        <w:rPr>
+          <w:lang w:val="en-US"/>
+        </w:rPr>
+        <w:t>db_Thanoss_Pizza.t_paiement</w:t>
+      </w:r>
+      <w:proofErr w:type="spellEnd"/>
+      <w:r>
+        <w:rPr>
+          <w:lang w:val="en-US"/>
+        </w:rPr>
+        <w:t xml:space="preserve"> to </w:t>
       </w:r>
       <w:r>
         <w:rPr>
@@ -5313,6 +7714,7 @@
         </w:rPr>
         <w:t>Manager</w:t>
       </w:r>
+      <w:proofErr w:type="gramStart"/>
       <w:r>
         <w:rPr>
           <w:lang w:val="en-US"/>
@@ -5325,6 +7727,7 @@
         </w:rPr>
         <w:t>;</w:t>
       </w:r>
+      <w:proofErr w:type="gramEnd"/>
     </w:p>
     <w:p>
       <w:pPr>
@@ -5349,7 +7752,21 @@
         <w:rPr>
           <w:lang w:val="en-US"/>
         </w:rPr>
-        <w:t xml:space="preserve"> on db_Thanoss_Pizza.t_produit to </w:t>
+        <w:t xml:space="preserve"> on </w:t>
+      </w:r>
+      <w:proofErr w:type="spellStart"/>
+      <w:r>
+        <w:rPr>
+          <w:lang w:val="en-US"/>
+        </w:rPr>
+        <w:t>db_Thanoss_Pizza.t_produit</w:t>
+      </w:r>
+      <w:proofErr w:type="spellEnd"/>
+      <w:r>
+        <w:rPr>
+          <w:lang w:val="en-US"/>
+        </w:rPr>
+        <w:t xml:space="preserve"> to </w:t>
       </w:r>
       <w:r>
         <w:rPr>
@@ -5363,6 +7780,7 @@
         </w:rPr>
         <w:t>Manager</w:t>
       </w:r>
+      <w:proofErr w:type="gramStart"/>
       <w:r>
         <w:rPr>
           <w:lang w:val="en-US"/>
@@ -5375,18 +7793,31 @@
         </w:rPr>
         <w:t>;</w:t>
       </w:r>
-    </w:p>
-    <w:p>
-      <w:pPr>
-        <w:pStyle w:val="Sansinterligne"/>
-      </w:pPr>
-      <w:r>
+      <w:proofErr w:type="gramEnd"/>
+    </w:p>
+    <w:p>
+      <w:pPr>
+        <w:pStyle w:val="Sansinterligne"/>
+        <w:rPr>
+          <w:lang w:val="en-US"/>
+        </w:rPr>
+      </w:pPr>
+      <w:r>
+        <w:rPr>
+          <w:lang w:val="en-US"/>
+        </w:rPr>
         <w:t>--</w:t>
       </w:r>
       <w:r>
+        <w:rPr>
+          <w:lang w:val="en-US"/>
+        </w:rPr>
         <w:t xml:space="preserve"> </w:t>
       </w:r>
       <w:r>
+        <w:rPr>
+          <w:lang w:val="en-US"/>
+        </w:rPr>
         <w:t>pizzaiolo</w:t>
       </w:r>
     </w:p>
@@ -5401,7 +7832,21 @@
         <w:rPr>
           <w:lang w:val="en-US"/>
         </w:rPr>
-        <w:t xml:space="preserve">grant select on db_Thanoss_Pizza.t_commande to </w:t>
+        <w:t xml:space="preserve">grant select on </w:t>
+      </w:r>
+      <w:proofErr w:type="spellStart"/>
+      <w:r>
+        <w:rPr>
+          <w:lang w:val="en-US"/>
+        </w:rPr>
+        <w:t>db_Thanoss_Pizza.t_commande</w:t>
+      </w:r>
+      <w:proofErr w:type="spellEnd"/>
+      <w:r>
+        <w:rPr>
+          <w:lang w:val="en-US"/>
+        </w:rPr>
+        <w:t xml:space="preserve"> to </w:t>
       </w:r>
       <w:r>
         <w:rPr>
@@ -5415,6 +7860,7 @@
         </w:rPr>
         <w:t>Pizzaiolo</w:t>
       </w:r>
+      <w:proofErr w:type="gramStart"/>
       <w:r>
         <w:rPr>
           <w:lang w:val="en-US"/>
@@ -5427,20 +7873,43 @@
         </w:rPr>
         <w:t>;</w:t>
       </w:r>
-    </w:p>
-    <w:p>
-      <w:pPr>
-        <w:pStyle w:val="Sansinterligne"/>
-        <w:rPr>
-          <w:lang w:val="en-US"/>
-        </w:rPr>
-      </w:pPr>
-      <w:r>
-        <w:rPr>
-          <w:lang w:val="en-US"/>
-        </w:rPr>
-        <w:t>grant select on db_Thanoss_Pizza.t_commande to 'Pizzaiolo';</w:t>
-      </w:r>
+      <w:proofErr w:type="gramEnd"/>
+    </w:p>
+    <w:p>
+      <w:pPr>
+        <w:pStyle w:val="Sansinterligne"/>
+        <w:rPr>
+          <w:lang w:val="en-US"/>
+        </w:rPr>
+      </w:pPr>
+      <w:r>
+        <w:rPr>
+          <w:lang w:val="en-US"/>
+        </w:rPr>
+        <w:t xml:space="preserve">grant select on </w:t>
+      </w:r>
+      <w:proofErr w:type="spellStart"/>
+      <w:r>
+        <w:rPr>
+          <w:lang w:val="en-US"/>
+        </w:rPr>
+        <w:t>db_Thanoss_Pizza.t_commande</w:t>
+      </w:r>
+      <w:proofErr w:type="spellEnd"/>
+      <w:r>
+        <w:rPr>
+          <w:lang w:val="en-US"/>
+        </w:rPr>
+        <w:t xml:space="preserve"> to 'Pizzaiolo</w:t>
+      </w:r>
+      <w:proofErr w:type="gramStart"/>
+      <w:r>
+        <w:rPr>
+          <w:lang w:val="en-US"/>
+        </w:rPr>
+        <w:t>';</w:t>
+      </w:r>
+      <w:proofErr w:type="gramEnd"/>
     </w:p>
     <w:p>
       <w:pPr>
@@ -5465,7 +7934,35 @@
         <w:rPr>
           <w:lang w:val="en-US"/>
         </w:rPr>
-        <w:t xml:space="preserve">(statut) on db_Thanoss_Pizza.t_commande to </w:t>
+        <w:t>(</w:t>
+      </w:r>
+      <w:proofErr w:type="spellStart"/>
+      <w:r>
+        <w:rPr>
+          <w:lang w:val="en-US"/>
+        </w:rPr>
+        <w:t>statut</w:t>
+      </w:r>
+      <w:proofErr w:type="spellEnd"/>
+      <w:r>
+        <w:rPr>
+          <w:lang w:val="en-US"/>
+        </w:rPr>
+        <w:t xml:space="preserve">) on </w:t>
+      </w:r>
+      <w:proofErr w:type="spellStart"/>
+      <w:r>
+        <w:rPr>
+          <w:lang w:val="en-US"/>
+        </w:rPr>
+        <w:t>db_Thanoss_Pizza.t_commande</w:t>
+      </w:r>
+      <w:proofErr w:type="spellEnd"/>
+      <w:r>
+        <w:rPr>
+          <w:lang w:val="en-US"/>
+        </w:rPr>
+        <w:t xml:space="preserve"> to </w:t>
       </w:r>
       <w:r>
         <w:rPr>
@@ -5479,6 +7976,7 @@
         </w:rPr>
         <w:t>Pizzaiolo</w:t>
       </w:r>
+      <w:proofErr w:type="gramStart"/>
       <w:r>
         <w:rPr>
           <w:lang w:val="en-US"/>
@@ -5491,27 +7989,56 @@
         </w:rPr>
         <w:t>;</w:t>
       </w:r>
-    </w:p>
-    <w:p>
-      <w:pPr>
-        <w:pStyle w:val="Sansinterligne"/>
-      </w:pPr>
-      <w:r>
-        <w:t>-- livreur</w:t>
-      </w:r>
-    </w:p>
-    <w:p>
-      <w:pPr>
-        <w:pStyle w:val="Sansinterligne"/>
-        <w:rPr>
-          <w:lang w:val="en-US"/>
-        </w:rPr>
-      </w:pPr>
-      <w:r>
-        <w:rPr>
-          <w:lang w:val="en-US"/>
-        </w:rPr>
-        <w:t xml:space="preserve">grant select on db_Thanoss_Pizza.t_livraison to </w:t>
+      <w:proofErr w:type="gramEnd"/>
+    </w:p>
+    <w:p>
+      <w:pPr>
+        <w:pStyle w:val="Sansinterligne"/>
+        <w:rPr>
+          <w:lang w:val="en-US"/>
+        </w:rPr>
+      </w:pPr>
+      <w:r>
+        <w:rPr>
+          <w:lang w:val="en-US"/>
+        </w:rPr>
+        <w:t xml:space="preserve">-- </w:t>
+      </w:r>
+      <w:proofErr w:type="spellStart"/>
+      <w:r>
+        <w:rPr>
+          <w:lang w:val="en-US"/>
+        </w:rPr>
+        <w:t>livreur</w:t>
+      </w:r>
+      <w:proofErr w:type="spellEnd"/>
+    </w:p>
+    <w:p>
+      <w:pPr>
+        <w:pStyle w:val="Sansinterligne"/>
+        <w:rPr>
+          <w:lang w:val="en-US"/>
+        </w:rPr>
+      </w:pPr>
+      <w:r>
+        <w:rPr>
+          <w:lang w:val="en-US"/>
+        </w:rPr>
+        <w:t xml:space="preserve">grant select on </w:t>
+      </w:r>
+      <w:proofErr w:type="spellStart"/>
+      <w:r>
+        <w:rPr>
+          <w:lang w:val="en-US"/>
+        </w:rPr>
+        <w:t>db_Thanoss_Pizza.t_livraison</w:t>
+      </w:r>
+      <w:proofErr w:type="spellEnd"/>
+      <w:r>
+        <w:rPr>
+          <w:lang w:val="en-US"/>
+        </w:rPr>
+        <w:t xml:space="preserve"> to </w:t>
       </w:r>
       <w:r>
         <w:rPr>
@@ -5519,12 +8046,15 @@
         </w:rPr>
         <w:t>'</w:t>
       </w:r>
+      <w:proofErr w:type="spellStart"/>
       <w:r>
         <w:rPr>
           <w:lang w:val="en-US"/>
         </w:rPr>
         <w:t>Livreur</w:t>
       </w:r>
+      <w:proofErr w:type="spellEnd"/>
+      <w:proofErr w:type="gramStart"/>
       <w:r>
         <w:rPr>
           <w:lang w:val="en-US"/>
@@ -5537,20 +8067,283 @@
         </w:rPr>
         <w:t>;</w:t>
       </w:r>
-    </w:p>
-    <w:p>
-      <w:pPr>
-        <w:pStyle w:val="Sansinterligne"/>
-        <w:rPr>
-          <w:lang w:val="en-US"/>
-        </w:rPr>
-      </w:pPr>
-      <w:r>
-        <w:rPr>
-          <w:lang w:val="en-US"/>
-        </w:rPr>
+      <w:proofErr w:type="gramEnd"/>
+    </w:p>
+    <w:p>
+      <w:pPr>
+        <w:pStyle w:val="Sansinterligne"/>
+        <w:rPr>
+          <w:lang w:val="en-US"/>
+        </w:rPr>
+      </w:pPr>
+      <w:r>
+        <w:rPr>
+          <w:lang w:val="en-US"/>
+        </w:rPr>
+        <w:t xml:space="preserve">grant select on </w:t>
+      </w:r>
+      <w:proofErr w:type="spellStart"/>
+      <w:r>
+        <w:rPr>
+          <w:lang w:val="en-US"/>
+        </w:rPr>
+        <w:t>db_Thanoss_Pizza.t_commande</w:t>
+      </w:r>
+      <w:proofErr w:type="spellEnd"/>
+      <w:r>
+        <w:rPr>
+          <w:lang w:val="en-US"/>
+        </w:rPr>
+        <w:t xml:space="preserve"> to </w:t>
+      </w:r>
+      <w:r>
+        <w:rPr>
+          <w:lang w:val="en-US"/>
+        </w:rPr>
+        <w:t>'</w:t>
+      </w:r>
+      <w:proofErr w:type="spellStart"/>
+      <w:r>
+        <w:rPr>
+          <w:lang w:val="en-US"/>
+        </w:rPr>
+        <w:t>Livreur</w:t>
+      </w:r>
+      <w:proofErr w:type="spellEnd"/>
+      <w:proofErr w:type="gramStart"/>
+      <w:r>
+        <w:rPr>
+          <w:lang w:val="en-US"/>
+        </w:rPr>
+        <w:t>'</w:t>
+      </w:r>
+      <w:r>
+        <w:rPr>
+          <w:lang w:val="en-US"/>
+        </w:rPr>
+        <w:t>;</w:t>
+      </w:r>
+      <w:proofErr w:type="gramEnd"/>
+    </w:p>
+    <w:p>
+      <w:pPr>
+        <w:pStyle w:val="Sansinterligne"/>
+        <w:rPr>
+          <w:lang w:val="en-US"/>
+        </w:rPr>
+      </w:pPr>
+      <w:r>
+        <w:rPr>
+          <w:lang w:val="en-US"/>
+        </w:rPr>
+        <w:t xml:space="preserve">grant </w:t>
+      </w:r>
+      <w:r>
+        <w:rPr>
+          <w:lang w:val="en-US"/>
+        </w:rPr>
+        <w:t>update</w:t>
+      </w:r>
+      <w:r>
+        <w:rPr>
+          <w:lang w:val="en-US"/>
+        </w:rPr>
+        <w:t>(</w:t>
+      </w:r>
+      <w:proofErr w:type="spellStart"/>
+      <w:r>
+        <w:rPr>
+          <w:lang w:val="en-US"/>
+        </w:rPr>
+        <w:t>statut</w:t>
+      </w:r>
+      <w:proofErr w:type="spellEnd"/>
+      <w:r>
+        <w:rPr>
+          <w:lang w:val="en-US"/>
+        </w:rPr>
+        <w:t xml:space="preserve">) on </w:t>
+      </w:r>
+      <w:proofErr w:type="spellStart"/>
+      <w:r>
+        <w:rPr>
+          <w:lang w:val="en-US"/>
+        </w:rPr>
+        <w:t>db_Thanoss_Pizza.t_livraison</w:t>
+      </w:r>
+      <w:proofErr w:type="spellEnd"/>
+      <w:r>
+        <w:rPr>
+          <w:lang w:val="en-US"/>
+        </w:rPr>
+        <w:t xml:space="preserve"> to </w:t>
+      </w:r>
+      <w:r>
+        <w:rPr>
+          <w:lang w:val="en-US"/>
+        </w:rPr>
+        <w:t>'</w:t>
+      </w:r>
+      <w:proofErr w:type="spellStart"/>
+      <w:r>
+        <w:rPr>
+          <w:lang w:val="en-US"/>
+        </w:rPr>
+        <w:t>Livreur</w:t>
+      </w:r>
+      <w:proofErr w:type="spellEnd"/>
+      <w:proofErr w:type="gramStart"/>
+      <w:r>
+        <w:rPr>
+          <w:lang w:val="en-US"/>
+        </w:rPr>
+        <w:t>'</w:t>
+      </w:r>
+      <w:r>
+        <w:rPr>
+          <w:lang w:val="en-US"/>
+        </w:rPr>
+        <w:t>;</w:t>
+      </w:r>
+      <w:proofErr w:type="gramEnd"/>
+    </w:p>
+    <w:p>
+      <w:pPr>
+        <w:pStyle w:val="Sansinterligne"/>
+      </w:pPr>
+      <w:r>
+        <w:t>-- agent de caisse</w:t>
+      </w:r>
+    </w:p>
+    <w:p>
+      <w:pPr>
+        <w:pStyle w:val="Sansinterligne"/>
+      </w:pPr>
+      <w:proofErr w:type="spellStart"/>
+      <w:proofErr w:type="gramStart"/>
+      <w:r>
+        <w:t>grant</w:t>
+      </w:r>
+      <w:proofErr w:type="spellEnd"/>
+      <w:proofErr w:type="gramEnd"/>
+      <w:r>
+        <w:t xml:space="preserve"> select on </w:t>
+      </w:r>
+      <w:proofErr w:type="spellStart"/>
+      <w:r>
+        <w:t>db_Thanoss_Pizza.t_paiement</w:t>
+      </w:r>
+      <w:proofErr w:type="spellEnd"/>
+      <w:r>
+        <w:t xml:space="preserve"> to </w:t>
+      </w:r>
+      <w:r>
+        <w:t>'Agent de caisse'</w:t>
+      </w:r>
+      <w:r>
+        <w:t>;</w:t>
+      </w:r>
+    </w:p>
+    <w:p>
+      <w:pPr>
+        <w:pStyle w:val="Sansinterligne"/>
+      </w:pPr>
+      <w:proofErr w:type="spellStart"/>
+      <w:proofErr w:type="gramStart"/>
+      <w:r>
+        <w:t>grant</w:t>
+      </w:r>
+      <w:proofErr w:type="spellEnd"/>
+      <w:proofErr w:type="gramEnd"/>
+      <w:r>
+        <w:t xml:space="preserve"> insert on </w:t>
+      </w:r>
+      <w:proofErr w:type="spellStart"/>
+      <w:r>
+        <w:t>db_Thanoss_Pizza.t_paiement</w:t>
+      </w:r>
+      <w:proofErr w:type="spellEnd"/>
+      <w:r>
+        <w:t xml:space="preserve"> to </w:t>
+      </w:r>
+      <w:r>
+        <w:t>'Agent de caisse' ;</w:t>
+      </w:r>
+    </w:p>
+    <w:p>
+      <w:pPr>
+        <w:pStyle w:val="Sansinterligne"/>
+      </w:pPr>
+      <w:proofErr w:type="spellStart"/>
+      <w:proofErr w:type="gramStart"/>
+      <w:r>
         <w:lastRenderedPageBreak/>
-        <w:t xml:space="preserve">grant select on db_Thanoss_Pizza.t_commande to </w:t>
+        <w:t>grant</w:t>
+      </w:r>
+      <w:proofErr w:type="spellEnd"/>
+      <w:proofErr w:type="gramEnd"/>
+      <w:r>
+        <w:t xml:space="preserve"> select on </w:t>
+      </w:r>
+      <w:proofErr w:type="spellStart"/>
+      <w:r>
+        <w:t>db_Thanoss_Pizza.t_commande</w:t>
+      </w:r>
+      <w:proofErr w:type="spellEnd"/>
+      <w:r>
+        <w:t xml:space="preserve"> to </w:t>
+      </w:r>
+      <w:r>
+        <w:t>'Agent de caisse' ;</w:t>
+      </w:r>
+    </w:p>
+    <w:p>
+      <w:pPr>
+        <w:pStyle w:val="Sansinterligne"/>
+        <w:rPr>
+          <w:lang w:val="en-US"/>
+        </w:rPr>
+      </w:pPr>
+      <w:r>
+        <w:rPr>
+          <w:lang w:val="en-US"/>
+        </w:rPr>
+        <w:t xml:space="preserve">-- </w:t>
+      </w:r>
+      <w:proofErr w:type="spellStart"/>
+      <w:r>
+        <w:rPr>
+          <w:lang w:val="en-US"/>
+        </w:rPr>
+        <w:t>analyste</w:t>
+      </w:r>
+      <w:proofErr w:type="spellEnd"/>
+    </w:p>
+    <w:p>
+      <w:pPr>
+        <w:rPr>
+          <w:lang w:val="en-US"/>
+        </w:rPr>
+      </w:pPr>
+      <w:r>
+        <w:rPr>
+          <w:lang w:val="en-US"/>
+        </w:rPr>
+        <w:t>grant select on db_Thanoss_</w:t>
+      </w:r>
+      <w:proofErr w:type="gramStart"/>
+      <w:r>
+        <w:rPr>
+          <w:lang w:val="en-US"/>
+        </w:rPr>
+        <w:t>Pizza.*</w:t>
+      </w:r>
+      <w:proofErr w:type="gramEnd"/>
+      <w:r>
+        <w:rPr>
+          <w:lang w:val="en-US"/>
+        </w:rPr>
+        <w:t xml:space="preserve"> to </w:t>
       </w:r>
       <w:r>
         <w:rPr>
@@ -5558,151 +8351,14 @@
         </w:rPr>
         <w:t>'</w:t>
       </w:r>
-      <w:r>
-        <w:rPr>
-          <w:lang w:val="en-US"/>
-        </w:rPr>
-        <w:t>Livreur</w:t>
-      </w:r>
-      <w:r>
-        <w:rPr>
-          <w:lang w:val="en-US"/>
-        </w:rPr>
-        <w:t>'</w:t>
-      </w:r>
-      <w:r>
-        <w:rPr>
-          <w:lang w:val="en-US"/>
-        </w:rPr>
-        <w:t>;</w:t>
-      </w:r>
-    </w:p>
-    <w:p>
-      <w:pPr>
-        <w:pStyle w:val="Sansinterligne"/>
-        <w:rPr>
-          <w:lang w:val="en-US"/>
-        </w:rPr>
-      </w:pPr>
-      <w:r>
-        <w:rPr>
-          <w:lang w:val="en-US"/>
-        </w:rPr>
-        <w:t xml:space="preserve">grant </w:t>
-      </w:r>
-      <w:r>
-        <w:rPr>
-          <w:lang w:val="en-US"/>
-        </w:rPr>
-        <w:t>update</w:t>
-      </w:r>
-      <w:r>
-        <w:rPr>
-          <w:lang w:val="en-US"/>
-        </w:rPr>
-        <w:t xml:space="preserve">(statut) on db_Thanoss_Pizza.t_livraison to </w:t>
-      </w:r>
-      <w:r>
-        <w:rPr>
-          <w:lang w:val="en-US"/>
-        </w:rPr>
-        <w:t>'</w:t>
-      </w:r>
-      <w:r>
-        <w:rPr>
-          <w:lang w:val="en-US"/>
-        </w:rPr>
-        <w:t>Livreur</w:t>
-      </w:r>
-      <w:r>
-        <w:rPr>
-          <w:lang w:val="en-US"/>
-        </w:rPr>
-        <w:t>'</w:t>
-      </w:r>
-      <w:r>
-        <w:rPr>
-          <w:lang w:val="en-US"/>
-        </w:rPr>
-        <w:t>;</w:t>
-      </w:r>
-    </w:p>
-    <w:p>
-      <w:pPr>
-        <w:pStyle w:val="Sansinterligne"/>
-      </w:pPr>
-      <w:r>
-        <w:t>-- agent de caisse</w:t>
-      </w:r>
-    </w:p>
-    <w:p>
-      <w:pPr>
-        <w:pStyle w:val="Sansinterligne"/>
-      </w:pPr>
-      <w:r>
-        <w:t xml:space="preserve">grant select on db_Thanoss_Pizza.t_paiement to </w:t>
-      </w:r>
-      <w:r>
-        <w:t>'Agent de caisse'</w:t>
-      </w:r>
-      <w:r>
-        <w:t>;</w:t>
-      </w:r>
-    </w:p>
-    <w:p>
-      <w:pPr>
-        <w:pStyle w:val="Sansinterligne"/>
-      </w:pPr>
-      <w:r>
-        <w:t xml:space="preserve">grant insert on db_Thanoss_Pizza.t_paiement to </w:t>
-      </w:r>
-      <w:r>
-        <w:t>'Agent de caisse' ;</w:t>
-      </w:r>
-    </w:p>
-    <w:p>
-      <w:pPr>
-        <w:pStyle w:val="Sansinterligne"/>
-      </w:pPr>
-      <w:r>
-        <w:t xml:space="preserve">grant select on db_Thanoss_Pizza.t_commande to </w:t>
-      </w:r>
-      <w:r>
-        <w:t>'Agent de caisse' ;</w:t>
-      </w:r>
-    </w:p>
-    <w:p>
-      <w:pPr>
-        <w:pStyle w:val="Sansinterligne"/>
-      </w:pPr>
-      <w:r>
-        <w:t>-- analyste</w:t>
-      </w:r>
-    </w:p>
-    <w:p>
-      <w:pPr>
-        <w:rPr>
-          <w:lang w:val="en-US"/>
-        </w:rPr>
-      </w:pPr>
-      <w:r>
-        <w:rPr>
-          <w:lang w:val="en-US"/>
-        </w:rPr>
-        <w:t xml:space="preserve">grant select on db_Thanoss_Pizza.* to </w:t>
-      </w:r>
-      <w:r>
-        <w:rPr>
-          <w:lang w:val="en-US"/>
-        </w:rPr>
-        <w:t>'</w:t>
-      </w:r>
+      <w:proofErr w:type="spellStart"/>
       <w:r>
         <w:rPr>
           <w:lang w:val="en-US"/>
         </w:rPr>
         <w:t>Analyste</w:t>
       </w:r>
+      <w:proofErr w:type="spellEnd"/>
       <w:r>
         <w:rPr>
           <w:lang w:val="en-US"/>
@@ -5743,15 +8399,31 @@
         <w:pStyle w:val="Sansinterligne"/>
       </w:pPr>
       <w:r>
-        <w:t>SHOW GRANTS FOR ‘role’;</w:t>
-      </w:r>
-    </w:p>
-    <w:p>
-      <w:pPr>
-        <w:pStyle w:val="Sansinterligne"/>
-      </w:pPr>
-      <w:r>
-        <w:t>Où nous remplacerons ‘role’ par le véritable nom du rôle</w:t>
+        <w:t>SHOW GRANTS FOR ‘</w:t>
+      </w:r>
+      <w:proofErr w:type="spellStart"/>
+      <w:r>
+        <w:t>role</w:t>
+      </w:r>
+      <w:proofErr w:type="spellEnd"/>
+      <w:r>
+        <w:t>’;</w:t>
+      </w:r>
+    </w:p>
+    <w:p>
+      <w:pPr>
+        <w:pStyle w:val="Sansinterligne"/>
+      </w:pPr>
+      <w:r>
+        <w:t>Où nous remplacerons ‘</w:t>
+      </w:r>
+      <w:proofErr w:type="spellStart"/>
+      <w:r>
+        <w:t>role</w:t>
+      </w:r>
+      <w:proofErr w:type="spellEnd"/>
+      <w:r>
+        <w:t>’ par le véritable nom du rôle</w:t>
       </w:r>
       <w:r>
         <w:t>.</w:t>
@@ -5760,29 +8432,61 @@
         <w:t xml:space="preserve"> </w:t>
       </w:r>
       <w:r>
-        <w:t>Voici les commandes à entrer et en screenshot, les résultats attendus.</w:t>
-      </w:r>
-    </w:p>
-    <w:p>
-      <w:pPr>
-        <w:pStyle w:val="Sansinterligne"/>
-        <w:rPr>
-          <w:lang w:val="en-US"/>
-        </w:rPr>
-      </w:pPr>
-      <w:r>
-        <w:rPr>
-          <w:lang w:val="en-US"/>
-        </w:rPr>
-        <w:t>-- administrateur</w:t>
-      </w:r>
+        <w:t xml:space="preserve">Voici les commandes à entrer et en </w:t>
+      </w:r>
+      <w:proofErr w:type="spellStart"/>
+      <w:r>
+        <w:t>screenshot</w:t>
+      </w:r>
+      <w:proofErr w:type="spellEnd"/>
+      <w:r>
+        <w:t>, les résultats attendus.</w:t>
+      </w:r>
+    </w:p>
+    <w:p>
+      <w:pPr>
+        <w:pStyle w:val="Sansinterligne"/>
+        <w:rPr>
+          <w:lang w:val="en-US"/>
+        </w:rPr>
+      </w:pPr>
+      <w:r>
+        <w:rPr>
+          <w:lang w:val="en-US"/>
+        </w:rPr>
+        <w:t xml:space="preserve">-- </w:t>
+      </w:r>
+      <w:proofErr w:type="spellStart"/>
+      <w:r>
+        <w:rPr>
+          <w:lang w:val="en-US"/>
+        </w:rPr>
+        <w:t>administrateur</w:t>
+      </w:r>
+      <w:proofErr w:type="spellEnd"/>
       <w:r>
         <w:rPr>
           <w:lang w:val="en-US"/>
         </w:rPr>
         <w:br/>
-        <w:t>SHOW GRANTS FOR 'Administrateur';</w:t>
-      </w:r>
+        <w:t>SHOW GRANTS FOR '</w:t>
+      </w:r>
+      <w:proofErr w:type="spellStart"/>
+      <w:r>
+        <w:rPr>
+          <w:lang w:val="en-US"/>
+        </w:rPr>
+        <w:t>Administrateur</w:t>
+      </w:r>
+      <w:proofErr w:type="spellEnd"/>
+      <w:proofErr w:type="gramStart"/>
+      <w:r>
+        <w:rPr>
+          <w:lang w:val="en-US"/>
+        </w:rPr>
+        <w:t>';</w:t>
+      </w:r>
+      <w:proofErr w:type="gramEnd"/>
     </w:p>
     <w:p>
       <w:pPr>
@@ -5802,8 +8506,16 @@
           <w:lang w:val="en-US"/>
         </w:rPr>
         <w:br/>
-        <w:t>SHOW GRANTS FOR 'Manager';</w:t>
-      </w:r>
+        <w:t>SHOW GRANTS FOR 'Manager</w:t>
+      </w:r>
+      <w:proofErr w:type="gramStart"/>
+      <w:r>
+        <w:rPr>
+          <w:lang w:val="en-US"/>
+        </w:rPr>
+        <w:t>';</w:t>
+      </w:r>
+      <w:proofErr w:type="gramEnd"/>
     </w:p>
     <w:p>
       <w:pPr>
@@ -5823,8 +8535,16 @@
           <w:lang w:val="en-US"/>
         </w:rPr>
         <w:br/>
-        <w:t>SHOW GRANTS FOR 'Pizzaiolo';</w:t>
-      </w:r>
+        <w:t>SHOW GRANTS FOR 'Pizzaiolo</w:t>
+      </w:r>
+      <w:proofErr w:type="gramStart"/>
+      <w:r>
+        <w:rPr>
+          <w:lang w:val="en-US"/>
+        </w:rPr>
+        <w:t>';</w:t>
+      </w:r>
+      <w:proofErr w:type="gramEnd"/>
     </w:p>
     <w:p>
       <w:pPr>
@@ -5861,15 +8581,39 @@
         <w:rPr>
           <w:lang w:val="en-US"/>
         </w:rPr>
-        <w:t>-- analyste</w:t>
-      </w:r>
+        <w:t xml:space="preserve">-- </w:t>
+      </w:r>
+      <w:proofErr w:type="spellStart"/>
+      <w:r>
+        <w:rPr>
+          <w:lang w:val="en-US"/>
+        </w:rPr>
+        <w:t>analyste</w:t>
+      </w:r>
+      <w:proofErr w:type="spellEnd"/>
       <w:r>
         <w:rPr>
           <w:lang w:val="en-US"/>
         </w:rPr>
         <w:br/>
-        <w:t>SHOW GRANTS FOR 'Analyste';</w:t>
-      </w:r>
+        <w:t>SHOW GRANTS FOR '</w:t>
+      </w:r>
+      <w:proofErr w:type="spellStart"/>
+      <w:r>
+        <w:rPr>
+          <w:lang w:val="en-US"/>
+        </w:rPr>
+        <w:t>Analyste</w:t>
+      </w:r>
+      <w:proofErr w:type="spellEnd"/>
+      <w:proofErr w:type="gramStart"/>
+      <w:r>
+        <w:rPr>
+          <w:lang w:val="en-US"/>
+        </w:rPr>
+        <w:t>';</w:t>
+      </w:r>
+      <w:proofErr w:type="gramEnd"/>
     </w:p>
     <w:p>
       <w:pPr>
@@ -5947,7 +8691,15 @@
     </w:p>
     <w:p>
       <w:r>
-        <w:t>À présent, nous avons les rôles à jour. Nous allons donc créer des utilisateurs, n’ayant pas de spécifications pour les noms et mot de passe de ces derniers, nous allons les définir ici. Tous les mots de passe des utilisateurs correspondent à leur nom. Voici la commande à entrer afin de créer les users.</w:t>
+        <w:t xml:space="preserve">À présent, nous avons les rôles à jour. Nous allons donc créer des utilisateurs, n’ayant pas de spécifications pour les noms et mot de passe de ces derniers, nous allons les définir ici. Tous les mots de passe des utilisateurs correspondent à leur nom. Voici la commande à entrer afin de créer les </w:t>
+      </w:r>
+      <w:proofErr w:type="spellStart"/>
+      <w:r>
+        <w:t>users</w:t>
+      </w:r>
+      <w:proofErr w:type="spellEnd"/>
+      <w:r>
+        <w:t>.</w:t>
       </w:r>
     </w:p>
     <w:p>
@@ -5975,56 +8727,232 @@
         <w:rPr>
           <w:lang w:val="en-US"/>
         </w:rPr>
-        <w:t>'Thanoss_Pizza admin'@'localhost' identified by 'Thanoss_Pizza admin',</w:t>
-      </w:r>
-    </w:p>
-    <w:p>
-      <w:pPr>
-        <w:pStyle w:val="Sansinterligne"/>
-        <w:rPr>
-          <w:lang w:val="en-US"/>
-        </w:rPr>
-      </w:pPr>
-      <w:r>
-        <w:rPr>
-          <w:lang w:val="en-US"/>
-        </w:rPr>
-        <w:t>'Thanoss_Pizza manager'@'localhost' identified by 'Thanoss_Pizza manager',</w:t>
-      </w:r>
-    </w:p>
-    <w:p>
-      <w:pPr>
-        <w:pStyle w:val="Sansinterligne"/>
-        <w:rPr>
-          <w:lang w:val="en-US"/>
-        </w:rPr>
-      </w:pPr>
-      <w:r>
-        <w:rPr>
-          <w:lang w:val="en-US"/>
-        </w:rPr>
-        <w:t>'Thanoss_Pizza pizzaiolo'@'localhost' identified by 'Thanoss_Pizza pizzaiolo',</w:t>
-      </w:r>
-    </w:p>
-    <w:p>
-      <w:pPr>
-        <w:pStyle w:val="Sansinterligne"/>
-        <w:rPr>
-          <w:lang w:val="en-US"/>
-        </w:rPr>
-      </w:pPr>
-      <w:r>
-        <w:rPr>
-          <w:lang w:val="en-US"/>
-        </w:rPr>
-        <w:t>'Thanoss_Pizza livreur'@'localhost' identified by 'Thanoss_Pizza livreur</w:t>
-      </w:r>
-      <w:r>
-        <w:rPr>
-          <w:lang w:val="en-US"/>
-        </w:rPr>
         <w:t>'</w:t>
       </w:r>
+      <w:proofErr w:type="spellStart"/>
+      <w:r>
+        <w:rPr>
+          <w:lang w:val="en-US"/>
+        </w:rPr>
+        <w:t>Thanoss_Pizza</w:t>
+      </w:r>
+      <w:proofErr w:type="spellEnd"/>
+      <w:r>
+        <w:rPr>
+          <w:lang w:val="en-US"/>
+        </w:rPr>
+        <w:t xml:space="preserve"> </w:t>
+      </w:r>
+      <w:proofErr w:type="spellStart"/>
+      <w:r>
+        <w:rPr>
+          <w:lang w:val="en-US"/>
+        </w:rPr>
+        <w:t>admin'@'localhost</w:t>
+      </w:r>
+      <w:proofErr w:type="spellEnd"/>
+      <w:r>
+        <w:rPr>
+          <w:lang w:val="en-US"/>
+        </w:rPr>
+        <w:t>' identified by '</w:t>
+      </w:r>
+      <w:proofErr w:type="spellStart"/>
+      <w:r>
+        <w:rPr>
+          <w:lang w:val="en-US"/>
+        </w:rPr>
+        <w:t>Thanoss_Pizza</w:t>
+      </w:r>
+      <w:proofErr w:type="spellEnd"/>
+      <w:r>
+        <w:rPr>
+          <w:lang w:val="en-US"/>
+        </w:rPr>
+        <w:t xml:space="preserve"> admin',</w:t>
+      </w:r>
+    </w:p>
+    <w:p>
+      <w:pPr>
+        <w:pStyle w:val="Sansinterligne"/>
+        <w:rPr>
+          <w:lang w:val="en-US"/>
+        </w:rPr>
+      </w:pPr>
+      <w:r>
+        <w:rPr>
+          <w:lang w:val="en-US"/>
+        </w:rPr>
+        <w:t>'</w:t>
+      </w:r>
+      <w:proofErr w:type="spellStart"/>
+      <w:r>
+        <w:rPr>
+          <w:lang w:val="en-US"/>
+        </w:rPr>
+        <w:t>Thanoss_Pizza</w:t>
+      </w:r>
+      <w:proofErr w:type="spellEnd"/>
+      <w:r>
+        <w:rPr>
+          <w:lang w:val="en-US"/>
+        </w:rPr>
+        <w:t xml:space="preserve"> </w:t>
+      </w:r>
+      <w:proofErr w:type="spellStart"/>
+      <w:r>
+        <w:rPr>
+          <w:lang w:val="en-US"/>
+        </w:rPr>
+        <w:t>manager'@'localhost</w:t>
+      </w:r>
+      <w:proofErr w:type="spellEnd"/>
+      <w:r>
+        <w:rPr>
+          <w:lang w:val="en-US"/>
+        </w:rPr>
+        <w:t>' identified by '</w:t>
+      </w:r>
+      <w:proofErr w:type="spellStart"/>
+      <w:r>
+        <w:rPr>
+          <w:lang w:val="en-US"/>
+        </w:rPr>
+        <w:t>Thanoss_Pizza</w:t>
+      </w:r>
+      <w:proofErr w:type="spellEnd"/>
+      <w:r>
+        <w:rPr>
+          <w:lang w:val="en-US"/>
+        </w:rPr>
+        <w:t xml:space="preserve"> manager',</w:t>
+      </w:r>
+    </w:p>
+    <w:p>
+      <w:pPr>
+        <w:pStyle w:val="Sansinterligne"/>
+        <w:rPr>
+          <w:lang w:val="en-US"/>
+        </w:rPr>
+      </w:pPr>
+      <w:r>
+        <w:rPr>
+          <w:lang w:val="en-US"/>
+        </w:rPr>
+        <w:t>'</w:t>
+      </w:r>
+      <w:proofErr w:type="spellStart"/>
+      <w:r>
+        <w:rPr>
+          <w:lang w:val="en-US"/>
+        </w:rPr>
+        <w:t>Thanoss_Pizza</w:t>
+      </w:r>
+      <w:proofErr w:type="spellEnd"/>
+      <w:r>
+        <w:rPr>
+          <w:lang w:val="en-US"/>
+        </w:rPr>
+        <w:t xml:space="preserve"> </w:t>
+      </w:r>
+      <w:proofErr w:type="spellStart"/>
+      <w:r>
+        <w:rPr>
+          <w:lang w:val="en-US"/>
+        </w:rPr>
+        <w:t>pizzaiolo'@'localhost</w:t>
+      </w:r>
+      <w:proofErr w:type="spellEnd"/>
+      <w:r>
+        <w:rPr>
+          <w:lang w:val="en-US"/>
+        </w:rPr>
+        <w:t>' identified by '</w:t>
+      </w:r>
+      <w:proofErr w:type="spellStart"/>
+      <w:r>
+        <w:rPr>
+          <w:lang w:val="en-US"/>
+        </w:rPr>
+        <w:t>Thanoss_Pizza</w:t>
+      </w:r>
+      <w:proofErr w:type="spellEnd"/>
+      <w:r>
+        <w:rPr>
+          <w:lang w:val="en-US"/>
+        </w:rPr>
+        <w:t xml:space="preserve"> pizzaiolo',</w:t>
+      </w:r>
+    </w:p>
+    <w:p>
+      <w:pPr>
+        <w:pStyle w:val="Sansinterligne"/>
+        <w:rPr>
+          <w:lang w:val="en-US"/>
+        </w:rPr>
+      </w:pPr>
+      <w:r>
+        <w:rPr>
+          <w:lang w:val="en-US"/>
+        </w:rPr>
+        <w:t>'</w:t>
+      </w:r>
+      <w:proofErr w:type="spellStart"/>
+      <w:r>
+        <w:rPr>
+          <w:lang w:val="en-US"/>
+        </w:rPr>
+        <w:t>Thanoss_Pizza</w:t>
+      </w:r>
+      <w:proofErr w:type="spellEnd"/>
+      <w:r>
+        <w:rPr>
+          <w:lang w:val="en-US"/>
+        </w:rPr>
+        <w:t xml:space="preserve"> </w:t>
+      </w:r>
+      <w:proofErr w:type="spellStart"/>
+      <w:r>
+        <w:rPr>
+          <w:lang w:val="en-US"/>
+        </w:rPr>
+        <w:t>livreur</w:t>
+      </w:r>
+      <w:proofErr w:type="spellEnd"/>
+      <w:r>
+        <w:rPr>
+          <w:lang w:val="en-US"/>
+        </w:rPr>
+        <w:t>'@'localhost' identified by '</w:t>
+      </w:r>
+      <w:proofErr w:type="spellStart"/>
+      <w:r>
+        <w:rPr>
+          <w:lang w:val="en-US"/>
+        </w:rPr>
+        <w:t>Thanoss_Pizza</w:t>
+      </w:r>
+      <w:proofErr w:type="spellEnd"/>
+      <w:r>
+        <w:rPr>
+          <w:lang w:val="en-US"/>
+        </w:rPr>
+        <w:t xml:space="preserve"> </w:t>
+      </w:r>
+      <w:proofErr w:type="spellStart"/>
+      <w:r>
+        <w:rPr>
+          <w:lang w:val="en-US"/>
+        </w:rPr>
+        <w:t>livreur</w:t>
+      </w:r>
+      <w:proofErr w:type="spellEnd"/>
+      <w:r>
+        <w:rPr>
+          <w:lang w:val="en-US"/>
+        </w:rPr>
+        <w:t>'</w:t>
+      </w:r>
       <w:r>
         <w:rPr>
           <w:lang w:val="en-US"/>
@@ -6043,61 +8971,213 @@
         <w:rPr>
           <w:lang w:val="en-US"/>
         </w:rPr>
-        <w:t>'Thanoss_Pizza agent de caisse'@'localhost' identified by 'Thanoss_Pizza agent de caisse',</w:t>
-      </w:r>
-    </w:p>
-    <w:p>
-      <w:pPr>
-        <w:rPr>
-          <w:lang w:val="en-US"/>
-        </w:rPr>
-      </w:pPr>
-      <w:r>
-        <w:rPr>
-          <w:lang w:val="en-US"/>
-        </w:rPr>
-        <w:t>'Thanoss_Pizza analyste'@'localhost' identified by 'Thanoss_Pizza analyste';</w:t>
-      </w:r>
-    </w:p>
-    <w:p>
-      <w:r>
-        <w:t>Vérifions que la creation s’est bien déroulée :</w:t>
-      </w:r>
-    </w:p>
-    <w:p>
-      <w:pPr>
-        <w:pStyle w:val="Sansinterligne"/>
-      </w:pPr>
-      <w:r>
-        <w:t>-- la commande</w:t>
-      </w:r>
-    </w:p>
-    <w:p>
-      <w:pPr>
-        <w:pStyle w:val="Sansinterligne"/>
-        <w:rPr>
-          <w:lang w:val="en-US"/>
-        </w:rPr>
-      </w:pPr>
-      <w:r>
-        <w:rPr>
-          <w:lang w:val="en-US"/>
-        </w:rPr>
-        <w:t>use mysql ;</w:t>
-      </w:r>
-    </w:p>
-    <w:p>
-      <w:pPr>
-        <w:rPr>
-          <w:lang w:val="en-US"/>
-        </w:rPr>
-      </w:pPr>
-      <w:r>
-        <w:rPr>
-          <w:lang w:val="en-US"/>
-        </w:rPr>
-        <w:t>select User, host from user;</w:t>
-      </w:r>
+        <w:t>'</w:t>
+      </w:r>
+      <w:proofErr w:type="spellStart"/>
+      <w:r>
+        <w:rPr>
+          <w:lang w:val="en-US"/>
+        </w:rPr>
+        <w:t>Thanoss_Pizza</w:t>
+      </w:r>
+      <w:proofErr w:type="spellEnd"/>
+      <w:r>
+        <w:rPr>
+          <w:lang w:val="en-US"/>
+        </w:rPr>
+        <w:t xml:space="preserve"> agent de </w:t>
+      </w:r>
+      <w:proofErr w:type="spellStart"/>
+      <w:r>
+        <w:rPr>
+          <w:lang w:val="en-US"/>
+        </w:rPr>
+        <w:t>caisse</w:t>
+      </w:r>
+      <w:proofErr w:type="spellEnd"/>
+      <w:r>
+        <w:rPr>
+          <w:lang w:val="en-US"/>
+        </w:rPr>
+        <w:t>'@'localhost' identified by '</w:t>
+      </w:r>
+      <w:proofErr w:type="spellStart"/>
+      <w:r>
+        <w:rPr>
+          <w:lang w:val="en-US"/>
+        </w:rPr>
+        <w:t>Thanoss_Pizza</w:t>
+      </w:r>
+      <w:proofErr w:type="spellEnd"/>
+      <w:r>
+        <w:rPr>
+          <w:lang w:val="en-US"/>
+        </w:rPr>
+        <w:t xml:space="preserve"> agent de </w:t>
+      </w:r>
+      <w:proofErr w:type="spellStart"/>
+      <w:r>
+        <w:rPr>
+          <w:lang w:val="en-US"/>
+        </w:rPr>
+        <w:t>caisse</w:t>
+      </w:r>
+      <w:proofErr w:type="spellEnd"/>
+      <w:r>
+        <w:rPr>
+          <w:lang w:val="en-US"/>
+        </w:rPr>
+        <w:t>',</w:t>
+      </w:r>
+    </w:p>
+    <w:p>
+      <w:pPr>
+        <w:rPr>
+          <w:lang w:val="en-US"/>
+        </w:rPr>
+      </w:pPr>
+      <w:r>
+        <w:rPr>
+          <w:lang w:val="en-US"/>
+        </w:rPr>
+        <w:t>'</w:t>
+      </w:r>
+      <w:proofErr w:type="spellStart"/>
+      <w:r>
+        <w:rPr>
+          <w:lang w:val="en-US"/>
+        </w:rPr>
+        <w:t>Thanoss_Pizza</w:t>
+      </w:r>
+      <w:proofErr w:type="spellEnd"/>
+      <w:r>
+        <w:rPr>
+          <w:lang w:val="en-US"/>
+        </w:rPr>
+        <w:t xml:space="preserve"> </w:t>
+      </w:r>
+      <w:proofErr w:type="spellStart"/>
+      <w:r>
+        <w:rPr>
+          <w:lang w:val="en-US"/>
+        </w:rPr>
+        <w:t>analyste</w:t>
+      </w:r>
+      <w:proofErr w:type="spellEnd"/>
+      <w:r>
+        <w:rPr>
+          <w:lang w:val="en-US"/>
+        </w:rPr>
+        <w:t>'@'localhost' identified by '</w:t>
+      </w:r>
+      <w:proofErr w:type="spellStart"/>
+      <w:r>
+        <w:rPr>
+          <w:lang w:val="en-US"/>
+        </w:rPr>
+        <w:t>Thanoss_Pizza</w:t>
+      </w:r>
+      <w:proofErr w:type="spellEnd"/>
+      <w:r>
+        <w:rPr>
+          <w:lang w:val="en-US"/>
+        </w:rPr>
+        <w:t xml:space="preserve"> </w:t>
+      </w:r>
+      <w:proofErr w:type="spellStart"/>
+      <w:r>
+        <w:rPr>
+          <w:lang w:val="en-US"/>
+        </w:rPr>
+        <w:t>analyste</w:t>
+      </w:r>
+      <w:proofErr w:type="spellEnd"/>
+      <w:proofErr w:type="gramStart"/>
+      <w:r>
+        <w:rPr>
+          <w:lang w:val="en-US"/>
+        </w:rPr>
+        <w:t>';</w:t>
+      </w:r>
+      <w:proofErr w:type="gramEnd"/>
+    </w:p>
+    <w:p>
+      <w:r>
+        <w:t xml:space="preserve">Vérifions que la </w:t>
+      </w:r>
+      <w:proofErr w:type="spellStart"/>
+      <w:r>
+        <w:t>creation</w:t>
+      </w:r>
+      <w:proofErr w:type="spellEnd"/>
+      <w:r>
+        <w:t xml:space="preserve"> s’est bien déroulée :</w:t>
+      </w:r>
+    </w:p>
+    <w:p>
+      <w:pPr>
+        <w:pStyle w:val="Sansinterligne"/>
+        <w:rPr>
+          <w:lang w:val="en-US"/>
+        </w:rPr>
+      </w:pPr>
+      <w:r>
+        <w:rPr>
+          <w:lang w:val="en-US"/>
+        </w:rPr>
+        <w:t xml:space="preserve">-- la </w:t>
+      </w:r>
+      <w:proofErr w:type="spellStart"/>
+      <w:r>
+        <w:rPr>
+          <w:lang w:val="en-US"/>
+        </w:rPr>
+        <w:t>commande</w:t>
+      </w:r>
+      <w:proofErr w:type="spellEnd"/>
+    </w:p>
+    <w:p>
+      <w:pPr>
+        <w:pStyle w:val="Sansinterligne"/>
+        <w:rPr>
+          <w:lang w:val="en-US"/>
+        </w:rPr>
+      </w:pPr>
+      <w:r>
+        <w:rPr>
+          <w:lang w:val="en-US"/>
+        </w:rPr>
+        <w:t xml:space="preserve">use </w:t>
+      </w:r>
+      <w:proofErr w:type="gramStart"/>
+      <w:r>
+        <w:rPr>
+          <w:lang w:val="en-US"/>
+        </w:rPr>
+        <w:t>mysql ;</w:t>
+      </w:r>
+      <w:proofErr w:type="gramEnd"/>
+    </w:p>
+    <w:p>
+      <w:pPr>
+        <w:rPr>
+          <w:lang w:val="en-US"/>
+        </w:rPr>
+      </w:pPr>
+      <w:r>
+        <w:rPr>
+          <w:lang w:val="en-US"/>
+        </w:rPr>
+        <w:t xml:space="preserve">select User, host from </w:t>
+      </w:r>
+      <w:proofErr w:type="gramStart"/>
+      <w:r>
+        <w:rPr>
+          <w:lang w:val="en-US"/>
+        </w:rPr>
+        <w:t>user;</w:t>
+      </w:r>
+      <w:proofErr w:type="gramEnd"/>
     </w:p>
     <w:p>
       <w:r>
@@ -6170,10 +9250,24 @@
         <w:pStyle w:val="Sansinterligne"/>
         <w:keepNext/>
         <w:keepLines/>
-      </w:pPr>
-      <w:r>
-        <w:t>-- administrateur</w:t>
-      </w:r>
+        <w:rPr>
+          <w:lang w:val="en-US"/>
+        </w:rPr>
+      </w:pPr>
+      <w:r>
+        <w:rPr>
+          <w:lang w:val="en-US"/>
+        </w:rPr>
+        <w:t xml:space="preserve">-- </w:t>
+      </w:r>
+      <w:proofErr w:type="spellStart"/>
+      <w:r>
+        <w:rPr>
+          <w:lang w:val="en-US"/>
+        </w:rPr>
+        <w:t>administrateur</w:t>
+      </w:r>
+      <w:proofErr w:type="spellEnd"/>
     </w:p>
     <w:p>
       <w:pPr>
@@ -6188,8 +9282,52 @@
         <w:rPr>
           <w:lang w:val="en-US"/>
         </w:rPr>
-        <w:t>grant 'Administrateur' to 'Thanoss_Pizza admin'@'localhost';</w:t>
-      </w:r>
+        <w:t>grant '</w:t>
+      </w:r>
+      <w:proofErr w:type="spellStart"/>
+      <w:r>
+        <w:rPr>
+          <w:lang w:val="en-US"/>
+        </w:rPr>
+        <w:t>Administrateur</w:t>
+      </w:r>
+      <w:proofErr w:type="spellEnd"/>
+      <w:r>
+        <w:rPr>
+          <w:lang w:val="en-US"/>
+        </w:rPr>
+        <w:t>' to '</w:t>
+      </w:r>
+      <w:proofErr w:type="spellStart"/>
+      <w:r>
+        <w:rPr>
+          <w:lang w:val="en-US"/>
+        </w:rPr>
+        <w:t>Thanoss_Pizza</w:t>
+      </w:r>
+      <w:proofErr w:type="spellEnd"/>
+      <w:r>
+        <w:rPr>
+          <w:lang w:val="en-US"/>
+        </w:rPr>
+        <w:t xml:space="preserve"> </w:t>
+      </w:r>
+      <w:proofErr w:type="spellStart"/>
+      <w:r>
+        <w:rPr>
+          <w:lang w:val="en-US"/>
+        </w:rPr>
+        <w:t>admin'@'localhost</w:t>
+      </w:r>
+      <w:proofErr w:type="spellEnd"/>
+      <w:proofErr w:type="gramStart"/>
+      <w:r>
+        <w:rPr>
+          <w:lang w:val="en-US"/>
+        </w:rPr>
+        <w:t>';</w:t>
+      </w:r>
+      <w:proofErr w:type="gramEnd"/>
     </w:p>
     <w:p>
       <w:pPr>
@@ -6204,7 +9342,43 @@
         <w:rPr>
           <w:lang w:val="en-US"/>
         </w:rPr>
-        <w:t>SET DEFAULT ROLE 'Administrateur'  TO 'admin'@'localhost';</w:t>
+        <w:t>SET DEFAULT ROLE '</w:t>
+      </w:r>
+      <w:proofErr w:type="spellStart"/>
+      <w:r>
+        <w:rPr>
+          <w:lang w:val="en-US"/>
+        </w:rPr>
+        <w:t>Administrateur</w:t>
+      </w:r>
+      <w:proofErr w:type="spellEnd"/>
+      <w:proofErr w:type="gramStart"/>
+      <w:r>
+        <w:rPr>
+          <w:lang w:val="en-US"/>
+        </w:rPr>
+        <w:t>'  TO</w:t>
+      </w:r>
+      <w:proofErr w:type="gramEnd"/>
+      <w:r>
+        <w:rPr>
+          <w:lang w:val="en-US"/>
+        </w:rPr>
+        <w:t xml:space="preserve"> '</w:t>
+      </w:r>
+      <w:proofErr w:type="spellStart"/>
+      <w:r>
+        <w:rPr>
+          <w:lang w:val="en-US"/>
+        </w:rPr>
+        <w:t>admin'@'localhost</w:t>
+      </w:r>
+      <w:proofErr w:type="spellEnd"/>
+      <w:r>
+        <w:rPr>
+          <w:lang w:val="en-US"/>
+        </w:rPr>
+        <w:t>';</w:t>
       </w:r>
     </w:p>
     <w:p>
@@ -6212,8 +9386,14 @@
         <w:pStyle w:val="Sansinterligne"/>
         <w:keepNext/>
         <w:keepLines/>
-      </w:pPr>
-      <w:r>
+        <w:rPr>
+          <w:lang w:val="en-US"/>
+        </w:rPr>
+      </w:pPr>
+      <w:r>
+        <w:rPr>
+          <w:lang w:val="en-US"/>
+        </w:rPr>
         <w:t>-- manager</w:t>
       </w:r>
     </w:p>
@@ -6230,8 +9410,38 @@
         <w:rPr>
           <w:lang w:val="en-US"/>
         </w:rPr>
-        <w:t>grant 'Manager' to 'Thanoss_Pizza manager'@'localhost';</w:t>
-      </w:r>
+        <w:t>grant 'Manager' to '</w:t>
+      </w:r>
+      <w:proofErr w:type="spellStart"/>
+      <w:r>
+        <w:rPr>
+          <w:lang w:val="en-US"/>
+        </w:rPr>
+        <w:t>Thanoss_Pizza</w:t>
+      </w:r>
+      <w:proofErr w:type="spellEnd"/>
+      <w:r>
+        <w:rPr>
+          <w:lang w:val="en-US"/>
+        </w:rPr>
+        <w:t xml:space="preserve"> </w:t>
+      </w:r>
+      <w:proofErr w:type="spellStart"/>
+      <w:r>
+        <w:rPr>
+          <w:lang w:val="en-US"/>
+        </w:rPr>
+        <w:t>manager'@'localhost</w:t>
+      </w:r>
+      <w:proofErr w:type="spellEnd"/>
+      <w:proofErr w:type="gramStart"/>
+      <w:r>
+        <w:rPr>
+          <w:lang w:val="en-US"/>
+        </w:rPr>
+        <w:t>';</w:t>
+      </w:r>
+      <w:proofErr w:type="gramEnd"/>
     </w:p>
     <w:p>
       <w:pPr>
@@ -6246,7 +9456,49 @@
         <w:rPr>
           <w:lang w:val="en-US"/>
         </w:rPr>
-        <w:t>SET DEFAULT ROLE 'Manager'  TO 'Thanoss_Pizza manager'@'localhost';</w:t>
+        <w:t>SET DEFAULT ROLE 'Manager</w:t>
+      </w:r>
+      <w:proofErr w:type="gramStart"/>
+      <w:r>
+        <w:rPr>
+          <w:lang w:val="en-US"/>
+        </w:rPr>
+        <w:t>'  TO</w:t>
+      </w:r>
+      <w:proofErr w:type="gramEnd"/>
+      <w:r>
+        <w:rPr>
+          <w:lang w:val="en-US"/>
+        </w:rPr>
+        <w:t xml:space="preserve"> '</w:t>
+      </w:r>
+      <w:proofErr w:type="spellStart"/>
+      <w:r>
+        <w:rPr>
+          <w:lang w:val="en-US"/>
+        </w:rPr>
+        <w:t>Thanoss_Pizza</w:t>
+      </w:r>
+      <w:proofErr w:type="spellEnd"/>
+      <w:r>
+        <w:rPr>
+          <w:lang w:val="en-US"/>
+        </w:rPr>
+        <w:t xml:space="preserve"> </w:t>
+      </w:r>
+      <w:proofErr w:type="spellStart"/>
+      <w:r>
+        <w:rPr>
+          <w:lang w:val="en-US"/>
+        </w:rPr>
+        <w:t>manager'@'localhost</w:t>
+      </w:r>
+      <w:proofErr w:type="spellEnd"/>
+      <w:r>
+        <w:rPr>
+          <w:lang w:val="en-US"/>
+        </w:rPr>
+        <w:t>';</w:t>
       </w:r>
     </w:p>
     <w:p>
@@ -6254,8 +9506,14 @@
         <w:pStyle w:val="Sansinterligne"/>
         <w:keepNext/>
         <w:keepLines/>
-      </w:pPr>
-      <w:r>
+        <w:rPr>
+          <w:lang w:val="en-US"/>
+        </w:rPr>
+      </w:pPr>
+      <w:r>
+        <w:rPr>
+          <w:lang w:val="en-US"/>
+        </w:rPr>
         <w:t>-- pizzaiolo</w:t>
       </w:r>
     </w:p>
@@ -6272,8 +9530,38 @@
         <w:rPr>
           <w:lang w:val="en-US"/>
         </w:rPr>
-        <w:t>grant 'Pizzaiolo' to 'Thanoss_Pizza pizzaiolo'@'localhost';</w:t>
-      </w:r>
+        <w:t>grant 'Pizzaiolo' to '</w:t>
+      </w:r>
+      <w:proofErr w:type="spellStart"/>
+      <w:r>
+        <w:rPr>
+          <w:lang w:val="en-US"/>
+        </w:rPr>
+        <w:t>Thanoss_Pizza</w:t>
+      </w:r>
+      <w:proofErr w:type="spellEnd"/>
+      <w:r>
+        <w:rPr>
+          <w:lang w:val="en-US"/>
+        </w:rPr>
+        <w:t xml:space="preserve"> </w:t>
+      </w:r>
+      <w:proofErr w:type="spellStart"/>
+      <w:r>
+        <w:rPr>
+          <w:lang w:val="en-US"/>
+        </w:rPr>
+        <w:t>pizzaiolo'@'localhost</w:t>
+      </w:r>
+      <w:proofErr w:type="spellEnd"/>
+      <w:proofErr w:type="gramStart"/>
+      <w:r>
+        <w:rPr>
+          <w:lang w:val="en-US"/>
+        </w:rPr>
+        <w:t>';</w:t>
+      </w:r>
+      <w:proofErr w:type="gramEnd"/>
     </w:p>
     <w:p>
       <w:pPr>
@@ -6288,7 +9576,49 @@
         <w:rPr>
           <w:lang w:val="en-US"/>
         </w:rPr>
-        <w:t>SET DEFAULT ROLE 'Pizzaiolo'  TO 'Thanoss_Pizza pizzaiolo'@'localhost';</w:t>
+        <w:t>SET DEFAULT ROLE 'Pizzaiolo</w:t>
+      </w:r>
+      <w:proofErr w:type="gramStart"/>
+      <w:r>
+        <w:rPr>
+          <w:lang w:val="en-US"/>
+        </w:rPr>
+        <w:t>'  TO</w:t>
+      </w:r>
+      <w:proofErr w:type="gramEnd"/>
+      <w:r>
+        <w:rPr>
+          <w:lang w:val="en-US"/>
+        </w:rPr>
+        <w:t xml:space="preserve"> '</w:t>
+      </w:r>
+      <w:proofErr w:type="spellStart"/>
+      <w:r>
+        <w:rPr>
+          <w:lang w:val="en-US"/>
+        </w:rPr>
+        <w:t>Thanoss_Pizza</w:t>
+      </w:r>
+      <w:proofErr w:type="spellEnd"/>
+      <w:r>
+        <w:rPr>
+          <w:lang w:val="en-US"/>
+        </w:rPr>
+        <w:t xml:space="preserve"> </w:t>
+      </w:r>
+      <w:proofErr w:type="spellStart"/>
+      <w:r>
+        <w:rPr>
+          <w:lang w:val="en-US"/>
+        </w:rPr>
+        <w:t>pizzaiolo'@'localhost</w:t>
+      </w:r>
+      <w:proofErr w:type="spellEnd"/>
+      <w:r>
+        <w:rPr>
+          <w:lang w:val="en-US"/>
+        </w:rPr>
+        <w:t>';</w:t>
       </w:r>
     </w:p>
     <w:p>
@@ -6296,10 +9626,24 @@
         <w:pStyle w:val="Sansinterligne"/>
         <w:keepNext/>
         <w:keepLines/>
-      </w:pPr>
-      <w:r>
-        <w:t>-- livreur</w:t>
-      </w:r>
+        <w:rPr>
+          <w:lang w:val="en-US"/>
+        </w:rPr>
+      </w:pPr>
+      <w:r>
+        <w:rPr>
+          <w:lang w:val="en-US"/>
+        </w:rPr>
+        <w:t xml:space="preserve">-- </w:t>
+      </w:r>
+      <w:proofErr w:type="spellStart"/>
+      <w:r>
+        <w:rPr>
+          <w:lang w:val="en-US"/>
+        </w:rPr>
+        <w:t>livreur</w:t>
+      </w:r>
+      <w:proofErr w:type="spellEnd"/>
     </w:p>
     <w:p>
       <w:pPr>
@@ -6314,8 +9658,58 @@
         <w:rPr>
           <w:lang w:val="en-US"/>
         </w:rPr>
-        <w:t>grant 'Livreur' to 'Thanoss_Pizza livreur'@'localhost';</w:t>
-      </w:r>
+        <w:t>grant '</w:t>
+      </w:r>
+      <w:proofErr w:type="spellStart"/>
+      <w:r>
+        <w:rPr>
+          <w:lang w:val="en-US"/>
+        </w:rPr>
+        <w:t>Livreur</w:t>
+      </w:r>
+      <w:proofErr w:type="spellEnd"/>
+      <w:r>
+        <w:rPr>
+          <w:lang w:val="en-US"/>
+        </w:rPr>
+        <w:t>' to '</w:t>
+      </w:r>
+      <w:proofErr w:type="spellStart"/>
+      <w:r>
+        <w:rPr>
+          <w:lang w:val="en-US"/>
+        </w:rPr>
+        <w:t>Thanoss_Pizza</w:t>
+      </w:r>
+      <w:proofErr w:type="spellEnd"/>
+      <w:r>
+        <w:rPr>
+          <w:lang w:val="en-US"/>
+        </w:rPr>
+        <w:t xml:space="preserve"> </w:t>
+      </w:r>
+      <w:proofErr w:type="spellStart"/>
+      <w:r>
+        <w:rPr>
+          <w:lang w:val="en-US"/>
+        </w:rPr>
+        <w:t>livreur</w:t>
+      </w:r>
+      <w:proofErr w:type="spellEnd"/>
+      <w:r>
+        <w:rPr>
+          <w:lang w:val="en-US"/>
+        </w:rPr>
+        <w:t>'@'localhost</w:t>
+      </w:r>
+      <w:proofErr w:type="gramStart"/>
+      <w:r>
+        <w:rPr>
+          <w:lang w:val="en-US"/>
+        </w:rPr>
+        <w:t>';</w:t>
+      </w:r>
+      <w:proofErr w:type="gramEnd"/>
     </w:p>
     <w:p>
       <w:pPr>
@@ -6330,7 +9724,57 @@
         <w:rPr>
           <w:lang w:val="en-US"/>
         </w:rPr>
-        <w:t>SET DEFAULT ROLE 'Livreur'  TO 'Thanoss_Pizza livreur'@'localhost';</w:t>
+        <w:t>SET DEFAULT ROLE '</w:t>
+      </w:r>
+      <w:proofErr w:type="spellStart"/>
+      <w:r>
+        <w:rPr>
+          <w:lang w:val="en-US"/>
+        </w:rPr>
+        <w:t>Livreur</w:t>
+      </w:r>
+      <w:proofErr w:type="spellEnd"/>
+      <w:proofErr w:type="gramStart"/>
+      <w:r>
+        <w:rPr>
+          <w:lang w:val="en-US"/>
+        </w:rPr>
+        <w:t>'  TO</w:t>
+      </w:r>
+      <w:proofErr w:type="gramEnd"/>
+      <w:r>
+        <w:rPr>
+          <w:lang w:val="en-US"/>
+        </w:rPr>
+        <w:t xml:space="preserve"> '</w:t>
+      </w:r>
+      <w:proofErr w:type="spellStart"/>
+      <w:r>
+        <w:rPr>
+          <w:lang w:val="en-US"/>
+        </w:rPr>
+        <w:t>Thanoss_Pizza</w:t>
+      </w:r>
+      <w:proofErr w:type="spellEnd"/>
+      <w:r>
+        <w:rPr>
+          <w:lang w:val="en-US"/>
+        </w:rPr>
+        <w:t xml:space="preserve"> </w:t>
+      </w:r>
+      <w:proofErr w:type="spellStart"/>
+      <w:r>
+        <w:rPr>
+          <w:lang w:val="en-US"/>
+        </w:rPr>
+        <w:t>livreur</w:t>
+      </w:r>
+      <w:proofErr w:type="spellEnd"/>
+      <w:r>
+        <w:rPr>
+          <w:lang w:val="en-US"/>
+        </w:rPr>
+        <w:t>'@'localhost';</w:t>
       </w:r>
     </w:p>
     <w:p>
@@ -6349,8 +9793,31 @@
         <w:keepNext/>
         <w:keepLines/>
       </w:pPr>
-      <w:r>
-        <w:t>grant 'Agent de caisse' to 'Thanoss_Pizza agent de caisse'@'localhost';</w:t>
+      <w:proofErr w:type="spellStart"/>
+      <w:proofErr w:type="gramStart"/>
+      <w:r>
+        <w:t>grant</w:t>
+      </w:r>
+      <w:proofErr w:type="spellEnd"/>
+      <w:proofErr w:type="gramEnd"/>
+      <w:r>
+        <w:t xml:space="preserve"> 'Agent de caisse' to '</w:t>
+      </w:r>
+      <w:proofErr w:type="spellStart"/>
+      <w:r>
+        <w:t>Thanoss_Pizza</w:t>
+      </w:r>
+      <w:proofErr w:type="spellEnd"/>
+      <w:r>
+        <w:t xml:space="preserve"> agent de </w:t>
+      </w:r>
+      <w:proofErr w:type="spellStart"/>
+      <w:r>
+        <w:t>caisse'@'localhost</w:t>
+      </w:r>
+      <w:proofErr w:type="spellEnd"/>
+      <w:r>
+        <w:t>';</w:t>
       </w:r>
     </w:p>
     <w:p>
@@ -6358,9 +9825,65 @@
         <w:pStyle w:val="Sansinterligne"/>
         <w:keepNext/>
         <w:keepLines/>
-      </w:pPr>
-      <w:r>
-        <w:t>SET DEFAULT ROLE 'Agent de caisse'  TO 'Thanoss_Pizza agent de caisse'@'localhost';</w:t>
+        <w:rPr>
+          <w:lang w:val="en-US"/>
+        </w:rPr>
+      </w:pPr>
+      <w:r>
+        <w:rPr>
+          <w:lang w:val="en-US"/>
+        </w:rPr>
+        <w:t xml:space="preserve">SET DEFAULT ROLE 'Agent de </w:t>
+      </w:r>
+      <w:proofErr w:type="spellStart"/>
+      <w:r>
+        <w:rPr>
+          <w:lang w:val="en-US"/>
+        </w:rPr>
+        <w:t>caisse</w:t>
+      </w:r>
+      <w:proofErr w:type="spellEnd"/>
+      <w:proofErr w:type="gramStart"/>
+      <w:r>
+        <w:rPr>
+          <w:lang w:val="en-US"/>
+        </w:rPr>
+        <w:t>'  TO</w:t>
+      </w:r>
+      <w:proofErr w:type="gramEnd"/>
+      <w:r>
+        <w:rPr>
+          <w:lang w:val="en-US"/>
+        </w:rPr>
+        <w:t xml:space="preserve"> '</w:t>
+      </w:r>
+      <w:proofErr w:type="spellStart"/>
+      <w:r>
+        <w:rPr>
+          <w:lang w:val="en-US"/>
+        </w:rPr>
+        <w:t>Thanoss_Pizza</w:t>
+      </w:r>
+      <w:proofErr w:type="spellEnd"/>
+      <w:r>
+        <w:rPr>
+          <w:lang w:val="en-US"/>
+        </w:rPr>
+        <w:t xml:space="preserve"> agent de </w:t>
+      </w:r>
+      <w:proofErr w:type="spellStart"/>
+      <w:r>
+        <w:rPr>
+          <w:lang w:val="en-US"/>
+        </w:rPr>
+        <w:t>caisse</w:t>
+      </w:r>
+      <w:proofErr w:type="spellEnd"/>
+      <w:r>
+        <w:rPr>
+          <w:lang w:val="en-US"/>
+        </w:rPr>
+        <w:t>'@'localhost';</w:t>
       </w:r>
     </w:p>
     <w:p>
@@ -6368,10 +9891,24 @@
         <w:pStyle w:val="Sansinterligne"/>
         <w:keepNext/>
         <w:keepLines/>
-      </w:pPr>
-      <w:r>
-        <w:t>-- analyste</w:t>
-      </w:r>
+        <w:rPr>
+          <w:lang w:val="en-US"/>
+        </w:rPr>
+      </w:pPr>
+      <w:r>
+        <w:rPr>
+          <w:lang w:val="en-US"/>
+        </w:rPr>
+        <w:t xml:space="preserve">-- </w:t>
+      </w:r>
+      <w:proofErr w:type="spellStart"/>
+      <w:r>
+        <w:rPr>
+          <w:lang w:val="en-US"/>
+        </w:rPr>
+        <w:t>analyste</w:t>
+      </w:r>
+      <w:proofErr w:type="spellEnd"/>
     </w:p>
     <w:p>
       <w:pPr>
@@ -6386,8 +9923,58 @@
         <w:rPr>
           <w:lang w:val="en-US"/>
         </w:rPr>
-        <w:t>grant 'Analyste' to 'Thanoss_Pizza analyste'@'localhost';</w:t>
-      </w:r>
+        <w:t>grant '</w:t>
+      </w:r>
+      <w:proofErr w:type="spellStart"/>
+      <w:r>
+        <w:rPr>
+          <w:lang w:val="en-US"/>
+        </w:rPr>
+        <w:t>Analyste</w:t>
+      </w:r>
+      <w:proofErr w:type="spellEnd"/>
+      <w:r>
+        <w:rPr>
+          <w:lang w:val="en-US"/>
+        </w:rPr>
+        <w:t>' to '</w:t>
+      </w:r>
+      <w:proofErr w:type="spellStart"/>
+      <w:r>
+        <w:rPr>
+          <w:lang w:val="en-US"/>
+        </w:rPr>
+        <w:t>Thanoss_Pizza</w:t>
+      </w:r>
+      <w:proofErr w:type="spellEnd"/>
+      <w:r>
+        <w:rPr>
+          <w:lang w:val="en-US"/>
+        </w:rPr>
+        <w:t xml:space="preserve"> </w:t>
+      </w:r>
+      <w:proofErr w:type="spellStart"/>
+      <w:r>
+        <w:rPr>
+          <w:lang w:val="en-US"/>
+        </w:rPr>
+        <w:t>analyste</w:t>
+      </w:r>
+      <w:proofErr w:type="spellEnd"/>
+      <w:r>
+        <w:rPr>
+          <w:lang w:val="en-US"/>
+        </w:rPr>
+        <w:t>'@'localhost</w:t>
+      </w:r>
+      <w:proofErr w:type="gramStart"/>
+      <w:r>
+        <w:rPr>
+          <w:lang w:val="en-US"/>
+        </w:rPr>
+        <w:t>';</w:t>
+      </w:r>
+      <w:proofErr w:type="gramEnd"/>
     </w:p>
     <w:p>
       <w:pPr>
@@ -6402,7 +9989,57 @@
         <w:rPr>
           <w:lang w:val="en-US"/>
         </w:rPr>
-        <w:t>SET DEFAULT ROLE 'Analyste'  TO 'Thanoss_Pizza analyste'@'localhost';</w:t>
+        <w:t>SET DEFAULT ROLE '</w:t>
+      </w:r>
+      <w:proofErr w:type="spellStart"/>
+      <w:r>
+        <w:rPr>
+          <w:lang w:val="en-US"/>
+        </w:rPr>
+        <w:t>Analyste</w:t>
+      </w:r>
+      <w:proofErr w:type="spellEnd"/>
+      <w:proofErr w:type="gramStart"/>
+      <w:r>
+        <w:rPr>
+          <w:lang w:val="en-US"/>
+        </w:rPr>
+        <w:t>'  TO</w:t>
+      </w:r>
+      <w:proofErr w:type="gramEnd"/>
+      <w:r>
+        <w:rPr>
+          <w:lang w:val="en-US"/>
+        </w:rPr>
+        <w:t xml:space="preserve"> '</w:t>
+      </w:r>
+      <w:proofErr w:type="spellStart"/>
+      <w:r>
+        <w:rPr>
+          <w:lang w:val="en-US"/>
+        </w:rPr>
+        <w:t>Thanoss_Pizza</w:t>
+      </w:r>
+      <w:proofErr w:type="spellEnd"/>
+      <w:r>
+        <w:rPr>
+          <w:lang w:val="en-US"/>
+        </w:rPr>
+        <w:t xml:space="preserve"> </w:t>
+      </w:r>
+      <w:proofErr w:type="spellStart"/>
+      <w:r>
+        <w:rPr>
+          <w:lang w:val="en-US"/>
+        </w:rPr>
+        <w:t>analyste</w:t>
+      </w:r>
+      <w:proofErr w:type="spellEnd"/>
+      <w:r>
+        <w:rPr>
+          <w:lang w:val="en-US"/>
+        </w:rPr>
+        <w:t>'@'localhost';</w:t>
       </w:r>
     </w:p>
     <w:p>

--- a/R106-JonJunod-ThanosPizza.docx
+++ b/R106-JonJunod-ThanosPizza.docx
@@ -4,6 +4,8 @@
   <w:body>
     <w:p>
       <w:pPr>
+        <w:keepNext/>
+        <w:keepLines/>
         <w:jc w:val="center"/>
         <w:rPr>
           <w:rStyle w:val="Titredulivre"/>
@@ -17,18 +19,24 @@
           <w:sz w:val="32"/>
           <w:szCs w:val="32"/>
         </w:rPr>
-        <w:t>Rapport sur le projet ThanosPizza</w:t>
-      </w:r>
-    </w:p>
-    <w:p>
-      <w:pPr>
-        <w:jc w:val="center"/>
+        <w:t xml:space="preserve">Rapport sur le </w:t>
+      </w:r>
+      <w:r>
+        <w:rPr>
+          <w:rStyle w:val="Titredulivre"/>
+          <w:sz w:val="30"/>
+          <w:szCs w:val="30"/>
+        </w:rPr>
+        <w:t>projet</w:t>
+      </w:r>
+      <w:r>
         <w:rPr>
           <w:rStyle w:val="Titredulivre"/>
           <w:sz w:val="32"/>
           <w:szCs w:val="32"/>
         </w:rPr>
-      </w:pPr>
+        <w:t xml:space="preserve"> ThanosPizza</w:t>
+      </w:r>
     </w:p>
     <w:sdt>
       <w:sdtPr>
@@ -64,12 +72,16 @@
         <w:p>
           <w:pPr>
             <w:pStyle w:val="TM2"/>
+            <w:keepNext/>
+            <w:keepLines/>
             <w:tabs>
               <w:tab w:val="right" w:leader="dot" w:pos="9062"/>
             </w:tabs>
             <w:rPr>
               <w:rFonts w:eastAsiaTheme="minorEastAsia"/>
               <w:noProof/>
+              <w:sz w:val="22"/>
+              <w:szCs w:val="22"/>
               <w:lang w:eastAsia="fr-CH"/>
             </w:rPr>
           </w:pPr>
@@ -87,6 +99,8 @@
               <w:rPr>
                 <w:rStyle w:val="Lienhypertexte"/>
                 <w:noProof/>
+                <w:sz w:val="22"/>
+                <w:szCs w:val="22"/>
               </w:rPr>
               <w:t>Introduction</w:t>
             </w:r>
@@ -94,6 +108,8 @@
               <w:rPr>
                 <w:noProof/>
                 <w:webHidden/>
+                <w:sz w:val="22"/>
+                <w:szCs w:val="22"/>
               </w:rPr>
               <w:tab/>
             </w:r>
@@ -101,6 +117,8 @@
               <w:rPr>
                 <w:noProof/>
                 <w:webHidden/>
+                <w:sz w:val="22"/>
+                <w:szCs w:val="22"/>
               </w:rPr>
               <w:fldChar w:fldCharType="begin"/>
             </w:r>
@@ -108,6 +126,8 @@
               <w:rPr>
                 <w:noProof/>
                 <w:webHidden/>
+                <w:sz w:val="22"/>
+                <w:szCs w:val="22"/>
               </w:rPr>
               <w:instrText xml:space="preserve"> PAGEREF _Toc212816638 \h </w:instrText>
             </w:r>
@@ -115,12 +135,16 @@
               <w:rPr>
                 <w:noProof/>
                 <w:webHidden/>
-              </w:rPr>
-            </w:r>
-            <w:r>
-              <w:rPr>
-                <w:noProof/>
-                <w:webHidden/>
+                <w:sz w:val="22"/>
+                <w:szCs w:val="22"/>
+              </w:rPr>
+            </w:r>
+            <w:r>
+              <w:rPr>
+                <w:noProof/>
+                <w:webHidden/>
+                <w:sz w:val="22"/>
+                <w:szCs w:val="22"/>
               </w:rPr>
               <w:fldChar w:fldCharType="separate"/>
             </w:r>
@@ -128,6 +152,8 @@
               <w:rPr>
                 <w:noProof/>
                 <w:webHidden/>
+                <w:sz w:val="22"/>
+                <w:szCs w:val="22"/>
               </w:rPr>
               <w:t>2</w:t>
             </w:r>
@@ -135,6 +161,8 @@
               <w:rPr>
                 <w:noProof/>
                 <w:webHidden/>
+                <w:sz w:val="22"/>
+                <w:szCs w:val="22"/>
               </w:rPr>
               <w:fldChar w:fldCharType="end"/>
             </w:r>
@@ -143,12 +171,16 @@
         <w:p>
           <w:pPr>
             <w:pStyle w:val="TM2"/>
+            <w:keepNext/>
+            <w:keepLines/>
             <w:tabs>
               <w:tab w:val="right" w:leader="dot" w:pos="9062"/>
             </w:tabs>
             <w:rPr>
               <w:rFonts w:eastAsiaTheme="minorEastAsia"/>
               <w:noProof/>
+              <w:sz w:val="22"/>
+              <w:szCs w:val="22"/>
               <w:lang w:eastAsia="fr-CH"/>
             </w:rPr>
           </w:pPr>
@@ -157,6 +189,8 @@
               <w:rPr>
                 <w:rStyle w:val="Lienhypertexte"/>
                 <w:noProof/>
+                <w:sz w:val="22"/>
+                <w:szCs w:val="22"/>
               </w:rPr>
               <w:t>Rappel sur la configuration de docker</w:t>
             </w:r>
@@ -164,6 +198,8 @@
               <w:rPr>
                 <w:noProof/>
                 <w:webHidden/>
+                <w:sz w:val="22"/>
+                <w:szCs w:val="22"/>
               </w:rPr>
               <w:tab/>
             </w:r>
@@ -171,6 +207,8 @@
               <w:rPr>
                 <w:noProof/>
                 <w:webHidden/>
+                <w:sz w:val="22"/>
+                <w:szCs w:val="22"/>
               </w:rPr>
               <w:fldChar w:fldCharType="begin"/>
             </w:r>
@@ -178,6 +216,8 @@
               <w:rPr>
                 <w:noProof/>
                 <w:webHidden/>
+                <w:sz w:val="22"/>
+                <w:szCs w:val="22"/>
               </w:rPr>
               <w:instrText xml:space="preserve"> PAGEREF _Toc212816639 \h </w:instrText>
             </w:r>
@@ -185,12 +225,16 @@
               <w:rPr>
                 <w:noProof/>
                 <w:webHidden/>
-              </w:rPr>
-            </w:r>
-            <w:r>
-              <w:rPr>
-                <w:noProof/>
-                <w:webHidden/>
+                <w:sz w:val="22"/>
+                <w:szCs w:val="22"/>
+              </w:rPr>
+            </w:r>
+            <w:r>
+              <w:rPr>
+                <w:noProof/>
+                <w:webHidden/>
+                <w:sz w:val="22"/>
+                <w:szCs w:val="22"/>
               </w:rPr>
               <w:fldChar w:fldCharType="separate"/>
             </w:r>
@@ -198,6 +242,8 @@
               <w:rPr>
                 <w:noProof/>
                 <w:webHidden/>
+                <w:sz w:val="22"/>
+                <w:szCs w:val="22"/>
               </w:rPr>
               <w:t>2</w:t>
             </w:r>
@@ -205,6 +251,8 @@
               <w:rPr>
                 <w:noProof/>
                 <w:webHidden/>
+                <w:sz w:val="22"/>
+                <w:szCs w:val="22"/>
               </w:rPr>
               <w:fldChar w:fldCharType="end"/>
             </w:r>
@@ -213,12 +261,16 @@
         <w:p>
           <w:pPr>
             <w:pStyle w:val="TM2"/>
+            <w:keepNext/>
+            <w:keepLines/>
             <w:tabs>
               <w:tab w:val="right" w:leader="dot" w:pos="9062"/>
             </w:tabs>
             <w:rPr>
               <w:rFonts w:eastAsiaTheme="minorEastAsia"/>
               <w:noProof/>
+              <w:sz w:val="22"/>
+              <w:szCs w:val="22"/>
               <w:lang w:eastAsia="fr-CH"/>
             </w:rPr>
           </w:pPr>
@@ -227,6 +279,8 @@
               <w:rPr>
                 <w:rStyle w:val="Lienhypertexte"/>
                 <w:noProof/>
+                <w:sz w:val="22"/>
+                <w:szCs w:val="22"/>
               </w:rPr>
               <w:t>Chargement des données</w:t>
             </w:r>
@@ -234,6 +288,8 @@
               <w:rPr>
                 <w:noProof/>
                 <w:webHidden/>
+                <w:sz w:val="22"/>
+                <w:szCs w:val="22"/>
               </w:rPr>
               <w:tab/>
             </w:r>
@@ -241,6 +297,8 @@
               <w:rPr>
                 <w:noProof/>
                 <w:webHidden/>
+                <w:sz w:val="22"/>
+                <w:szCs w:val="22"/>
               </w:rPr>
               <w:fldChar w:fldCharType="begin"/>
             </w:r>
@@ -248,6 +306,8 @@
               <w:rPr>
                 <w:noProof/>
                 <w:webHidden/>
+                <w:sz w:val="22"/>
+                <w:szCs w:val="22"/>
               </w:rPr>
               <w:instrText xml:space="preserve"> PAGEREF _Toc212816640 \h </w:instrText>
             </w:r>
@@ -255,12 +315,16 @@
               <w:rPr>
                 <w:noProof/>
                 <w:webHidden/>
-              </w:rPr>
-            </w:r>
-            <w:r>
-              <w:rPr>
-                <w:noProof/>
-                <w:webHidden/>
+                <w:sz w:val="22"/>
+                <w:szCs w:val="22"/>
+              </w:rPr>
+            </w:r>
+            <w:r>
+              <w:rPr>
+                <w:noProof/>
+                <w:webHidden/>
+                <w:sz w:val="22"/>
+                <w:szCs w:val="22"/>
               </w:rPr>
               <w:fldChar w:fldCharType="separate"/>
             </w:r>
@@ -268,6 +332,8 @@
               <w:rPr>
                 <w:noProof/>
                 <w:webHidden/>
+                <w:sz w:val="22"/>
+                <w:szCs w:val="22"/>
               </w:rPr>
               <w:t>2</w:t>
             </w:r>
@@ -275,6 +341,8 @@
               <w:rPr>
                 <w:noProof/>
                 <w:webHidden/>
+                <w:sz w:val="22"/>
+                <w:szCs w:val="22"/>
               </w:rPr>
               <w:fldChar w:fldCharType="end"/>
             </w:r>
@@ -283,12 +351,16 @@
         <w:p>
           <w:pPr>
             <w:pStyle w:val="TM2"/>
+            <w:keepNext/>
+            <w:keepLines/>
             <w:tabs>
               <w:tab w:val="right" w:leader="dot" w:pos="9062"/>
             </w:tabs>
             <w:rPr>
               <w:rFonts w:eastAsiaTheme="minorEastAsia"/>
               <w:noProof/>
+              <w:sz w:val="22"/>
+              <w:szCs w:val="22"/>
               <w:lang w:eastAsia="fr-CH"/>
             </w:rPr>
           </w:pPr>
@@ -297,6 +369,8 @@
               <w:rPr>
                 <w:rStyle w:val="Lienhypertexte"/>
                 <w:noProof/>
+                <w:sz w:val="22"/>
+                <w:szCs w:val="22"/>
               </w:rPr>
               <w:t>Sauvegarde de la base de données</w:t>
             </w:r>
@@ -304,6 +378,8 @@
               <w:rPr>
                 <w:noProof/>
                 <w:webHidden/>
+                <w:sz w:val="22"/>
+                <w:szCs w:val="22"/>
               </w:rPr>
               <w:tab/>
             </w:r>
@@ -311,6 +387,8 @@
               <w:rPr>
                 <w:noProof/>
                 <w:webHidden/>
+                <w:sz w:val="22"/>
+                <w:szCs w:val="22"/>
               </w:rPr>
               <w:fldChar w:fldCharType="begin"/>
             </w:r>
@@ -318,6 +396,8 @@
               <w:rPr>
                 <w:noProof/>
                 <w:webHidden/>
+                <w:sz w:val="22"/>
+                <w:szCs w:val="22"/>
               </w:rPr>
               <w:instrText xml:space="preserve"> PAGEREF _Toc212816641 \h </w:instrText>
             </w:r>
@@ -325,12 +405,16 @@
               <w:rPr>
                 <w:noProof/>
                 <w:webHidden/>
-              </w:rPr>
-            </w:r>
-            <w:r>
-              <w:rPr>
-                <w:noProof/>
-                <w:webHidden/>
+                <w:sz w:val="22"/>
+                <w:szCs w:val="22"/>
+              </w:rPr>
+            </w:r>
+            <w:r>
+              <w:rPr>
+                <w:noProof/>
+                <w:webHidden/>
+                <w:sz w:val="22"/>
+                <w:szCs w:val="22"/>
               </w:rPr>
               <w:fldChar w:fldCharType="separate"/>
             </w:r>
@@ -338,6 +422,8 @@
               <w:rPr>
                 <w:noProof/>
                 <w:webHidden/>
+                <w:sz w:val="22"/>
+                <w:szCs w:val="22"/>
               </w:rPr>
               <w:t>4</w:t>
             </w:r>
@@ -345,6 +431,8 @@
               <w:rPr>
                 <w:noProof/>
                 <w:webHidden/>
+                <w:sz w:val="22"/>
+                <w:szCs w:val="22"/>
               </w:rPr>
               <w:fldChar w:fldCharType="end"/>
             </w:r>
@@ -353,12 +441,16 @@
         <w:p>
           <w:pPr>
             <w:pStyle w:val="TM3"/>
+            <w:keepNext/>
+            <w:keepLines/>
             <w:tabs>
               <w:tab w:val="right" w:leader="dot" w:pos="9062"/>
             </w:tabs>
             <w:rPr>
               <w:rFonts w:eastAsiaTheme="minorEastAsia"/>
               <w:noProof/>
+              <w:sz w:val="22"/>
+              <w:szCs w:val="22"/>
               <w:lang w:eastAsia="fr-CH"/>
             </w:rPr>
           </w:pPr>
@@ -367,6 +459,8 @@
               <w:rPr>
                 <w:rStyle w:val="Lienhypertexte"/>
                 <w:noProof/>
+                <w:sz w:val="22"/>
+                <w:szCs w:val="22"/>
               </w:rPr>
               <w:t>Backup complet</w:t>
             </w:r>
@@ -374,6 +468,8 @@
               <w:rPr>
                 <w:noProof/>
                 <w:webHidden/>
+                <w:sz w:val="22"/>
+                <w:szCs w:val="22"/>
               </w:rPr>
               <w:tab/>
             </w:r>
@@ -381,6 +477,8 @@
               <w:rPr>
                 <w:noProof/>
                 <w:webHidden/>
+                <w:sz w:val="22"/>
+                <w:szCs w:val="22"/>
               </w:rPr>
               <w:fldChar w:fldCharType="begin"/>
             </w:r>
@@ -388,6 +486,8 @@
               <w:rPr>
                 <w:noProof/>
                 <w:webHidden/>
+                <w:sz w:val="22"/>
+                <w:szCs w:val="22"/>
               </w:rPr>
               <w:instrText xml:space="preserve"> PAGEREF _Toc212816642 \h </w:instrText>
             </w:r>
@@ -395,12 +495,16 @@
               <w:rPr>
                 <w:noProof/>
                 <w:webHidden/>
-              </w:rPr>
-            </w:r>
-            <w:r>
-              <w:rPr>
-                <w:noProof/>
-                <w:webHidden/>
+                <w:sz w:val="22"/>
+                <w:szCs w:val="22"/>
+              </w:rPr>
+            </w:r>
+            <w:r>
+              <w:rPr>
+                <w:noProof/>
+                <w:webHidden/>
+                <w:sz w:val="22"/>
+                <w:szCs w:val="22"/>
               </w:rPr>
               <w:fldChar w:fldCharType="separate"/>
             </w:r>
@@ -408,6 +512,8 @@
               <w:rPr>
                 <w:noProof/>
                 <w:webHidden/>
+                <w:sz w:val="22"/>
+                <w:szCs w:val="22"/>
               </w:rPr>
               <w:t>4</w:t>
             </w:r>
@@ -415,6 +521,8 @@
               <w:rPr>
                 <w:noProof/>
                 <w:webHidden/>
+                <w:sz w:val="22"/>
+                <w:szCs w:val="22"/>
               </w:rPr>
               <w:fldChar w:fldCharType="end"/>
             </w:r>
@@ -423,12 +531,16 @@
         <w:p>
           <w:pPr>
             <w:pStyle w:val="TM3"/>
+            <w:keepNext/>
+            <w:keepLines/>
             <w:tabs>
               <w:tab w:val="right" w:leader="dot" w:pos="9062"/>
             </w:tabs>
             <w:rPr>
               <w:rFonts w:eastAsiaTheme="minorEastAsia"/>
               <w:noProof/>
+              <w:sz w:val="22"/>
+              <w:szCs w:val="22"/>
               <w:lang w:eastAsia="fr-CH"/>
             </w:rPr>
           </w:pPr>
@@ -437,6 +549,8 @@
               <w:rPr>
                 <w:rStyle w:val="Lienhypertexte"/>
                 <w:noProof/>
+                <w:sz w:val="22"/>
+                <w:szCs w:val="22"/>
               </w:rPr>
               <w:t>Backup différentielle</w:t>
             </w:r>
@@ -444,6 +558,8 @@
               <w:rPr>
                 <w:noProof/>
                 <w:webHidden/>
+                <w:sz w:val="22"/>
+                <w:szCs w:val="22"/>
               </w:rPr>
               <w:tab/>
             </w:r>
@@ -451,6 +567,8 @@
               <w:rPr>
                 <w:noProof/>
                 <w:webHidden/>
+                <w:sz w:val="22"/>
+                <w:szCs w:val="22"/>
               </w:rPr>
               <w:fldChar w:fldCharType="begin"/>
             </w:r>
@@ -458,6 +576,8 @@
               <w:rPr>
                 <w:noProof/>
                 <w:webHidden/>
+                <w:sz w:val="22"/>
+                <w:szCs w:val="22"/>
               </w:rPr>
               <w:instrText xml:space="preserve"> PAGEREF _Toc212816643 \h </w:instrText>
             </w:r>
@@ -465,12 +585,16 @@
               <w:rPr>
                 <w:noProof/>
                 <w:webHidden/>
-              </w:rPr>
-            </w:r>
-            <w:r>
-              <w:rPr>
-                <w:noProof/>
-                <w:webHidden/>
+                <w:sz w:val="22"/>
+                <w:szCs w:val="22"/>
+              </w:rPr>
+            </w:r>
+            <w:r>
+              <w:rPr>
+                <w:noProof/>
+                <w:webHidden/>
+                <w:sz w:val="22"/>
+                <w:szCs w:val="22"/>
               </w:rPr>
               <w:fldChar w:fldCharType="separate"/>
             </w:r>
@@ -478,13 +602,17 @@
               <w:rPr>
                 <w:noProof/>
                 <w:webHidden/>
-              </w:rPr>
-              <w:t>5</w:t>
-            </w:r>
-            <w:r>
-              <w:rPr>
-                <w:noProof/>
-                <w:webHidden/>
+                <w:sz w:val="22"/>
+                <w:szCs w:val="22"/>
+              </w:rPr>
+              <w:t>4</w:t>
+            </w:r>
+            <w:r>
+              <w:rPr>
+                <w:noProof/>
+                <w:webHidden/>
+                <w:sz w:val="22"/>
+                <w:szCs w:val="22"/>
               </w:rPr>
               <w:fldChar w:fldCharType="end"/>
             </w:r>
@@ -493,12 +621,16 @@
         <w:p>
           <w:pPr>
             <w:pStyle w:val="TM2"/>
+            <w:keepNext/>
+            <w:keepLines/>
             <w:tabs>
               <w:tab w:val="right" w:leader="dot" w:pos="9062"/>
             </w:tabs>
             <w:rPr>
               <w:rFonts w:eastAsiaTheme="minorEastAsia"/>
               <w:noProof/>
+              <w:sz w:val="22"/>
+              <w:szCs w:val="22"/>
               <w:lang w:eastAsia="fr-CH"/>
             </w:rPr>
           </w:pPr>
@@ -507,6 +639,8 @@
               <w:rPr>
                 <w:rStyle w:val="Lienhypertexte"/>
                 <w:noProof/>
+                <w:sz w:val="22"/>
+                <w:szCs w:val="22"/>
               </w:rPr>
               <w:t>Requêtes</w:t>
             </w:r>
@@ -514,6 +648,8 @@
               <w:rPr>
                 <w:noProof/>
                 <w:webHidden/>
+                <w:sz w:val="22"/>
+                <w:szCs w:val="22"/>
               </w:rPr>
               <w:tab/>
             </w:r>
@@ -521,6 +657,8 @@
               <w:rPr>
                 <w:noProof/>
                 <w:webHidden/>
+                <w:sz w:val="22"/>
+                <w:szCs w:val="22"/>
               </w:rPr>
               <w:fldChar w:fldCharType="begin"/>
             </w:r>
@@ -528,6 +666,8 @@
               <w:rPr>
                 <w:noProof/>
                 <w:webHidden/>
+                <w:sz w:val="22"/>
+                <w:szCs w:val="22"/>
               </w:rPr>
               <w:instrText xml:space="preserve"> PAGEREF _Toc212816644 \h </w:instrText>
             </w:r>
@@ -535,12 +675,16 @@
               <w:rPr>
                 <w:noProof/>
                 <w:webHidden/>
-              </w:rPr>
-            </w:r>
-            <w:r>
-              <w:rPr>
-                <w:noProof/>
-                <w:webHidden/>
+                <w:sz w:val="22"/>
+                <w:szCs w:val="22"/>
+              </w:rPr>
+            </w:r>
+            <w:r>
+              <w:rPr>
+                <w:noProof/>
+                <w:webHidden/>
+                <w:sz w:val="22"/>
+                <w:szCs w:val="22"/>
               </w:rPr>
               <w:fldChar w:fldCharType="separate"/>
             </w:r>
@@ -548,6 +692,8 @@
               <w:rPr>
                 <w:noProof/>
                 <w:webHidden/>
+                <w:sz w:val="22"/>
+                <w:szCs w:val="22"/>
               </w:rPr>
               <w:t>5</w:t>
             </w:r>
@@ -555,6 +701,8 @@
               <w:rPr>
                 <w:noProof/>
                 <w:webHidden/>
+                <w:sz w:val="22"/>
+                <w:szCs w:val="22"/>
               </w:rPr>
               <w:fldChar w:fldCharType="end"/>
             </w:r>
@@ -563,12 +711,16 @@
         <w:p>
           <w:pPr>
             <w:pStyle w:val="TM3"/>
+            <w:keepNext/>
+            <w:keepLines/>
             <w:tabs>
               <w:tab w:val="right" w:leader="dot" w:pos="9062"/>
             </w:tabs>
             <w:rPr>
               <w:rFonts w:eastAsiaTheme="minorEastAsia"/>
               <w:noProof/>
+              <w:sz w:val="22"/>
+              <w:szCs w:val="22"/>
               <w:lang w:eastAsia="fr-CH"/>
             </w:rPr>
           </w:pPr>
@@ -577,6 +729,8 @@
               <w:rPr>
                 <w:rStyle w:val="Lienhypertexte"/>
                 <w:noProof/>
+                <w:sz w:val="22"/>
+                <w:szCs w:val="22"/>
               </w:rPr>
               <w:t>Requête 1</w:t>
             </w:r>
@@ -584,6 +738,8 @@
               <w:rPr>
                 <w:noProof/>
                 <w:webHidden/>
+                <w:sz w:val="22"/>
+                <w:szCs w:val="22"/>
               </w:rPr>
               <w:tab/>
             </w:r>
@@ -591,6 +747,8 @@
               <w:rPr>
                 <w:noProof/>
                 <w:webHidden/>
+                <w:sz w:val="22"/>
+                <w:szCs w:val="22"/>
               </w:rPr>
               <w:fldChar w:fldCharType="begin"/>
             </w:r>
@@ -598,6 +756,8 @@
               <w:rPr>
                 <w:noProof/>
                 <w:webHidden/>
+                <w:sz w:val="22"/>
+                <w:szCs w:val="22"/>
               </w:rPr>
               <w:instrText xml:space="preserve"> PAGEREF _Toc212816645 \h </w:instrText>
             </w:r>
@@ -605,12 +765,16 @@
               <w:rPr>
                 <w:noProof/>
                 <w:webHidden/>
-              </w:rPr>
-            </w:r>
-            <w:r>
-              <w:rPr>
-                <w:noProof/>
-                <w:webHidden/>
+                <w:sz w:val="22"/>
+                <w:szCs w:val="22"/>
+              </w:rPr>
+            </w:r>
+            <w:r>
+              <w:rPr>
+                <w:noProof/>
+                <w:webHidden/>
+                <w:sz w:val="22"/>
+                <w:szCs w:val="22"/>
               </w:rPr>
               <w:fldChar w:fldCharType="separate"/>
             </w:r>
@@ -618,13 +782,17 @@
               <w:rPr>
                 <w:noProof/>
                 <w:webHidden/>
-              </w:rPr>
-              <w:t>5</w:t>
-            </w:r>
-            <w:r>
-              <w:rPr>
-                <w:noProof/>
-                <w:webHidden/>
+                <w:sz w:val="22"/>
+                <w:szCs w:val="22"/>
+              </w:rPr>
+              <w:t>6</w:t>
+            </w:r>
+            <w:r>
+              <w:rPr>
+                <w:noProof/>
+                <w:webHidden/>
+                <w:sz w:val="22"/>
+                <w:szCs w:val="22"/>
               </w:rPr>
               <w:fldChar w:fldCharType="end"/>
             </w:r>
@@ -633,12 +801,16 @@
         <w:p>
           <w:pPr>
             <w:pStyle w:val="TM3"/>
+            <w:keepNext/>
+            <w:keepLines/>
             <w:tabs>
               <w:tab w:val="right" w:leader="dot" w:pos="9062"/>
             </w:tabs>
             <w:rPr>
               <w:rFonts w:eastAsiaTheme="minorEastAsia"/>
               <w:noProof/>
+              <w:sz w:val="22"/>
+              <w:szCs w:val="22"/>
               <w:lang w:eastAsia="fr-CH"/>
             </w:rPr>
           </w:pPr>
@@ -647,6 +819,8 @@
               <w:rPr>
                 <w:rStyle w:val="Lienhypertexte"/>
                 <w:noProof/>
+                <w:sz w:val="22"/>
+                <w:szCs w:val="22"/>
               </w:rPr>
               <w:t>Requête 2</w:t>
             </w:r>
@@ -654,6 +828,8 @@
               <w:rPr>
                 <w:noProof/>
                 <w:webHidden/>
+                <w:sz w:val="22"/>
+                <w:szCs w:val="22"/>
               </w:rPr>
               <w:tab/>
             </w:r>
@@ -661,6 +837,8 @@
               <w:rPr>
                 <w:noProof/>
                 <w:webHidden/>
+                <w:sz w:val="22"/>
+                <w:szCs w:val="22"/>
               </w:rPr>
               <w:fldChar w:fldCharType="begin"/>
             </w:r>
@@ -668,6 +846,8 @@
               <w:rPr>
                 <w:noProof/>
                 <w:webHidden/>
+                <w:sz w:val="22"/>
+                <w:szCs w:val="22"/>
               </w:rPr>
               <w:instrText xml:space="preserve"> PAGEREF _Toc212816646 \h </w:instrText>
             </w:r>
@@ -675,12 +855,16 @@
               <w:rPr>
                 <w:noProof/>
                 <w:webHidden/>
-              </w:rPr>
-            </w:r>
-            <w:r>
-              <w:rPr>
-                <w:noProof/>
-                <w:webHidden/>
+                <w:sz w:val="22"/>
+                <w:szCs w:val="22"/>
+              </w:rPr>
+            </w:r>
+            <w:r>
+              <w:rPr>
+                <w:noProof/>
+                <w:webHidden/>
+                <w:sz w:val="22"/>
+                <w:szCs w:val="22"/>
               </w:rPr>
               <w:fldChar w:fldCharType="separate"/>
             </w:r>
@@ -688,13 +872,17 @@
               <w:rPr>
                 <w:noProof/>
                 <w:webHidden/>
-              </w:rPr>
-              <w:t>5</w:t>
-            </w:r>
-            <w:r>
-              <w:rPr>
-                <w:noProof/>
-                <w:webHidden/>
+                <w:sz w:val="22"/>
+                <w:szCs w:val="22"/>
+              </w:rPr>
+              <w:t>6</w:t>
+            </w:r>
+            <w:r>
+              <w:rPr>
+                <w:noProof/>
+                <w:webHidden/>
+                <w:sz w:val="22"/>
+                <w:szCs w:val="22"/>
               </w:rPr>
               <w:fldChar w:fldCharType="end"/>
             </w:r>
@@ -703,12 +891,16 @@
         <w:p>
           <w:pPr>
             <w:pStyle w:val="TM3"/>
+            <w:keepNext/>
+            <w:keepLines/>
             <w:tabs>
               <w:tab w:val="right" w:leader="dot" w:pos="9062"/>
             </w:tabs>
             <w:rPr>
               <w:rFonts w:eastAsiaTheme="minorEastAsia"/>
               <w:noProof/>
+              <w:sz w:val="22"/>
+              <w:szCs w:val="22"/>
               <w:lang w:eastAsia="fr-CH"/>
             </w:rPr>
           </w:pPr>
@@ -717,6 +909,8 @@
               <w:rPr>
                 <w:rStyle w:val="Lienhypertexte"/>
                 <w:noProof/>
+                <w:sz w:val="22"/>
+                <w:szCs w:val="22"/>
               </w:rPr>
               <w:t>Requête 3</w:t>
             </w:r>
@@ -724,6 +918,8 @@
               <w:rPr>
                 <w:noProof/>
                 <w:webHidden/>
+                <w:sz w:val="22"/>
+                <w:szCs w:val="22"/>
               </w:rPr>
               <w:tab/>
             </w:r>
@@ -731,6 +927,8 @@
               <w:rPr>
                 <w:noProof/>
                 <w:webHidden/>
+                <w:sz w:val="22"/>
+                <w:szCs w:val="22"/>
               </w:rPr>
               <w:fldChar w:fldCharType="begin"/>
             </w:r>
@@ -738,6 +936,8 @@
               <w:rPr>
                 <w:noProof/>
                 <w:webHidden/>
+                <w:sz w:val="22"/>
+                <w:szCs w:val="22"/>
               </w:rPr>
               <w:instrText xml:space="preserve"> PAGEREF _Toc212816647 \h </w:instrText>
             </w:r>
@@ -745,12 +945,16 @@
               <w:rPr>
                 <w:noProof/>
                 <w:webHidden/>
-              </w:rPr>
-            </w:r>
-            <w:r>
-              <w:rPr>
-                <w:noProof/>
-                <w:webHidden/>
+                <w:sz w:val="22"/>
+                <w:szCs w:val="22"/>
+              </w:rPr>
+            </w:r>
+            <w:r>
+              <w:rPr>
+                <w:noProof/>
+                <w:webHidden/>
+                <w:sz w:val="22"/>
+                <w:szCs w:val="22"/>
               </w:rPr>
               <w:fldChar w:fldCharType="separate"/>
             </w:r>
@@ -758,13 +962,17 @@
               <w:rPr>
                 <w:noProof/>
                 <w:webHidden/>
-              </w:rPr>
-              <w:t>5</w:t>
-            </w:r>
-            <w:r>
-              <w:rPr>
-                <w:noProof/>
-                <w:webHidden/>
+                <w:sz w:val="22"/>
+                <w:szCs w:val="22"/>
+              </w:rPr>
+              <w:t>6</w:t>
+            </w:r>
+            <w:r>
+              <w:rPr>
+                <w:noProof/>
+                <w:webHidden/>
+                <w:sz w:val="22"/>
+                <w:szCs w:val="22"/>
               </w:rPr>
               <w:fldChar w:fldCharType="end"/>
             </w:r>
@@ -773,12 +981,16 @@
         <w:p>
           <w:pPr>
             <w:pStyle w:val="TM3"/>
+            <w:keepNext/>
+            <w:keepLines/>
             <w:tabs>
               <w:tab w:val="right" w:leader="dot" w:pos="9062"/>
             </w:tabs>
             <w:rPr>
               <w:rFonts w:eastAsiaTheme="minorEastAsia"/>
               <w:noProof/>
+              <w:sz w:val="22"/>
+              <w:szCs w:val="22"/>
               <w:lang w:eastAsia="fr-CH"/>
             </w:rPr>
           </w:pPr>
@@ -787,6 +999,8 @@
               <w:rPr>
                 <w:rStyle w:val="Lienhypertexte"/>
                 <w:noProof/>
+                <w:sz w:val="22"/>
+                <w:szCs w:val="22"/>
               </w:rPr>
               <w:t>Requête 4</w:t>
             </w:r>
@@ -794,6 +1008,8 @@
               <w:rPr>
                 <w:noProof/>
                 <w:webHidden/>
+                <w:sz w:val="22"/>
+                <w:szCs w:val="22"/>
               </w:rPr>
               <w:tab/>
             </w:r>
@@ -801,6 +1017,8 @@
               <w:rPr>
                 <w:noProof/>
                 <w:webHidden/>
+                <w:sz w:val="22"/>
+                <w:szCs w:val="22"/>
               </w:rPr>
               <w:fldChar w:fldCharType="begin"/>
             </w:r>
@@ -808,6 +1026,8 @@
               <w:rPr>
                 <w:noProof/>
                 <w:webHidden/>
+                <w:sz w:val="22"/>
+                <w:szCs w:val="22"/>
               </w:rPr>
               <w:instrText xml:space="preserve"> PAGEREF _Toc212816648 \h </w:instrText>
             </w:r>
@@ -815,12 +1035,16 @@
               <w:rPr>
                 <w:noProof/>
                 <w:webHidden/>
-              </w:rPr>
-            </w:r>
-            <w:r>
-              <w:rPr>
-                <w:noProof/>
-                <w:webHidden/>
+                <w:sz w:val="22"/>
+                <w:szCs w:val="22"/>
+              </w:rPr>
+            </w:r>
+            <w:r>
+              <w:rPr>
+                <w:noProof/>
+                <w:webHidden/>
+                <w:sz w:val="22"/>
+                <w:szCs w:val="22"/>
               </w:rPr>
               <w:fldChar w:fldCharType="separate"/>
             </w:r>
@@ -828,6 +1052,8 @@
               <w:rPr>
                 <w:noProof/>
                 <w:webHidden/>
+                <w:sz w:val="22"/>
+                <w:szCs w:val="22"/>
               </w:rPr>
               <w:t>6</w:t>
             </w:r>
@@ -835,6 +1061,8 @@
               <w:rPr>
                 <w:noProof/>
                 <w:webHidden/>
+                <w:sz w:val="22"/>
+                <w:szCs w:val="22"/>
               </w:rPr>
               <w:fldChar w:fldCharType="end"/>
             </w:r>
@@ -843,12 +1071,16 @@
         <w:p>
           <w:pPr>
             <w:pStyle w:val="TM3"/>
+            <w:keepNext/>
+            <w:keepLines/>
             <w:tabs>
               <w:tab w:val="right" w:leader="dot" w:pos="9062"/>
             </w:tabs>
             <w:rPr>
               <w:rFonts w:eastAsiaTheme="minorEastAsia"/>
               <w:noProof/>
+              <w:sz w:val="22"/>
+              <w:szCs w:val="22"/>
               <w:lang w:eastAsia="fr-CH"/>
             </w:rPr>
           </w:pPr>
@@ -857,6 +1089,8 @@
               <w:rPr>
                 <w:rStyle w:val="Lienhypertexte"/>
                 <w:noProof/>
+                <w:sz w:val="22"/>
+                <w:szCs w:val="22"/>
                 <w:lang w:val="en-US"/>
               </w:rPr>
               <w:t>Requête 5</w:t>
@@ -865,6 +1099,8 @@
               <w:rPr>
                 <w:noProof/>
                 <w:webHidden/>
+                <w:sz w:val="22"/>
+                <w:szCs w:val="22"/>
               </w:rPr>
               <w:tab/>
             </w:r>
@@ -872,6 +1108,8 @@
               <w:rPr>
                 <w:noProof/>
                 <w:webHidden/>
+                <w:sz w:val="22"/>
+                <w:szCs w:val="22"/>
               </w:rPr>
               <w:fldChar w:fldCharType="begin"/>
             </w:r>
@@ -879,6 +1117,8 @@
               <w:rPr>
                 <w:noProof/>
                 <w:webHidden/>
+                <w:sz w:val="22"/>
+                <w:szCs w:val="22"/>
               </w:rPr>
               <w:instrText xml:space="preserve"> PAGEREF _Toc212816649 \h </w:instrText>
             </w:r>
@@ -886,12 +1126,16 @@
               <w:rPr>
                 <w:noProof/>
                 <w:webHidden/>
-              </w:rPr>
-            </w:r>
-            <w:r>
-              <w:rPr>
-                <w:noProof/>
-                <w:webHidden/>
+                <w:sz w:val="22"/>
+                <w:szCs w:val="22"/>
+              </w:rPr>
+            </w:r>
+            <w:r>
+              <w:rPr>
+                <w:noProof/>
+                <w:webHidden/>
+                <w:sz w:val="22"/>
+                <w:szCs w:val="22"/>
               </w:rPr>
               <w:fldChar w:fldCharType="separate"/>
             </w:r>
@@ -899,13 +1143,17 @@
               <w:rPr>
                 <w:noProof/>
                 <w:webHidden/>
-              </w:rPr>
-              <w:t>6</w:t>
-            </w:r>
-            <w:r>
-              <w:rPr>
-                <w:noProof/>
-                <w:webHidden/>
+                <w:sz w:val="22"/>
+                <w:szCs w:val="22"/>
+              </w:rPr>
+              <w:t>7</w:t>
+            </w:r>
+            <w:r>
+              <w:rPr>
+                <w:noProof/>
+                <w:webHidden/>
+                <w:sz w:val="22"/>
+                <w:szCs w:val="22"/>
               </w:rPr>
               <w:fldChar w:fldCharType="end"/>
             </w:r>
@@ -914,12 +1162,16 @@
         <w:p>
           <w:pPr>
             <w:pStyle w:val="TM3"/>
+            <w:keepNext/>
+            <w:keepLines/>
             <w:tabs>
               <w:tab w:val="right" w:leader="dot" w:pos="9062"/>
             </w:tabs>
             <w:rPr>
               <w:rFonts w:eastAsiaTheme="minorEastAsia"/>
               <w:noProof/>
+              <w:sz w:val="22"/>
+              <w:szCs w:val="22"/>
               <w:lang w:eastAsia="fr-CH"/>
             </w:rPr>
           </w:pPr>
@@ -928,6 +1180,8 @@
               <w:rPr>
                 <w:rStyle w:val="Lienhypertexte"/>
                 <w:noProof/>
+                <w:sz w:val="22"/>
+                <w:szCs w:val="22"/>
               </w:rPr>
               <w:t>Requête 6</w:t>
             </w:r>
@@ -935,6 +1189,8 @@
               <w:rPr>
                 <w:noProof/>
                 <w:webHidden/>
+                <w:sz w:val="22"/>
+                <w:szCs w:val="22"/>
               </w:rPr>
               <w:tab/>
             </w:r>
@@ -942,6 +1198,8 @@
               <w:rPr>
                 <w:noProof/>
                 <w:webHidden/>
+                <w:sz w:val="22"/>
+                <w:szCs w:val="22"/>
               </w:rPr>
               <w:fldChar w:fldCharType="begin"/>
             </w:r>
@@ -949,6 +1207,8 @@
               <w:rPr>
                 <w:noProof/>
                 <w:webHidden/>
+                <w:sz w:val="22"/>
+                <w:szCs w:val="22"/>
               </w:rPr>
               <w:instrText xml:space="preserve"> PAGEREF _Toc212816650 \h </w:instrText>
             </w:r>
@@ -956,12 +1216,16 @@
               <w:rPr>
                 <w:noProof/>
                 <w:webHidden/>
-              </w:rPr>
-            </w:r>
-            <w:r>
-              <w:rPr>
-                <w:noProof/>
-                <w:webHidden/>
+                <w:sz w:val="22"/>
+                <w:szCs w:val="22"/>
+              </w:rPr>
+            </w:r>
+            <w:r>
+              <w:rPr>
+                <w:noProof/>
+                <w:webHidden/>
+                <w:sz w:val="22"/>
+                <w:szCs w:val="22"/>
               </w:rPr>
               <w:fldChar w:fldCharType="separate"/>
             </w:r>
@@ -969,13 +1233,17 @@
               <w:rPr>
                 <w:noProof/>
                 <w:webHidden/>
-              </w:rPr>
-              <w:t>6</w:t>
-            </w:r>
-            <w:r>
-              <w:rPr>
-                <w:noProof/>
-                <w:webHidden/>
+                <w:sz w:val="22"/>
+                <w:szCs w:val="22"/>
+              </w:rPr>
+              <w:t>7</w:t>
+            </w:r>
+            <w:r>
+              <w:rPr>
+                <w:noProof/>
+                <w:webHidden/>
+                <w:sz w:val="22"/>
+                <w:szCs w:val="22"/>
               </w:rPr>
               <w:fldChar w:fldCharType="end"/>
             </w:r>
@@ -984,12 +1252,16 @@
         <w:p>
           <w:pPr>
             <w:pStyle w:val="TM3"/>
+            <w:keepNext/>
+            <w:keepLines/>
             <w:tabs>
               <w:tab w:val="right" w:leader="dot" w:pos="9062"/>
             </w:tabs>
             <w:rPr>
               <w:rFonts w:eastAsiaTheme="minorEastAsia"/>
               <w:noProof/>
+              <w:sz w:val="22"/>
+              <w:szCs w:val="22"/>
               <w:lang w:eastAsia="fr-CH"/>
             </w:rPr>
           </w:pPr>
@@ -998,6 +1270,8 @@
               <w:rPr>
                 <w:rStyle w:val="Lienhypertexte"/>
                 <w:noProof/>
+                <w:sz w:val="22"/>
+                <w:szCs w:val="22"/>
               </w:rPr>
               <w:t>Requête 7</w:t>
             </w:r>
@@ -1005,6 +1279,8 @@
               <w:rPr>
                 <w:noProof/>
                 <w:webHidden/>
+                <w:sz w:val="22"/>
+                <w:szCs w:val="22"/>
               </w:rPr>
               <w:tab/>
             </w:r>
@@ -1012,6 +1288,8 @@
               <w:rPr>
                 <w:noProof/>
                 <w:webHidden/>
+                <w:sz w:val="22"/>
+                <w:szCs w:val="22"/>
               </w:rPr>
               <w:fldChar w:fldCharType="begin"/>
             </w:r>
@@ -1019,6 +1297,8 @@
               <w:rPr>
                 <w:noProof/>
                 <w:webHidden/>
+                <w:sz w:val="22"/>
+                <w:szCs w:val="22"/>
               </w:rPr>
               <w:instrText xml:space="preserve"> PAGEREF _Toc212816651 \h </w:instrText>
             </w:r>
@@ -1026,12 +1306,16 @@
               <w:rPr>
                 <w:noProof/>
                 <w:webHidden/>
-              </w:rPr>
-            </w:r>
-            <w:r>
-              <w:rPr>
-                <w:noProof/>
-                <w:webHidden/>
+                <w:sz w:val="22"/>
+                <w:szCs w:val="22"/>
+              </w:rPr>
+            </w:r>
+            <w:r>
+              <w:rPr>
+                <w:noProof/>
+                <w:webHidden/>
+                <w:sz w:val="22"/>
+                <w:szCs w:val="22"/>
               </w:rPr>
               <w:fldChar w:fldCharType="separate"/>
             </w:r>
@@ -1039,13 +1323,17 @@
               <w:rPr>
                 <w:noProof/>
                 <w:webHidden/>
-              </w:rPr>
-              <w:t>6</w:t>
-            </w:r>
-            <w:r>
-              <w:rPr>
-                <w:noProof/>
-                <w:webHidden/>
+                <w:sz w:val="22"/>
+                <w:szCs w:val="22"/>
+              </w:rPr>
+              <w:t>7</w:t>
+            </w:r>
+            <w:r>
+              <w:rPr>
+                <w:noProof/>
+                <w:webHidden/>
+                <w:sz w:val="22"/>
+                <w:szCs w:val="22"/>
               </w:rPr>
               <w:fldChar w:fldCharType="end"/>
             </w:r>
@@ -1054,12 +1342,16 @@
         <w:p>
           <w:pPr>
             <w:pStyle w:val="TM3"/>
+            <w:keepNext/>
+            <w:keepLines/>
             <w:tabs>
               <w:tab w:val="right" w:leader="dot" w:pos="9062"/>
             </w:tabs>
             <w:rPr>
               <w:rFonts w:eastAsiaTheme="minorEastAsia"/>
               <w:noProof/>
+              <w:sz w:val="22"/>
+              <w:szCs w:val="22"/>
               <w:lang w:eastAsia="fr-CH"/>
             </w:rPr>
           </w:pPr>
@@ -1068,6 +1360,8 @@
               <w:rPr>
                 <w:rStyle w:val="Lienhypertexte"/>
                 <w:noProof/>
+                <w:sz w:val="22"/>
+                <w:szCs w:val="22"/>
                 <w:lang w:val="en-US"/>
               </w:rPr>
               <w:t>Requête 8</w:t>
@@ -1076,6 +1370,8 @@
               <w:rPr>
                 <w:noProof/>
                 <w:webHidden/>
+                <w:sz w:val="22"/>
+                <w:szCs w:val="22"/>
               </w:rPr>
               <w:tab/>
             </w:r>
@@ -1083,6 +1379,8 @@
               <w:rPr>
                 <w:noProof/>
                 <w:webHidden/>
+                <w:sz w:val="22"/>
+                <w:szCs w:val="22"/>
               </w:rPr>
               <w:fldChar w:fldCharType="begin"/>
             </w:r>
@@ -1090,6 +1388,8 @@
               <w:rPr>
                 <w:noProof/>
                 <w:webHidden/>
+                <w:sz w:val="22"/>
+                <w:szCs w:val="22"/>
               </w:rPr>
               <w:instrText xml:space="preserve"> PAGEREF _Toc212816652 \h </w:instrText>
             </w:r>
@@ -1097,12 +1397,16 @@
               <w:rPr>
                 <w:noProof/>
                 <w:webHidden/>
-              </w:rPr>
-            </w:r>
-            <w:r>
-              <w:rPr>
-                <w:noProof/>
-                <w:webHidden/>
+                <w:sz w:val="22"/>
+                <w:szCs w:val="22"/>
+              </w:rPr>
+            </w:r>
+            <w:r>
+              <w:rPr>
+                <w:noProof/>
+                <w:webHidden/>
+                <w:sz w:val="22"/>
+                <w:szCs w:val="22"/>
               </w:rPr>
               <w:fldChar w:fldCharType="separate"/>
             </w:r>
@@ -1110,6 +1414,8 @@
               <w:rPr>
                 <w:noProof/>
                 <w:webHidden/>
+                <w:sz w:val="22"/>
+                <w:szCs w:val="22"/>
               </w:rPr>
               <w:t>7</w:t>
             </w:r>
@@ -1117,6 +1423,8 @@
               <w:rPr>
                 <w:noProof/>
                 <w:webHidden/>
+                <w:sz w:val="22"/>
+                <w:szCs w:val="22"/>
               </w:rPr>
               <w:fldChar w:fldCharType="end"/>
             </w:r>
@@ -1125,12 +1433,16 @@
         <w:p>
           <w:pPr>
             <w:pStyle w:val="TM3"/>
+            <w:keepNext/>
+            <w:keepLines/>
             <w:tabs>
               <w:tab w:val="right" w:leader="dot" w:pos="9062"/>
             </w:tabs>
             <w:rPr>
               <w:rFonts w:eastAsiaTheme="minorEastAsia"/>
               <w:noProof/>
+              <w:sz w:val="22"/>
+              <w:szCs w:val="22"/>
               <w:lang w:eastAsia="fr-CH"/>
             </w:rPr>
           </w:pPr>
@@ -1139,6 +1451,8 @@
               <w:rPr>
                 <w:rStyle w:val="Lienhypertexte"/>
                 <w:noProof/>
+                <w:sz w:val="22"/>
+                <w:szCs w:val="22"/>
                 <w:lang w:val="en-US"/>
               </w:rPr>
               <w:t>Requête 9</w:t>
@@ -1147,6 +1461,8 @@
               <w:rPr>
                 <w:noProof/>
                 <w:webHidden/>
+                <w:sz w:val="22"/>
+                <w:szCs w:val="22"/>
               </w:rPr>
               <w:tab/>
             </w:r>
@@ -1154,6 +1470,8 @@
               <w:rPr>
                 <w:noProof/>
                 <w:webHidden/>
+                <w:sz w:val="22"/>
+                <w:szCs w:val="22"/>
               </w:rPr>
               <w:fldChar w:fldCharType="begin"/>
             </w:r>
@@ -1161,6 +1479,8 @@
               <w:rPr>
                 <w:noProof/>
                 <w:webHidden/>
+                <w:sz w:val="22"/>
+                <w:szCs w:val="22"/>
               </w:rPr>
               <w:instrText xml:space="preserve"> PAGEREF _Toc212816653 \h </w:instrText>
             </w:r>
@@ -1168,12 +1488,16 @@
               <w:rPr>
                 <w:noProof/>
                 <w:webHidden/>
-              </w:rPr>
-            </w:r>
-            <w:r>
-              <w:rPr>
-                <w:noProof/>
-                <w:webHidden/>
+                <w:sz w:val="22"/>
+                <w:szCs w:val="22"/>
+              </w:rPr>
+            </w:r>
+            <w:r>
+              <w:rPr>
+                <w:noProof/>
+                <w:webHidden/>
+                <w:sz w:val="22"/>
+                <w:szCs w:val="22"/>
               </w:rPr>
               <w:fldChar w:fldCharType="separate"/>
             </w:r>
@@ -1181,13 +1505,17 @@
               <w:rPr>
                 <w:noProof/>
                 <w:webHidden/>
-              </w:rPr>
-              <w:t>7</w:t>
-            </w:r>
-            <w:r>
-              <w:rPr>
-                <w:noProof/>
-                <w:webHidden/>
+                <w:sz w:val="22"/>
+                <w:szCs w:val="22"/>
+              </w:rPr>
+              <w:t>8</w:t>
+            </w:r>
+            <w:r>
+              <w:rPr>
+                <w:noProof/>
+                <w:webHidden/>
+                <w:sz w:val="22"/>
+                <w:szCs w:val="22"/>
               </w:rPr>
               <w:fldChar w:fldCharType="end"/>
             </w:r>
@@ -1196,12 +1524,16 @@
         <w:p>
           <w:pPr>
             <w:pStyle w:val="TM3"/>
+            <w:keepNext/>
+            <w:keepLines/>
             <w:tabs>
               <w:tab w:val="right" w:leader="dot" w:pos="9062"/>
             </w:tabs>
             <w:rPr>
               <w:rFonts w:eastAsiaTheme="minorEastAsia"/>
               <w:noProof/>
+              <w:sz w:val="22"/>
+              <w:szCs w:val="22"/>
               <w:lang w:eastAsia="fr-CH"/>
             </w:rPr>
           </w:pPr>
@@ -1210,6 +1542,8 @@
               <w:rPr>
                 <w:rStyle w:val="Lienhypertexte"/>
                 <w:noProof/>
+                <w:sz w:val="22"/>
+                <w:szCs w:val="22"/>
               </w:rPr>
               <w:t>Requête 10</w:t>
             </w:r>
@@ -1217,6 +1551,8 @@
               <w:rPr>
                 <w:noProof/>
                 <w:webHidden/>
+                <w:sz w:val="22"/>
+                <w:szCs w:val="22"/>
               </w:rPr>
               <w:tab/>
             </w:r>
@@ -1224,6 +1560,8 @@
               <w:rPr>
                 <w:noProof/>
                 <w:webHidden/>
+                <w:sz w:val="22"/>
+                <w:szCs w:val="22"/>
               </w:rPr>
               <w:fldChar w:fldCharType="begin"/>
             </w:r>
@@ -1231,6 +1569,8 @@
               <w:rPr>
                 <w:noProof/>
                 <w:webHidden/>
+                <w:sz w:val="22"/>
+                <w:szCs w:val="22"/>
               </w:rPr>
               <w:instrText xml:space="preserve"> PAGEREF _Toc212816654 \h </w:instrText>
             </w:r>
@@ -1238,12 +1578,16 @@
               <w:rPr>
                 <w:noProof/>
                 <w:webHidden/>
-              </w:rPr>
-            </w:r>
-            <w:r>
-              <w:rPr>
-                <w:noProof/>
-                <w:webHidden/>
+                <w:sz w:val="22"/>
+                <w:szCs w:val="22"/>
+              </w:rPr>
+            </w:r>
+            <w:r>
+              <w:rPr>
+                <w:noProof/>
+                <w:webHidden/>
+                <w:sz w:val="22"/>
+                <w:szCs w:val="22"/>
               </w:rPr>
               <w:fldChar w:fldCharType="separate"/>
             </w:r>
@@ -1251,13 +1595,17 @@
               <w:rPr>
                 <w:noProof/>
                 <w:webHidden/>
-              </w:rPr>
-              <w:t>7</w:t>
-            </w:r>
-            <w:r>
-              <w:rPr>
-                <w:noProof/>
-                <w:webHidden/>
+                <w:sz w:val="22"/>
+                <w:szCs w:val="22"/>
+              </w:rPr>
+              <w:t>8</w:t>
+            </w:r>
+            <w:r>
+              <w:rPr>
+                <w:noProof/>
+                <w:webHidden/>
+                <w:sz w:val="22"/>
+                <w:szCs w:val="22"/>
               </w:rPr>
               <w:fldChar w:fldCharType="end"/>
             </w:r>
@@ -1266,12 +1614,16 @@
         <w:p>
           <w:pPr>
             <w:pStyle w:val="TM2"/>
+            <w:keepNext/>
+            <w:keepLines/>
             <w:tabs>
               <w:tab w:val="right" w:leader="dot" w:pos="9062"/>
             </w:tabs>
             <w:rPr>
               <w:rFonts w:eastAsiaTheme="minorEastAsia"/>
               <w:noProof/>
+              <w:sz w:val="22"/>
+              <w:szCs w:val="22"/>
               <w:lang w:eastAsia="fr-CH"/>
             </w:rPr>
           </w:pPr>
@@ -1280,6 +1632,8 @@
               <w:rPr>
                 <w:rStyle w:val="Lienhypertexte"/>
                 <w:noProof/>
+                <w:sz w:val="22"/>
+                <w:szCs w:val="22"/>
               </w:rPr>
               <w:t>Index</w:t>
             </w:r>
@@ -1287,6 +1641,8 @@
               <w:rPr>
                 <w:noProof/>
                 <w:webHidden/>
+                <w:sz w:val="22"/>
+                <w:szCs w:val="22"/>
               </w:rPr>
               <w:tab/>
             </w:r>
@@ -1294,6 +1650,8 @@
               <w:rPr>
                 <w:noProof/>
                 <w:webHidden/>
+                <w:sz w:val="22"/>
+                <w:szCs w:val="22"/>
               </w:rPr>
               <w:fldChar w:fldCharType="begin"/>
             </w:r>
@@ -1301,6 +1659,8 @@
               <w:rPr>
                 <w:noProof/>
                 <w:webHidden/>
+                <w:sz w:val="22"/>
+                <w:szCs w:val="22"/>
               </w:rPr>
               <w:instrText xml:space="preserve"> PAGEREF _Toc212816655 \h </w:instrText>
             </w:r>
@@ -1308,12 +1668,16 @@
               <w:rPr>
                 <w:noProof/>
                 <w:webHidden/>
-              </w:rPr>
-            </w:r>
-            <w:r>
-              <w:rPr>
-                <w:noProof/>
-                <w:webHidden/>
+                <w:sz w:val="22"/>
+                <w:szCs w:val="22"/>
+              </w:rPr>
+            </w:r>
+            <w:r>
+              <w:rPr>
+                <w:noProof/>
+                <w:webHidden/>
+                <w:sz w:val="22"/>
+                <w:szCs w:val="22"/>
               </w:rPr>
               <w:fldChar w:fldCharType="separate"/>
             </w:r>
@@ -1321,6 +1685,8 @@
               <w:rPr>
                 <w:noProof/>
                 <w:webHidden/>
+                <w:sz w:val="22"/>
+                <w:szCs w:val="22"/>
               </w:rPr>
               <w:t>8</w:t>
             </w:r>
@@ -1328,6 +1694,8 @@
               <w:rPr>
                 <w:noProof/>
                 <w:webHidden/>
+                <w:sz w:val="22"/>
+                <w:szCs w:val="22"/>
               </w:rPr>
               <w:fldChar w:fldCharType="end"/>
             </w:r>
@@ -1336,12 +1704,16 @@
         <w:p>
           <w:pPr>
             <w:pStyle w:val="TM3"/>
+            <w:keepNext/>
+            <w:keepLines/>
             <w:tabs>
               <w:tab w:val="right" w:leader="dot" w:pos="9062"/>
             </w:tabs>
             <w:rPr>
               <w:rFonts w:eastAsiaTheme="minorEastAsia"/>
               <w:noProof/>
+              <w:sz w:val="22"/>
+              <w:szCs w:val="22"/>
               <w:lang w:eastAsia="fr-CH"/>
             </w:rPr>
           </w:pPr>
@@ -1350,6 +1722,8 @@
               <w:rPr>
                 <w:rStyle w:val="Lienhypertexte"/>
                 <w:noProof/>
+                <w:sz w:val="22"/>
+                <w:szCs w:val="22"/>
               </w:rPr>
               <w:t>Index 1</w:t>
             </w:r>
@@ -1357,6 +1731,8 @@
               <w:rPr>
                 <w:noProof/>
                 <w:webHidden/>
+                <w:sz w:val="22"/>
+                <w:szCs w:val="22"/>
               </w:rPr>
               <w:tab/>
             </w:r>
@@ -1364,6 +1740,8 @@
               <w:rPr>
                 <w:noProof/>
                 <w:webHidden/>
+                <w:sz w:val="22"/>
+                <w:szCs w:val="22"/>
               </w:rPr>
               <w:fldChar w:fldCharType="begin"/>
             </w:r>
@@ -1371,6 +1749,8 @@
               <w:rPr>
                 <w:noProof/>
                 <w:webHidden/>
+                <w:sz w:val="22"/>
+                <w:szCs w:val="22"/>
               </w:rPr>
               <w:instrText xml:space="preserve"> PAGEREF _Toc212816656 \h </w:instrText>
             </w:r>
@@ -1378,12 +1758,16 @@
               <w:rPr>
                 <w:noProof/>
                 <w:webHidden/>
-              </w:rPr>
-            </w:r>
-            <w:r>
-              <w:rPr>
-                <w:noProof/>
-                <w:webHidden/>
+                <w:sz w:val="22"/>
+                <w:szCs w:val="22"/>
+              </w:rPr>
+            </w:r>
+            <w:r>
+              <w:rPr>
+                <w:noProof/>
+                <w:webHidden/>
+                <w:sz w:val="22"/>
+                <w:szCs w:val="22"/>
               </w:rPr>
               <w:fldChar w:fldCharType="separate"/>
             </w:r>
@@ -1391,6 +1775,8 @@
               <w:rPr>
                 <w:noProof/>
                 <w:webHidden/>
+                <w:sz w:val="22"/>
+                <w:szCs w:val="22"/>
               </w:rPr>
               <w:t>8</w:t>
             </w:r>
@@ -1398,6 +1784,8 @@
               <w:rPr>
                 <w:noProof/>
                 <w:webHidden/>
+                <w:sz w:val="22"/>
+                <w:szCs w:val="22"/>
               </w:rPr>
               <w:fldChar w:fldCharType="end"/>
             </w:r>
@@ -1406,12 +1794,16 @@
         <w:p>
           <w:pPr>
             <w:pStyle w:val="TM3"/>
+            <w:keepNext/>
+            <w:keepLines/>
             <w:tabs>
               <w:tab w:val="right" w:leader="dot" w:pos="9062"/>
             </w:tabs>
             <w:rPr>
               <w:rFonts w:eastAsiaTheme="minorEastAsia"/>
               <w:noProof/>
+              <w:sz w:val="22"/>
+              <w:szCs w:val="22"/>
               <w:lang w:eastAsia="fr-CH"/>
             </w:rPr>
           </w:pPr>
@@ -1420,6 +1812,8 @@
               <w:rPr>
                 <w:rStyle w:val="Lienhypertexte"/>
                 <w:noProof/>
+                <w:sz w:val="22"/>
+                <w:szCs w:val="22"/>
                 <w:lang w:val="en-US"/>
               </w:rPr>
               <w:t>Index 2</w:t>
@@ -1428,6 +1822,8 @@
               <w:rPr>
                 <w:noProof/>
                 <w:webHidden/>
+                <w:sz w:val="22"/>
+                <w:szCs w:val="22"/>
               </w:rPr>
               <w:tab/>
             </w:r>
@@ -1435,6 +1831,8 @@
               <w:rPr>
                 <w:noProof/>
                 <w:webHidden/>
+                <w:sz w:val="22"/>
+                <w:szCs w:val="22"/>
               </w:rPr>
               <w:fldChar w:fldCharType="begin"/>
             </w:r>
@@ -1442,6 +1840,8 @@
               <w:rPr>
                 <w:noProof/>
                 <w:webHidden/>
+                <w:sz w:val="22"/>
+                <w:szCs w:val="22"/>
               </w:rPr>
               <w:instrText xml:space="preserve"> PAGEREF _Toc212816657 \h </w:instrText>
             </w:r>
@@ -1449,12 +1849,16 @@
               <w:rPr>
                 <w:noProof/>
                 <w:webHidden/>
-              </w:rPr>
-            </w:r>
-            <w:r>
-              <w:rPr>
-                <w:noProof/>
-                <w:webHidden/>
+                <w:sz w:val="22"/>
+                <w:szCs w:val="22"/>
+              </w:rPr>
+            </w:r>
+            <w:r>
+              <w:rPr>
+                <w:noProof/>
+                <w:webHidden/>
+                <w:sz w:val="22"/>
+                <w:szCs w:val="22"/>
               </w:rPr>
               <w:fldChar w:fldCharType="separate"/>
             </w:r>
@@ -1462,13 +1866,17 @@
               <w:rPr>
                 <w:noProof/>
                 <w:webHidden/>
-              </w:rPr>
-              <w:t>8</w:t>
-            </w:r>
-            <w:r>
-              <w:rPr>
-                <w:noProof/>
-                <w:webHidden/>
+                <w:sz w:val="22"/>
+                <w:szCs w:val="22"/>
+              </w:rPr>
+              <w:t>9</w:t>
+            </w:r>
+            <w:r>
+              <w:rPr>
+                <w:noProof/>
+                <w:webHidden/>
+                <w:sz w:val="22"/>
+                <w:szCs w:val="22"/>
               </w:rPr>
               <w:fldChar w:fldCharType="end"/>
             </w:r>
@@ -1477,12 +1885,16 @@
         <w:p>
           <w:pPr>
             <w:pStyle w:val="TM2"/>
+            <w:keepNext/>
+            <w:keepLines/>
             <w:tabs>
               <w:tab w:val="right" w:leader="dot" w:pos="9062"/>
             </w:tabs>
             <w:rPr>
               <w:rFonts w:eastAsiaTheme="minorEastAsia"/>
               <w:noProof/>
+              <w:sz w:val="22"/>
+              <w:szCs w:val="22"/>
               <w:lang w:eastAsia="fr-CH"/>
             </w:rPr>
           </w:pPr>
@@ -1491,6 +1903,8 @@
               <w:rPr>
                 <w:rStyle w:val="Lienhypertexte"/>
                 <w:noProof/>
+                <w:sz w:val="22"/>
+                <w:szCs w:val="22"/>
               </w:rPr>
               <w:t>Utilisateurs et rôles</w:t>
             </w:r>
@@ -1498,6 +1912,8 @@
               <w:rPr>
                 <w:noProof/>
                 <w:webHidden/>
+                <w:sz w:val="22"/>
+                <w:szCs w:val="22"/>
               </w:rPr>
               <w:tab/>
             </w:r>
@@ -1505,6 +1921,8 @@
               <w:rPr>
                 <w:noProof/>
                 <w:webHidden/>
+                <w:sz w:val="22"/>
+                <w:szCs w:val="22"/>
               </w:rPr>
               <w:fldChar w:fldCharType="begin"/>
             </w:r>
@@ -1512,6 +1930,8 @@
               <w:rPr>
                 <w:noProof/>
                 <w:webHidden/>
+                <w:sz w:val="22"/>
+                <w:szCs w:val="22"/>
               </w:rPr>
               <w:instrText xml:space="preserve"> PAGEREF _Toc212816658 \h </w:instrText>
             </w:r>
@@ -1519,12 +1939,16 @@
               <w:rPr>
                 <w:noProof/>
                 <w:webHidden/>
-              </w:rPr>
-            </w:r>
-            <w:r>
-              <w:rPr>
-                <w:noProof/>
-                <w:webHidden/>
+                <w:sz w:val="22"/>
+                <w:szCs w:val="22"/>
+              </w:rPr>
+            </w:r>
+            <w:r>
+              <w:rPr>
+                <w:noProof/>
+                <w:webHidden/>
+                <w:sz w:val="22"/>
+                <w:szCs w:val="22"/>
               </w:rPr>
               <w:fldChar w:fldCharType="separate"/>
             </w:r>
@@ -1532,6 +1956,8 @@
               <w:rPr>
                 <w:noProof/>
                 <w:webHidden/>
+                <w:sz w:val="22"/>
+                <w:szCs w:val="22"/>
               </w:rPr>
               <w:t>9</w:t>
             </w:r>
@@ -1539,6 +1965,8 @@
               <w:rPr>
                 <w:noProof/>
                 <w:webHidden/>
+                <w:sz w:val="22"/>
+                <w:szCs w:val="22"/>
               </w:rPr>
               <w:fldChar w:fldCharType="end"/>
             </w:r>
@@ -1547,6 +1975,8 @@
         <w:p>
           <w:pPr>
             <w:pStyle w:val="TM3"/>
+            <w:keepNext/>
+            <w:keepLines/>
             <w:tabs>
               <w:tab w:val="left" w:pos="960"/>
               <w:tab w:val="right" w:leader="dot" w:pos="9062"/>
@@ -1554,6 +1984,8 @@
             <w:rPr>
               <w:rFonts w:eastAsiaTheme="minorEastAsia"/>
               <w:noProof/>
+              <w:sz w:val="22"/>
+              <w:szCs w:val="22"/>
               <w:lang w:eastAsia="fr-CH"/>
             </w:rPr>
           </w:pPr>
@@ -1562,6 +1994,8 @@
               <w:rPr>
                 <w:rStyle w:val="Lienhypertexte"/>
                 <w:noProof/>
+                <w:sz w:val="22"/>
+                <w:szCs w:val="22"/>
               </w:rPr>
               <w:t>1.</w:t>
             </w:r>
@@ -1569,6 +2003,8 @@
               <w:rPr>
                 <w:rFonts w:eastAsiaTheme="minorEastAsia"/>
                 <w:noProof/>
+                <w:sz w:val="22"/>
+                <w:szCs w:val="22"/>
                 <w:lang w:eastAsia="fr-CH"/>
               </w:rPr>
               <w:tab/>
@@ -1577,6 +2013,8 @@
               <w:rPr>
                 <w:rStyle w:val="Lienhypertexte"/>
                 <w:noProof/>
+                <w:sz w:val="22"/>
+                <w:szCs w:val="22"/>
               </w:rPr>
               <w:t>Créer les rôles</w:t>
             </w:r>
@@ -1584,6 +2022,8 @@
               <w:rPr>
                 <w:noProof/>
                 <w:webHidden/>
+                <w:sz w:val="22"/>
+                <w:szCs w:val="22"/>
               </w:rPr>
               <w:tab/>
             </w:r>
@@ -1591,6 +2031,8 @@
               <w:rPr>
                 <w:noProof/>
                 <w:webHidden/>
+                <w:sz w:val="22"/>
+                <w:szCs w:val="22"/>
               </w:rPr>
               <w:fldChar w:fldCharType="begin"/>
             </w:r>
@@ -1598,6 +2040,8 @@
               <w:rPr>
                 <w:noProof/>
                 <w:webHidden/>
+                <w:sz w:val="22"/>
+                <w:szCs w:val="22"/>
               </w:rPr>
               <w:instrText xml:space="preserve"> PAGEREF _Toc212816659 \h </w:instrText>
             </w:r>
@@ -1605,12 +2049,16 @@
               <w:rPr>
                 <w:noProof/>
                 <w:webHidden/>
-              </w:rPr>
-            </w:r>
-            <w:r>
-              <w:rPr>
-                <w:noProof/>
-                <w:webHidden/>
+                <w:sz w:val="22"/>
+                <w:szCs w:val="22"/>
+              </w:rPr>
+            </w:r>
+            <w:r>
+              <w:rPr>
+                <w:noProof/>
+                <w:webHidden/>
+                <w:sz w:val="22"/>
+                <w:szCs w:val="22"/>
               </w:rPr>
               <w:fldChar w:fldCharType="separate"/>
             </w:r>
@@ -1618,6 +2066,8 @@
               <w:rPr>
                 <w:noProof/>
                 <w:webHidden/>
+                <w:sz w:val="22"/>
+                <w:szCs w:val="22"/>
               </w:rPr>
               <w:t>9</w:t>
             </w:r>
@@ -1625,6 +2075,8 @@
               <w:rPr>
                 <w:noProof/>
                 <w:webHidden/>
+                <w:sz w:val="22"/>
+                <w:szCs w:val="22"/>
               </w:rPr>
               <w:fldChar w:fldCharType="end"/>
             </w:r>
@@ -1633,6 +2085,8 @@
         <w:p>
           <w:pPr>
             <w:pStyle w:val="TM2"/>
+            <w:keepNext/>
+            <w:keepLines/>
             <w:tabs>
               <w:tab w:val="left" w:pos="720"/>
               <w:tab w:val="right" w:leader="dot" w:pos="9062"/>
@@ -1640,6 +2094,8 @@
             <w:rPr>
               <w:rFonts w:eastAsiaTheme="minorEastAsia"/>
               <w:noProof/>
+              <w:sz w:val="22"/>
+              <w:szCs w:val="22"/>
               <w:lang w:eastAsia="fr-CH"/>
             </w:rPr>
           </w:pPr>
@@ -1648,6 +2104,8 @@
               <w:rPr>
                 <w:rStyle w:val="Lienhypertexte"/>
                 <w:noProof/>
+                <w:sz w:val="22"/>
+                <w:szCs w:val="22"/>
               </w:rPr>
               <w:t>2.</w:t>
             </w:r>
@@ -1655,6 +2113,8 @@
               <w:rPr>
                 <w:rFonts w:eastAsiaTheme="minorEastAsia"/>
                 <w:noProof/>
+                <w:sz w:val="22"/>
+                <w:szCs w:val="22"/>
                 <w:lang w:eastAsia="fr-CH"/>
               </w:rPr>
               <w:tab/>
@@ -1663,6 +2123,8 @@
               <w:rPr>
                 <w:rStyle w:val="Lienhypertexte"/>
                 <w:noProof/>
+                <w:sz w:val="22"/>
+                <w:szCs w:val="22"/>
               </w:rPr>
               <w:t>Attribuer les permissions aux rôles</w:t>
             </w:r>
@@ -1670,6 +2132,8 @@
               <w:rPr>
                 <w:noProof/>
                 <w:webHidden/>
+                <w:sz w:val="22"/>
+                <w:szCs w:val="22"/>
               </w:rPr>
               <w:tab/>
             </w:r>
@@ -1677,6 +2141,8 @@
               <w:rPr>
                 <w:noProof/>
                 <w:webHidden/>
+                <w:sz w:val="22"/>
+                <w:szCs w:val="22"/>
               </w:rPr>
               <w:fldChar w:fldCharType="begin"/>
             </w:r>
@@ -1684,6 +2150,8 @@
               <w:rPr>
                 <w:noProof/>
                 <w:webHidden/>
+                <w:sz w:val="22"/>
+                <w:szCs w:val="22"/>
               </w:rPr>
               <w:instrText xml:space="preserve"> PAGEREF _Toc212816660 \h </w:instrText>
             </w:r>
@@ -1691,12 +2159,16 @@
               <w:rPr>
                 <w:noProof/>
                 <w:webHidden/>
-              </w:rPr>
-            </w:r>
-            <w:r>
-              <w:rPr>
-                <w:noProof/>
-                <w:webHidden/>
+                <w:sz w:val="22"/>
+                <w:szCs w:val="22"/>
+              </w:rPr>
+            </w:r>
+            <w:r>
+              <w:rPr>
+                <w:noProof/>
+                <w:webHidden/>
+                <w:sz w:val="22"/>
+                <w:szCs w:val="22"/>
               </w:rPr>
               <w:fldChar w:fldCharType="separate"/>
             </w:r>
@@ -1704,13 +2176,17 @@
               <w:rPr>
                 <w:noProof/>
                 <w:webHidden/>
-              </w:rPr>
-              <w:t>9</w:t>
-            </w:r>
-            <w:r>
-              <w:rPr>
-                <w:noProof/>
-                <w:webHidden/>
+                <w:sz w:val="22"/>
+                <w:szCs w:val="22"/>
+              </w:rPr>
+              <w:t>10</w:t>
+            </w:r>
+            <w:r>
+              <w:rPr>
+                <w:noProof/>
+                <w:webHidden/>
+                <w:sz w:val="22"/>
+                <w:szCs w:val="22"/>
               </w:rPr>
               <w:fldChar w:fldCharType="end"/>
             </w:r>
@@ -1719,6 +2195,8 @@
         <w:p>
           <w:pPr>
             <w:pStyle w:val="TM3"/>
+            <w:keepNext/>
+            <w:keepLines/>
             <w:tabs>
               <w:tab w:val="left" w:pos="960"/>
               <w:tab w:val="right" w:leader="dot" w:pos="9062"/>
@@ -1726,6 +2204,8 @@
             <w:rPr>
               <w:rFonts w:eastAsiaTheme="minorEastAsia"/>
               <w:noProof/>
+              <w:sz w:val="22"/>
+              <w:szCs w:val="22"/>
               <w:lang w:eastAsia="fr-CH"/>
             </w:rPr>
           </w:pPr>
@@ -1734,6 +2214,8 @@
               <w:rPr>
                 <w:rStyle w:val="Lienhypertexte"/>
                 <w:noProof/>
+                <w:sz w:val="22"/>
+                <w:szCs w:val="22"/>
               </w:rPr>
               <w:t>3.</w:t>
             </w:r>
@@ -1741,6 +2223,8 @@
               <w:rPr>
                 <w:rFonts w:eastAsiaTheme="minorEastAsia"/>
                 <w:noProof/>
+                <w:sz w:val="22"/>
+                <w:szCs w:val="22"/>
                 <w:lang w:eastAsia="fr-CH"/>
               </w:rPr>
               <w:tab/>
@@ -1749,6 +2233,8 @@
               <w:rPr>
                 <w:rStyle w:val="Lienhypertexte"/>
                 <w:noProof/>
+                <w:sz w:val="22"/>
+                <w:szCs w:val="22"/>
               </w:rPr>
               <w:t>Vérifier les privilèges des rôles</w:t>
             </w:r>
@@ -1756,6 +2242,8 @@
               <w:rPr>
                 <w:noProof/>
                 <w:webHidden/>
+                <w:sz w:val="22"/>
+                <w:szCs w:val="22"/>
               </w:rPr>
               <w:tab/>
             </w:r>
@@ -1763,6 +2251,8 @@
               <w:rPr>
                 <w:noProof/>
                 <w:webHidden/>
+                <w:sz w:val="22"/>
+                <w:szCs w:val="22"/>
               </w:rPr>
               <w:fldChar w:fldCharType="begin"/>
             </w:r>
@@ -1770,6 +2260,8 @@
               <w:rPr>
                 <w:noProof/>
                 <w:webHidden/>
+                <w:sz w:val="22"/>
+                <w:szCs w:val="22"/>
               </w:rPr>
               <w:instrText xml:space="preserve"> PAGEREF _Toc212816661 \h </w:instrText>
             </w:r>
@@ -1777,12 +2269,16 @@
               <w:rPr>
                 <w:noProof/>
                 <w:webHidden/>
-              </w:rPr>
-            </w:r>
-            <w:r>
-              <w:rPr>
-                <w:noProof/>
-                <w:webHidden/>
+                <w:sz w:val="22"/>
+                <w:szCs w:val="22"/>
+              </w:rPr>
+            </w:r>
+            <w:r>
+              <w:rPr>
+                <w:noProof/>
+                <w:webHidden/>
+                <w:sz w:val="22"/>
+                <w:szCs w:val="22"/>
               </w:rPr>
               <w:fldChar w:fldCharType="separate"/>
             </w:r>
@@ -1790,6 +2286,8 @@
               <w:rPr>
                 <w:noProof/>
                 <w:webHidden/>
+                <w:sz w:val="22"/>
+                <w:szCs w:val="22"/>
               </w:rPr>
               <w:t>10</w:t>
             </w:r>
@@ -1797,6 +2295,8 @@
               <w:rPr>
                 <w:noProof/>
                 <w:webHidden/>
+                <w:sz w:val="22"/>
+                <w:szCs w:val="22"/>
               </w:rPr>
               <w:fldChar w:fldCharType="end"/>
             </w:r>
@@ -1805,6 +2305,8 @@
         <w:p>
           <w:pPr>
             <w:pStyle w:val="TM3"/>
+            <w:keepNext/>
+            <w:keepLines/>
             <w:tabs>
               <w:tab w:val="left" w:pos="960"/>
               <w:tab w:val="right" w:leader="dot" w:pos="9062"/>
@@ -1812,6 +2314,8 @@
             <w:rPr>
               <w:rFonts w:eastAsiaTheme="minorEastAsia"/>
               <w:noProof/>
+              <w:sz w:val="22"/>
+              <w:szCs w:val="22"/>
               <w:lang w:eastAsia="fr-CH"/>
             </w:rPr>
           </w:pPr>
@@ -1820,6 +2324,8 @@
               <w:rPr>
                 <w:rStyle w:val="Lienhypertexte"/>
                 <w:noProof/>
+                <w:sz w:val="22"/>
+                <w:szCs w:val="22"/>
               </w:rPr>
               <w:t>4.</w:t>
             </w:r>
@@ -1827,6 +2333,8 @@
               <w:rPr>
                 <w:rFonts w:eastAsiaTheme="minorEastAsia"/>
                 <w:noProof/>
+                <w:sz w:val="22"/>
+                <w:szCs w:val="22"/>
                 <w:lang w:eastAsia="fr-CH"/>
               </w:rPr>
               <w:tab/>
@@ -1835,6 +2343,8 @@
               <w:rPr>
                 <w:rStyle w:val="Lienhypertexte"/>
                 <w:noProof/>
+                <w:sz w:val="22"/>
+                <w:szCs w:val="22"/>
               </w:rPr>
               <w:t>Créer les utilisateurs</w:t>
             </w:r>
@@ -1842,6 +2352,8 @@
               <w:rPr>
                 <w:noProof/>
                 <w:webHidden/>
+                <w:sz w:val="22"/>
+                <w:szCs w:val="22"/>
               </w:rPr>
               <w:tab/>
             </w:r>
@@ -1849,6 +2361,8 @@
               <w:rPr>
                 <w:noProof/>
                 <w:webHidden/>
+                <w:sz w:val="22"/>
+                <w:szCs w:val="22"/>
               </w:rPr>
               <w:fldChar w:fldCharType="begin"/>
             </w:r>
@@ -1856,6 +2370,8 @@
               <w:rPr>
                 <w:noProof/>
                 <w:webHidden/>
+                <w:sz w:val="22"/>
+                <w:szCs w:val="22"/>
               </w:rPr>
               <w:instrText xml:space="preserve"> PAGEREF _Toc212816662 \h </w:instrText>
             </w:r>
@@ -1863,12 +2379,16 @@
               <w:rPr>
                 <w:noProof/>
                 <w:webHidden/>
-              </w:rPr>
-            </w:r>
-            <w:r>
-              <w:rPr>
-                <w:noProof/>
-                <w:webHidden/>
+                <w:sz w:val="22"/>
+                <w:szCs w:val="22"/>
+              </w:rPr>
+            </w:r>
+            <w:r>
+              <w:rPr>
+                <w:noProof/>
+                <w:webHidden/>
+                <w:sz w:val="22"/>
+                <w:szCs w:val="22"/>
               </w:rPr>
               <w:fldChar w:fldCharType="separate"/>
             </w:r>
@@ -1876,6 +2396,8 @@
               <w:rPr>
                 <w:noProof/>
                 <w:webHidden/>
+                <w:sz w:val="22"/>
+                <w:szCs w:val="22"/>
               </w:rPr>
               <w:t>12</w:t>
             </w:r>
@@ -1883,6 +2405,8 @@
               <w:rPr>
                 <w:noProof/>
                 <w:webHidden/>
+                <w:sz w:val="22"/>
+                <w:szCs w:val="22"/>
               </w:rPr>
               <w:fldChar w:fldCharType="end"/>
             </w:r>
@@ -1891,6 +2415,8 @@
         <w:p>
           <w:pPr>
             <w:pStyle w:val="TM3"/>
+            <w:keepNext/>
+            <w:keepLines/>
             <w:tabs>
               <w:tab w:val="left" w:pos="960"/>
               <w:tab w:val="right" w:leader="dot" w:pos="9062"/>
@@ -1898,6 +2424,8 @@
             <w:rPr>
               <w:rFonts w:eastAsiaTheme="minorEastAsia"/>
               <w:noProof/>
+              <w:sz w:val="22"/>
+              <w:szCs w:val="22"/>
               <w:lang w:eastAsia="fr-CH"/>
             </w:rPr>
           </w:pPr>
@@ -1906,6 +2434,8 @@
               <w:rPr>
                 <w:rStyle w:val="Lienhypertexte"/>
                 <w:noProof/>
+                <w:sz w:val="22"/>
+                <w:szCs w:val="22"/>
               </w:rPr>
               <w:t>5.</w:t>
             </w:r>
@@ -1913,6 +2443,8 @@
               <w:rPr>
                 <w:rFonts w:eastAsiaTheme="minorEastAsia"/>
                 <w:noProof/>
+                <w:sz w:val="22"/>
+                <w:szCs w:val="22"/>
                 <w:lang w:eastAsia="fr-CH"/>
               </w:rPr>
               <w:tab/>
@@ -1921,6 +2453,8 @@
               <w:rPr>
                 <w:rStyle w:val="Lienhypertexte"/>
                 <w:noProof/>
+                <w:sz w:val="22"/>
+                <w:szCs w:val="22"/>
               </w:rPr>
               <w:t>Attribuer les rôles aux utilisateurs</w:t>
             </w:r>
@@ -1928,6 +2462,8 @@
               <w:rPr>
                 <w:noProof/>
                 <w:webHidden/>
+                <w:sz w:val="22"/>
+                <w:szCs w:val="22"/>
               </w:rPr>
               <w:tab/>
             </w:r>
@@ -1935,6 +2471,8 @@
               <w:rPr>
                 <w:noProof/>
                 <w:webHidden/>
+                <w:sz w:val="22"/>
+                <w:szCs w:val="22"/>
               </w:rPr>
               <w:fldChar w:fldCharType="begin"/>
             </w:r>
@@ -1942,6 +2480,8 @@
               <w:rPr>
                 <w:noProof/>
                 <w:webHidden/>
+                <w:sz w:val="22"/>
+                <w:szCs w:val="22"/>
               </w:rPr>
               <w:instrText xml:space="preserve"> PAGEREF _Toc212816663 \h </w:instrText>
             </w:r>
@@ -1949,12 +2489,16 @@
               <w:rPr>
                 <w:noProof/>
                 <w:webHidden/>
-              </w:rPr>
-            </w:r>
-            <w:r>
-              <w:rPr>
-                <w:noProof/>
-                <w:webHidden/>
+                <w:sz w:val="22"/>
+                <w:szCs w:val="22"/>
+              </w:rPr>
+            </w:r>
+            <w:r>
+              <w:rPr>
+                <w:noProof/>
+                <w:webHidden/>
+                <w:sz w:val="22"/>
+                <w:szCs w:val="22"/>
               </w:rPr>
               <w:fldChar w:fldCharType="separate"/>
             </w:r>
@@ -1962,6 +2506,8 @@
               <w:rPr>
                 <w:noProof/>
                 <w:webHidden/>
+                <w:sz w:val="22"/>
+                <w:szCs w:val="22"/>
               </w:rPr>
               <w:t>13</w:t>
             </w:r>
@@ -1969,6 +2515,8 @@
               <w:rPr>
                 <w:noProof/>
                 <w:webHidden/>
+                <w:sz w:val="22"/>
+                <w:szCs w:val="22"/>
               </w:rPr>
               <w:fldChar w:fldCharType="end"/>
             </w:r>
@@ -1977,12 +2525,16 @@
         <w:p>
           <w:pPr>
             <w:pStyle w:val="TM2"/>
+            <w:keepNext/>
+            <w:keepLines/>
             <w:tabs>
               <w:tab w:val="right" w:leader="dot" w:pos="9062"/>
             </w:tabs>
             <w:rPr>
               <w:rFonts w:eastAsiaTheme="minorEastAsia"/>
               <w:noProof/>
+              <w:sz w:val="22"/>
+              <w:szCs w:val="22"/>
               <w:lang w:eastAsia="fr-CH"/>
             </w:rPr>
           </w:pPr>
@@ -1991,6 +2543,8 @@
               <w:rPr>
                 <w:rStyle w:val="Lienhypertexte"/>
                 <w:noProof/>
+                <w:sz w:val="22"/>
+                <w:szCs w:val="22"/>
               </w:rPr>
               <w:t>Conclusion</w:t>
             </w:r>
@@ -1998,6 +2552,8 @@
               <w:rPr>
                 <w:noProof/>
                 <w:webHidden/>
+                <w:sz w:val="22"/>
+                <w:szCs w:val="22"/>
               </w:rPr>
               <w:tab/>
             </w:r>
@@ -2005,6 +2561,8 @@
               <w:rPr>
                 <w:noProof/>
                 <w:webHidden/>
+                <w:sz w:val="22"/>
+                <w:szCs w:val="22"/>
               </w:rPr>
               <w:fldChar w:fldCharType="begin"/>
             </w:r>
@@ -2012,6 +2570,8 @@
               <w:rPr>
                 <w:noProof/>
                 <w:webHidden/>
+                <w:sz w:val="22"/>
+                <w:szCs w:val="22"/>
               </w:rPr>
               <w:instrText xml:space="preserve"> PAGEREF _Toc212816664 \h </w:instrText>
             </w:r>
@@ -2019,12 +2579,16 @@
               <w:rPr>
                 <w:noProof/>
                 <w:webHidden/>
-              </w:rPr>
-            </w:r>
-            <w:r>
-              <w:rPr>
-                <w:noProof/>
-                <w:webHidden/>
+                <w:sz w:val="22"/>
+                <w:szCs w:val="22"/>
+              </w:rPr>
+            </w:r>
+            <w:r>
+              <w:rPr>
+                <w:noProof/>
+                <w:webHidden/>
+                <w:sz w:val="22"/>
+                <w:szCs w:val="22"/>
               </w:rPr>
               <w:fldChar w:fldCharType="separate"/>
             </w:r>
@@ -2032,6 +2596,8 @@
               <w:rPr>
                 <w:noProof/>
                 <w:webHidden/>
+                <w:sz w:val="22"/>
+                <w:szCs w:val="22"/>
               </w:rPr>
               <w:t>13</w:t>
             </w:r>
@@ -2039,6 +2605,8 @@
               <w:rPr>
                 <w:noProof/>
                 <w:webHidden/>
+                <w:sz w:val="22"/>
+                <w:szCs w:val="22"/>
               </w:rPr>
               <w:fldChar w:fldCharType="end"/>
             </w:r>
@@ -2047,12 +2615,16 @@
         <w:p>
           <w:pPr>
             <w:pStyle w:val="TM3"/>
+            <w:keepNext/>
+            <w:keepLines/>
             <w:tabs>
               <w:tab w:val="right" w:leader="dot" w:pos="9062"/>
             </w:tabs>
             <w:rPr>
               <w:rFonts w:eastAsiaTheme="minorEastAsia"/>
               <w:noProof/>
+              <w:sz w:val="22"/>
+              <w:szCs w:val="22"/>
               <w:lang w:eastAsia="fr-CH"/>
             </w:rPr>
           </w:pPr>
@@ -2061,6 +2633,8 @@
               <w:rPr>
                 <w:rStyle w:val="Lienhypertexte"/>
                 <w:noProof/>
+                <w:sz w:val="22"/>
+                <w:szCs w:val="22"/>
               </w:rPr>
               <w:t>Générale</w:t>
             </w:r>
@@ -2068,6 +2642,8 @@
               <w:rPr>
                 <w:noProof/>
                 <w:webHidden/>
+                <w:sz w:val="22"/>
+                <w:szCs w:val="22"/>
               </w:rPr>
               <w:tab/>
             </w:r>
@@ -2075,6 +2651,8 @@
               <w:rPr>
                 <w:noProof/>
                 <w:webHidden/>
+                <w:sz w:val="22"/>
+                <w:szCs w:val="22"/>
               </w:rPr>
               <w:fldChar w:fldCharType="begin"/>
             </w:r>
@@ -2082,6 +2660,8 @@
               <w:rPr>
                 <w:noProof/>
                 <w:webHidden/>
+                <w:sz w:val="22"/>
+                <w:szCs w:val="22"/>
               </w:rPr>
               <w:instrText xml:space="preserve"> PAGEREF _Toc212816665 \h </w:instrText>
             </w:r>
@@ -2089,12 +2669,16 @@
               <w:rPr>
                 <w:noProof/>
                 <w:webHidden/>
-              </w:rPr>
-            </w:r>
-            <w:r>
-              <w:rPr>
-                <w:noProof/>
-                <w:webHidden/>
+                <w:sz w:val="22"/>
+                <w:szCs w:val="22"/>
+              </w:rPr>
+            </w:r>
+            <w:r>
+              <w:rPr>
+                <w:noProof/>
+                <w:webHidden/>
+                <w:sz w:val="22"/>
+                <w:szCs w:val="22"/>
               </w:rPr>
               <w:fldChar w:fldCharType="separate"/>
             </w:r>
@@ -2102,6 +2686,8 @@
               <w:rPr>
                 <w:noProof/>
                 <w:webHidden/>
+                <w:sz w:val="22"/>
+                <w:szCs w:val="22"/>
               </w:rPr>
               <w:t>13</w:t>
             </w:r>
@@ -2109,6 +2695,8 @@
               <w:rPr>
                 <w:noProof/>
                 <w:webHidden/>
+                <w:sz w:val="22"/>
+                <w:szCs w:val="22"/>
               </w:rPr>
               <w:fldChar w:fldCharType="end"/>
             </w:r>
@@ -2117,12 +2705,16 @@
         <w:p>
           <w:pPr>
             <w:pStyle w:val="TM3"/>
+            <w:keepNext/>
+            <w:keepLines/>
             <w:tabs>
               <w:tab w:val="right" w:leader="dot" w:pos="9062"/>
             </w:tabs>
             <w:rPr>
               <w:rFonts w:eastAsiaTheme="minorEastAsia"/>
               <w:noProof/>
+              <w:sz w:val="22"/>
+              <w:szCs w:val="22"/>
               <w:lang w:eastAsia="fr-CH"/>
             </w:rPr>
           </w:pPr>
@@ -2131,13 +2723,35 @@
               <w:rPr>
                 <w:rStyle w:val="Lienhypertexte"/>
                 <w:noProof/>
-              </w:rPr>
-              <w:t>Personnelle</w:t>
-            </w:r>
-            <w:r>
-              <w:rPr>
-                <w:noProof/>
-                <w:webHidden/>
+                <w:sz w:val="22"/>
+                <w:szCs w:val="22"/>
+              </w:rPr>
+              <w:t>Personne</w:t>
+            </w:r>
+            <w:r>
+              <w:rPr>
+                <w:rStyle w:val="Lienhypertexte"/>
+                <w:noProof/>
+                <w:sz w:val="22"/>
+                <w:szCs w:val="22"/>
+              </w:rPr>
+              <w:t>l</w:t>
+            </w:r>
+            <w:r>
+              <w:rPr>
+                <w:rStyle w:val="Lienhypertexte"/>
+                <w:noProof/>
+                <w:sz w:val="22"/>
+                <w:szCs w:val="22"/>
+              </w:rPr>
+              <w:t>le</w:t>
+            </w:r>
+            <w:r>
+              <w:rPr>
+                <w:noProof/>
+                <w:webHidden/>
+                <w:sz w:val="22"/>
+                <w:szCs w:val="22"/>
               </w:rPr>
               <w:tab/>
             </w:r>
@@ -2145,6 +2759,8 @@
               <w:rPr>
                 <w:noProof/>
                 <w:webHidden/>
+                <w:sz w:val="22"/>
+                <w:szCs w:val="22"/>
               </w:rPr>
               <w:fldChar w:fldCharType="begin"/>
             </w:r>
@@ -2152,6 +2768,8 @@
               <w:rPr>
                 <w:noProof/>
                 <w:webHidden/>
+                <w:sz w:val="22"/>
+                <w:szCs w:val="22"/>
               </w:rPr>
               <w:instrText xml:space="preserve"> PAGEREF _Toc212816666 \h </w:instrText>
             </w:r>
@@ -2159,12 +2777,16 @@
               <w:rPr>
                 <w:noProof/>
                 <w:webHidden/>
-              </w:rPr>
-            </w:r>
-            <w:r>
-              <w:rPr>
-                <w:noProof/>
-                <w:webHidden/>
+                <w:sz w:val="22"/>
+                <w:szCs w:val="22"/>
+              </w:rPr>
+            </w:r>
+            <w:r>
+              <w:rPr>
+                <w:noProof/>
+                <w:webHidden/>
+                <w:sz w:val="22"/>
+                <w:szCs w:val="22"/>
               </w:rPr>
               <w:fldChar w:fldCharType="separate"/>
             </w:r>
@@ -2172,13 +2794,17 @@
               <w:rPr>
                 <w:noProof/>
                 <w:webHidden/>
-              </w:rPr>
-              <w:t>13</w:t>
-            </w:r>
-            <w:r>
-              <w:rPr>
-                <w:noProof/>
-                <w:webHidden/>
+                <w:sz w:val="22"/>
+                <w:szCs w:val="22"/>
+              </w:rPr>
+              <w:t>14</w:t>
+            </w:r>
+            <w:r>
+              <w:rPr>
+                <w:noProof/>
+                <w:webHidden/>
+                <w:sz w:val="22"/>
+                <w:szCs w:val="22"/>
               </w:rPr>
               <w:fldChar w:fldCharType="end"/>
             </w:r>
@@ -2186,6 +2812,8 @@
         </w:p>
         <w:p>
           <w:pPr>
+            <w:keepNext/>
+            <w:keepLines/>
             <w:rPr>
               <w:rStyle w:val="Titredulivre"/>
               <w:b w:val="0"/>
@@ -2207,7 +2835,21 @@
     </w:sdt>
     <w:p>
       <w:pPr>
-        <w:pStyle w:val="Titre2"/>
+        <w:rPr>
+          <w:rStyle w:val="Titredulivre"/>
+          <w:rFonts w:asciiTheme="majorHAnsi" w:eastAsiaTheme="majorEastAsia" w:hAnsiTheme="majorHAnsi" w:cstheme="majorBidi"/>
+          <w:b w:val="0"/>
+          <w:bCs w:val="0"/>
+          <w:i w:val="0"/>
+          <w:iCs w:val="0"/>
+          <w:color w:val="0F4761" w:themeColor="accent1" w:themeShade="BF"/>
+          <w:spacing w:val="0"/>
+          <w:sz w:val="32"/>
+          <w:szCs w:val="32"/>
+        </w:rPr>
+      </w:pPr>
+      <w:bookmarkStart w:id="0" w:name="_Toc212816638"/>
+      <w:r>
         <w:rPr>
           <w:rStyle w:val="Titredulivre"/>
           <w:b w:val="0"/>
@@ -2216,9 +2858,12 @@
           <w:iCs w:val="0"/>
           <w:spacing w:val="0"/>
         </w:rPr>
-      </w:pPr>
-      <w:bookmarkStart w:id="0" w:name="_Toc212816638"/>
-      <w:r>
+        <w:br w:type="page"/>
+      </w:r>
+    </w:p>
+    <w:p>
+      <w:pPr>
+        <w:pStyle w:val="Titre2"/>
         <w:rPr>
           <w:rStyle w:val="Titredulivre"/>
           <w:b w:val="0"/>
@@ -2227,11 +2872,26 @@
           <w:iCs w:val="0"/>
           <w:spacing w:val="0"/>
         </w:rPr>
+      </w:pPr>
+      <w:r>
+        <w:rPr>
+          <w:rStyle w:val="Titredulivre"/>
+          <w:b w:val="0"/>
+          <w:bCs w:val="0"/>
+          <w:i w:val="0"/>
+          <w:iCs w:val="0"/>
+          <w:spacing w:val="0"/>
+        </w:rPr>
+        <w:lastRenderedPageBreak/>
         <w:t>Introduction</w:t>
       </w:r>
       <w:bookmarkEnd w:id="0"/>
     </w:p>
     <w:p>
+      <w:pPr>
+        <w:keepNext/>
+        <w:keepLines/>
+      </w:pPr>
       <w:r>
         <w:t xml:space="preserve">Au cours de ce projet, je serais chargé de créer et gérer une base de données </w:t>
       </w:r>
@@ -2243,6 +2903,10 @@
       </w:r>
     </w:p>
     <w:p>
+      <w:pPr>
+        <w:keepNext/>
+        <w:keepLines/>
+      </w:pPr>
       <w:r>
         <w:t>Nous pouvons découper ce projet en 5 tâches :</w:t>
       </w:r>
@@ -2250,6 +2914,8 @@
     <w:p>
       <w:pPr>
         <w:pStyle w:val="Paragraphedeliste"/>
+        <w:keepNext/>
+        <w:keepLines/>
         <w:numPr>
           <w:ilvl w:val="0"/>
           <w:numId w:val="2"/>
@@ -2262,6 +2928,8 @@
     <w:p>
       <w:pPr>
         <w:pStyle w:val="Paragraphedeliste"/>
+        <w:keepNext/>
+        <w:keepLines/>
         <w:numPr>
           <w:ilvl w:val="0"/>
           <w:numId w:val="2"/>
@@ -2274,6 +2942,8 @@
     <w:p>
       <w:pPr>
         <w:pStyle w:val="Paragraphedeliste"/>
+        <w:keepNext/>
+        <w:keepLines/>
         <w:numPr>
           <w:ilvl w:val="0"/>
           <w:numId w:val="2"/>
@@ -2286,6 +2956,8 @@
     <w:p>
       <w:pPr>
         <w:pStyle w:val="Paragraphedeliste"/>
+        <w:keepNext/>
+        <w:keepLines/>
         <w:numPr>
           <w:ilvl w:val="0"/>
           <w:numId w:val="2"/>
@@ -2298,6 +2970,8 @@
     <w:p>
       <w:pPr>
         <w:pStyle w:val="Paragraphedeliste"/>
+        <w:keepNext/>
+        <w:keepLines/>
         <w:numPr>
           <w:ilvl w:val="0"/>
           <w:numId w:val="2"/>
@@ -2307,7 +2981,38 @@
         <w:t>Rédiger un rapport technique (celui-ci) décrivant les 4 étapes ci-dessus.</w:t>
       </w:r>
     </w:p>
-    <w:p/>
+    <w:p>
+      <w:pPr>
+        <w:keepNext/>
+        <w:keepLines/>
+      </w:pPr>
+    </w:p>
+    <w:p>
+      <w:pPr>
+        <w:keepNext/>
+        <w:keepLines/>
+      </w:pPr>
+      <w:r>
+        <w:t>Tous les documents désirés sont disponibles dans le repo du projet, les scripts se trouvent sous “…</w:t>
+      </w:r>
+      <w:r>
+        <w:t>\106-P_DB-ThanosPizza\</w:t>
+      </w:r>
+      <w:proofErr w:type="spellStart"/>
+      <w:r>
+        <w:t>Docker_MySQL</w:t>
+      </w:r>
+      <w:proofErr w:type="spellEnd"/>
+      <w:r>
+        <w:t>\scripts</w:t>
+      </w:r>
+      <w:r>
+        <w:t>”</w:t>
+      </w:r>
+      <w:r>
+        <w:t>.</w:t>
+      </w:r>
+    </w:p>
     <w:p>
       <w:pPr>
         <w:pStyle w:val="Titre2"/>
@@ -2319,6 +3024,10 @@
       <w:bookmarkEnd w:id="1"/>
     </w:p>
     <w:p>
+      <w:pPr>
+        <w:keepNext/>
+        <w:keepLines/>
+      </w:pPr>
       <w:r>
         <w:t>Le docker-compose est trouvable dans …\106-P_DB-ThanosPizza\</w:t>
       </w:r>
@@ -2329,6 +3038,10 @@
       <w:proofErr w:type="spellEnd"/>
     </w:p>
     <w:p>
+      <w:pPr>
+        <w:keepNext/>
+        <w:keepLines/>
+      </w:pPr>
       <w:r>
         <w:t>Il a été modifié afin de pouvoir lier le dossier scripts et mysql. Pour ceci la partie volumes du fichier a été légèrement modifiée. Voici ce que ça donne après la modification.</w:t>
       </w:r>
@@ -2336,6 +3049,8 @@
     <w:p>
       <w:pPr>
         <w:pStyle w:val="Sansinterligne"/>
+        <w:keepNext/>
+        <w:keepLines/>
       </w:pPr>
       <w:r>
         <w:t>volumes:</w:t>
@@ -2344,6 +3059,8 @@
     <w:p>
       <w:pPr>
         <w:pStyle w:val="Sansinterligne"/>
+        <w:keepNext/>
+        <w:keepLines/>
       </w:pPr>
       <w:r>
         <w:t xml:space="preserve">      - </w:t>
@@ -2360,6 +3077,8 @@
     <w:p>
       <w:pPr>
         <w:pStyle w:val="Sansinterligne"/>
+        <w:keepNext/>
+        <w:keepLines/>
       </w:pPr>
       <w:r>
         <w:t xml:space="preserve">      - ./scripts:/var/lib/mysql-files</w:t>
@@ -2376,6 +3095,10 @@
       <w:bookmarkEnd w:id="2"/>
     </w:p>
     <w:p>
+      <w:pPr>
+        <w:keepNext/>
+        <w:keepLines/>
+      </w:pPr>
       <w:r>
         <w:t>Il m’a été donné un</w:t>
       </w:r>
@@ -2454,6 +3177,10 @@
       </w:r>
     </w:p>
     <w:p>
+      <w:pPr>
+        <w:keepNext/>
+        <w:keepLines/>
+      </w:pPr>
       <w:r>
         <w:t>Premier pas : créer la structure de la base de données. Facile il suffit de copier-coller le script LDD de Looping, après avoir ajouté l’énoncé CREATE-USE database manuellement, vers un fichier texte. Il faut ensuite placer le fichier texte dans le répertoire scripts de docker et l’importer à l’aide de la commande suivante à jouer dans la console “mysql -u root -</w:t>
       </w:r>
@@ -2481,27 +3208,48 @@
       </w:r>
     </w:p>
     <w:p>
-      <w:r>
+      <w:pPr>
+        <w:keepNext/>
+        <w:keepLines/>
+      </w:pPr>
+      <w:r>
+        <w:lastRenderedPageBreak/>
         <w:t>Nous voilà à l’étape du chargement des données</w:t>
       </w:r>
-    </w:p>
-    <w:p>
-      <w:pPr>
-        <w:rPr>
-          <w:lang w:val="en-US"/>
-        </w:rPr>
-      </w:pPr>
-      <w:r>
-        <w:rPr>
-          <w:lang w:val="en-US"/>
-        </w:rPr>
-        <w:lastRenderedPageBreak/>
+      <w:r>
+        <w:t xml:space="preserve">, afin de passer cette étape rapidement et facilement, il suffit de copier-coller les lignes de commande ci-dessous dans l’interface de </w:t>
+      </w:r>
+      <w:proofErr w:type="spellStart"/>
+      <w:r>
+        <w:t>PhPMyAdmin</w:t>
+      </w:r>
+      <w:proofErr w:type="spellEnd"/>
+      <w:r>
+        <w:t xml:space="preserve">. Les tables sont déjà dans l’ordre et les noms sont en commentaires, il suffit donc de tout prendre et tout donner à </w:t>
+      </w:r>
+      <w:proofErr w:type="spellStart"/>
+      <w:r>
+        <w:t>PhPMyAdmin</w:t>
+      </w:r>
+      <w:proofErr w:type="spellEnd"/>
+      <w:r>
+        <w:t>.</w:t>
+      </w:r>
+    </w:p>
+    <w:p>
+      <w:pPr>
+        <w:keepNext/>
+        <w:keepLines/>
+      </w:pPr>
+      <w:r>
         <w:t>-- table 1</w:t>
       </w:r>
     </w:p>
     <w:p>
       <w:pPr>
         <w:pStyle w:val="Sansinterligne"/>
+        <w:keepNext/>
+        <w:keepLines/>
         <w:rPr>
           <w:lang w:val="en-US"/>
         </w:rPr>
@@ -2530,6 +3278,8 @@
     <w:p>
       <w:pPr>
         <w:pStyle w:val="Sansinterligne"/>
+        <w:keepNext/>
+        <w:keepLines/>
         <w:rPr>
           <w:lang w:val="en-US"/>
         </w:rPr>
@@ -2553,6 +3303,8 @@
     <w:p>
       <w:pPr>
         <w:pStyle w:val="Sansinterligne"/>
+        <w:keepNext/>
+        <w:keepLines/>
         <w:rPr>
           <w:lang w:val="en-US"/>
         </w:rPr>
@@ -2568,6 +3320,8 @@
     <w:p>
       <w:pPr>
         <w:pStyle w:val="Sansinterligne"/>
+        <w:keepNext/>
+        <w:keepLines/>
         <w:rPr>
           <w:lang w:val="en-US"/>
         </w:rPr>
@@ -2594,6 +3348,8 @@
     </w:p>
     <w:p>
       <w:pPr>
+        <w:keepNext/>
+        <w:keepLines/>
         <w:rPr>
           <w:lang w:val="en-US"/>
         </w:rPr>
@@ -2616,13 +3372,8 @@
     </w:p>
     <w:p>
       <w:pPr>
-        <w:rPr>
-          <w:lang w:val="en-US"/>
-        </w:rPr>
-      </w:pPr>
-    </w:p>
-    <w:p>
-      <w:pPr>
+        <w:keepNext/>
+        <w:keepLines/>
         <w:rPr>
           <w:lang w:val="en-US"/>
         </w:rPr>
@@ -2637,6 +3388,8 @@
     <w:p>
       <w:pPr>
         <w:pStyle w:val="Sansinterligne"/>
+        <w:keepNext/>
+        <w:keepLines/>
         <w:rPr>
           <w:lang w:val="en-US"/>
         </w:rPr>
@@ -2665,6 +3418,8 @@
     <w:p>
       <w:pPr>
         <w:pStyle w:val="Sansinterligne"/>
+        <w:keepNext/>
+        <w:keepLines/>
         <w:rPr>
           <w:lang w:val="en-US"/>
         </w:rPr>
@@ -2688,6 +3443,8 @@
     <w:p>
       <w:pPr>
         <w:pStyle w:val="Sansinterligne"/>
+        <w:keepNext/>
+        <w:keepLines/>
         <w:rPr>
           <w:lang w:val="en-US"/>
         </w:rPr>
@@ -2703,6 +3460,8 @@
     <w:p>
       <w:pPr>
         <w:pStyle w:val="Sansinterligne"/>
+        <w:keepNext/>
+        <w:keepLines/>
         <w:rPr>
           <w:lang w:val="en-US"/>
         </w:rPr>
@@ -2729,6 +3488,8 @@
     </w:p>
     <w:p>
       <w:pPr>
+        <w:keepNext/>
+        <w:keepLines/>
         <w:rPr>
           <w:lang w:val="en-US"/>
         </w:rPr>
@@ -2751,13 +3512,8 @@
     </w:p>
     <w:p>
       <w:pPr>
-        <w:rPr>
-          <w:lang w:val="en-US"/>
-        </w:rPr>
-      </w:pPr>
-    </w:p>
-    <w:p>
-      <w:pPr>
+        <w:keepNext/>
+        <w:keepLines/>
         <w:rPr>
           <w:lang w:val="en-US"/>
         </w:rPr>
@@ -2772,6 +3528,8 @@
     <w:p>
       <w:pPr>
         <w:pStyle w:val="Sansinterligne"/>
+        <w:keepNext/>
+        <w:keepLines/>
         <w:rPr>
           <w:lang w:val="en-US"/>
         </w:rPr>
@@ -2800,6 +3558,8 @@
     <w:p>
       <w:pPr>
         <w:pStyle w:val="Sansinterligne"/>
+        <w:keepNext/>
+        <w:keepLines/>
         <w:rPr>
           <w:lang w:val="en-US"/>
         </w:rPr>
@@ -2823,6 +3583,8 @@
     <w:p>
       <w:pPr>
         <w:pStyle w:val="Sansinterligne"/>
+        <w:keepNext/>
+        <w:keepLines/>
         <w:rPr>
           <w:lang w:val="en-US"/>
         </w:rPr>
@@ -2838,6 +3600,8 @@
     <w:p>
       <w:pPr>
         <w:pStyle w:val="Sansinterligne"/>
+        <w:keepNext/>
+        <w:keepLines/>
         <w:rPr>
           <w:lang w:val="en-US"/>
         </w:rPr>
@@ -2864,6 +3628,8 @@
     </w:p>
     <w:p>
       <w:pPr>
+        <w:keepNext/>
+        <w:keepLines/>
         <w:rPr>
           <w:lang w:val="en-US"/>
         </w:rPr>
@@ -2886,14 +3652,8 @@
     </w:p>
     <w:p>
       <w:pPr>
-        <w:rPr>
-          <w:lang w:val="en-US"/>
-        </w:rPr>
-      </w:pPr>
-    </w:p>
-    <w:p>
-      <w:pPr>
-        <w:keepNext/>
+        <w:keepNext/>
+        <w:keepLines/>
         <w:rPr>
           <w:lang w:val="en-US"/>
         </w:rPr>
@@ -2909,6 +3669,7 @@
       <w:pPr>
         <w:pStyle w:val="Sansinterligne"/>
         <w:keepNext/>
+        <w:keepLines/>
         <w:rPr>
           <w:lang w:val="en-US"/>
         </w:rPr>
@@ -2938,6 +3699,7 @@
       <w:pPr>
         <w:pStyle w:val="Sansinterligne"/>
         <w:keepNext/>
+        <w:keepLines/>
         <w:rPr>
           <w:lang w:val="en-US"/>
         </w:rPr>
@@ -2962,6 +3724,7 @@
       <w:pPr>
         <w:pStyle w:val="Sansinterligne"/>
         <w:keepNext/>
+        <w:keepLines/>
         <w:rPr>
           <w:lang w:val="en-US"/>
         </w:rPr>
@@ -2978,6 +3741,7 @@
       <w:pPr>
         <w:pStyle w:val="Sansinterligne"/>
         <w:keepNext/>
+        <w:keepLines/>
         <w:rPr>
           <w:lang w:val="en-US"/>
         </w:rPr>
@@ -3006,6 +3770,7 @@
       <w:pPr>
         <w:pStyle w:val="Sansinterligne"/>
         <w:keepNext/>
+        <w:keepLines/>
         <w:rPr>
           <w:lang w:val="en-US"/>
         </w:rPr>
@@ -3021,6 +3786,7 @@
     <w:p>
       <w:pPr>
         <w:keepNext/>
+        <w:keepLines/>
       </w:pPr>
       <w:r>
         <w:rPr>
@@ -3067,17 +3833,18 @@
       </w:r>
       <w:proofErr w:type="spellEnd"/>
       <w:r>
-        <w:t>`, `latitude`, `longitude`);</w:t>
-      </w:r>
-    </w:p>
-    <w:p>
-      <w:pPr>
-        <w:keepNext/>
-      </w:pPr>
-    </w:p>
-    <w:p>
-      <w:pPr>
-        <w:keepNext/>
+        <w:t>`, `latitude`, `longitude`</w:t>
+      </w:r>
+      <w:proofErr w:type="gramStart"/>
+      <w:r>
+        <w:t>);</w:t>
+      </w:r>
+      <w:proofErr w:type="gramEnd"/>
+    </w:p>
+    <w:p>
+      <w:pPr>
+        <w:keepNext/>
+        <w:keepLines/>
         <w:rPr>
           <w:lang w:val="en-US"/>
         </w:rPr>
@@ -3092,6 +3859,8 @@
     <w:p>
       <w:pPr>
         <w:pStyle w:val="Sansinterligne"/>
+        <w:keepNext/>
+        <w:keepLines/>
         <w:rPr>
           <w:lang w:val="en-US"/>
         </w:rPr>
@@ -3120,6 +3889,8 @@
     <w:p>
       <w:pPr>
         <w:pStyle w:val="Sansinterligne"/>
+        <w:keepNext/>
+        <w:keepLines/>
         <w:rPr>
           <w:lang w:val="en-US"/>
         </w:rPr>
@@ -3143,6 +3914,8 @@
     <w:p>
       <w:pPr>
         <w:pStyle w:val="Sansinterligne"/>
+        <w:keepNext/>
+        <w:keepLines/>
         <w:rPr>
           <w:lang w:val="en-US"/>
         </w:rPr>
@@ -3158,6 +3931,8 @@
     <w:p>
       <w:pPr>
         <w:pStyle w:val="Sansinterligne"/>
+        <w:keepNext/>
+        <w:keepLines/>
         <w:rPr>
           <w:lang w:val="en-US"/>
         </w:rPr>
@@ -3173,6 +3948,8 @@
     <w:p>
       <w:pPr>
         <w:pStyle w:val="Sansinterligne"/>
+        <w:keepNext/>
+        <w:keepLines/>
       </w:pPr>
       <w:r>
         <w:rPr>
@@ -3187,6 +3964,8 @@
     <w:p>
       <w:pPr>
         <w:pStyle w:val="Sansinterligne"/>
+        <w:keepNext/>
+        <w:keepLines/>
         <w:ind w:firstLine="708"/>
       </w:pPr>
       <w:r>
@@ -3217,6 +3996,8 @@
     <w:p>
       <w:pPr>
         <w:pStyle w:val="Sansinterligne"/>
+        <w:keepNext/>
+        <w:keepLines/>
         <w:ind w:firstLine="708"/>
       </w:pPr>
       <w:r>
@@ -3232,6 +4013,10 @@
       </w:r>
     </w:p>
     <w:p>
+      <w:pPr>
+        <w:keepNext/>
+        <w:keepLines/>
+      </w:pPr>
       <w:r>
         <w:t xml:space="preserve">    </w:t>
       </w:r>
@@ -3263,20 +4048,23 @@
     <w:p>
       <w:pPr>
         <w:keepNext/>
+        <w:keepLines/>
+      </w:pPr>
+      <w:r>
+        <w:t>-- table 6</w:t>
+      </w:r>
+    </w:p>
+    <w:p>
+      <w:pPr>
+        <w:pStyle w:val="Sansinterligne"/>
+        <w:keepNext/>
+        <w:keepLines/>
+        <w:rPr>
+          <w:rFonts w:eastAsiaTheme="minorEastAsia"/>
+        </w:rPr>
       </w:pPr>
       <w:r>
         <w:lastRenderedPageBreak/>
-        <w:t>-- table 6</w:t>
-      </w:r>
-    </w:p>
-    <w:p>
-      <w:pPr>
-        <w:pStyle w:val="Sansinterligne"/>
-        <w:rPr>
-          <w:rFonts w:eastAsiaTheme="minorEastAsia"/>
-        </w:rPr>
-      </w:pPr>
-      <w:r>
         <w:t>LOAD DATA INFILE '/var/lib/mysql-files/</w:t>
       </w:r>
       <w:proofErr w:type="spellStart"/>
@@ -3291,6 +4079,8 @@
     <w:p>
       <w:pPr>
         <w:pStyle w:val="Sansinterligne"/>
+        <w:keepNext/>
+        <w:keepLines/>
         <w:rPr>
           <w:rFonts w:eastAsiaTheme="minorEastAsia"/>
         </w:rPr>
@@ -3308,6 +4098,8 @@
     <w:p>
       <w:pPr>
         <w:pStyle w:val="Sansinterligne"/>
+        <w:keepNext/>
+        <w:keepLines/>
         <w:rPr>
           <w:rFonts w:eastAsiaTheme="minorEastAsia"/>
           <w:lang w:val="en-US"/>
@@ -3326,6 +4118,8 @@
     <w:p>
       <w:pPr>
         <w:pStyle w:val="Sansinterligne"/>
+        <w:keepNext/>
+        <w:keepLines/>
         <w:rPr>
           <w:rFonts w:eastAsiaTheme="minorEastAsia"/>
           <w:lang w:val="en-US"/>
@@ -3342,6 +4136,8 @@
     <w:p>
       <w:pPr>
         <w:pStyle w:val="Sansinterligne"/>
+        <w:keepNext/>
+        <w:keepLines/>
         <w:rPr>
           <w:rFonts w:eastAsiaTheme="minorEastAsia"/>
         </w:rPr>
@@ -3359,6 +4155,8 @@
     <w:p>
       <w:pPr>
         <w:pStyle w:val="Sansinterligne"/>
+        <w:keepNext/>
+        <w:keepLines/>
         <w:ind w:firstLine="708"/>
         <w:rPr>
           <w:rFonts w:eastAsiaTheme="minorEastAsia"/>
@@ -3403,6 +4201,8 @@
     <w:p>
       <w:pPr>
         <w:pStyle w:val="Sansinterligne"/>
+        <w:keepNext/>
+        <w:keepLines/>
         <w:ind w:firstLine="708"/>
         <w:rPr>
           <w:rFonts w:eastAsiaTheme="minorEastAsia"/>
@@ -3423,6 +4223,8 @@
     <w:p>
       <w:pPr>
         <w:pStyle w:val="Sansinterligne"/>
+        <w:keepNext/>
+        <w:keepLines/>
         <w:ind w:firstLine="708"/>
         <w:rPr>
           <w:rFonts w:eastAsiaTheme="minorEastAsia"/>
@@ -3446,19 +4248,33 @@
         <w:rPr>
           <w:rFonts w:eastAsiaTheme="minorEastAsia"/>
         </w:rPr>
-        <w:t xml:space="preserve"> = NULLIF(@extra, '')</w:t>
-      </w:r>
+        <w:t xml:space="preserve"> = </w:t>
+      </w:r>
+      <w:proofErr w:type="gramStart"/>
       <w:r>
         <w:rPr>
           <w:rFonts w:eastAsiaTheme="minorEastAsia"/>
         </w:rPr>
+        <w:t>NULLIF(</w:t>
+      </w:r>
+      <w:proofErr w:type="gramEnd"/>
+      <w:r>
+        <w:rPr>
+          <w:rFonts w:eastAsiaTheme="minorEastAsia"/>
+        </w:rPr>
+        <w:t>@extra, '')</w:t>
+      </w:r>
+      <w:r>
+        <w:rPr>
+          <w:rFonts w:eastAsiaTheme="minorEastAsia"/>
+        </w:rPr>
         <w:t> ;</w:t>
       </w:r>
     </w:p>
-    <w:p/>
-    <w:p>
-      <w:pPr>
-        <w:keepNext/>
+    <w:p>
+      <w:pPr>
+        <w:keepNext/>
+        <w:keepLines/>
         <w:rPr>
           <w:lang w:val="en-US"/>
         </w:rPr>
@@ -3486,6 +4302,7 @@
       <w:pPr>
         <w:pStyle w:val="Sansinterligne"/>
         <w:keepNext/>
+        <w:keepLines/>
         <w:rPr>
           <w:lang w:val="en-US"/>
         </w:rPr>
@@ -3515,6 +4332,7 @@
       <w:pPr>
         <w:pStyle w:val="Sansinterligne"/>
         <w:keepNext/>
+        <w:keepLines/>
         <w:rPr>
           <w:lang w:val="en-US"/>
         </w:rPr>
@@ -3539,6 +4357,7 @@
       <w:pPr>
         <w:pStyle w:val="Sansinterligne"/>
         <w:keepNext/>
+        <w:keepLines/>
         <w:rPr>
           <w:lang w:val="en-US"/>
         </w:rPr>
@@ -3555,6 +4374,7 @@
       <w:pPr>
         <w:pStyle w:val="Sansinterligne"/>
         <w:keepNext/>
+        <w:keepLines/>
         <w:rPr>
           <w:lang w:val="en-US"/>
         </w:rPr>
@@ -3571,6 +4391,7 @@
       <w:pPr>
         <w:pStyle w:val="Sansinterligne"/>
         <w:keepNext/>
+        <w:keepLines/>
       </w:pPr>
       <w:r>
         <w:rPr>
@@ -3586,6 +4407,7 @@
       <w:pPr>
         <w:pStyle w:val="Sansinterligne"/>
         <w:keepNext/>
+        <w:keepLines/>
         <w:ind w:firstLine="708"/>
       </w:pPr>
       <w:r>
@@ -3612,6 +4434,7 @@
       <w:pPr>
         <w:pStyle w:val="Sansinterligne"/>
         <w:keepNext/>
+        <w:keepLines/>
         <w:ind w:firstLine="708"/>
       </w:pPr>
       <w:r>
@@ -3623,7 +4446,15 @@
       </w:r>
       <w:proofErr w:type="spellEnd"/>
       <w:r>
-        <w:t xml:space="preserve"> =STR_TO_DATE(@mytimestamp, '%</w:t>
+        <w:t xml:space="preserve"> =STR_TO_</w:t>
+      </w:r>
+      <w:proofErr w:type="gramStart"/>
+      <w:r>
+        <w:t>DATE(</w:t>
+      </w:r>
+      <w:proofErr w:type="gramEnd"/>
+      <w:r>
+        <w:t>@mytimestamp, '%</w:t>
       </w:r>
       <w:proofErr w:type="spellStart"/>
       <w:r>
@@ -3637,19 +4468,27 @@
     <w:p>
       <w:pPr>
         <w:keepNext/>
-      </w:pPr>
-    </w:p>
-    <w:p>
-      <w:pPr>
-        <w:keepNext/>
-      </w:pPr>
-      <w:r>
+        <w:keepLines/>
+        <w:rPr>
+          <w:lang w:val="en-US"/>
+        </w:rPr>
+      </w:pPr>
+      <w:r>
+        <w:rPr>
+          <w:lang w:val="en-US"/>
+        </w:rPr>
         <w:t>--</w:t>
       </w:r>
       <w:r>
+        <w:rPr>
+          <w:lang w:val="en-US"/>
+        </w:rPr>
         <w:t xml:space="preserve"> </w:t>
       </w:r>
       <w:r>
+        <w:rPr>
+          <w:lang w:val="en-US"/>
+        </w:rPr>
         <w:t>table 8</w:t>
       </w:r>
     </w:p>
@@ -3657,16 +4496,29 @@
       <w:pPr>
         <w:pStyle w:val="Sansinterligne"/>
         <w:keepNext/>
-      </w:pPr>
-      <w:r>
+        <w:keepLines/>
+        <w:rPr>
+          <w:lang w:val="en-US"/>
+        </w:rPr>
+      </w:pPr>
+      <w:r>
+        <w:rPr>
+          <w:lang w:val="en-US"/>
+        </w:rPr>
         <w:t>LOAD DATA INFILE '/var/lib/mysql-files/</w:t>
       </w:r>
       <w:proofErr w:type="spellStart"/>
       <w:r>
+        <w:rPr>
+          <w:lang w:val="en-US"/>
+        </w:rPr>
         <w:t>t_livraison.tsv</w:t>
       </w:r>
       <w:proofErr w:type="spellEnd"/>
       <w:r>
+        <w:rPr>
+          <w:lang w:val="en-US"/>
+        </w:rPr>
         <w:t xml:space="preserve">' </w:t>
       </w:r>
     </w:p>
@@ -3674,11 +4526,15 @@
       <w:pPr>
         <w:pStyle w:val="Sansinterligne"/>
         <w:keepNext/>
-        <w:rPr>
-          <w:lang w:val="en-US"/>
-        </w:rPr>
-      </w:pPr>
-      <w:r>
+        <w:keepLines/>
+        <w:rPr>
+          <w:lang w:val="en-US"/>
+        </w:rPr>
+      </w:pPr>
+      <w:r>
+        <w:rPr>
+          <w:lang w:val="en-US"/>
+        </w:rPr>
         <w:tab/>
       </w:r>
       <w:r>
@@ -3700,6 +4556,7 @@
       <w:pPr>
         <w:pStyle w:val="Sansinterligne"/>
         <w:keepNext/>
+        <w:keepLines/>
         <w:rPr>
           <w:lang w:val="en-US"/>
         </w:rPr>
@@ -3716,6 +4573,7 @@
       <w:pPr>
         <w:pStyle w:val="Sansinterligne"/>
         <w:keepNext/>
+        <w:keepLines/>
         <w:rPr>
           <w:lang w:val="en-US"/>
         </w:rPr>
@@ -3732,6 +4590,7 @@
       <w:pPr>
         <w:pStyle w:val="Sansinterligne"/>
         <w:keepNext/>
+        <w:keepLines/>
       </w:pPr>
       <w:r>
         <w:rPr>
@@ -3747,6 +4606,7 @@
       <w:pPr>
         <w:pStyle w:val="Sansinterligne"/>
         <w:keepNext/>
+        <w:keepLines/>
         <w:ind w:firstLine="708"/>
       </w:pPr>
       <w:r>
@@ -3781,6 +4641,7 @@
       <w:pPr>
         <w:pStyle w:val="Sansinterligne"/>
         <w:keepNext/>
+        <w:keepLines/>
         <w:ind w:left="708"/>
       </w:pPr>
       <w:r>
@@ -3806,6 +4667,7 @@
     <w:p>
       <w:pPr>
         <w:keepNext/>
+        <w:keepLines/>
         <w:ind w:firstLine="708"/>
       </w:pPr>
       <w:proofErr w:type="spellStart"/>
@@ -3830,7 +4692,12 @@
         <w:t xml:space="preserve"> %H:%i');</w:t>
       </w:r>
     </w:p>
-    <w:p/>
+    <w:p>
+      <w:pPr>
+        <w:keepNext/>
+        <w:keepLines/>
+      </w:pPr>
+    </w:p>
     <w:p>
       <w:pPr>
         <w:pStyle w:val="Titre2"/>
@@ -3842,6 +4709,10 @@
       <w:bookmarkEnd w:id="3"/>
     </w:p>
     <w:p>
+      <w:pPr>
+        <w:keepNext/>
+        <w:keepLines/>
+      </w:pPr>
       <w:r>
         <w:t>Dans ce chapitre, nous allons nous intéresser à la manière dont nous allons sau</w:t>
       </w:r>
@@ -3866,6 +4737,10 @@
       <w:bookmarkEnd w:id="4"/>
     </w:p>
     <w:p>
+      <w:pPr>
+        <w:keepNext/>
+        <w:keepLines/>
+      </w:pPr>
       <w:r>
         <w:t>Nous allons commencer par la sauvegarde complète une fois par semaine.</w:t>
       </w:r>
@@ -3874,73 +4749,128 @@
       </w:r>
     </w:p>
     <w:p>
-      <w:proofErr w:type="spellStart"/>
-      <w:proofErr w:type="gramStart"/>
-      <w:r>
+      <w:pPr>
+        <w:keepNext/>
+        <w:keepLines/>
+        <w:rPr>
+          <w:lang w:val="en-US"/>
+        </w:rPr>
+      </w:pPr>
+      <w:proofErr w:type="spellStart"/>
+      <w:r>
+        <w:rPr>
+          <w:lang w:val="en-US"/>
+        </w:rPr>
         <w:t>mysqldump</w:t>
       </w:r>
       <w:proofErr w:type="spellEnd"/>
-      <w:proofErr w:type="gramEnd"/>
-      <w:r>
+      <w:r>
+        <w:rPr>
+          <w:lang w:val="en-US"/>
+        </w:rPr>
         <w:t xml:space="preserve"> </w:t>
       </w:r>
       <w:r>
+        <w:rPr>
+          <w:lang w:val="en-US"/>
+        </w:rPr>
         <w:t>-</w:t>
       </w:r>
       <w:r>
+        <w:rPr>
+          <w:lang w:val="en-US"/>
+        </w:rPr>
         <w:t xml:space="preserve">u root </w:t>
       </w:r>
       <w:r>
+        <w:rPr>
+          <w:lang w:val="en-US"/>
+        </w:rPr>
         <w:t>-</w:t>
       </w:r>
       <w:proofErr w:type="spellStart"/>
       <w:r>
+        <w:rPr>
+          <w:lang w:val="en-US"/>
+        </w:rPr>
         <w:t>proot</w:t>
       </w:r>
       <w:proofErr w:type="spellEnd"/>
       <w:r>
-        <w:t xml:space="preserve"> --</w:t>
-      </w:r>
-      <w:proofErr w:type="spellStart"/>
-      <w:r>
-        <w:t>add</w:t>
-      </w:r>
-      <w:proofErr w:type="spellEnd"/>
-      <w:r>
-        <w:t xml:space="preserve">-drop-database </w:t>
-      </w:r>
-      <w:r>
+        <w:rPr>
+          <w:lang w:val="en-US"/>
+        </w:rPr>
+        <w:t xml:space="preserve"> --add-drop-database </w:t>
+      </w:r>
+      <w:r>
+        <w:rPr>
+          <w:lang w:val="en-US"/>
+        </w:rPr>
         <w:t xml:space="preserve">--lock-all-tables </w:t>
       </w:r>
       <w:proofErr w:type="spellStart"/>
       <w:r>
+        <w:rPr>
+          <w:lang w:val="en-US"/>
+        </w:rPr>
         <w:t>db_Thanoss_Pizza</w:t>
       </w:r>
       <w:proofErr w:type="spellEnd"/>
       <w:r>
+        <w:rPr>
+          <w:lang w:val="en-US"/>
+        </w:rPr>
         <w:t xml:space="preserve"> &gt; /var/lib/mysql-files/</w:t>
       </w:r>
       <w:proofErr w:type="spellStart"/>
       <w:r>
+        <w:rPr>
+          <w:lang w:val="en-US"/>
+        </w:rPr>
         <w:t>fullBackup</w:t>
       </w:r>
       <w:proofErr w:type="spellEnd"/>
       <w:r>
+        <w:rPr>
+          <w:lang w:val="en-US"/>
+        </w:rPr>
         <w:t>-</w:t>
       </w:r>
       <w:proofErr w:type="spellStart"/>
       <w:r>
+        <w:rPr>
+          <w:lang w:val="en-US"/>
+        </w:rPr>
         <w:t>db_Thanoss_Pizza</w:t>
       </w:r>
       <w:proofErr w:type="spellEnd"/>
       <w:r>
+        <w:rPr>
+          <w:lang w:val="en-US"/>
+        </w:rPr>
         <w:t>-$(date +%d-%m-%Y).</w:t>
       </w:r>
       <w:proofErr w:type="spellStart"/>
       <w:r>
+        <w:rPr>
+          <w:lang w:val="en-US"/>
+        </w:rPr>
         <w:t>sql</w:t>
       </w:r>
       <w:proofErr w:type="spellEnd"/>
+    </w:p>
+    <w:p>
+      <w:pPr>
+        <w:rPr>
+          <w:lang w:val="en-US"/>
+        </w:rPr>
+      </w:pPr>
+      <w:r>
+        <w:rPr>
+          <w:lang w:val="en-US"/>
+        </w:rPr>
+        <w:br w:type="page"/>
+      </w:r>
     </w:p>
     <w:p>
       <w:pPr>
@@ -3954,6 +4884,10 @@
       <w:bookmarkEnd w:id="5"/>
     </w:p>
     <w:p>
+      <w:pPr>
+        <w:keepNext/>
+        <w:keepLines/>
+      </w:pPr>
       <w:r>
         <w:t>Ici, afin de réduire la quantité d’énergie et de temps consommé par la sauvegarde, nous allons demander à mysql de ne sa</w:t>
       </w:r>
@@ -3985,6 +4919,8 @@
     <w:p>
       <w:pPr>
         <w:pStyle w:val="Sansinterligne"/>
+        <w:keepNext/>
+        <w:keepLines/>
       </w:pPr>
       <w:r>
         <w:t xml:space="preserve">-- </w:t>
@@ -3998,6 +4934,8 @@
     <w:p>
       <w:pPr>
         <w:pStyle w:val="Sansinterligne"/>
+        <w:keepNext/>
+        <w:keepLines/>
       </w:pPr>
       <w:r>
         <w:t xml:space="preserve">ALTER TABLE </w:t>
@@ -4022,6 +4960,8 @@
     <w:p>
       <w:pPr>
         <w:pStyle w:val="Sansinterligne"/>
+        <w:keepNext/>
+        <w:keepLines/>
       </w:pPr>
       <w:r>
         <w:t xml:space="preserve">-- </w:t>
@@ -4035,6 +4975,8 @@
     <w:p>
       <w:pPr>
         <w:pStyle w:val="Sansinterligne"/>
+        <w:keepNext/>
+        <w:keepLines/>
       </w:pPr>
       <w:r>
         <w:t xml:space="preserve">ALTER TABLE </w:t>
@@ -4059,6 +5001,8 @@
     <w:p>
       <w:pPr>
         <w:pStyle w:val="Sansinterligne"/>
+        <w:keepNext/>
+        <w:keepLines/>
       </w:pPr>
       <w:r>
         <w:t xml:space="preserve">-- </w:t>
@@ -4072,6 +5016,8 @@
     <w:p>
       <w:pPr>
         <w:pStyle w:val="Sansinterligne"/>
+        <w:keepNext/>
+        <w:keepLines/>
       </w:pPr>
       <w:r>
         <w:t xml:space="preserve">ALTER TABLE </w:t>
@@ -4096,6 +5042,8 @@
     <w:p>
       <w:pPr>
         <w:pStyle w:val="Sansinterligne"/>
+        <w:keepNext/>
+        <w:keepLines/>
       </w:pPr>
       <w:r>
         <w:t xml:space="preserve">-- </w:t>
@@ -4109,6 +5057,8 @@
     <w:p>
       <w:pPr>
         <w:pStyle w:val="Sansinterligne"/>
+        <w:keepNext/>
+        <w:keepLines/>
       </w:pPr>
       <w:r>
         <w:t xml:space="preserve">ALTER TABLE </w:t>
@@ -4133,6 +5083,8 @@
     <w:p>
       <w:pPr>
         <w:pStyle w:val="Sansinterligne"/>
+        <w:keepNext/>
+        <w:keepLines/>
       </w:pPr>
       <w:r>
         <w:t xml:space="preserve">-- </w:t>
@@ -4146,6 +5098,8 @@
     <w:p>
       <w:pPr>
         <w:pStyle w:val="Sansinterligne"/>
+        <w:keepNext/>
+        <w:keepLines/>
       </w:pPr>
       <w:r>
         <w:t xml:space="preserve">ALTER TABLE </w:t>
@@ -4170,6 +5124,8 @@
     <w:p>
       <w:pPr>
         <w:pStyle w:val="Sansinterligne"/>
+        <w:keepNext/>
+        <w:keepLines/>
       </w:pPr>
       <w:r>
         <w:t xml:space="preserve">-- </w:t>
@@ -4183,6 +5139,8 @@
     <w:p>
       <w:pPr>
         <w:pStyle w:val="Sansinterligne"/>
+        <w:keepNext/>
+        <w:keepLines/>
       </w:pPr>
       <w:r>
         <w:t xml:space="preserve">ALTER TABLE </w:t>
@@ -4210,6 +5168,8 @@
     <w:p>
       <w:pPr>
         <w:pStyle w:val="Sansinterligne"/>
+        <w:keepNext/>
+        <w:keepLines/>
       </w:pPr>
       <w:r>
         <w:t xml:space="preserve">-- </w:t>
@@ -4223,6 +5183,8 @@
     <w:p>
       <w:pPr>
         <w:pStyle w:val="Sansinterligne"/>
+        <w:keepNext/>
+        <w:keepLines/>
       </w:pPr>
       <w:r>
         <w:t xml:space="preserve">ALTER TABLE </w:t>
@@ -4247,6 +5209,8 @@
     <w:p>
       <w:pPr>
         <w:pStyle w:val="Sansinterligne"/>
+        <w:keepNext/>
+        <w:keepLines/>
       </w:pPr>
       <w:r>
         <w:t xml:space="preserve">-- </w:t>
@@ -4260,6 +5224,8 @@
     <w:p>
       <w:pPr>
         <w:pStyle w:val="Sansinterligne"/>
+        <w:keepNext/>
+        <w:keepLines/>
       </w:pPr>
       <w:r>
         <w:t xml:space="preserve">ALTER TABLE </w:t>
@@ -4281,202 +5247,285 @@
         <w:t xml:space="preserve"> TIMESTAMP DEFAULT CURRENT_TIMESTAMP ON UPDATE CURRENT_TIMESTAMP;</w:t>
       </w:r>
     </w:p>
-    <w:p/>
-    <w:p>
+    <w:p>
+      <w:pPr>
+        <w:keepNext/>
+        <w:keepLines/>
+      </w:pPr>
+    </w:p>
+    <w:p>
+      <w:pPr>
+        <w:keepNext/>
+        <w:keepLines/>
+      </w:pPr>
       <w:r>
         <w:t>Et voici la commande à lancer chaque jour.</w:t>
       </w:r>
-    </w:p>
-    <w:p>
-      <w:pPr>
-        <w:pStyle w:val="Sansinterligne"/>
+      <w:r>
+        <w:t xml:space="preserve"> </w:t>
+      </w:r>
+      <w:r>
+        <w:t xml:space="preserve">Note : la date </w:t>
+      </w:r>
+      <w:r>
+        <w:t xml:space="preserve">'2025-10-10 </w:t>
+      </w:r>
+      <w:proofErr w:type="gramStart"/>
+      <w:r>
+        <w:t>00:</w:t>
+      </w:r>
+      <w:proofErr w:type="gramEnd"/>
+      <w:r>
+        <w:t>00:00'</w:t>
+      </w:r>
+      <w:r>
+        <w:t xml:space="preserve"> est un exemple représentatif du format de date à placer, il faut cependant passer la date du dernier dump complet (dimanche à minuit normalement).</w:t>
+      </w:r>
+    </w:p>
+    <w:p>
+      <w:pPr>
+        <w:pStyle w:val="Sansinterligne"/>
+        <w:keepNext/>
+        <w:keepLines/>
+        <w:rPr>
+          <w:lang w:val="en-US"/>
+        </w:rPr>
       </w:pPr>
       <w:bookmarkStart w:id="6" w:name="_Toc212816644"/>
       <w:proofErr w:type="spellStart"/>
+      <w:r>
+        <w:rPr>
+          <w:lang w:val="en-US"/>
+        </w:rPr>
+        <w:t>mysqldump</w:t>
+      </w:r>
+      <w:proofErr w:type="spellEnd"/>
+      <w:r>
+        <w:rPr>
+          <w:lang w:val="en-US"/>
+        </w:rPr>
+        <w:t xml:space="preserve"> -u root -</w:t>
+      </w:r>
+      <w:proofErr w:type="spellStart"/>
+      <w:r>
+        <w:rPr>
+          <w:lang w:val="en-US"/>
+        </w:rPr>
+        <w:t>proot</w:t>
+      </w:r>
+      <w:proofErr w:type="spellEnd"/>
+      <w:r>
+        <w:rPr>
+          <w:lang w:val="en-US"/>
+        </w:rPr>
+        <w:t xml:space="preserve"> </w:t>
+      </w:r>
+      <w:proofErr w:type="spellStart"/>
+      <w:r>
+        <w:rPr>
+          <w:lang w:val="en-US"/>
+        </w:rPr>
+        <w:t>db_Thanoss_Pizza</w:t>
+      </w:r>
+      <w:proofErr w:type="spellEnd"/>
+      <w:r>
+        <w:rPr>
+          <w:lang w:val="en-US"/>
+        </w:rPr>
+        <w:t xml:space="preserve"> --no-create-</w:t>
+      </w:r>
+      <w:proofErr w:type="spellStart"/>
+      <w:r>
+        <w:rPr>
+          <w:lang w:val="en-US"/>
+        </w:rPr>
+        <w:t>db</w:t>
+      </w:r>
+      <w:proofErr w:type="spellEnd"/>
+      <w:r>
+        <w:rPr>
+          <w:lang w:val="en-US"/>
+        </w:rPr>
+        <w:t xml:space="preserve"> --no-create</w:t>
+      </w:r>
+      <w:r>
+        <w:rPr>
+          <w:lang w:val="en-US"/>
+        </w:rPr>
+        <w:t>-</w:t>
+      </w:r>
+      <w:r>
+        <w:rPr>
+          <w:lang w:val="en-US"/>
+        </w:rPr>
+        <w:t>info --where="</w:t>
+      </w:r>
+      <w:proofErr w:type="spellStart"/>
+      <w:r>
+        <w:rPr>
+          <w:lang w:val="en-US"/>
+        </w:rPr>
+        <w:t>derniere_modification</w:t>
+      </w:r>
+      <w:proofErr w:type="spellEnd"/>
+      <w:r>
+        <w:rPr>
+          <w:lang w:val="en-US"/>
+        </w:rPr>
+        <w:t xml:space="preserve"> &gt; '2025-10-10 00:00:00'" &gt; /var/lib/mysql-files/</w:t>
+      </w:r>
+      <w:proofErr w:type="spellStart"/>
+      <w:r>
+        <w:rPr>
+          <w:lang w:val="en-US"/>
+        </w:rPr>
+        <w:t>differentialBackup</w:t>
+      </w:r>
+      <w:proofErr w:type="spellEnd"/>
+      <w:r>
+        <w:rPr>
+          <w:lang w:val="en-US"/>
+        </w:rPr>
+        <w:t>-</w:t>
+      </w:r>
+      <w:proofErr w:type="spellStart"/>
+      <w:r>
+        <w:rPr>
+          <w:lang w:val="en-US"/>
+        </w:rPr>
+        <w:t>db_Thanoss_Pizza</w:t>
+      </w:r>
+      <w:proofErr w:type="spellEnd"/>
+      <w:r>
+        <w:rPr>
+          <w:lang w:val="en-US"/>
+        </w:rPr>
+        <w:t>-$(date +%d-%m-%Y).</w:t>
+      </w:r>
+      <w:proofErr w:type="spellStart"/>
+      <w:r>
+        <w:rPr>
+          <w:lang w:val="en-US"/>
+        </w:rPr>
+        <w:t>sql</w:t>
+      </w:r>
+      <w:proofErr w:type="spellEnd"/>
+    </w:p>
+    <w:p>
+      <w:pPr>
+        <w:rPr>
+          <w:lang w:val="en-US"/>
+        </w:rPr>
+      </w:pPr>
+      <w:r>
+        <w:rPr>
+          <w:lang w:val="en-US"/>
+        </w:rPr>
+        <w:br w:type="page"/>
+      </w:r>
+    </w:p>
+    <w:p>
+      <w:pPr>
+        <w:pStyle w:val="Titre3"/>
+      </w:pPr>
+      <w:r>
+        <w:lastRenderedPageBreak/>
+        <w:t>Restauration</w:t>
+      </w:r>
+    </w:p>
+    <w:p>
+      <w:pPr>
+        <w:keepNext/>
+        <w:keepLines/>
+      </w:pPr>
+      <w:r>
+        <w:t>Afin de restaurer la database, nous allons tout simplement restaurer la sauvegarde complète, puis la dernière sauvegarde différentielle si nécessaire. Voici le procédé.</w:t>
+      </w:r>
+    </w:p>
+    <w:p>
+      <w:pPr>
+        <w:pStyle w:val="Sansinterligne"/>
+        <w:keepNext/>
+        <w:keepLines/>
+      </w:pPr>
+      <w:r>
+        <w:t>-- sauvegarde complète</w:t>
+      </w:r>
+    </w:p>
+    <w:p>
+      <w:pPr>
+        <w:pStyle w:val="Sansinterligne"/>
+        <w:keepNext/>
+        <w:keepLines/>
+        <w:rPr>
+          <w:lang w:val="en-US"/>
+        </w:rPr>
+      </w:pPr>
+      <w:r>
+        <w:rPr>
+          <w:lang w:val="en-US"/>
+        </w:rPr>
+        <w:t>mysql -u root -</w:t>
+      </w:r>
+      <w:proofErr w:type="spellStart"/>
+      <w:r>
+        <w:rPr>
+          <w:lang w:val="en-US"/>
+        </w:rPr>
+        <w:t>proot</w:t>
+      </w:r>
+      <w:proofErr w:type="spellEnd"/>
+      <w:r>
+        <w:rPr>
+          <w:lang w:val="en-US"/>
+        </w:rPr>
+        <w:t xml:space="preserve"> </w:t>
+      </w:r>
+      <w:proofErr w:type="spellStart"/>
+      <w:r>
+        <w:rPr>
+          <w:lang w:val="en-US"/>
+        </w:rPr>
+        <w:t>db_Thanoss_Pizza</w:t>
+      </w:r>
+      <w:proofErr w:type="spellEnd"/>
+      <w:r>
+        <w:rPr>
+          <w:lang w:val="en-US"/>
+        </w:rPr>
+        <w:t xml:space="preserve"> &lt; /var/lib/mysql-files/ </w:t>
+      </w:r>
+      <w:proofErr w:type="spellStart"/>
+      <w:r>
+        <w:rPr>
+          <w:lang w:val="en-US"/>
+        </w:rPr>
+        <w:t>fullBackup-db_Thanoss_Pizza</w:t>
+      </w:r>
+      <w:proofErr w:type="spellEnd"/>
       <w:proofErr w:type="gramStart"/>
-      <w:r>
-        <w:t>mysqldump</w:t>
-      </w:r>
-      <w:proofErr w:type="spellEnd"/>
-      <w:proofErr w:type="gramEnd"/>
-      <w:r>
-        <w:t xml:space="preserve"> -u </w:t>
-      </w:r>
-      <w:r>
-        <w:t>root</w:t>
-      </w:r>
-      <w:r>
-        <w:t xml:space="preserve"> -</w:t>
-      </w:r>
-      <w:proofErr w:type="spellStart"/>
-      <w:r>
-        <w:t>p</w:t>
-      </w:r>
-      <w:r>
-        <w:t>root</w:t>
-      </w:r>
-      <w:proofErr w:type="spellEnd"/>
-      <w:r>
-        <w:t xml:space="preserve"> </w:t>
-      </w:r>
-      <w:proofErr w:type="spellStart"/>
-      <w:r>
-        <w:t>db_Thanoss_Pizza</w:t>
-      </w:r>
-      <w:proofErr w:type="spellEnd"/>
-      <w:r>
-        <w:t xml:space="preserve"> --no-</w:t>
-      </w:r>
-      <w:proofErr w:type="spellStart"/>
-      <w:r>
-        <w:t>create</w:t>
-      </w:r>
-      <w:proofErr w:type="spellEnd"/>
-      <w:r>
-        <w:t>-</w:t>
-      </w:r>
-      <w:proofErr w:type="spellStart"/>
-      <w:r>
-        <w:t>db</w:t>
-      </w:r>
-      <w:proofErr w:type="spellEnd"/>
-      <w:r>
-        <w:t xml:space="preserve"> --no-</w:t>
-      </w:r>
-      <w:proofErr w:type="spellStart"/>
-      <w:r>
-        <w:t>create</w:t>
-      </w:r>
-      <w:proofErr w:type="spellEnd"/>
-      <w:r>
-        <w:t>-</w:t>
-      </w:r>
-      <w:r>
-        <w:t>info -</w:t>
-      </w:r>
-      <w:r>
-        <w:t>-</w:t>
-      </w:r>
-      <w:proofErr w:type="spellStart"/>
-      <w:r>
-        <w:t>where</w:t>
-      </w:r>
-      <w:proofErr w:type="spellEnd"/>
-      <w:r>
-        <w:t>="</w:t>
-      </w:r>
-      <w:proofErr w:type="spellStart"/>
-      <w:r>
-        <w:t>derniere_modification</w:t>
-      </w:r>
-      <w:proofErr w:type="spellEnd"/>
-      <w:r>
-        <w:t xml:space="preserve"> &gt; '2025-10-10 00:00:00'" &gt; /var/lib/mysql-files/</w:t>
-      </w:r>
-      <w:proofErr w:type="spellStart"/>
-      <w:r>
-        <w:t>differential</w:t>
-      </w:r>
-      <w:r>
-        <w:t>Backup</w:t>
-      </w:r>
-      <w:proofErr w:type="spellEnd"/>
-      <w:r>
-        <w:t>-</w:t>
-      </w:r>
-      <w:proofErr w:type="spellStart"/>
-      <w:r>
-        <w:t>db_Thanoss_Pizza</w:t>
-      </w:r>
-      <w:proofErr w:type="spellEnd"/>
-      <w:r>
-        <w:t>-$(date +%d-%m-%Y).</w:t>
-      </w:r>
-      <w:proofErr w:type="spellStart"/>
-      <w:r>
-        <w:t>sql</w:t>
-      </w:r>
-      <w:proofErr w:type="spellEnd"/>
-    </w:p>
-    <w:p>
-      <w:pPr>
-        <w:pStyle w:val="Sansinterligne"/>
-      </w:pPr>
-    </w:p>
-    <w:p>
-      <w:pPr>
-        <w:pStyle w:val="Titre3"/>
-      </w:pPr>
-      <w:r>
-        <w:t>Restauration</w:t>
-      </w:r>
-    </w:p>
-    <w:p>
-      <w:r>
-        <w:t>Afin de restaurer la database, nous allons tout simplement restaurer la sauvegarde complète, puis la dernière sauvegarde différentielle si nécessaire. Voici le procédé.</w:t>
-      </w:r>
-    </w:p>
-    <w:p>
-      <w:pPr>
-        <w:pStyle w:val="Sansinterligne"/>
-      </w:pPr>
-      <w:r>
-        <w:t>-- sauvegarde complète</w:t>
-      </w:r>
-    </w:p>
-    <w:p>
-      <w:pPr>
-        <w:pStyle w:val="Sansinterligne"/>
-      </w:pPr>
-      <w:proofErr w:type="gramStart"/>
-      <w:r>
-        <w:lastRenderedPageBreak/>
-        <w:t>mysql</w:t>
-      </w:r>
-      <w:proofErr w:type="gramEnd"/>
-      <w:r>
-        <w:t xml:space="preserve"> -u root -</w:t>
-      </w:r>
-      <w:proofErr w:type="spellStart"/>
-      <w:r>
-        <w:t>proot</w:t>
-      </w:r>
-      <w:proofErr w:type="spellEnd"/>
-      <w:r>
-        <w:t xml:space="preserve"> </w:t>
-      </w:r>
-      <w:proofErr w:type="spellStart"/>
-      <w:r>
-        <w:t>db_Thanoss_Pizza</w:t>
-      </w:r>
-      <w:proofErr w:type="spellEnd"/>
-      <w:r>
-        <w:t xml:space="preserve"> &lt; /var/lib/mysql-files/</w:t>
-      </w:r>
-      <w:r>
-        <w:t xml:space="preserve"> </w:t>
-      </w:r>
-      <w:proofErr w:type="spellStart"/>
-      <w:r>
-        <w:t>fullBackup-db_Thanoss_Pizza</w:t>
-      </w:r>
-      <w:proofErr w:type="spellEnd"/>
       <w:r>
         <w:rPr>
           <w:i/>
           <w:iCs/>
-        </w:rPr>
-        <w:t>-</w:t>
-      </w:r>
+          <w:lang w:val="en-US"/>
+        </w:rPr>
+        <w:t>-[</w:t>
+      </w:r>
+      <w:proofErr w:type="gramEnd"/>
       <w:r>
         <w:rPr>
           <w:i/>
           <w:iCs/>
-        </w:rPr>
-        <w:t>[la date].</w:t>
-      </w:r>
-      <w:proofErr w:type="spellStart"/>
-      <w:r>
+          <w:lang w:val="en-US"/>
+        </w:rPr>
+        <w:t>la date].</w:t>
+      </w:r>
+      <w:proofErr w:type="spellStart"/>
+      <w:r>
+        <w:rPr>
+          <w:lang w:val="en-US"/>
+        </w:rPr>
         <w:t>sql</w:t>
       </w:r>
       <w:proofErr w:type="spellEnd"/>
@@ -4484,6 +5533,8 @@
     <w:p>
       <w:pPr>
         <w:pStyle w:val="Sansinterligne"/>
+        <w:keepNext/>
+        <w:keepLines/>
       </w:pPr>
       <w:r>
         <w:t>-- backup différentielle</w:t>
@@ -4492,71 +5543,77 @@
     <w:p>
       <w:pPr>
         <w:pStyle w:val="Sansinterligne"/>
-      </w:pPr>
+        <w:keepNext/>
+        <w:keepLines/>
+        <w:rPr>
+          <w:lang w:val="en-US"/>
+        </w:rPr>
+      </w:pPr>
+      <w:r>
+        <w:rPr>
+          <w:lang w:val="en-US"/>
+        </w:rPr>
+        <w:t>mysql -u root -</w:t>
+      </w:r>
+      <w:proofErr w:type="spellStart"/>
+      <w:r>
+        <w:rPr>
+          <w:lang w:val="en-US"/>
+        </w:rPr>
+        <w:t>proot</w:t>
+      </w:r>
+      <w:proofErr w:type="spellEnd"/>
+      <w:r>
+        <w:rPr>
+          <w:lang w:val="en-US"/>
+        </w:rPr>
+        <w:t xml:space="preserve"> </w:t>
+      </w:r>
+      <w:proofErr w:type="spellStart"/>
+      <w:r>
+        <w:rPr>
+          <w:lang w:val="en-US"/>
+        </w:rPr>
+        <w:t>db_Thanoss_Pizza</w:t>
+      </w:r>
+      <w:proofErr w:type="spellEnd"/>
+      <w:r>
+        <w:rPr>
+          <w:lang w:val="en-US"/>
+        </w:rPr>
+        <w:t xml:space="preserve"> &lt; /var/lib/mysql-files/</w:t>
+      </w:r>
+      <w:proofErr w:type="spellStart"/>
+      <w:r>
+        <w:rPr>
+          <w:lang w:val="en-US"/>
+        </w:rPr>
+        <w:t>differentialBackup-db_Thanoss_Pizza</w:t>
+      </w:r>
+      <w:proofErr w:type="spellEnd"/>
       <w:proofErr w:type="gramStart"/>
-      <w:r>
-        <w:t>mysql</w:t>
-      </w:r>
-      <w:proofErr w:type="gramEnd"/>
-      <w:r>
-        <w:t xml:space="preserve"> -u </w:t>
-      </w:r>
-      <w:r>
-        <w:t>root</w:t>
-      </w:r>
-      <w:r>
-        <w:t xml:space="preserve"> -</w:t>
-      </w:r>
-      <w:proofErr w:type="spellStart"/>
-      <w:r>
-        <w:t>p</w:t>
-      </w:r>
-      <w:r>
-        <w:t>root</w:t>
-      </w:r>
-      <w:proofErr w:type="spellEnd"/>
-      <w:r>
-        <w:t xml:space="preserve"> </w:t>
-      </w:r>
-      <w:proofErr w:type="spellStart"/>
-      <w:r>
-        <w:t>db_Thanoss_Pizza</w:t>
-      </w:r>
-      <w:proofErr w:type="spellEnd"/>
-      <w:r>
-        <w:t xml:space="preserve"> &lt; </w:t>
-      </w:r>
-      <w:r>
-        <w:t>/var/lib/mysql-files/</w:t>
-      </w:r>
-      <w:proofErr w:type="spellStart"/>
-      <w:r>
-        <w:t>differentialBackup-db_Thanoss_Pizza</w:t>
-      </w:r>
-      <w:proofErr w:type="spellEnd"/>
       <w:r>
         <w:rPr>
           <w:i/>
           <w:iCs/>
-        </w:rPr>
-        <w:t>-</w:t>
-      </w:r>
+          <w:lang w:val="en-US"/>
+        </w:rPr>
+        <w:t>-[</w:t>
+      </w:r>
+      <w:proofErr w:type="gramEnd"/>
       <w:r>
         <w:rPr>
           <w:i/>
           <w:iCs/>
-        </w:rPr>
-        <w:t>[la date]</w:t>
-      </w:r>
-      <w:r>
-        <w:rPr>
-          <w:i/>
-          <w:iCs/>
-        </w:rPr>
-        <w:t>.</w:t>
-      </w:r>
-      <w:proofErr w:type="spellStart"/>
-      <w:r>
+          <w:lang w:val="en-US"/>
+        </w:rPr>
+        <w:t>la date].</w:t>
+      </w:r>
+      <w:proofErr w:type="spellStart"/>
+      <w:r>
+        <w:rPr>
+          <w:lang w:val="en-US"/>
+        </w:rPr>
         <w:t>sql</w:t>
       </w:r>
       <w:proofErr w:type="spellEnd"/>
@@ -4564,16 +5621,21 @@
     <w:p>
       <w:pPr>
         <w:pStyle w:val="Sansinterligne"/>
-      </w:pPr>
-    </w:p>
-    <w:p>
-      <w:pPr>
-        <w:pStyle w:val="Sansinterligne"/>
-      </w:pPr>
-    </w:p>
-    <w:p>
-      <w:pPr>
-        <w:pStyle w:val="Sansinterligne"/>
+        <w:keepNext/>
+        <w:keepLines/>
+        <w:rPr>
+          <w:lang w:val="en-US"/>
+        </w:rPr>
+      </w:pPr>
+    </w:p>
+    <w:p>
+      <w:pPr>
+        <w:pStyle w:val="Sansinterligne"/>
+        <w:keepNext/>
+        <w:keepLines/>
+        <w:rPr>
+          <w:lang w:val="en-US"/>
+        </w:rPr>
       </w:pPr>
     </w:p>
     <w:p>
@@ -4586,6 +5648,10 @@
       <w:bookmarkEnd w:id="6"/>
     </w:p>
     <w:p>
+      <w:pPr>
+        <w:keepNext/>
+        <w:keepLines/>
+      </w:pPr>
       <w:r>
         <w:t>Dans ce chapitre, nous allons explorer diverses possibilités avec les requêtes SELECT</w:t>
       </w:r>
@@ -4601,6 +5667,10 @@
       <w:bookmarkEnd w:id="7"/>
     </w:p>
     <w:p>
+      <w:pPr>
+        <w:keepNext/>
+        <w:keepLines/>
+      </w:pPr>
       <w:r>
         <w:t xml:space="preserve">Afficher les dix pizzas les plus vendues (sans les </w:t>
       </w:r>
@@ -4616,6 +5686,8 @@
     <w:p>
       <w:pPr>
         <w:pStyle w:val="Sansinterligne"/>
+        <w:keepNext/>
+        <w:keepLines/>
       </w:pPr>
       <w:proofErr w:type="gramStart"/>
       <w:r>
@@ -4661,6 +5733,8 @@
     <w:p>
       <w:pPr>
         <w:pStyle w:val="Sansinterligne"/>
+        <w:keepNext/>
+        <w:keepLines/>
         <w:ind w:firstLine="708"/>
       </w:pPr>
       <w:proofErr w:type="spellStart"/>
@@ -4701,6 +5775,8 @@
     <w:p>
       <w:pPr>
         <w:pStyle w:val="Sansinterligne"/>
+        <w:keepNext/>
+        <w:keepLines/>
         <w:ind w:left="708"/>
         <w:rPr>
           <w:lang w:val="en-US"/>
@@ -4724,6 +5800,8 @@
     <w:p>
       <w:pPr>
         <w:pStyle w:val="Sansinterligne"/>
+        <w:keepNext/>
+        <w:keepLines/>
         <w:ind w:left="708"/>
         <w:rPr>
           <w:lang w:val="en-US"/>
@@ -4739,6 +5817,8 @@
     <w:p>
       <w:pPr>
         <w:pStyle w:val="Sansinterligne"/>
+        <w:keepNext/>
+        <w:keepLines/>
         <w:ind w:left="708"/>
       </w:pPr>
       <w:proofErr w:type="spellStart"/>
@@ -4771,6 +5851,8 @@
     <w:p>
       <w:pPr>
         <w:pStyle w:val="Sansinterligne"/>
+        <w:keepNext/>
+        <w:keepLines/>
         <w:ind w:left="708"/>
       </w:pPr>
       <w:proofErr w:type="spellStart"/>
@@ -4784,7 +5866,6 @@
         <w:t xml:space="preserve"> 10;</w:t>
       </w:r>
     </w:p>
-    <w:p/>
     <w:p>
       <w:pPr>
         <w:pStyle w:val="Titre3"/>
@@ -4796,6 +5877,10 @@
       <w:bookmarkEnd w:id="8"/>
     </w:p>
     <w:p>
+      <w:pPr>
+        <w:keepNext/>
+        <w:keepLines/>
+      </w:pPr>
       <w:r>
         <w:t xml:space="preserve">Afficher les </w:t>
       </w:r>
@@ -4819,6 +5904,8 @@
     <w:p>
       <w:pPr>
         <w:pStyle w:val="Sansinterligne"/>
+        <w:keepNext/>
+        <w:keepLines/>
       </w:pPr>
       <w:proofErr w:type="gramStart"/>
       <w:r>
@@ -4853,6 +5940,8 @@
     <w:p>
       <w:pPr>
         <w:pStyle w:val="Sansinterligne"/>
+        <w:keepNext/>
+        <w:keepLines/>
       </w:pPr>
       <w:r>
         <w:tab/>
@@ -4892,6 +5981,8 @@
     <w:p>
       <w:pPr>
         <w:pStyle w:val="Sansinterligne"/>
+        <w:keepNext/>
+        <w:keepLines/>
         <w:rPr>
           <w:lang w:val="en-US"/>
         </w:rPr>
@@ -4923,6 +6014,8 @@
     <w:p>
       <w:pPr>
         <w:pStyle w:val="Sansinterligne"/>
+        <w:keepNext/>
+        <w:keepLines/>
         <w:rPr>
           <w:lang w:val="en-US"/>
         </w:rPr>
@@ -4937,6 +6030,8 @@
     </w:p>
     <w:p>
       <w:pPr>
+        <w:keepNext/>
+        <w:keepLines/>
         <w:rPr>
           <w:lang w:val="en-US"/>
         </w:rPr>
@@ -4973,22 +6068,33 @@
     </w:p>
     <w:p>
       <w:pPr>
-        <w:rPr>
-          <w:lang w:val="en-US"/>
-        </w:rPr>
-      </w:pPr>
-    </w:p>
-    <w:p>
-      <w:pPr>
         <w:pStyle w:val="Titre3"/>
+        <w:rPr>
+          <w:lang w:val="en-US"/>
+        </w:rPr>
       </w:pPr>
       <w:bookmarkStart w:id="9" w:name="_Toc212816647"/>
-      <w:r>
-        <w:t>Requête 3</w:t>
+      <w:proofErr w:type="spellStart"/>
+      <w:r>
+        <w:rPr>
+          <w:lang w:val="en-US"/>
+        </w:rPr>
+        <w:t>Requête</w:t>
+      </w:r>
+      <w:proofErr w:type="spellEnd"/>
+      <w:r>
+        <w:rPr>
+          <w:lang w:val="en-US"/>
+        </w:rPr>
+        <w:t xml:space="preserve"> 3</w:t>
       </w:r>
       <w:bookmarkEnd w:id="9"/>
     </w:p>
     <w:p>
+      <w:pPr>
+        <w:keepNext/>
+        <w:keepLines/>
+      </w:pPr>
       <w:r>
         <w:t>Afficher le chiffre d’affaires par jour (commandes livrées). Vous ne devez afficher que la date et le chiffres d’affaires (arrondi à 2 chiffres après la virgule).</w:t>
       </w:r>
@@ -4996,6 +6102,8 @@
     <w:p>
       <w:pPr>
         <w:pStyle w:val="Sansinterligne"/>
+        <w:keepNext/>
+        <w:keepLines/>
         <w:rPr>
           <w:lang w:val="en-US"/>
         </w:rPr>
@@ -5046,6 +6154,8 @@
     <w:p>
       <w:pPr>
         <w:pStyle w:val="Sansinterligne"/>
+        <w:keepNext/>
+        <w:keepLines/>
         <w:ind w:firstLine="708"/>
       </w:pPr>
       <w:proofErr w:type="spellStart"/>
@@ -5083,6 +6193,8 @@
     <w:p>
       <w:pPr>
         <w:pStyle w:val="Sansinterligne"/>
+        <w:keepNext/>
+        <w:keepLines/>
         <w:ind w:firstLine="708"/>
         <w:rPr>
           <w:lang w:val="en-US"/>
@@ -5126,25 +6238,18 @@
     <w:p>
       <w:pPr>
         <w:pStyle w:val="Sansinterligne"/>
+        <w:keepNext/>
+        <w:keepLines/>
         <w:ind w:firstLine="708"/>
-        <w:rPr>
-          <w:lang w:val="en-US"/>
-        </w:rPr>
-      </w:pPr>
-      <w:r>
-        <w:rPr>
-          <w:lang w:val="en-US"/>
-        </w:rPr>
-        <w:t xml:space="preserve">group by </w:t>
-      </w:r>
+      </w:pPr>
       <w:proofErr w:type="gramStart"/>
       <w:r>
-        <w:rPr>
-          <w:lang w:val="en-US"/>
-        </w:rPr>
-        <w:t>date;</w:t>
+        <w:t>group</w:t>
       </w:r>
       <w:proofErr w:type="gramEnd"/>
+      <w:r>
+        <w:t xml:space="preserve"> by date;</w:t>
+      </w:r>
     </w:p>
     <w:p>
       <w:pPr>
@@ -5406,16 +6511,6 @@
     </w:p>
     <w:p>
       <w:pPr>
-        <w:pStyle w:val="Sansinterligne"/>
-        <w:keepNext/>
-        <w:keepLines/>
-        <w:rPr>
-          <w:lang w:val="en-US"/>
-        </w:rPr>
-      </w:pPr>
-    </w:p>
-    <w:p>
-      <w:pPr>
         <w:pStyle w:val="Titre3"/>
         <w:rPr>
           <w:lang w:val="en-US"/>
@@ -5433,6 +6528,8 @@
     <w:p>
       <w:pPr>
         <w:pStyle w:val="Sansinterligne"/>
+        <w:keepNext/>
+        <w:keepLines/>
       </w:pPr>
       <w:r>
         <w:t xml:space="preserve">Affiche le nombre de commandes par heure. Il s’agit par </w:t>
@@ -5447,6 +6544,10 @@
       </w:r>
     </w:p>
     <w:p>
+      <w:pPr>
+        <w:keepNext/>
+        <w:keepLines/>
+      </w:pPr>
       <w:r>
         <w:t>NB : les heures « chaudes » sont des heures pendant lesquelles le nombre de commandes sont les plus élevées.</w:t>
       </w:r>
@@ -5454,6 +6555,8 @@
     <w:p>
       <w:pPr>
         <w:pStyle w:val="Sansinterligne"/>
+        <w:keepNext/>
+        <w:keepLines/>
       </w:pPr>
       <w:proofErr w:type="gramStart"/>
       <w:r>
@@ -5518,229 +6621,214 @@
     <w:p>
       <w:pPr>
         <w:pStyle w:val="Sansinterligne"/>
-        <w:rPr>
-          <w:lang w:val="en-US"/>
-        </w:rPr>
+        <w:keepNext/>
+        <w:keepLines/>
       </w:pPr>
       <w:r>
         <w:tab/>
       </w:r>
-      <w:r>
-        <w:rPr>
-          <w:lang w:val="en-US"/>
-        </w:rPr>
-        <w:t xml:space="preserve">group by </w:t>
-      </w:r>
-      <w:proofErr w:type="spellStart"/>
-      <w:r>
-        <w:rPr>
-          <w:lang w:val="en-US"/>
-        </w:rPr>
-        <w:t>heure</w:t>
-      </w:r>
-      <w:proofErr w:type="spellEnd"/>
-    </w:p>
-    <w:p>
-      <w:pPr>
-        <w:pStyle w:val="Sansinterligne"/>
+      <w:proofErr w:type="gramStart"/>
+      <w:r>
+        <w:t>group</w:t>
+      </w:r>
+      <w:proofErr w:type="gramEnd"/>
+      <w:r>
+        <w:t xml:space="preserve"> by heure</w:t>
+      </w:r>
+    </w:p>
+    <w:p>
+      <w:pPr>
+        <w:pStyle w:val="Sansinterligne"/>
+        <w:keepNext/>
+        <w:keepLines/>
         <w:ind w:firstLine="708"/>
-        <w:rPr>
-          <w:lang w:val="en-US"/>
-        </w:rPr>
-      </w:pPr>
-      <w:r>
-        <w:rPr>
-          <w:lang w:val="en-US"/>
-        </w:rPr>
-        <w:t xml:space="preserve">order by </w:t>
-      </w:r>
-      <w:proofErr w:type="spellStart"/>
-      <w:r>
-        <w:rPr>
-          <w:lang w:val="en-US"/>
-        </w:rPr>
+      </w:pPr>
+      <w:proofErr w:type="spellStart"/>
+      <w:proofErr w:type="gramStart"/>
+      <w:r>
+        <w:t>order</w:t>
+      </w:r>
+      <w:proofErr w:type="spellEnd"/>
+      <w:proofErr w:type="gramEnd"/>
+      <w:r>
+        <w:t xml:space="preserve"> by </w:t>
+      </w:r>
+      <w:proofErr w:type="spellStart"/>
+      <w:r>
         <w:t>nombre_commandes</w:t>
       </w:r>
       <w:proofErr w:type="spellEnd"/>
       <w:r>
-        <w:rPr>
-          <w:lang w:val="en-US"/>
-        </w:rPr>
         <w:t xml:space="preserve"> </w:t>
       </w:r>
+      <w:proofErr w:type="spellStart"/>
+      <w:r>
+        <w:t>desc</w:t>
+      </w:r>
+      <w:proofErr w:type="spellEnd"/>
+      <w:r>
+        <w:t>;</w:t>
+      </w:r>
+    </w:p>
+    <w:p>
+      <w:pPr>
+        <w:pStyle w:val="Titre3"/>
+      </w:pPr>
+      <w:bookmarkStart w:id="12" w:name="_Toc212816650"/>
+      <w:r>
+        <w:t>Requête 6</w:t>
+      </w:r>
+      <w:bookmarkEnd w:id="12"/>
+    </w:p>
+    <w:p>
+      <w:pPr>
+        <w:keepNext/>
+        <w:keepLines/>
+      </w:pPr>
+      <w:r>
+        <w:t>Afficher le nombre de commandes des clients les plus fidèles. Un client est fidèle si son nombre de commandes est ≥ 5 . Afficher le résultat par ordre décroissant du nombre de commandes, puis par ordre alphabétique du nom.</w:t>
+      </w:r>
+    </w:p>
+    <w:p>
+      <w:pPr>
+        <w:pStyle w:val="Sansinterligne"/>
+        <w:keepNext/>
+        <w:keepLines/>
+      </w:pPr>
       <w:proofErr w:type="gramStart"/>
       <w:r>
-        <w:rPr>
-          <w:lang w:val="en-US"/>
-        </w:rPr>
-        <w:t>desc;</w:t>
+        <w:t>select</w:t>
       </w:r>
       <w:proofErr w:type="gramEnd"/>
-    </w:p>
-    <w:p>
-      <w:pPr>
-        <w:pStyle w:val="Sansinterligne"/>
-        <w:keepNext/>
-        <w:keepLines/>
-        <w:rPr>
-          <w:lang w:val="en-US"/>
-        </w:rPr>
-      </w:pPr>
-    </w:p>
-    <w:p>
-      <w:pPr>
-        <w:rPr>
-          <w:lang w:val="en-US"/>
-        </w:rPr>
-      </w:pPr>
-    </w:p>
-    <w:p>
-      <w:pPr>
-        <w:pStyle w:val="Titre3"/>
-      </w:pPr>
-      <w:bookmarkStart w:id="12" w:name="_Toc212816650"/>
-      <w:r>
-        <w:t>Requête 6</w:t>
-      </w:r>
-      <w:bookmarkEnd w:id="12"/>
-    </w:p>
-    <w:p>
-      <w:r>
-        <w:t>Afficher le nombre de commandes des clients les plus fidèles. Un client est fidèle si son nombre de commandes est ≥ 5 . Afficher le résultat par ordre décroissant du nombre de commandes, puis par ordre alphabétique du nom.</w:t>
-      </w:r>
-    </w:p>
-    <w:p>
-      <w:pPr>
-        <w:pStyle w:val="Sansinterligne"/>
-      </w:pPr>
+      <w:r>
+        <w:t xml:space="preserve"> count(</w:t>
+      </w:r>
+      <w:proofErr w:type="spellStart"/>
+      <w:r>
+        <w:t>client_fk</w:t>
+      </w:r>
+      <w:proofErr w:type="spellEnd"/>
+      <w:r>
+        <w:t xml:space="preserve">) as </w:t>
+      </w:r>
+      <w:proofErr w:type="spellStart"/>
+      <w:r>
+        <w:t>nombre_commandes</w:t>
+      </w:r>
+      <w:proofErr w:type="spellEnd"/>
+      <w:r>
+        <w:t xml:space="preserve">, </w:t>
+      </w:r>
+      <w:r>
+        <w:t>nom</w:t>
+      </w:r>
+      <w:r>
+        <w:t xml:space="preserve">, </w:t>
+      </w:r>
+      <w:proofErr w:type="spellStart"/>
+      <w:r>
+        <w:t>prenom</w:t>
+      </w:r>
+      <w:proofErr w:type="spellEnd"/>
+      <w:r>
+        <w:t xml:space="preserve"> </w:t>
+      </w:r>
+      <w:proofErr w:type="spellStart"/>
+      <w:r>
+        <w:t>from</w:t>
+      </w:r>
+      <w:proofErr w:type="spellEnd"/>
+      <w:r>
+        <w:t xml:space="preserve"> </w:t>
+      </w:r>
+      <w:proofErr w:type="spellStart"/>
+      <w:r>
+        <w:t>t_commande</w:t>
+      </w:r>
+      <w:proofErr w:type="spellEnd"/>
+    </w:p>
+    <w:p>
+      <w:pPr>
+        <w:pStyle w:val="Sansinterligne"/>
+        <w:keepNext/>
+        <w:keepLines/>
+      </w:pPr>
+      <w:r>
+        <w:tab/>
+      </w:r>
+      <w:proofErr w:type="spellStart"/>
       <w:proofErr w:type="gramStart"/>
       <w:r>
-        <w:t>select</w:t>
-      </w:r>
+        <w:t>join</w:t>
+      </w:r>
+      <w:proofErr w:type="spellEnd"/>
       <w:proofErr w:type="gramEnd"/>
       <w:r>
-        <w:t xml:space="preserve"> count(</w:t>
+        <w:t xml:space="preserve"> </w:t>
+      </w:r>
+      <w:proofErr w:type="spellStart"/>
+      <w:r>
+        <w:t>t_client</w:t>
+      </w:r>
+      <w:proofErr w:type="spellEnd"/>
+      <w:r>
+        <w:t xml:space="preserve"> on </w:t>
+      </w:r>
+      <w:proofErr w:type="spellStart"/>
+      <w:r>
+        <w:t>clie</w:t>
+      </w:r>
+      <w:r>
+        <w:t>nt_id</w:t>
+      </w:r>
+      <w:proofErr w:type="spellEnd"/>
+      <w:r>
+        <w:t xml:space="preserve"> = </w:t>
       </w:r>
       <w:proofErr w:type="spellStart"/>
       <w:r>
         <w:t>client_fk</w:t>
       </w:r>
       <w:proofErr w:type="spellEnd"/>
-      <w:r>
-        <w:t xml:space="preserve">) as </w:t>
-      </w:r>
-      <w:proofErr w:type="spellStart"/>
-      <w:r>
-        <w:t>nombre_commandes</w:t>
-      </w:r>
-      <w:proofErr w:type="spellEnd"/>
-      <w:r>
+    </w:p>
+    <w:p>
+      <w:pPr>
+        <w:pStyle w:val="Sansinterligne"/>
+        <w:keepNext/>
+        <w:keepLines/>
+        <w:rPr>
+          <w:lang w:val="en-US"/>
+        </w:rPr>
+      </w:pPr>
+      <w:r>
+        <w:tab/>
+      </w:r>
+      <w:r>
+        <w:rPr>
+          <w:lang w:val="en-US"/>
+        </w:rPr>
+        <w:t>group by nom</w:t>
+      </w:r>
+      <w:r>
+        <w:rPr>
+          <w:lang w:val="en-US"/>
+        </w:rPr>
         <w:t xml:space="preserve">, </w:t>
       </w:r>
-      <w:r>
-        <w:t>nom</w:t>
-      </w:r>
-      <w:r>
-        <w:t xml:space="preserve">, </w:t>
-      </w:r>
-      <w:proofErr w:type="spellStart"/>
-      <w:r>
+      <w:proofErr w:type="spellStart"/>
+      <w:r>
+        <w:rPr>
+          <w:lang w:val="en-US"/>
+        </w:rPr>
         <w:t>prenom</w:t>
       </w:r>
       <w:proofErr w:type="spellEnd"/>
-      <w:r>
-        <w:t xml:space="preserve"> </w:t>
-      </w:r>
-      <w:proofErr w:type="spellStart"/>
-      <w:r>
-        <w:t>from</w:t>
-      </w:r>
-      <w:proofErr w:type="spellEnd"/>
-      <w:r>
-        <w:t xml:space="preserve"> </w:t>
-      </w:r>
-      <w:proofErr w:type="spellStart"/>
-      <w:r>
-        <w:t>t_commande</w:t>
-      </w:r>
-      <w:proofErr w:type="spellEnd"/>
-    </w:p>
-    <w:p>
-      <w:pPr>
-        <w:pStyle w:val="Sansinterligne"/>
-      </w:pPr>
-      <w:r>
-        <w:tab/>
-      </w:r>
-      <w:proofErr w:type="spellStart"/>
-      <w:proofErr w:type="gramStart"/>
-      <w:r>
-        <w:t>join</w:t>
-      </w:r>
-      <w:proofErr w:type="spellEnd"/>
-      <w:proofErr w:type="gramEnd"/>
-      <w:r>
-        <w:t xml:space="preserve"> </w:t>
-      </w:r>
-      <w:proofErr w:type="spellStart"/>
-      <w:r>
-        <w:t>t_client</w:t>
-      </w:r>
-      <w:proofErr w:type="spellEnd"/>
-      <w:r>
-        <w:t xml:space="preserve"> on </w:t>
-      </w:r>
-      <w:proofErr w:type="spellStart"/>
-      <w:r>
-        <w:t>clie</w:t>
-      </w:r>
-      <w:r>
-        <w:t>nt_id</w:t>
-      </w:r>
-      <w:proofErr w:type="spellEnd"/>
-      <w:r>
-        <w:t xml:space="preserve"> = </w:t>
-      </w:r>
-      <w:proofErr w:type="spellStart"/>
-      <w:r>
-        <w:t>client_fk</w:t>
-      </w:r>
-      <w:proofErr w:type="spellEnd"/>
-    </w:p>
-    <w:p>
-      <w:pPr>
-        <w:pStyle w:val="Sansinterligne"/>
-        <w:rPr>
-          <w:lang w:val="en-US"/>
-        </w:rPr>
-      </w:pPr>
-      <w:r>
-        <w:tab/>
-      </w:r>
-      <w:r>
-        <w:rPr>
-          <w:lang w:val="en-US"/>
-        </w:rPr>
-        <w:t>group by nom</w:t>
-      </w:r>
-      <w:r>
-        <w:rPr>
-          <w:lang w:val="en-US"/>
-        </w:rPr>
-        <w:t xml:space="preserve">, </w:t>
-      </w:r>
-      <w:proofErr w:type="spellStart"/>
-      <w:r>
-        <w:rPr>
-          <w:lang w:val="en-US"/>
-        </w:rPr>
-        <w:t>prenom</w:t>
-      </w:r>
-      <w:proofErr w:type="spellEnd"/>
-    </w:p>
-    <w:p>
-      <w:pPr>
-        <w:pStyle w:val="Sansinterligne"/>
+    </w:p>
+    <w:p>
+      <w:pPr>
+        <w:pStyle w:val="Sansinterligne"/>
+        <w:keepNext/>
+        <w:keepLines/>
         <w:rPr>
           <w:lang w:val="en-US"/>
         </w:rPr>
@@ -5790,6 +6878,11 @@
     <w:p>
       <w:pPr>
         <w:pStyle w:val="Sansinterligne"/>
+        <w:keepNext/>
+        <w:keepLines/>
+        <w:rPr>
+          <w:lang w:val="en-US"/>
+        </w:rPr>
       </w:pPr>
       <w:r>
         <w:rPr>
@@ -5797,34 +6890,35 @@
         </w:rPr>
         <w:tab/>
       </w:r>
-      <w:proofErr w:type="spellStart"/>
+      <w:r>
+        <w:rPr>
+          <w:lang w:val="en-US"/>
+        </w:rPr>
+        <w:t xml:space="preserve">order by </w:t>
+      </w:r>
+      <w:proofErr w:type="spellStart"/>
+      <w:r>
+        <w:rPr>
+          <w:lang w:val="en-US"/>
+        </w:rPr>
+        <w:t>nombre_commandes</w:t>
+      </w:r>
+      <w:proofErr w:type="spellEnd"/>
+      <w:r>
+        <w:rPr>
+          <w:lang w:val="en-US"/>
+        </w:rPr>
+        <w:t xml:space="preserve"> desc, </w:t>
+      </w:r>
       <w:proofErr w:type="gramStart"/>
       <w:r>
-        <w:t>order</w:t>
-      </w:r>
-      <w:proofErr w:type="spellEnd"/>
+        <w:rPr>
+          <w:lang w:val="en-US"/>
+        </w:rPr>
+        <w:t>nom;</w:t>
+      </w:r>
       <w:proofErr w:type="gramEnd"/>
-      <w:r>
-        <w:t xml:space="preserve"> by </w:t>
-      </w:r>
-      <w:proofErr w:type="spellStart"/>
-      <w:r>
-        <w:t>nombre_commandes</w:t>
-      </w:r>
-      <w:proofErr w:type="spellEnd"/>
-      <w:r>
-        <w:t xml:space="preserve"> </w:t>
-      </w:r>
-      <w:proofErr w:type="spellStart"/>
-      <w:r>
-        <w:t>desc</w:t>
-      </w:r>
-      <w:proofErr w:type="spellEnd"/>
-      <w:r>
-        <w:t>, nom;</w:t>
-      </w:r>
-    </w:p>
-    <w:p/>
+    </w:p>
     <w:p>
       <w:pPr>
         <w:pStyle w:val="Titre3"/>
@@ -5836,6 +6930,10 @@
       <w:bookmarkEnd w:id="13"/>
     </w:p>
     <w:p>
+      <w:pPr>
+        <w:keepNext/>
+        <w:keepLines/>
+      </w:pPr>
       <w:r>
         <w:t xml:space="preserve">Afficher le total dû par commande. Afficher </w:t>
       </w:r>
@@ -5864,7 +6962,6 @@
       </w:pPr>
       <w:proofErr w:type="gramStart"/>
       <w:r>
-        <w:lastRenderedPageBreak/>
         <w:t>select</w:t>
       </w:r>
       <w:proofErr w:type="gramEnd"/>
@@ -6035,15 +7132,47 @@
     </w:p>
     <w:p>
       <w:pPr>
+        <w:rPr>
+          <w:lang w:val="en-US"/>
+        </w:rPr>
+      </w:pPr>
+      <w:r>
+        <w:rPr>
+          <w:lang w:val="en-US"/>
+        </w:rPr>
+        <w:br w:type="page"/>
+      </w:r>
+    </w:p>
+    <w:p>
+      <w:pPr>
         <w:pStyle w:val="Titre3"/>
+        <w:rPr>
+          <w:lang w:val="en-US"/>
+        </w:rPr>
       </w:pPr>
       <w:bookmarkStart w:id="14" w:name="_Toc212816652"/>
-      <w:r>
-        <w:t>Requête 8</w:t>
+      <w:proofErr w:type="spellStart"/>
+      <w:r>
+        <w:rPr>
+          <w:lang w:val="en-US"/>
+        </w:rPr>
+        <w:lastRenderedPageBreak/>
+        <w:t>Requête</w:t>
+      </w:r>
+      <w:proofErr w:type="spellEnd"/>
+      <w:r>
+        <w:rPr>
+          <w:lang w:val="en-US"/>
+        </w:rPr>
+        <w:t xml:space="preserve"> 8</w:t>
       </w:r>
       <w:bookmarkEnd w:id="14"/>
     </w:p>
     <w:p>
+      <w:pPr>
+        <w:keepNext/>
+        <w:keepLines/>
+      </w:pPr>
       <w:r>
         <w:t xml:space="preserve">Afficher le total payé par commande (commande ayant au moins un paiement). Afficher </w:t>
       </w:r>
@@ -6067,6 +7196,8 @@
     <w:p>
       <w:pPr>
         <w:pStyle w:val="Sansinterligne"/>
+        <w:keepNext/>
+        <w:keepLines/>
         <w:rPr>
           <w:lang w:val="en-US"/>
         </w:rPr>
@@ -6135,6 +7266,8 @@
     <w:p>
       <w:pPr>
         <w:pStyle w:val="Sansinterligne"/>
+        <w:keepNext/>
+        <w:keepLines/>
       </w:pPr>
       <w:r>
         <w:rPr>
@@ -6180,6 +7313,8 @@
     <w:p>
       <w:pPr>
         <w:pStyle w:val="Sansinterligne"/>
+        <w:keepNext/>
+        <w:keepLines/>
         <w:ind w:firstLine="708"/>
         <w:rPr>
           <w:lang w:val="en-US"/>
@@ -6203,6 +7338,8 @@
     <w:p>
       <w:pPr>
         <w:pStyle w:val="Sansinterligne"/>
+        <w:keepNext/>
+        <w:keepLines/>
         <w:ind w:firstLine="708"/>
         <w:rPr>
           <w:lang w:val="en-US"/>
@@ -6239,25 +7376,33 @@
     </w:p>
     <w:p>
       <w:pPr>
-        <w:pStyle w:val="Sansinterligne"/>
-        <w:rPr>
-          <w:lang w:val="en-US"/>
-        </w:rPr>
-      </w:pPr>
-    </w:p>
-    <w:p>
-      <w:pPr>
         <w:pStyle w:val="Titre3"/>
+        <w:rPr>
+          <w:lang w:val="en-US"/>
+        </w:rPr>
       </w:pPr>
       <w:bookmarkStart w:id="15" w:name="_Toc212816653"/>
-      <w:r>
-        <w:t>Requête 9</w:t>
+      <w:proofErr w:type="spellStart"/>
+      <w:r>
+        <w:rPr>
+          <w:lang w:val="en-US"/>
+        </w:rPr>
+        <w:t>Requête</w:t>
+      </w:r>
+      <w:proofErr w:type="spellEnd"/>
+      <w:r>
+        <w:rPr>
+          <w:lang w:val="en-US"/>
+        </w:rPr>
+        <w:t xml:space="preserve"> 9</w:t>
       </w:r>
       <w:bookmarkEnd w:id="15"/>
     </w:p>
     <w:p>
       <w:pPr>
         <w:pStyle w:val="Sansinterligne"/>
+        <w:keepNext/>
+        <w:keepLines/>
       </w:pPr>
       <w:r>
         <w:t>Quelle est la répartition des types de commandes.</w:t>
@@ -6266,6 +7411,8 @@
     <w:p>
       <w:pPr>
         <w:pStyle w:val="Sansinterligne"/>
+        <w:keepNext/>
+        <w:keepLines/>
       </w:pPr>
       <w:r>
         <w:t>Ordonner le résultat par le nombre de commande de chaque type, du plus grand au plus petit.</w:t>
@@ -6274,12 +7421,18 @@
     <w:p>
       <w:pPr>
         <w:pStyle w:val="Sansinterligne"/>
+        <w:keepNext/>
+        <w:keepLines/>
       </w:pPr>
       <w:r>
         <w:t>1ère colonne : type</w:t>
       </w:r>
     </w:p>
     <w:p>
+      <w:pPr>
+        <w:keepNext/>
+        <w:keepLines/>
+      </w:pPr>
       <w:r>
         <w:t>2ème colonne : nombre de commandes de ce type</w:t>
       </w:r>
@@ -6287,6 +7440,8 @@
     <w:p>
       <w:pPr>
         <w:pStyle w:val="Sansinterligne"/>
+        <w:keepNext/>
+        <w:keepLines/>
       </w:pPr>
       <w:proofErr w:type="gramStart"/>
       <w:r>
@@ -6329,6 +7484,8 @@
     <w:p>
       <w:pPr>
         <w:pStyle w:val="Sansinterligne"/>
+        <w:keepNext/>
+        <w:keepLines/>
       </w:pPr>
       <w:r>
         <w:tab/>
@@ -6345,6 +7502,8 @@
     <w:p>
       <w:pPr>
         <w:pStyle w:val="Sansinterligne"/>
+        <w:keepNext/>
+        <w:keepLines/>
       </w:pPr>
       <w:r>
         <w:tab/>
@@ -6378,11 +7537,6 @@
     </w:p>
     <w:p>
       <w:pPr>
-        <w:pStyle w:val="Sansinterligne"/>
-      </w:pPr>
-    </w:p>
-    <w:p>
-      <w:pPr>
         <w:pStyle w:val="Titre3"/>
       </w:pPr>
       <w:bookmarkStart w:id="16" w:name="_Toc212816654"/>
@@ -6397,6 +7551,8 @@
     <w:p>
       <w:pPr>
         <w:pStyle w:val="Sansinterligne"/>
+        <w:keepNext/>
+        <w:keepLines/>
       </w:pPr>
       <w:r>
         <w:t>Quel est le délai moyen de livraison par livreur (en minutes).</w:t>
@@ -6405,12 +7561,18 @@
     <w:p>
       <w:pPr>
         <w:pStyle w:val="Sansinterligne"/>
+        <w:keepNext/>
+        <w:keepLines/>
       </w:pPr>
       <w:r>
         <w:t>Ordonner le résultat par délai moyen en minutes du plus petit au plus grand.</w:t>
       </w:r>
     </w:p>
     <w:p>
+      <w:pPr>
+        <w:keepNext/>
+        <w:keepLines/>
+      </w:pPr>
       <w:r>
         <w:t xml:space="preserve">Aide : </w:t>
       </w:r>
@@ -6426,6 +7588,8 @@
     <w:p>
       <w:pPr>
         <w:pStyle w:val="Sansinterligne"/>
+        <w:keepNext/>
+        <w:keepLines/>
       </w:pPr>
       <w:proofErr w:type="gramStart"/>
       <w:r>
@@ -6493,6 +7657,8 @@
     <w:p>
       <w:pPr>
         <w:pStyle w:val="Sansinterligne"/>
+        <w:keepNext/>
+        <w:keepLines/>
       </w:pPr>
       <w:r>
         <w:tab/>
@@ -6532,6 +7698,8 @@
     <w:p>
       <w:pPr>
         <w:pStyle w:val="Sansinterligne"/>
+        <w:keepNext/>
+        <w:keepLines/>
         <w:rPr>
           <w:lang w:val="en-US"/>
         </w:rPr>
@@ -6549,6 +7717,8 @@
     <w:p>
       <w:pPr>
         <w:pStyle w:val="Sansinterligne"/>
+        <w:keepNext/>
+        <w:keepLines/>
         <w:rPr>
           <w:lang w:val="en-US"/>
         </w:rPr>
@@ -6620,29 +7790,12 @@
           <w:lang w:val="en-US"/>
         </w:rPr>
       </w:pPr>
-    </w:p>
-    <w:p>
-      <w:pPr>
-        <w:pStyle w:val="Sansinterligne"/>
-        <w:rPr>
-          <w:lang w:val="en-US"/>
-        </w:rPr>
-      </w:pPr>
-    </w:p>
-    <w:p>
-      <w:pPr>
-        <w:pStyle w:val="Sansinterligne"/>
-        <w:rPr>
-          <w:lang w:val="en-US"/>
-        </w:rPr>
-      </w:pPr>
-    </w:p>
-    <w:p>
-      <w:pPr>
-        <w:rPr>
-          <w:lang w:val="en-US"/>
-        </w:rPr>
-      </w:pPr>
+      <w:r>
+        <w:rPr>
+          <w:lang w:val="en-US"/>
+        </w:rPr>
+        <w:br w:type="page"/>
+      </w:r>
     </w:p>
     <w:p>
       <w:pPr>
@@ -6656,6 +7809,10 @@
       <w:bookmarkEnd w:id="17"/>
     </w:p>
     <w:p>
+      <w:pPr>
+        <w:keepNext/>
+        <w:keepLines/>
+      </w:pPr>
       <w:r>
         <w:t>Dans ce chapitre, nous allons créer des index afin d’optimiser la recherche de données en temps et en énergie. L’insertion en revanche prendra plus de temps, mais ce ne sera pas perceptible avant longtemps.</w:t>
       </w:r>
@@ -6874,12 +8031,6 @@
     </w:p>
     <w:p>
       <w:pPr>
-        <w:keepNext/>
-        <w:keepLines/>
-      </w:pPr>
-    </w:p>
-    <w:p>
-      <w:pPr>
         <w:pStyle w:val="Titre3"/>
         <w:rPr>
           <w:lang w:val="en-US"/>
@@ -6903,6 +8054,8 @@
     <w:p>
       <w:pPr>
         <w:pStyle w:val="Sansinterligne"/>
+        <w:keepNext/>
+        <w:keepLines/>
         <w:rPr>
           <w:lang w:val="en-US"/>
         </w:rPr>
@@ -6981,6 +8134,8 @@
     <w:p>
       <w:pPr>
         <w:pStyle w:val="Sansinterligne"/>
+        <w:keepNext/>
+        <w:keepLines/>
         <w:rPr>
           <w:lang w:val="en-US"/>
         </w:rPr>
@@ -7009,78 +8164,52 @@
     <w:p>
       <w:pPr>
         <w:pStyle w:val="Sansinterligne"/>
-        <w:rPr>
-          <w:lang w:val="en-US"/>
-        </w:rPr>
-      </w:pPr>
-      <w:r>
-        <w:rPr>
-          <w:lang w:val="en-US"/>
-        </w:rPr>
+        <w:keepNext/>
+        <w:keepLines/>
+      </w:pPr>
+      <w:r>
         <w:t xml:space="preserve">JOIN </w:t>
       </w:r>
       <w:proofErr w:type="spellStart"/>
       <w:r>
-        <w:rPr>
-          <w:lang w:val="en-US"/>
-        </w:rPr>
         <w:t>t_adresse</w:t>
       </w:r>
       <w:proofErr w:type="spellEnd"/>
       <w:r>
-        <w:rPr>
-          <w:lang w:val="en-US"/>
-        </w:rPr>
         <w:t xml:space="preserve"> AS a ON </w:t>
       </w:r>
       <w:proofErr w:type="spellStart"/>
       <w:proofErr w:type="gramStart"/>
       <w:r>
-        <w:rPr>
-          <w:lang w:val="en-US"/>
-        </w:rPr>
         <w:t>c.adresse</w:t>
       </w:r>
       <w:proofErr w:type="spellEnd"/>
       <w:proofErr w:type="gramEnd"/>
       <w:r>
-        <w:rPr>
-          <w:lang w:val="en-US"/>
-        </w:rPr>
         <w:t xml:space="preserve"> _</w:t>
       </w:r>
       <w:proofErr w:type="spellStart"/>
       <w:r>
-        <w:rPr>
-          <w:lang w:val="en-US"/>
-        </w:rPr>
         <w:t>fk</w:t>
       </w:r>
       <w:proofErr w:type="spellEnd"/>
       <w:r>
-        <w:rPr>
-          <w:lang w:val="en-US"/>
-        </w:rPr>
         <w:t xml:space="preserve"> = </w:t>
       </w:r>
       <w:proofErr w:type="spellStart"/>
       <w:r>
-        <w:rPr>
-          <w:lang w:val="en-US"/>
-        </w:rPr>
         <w:t>a.adresse_id</w:t>
       </w:r>
       <w:proofErr w:type="spellEnd"/>
       <w:r>
-        <w:rPr>
-          <w:lang w:val="en-US"/>
-        </w:rPr>
         <w:t xml:space="preserve"> </w:t>
       </w:r>
     </w:p>
     <w:p>
       <w:pPr>
         <w:pStyle w:val="Sansinterligne"/>
+        <w:keepNext/>
+        <w:keepLines/>
         <w:rPr>
           <w:lang w:val="en-US"/>
         </w:rPr>
@@ -7131,72 +8260,49 @@
     <w:p>
       <w:pPr>
         <w:pStyle w:val="Sansinterligne"/>
-        <w:rPr>
-          <w:lang w:val="en-US"/>
-        </w:rPr>
-      </w:pPr>
-      <w:r>
-        <w:rPr>
-          <w:lang w:val="en-US"/>
-        </w:rPr>
+        <w:keepNext/>
+        <w:keepLines/>
+      </w:pPr>
+      <w:r>
         <w:t xml:space="preserve">GROUP BY </w:t>
       </w:r>
       <w:proofErr w:type="spellStart"/>
       <w:r>
-        <w:rPr>
-          <w:lang w:val="en-US"/>
-        </w:rPr>
         <w:t>a.npa</w:t>
       </w:r>
       <w:proofErr w:type="spellEnd"/>
       <w:r>
-        <w:rPr>
-          <w:lang w:val="en-US"/>
-        </w:rPr>
         <w:t xml:space="preserve"> </w:t>
       </w:r>
     </w:p>
     <w:p>
       <w:pPr>
-        <w:rPr>
-          <w:lang w:val="en-US"/>
-        </w:rPr>
-      </w:pPr>
-      <w:r>
-        <w:rPr>
-          <w:lang w:val="en-US"/>
-        </w:rPr>
-        <w:t xml:space="preserve">ORDER BY </w:t>
-      </w:r>
-      <w:proofErr w:type="spellStart"/>
-      <w:r>
-        <w:rPr>
-          <w:lang w:val="en-US"/>
-        </w:rPr>
-        <w:t>nb</w:t>
-      </w:r>
-      <w:proofErr w:type="spellEnd"/>
-      <w:r>
-        <w:rPr>
-          <w:lang w:val="en-US"/>
-        </w:rPr>
-        <w:t xml:space="preserve"> </w:t>
+        <w:keepNext/>
+        <w:keepLines/>
+      </w:pPr>
+      <w:r>
+        <w:t xml:space="preserve">ORDER BY nb </w:t>
       </w:r>
       <w:proofErr w:type="gramStart"/>
       <w:r>
-        <w:rPr>
-          <w:lang w:val="en-US"/>
-        </w:rPr>
         <w:t>DESC;</w:t>
       </w:r>
       <w:proofErr w:type="gramEnd"/>
     </w:p>
     <w:p>
+      <w:pPr>
+        <w:keepNext/>
+        <w:keepLines/>
+      </w:pPr>
       <w:r>
         <w:t>À présent, nous nous attaquons au 2e index. Voici la commande.</w:t>
       </w:r>
     </w:p>
     <w:p>
+      <w:pPr>
+        <w:keepNext/>
+        <w:keepLines/>
+      </w:pPr>
       <w:proofErr w:type="spellStart"/>
       <w:proofErr w:type="gramStart"/>
       <w:r>
@@ -7234,12 +8340,6 @@
       <w:r>
         <w:t>, type, date);</w:t>
       </w:r>
-    </w:p>
-    <w:p>
-      <w:pPr>
-        <w:keepNext/>
-        <w:keepLines/>
-      </w:pPr>
     </w:p>
     <w:p>
       <w:pPr>
@@ -7344,12 +8444,6 @@
       <w:r>
         <w:t>Assigner les rôles aux utilisateurs</w:t>
       </w:r>
-    </w:p>
-    <w:p>
-      <w:pPr>
-        <w:keepNext/>
-        <w:keepLines/>
-      </w:pPr>
     </w:p>
     <w:p>
       <w:pPr>
@@ -7366,11 +8460,19 @@
       <w:bookmarkEnd w:id="21"/>
     </w:p>
     <w:p>
+      <w:pPr>
+        <w:keepNext/>
+        <w:keepLines/>
+      </w:pPr>
       <w:r>
         <w:t>Nous commençons par créer tous les rôles “vides”, nous leur donnerons des permissions plus tard.</w:t>
       </w:r>
     </w:p>
     <w:p>
+      <w:pPr>
+        <w:keepNext/>
+        <w:keepLines/>
+      </w:pPr>
       <w:proofErr w:type="spellStart"/>
       <w:proofErr w:type="gramStart"/>
       <w:r>
@@ -7400,11 +8502,16 @@
       </w:pPr>
       <w:bookmarkStart w:id="22" w:name="_Toc212816660"/>
       <w:r>
+        <w:lastRenderedPageBreak/>
         <w:t>Attribuer les permissions aux rôles</w:t>
       </w:r>
       <w:bookmarkEnd w:id="22"/>
     </w:p>
     <w:p>
+      <w:pPr>
+        <w:keepNext/>
+        <w:keepLines/>
+      </w:pPr>
       <w:r>
         <w:t>Nos rôles sont maintenant actifs mais sans permissions, nous allons donc leur en donner.</w:t>
       </w:r>
@@ -7415,6 +8522,8 @@
     <w:p>
       <w:pPr>
         <w:pStyle w:val="Sansinterligne"/>
+        <w:keepNext/>
+        <w:keepLines/>
       </w:pPr>
       <w:r>
         <w:t>--</w:t>
@@ -7429,35 +8538,150 @@
     <w:p>
       <w:pPr>
         <w:pStyle w:val="Sansinterligne"/>
-      </w:pPr>
-      <w:proofErr w:type="spellStart"/>
+        <w:keepNext/>
+        <w:keepLines/>
+        <w:rPr>
+          <w:lang w:val="en-US"/>
+        </w:rPr>
+      </w:pPr>
+      <w:r>
+        <w:rPr>
+          <w:lang w:val="en-US"/>
+        </w:rPr>
+        <w:t>grant all privileges on db_Thanoss_</w:t>
+      </w:r>
       <w:proofErr w:type="gramStart"/>
       <w:r>
+        <w:rPr>
+          <w:lang w:val="en-US"/>
+        </w:rPr>
+        <w:t>Pizza.</w:t>
+      </w:r>
+      <w:r>
+        <w:rPr>
+          <w:lang w:val="en-US"/>
+        </w:rPr>
+        <w:t>*</w:t>
+      </w:r>
+      <w:proofErr w:type="gramEnd"/>
+      <w:r>
+        <w:rPr>
+          <w:lang w:val="en-US"/>
+        </w:rPr>
+        <w:t xml:space="preserve"> to '</w:t>
+      </w:r>
+      <w:proofErr w:type="spellStart"/>
+      <w:r>
+        <w:rPr>
+          <w:lang w:val="en-US"/>
+        </w:rPr>
+        <w:t>Administrateur</w:t>
+      </w:r>
+      <w:proofErr w:type="spellEnd"/>
+      <w:r>
+        <w:rPr>
+          <w:lang w:val="en-US"/>
+        </w:rPr>
+        <w:t>';</w:t>
+      </w:r>
+    </w:p>
+    <w:p>
+      <w:pPr>
+        <w:pStyle w:val="Sansinterligne"/>
+        <w:keepNext/>
+        <w:keepLines/>
+        <w:rPr>
+          <w:lang w:val="en-US"/>
+        </w:rPr>
+      </w:pPr>
+      <w:r>
+        <w:rPr>
+          <w:lang w:val="en-US"/>
+        </w:rPr>
+        <w:t xml:space="preserve">grant </w:t>
+      </w:r>
+      <w:proofErr w:type="spellStart"/>
+      <w:r>
+        <w:rPr>
+          <w:lang w:val="en-US"/>
+        </w:rPr>
         <w:t>grant</w:t>
       </w:r>
       <w:proofErr w:type="spellEnd"/>
+      <w:r>
+        <w:rPr>
+          <w:lang w:val="en-US"/>
+        </w:rPr>
+        <w:t xml:space="preserve"> option on db_Thanoss_</w:t>
+      </w:r>
+      <w:proofErr w:type="gramStart"/>
+      <w:r>
+        <w:rPr>
+          <w:lang w:val="en-US"/>
+        </w:rPr>
+        <w:t>Pizza.</w:t>
+      </w:r>
+      <w:r>
+        <w:rPr>
+          <w:lang w:val="en-US"/>
+        </w:rPr>
+        <w:t>*</w:t>
+      </w:r>
       <w:proofErr w:type="gramEnd"/>
       <w:r>
-        <w:t xml:space="preserve"> all </w:t>
-      </w:r>
-      <w:proofErr w:type="spellStart"/>
-      <w:r>
-        <w:t>privileges</w:t>
-      </w:r>
-      <w:proofErr w:type="spellEnd"/>
-      <w:r>
-        <w:t xml:space="preserve"> on db_Thanoss_</w:t>
-      </w:r>
-      <w:r>
-        <w:t>Pizza.</w:t>
-      </w:r>
-      <w:r>
-        <w:t>* to 'Administrateur';</w:t>
-      </w:r>
-    </w:p>
-    <w:p>
-      <w:pPr>
-        <w:pStyle w:val="Sansinterligne"/>
+        <w:rPr>
+          <w:lang w:val="en-US"/>
+        </w:rPr>
+        <w:t xml:space="preserve"> to '</w:t>
+      </w:r>
+      <w:proofErr w:type="spellStart"/>
+      <w:r>
+        <w:rPr>
+          <w:lang w:val="en-US"/>
+        </w:rPr>
+        <w:t>Administrateur</w:t>
+      </w:r>
+      <w:proofErr w:type="spellEnd"/>
+      <w:r>
+        <w:rPr>
+          <w:lang w:val="en-US"/>
+        </w:rPr>
+        <w:t>';</w:t>
+      </w:r>
+    </w:p>
+    <w:p>
+      <w:pPr>
+        <w:pStyle w:val="Sansinterligne"/>
+        <w:keepNext/>
+        <w:keepLines/>
+        <w:rPr>
+          <w:lang w:val="en-US"/>
+        </w:rPr>
+      </w:pPr>
+      <w:r>
+        <w:rPr>
+          <w:lang w:val="en-US"/>
+        </w:rPr>
+        <w:t>--</w:t>
+      </w:r>
+      <w:r>
+        <w:rPr>
+          <w:lang w:val="en-US"/>
+        </w:rPr>
+        <w:t xml:space="preserve"> </w:t>
+      </w:r>
+      <w:r>
+        <w:rPr>
+          <w:lang w:val="en-US"/>
+        </w:rPr>
+        <w:t>manager</w:t>
+      </w:r>
+    </w:p>
+    <w:p>
+      <w:pPr>
+        <w:pStyle w:val="Sansinterligne"/>
+        <w:keepNext/>
+        <w:keepLines/>
         <w:rPr>
           <w:lang w:val="en-US"/>
         </w:rPr>
@@ -7468,532 +8692,781 @@
         </w:rPr>
         <w:t xml:space="preserve">grant </w:t>
       </w:r>
-      <w:proofErr w:type="spellStart"/>
-      <w:r>
-        <w:rPr>
-          <w:lang w:val="en-US"/>
-        </w:rPr>
+      <w:r>
+        <w:rPr>
+          <w:lang w:val="en-US"/>
+        </w:rPr>
+        <w:t>update</w:t>
+      </w:r>
+      <w:r>
+        <w:rPr>
+          <w:lang w:val="en-US"/>
+        </w:rPr>
+        <w:t xml:space="preserve"> on </w:t>
+      </w:r>
+      <w:proofErr w:type="spellStart"/>
+      <w:r>
+        <w:rPr>
+          <w:lang w:val="en-US"/>
+        </w:rPr>
+        <w:t>db_Thanoss_Pizza.t_commande</w:t>
+      </w:r>
+      <w:proofErr w:type="spellEnd"/>
+      <w:r>
+        <w:rPr>
+          <w:lang w:val="en-US"/>
+        </w:rPr>
+        <w:t xml:space="preserve"> to </w:t>
+      </w:r>
+      <w:r>
+        <w:rPr>
+          <w:lang w:val="en-US"/>
+        </w:rPr>
+        <w:t>'</w:t>
+      </w:r>
+      <w:r>
+        <w:rPr>
+          <w:lang w:val="en-US"/>
+        </w:rPr>
+        <w:t>Manager</w:t>
+      </w:r>
+      <w:proofErr w:type="gramStart"/>
+      <w:r>
+        <w:rPr>
+          <w:lang w:val="en-US"/>
+        </w:rPr>
+        <w:t>'</w:t>
+      </w:r>
+      <w:r>
+        <w:rPr>
+          <w:lang w:val="en-US"/>
+        </w:rPr>
+        <w:t>;</w:t>
+      </w:r>
+      <w:proofErr w:type="gramEnd"/>
+    </w:p>
+    <w:p>
+      <w:pPr>
+        <w:pStyle w:val="Sansinterligne"/>
+        <w:keepNext/>
+        <w:keepLines/>
+        <w:rPr>
+          <w:lang w:val="en-US"/>
+        </w:rPr>
+      </w:pPr>
+      <w:r>
+        <w:rPr>
+          <w:lang w:val="en-US"/>
+        </w:rPr>
+        <w:t xml:space="preserve">grant </w:t>
+      </w:r>
+      <w:r>
+        <w:rPr>
+          <w:lang w:val="en-US"/>
+        </w:rPr>
+        <w:t>update</w:t>
+      </w:r>
+      <w:r>
+        <w:rPr>
+          <w:lang w:val="en-US"/>
+        </w:rPr>
+        <w:t xml:space="preserve"> on </w:t>
+      </w:r>
+      <w:proofErr w:type="spellStart"/>
+      <w:r>
+        <w:rPr>
+          <w:lang w:val="en-US"/>
+        </w:rPr>
+        <w:t>db_Thanoss_Pizza.t_livraison</w:t>
+      </w:r>
+      <w:proofErr w:type="spellEnd"/>
+      <w:r>
+        <w:rPr>
+          <w:lang w:val="en-US"/>
+        </w:rPr>
+        <w:t xml:space="preserve"> to </w:t>
+      </w:r>
+      <w:r>
+        <w:rPr>
+          <w:lang w:val="en-US"/>
+        </w:rPr>
+        <w:t>'</w:t>
+      </w:r>
+      <w:r>
+        <w:rPr>
+          <w:lang w:val="en-US"/>
+        </w:rPr>
+        <w:t>Manager</w:t>
+      </w:r>
+      <w:proofErr w:type="gramStart"/>
+      <w:r>
+        <w:rPr>
+          <w:lang w:val="en-US"/>
+        </w:rPr>
+        <w:t>'</w:t>
+      </w:r>
+      <w:r>
+        <w:rPr>
+          <w:lang w:val="en-US"/>
+        </w:rPr>
+        <w:t>;</w:t>
+      </w:r>
+      <w:proofErr w:type="gramEnd"/>
+    </w:p>
+    <w:p>
+      <w:pPr>
+        <w:pStyle w:val="Sansinterligne"/>
+        <w:keepNext/>
+        <w:keepLines/>
+        <w:rPr>
+          <w:lang w:val="en-US"/>
+        </w:rPr>
+      </w:pPr>
+      <w:r>
+        <w:rPr>
+          <w:lang w:val="en-US"/>
+        </w:rPr>
+        <w:t xml:space="preserve">grant select on </w:t>
+      </w:r>
+      <w:proofErr w:type="spellStart"/>
+      <w:r>
+        <w:rPr>
+          <w:lang w:val="en-US"/>
+        </w:rPr>
+        <w:t>db_Thanoss_Pizza.t_paiement</w:t>
+      </w:r>
+      <w:proofErr w:type="spellEnd"/>
+      <w:r>
+        <w:rPr>
+          <w:lang w:val="en-US"/>
+        </w:rPr>
+        <w:t xml:space="preserve"> to </w:t>
+      </w:r>
+      <w:r>
+        <w:rPr>
+          <w:lang w:val="en-US"/>
+        </w:rPr>
+        <w:t>'</w:t>
+      </w:r>
+      <w:r>
+        <w:rPr>
+          <w:lang w:val="en-US"/>
+        </w:rPr>
+        <w:t>Manager</w:t>
+      </w:r>
+      <w:proofErr w:type="gramStart"/>
+      <w:r>
+        <w:rPr>
+          <w:lang w:val="en-US"/>
+        </w:rPr>
+        <w:t>'</w:t>
+      </w:r>
+      <w:r>
+        <w:rPr>
+          <w:lang w:val="en-US"/>
+        </w:rPr>
+        <w:t>;</w:t>
+      </w:r>
+      <w:proofErr w:type="gramEnd"/>
+    </w:p>
+    <w:p>
+      <w:pPr>
+        <w:pStyle w:val="Sansinterligne"/>
+        <w:keepNext/>
+        <w:keepLines/>
+        <w:rPr>
+          <w:lang w:val="en-US"/>
+        </w:rPr>
+      </w:pPr>
+      <w:r>
+        <w:rPr>
+          <w:lang w:val="en-US"/>
+        </w:rPr>
+        <w:t xml:space="preserve">grant </w:t>
+      </w:r>
+      <w:r>
+        <w:rPr>
+          <w:lang w:val="en-US"/>
+        </w:rPr>
+        <w:t>update</w:t>
+      </w:r>
+      <w:r>
+        <w:rPr>
+          <w:lang w:val="en-US"/>
+        </w:rPr>
+        <w:t xml:space="preserve"> on </w:t>
+      </w:r>
+      <w:proofErr w:type="spellStart"/>
+      <w:r>
+        <w:rPr>
+          <w:lang w:val="en-US"/>
+        </w:rPr>
+        <w:t>db_Thanoss_Pizza.t_produit</w:t>
+      </w:r>
+      <w:proofErr w:type="spellEnd"/>
+      <w:r>
+        <w:rPr>
+          <w:lang w:val="en-US"/>
+        </w:rPr>
+        <w:t xml:space="preserve"> to </w:t>
+      </w:r>
+      <w:r>
+        <w:rPr>
+          <w:lang w:val="en-US"/>
+        </w:rPr>
+        <w:t>'</w:t>
+      </w:r>
+      <w:r>
+        <w:rPr>
+          <w:lang w:val="en-US"/>
+        </w:rPr>
+        <w:t>Manager</w:t>
+      </w:r>
+      <w:proofErr w:type="gramStart"/>
+      <w:r>
+        <w:rPr>
+          <w:lang w:val="en-US"/>
+        </w:rPr>
+        <w:t>'</w:t>
+      </w:r>
+      <w:r>
+        <w:rPr>
+          <w:lang w:val="en-US"/>
+        </w:rPr>
+        <w:t>;</w:t>
+      </w:r>
+      <w:proofErr w:type="gramEnd"/>
+    </w:p>
+    <w:p>
+      <w:pPr>
+        <w:pStyle w:val="Sansinterligne"/>
+        <w:keepNext/>
+        <w:keepLines/>
+        <w:rPr>
+          <w:lang w:val="en-US"/>
+        </w:rPr>
+      </w:pPr>
+      <w:r>
+        <w:rPr>
+          <w:lang w:val="en-US"/>
+        </w:rPr>
+        <w:t>--</w:t>
+      </w:r>
+      <w:r>
+        <w:rPr>
+          <w:lang w:val="en-US"/>
+        </w:rPr>
+        <w:t xml:space="preserve"> </w:t>
+      </w:r>
+      <w:r>
+        <w:rPr>
+          <w:lang w:val="en-US"/>
+        </w:rPr>
+        <w:t>pizzaiolo</w:t>
+      </w:r>
+    </w:p>
+    <w:p>
+      <w:pPr>
+        <w:pStyle w:val="Sansinterligne"/>
+        <w:keepNext/>
+        <w:keepLines/>
+        <w:rPr>
+          <w:lang w:val="en-US"/>
+        </w:rPr>
+      </w:pPr>
+      <w:r>
+        <w:rPr>
+          <w:lang w:val="en-US"/>
+        </w:rPr>
+        <w:t xml:space="preserve">grant select on </w:t>
+      </w:r>
+      <w:proofErr w:type="spellStart"/>
+      <w:r>
+        <w:rPr>
+          <w:lang w:val="en-US"/>
+        </w:rPr>
+        <w:t>db_Thanoss_Pizza.t_commande</w:t>
+      </w:r>
+      <w:proofErr w:type="spellEnd"/>
+      <w:r>
+        <w:rPr>
+          <w:lang w:val="en-US"/>
+        </w:rPr>
+        <w:t xml:space="preserve"> to </w:t>
+      </w:r>
+      <w:r>
+        <w:rPr>
+          <w:lang w:val="en-US"/>
+        </w:rPr>
+        <w:t>'</w:t>
+      </w:r>
+      <w:r>
+        <w:rPr>
+          <w:lang w:val="en-US"/>
+        </w:rPr>
+        <w:t>Pizzaiolo</w:t>
+      </w:r>
+      <w:proofErr w:type="gramStart"/>
+      <w:r>
+        <w:rPr>
+          <w:lang w:val="en-US"/>
+        </w:rPr>
+        <w:t>'</w:t>
+      </w:r>
+      <w:r>
+        <w:rPr>
+          <w:lang w:val="en-US"/>
+        </w:rPr>
+        <w:t>;</w:t>
+      </w:r>
+      <w:proofErr w:type="gramEnd"/>
+    </w:p>
+    <w:p>
+      <w:pPr>
+        <w:pStyle w:val="Sansinterligne"/>
+        <w:keepNext/>
+        <w:keepLines/>
+        <w:rPr>
+          <w:lang w:val="en-US"/>
+        </w:rPr>
+      </w:pPr>
+      <w:r>
+        <w:rPr>
+          <w:lang w:val="en-US"/>
+        </w:rPr>
+        <w:t xml:space="preserve">grant select on </w:t>
+      </w:r>
+      <w:proofErr w:type="spellStart"/>
+      <w:r>
+        <w:rPr>
+          <w:lang w:val="en-US"/>
+        </w:rPr>
+        <w:t>db_Thanoss_Pizza.t_commande</w:t>
+      </w:r>
+      <w:proofErr w:type="spellEnd"/>
+      <w:r>
+        <w:rPr>
+          <w:lang w:val="en-US"/>
+        </w:rPr>
+        <w:t xml:space="preserve"> to 'Pizzaiolo</w:t>
+      </w:r>
+      <w:proofErr w:type="gramStart"/>
+      <w:r>
+        <w:rPr>
+          <w:lang w:val="en-US"/>
+        </w:rPr>
+        <w:t>';</w:t>
+      </w:r>
+      <w:proofErr w:type="gramEnd"/>
+    </w:p>
+    <w:p>
+      <w:pPr>
+        <w:pStyle w:val="Sansinterligne"/>
+        <w:keepNext/>
+        <w:keepLines/>
+        <w:rPr>
+          <w:lang w:val="en-US"/>
+        </w:rPr>
+      </w:pPr>
+      <w:r>
+        <w:rPr>
+          <w:lang w:val="en-US"/>
+        </w:rPr>
+        <w:t xml:space="preserve">grant </w:t>
+      </w:r>
+      <w:r>
+        <w:rPr>
+          <w:lang w:val="en-US"/>
+        </w:rPr>
+        <w:t>update</w:t>
+      </w:r>
+      <w:r>
+        <w:rPr>
+          <w:lang w:val="en-US"/>
+        </w:rPr>
+        <w:t>(</w:t>
+      </w:r>
+      <w:proofErr w:type="spellStart"/>
+      <w:r>
+        <w:rPr>
+          <w:lang w:val="en-US"/>
+        </w:rPr>
+        <w:t>statut</w:t>
+      </w:r>
+      <w:proofErr w:type="spellEnd"/>
+      <w:r>
+        <w:rPr>
+          <w:lang w:val="en-US"/>
+        </w:rPr>
+        <w:t xml:space="preserve">) on </w:t>
+      </w:r>
+      <w:proofErr w:type="spellStart"/>
+      <w:r>
+        <w:rPr>
+          <w:lang w:val="en-US"/>
+        </w:rPr>
+        <w:t>db_Thanoss_Pizza.t_commande</w:t>
+      </w:r>
+      <w:proofErr w:type="spellEnd"/>
+      <w:r>
+        <w:rPr>
+          <w:lang w:val="en-US"/>
+        </w:rPr>
+        <w:t xml:space="preserve"> to </w:t>
+      </w:r>
+      <w:r>
+        <w:rPr>
+          <w:lang w:val="en-US"/>
+        </w:rPr>
+        <w:t>'</w:t>
+      </w:r>
+      <w:r>
+        <w:rPr>
+          <w:lang w:val="en-US"/>
+        </w:rPr>
+        <w:t>Pizzaiolo</w:t>
+      </w:r>
+      <w:proofErr w:type="gramStart"/>
+      <w:r>
+        <w:rPr>
+          <w:lang w:val="en-US"/>
+        </w:rPr>
+        <w:t>'</w:t>
+      </w:r>
+      <w:r>
+        <w:rPr>
+          <w:lang w:val="en-US"/>
+        </w:rPr>
+        <w:t>;</w:t>
+      </w:r>
+      <w:proofErr w:type="gramEnd"/>
+    </w:p>
+    <w:p>
+      <w:pPr>
+        <w:pStyle w:val="Sansinterligne"/>
+        <w:keepNext/>
+        <w:keepLines/>
+        <w:rPr>
+          <w:lang w:val="en-US"/>
+        </w:rPr>
+      </w:pPr>
+      <w:r>
+        <w:rPr>
+          <w:lang w:val="en-US"/>
+        </w:rPr>
+        <w:t xml:space="preserve">-- </w:t>
+      </w:r>
+      <w:proofErr w:type="spellStart"/>
+      <w:r>
+        <w:rPr>
+          <w:lang w:val="en-US"/>
+        </w:rPr>
+        <w:t>livreur</w:t>
+      </w:r>
+      <w:proofErr w:type="spellEnd"/>
+    </w:p>
+    <w:p>
+      <w:pPr>
+        <w:pStyle w:val="Sansinterligne"/>
+        <w:keepNext/>
+        <w:keepLines/>
+        <w:rPr>
+          <w:lang w:val="en-US"/>
+        </w:rPr>
+      </w:pPr>
+      <w:r>
+        <w:rPr>
+          <w:lang w:val="en-US"/>
+        </w:rPr>
+        <w:t xml:space="preserve">grant select on </w:t>
+      </w:r>
+      <w:proofErr w:type="spellStart"/>
+      <w:r>
+        <w:rPr>
+          <w:lang w:val="en-US"/>
+        </w:rPr>
+        <w:t>db_Thanoss_Pizza.t_livraison</w:t>
+      </w:r>
+      <w:proofErr w:type="spellEnd"/>
+      <w:r>
+        <w:rPr>
+          <w:lang w:val="en-US"/>
+        </w:rPr>
+        <w:t xml:space="preserve"> to </w:t>
+      </w:r>
+      <w:r>
+        <w:rPr>
+          <w:lang w:val="en-US"/>
+        </w:rPr>
+        <w:t>'</w:t>
+      </w:r>
+      <w:proofErr w:type="spellStart"/>
+      <w:r>
+        <w:rPr>
+          <w:lang w:val="en-US"/>
+        </w:rPr>
+        <w:t>Livreur</w:t>
+      </w:r>
+      <w:proofErr w:type="spellEnd"/>
+      <w:proofErr w:type="gramStart"/>
+      <w:r>
+        <w:rPr>
+          <w:lang w:val="en-US"/>
+        </w:rPr>
+        <w:t>'</w:t>
+      </w:r>
+      <w:r>
+        <w:rPr>
+          <w:lang w:val="en-US"/>
+        </w:rPr>
+        <w:t>;</w:t>
+      </w:r>
+      <w:proofErr w:type="gramEnd"/>
+    </w:p>
+    <w:p>
+      <w:pPr>
+        <w:pStyle w:val="Sansinterligne"/>
+        <w:keepNext/>
+        <w:keepLines/>
+        <w:rPr>
+          <w:lang w:val="en-US"/>
+        </w:rPr>
+      </w:pPr>
+      <w:r>
+        <w:rPr>
+          <w:lang w:val="en-US"/>
+        </w:rPr>
+        <w:t xml:space="preserve">grant select on </w:t>
+      </w:r>
+      <w:proofErr w:type="spellStart"/>
+      <w:r>
+        <w:rPr>
+          <w:lang w:val="en-US"/>
+        </w:rPr>
+        <w:t>db_Thanoss_Pizza.t_commande</w:t>
+      </w:r>
+      <w:proofErr w:type="spellEnd"/>
+      <w:r>
+        <w:rPr>
+          <w:lang w:val="en-US"/>
+        </w:rPr>
+        <w:t xml:space="preserve"> to </w:t>
+      </w:r>
+      <w:r>
+        <w:rPr>
+          <w:lang w:val="en-US"/>
+        </w:rPr>
+        <w:t>'</w:t>
+      </w:r>
+      <w:proofErr w:type="spellStart"/>
+      <w:r>
+        <w:rPr>
+          <w:lang w:val="en-US"/>
+        </w:rPr>
+        <w:t>Livreur</w:t>
+      </w:r>
+      <w:proofErr w:type="spellEnd"/>
+      <w:proofErr w:type="gramStart"/>
+      <w:r>
+        <w:rPr>
+          <w:lang w:val="en-US"/>
+        </w:rPr>
+        <w:t>'</w:t>
+      </w:r>
+      <w:r>
+        <w:rPr>
+          <w:lang w:val="en-US"/>
+        </w:rPr>
+        <w:t>;</w:t>
+      </w:r>
+      <w:proofErr w:type="gramEnd"/>
+    </w:p>
+    <w:p>
+      <w:pPr>
+        <w:pStyle w:val="Sansinterligne"/>
+        <w:keepNext/>
+        <w:keepLines/>
+        <w:rPr>
+          <w:lang w:val="en-US"/>
+        </w:rPr>
+      </w:pPr>
+      <w:r>
+        <w:rPr>
+          <w:lang w:val="en-US"/>
+        </w:rPr>
+        <w:t xml:space="preserve">grant </w:t>
+      </w:r>
+      <w:r>
+        <w:rPr>
+          <w:lang w:val="en-US"/>
+        </w:rPr>
+        <w:t>update</w:t>
+      </w:r>
+      <w:r>
+        <w:rPr>
+          <w:lang w:val="en-US"/>
+        </w:rPr>
+        <w:t>(</w:t>
+      </w:r>
+      <w:proofErr w:type="spellStart"/>
+      <w:r>
+        <w:rPr>
+          <w:lang w:val="en-US"/>
+        </w:rPr>
+        <w:t>statut</w:t>
+      </w:r>
+      <w:proofErr w:type="spellEnd"/>
+      <w:r>
+        <w:rPr>
+          <w:lang w:val="en-US"/>
+        </w:rPr>
+        <w:t xml:space="preserve">) on </w:t>
+      </w:r>
+      <w:proofErr w:type="spellStart"/>
+      <w:r>
+        <w:rPr>
+          <w:lang w:val="en-US"/>
+        </w:rPr>
+        <w:t>db_Thanoss_Pizza.t_livraison</w:t>
+      </w:r>
+      <w:proofErr w:type="spellEnd"/>
+      <w:r>
+        <w:rPr>
+          <w:lang w:val="en-US"/>
+        </w:rPr>
+        <w:t xml:space="preserve"> to </w:t>
+      </w:r>
+      <w:r>
+        <w:rPr>
+          <w:lang w:val="en-US"/>
+        </w:rPr>
+        <w:t>'</w:t>
+      </w:r>
+      <w:proofErr w:type="spellStart"/>
+      <w:r>
+        <w:rPr>
+          <w:lang w:val="en-US"/>
+        </w:rPr>
+        <w:t>Livreur</w:t>
+      </w:r>
+      <w:proofErr w:type="spellEnd"/>
+      <w:proofErr w:type="gramStart"/>
+      <w:r>
+        <w:rPr>
+          <w:lang w:val="en-US"/>
+        </w:rPr>
+        <w:t>'</w:t>
+      </w:r>
+      <w:r>
+        <w:rPr>
+          <w:lang w:val="en-US"/>
+        </w:rPr>
+        <w:t>;</w:t>
+      </w:r>
+      <w:proofErr w:type="gramEnd"/>
+    </w:p>
+    <w:p>
+      <w:pPr>
+        <w:pStyle w:val="Sansinterligne"/>
+        <w:keepNext/>
+        <w:keepLines/>
+      </w:pPr>
+      <w:r>
+        <w:t>-- agent de caisse</w:t>
+      </w:r>
+    </w:p>
+    <w:p>
+      <w:pPr>
+        <w:pStyle w:val="Sansinterligne"/>
+        <w:keepNext/>
+        <w:keepLines/>
+      </w:pPr>
+      <w:proofErr w:type="spellStart"/>
+      <w:proofErr w:type="gramStart"/>
+      <w:r>
         <w:t>grant</w:t>
       </w:r>
       <w:proofErr w:type="spellEnd"/>
-      <w:r>
-        <w:rPr>
-          <w:lang w:val="en-US"/>
-        </w:rPr>
-        <w:t xml:space="preserve"> option on db_Thanoss_</w:t>
-      </w:r>
+      <w:proofErr w:type="gramEnd"/>
+      <w:r>
+        <w:t xml:space="preserve"> select on </w:t>
+      </w:r>
+      <w:proofErr w:type="spellStart"/>
+      <w:r>
+        <w:t>db_Thanoss_Pizza.t_paiement</w:t>
+      </w:r>
+      <w:proofErr w:type="spellEnd"/>
+      <w:r>
+        <w:t xml:space="preserve"> to </w:t>
+      </w:r>
+      <w:r>
+        <w:t>'Agent de caisse'</w:t>
+      </w:r>
+      <w:r>
+        <w:t>;</w:t>
+      </w:r>
+    </w:p>
+    <w:p>
+      <w:pPr>
+        <w:pStyle w:val="Sansinterligne"/>
+        <w:keepNext/>
+        <w:keepLines/>
+      </w:pPr>
+      <w:proofErr w:type="spellStart"/>
       <w:proofErr w:type="gramStart"/>
       <w:r>
-        <w:rPr>
-          <w:lang w:val="en-US"/>
-        </w:rPr>
-        <w:t>Pizza.</w:t>
-      </w:r>
-      <w:r>
-        <w:rPr>
-          <w:lang w:val="en-US"/>
-        </w:rPr>
-        <w:t>*</w:t>
-      </w:r>
+        <w:t>grant</w:t>
+      </w:r>
+      <w:proofErr w:type="spellEnd"/>
       <w:proofErr w:type="gramEnd"/>
       <w:r>
-        <w:rPr>
-          <w:lang w:val="en-US"/>
-        </w:rPr>
-        <w:t xml:space="preserve"> to '</w:t>
-      </w:r>
-      <w:proofErr w:type="spellStart"/>
-      <w:r>
-        <w:rPr>
-          <w:lang w:val="en-US"/>
-        </w:rPr>
-        <w:t>Administrateur</w:t>
-      </w:r>
-      <w:proofErr w:type="spellEnd"/>
-      <w:r>
-        <w:rPr>
-          <w:lang w:val="en-US"/>
-        </w:rPr>
-        <w:t>';</w:t>
-      </w:r>
-    </w:p>
-    <w:p>
-      <w:pPr>
-        <w:pStyle w:val="Sansinterligne"/>
-        <w:rPr>
-          <w:lang w:val="en-US"/>
-        </w:rPr>
-      </w:pPr>
-      <w:r>
-        <w:rPr>
-          <w:lang w:val="en-US"/>
-        </w:rPr>
-        <w:t>--</w:t>
-      </w:r>
-      <w:r>
-        <w:rPr>
-          <w:lang w:val="en-US"/>
-        </w:rPr>
-        <w:t xml:space="preserve"> </w:t>
-      </w:r>
-      <w:r>
-        <w:rPr>
-          <w:lang w:val="en-US"/>
-        </w:rPr>
-        <w:t>manager</w:t>
-      </w:r>
-    </w:p>
-    <w:p>
-      <w:pPr>
-        <w:pStyle w:val="Sansinterligne"/>
-        <w:rPr>
-          <w:lang w:val="en-US"/>
-        </w:rPr>
-      </w:pPr>
-      <w:r>
-        <w:rPr>
-          <w:lang w:val="en-US"/>
-        </w:rPr>
-        <w:t xml:space="preserve">grant </w:t>
-      </w:r>
-      <w:r>
-        <w:rPr>
-          <w:lang w:val="en-US"/>
-        </w:rPr>
-        <w:t>update</w:t>
-      </w:r>
-      <w:r>
-        <w:rPr>
-          <w:lang w:val="en-US"/>
-        </w:rPr>
-        <w:t xml:space="preserve"> on </w:t>
-      </w:r>
-      <w:proofErr w:type="spellStart"/>
-      <w:r>
-        <w:rPr>
-          <w:lang w:val="en-US"/>
-        </w:rPr>
+        <w:t xml:space="preserve"> insert on </w:t>
+      </w:r>
+      <w:proofErr w:type="spellStart"/>
+      <w:r>
+        <w:t>db_Thanoss_Pizza.t_paiement</w:t>
+      </w:r>
+      <w:proofErr w:type="spellEnd"/>
+      <w:r>
+        <w:t xml:space="preserve"> to </w:t>
+      </w:r>
+      <w:r>
+        <w:t>'Agent de caisse' ;</w:t>
+      </w:r>
+    </w:p>
+    <w:p>
+      <w:pPr>
+        <w:pStyle w:val="Sansinterligne"/>
+        <w:keepNext/>
+        <w:keepLines/>
+      </w:pPr>
+      <w:proofErr w:type="spellStart"/>
+      <w:proofErr w:type="gramStart"/>
+      <w:r>
+        <w:t>grant</w:t>
+      </w:r>
+      <w:proofErr w:type="spellEnd"/>
+      <w:proofErr w:type="gramEnd"/>
+      <w:r>
+        <w:t xml:space="preserve"> select on </w:t>
+      </w:r>
+      <w:proofErr w:type="spellStart"/>
+      <w:r>
         <w:t>db_Thanoss_Pizza.t_commande</w:t>
       </w:r>
       <w:proofErr w:type="spellEnd"/>
       <w:r>
-        <w:rPr>
-          <w:lang w:val="en-US"/>
-        </w:rPr>
         <w:t xml:space="preserve"> to </w:t>
       </w:r>
       <w:r>
-        <w:rPr>
-          <w:lang w:val="en-US"/>
-        </w:rPr>
-        <w:t>'</w:t>
-      </w:r>
-      <w:r>
-        <w:rPr>
-          <w:lang w:val="en-US"/>
-        </w:rPr>
-        <w:t>Manager</w:t>
-      </w:r>
-      <w:proofErr w:type="gramStart"/>
-      <w:r>
-        <w:rPr>
-          <w:lang w:val="en-US"/>
-        </w:rPr>
-        <w:t>'</w:t>
-      </w:r>
-      <w:r>
-        <w:rPr>
-          <w:lang w:val="en-US"/>
-        </w:rPr>
-        <w:t>;</w:t>
-      </w:r>
-      <w:proofErr w:type="gramEnd"/>
-    </w:p>
-    <w:p>
-      <w:pPr>
-        <w:pStyle w:val="Sansinterligne"/>
-        <w:rPr>
-          <w:lang w:val="en-US"/>
-        </w:rPr>
-      </w:pPr>
-      <w:r>
-        <w:rPr>
-          <w:lang w:val="en-US"/>
-        </w:rPr>
-        <w:t xml:space="preserve">grant </w:t>
-      </w:r>
-      <w:r>
-        <w:rPr>
-          <w:lang w:val="en-US"/>
-        </w:rPr>
-        <w:t>update</w:t>
-      </w:r>
-      <w:r>
-        <w:rPr>
-          <w:lang w:val="en-US"/>
-        </w:rPr>
-        <w:t xml:space="preserve"> on </w:t>
-      </w:r>
-      <w:proofErr w:type="spellStart"/>
-      <w:r>
-        <w:rPr>
-          <w:lang w:val="en-US"/>
-        </w:rPr>
-        <w:t>db_Thanoss_Pizza.t_livraison</w:t>
-      </w:r>
-      <w:proofErr w:type="spellEnd"/>
-      <w:r>
-        <w:rPr>
-          <w:lang w:val="en-US"/>
-        </w:rPr>
-        <w:t xml:space="preserve"> to </w:t>
-      </w:r>
-      <w:r>
-        <w:rPr>
-          <w:lang w:val="en-US"/>
-        </w:rPr>
-        <w:t>'</w:t>
-      </w:r>
-      <w:r>
-        <w:rPr>
-          <w:lang w:val="en-US"/>
-        </w:rPr>
-        <w:t>Manager</w:t>
-      </w:r>
-      <w:proofErr w:type="gramStart"/>
-      <w:r>
-        <w:rPr>
-          <w:lang w:val="en-US"/>
-        </w:rPr>
-        <w:t>'</w:t>
-      </w:r>
-      <w:r>
-        <w:rPr>
-          <w:lang w:val="en-US"/>
-        </w:rPr>
-        <w:t>;</w:t>
-      </w:r>
-      <w:proofErr w:type="gramEnd"/>
-    </w:p>
-    <w:p>
-      <w:pPr>
-        <w:pStyle w:val="Sansinterligne"/>
-        <w:rPr>
-          <w:lang w:val="en-US"/>
-        </w:rPr>
-      </w:pPr>
-      <w:r>
-        <w:rPr>
-          <w:lang w:val="en-US"/>
-        </w:rPr>
-        <w:t xml:space="preserve">grant select on </w:t>
-      </w:r>
-      <w:proofErr w:type="spellStart"/>
-      <w:r>
-        <w:rPr>
-          <w:lang w:val="en-US"/>
-        </w:rPr>
-        <w:t>db_Thanoss_Pizza.t_paiement</w:t>
-      </w:r>
-      <w:proofErr w:type="spellEnd"/>
-      <w:r>
-        <w:rPr>
-          <w:lang w:val="en-US"/>
-        </w:rPr>
-        <w:t xml:space="preserve"> to </w:t>
-      </w:r>
-      <w:r>
-        <w:rPr>
-          <w:lang w:val="en-US"/>
-        </w:rPr>
-        <w:t>'</w:t>
-      </w:r>
-      <w:r>
-        <w:rPr>
-          <w:lang w:val="en-US"/>
-        </w:rPr>
-        <w:t>Manager</w:t>
-      </w:r>
-      <w:proofErr w:type="gramStart"/>
-      <w:r>
-        <w:rPr>
-          <w:lang w:val="en-US"/>
-        </w:rPr>
-        <w:t>'</w:t>
-      </w:r>
-      <w:r>
-        <w:rPr>
-          <w:lang w:val="en-US"/>
-        </w:rPr>
-        <w:t>;</w:t>
-      </w:r>
-      <w:proofErr w:type="gramEnd"/>
-    </w:p>
-    <w:p>
-      <w:pPr>
-        <w:pStyle w:val="Sansinterligne"/>
-        <w:rPr>
-          <w:lang w:val="en-US"/>
-        </w:rPr>
-      </w:pPr>
-      <w:r>
-        <w:rPr>
-          <w:lang w:val="en-US"/>
-        </w:rPr>
-        <w:t xml:space="preserve">grant </w:t>
-      </w:r>
-      <w:r>
-        <w:rPr>
-          <w:lang w:val="en-US"/>
-        </w:rPr>
-        <w:t>update</w:t>
-      </w:r>
-      <w:r>
-        <w:rPr>
-          <w:lang w:val="en-US"/>
-        </w:rPr>
-        <w:t xml:space="preserve"> on </w:t>
-      </w:r>
-      <w:proofErr w:type="spellStart"/>
-      <w:r>
-        <w:rPr>
-          <w:lang w:val="en-US"/>
-        </w:rPr>
-        <w:t>db_Thanoss_Pizza.t_produit</w:t>
-      </w:r>
-      <w:proofErr w:type="spellEnd"/>
-      <w:r>
-        <w:rPr>
-          <w:lang w:val="en-US"/>
-        </w:rPr>
-        <w:t xml:space="preserve"> to </w:t>
-      </w:r>
-      <w:r>
-        <w:rPr>
-          <w:lang w:val="en-US"/>
-        </w:rPr>
-        <w:t>'</w:t>
-      </w:r>
-      <w:r>
-        <w:rPr>
-          <w:lang w:val="en-US"/>
-        </w:rPr>
-        <w:t>Manager</w:t>
-      </w:r>
-      <w:proofErr w:type="gramStart"/>
-      <w:r>
-        <w:rPr>
-          <w:lang w:val="en-US"/>
-        </w:rPr>
-        <w:t>'</w:t>
-      </w:r>
-      <w:r>
-        <w:rPr>
-          <w:lang w:val="en-US"/>
-        </w:rPr>
-        <w:t>;</w:t>
-      </w:r>
-      <w:proofErr w:type="gramEnd"/>
-    </w:p>
-    <w:p>
-      <w:pPr>
-        <w:pStyle w:val="Sansinterligne"/>
-        <w:rPr>
-          <w:lang w:val="en-US"/>
-        </w:rPr>
-      </w:pPr>
-      <w:r>
-        <w:rPr>
-          <w:lang w:val="en-US"/>
-        </w:rPr>
-        <w:t>--</w:t>
-      </w:r>
-      <w:r>
-        <w:rPr>
-          <w:lang w:val="en-US"/>
-        </w:rPr>
-        <w:t xml:space="preserve"> </w:t>
-      </w:r>
-      <w:r>
-        <w:rPr>
-          <w:lang w:val="en-US"/>
-        </w:rPr>
-        <w:t>pizzaiolo</w:t>
-      </w:r>
-    </w:p>
-    <w:p>
-      <w:pPr>
-        <w:pStyle w:val="Sansinterligne"/>
-        <w:rPr>
-          <w:lang w:val="en-US"/>
-        </w:rPr>
-      </w:pPr>
-      <w:r>
-        <w:rPr>
-          <w:lang w:val="en-US"/>
-        </w:rPr>
-        <w:t xml:space="preserve">grant select on </w:t>
-      </w:r>
-      <w:proofErr w:type="spellStart"/>
-      <w:r>
-        <w:rPr>
-          <w:lang w:val="en-US"/>
-        </w:rPr>
-        <w:t>db_Thanoss_Pizza.t_commande</w:t>
-      </w:r>
-      <w:proofErr w:type="spellEnd"/>
-      <w:r>
-        <w:rPr>
-          <w:lang w:val="en-US"/>
-        </w:rPr>
-        <w:t xml:space="preserve"> to </w:t>
-      </w:r>
-      <w:r>
-        <w:rPr>
-          <w:lang w:val="en-US"/>
-        </w:rPr>
-        <w:t>'</w:t>
-      </w:r>
-      <w:r>
-        <w:rPr>
-          <w:lang w:val="en-US"/>
-        </w:rPr>
-        <w:t>Pizzaiolo</w:t>
-      </w:r>
-      <w:proofErr w:type="gramStart"/>
-      <w:r>
-        <w:rPr>
-          <w:lang w:val="en-US"/>
-        </w:rPr>
-        <w:t>'</w:t>
-      </w:r>
-      <w:r>
-        <w:rPr>
-          <w:lang w:val="en-US"/>
-        </w:rPr>
-        <w:t>;</w:t>
-      </w:r>
-      <w:proofErr w:type="gramEnd"/>
-    </w:p>
-    <w:p>
-      <w:pPr>
-        <w:pStyle w:val="Sansinterligne"/>
-        <w:rPr>
-          <w:lang w:val="en-US"/>
-        </w:rPr>
-      </w:pPr>
-      <w:r>
-        <w:rPr>
-          <w:lang w:val="en-US"/>
-        </w:rPr>
-        <w:t xml:space="preserve">grant select on </w:t>
-      </w:r>
-      <w:proofErr w:type="spellStart"/>
-      <w:r>
-        <w:rPr>
-          <w:lang w:val="en-US"/>
-        </w:rPr>
-        <w:t>db_Thanoss_Pizza.t_commande</w:t>
-      </w:r>
-      <w:proofErr w:type="spellEnd"/>
-      <w:r>
-        <w:rPr>
-          <w:lang w:val="en-US"/>
-        </w:rPr>
-        <w:t xml:space="preserve"> to 'Pizzaiolo</w:t>
-      </w:r>
-      <w:proofErr w:type="gramStart"/>
-      <w:r>
-        <w:rPr>
-          <w:lang w:val="en-US"/>
-        </w:rPr>
-        <w:t>';</w:t>
-      </w:r>
-      <w:proofErr w:type="gramEnd"/>
-    </w:p>
-    <w:p>
-      <w:pPr>
-        <w:pStyle w:val="Sansinterligne"/>
-        <w:rPr>
-          <w:lang w:val="en-US"/>
-        </w:rPr>
-      </w:pPr>
-      <w:r>
-        <w:rPr>
-          <w:lang w:val="en-US"/>
-        </w:rPr>
-        <w:t xml:space="preserve">grant </w:t>
-      </w:r>
-      <w:r>
-        <w:rPr>
-          <w:lang w:val="en-US"/>
-        </w:rPr>
-        <w:t>update</w:t>
-      </w:r>
-      <w:r>
-        <w:rPr>
-          <w:lang w:val="en-US"/>
-        </w:rPr>
-        <w:t>(</w:t>
-      </w:r>
-      <w:proofErr w:type="spellStart"/>
-      <w:r>
-        <w:rPr>
-          <w:lang w:val="en-US"/>
-        </w:rPr>
-        <w:t>statut</w:t>
-      </w:r>
-      <w:proofErr w:type="spellEnd"/>
-      <w:r>
-        <w:rPr>
-          <w:lang w:val="en-US"/>
-        </w:rPr>
-        <w:t xml:space="preserve">) on </w:t>
-      </w:r>
-      <w:proofErr w:type="spellStart"/>
-      <w:r>
-        <w:rPr>
-          <w:lang w:val="en-US"/>
-        </w:rPr>
-        <w:t>db_Thanoss_Pizza.t_commande</w:t>
-      </w:r>
-      <w:proofErr w:type="spellEnd"/>
-      <w:r>
-        <w:rPr>
-          <w:lang w:val="en-US"/>
-        </w:rPr>
-        <w:t xml:space="preserve"> to </w:t>
-      </w:r>
-      <w:r>
-        <w:rPr>
-          <w:lang w:val="en-US"/>
-        </w:rPr>
-        <w:t>'</w:t>
-      </w:r>
-      <w:r>
-        <w:rPr>
-          <w:lang w:val="en-US"/>
-        </w:rPr>
-        <w:t>Pizzaiolo</w:t>
-      </w:r>
-      <w:proofErr w:type="gramStart"/>
-      <w:r>
-        <w:rPr>
-          <w:lang w:val="en-US"/>
-        </w:rPr>
-        <w:t>'</w:t>
-      </w:r>
-      <w:r>
-        <w:rPr>
-          <w:lang w:val="en-US"/>
-        </w:rPr>
-        <w:t>;</w:t>
-      </w:r>
-      <w:proofErr w:type="gramEnd"/>
-    </w:p>
-    <w:p>
-      <w:pPr>
-        <w:pStyle w:val="Sansinterligne"/>
+        <w:t>'Agent de caisse' ;</w:t>
+      </w:r>
+    </w:p>
+    <w:p>
+      <w:pPr>
+        <w:pStyle w:val="Sansinterligne"/>
+        <w:keepNext/>
+        <w:keepLines/>
         <w:rPr>
           <w:lang w:val="en-US"/>
         </w:rPr>
@@ -8009,318 +9482,14 @@
         <w:rPr>
           <w:lang w:val="en-US"/>
         </w:rPr>
-        <w:t>livreur</w:t>
-      </w:r>
-      <w:proofErr w:type="spellEnd"/>
-    </w:p>
-    <w:p>
-      <w:pPr>
-        <w:pStyle w:val="Sansinterligne"/>
-        <w:rPr>
-          <w:lang w:val="en-US"/>
-        </w:rPr>
-      </w:pPr>
-      <w:r>
-        <w:rPr>
-          <w:lang w:val="en-US"/>
-        </w:rPr>
-        <w:t xml:space="preserve">grant select on </w:t>
-      </w:r>
-      <w:proofErr w:type="spellStart"/>
-      <w:r>
-        <w:rPr>
-          <w:lang w:val="en-US"/>
-        </w:rPr>
-        <w:t>db_Thanoss_Pizza.t_livraison</w:t>
-      </w:r>
-      <w:proofErr w:type="spellEnd"/>
-      <w:r>
-        <w:rPr>
-          <w:lang w:val="en-US"/>
-        </w:rPr>
-        <w:t xml:space="preserve"> to </w:t>
-      </w:r>
-      <w:r>
-        <w:rPr>
-          <w:lang w:val="en-US"/>
-        </w:rPr>
-        <w:t>'</w:t>
-      </w:r>
-      <w:proofErr w:type="spellStart"/>
-      <w:r>
-        <w:rPr>
-          <w:lang w:val="en-US"/>
-        </w:rPr>
-        <w:t>Livreur</w:t>
-      </w:r>
-      <w:proofErr w:type="spellEnd"/>
-      <w:proofErr w:type="gramStart"/>
-      <w:r>
-        <w:rPr>
-          <w:lang w:val="en-US"/>
-        </w:rPr>
-        <w:t>'</w:t>
-      </w:r>
-      <w:r>
-        <w:rPr>
-          <w:lang w:val="en-US"/>
-        </w:rPr>
-        <w:t>;</w:t>
-      </w:r>
-      <w:proofErr w:type="gramEnd"/>
-    </w:p>
-    <w:p>
-      <w:pPr>
-        <w:pStyle w:val="Sansinterligne"/>
-        <w:rPr>
-          <w:lang w:val="en-US"/>
-        </w:rPr>
-      </w:pPr>
-      <w:r>
-        <w:rPr>
-          <w:lang w:val="en-US"/>
-        </w:rPr>
-        <w:t xml:space="preserve">grant select on </w:t>
-      </w:r>
-      <w:proofErr w:type="spellStart"/>
-      <w:r>
-        <w:rPr>
-          <w:lang w:val="en-US"/>
-        </w:rPr>
-        <w:t>db_Thanoss_Pizza.t_commande</w:t>
-      </w:r>
-      <w:proofErr w:type="spellEnd"/>
-      <w:r>
-        <w:rPr>
-          <w:lang w:val="en-US"/>
-        </w:rPr>
-        <w:t xml:space="preserve"> to </w:t>
-      </w:r>
-      <w:r>
-        <w:rPr>
-          <w:lang w:val="en-US"/>
-        </w:rPr>
-        <w:t>'</w:t>
-      </w:r>
-      <w:proofErr w:type="spellStart"/>
-      <w:r>
-        <w:rPr>
-          <w:lang w:val="en-US"/>
-        </w:rPr>
-        <w:t>Livreur</w:t>
-      </w:r>
-      <w:proofErr w:type="spellEnd"/>
-      <w:proofErr w:type="gramStart"/>
-      <w:r>
-        <w:rPr>
-          <w:lang w:val="en-US"/>
-        </w:rPr>
-        <w:t>'</w:t>
-      </w:r>
-      <w:r>
-        <w:rPr>
-          <w:lang w:val="en-US"/>
-        </w:rPr>
-        <w:t>;</w:t>
-      </w:r>
-      <w:proofErr w:type="gramEnd"/>
-    </w:p>
-    <w:p>
-      <w:pPr>
-        <w:pStyle w:val="Sansinterligne"/>
-        <w:rPr>
-          <w:lang w:val="en-US"/>
-        </w:rPr>
-      </w:pPr>
-      <w:r>
-        <w:rPr>
-          <w:lang w:val="en-US"/>
-        </w:rPr>
-        <w:t xml:space="preserve">grant </w:t>
-      </w:r>
-      <w:r>
-        <w:rPr>
-          <w:lang w:val="en-US"/>
-        </w:rPr>
-        <w:t>update</w:t>
-      </w:r>
-      <w:r>
-        <w:rPr>
-          <w:lang w:val="en-US"/>
-        </w:rPr>
-        <w:t>(</w:t>
-      </w:r>
-      <w:proofErr w:type="spellStart"/>
-      <w:r>
-        <w:rPr>
-          <w:lang w:val="en-US"/>
-        </w:rPr>
-        <w:t>statut</w:t>
-      </w:r>
-      <w:proofErr w:type="spellEnd"/>
-      <w:r>
-        <w:rPr>
-          <w:lang w:val="en-US"/>
-        </w:rPr>
-        <w:t xml:space="preserve">) on </w:t>
-      </w:r>
-      <w:proofErr w:type="spellStart"/>
-      <w:r>
-        <w:rPr>
-          <w:lang w:val="en-US"/>
-        </w:rPr>
-        <w:t>db_Thanoss_Pizza.t_livraison</w:t>
-      </w:r>
-      <w:proofErr w:type="spellEnd"/>
-      <w:r>
-        <w:rPr>
-          <w:lang w:val="en-US"/>
-        </w:rPr>
-        <w:t xml:space="preserve"> to </w:t>
-      </w:r>
-      <w:r>
-        <w:rPr>
-          <w:lang w:val="en-US"/>
-        </w:rPr>
-        <w:t>'</w:t>
-      </w:r>
-      <w:proofErr w:type="spellStart"/>
-      <w:r>
-        <w:rPr>
-          <w:lang w:val="en-US"/>
-        </w:rPr>
-        <w:t>Livreur</w:t>
-      </w:r>
-      <w:proofErr w:type="spellEnd"/>
-      <w:proofErr w:type="gramStart"/>
-      <w:r>
-        <w:rPr>
-          <w:lang w:val="en-US"/>
-        </w:rPr>
-        <w:t>'</w:t>
-      </w:r>
-      <w:r>
-        <w:rPr>
-          <w:lang w:val="en-US"/>
-        </w:rPr>
-        <w:t>;</w:t>
-      </w:r>
-      <w:proofErr w:type="gramEnd"/>
-    </w:p>
-    <w:p>
-      <w:pPr>
-        <w:pStyle w:val="Sansinterligne"/>
-      </w:pPr>
-      <w:r>
-        <w:t>-- agent de caisse</w:t>
-      </w:r>
-    </w:p>
-    <w:p>
-      <w:pPr>
-        <w:pStyle w:val="Sansinterligne"/>
-      </w:pPr>
-      <w:proofErr w:type="spellStart"/>
-      <w:proofErr w:type="gramStart"/>
-      <w:r>
-        <w:t>grant</w:t>
-      </w:r>
-      <w:proofErr w:type="spellEnd"/>
-      <w:proofErr w:type="gramEnd"/>
-      <w:r>
-        <w:t xml:space="preserve"> select on </w:t>
-      </w:r>
-      <w:proofErr w:type="spellStart"/>
-      <w:r>
-        <w:t>db_Thanoss_Pizza.t_paiement</w:t>
-      </w:r>
-      <w:proofErr w:type="spellEnd"/>
-      <w:r>
-        <w:t xml:space="preserve"> to </w:t>
-      </w:r>
-      <w:r>
-        <w:t>'Agent de caisse'</w:t>
-      </w:r>
-      <w:r>
-        <w:t>;</w:t>
-      </w:r>
-    </w:p>
-    <w:p>
-      <w:pPr>
-        <w:pStyle w:val="Sansinterligne"/>
-      </w:pPr>
-      <w:proofErr w:type="spellStart"/>
-      <w:proofErr w:type="gramStart"/>
-      <w:r>
-        <w:t>grant</w:t>
-      </w:r>
-      <w:proofErr w:type="spellEnd"/>
-      <w:proofErr w:type="gramEnd"/>
-      <w:r>
-        <w:t xml:space="preserve"> insert on </w:t>
-      </w:r>
-      <w:proofErr w:type="spellStart"/>
-      <w:r>
-        <w:t>db_Thanoss_Pizza.t_paiement</w:t>
-      </w:r>
-      <w:proofErr w:type="spellEnd"/>
-      <w:r>
-        <w:t xml:space="preserve"> to </w:t>
-      </w:r>
-      <w:r>
-        <w:t>'Agent de caisse' ;</w:t>
-      </w:r>
-    </w:p>
-    <w:p>
-      <w:pPr>
-        <w:pStyle w:val="Sansinterligne"/>
-      </w:pPr>
-      <w:proofErr w:type="spellStart"/>
-      <w:proofErr w:type="gramStart"/>
-      <w:r>
-        <w:lastRenderedPageBreak/>
-        <w:t>grant</w:t>
-      </w:r>
-      <w:proofErr w:type="spellEnd"/>
-      <w:proofErr w:type="gramEnd"/>
-      <w:r>
-        <w:t xml:space="preserve"> select on </w:t>
-      </w:r>
-      <w:proofErr w:type="spellStart"/>
-      <w:r>
-        <w:t>db_Thanoss_Pizza.t_commande</w:t>
-      </w:r>
-      <w:proofErr w:type="spellEnd"/>
-      <w:r>
-        <w:t xml:space="preserve"> to </w:t>
-      </w:r>
-      <w:r>
-        <w:t>'Agent de caisse' ;</w:t>
-      </w:r>
-    </w:p>
-    <w:p>
-      <w:pPr>
-        <w:pStyle w:val="Sansinterligne"/>
-        <w:rPr>
-          <w:lang w:val="en-US"/>
-        </w:rPr>
-      </w:pPr>
-      <w:r>
-        <w:rPr>
-          <w:lang w:val="en-US"/>
-        </w:rPr>
-        <w:t xml:space="preserve">-- </w:t>
-      </w:r>
-      <w:proofErr w:type="spellStart"/>
-      <w:r>
-        <w:rPr>
-          <w:lang w:val="en-US"/>
-        </w:rPr>
         <w:t>analyste</w:t>
       </w:r>
       <w:proofErr w:type="spellEnd"/>
     </w:p>
     <w:p>
       <w:pPr>
+        <w:keepNext/>
+        <w:keepLines/>
         <w:rPr>
           <w:lang w:val="en-US"/>
         </w:rPr>
@@ -8389,6 +9558,8 @@
     <w:p>
       <w:pPr>
         <w:pStyle w:val="Sansinterligne"/>
+        <w:keepNext/>
+        <w:keepLines/>
       </w:pPr>
       <w:r>
         <w:t>Avant d’attribuer les rôles aux utilisateurs, il est vital de vérifier les privilèges de chaque rôle. Ainsi nous allons utiliser cette commande :</w:t>
@@ -8397,6 +9568,8 @@
     <w:p>
       <w:pPr>
         <w:pStyle w:val="Sansinterligne"/>
+        <w:keepNext/>
+        <w:keepLines/>
       </w:pPr>
       <w:r>
         <w:t>SHOW GRANTS FOR ‘</w:t>
@@ -8413,6 +9586,8 @@
     <w:p>
       <w:pPr>
         <w:pStyle w:val="Sansinterligne"/>
+        <w:keepNext/>
+        <w:keepLines/>
       </w:pPr>
       <w:r>
         <w:t>Où nous remplacerons ‘</w:t>
@@ -8446,6 +9621,8 @@
     <w:p>
       <w:pPr>
         <w:pStyle w:val="Sansinterligne"/>
+        <w:keepNext/>
+        <w:keepLines/>
         <w:rPr>
           <w:lang w:val="en-US"/>
         </w:rPr>
@@ -8491,6 +9668,8 @@
     <w:p>
       <w:pPr>
         <w:pStyle w:val="Sansinterligne"/>
+        <w:keepNext/>
+        <w:keepLines/>
         <w:rPr>
           <w:lang w:val="en-US"/>
         </w:rPr>
@@ -8520,6 +9699,8 @@
     <w:p>
       <w:pPr>
         <w:pStyle w:val="Sansinterligne"/>
+        <w:keepNext/>
+        <w:keepLines/>
         <w:rPr>
           <w:lang w:val="en-US"/>
         </w:rPr>
@@ -8549,6 +9730,8 @@
     <w:p>
       <w:pPr>
         <w:pStyle w:val="Sansinterligne"/>
+        <w:keepNext/>
+        <w:keepLines/>
       </w:pPr>
       <w:r>
         <w:t>-- livreur</w:t>
@@ -8561,6 +9744,8 @@
     <w:p>
       <w:pPr>
         <w:pStyle w:val="Sansinterligne"/>
+        <w:keepNext/>
+        <w:keepLines/>
       </w:pPr>
       <w:r>
         <w:t>-- agent de caisse</w:t>
@@ -8573,6 +9758,8 @@
     <w:p>
       <w:pPr>
         <w:pStyle w:val="Sansinterligne"/>
+        <w:keepNext/>
+        <w:keepLines/>
         <w:rPr>
           <w:lang w:val="en-US"/>
         </w:rPr>
@@ -8618,14 +9805,18 @@
     <w:p>
       <w:pPr>
         <w:pStyle w:val="Sansinterligne"/>
-        <w:rPr>
-          <w:lang w:val="en-US"/>
-        </w:rPr>
-      </w:pPr>
-    </w:p>
-    <w:p>
-      <w:pPr>
-        <w:pStyle w:val="Sansinterligne"/>
+        <w:keepNext/>
+        <w:keepLines/>
+        <w:rPr>
+          <w:lang w:val="en-US"/>
+        </w:rPr>
+      </w:pPr>
+    </w:p>
+    <w:p>
+      <w:pPr>
+        <w:pStyle w:val="Sansinterligne"/>
+        <w:keepNext/>
+        <w:keepLines/>
       </w:pPr>
       <w:r>
         <w:rPr>
@@ -8670,6 +9861,10 @@
       </w:r>
     </w:p>
     <w:p>
+      <w:pPr>
+        <w:keepNext/>
+        <w:keepLines/>
+      </w:pPr>
       <w:r>
         <w:br w:type="page"/>
       </w:r>
@@ -8690,6 +9885,10 @@
       <w:bookmarkEnd w:id="24"/>
     </w:p>
     <w:p>
+      <w:pPr>
+        <w:keepNext/>
+        <w:keepLines/>
+      </w:pPr>
       <w:r>
         <w:t xml:space="preserve">À présent, nous avons les rôles à jour. Nous allons donc créer des utilisateurs, n’ayant pas de spécifications pour les noms et mot de passe de ces derniers, nous allons les définir ici. Tous les mots de passe des utilisateurs correspondent à leur nom. Voici la commande à entrer afin de créer les </w:t>
       </w:r>
@@ -8705,6 +9904,8 @@
     <w:p>
       <w:pPr>
         <w:pStyle w:val="Sansinterligne"/>
+        <w:keepNext/>
+        <w:keepLines/>
         <w:rPr>
           <w:lang w:val="en-US"/>
         </w:rPr>
@@ -8719,6 +9920,8 @@
     <w:p>
       <w:pPr>
         <w:pStyle w:val="Sansinterligne"/>
+        <w:keepNext/>
+        <w:keepLines/>
         <w:rPr>
           <w:lang w:val="en-US"/>
         </w:rPr>
@@ -8775,6 +9978,8 @@
     <w:p>
       <w:pPr>
         <w:pStyle w:val="Sansinterligne"/>
+        <w:keepNext/>
+        <w:keepLines/>
         <w:rPr>
           <w:lang w:val="en-US"/>
         </w:rPr>
@@ -8831,6 +10036,8 @@
     <w:p>
       <w:pPr>
         <w:pStyle w:val="Sansinterligne"/>
+        <w:keepNext/>
+        <w:keepLines/>
         <w:rPr>
           <w:lang w:val="en-US"/>
         </w:rPr>
@@ -8887,6 +10094,8 @@
     <w:p>
       <w:pPr>
         <w:pStyle w:val="Sansinterligne"/>
+        <w:keepNext/>
+        <w:keepLines/>
         <w:rPr>
           <w:lang w:val="en-US"/>
         </w:rPr>
@@ -8963,6 +10172,8 @@
     <w:p>
       <w:pPr>
         <w:pStyle w:val="Sansinterligne"/>
+        <w:keepNext/>
+        <w:keepLines/>
         <w:rPr>
           <w:lang w:val="en-US"/>
         </w:rPr>
@@ -9032,6 +10243,8 @@
     </w:p>
     <w:p>
       <w:pPr>
+        <w:keepNext/>
+        <w:keepLines/>
         <w:rPr>
           <w:lang w:val="en-US"/>
         </w:rPr>
@@ -9102,6 +10315,10 @@
       <w:proofErr w:type="gramEnd"/>
     </w:p>
     <w:p>
+      <w:pPr>
+        <w:keepNext/>
+        <w:keepLines/>
+      </w:pPr>
       <w:r>
         <w:t xml:space="preserve">Vérifions que la </w:t>
       </w:r>
@@ -9117,6 +10334,8 @@
     <w:p>
       <w:pPr>
         <w:pStyle w:val="Sansinterligne"/>
+        <w:keepNext/>
+        <w:keepLines/>
         <w:rPr>
           <w:lang w:val="en-US"/>
         </w:rPr>
@@ -9139,6 +10358,8 @@
     <w:p>
       <w:pPr>
         <w:pStyle w:val="Sansinterligne"/>
+        <w:keepNext/>
+        <w:keepLines/>
         <w:rPr>
           <w:lang w:val="en-US"/>
         </w:rPr>
@@ -9160,6 +10381,8 @@
     </w:p>
     <w:p>
       <w:pPr>
+        <w:keepNext/>
+        <w:keepLines/>
         <w:rPr>
           <w:lang w:val="en-US"/>
         </w:rPr>
@@ -9180,6 +10403,10 @@
       <w:proofErr w:type="gramEnd"/>
     </w:p>
     <w:p>
+      <w:pPr>
+        <w:keepNext/>
+        <w:keepLines/>
+      </w:pPr>
       <w:r>
         <w:rPr>
           <w:noProof/>
@@ -9222,6 +10449,11 @@
       </w:r>
     </w:p>
     <w:p>
+      <w:r>
+        <w:br w:type="page"/>
+      </w:r>
+    </w:p>
+    <w:p>
       <w:pPr>
         <w:pStyle w:val="Titre3"/>
         <w:numPr>
@@ -10044,6 +11276,8 @@
     </w:p>
     <w:p>
       <w:pPr>
+        <w:keepNext/>
+        <w:keepLines/>
         <w:rPr>
           <w:lang w:val="en-US"/>
         </w:rPr>
@@ -10071,13 +11305,74 @@
     </w:p>
     <w:p>
       <w:pPr>
+        <w:keepNext/>
+        <w:keepLines/>
+      </w:pPr>
+      <w:r>
+        <w:t xml:space="preserve">Dans l’ensemble du projet, les délais étaient durs à tenir mais possibles. Le fait est qu’élaborer un MCD et relativement long, mais le corriger une fois afin qu’il ressemble à la structure souhaitée, puis le corriger une deuxième fois en constatant que les données fournies ne passent pas dans la structure prend vraiment beaucoup plus de temps que nécessaire. </w:t>
+      </w:r>
+    </w:p>
+    <w:p>
+      <w:pPr>
+        <w:keepNext/>
+        <w:keepLines/>
+      </w:pPr>
+      <w:r>
+        <w:t xml:space="preserve">Autrement, les objectifs ont été atteints pour la grande majorité, bien que certains points auraient pu être retravaillés et optimisés. </w:t>
+      </w:r>
+      <w:proofErr w:type="gramStart"/>
+      <w:r>
+        <w:t>Au final</w:t>
+      </w:r>
+      <w:proofErr w:type="gramEnd"/>
+      <w:r>
+        <w:t>, la pizzeria sera probablement satisfaite du travail fourni et du fait que les délais ont été parfaitement respectés.</w:t>
+      </w:r>
+    </w:p>
+    <w:p>
+      <w:r>
+        <w:br w:type="page"/>
+      </w:r>
+    </w:p>
+    <w:p>
+      <w:pPr>
         <w:pStyle w:val="Titre3"/>
       </w:pPr>
       <w:bookmarkStart w:id="28" w:name="_Toc212816666"/>
       <w:r>
+        <w:lastRenderedPageBreak/>
         <w:t>Personnelle</w:t>
       </w:r>
       <w:bookmarkEnd w:id="28"/>
+    </w:p>
+    <w:p>
+      <w:pPr>
+        <w:keepNext/>
+        <w:keepLines/>
+      </w:pPr>
+      <w:r>
+        <w:t xml:space="preserve">De mon point de vue, le projet est bien construit et correspond à ce que nous avons vu en cours. En revanche, la partie “sauvegarde incrémentielle” mériterait d’être simplifiée ou </w:t>
+      </w:r>
+      <w:r>
+        <w:t>de posséder plus d’indices. Ceci car il n’est pas évident de faire une telle sauvegarde sans les outils nécessaires (mysql entreprise le permet, mais ne nous est pas accessible), ni les connaissances (le cours n’a pas porté sur ce sujet) requises.</w:t>
+      </w:r>
+    </w:p>
+    <w:p>
+      <w:pPr>
+        <w:keepNext/>
+        <w:keepLines/>
+      </w:pPr>
+      <w:r>
+        <w:t xml:space="preserve">À propos des délais, comme le dit la partie ci-dessus, </w:t>
+      </w:r>
+      <w:proofErr w:type="gramStart"/>
+      <w:r>
+        <w:t>la deadline</w:t>
+      </w:r>
+      <w:proofErr w:type="gramEnd"/>
+      <w:r>
+        <w:t xml:space="preserve"> était plus proche que je ne l’escomptait et j’ai été surpris, après que la moitié du temps imparti, de constater qu’en effet, il ne me restait plus que la moitié du temps pour couvrir tous les chapitres restants.</w:t>
+      </w:r>
     </w:p>
     <w:sectPr>
       <w:headerReference w:type="default" r:id="rId10"/>
@@ -12100,6 +13395,7 @@
   <w:style w:type="character" w:default="1" w:styleId="Policepardfaut">
     <w:name w:val="Default Paragraph Font"/>
     <w:uiPriority w:val="1"/>
+    <w:semiHidden/>
     <w:unhideWhenUsed/>
   </w:style>
   <w:style w:type="table" w:default="1" w:styleId="TableauNormal">
